--- a/docs/acceptance-test/per-user/09-sales.westave.docx
+++ b/docs/acceptance-test/per-user/09-sales.westave.docx
@@ -117,7 +117,7 @@
           <w:sz w:val="18"/>
           <w:szCs w:val="18"/>
         </w:rPr>
-        <w:t xml:space="preserve">  ·  29 checks</w:t>
+        <w:t xml:space="preserve">  ·  32 checks</w:t>
       </w:r>
     </w:p>
     <w:tbl>
@@ -8167,6 +8167,883 @@
                 <w:szCs w:val="19"/>
               </w:rPr>
               <w:t xml:space="preserve">A notification names the customer, DR/SI and amount. The invoice is listed with its due date (overdue in red) and can be collected like any credit sale.</w:t>
+            </w:r>
+          </w:p>
+        </w:tc>
+        <w:tc>
+          <w:tcPr>
+            <w:tcW w:type="dxa" w:w="620"/>
+            <w:tcBorders>
+              <w:top w:val="single" w:color="C9D0DC" w:sz="4"/>
+              <w:left w:val="single" w:color="C9D0DC" w:sz="4"/>
+              <w:bottom w:val="single" w:color="C9D0DC" w:sz="4"/>
+              <w:right w:val="single" w:color="C9D0DC" w:sz="4"/>
+            </w:tcBorders>
+            <w:tcMar>
+              <w:top w:type="dxa" w:w="70"/>
+              <w:left w:type="dxa" w:w="100"/>
+              <w:bottom w:type="dxa" w:w="70"/>
+              <w:right w:type="dxa" w:w="100"/>
+            </w:tcMar>
+            <w:vAlign w:val="center"/>
+          </w:tcPr>
+          <w:p>
+            <w:pPr>
+              <w:spacing w:after="0" w:before="0" w:line="264"/>
+              <w:jc w:val="center"/>
+            </w:pPr>
+            <w:r>
+              <w:rPr>
+                <w:rFonts w:ascii="Arial" w:cs="Arial" w:eastAsia="Arial" w:hAnsi="Arial"/>
+                <w:sz w:val="30"/>
+                <w:szCs w:val="30"/>
+              </w:rPr>
+              <w:t xml:space="preserve">☐</w:t>
+            </w:r>
+          </w:p>
+        </w:tc>
+        <w:tc>
+          <w:tcPr>
+            <w:tcW w:type="dxa" w:w="620"/>
+            <w:tcBorders>
+              <w:top w:val="single" w:color="C9D0DC" w:sz="4"/>
+              <w:left w:val="single" w:color="C9D0DC" w:sz="4"/>
+              <w:bottom w:val="single" w:color="C9D0DC" w:sz="4"/>
+              <w:right w:val="single" w:color="C9D0DC" w:sz="4"/>
+            </w:tcBorders>
+            <w:tcMar>
+              <w:top w:type="dxa" w:w="70"/>
+              <w:left w:type="dxa" w:w="100"/>
+              <w:bottom w:type="dxa" w:w="70"/>
+              <w:right w:type="dxa" w:w="100"/>
+            </w:tcMar>
+            <w:vAlign w:val="center"/>
+          </w:tcPr>
+          <w:p>
+            <w:pPr>
+              <w:spacing w:after="0" w:before="0" w:line="264"/>
+              <w:jc w:val="center"/>
+            </w:pPr>
+            <w:r>
+              <w:rPr>
+                <w:rFonts w:ascii="Arial" w:cs="Arial" w:eastAsia="Arial" w:hAnsi="Arial"/>
+                <w:sz w:val="30"/>
+                <w:szCs w:val="30"/>
+              </w:rPr>
+              <w:t xml:space="preserve">☐</w:t>
+            </w:r>
+          </w:p>
+        </w:tc>
+        <w:tc>
+          <w:tcPr>
+            <w:tcW w:type="dxa" w:w="620"/>
+            <w:tcBorders>
+              <w:top w:val="single" w:color="C9D0DC" w:sz="4"/>
+              <w:left w:val="single" w:color="C9D0DC" w:sz="4"/>
+              <w:bottom w:val="single" w:color="C9D0DC" w:sz="4"/>
+              <w:right w:val="single" w:color="C9D0DC" w:sz="4"/>
+            </w:tcBorders>
+            <w:tcMar>
+              <w:top w:type="dxa" w:w="70"/>
+              <w:left w:type="dxa" w:w="100"/>
+              <w:bottom w:type="dxa" w:w="70"/>
+              <w:right w:type="dxa" w:w="100"/>
+            </w:tcMar>
+            <w:vAlign w:val="center"/>
+          </w:tcPr>
+          <w:p>
+            <w:pPr>
+              <w:spacing w:after="0" w:before="0" w:line="264"/>
+              <w:jc w:val="center"/>
+            </w:pPr>
+            <w:r>
+              <w:rPr>
+                <w:rFonts w:ascii="Arial" w:cs="Arial" w:eastAsia="Arial" w:hAnsi="Arial"/>
+                <w:sz w:val="30"/>
+                <w:szCs w:val="30"/>
+              </w:rPr>
+              <w:t xml:space="preserve">☐</w:t>
+            </w:r>
+          </w:p>
+        </w:tc>
+        <w:tc>
+          <w:tcPr>
+            <w:tcW w:type="dxa" w:w="2040"/>
+            <w:tcBorders>
+              <w:top w:val="single" w:color="C9D0DC" w:sz="4"/>
+              <w:left w:val="single" w:color="C9D0DC" w:sz="4"/>
+              <w:bottom w:val="single" w:color="C9D0DC" w:sz="4"/>
+              <w:right w:val="single" w:color="C9D0DC" w:sz="4"/>
+            </w:tcBorders>
+            <w:tcMar>
+              <w:top w:type="dxa" w:w="70"/>
+              <w:left w:type="dxa" w:w="100"/>
+              <w:bottom w:type="dxa" w:w="70"/>
+              <w:right w:type="dxa" w:w="100"/>
+            </w:tcMar>
+            <w:vAlign w:val="top"/>
+          </w:tcPr>
+          <w:p>
+            <w:pPr>
+              <w:spacing w:after="0" w:before="0" w:line="264"/>
+            </w:pPr>
+            <w:r>
+              <w:rPr>
+                <w:rFonts w:ascii="Arial" w:cs="Arial" w:eastAsia="Arial" w:hAnsi="Arial"/>
+                <w:sz w:val="19"/>
+                <w:szCs w:val="19"/>
+              </w:rPr>
+              <w:t xml:space="preserve"> </w:t>
+            </w:r>
+          </w:p>
+        </w:tc>
+      </w:tr>
+      <w:tr>
+        <w:trPr>
+          <w:cantSplit/>
+        </w:trPr>
+        <w:tc>
+          <w:tcPr>
+            <w:tcW w:type="dxa" w:w="860"/>
+            <w:tcBorders>
+              <w:top w:val="single" w:color="C9D0DC" w:sz="4"/>
+              <w:left w:val="single" w:color="C9D0DC" w:sz="4"/>
+              <w:bottom w:val="single" w:color="C9D0DC" w:sz="4"/>
+              <w:right w:val="single" w:color="C9D0DC" w:sz="4"/>
+            </w:tcBorders>
+            <w:tcMar>
+              <w:top w:type="dxa" w:w="70"/>
+              <w:left w:type="dxa" w:w="100"/>
+              <w:bottom w:type="dxa" w:w="70"/>
+              <w:right w:type="dxa" w:w="100"/>
+            </w:tcMar>
+            <w:vAlign w:val="top"/>
+          </w:tcPr>
+          <w:p>
+            <w:pPr>
+              <w:spacing w:after="0" w:before="0" w:line="264"/>
+            </w:pPr>
+            <w:r>
+              <w:rPr>
+                <w:rFonts w:ascii="Arial" w:cs="Arial" w:eastAsia="Arial" w:hAnsi="Arial"/>
+                <w:b/>
+                <w:bCs/>
+                <w:color w:val="5B6477"/>
+                <w:sz w:val="16"/>
+                <w:szCs w:val="16"/>
+              </w:rPr>
+              <w:t xml:space="preserve">SA-28</w:t>
+            </w:r>
+          </w:p>
+        </w:tc>
+        <w:tc>
+          <w:tcPr>
+            <w:tcW w:type="dxa" w:w="5480"/>
+            <w:tcBorders>
+              <w:top w:val="single" w:color="C9D0DC" w:sz="4"/>
+              <w:left w:val="single" w:color="C9D0DC" w:sz="4"/>
+              <w:bottom w:val="single" w:color="C9D0DC" w:sz="4"/>
+              <w:right w:val="single" w:color="C9D0DC" w:sz="4"/>
+            </w:tcBorders>
+            <w:tcMar>
+              <w:top w:type="dxa" w:w="70"/>
+              <w:left w:type="dxa" w:w="100"/>
+              <w:bottom w:type="dxa" w:w="70"/>
+              <w:right w:type="dxa" w:w="100"/>
+            </w:tcMar>
+            <w:vAlign w:val="top"/>
+          </w:tcPr>
+          <w:p>
+            <w:pPr>
+              <w:spacing w:after="40" w:before="0" w:line="264"/>
+            </w:pPr>
+            <w:r>
+              <w:rPr>
+                <w:rFonts w:ascii="Arial" w:cs="Arial" w:eastAsia="Arial" w:hAnsi="Arial"/>
+                <w:b/>
+                <w:bCs/>
+                <w:sz w:val="20"/>
+                <w:szCs w:val="20"/>
+              </w:rPr>
+              <w:t xml:space="preserve">Choose the flavor / expiry and review the sale</w:t>
+            </w:r>
+          </w:p>
+          <w:p>
+            <w:pPr>
+              <w:spacing w:after="40" w:before="0" w:line="264"/>
+            </w:pPr>
+            <w:r>
+              <w:rPr>
+                <w:rFonts w:ascii="Arial" w:cs="Arial" w:eastAsia="Arial" w:hAnsi="Arial"/>
+                <w:i/>
+                <w:iCs/>
+                <w:color w:val="5B6477"/>
+                <w:sz w:val="15"/>
+                <w:szCs w:val="15"/>
+              </w:rPr>
+              <w:t xml:space="preserve">Flow F18 · Flavors, expiry and the Owner's approval</w:t>
+            </w:r>
+          </w:p>
+          <w:p>
+            <w:pPr>
+              <w:spacing w:after="20" w:before="0" w:line="264"/>
+            </w:pPr>
+            <w:r>
+              <w:rPr>
+                <w:rFonts w:ascii="Arial" w:cs="Arial" w:eastAsia="Arial" w:hAnsi="Arial"/>
+                <w:color w:val="5B6477"/>
+                <w:sz w:val="19"/>
+                <w:szCs w:val="19"/>
+              </w:rPr>
+              <w:t xml:space="preserve">1.  </w:t>
+            </w:r>
+            <w:r>
+              <w:rPr>
+                <w:rFonts w:ascii="Arial" w:cs="Arial" w:eastAsia="Arial" w:hAnsi="Arial"/>
+                <w:sz w:val="19"/>
+                <w:szCs w:val="19"/>
+              </w:rPr>
+              <w:t xml:space="preserve">New Sale → search an item: only items with stock at your branch are listed, with the quantity.</w:t>
+            </w:r>
+          </w:p>
+          <w:p>
+            <w:pPr>
+              <w:spacing w:after="20" w:before="0" w:line="264"/>
+            </w:pPr>
+            <w:r>
+              <w:rPr>
+                <w:rFonts w:ascii="Arial" w:cs="Arial" w:eastAsia="Arial" w:hAnsi="Arial"/>
+                <w:color w:val="5B6477"/>
+                <w:sz w:val="19"/>
+                <w:szCs w:val="19"/>
+              </w:rPr>
+              <w:t xml:space="preserve">2.  </w:t>
+            </w:r>
+            <w:r>
+              <w:rPr>
+                <w:rFonts w:ascii="Arial" w:cs="Arial" w:eastAsia="Arial" w:hAnsi="Arial"/>
+                <w:sz w:val="19"/>
+                <w:szCs w:val="19"/>
+              </w:rPr>
+              <w:t xml:space="preserve">Pick an item with two flavors or expiry dates → choose one.</w:t>
+            </w:r>
+          </w:p>
+          <w:p>
+            <w:pPr>
+              <w:spacing w:after="20" w:before="0" w:line="264"/>
+            </w:pPr>
+            <w:r>
+              <w:rPr>
+                <w:rFonts w:ascii="Arial" w:cs="Arial" w:eastAsia="Arial" w:hAnsi="Arial"/>
+                <w:color w:val="5B6477"/>
+                <w:sz w:val="19"/>
+                <w:szCs w:val="19"/>
+              </w:rPr>
+              <w:t xml:space="preserve">3.  </w:t>
+            </w:r>
+            <w:r>
+              <w:rPr>
+                <w:rFonts w:ascii="Arial" w:cs="Arial" w:eastAsia="Arial" w:hAnsi="Arial"/>
+                <w:sz w:val="19"/>
+                <w:szCs w:val="19"/>
+              </w:rPr>
+              <w:t xml:space="preserve">Type more than what is left of it.</w:t>
+            </w:r>
+          </w:p>
+          <w:p>
+            <w:pPr>
+              <w:spacing w:after="20" w:before="0" w:line="264"/>
+            </w:pPr>
+            <w:r>
+              <w:rPr>
+                <w:rFonts w:ascii="Arial" w:cs="Arial" w:eastAsia="Arial" w:hAnsi="Arial"/>
+                <w:color w:val="5B6477"/>
+                <w:sz w:val="19"/>
+                <w:szCs w:val="19"/>
+              </w:rPr>
+              <w:t xml:space="preserve">4.  </w:t>
+            </w:r>
+            <w:r>
+              <w:rPr>
+                <w:rFonts w:ascii="Arial" w:cs="Arial" w:eastAsia="Arial" w:hAnsi="Arial"/>
+                <w:sz w:val="19"/>
+                <w:szCs w:val="19"/>
+              </w:rPr>
+              <w:t xml:space="preserve">Review sale → check every detail → Confirm and save sale.</w:t>
+            </w:r>
+          </w:p>
+          <w:p>
+            <w:pPr>
+              <w:spacing w:after="0" w:before="60" w:line="264"/>
+            </w:pPr>
+            <w:r>
+              <w:rPr>
+                <w:rFonts w:ascii="Arial" w:cs="Arial" w:eastAsia="Arial" w:hAnsi="Arial"/>
+                <w:b/>
+                <w:bCs/>
+                <w:color w:val="0B1F3A"/>
+                <w:sz w:val="19"/>
+                <w:szCs w:val="19"/>
+              </w:rPr>
+              <w:t xml:space="preserve">You should see: </w:t>
+            </w:r>
+            <w:r>
+              <w:rPr>
+                <w:rFonts w:ascii="Arial" w:cs="Arial" w:eastAsia="Arial" w:hAnsi="Arial"/>
+                <w:sz w:val="19"/>
+                <w:szCs w:val="19"/>
+              </w:rPr>
+              <w:t xml:space="preserve">Items at 0 are not listed. The line shows the flavor, expiry and quantity left; too many shows a red warning. The sale is saved only after Confirm.</w:t>
+            </w:r>
+          </w:p>
+        </w:tc>
+        <w:tc>
+          <w:tcPr>
+            <w:tcW w:type="dxa" w:w="620"/>
+            <w:tcBorders>
+              <w:top w:val="single" w:color="C9D0DC" w:sz="4"/>
+              <w:left w:val="single" w:color="C9D0DC" w:sz="4"/>
+              <w:bottom w:val="single" w:color="C9D0DC" w:sz="4"/>
+              <w:right w:val="single" w:color="C9D0DC" w:sz="4"/>
+            </w:tcBorders>
+            <w:tcMar>
+              <w:top w:type="dxa" w:w="70"/>
+              <w:left w:type="dxa" w:w="100"/>
+              <w:bottom w:type="dxa" w:w="70"/>
+              <w:right w:type="dxa" w:w="100"/>
+            </w:tcMar>
+            <w:vAlign w:val="center"/>
+          </w:tcPr>
+          <w:p>
+            <w:pPr>
+              <w:spacing w:after="0" w:before="0" w:line="264"/>
+              <w:jc w:val="center"/>
+            </w:pPr>
+            <w:r>
+              <w:rPr>
+                <w:rFonts w:ascii="Arial" w:cs="Arial" w:eastAsia="Arial" w:hAnsi="Arial"/>
+                <w:sz w:val="30"/>
+                <w:szCs w:val="30"/>
+              </w:rPr>
+              <w:t xml:space="preserve">☐</w:t>
+            </w:r>
+          </w:p>
+        </w:tc>
+        <w:tc>
+          <w:tcPr>
+            <w:tcW w:type="dxa" w:w="620"/>
+            <w:tcBorders>
+              <w:top w:val="single" w:color="C9D0DC" w:sz="4"/>
+              <w:left w:val="single" w:color="C9D0DC" w:sz="4"/>
+              <w:bottom w:val="single" w:color="C9D0DC" w:sz="4"/>
+              <w:right w:val="single" w:color="C9D0DC" w:sz="4"/>
+            </w:tcBorders>
+            <w:tcMar>
+              <w:top w:type="dxa" w:w="70"/>
+              <w:left w:type="dxa" w:w="100"/>
+              <w:bottom w:type="dxa" w:w="70"/>
+              <w:right w:type="dxa" w:w="100"/>
+            </w:tcMar>
+            <w:vAlign w:val="center"/>
+          </w:tcPr>
+          <w:p>
+            <w:pPr>
+              <w:spacing w:after="0" w:before="0" w:line="264"/>
+              <w:jc w:val="center"/>
+            </w:pPr>
+            <w:r>
+              <w:rPr>
+                <w:rFonts w:ascii="Arial" w:cs="Arial" w:eastAsia="Arial" w:hAnsi="Arial"/>
+                <w:sz w:val="30"/>
+                <w:szCs w:val="30"/>
+              </w:rPr>
+              <w:t xml:space="preserve">☐</w:t>
+            </w:r>
+          </w:p>
+        </w:tc>
+        <w:tc>
+          <w:tcPr>
+            <w:tcW w:type="dxa" w:w="620"/>
+            <w:tcBorders>
+              <w:top w:val="single" w:color="C9D0DC" w:sz="4"/>
+              <w:left w:val="single" w:color="C9D0DC" w:sz="4"/>
+              <w:bottom w:val="single" w:color="C9D0DC" w:sz="4"/>
+              <w:right w:val="single" w:color="C9D0DC" w:sz="4"/>
+            </w:tcBorders>
+            <w:tcMar>
+              <w:top w:type="dxa" w:w="70"/>
+              <w:left w:type="dxa" w:w="100"/>
+              <w:bottom w:type="dxa" w:w="70"/>
+              <w:right w:type="dxa" w:w="100"/>
+            </w:tcMar>
+            <w:vAlign w:val="center"/>
+          </w:tcPr>
+          <w:p>
+            <w:pPr>
+              <w:spacing w:after="0" w:before="0" w:line="264"/>
+              <w:jc w:val="center"/>
+            </w:pPr>
+            <w:r>
+              <w:rPr>
+                <w:rFonts w:ascii="Arial" w:cs="Arial" w:eastAsia="Arial" w:hAnsi="Arial"/>
+                <w:sz w:val="30"/>
+                <w:szCs w:val="30"/>
+              </w:rPr>
+              <w:t xml:space="preserve">☐</w:t>
+            </w:r>
+          </w:p>
+        </w:tc>
+        <w:tc>
+          <w:tcPr>
+            <w:tcW w:type="dxa" w:w="2040"/>
+            <w:tcBorders>
+              <w:top w:val="single" w:color="C9D0DC" w:sz="4"/>
+              <w:left w:val="single" w:color="C9D0DC" w:sz="4"/>
+              <w:bottom w:val="single" w:color="C9D0DC" w:sz="4"/>
+              <w:right w:val="single" w:color="C9D0DC" w:sz="4"/>
+            </w:tcBorders>
+            <w:tcMar>
+              <w:top w:type="dxa" w:w="70"/>
+              <w:left w:type="dxa" w:w="100"/>
+              <w:bottom w:type="dxa" w:w="70"/>
+              <w:right w:type="dxa" w:w="100"/>
+            </w:tcMar>
+            <w:vAlign w:val="top"/>
+          </w:tcPr>
+          <w:p>
+            <w:pPr>
+              <w:spacing w:after="0" w:before="0" w:line="264"/>
+            </w:pPr>
+            <w:r>
+              <w:rPr>
+                <w:rFonts w:ascii="Arial" w:cs="Arial" w:eastAsia="Arial" w:hAnsi="Arial"/>
+                <w:sz w:val="19"/>
+                <w:szCs w:val="19"/>
+              </w:rPr>
+              <w:t xml:space="preserve"> </w:t>
+            </w:r>
+          </w:p>
+        </w:tc>
+      </w:tr>
+      <w:tr>
+        <w:trPr>
+          <w:cantSplit/>
+        </w:trPr>
+        <w:tc>
+          <w:tcPr>
+            <w:tcW w:type="dxa" w:w="860"/>
+            <w:tcBorders>
+              <w:top w:val="single" w:color="C9D0DC" w:sz="4"/>
+              <w:left w:val="single" w:color="C9D0DC" w:sz="4"/>
+              <w:bottom w:val="single" w:color="C9D0DC" w:sz="4"/>
+              <w:right w:val="single" w:color="C9D0DC" w:sz="4"/>
+            </w:tcBorders>
+            <w:tcMar>
+              <w:top w:type="dxa" w:w="70"/>
+              <w:left w:type="dxa" w:w="100"/>
+              <w:bottom w:type="dxa" w:w="70"/>
+              <w:right w:type="dxa" w:w="100"/>
+            </w:tcMar>
+            <w:vAlign w:val="top"/>
+          </w:tcPr>
+          <w:p>
+            <w:pPr>
+              <w:spacing w:after="0" w:before="0" w:line="264"/>
+            </w:pPr>
+            <w:r>
+              <w:rPr>
+                <w:rFonts w:ascii="Arial" w:cs="Arial" w:eastAsia="Arial" w:hAnsi="Arial"/>
+                <w:b/>
+                <w:bCs/>
+                <w:color w:val="5B6477"/>
+                <w:sz w:val="16"/>
+                <w:szCs w:val="16"/>
+              </w:rPr>
+              <w:t xml:space="preserve">SA-29</w:t>
+            </w:r>
+          </w:p>
+        </w:tc>
+        <w:tc>
+          <w:tcPr>
+            <w:tcW w:type="dxa" w:w="5480"/>
+            <w:tcBorders>
+              <w:top w:val="single" w:color="C9D0DC" w:sz="4"/>
+              <w:left w:val="single" w:color="C9D0DC" w:sz="4"/>
+              <w:bottom w:val="single" w:color="C9D0DC" w:sz="4"/>
+              <w:right w:val="single" w:color="C9D0DC" w:sz="4"/>
+            </w:tcBorders>
+            <w:tcMar>
+              <w:top w:type="dxa" w:w="70"/>
+              <w:left w:type="dxa" w:w="100"/>
+              <w:bottom w:type="dxa" w:w="70"/>
+              <w:right w:type="dxa" w:w="100"/>
+            </w:tcMar>
+            <w:vAlign w:val="top"/>
+          </w:tcPr>
+          <w:p>
+            <w:pPr>
+              <w:spacing w:after="40" w:before="0" w:line="264"/>
+            </w:pPr>
+            <w:r>
+              <w:rPr>
+                <w:rFonts w:ascii="Arial" w:cs="Arial" w:eastAsia="Arial" w:hAnsi="Arial"/>
+                <w:b/>
+                <w:bCs/>
+                <w:sz w:val="20"/>
+                <w:szCs w:val="20"/>
+              </w:rPr>
+              <w:t xml:space="preserve">Review the Daily Sales Report before submitting</w:t>
+            </w:r>
+          </w:p>
+          <w:p>
+            <w:pPr>
+              <w:spacing w:after="20" w:before="0" w:line="264"/>
+            </w:pPr>
+            <w:r>
+              <w:rPr>
+                <w:rFonts w:ascii="Arial" w:cs="Arial" w:eastAsia="Arial" w:hAnsi="Arial"/>
+                <w:color w:val="5B6477"/>
+                <w:sz w:val="19"/>
+                <w:szCs w:val="19"/>
+              </w:rPr>
+              <w:t xml:space="preserve">1.  </w:t>
+            </w:r>
+            <w:r>
+              <w:rPr>
+                <w:rFonts w:ascii="Arial" w:cs="Arial" w:eastAsia="Arial" w:hAnsi="Arial"/>
+                <w:sz w:val="19"/>
+                <w:szCs w:val="19"/>
+              </w:rPr>
+              <w:t xml:space="preserve">Daily Sales Report → Review report (Excel).</w:t>
+            </w:r>
+          </w:p>
+          <w:p>
+            <w:pPr>
+              <w:spacing w:after="20" w:before="0" w:line="264"/>
+            </w:pPr>
+            <w:r>
+              <w:rPr>
+                <w:rFonts w:ascii="Arial" w:cs="Arial" w:eastAsia="Arial" w:hAnsi="Arial"/>
+                <w:color w:val="5B6477"/>
+                <w:sz w:val="19"/>
+                <w:szCs w:val="19"/>
+              </w:rPr>
+              <w:t xml:space="preserve">2.  </w:t>
+            </w:r>
+            <w:r>
+              <w:rPr>
+                <w:rFonts w:ascii="Arial" w:cs="Arial" w:eastAsia="Arial" w:hAnsi="Arial"/>
+                <w:sz w:val="19"/>
+                <w:szCs w:val="19"/>
+              </w:rPr>
+              <w:t xml:space="preserve">Submit today's report… → try I agree without ticking the review list.</w:t>
+            </w:r>
+          </w:p>
+          <w:p>
+            <w:pPr>
+              <w:spacing w:after="0" w:before="60" w:line="264"/>
+            </w:pPr>
+            <w:r>
+              <w:rPr>
+                <w:rFonts w:ascii="Arial" w:cs="Arial" w:eastAsia="Arial" w:hAnsi="Arial"/>
+                <w:b/>
+                <w:bCs/>
+                <w:color w:val="0B1F3A"/>
+                <w:sz w:val="19"/>
+                <w:szCs w:val="19"/>
+              </w:rPr>
+              <w:t xml:space="preserve">You should see: </w:t>
+            </w:r>
+            <w:r>
+              <w:rPr>
+                <w:rFonts w:ascii="Arial" w:cs="Arial" w:eastAsia="Arial" w:hAnsi="Arial"/>
+                <w:sz w:val="19"/>
+                <w:szCs w:val="19"/>
+              </w:rPr>
+              <w:t xml:space="preserve">The button stays off until the four review items and the acknowledgement are ticked.</w:t>
+            </w:r>
+          </w:p>
+        </w:tc>
+        <w:tc>
+          <w:tcPr>
+            <w:tcW w:type="dxa" w:w="620"/>
+            <w:tcBorders>
+              <w:top w:val="single" w:color="C9D0DC" w:sz="4"/>
+              <w:left w:val="single" w:color="C9D0DC" w:sz="4"/>
+              <w:bottom w:val="single" w:color="C9D0DC" w:sz="4"/>
+              <w:right w:val="single" w:color="C9D0DC" w:sz="4"/>
+            </w:tcBorders>
+            <w:tcMar>
+              <w:top w:type="dxa" w:w="70"/>
+              <w:left w:type="dxa" w:w="100"/>
+              <w:bottom w:type="dxa" w:w="70"/>
+              <w:right w:type="dxa" w:w="100"/>
+            </w:tcMar>
+            <w:vAlign w:val="center"/>
+          </w:tcPr>
+          <w:p>
+            <w:pPr>
+              <w:spacing w:after="0" w:before="0" w:line="264"/>
+              <w:jc w:val="center"/>
+            </w:pPr>
+            <w:r>
+              <w:rPr>
+                <w:rFonts w:ascii="Arial" w:cs="Arial" w:eastAsia="Arial" w:hAnsi="Arial"/>
+                <w:sz w:val="30"/>
+                <w:szCs w:val="30"/>
+              </w:rPr>
+              <w:t xml:space="preserve">☐</w:t>
+            </w:r>
+          </w:p>
+        </w:tc>
+        <w:tc>
+          <w:tcPr>
+            <w:tcW w:type="dxa" w:w="620"/>
+            <w:tcBorders>
+              <w:top w:val="single" w:color="C9D0DC" w:sz="4"/>
+              <w:left w:val="single" w:color="C9D0DC" w:sz="4"/>
+              <w:bottom w:val="single" w:color="C9D0DC" w:sz="4"/>
+              <w:right w:val="single" w:color="C9D0DC" w:sz="4"/>
+            </w:tcBorders>
+            <w:tcMar>
+              <w:top w:type="dxa" w:w="70"/>
+              <w:left w:type="dxa" w:w="100"/>
+              <w:bottom w:type="dxa" w:w="70"/>
+              <w:right w:type="dxa" w:w="100"/>
+            </w:tcMar>
+            <w:vAlign w:val="center"/>
+          </w:tcPr>
+          <w:p>
+            <w:pPr>
+              <w:spacing w:after="0" w:before="0" w:line="264"/>
+              <w:jc w:val="center"/>
+            </w:pPr>
+            <w:r>
+              <w:rPr>
+                <w:rFonts w:ascii="Arial" w:cs="Arial" w:eastAsia="Arial" w:hAnsi="Arial"/>
+                <w:sz w:val="30"/>
+                <w:szCs w:val="30"/>
+              </w:rPr>
+              <w:t xml:space="preserve">☐</w:t>
+            </w:r>
+          </w:p>
+        </w:tc>
+        <w:tc>
+          <w:tcPr>
+            <w:tcW w:type="dxa" w:w="620"/>
+            <w:tcBorders>
+              <w:top w:val="single" w:color="C9D0DC" w:sz="4"/>
+              <w:left w:val="single" w:color="C9D0DC" w:sz="4"/>
+              <w:bottom w:val="single" w:color="C9D0DC" w:sz="4"/>
+              <w:right w:val="single" w:color="C9D0DC" w:sz="4"/>
+            </w:tcBorders>
+            <w:tcMar>
+              <w:top w:type="dxa" w:w="70"/>
+              <w:left w:type="dxa" w:w="100"/>
+              <w:bottom w:type="dxa" w:w="70"/>
+              <w:right w:type="dxa" w:w="100"/>
+            </w:tcMar>
+            <w:vAlign w:val="center"/>
+          </w:tcPr>
+          <w:p>
+            <w:pPr>
+              <w:spacing w:after="0" w:before="0" w:line="264"/>
+              <w:jc w:val="center"/>
+            </w:pPr>
+            <w:r>
+              <w:rPr>
+                <w:rFonts w:ascii="Arial" w:cs="Arial" w:eastAsia="Arial" w:hAnsi="Arial"/>
+                <w:sz w:val="30"/>
+                <w:szCs w:val="30"/>
+              </w:rPr>
+              <w:t xml:space="preserve">☐</w:t>
+            </w:r>
+          </w:p>
+        </w:tc>
+        <w:tc>
+          <w:tcPr>
+            <w:tcW w:type="dxa" w:w="2040"/>
+            <w:tcBorders>
+              <w:top w:val="single" w:color="C9D0DC" w:sz="4"/>
+              <w:left w:val="single" w:color="C9D0DC" w:sz="4"/>
+              <w:bottom w:val="single" w:color="C9D0DC" w:sz="4"/>
+              <w:right w:val="single" w:color="C9D0DC" w:sz="4"/>
+            </w:tcBorders>
+            <w:tcMar>
+              <w:top w:type="dxa" w:w="70"/>
+              <w:left w:type="dxa" w:w="100"/>
+              <w:bottom w:type="dxa" w:w="70"/>
+              <w:right w:type="dxa" w:w="100"/>
+            </w:tcMar>
+            <w:vAlign w:val="top"/>
+          </w:tcPr>
+          <w:p>
+            <w:pPr>
+              <w:spacing w:after="0" w:before="0" w:line="264"/>
+            </w:pPr>
+            <w:r>
+              <w:rPr>
+                <w:rFonts w:ascii="Arial" w:cs="Arial" w:eastAsia="Arial" w:hAnsi="Arial"/>
+                <w:sz w:val="19"/>
+                <w:szCs w:val="19"/>
+              </w:rPr>
+              <w:t xml:space="preserve"> </w:t>
+            </w:r>
+          </w:p>
+        </w:tc>
+      </w:tr>
+      <w:tr>
+        <w:trPr>
+          <w:cantSplit/>
+        </w:trPr>
+        <w:tc>
+          <w:tcPr>
+            <w:tcW w:type="dxa" w:w="860"/>
+            <w:tcBorders>
+              <w:top w:val="single" w:color="C9D0DC" w:sz="4"/>
+              <w:left w:val="single" w:color="C9D0DC" w:sz="4"/>
+              <w:bottom w:val="single" w:color="C9D0DC" w:sz="4"/>
+              <w:right w:val="single" w:color="C9D0DC" w:sz="4"/>
+            </w:tcBorders>
+            <w:tcMar>
+              <w:top w:type="dxa" w:w="70"/>
+              <w:left w:type="dxa" w:w="100"/>
+              <w:bottom w:type="dxa" w:w="70"/>
+              <w:right w:type="dxa" w:w="100"/>
+            </w:tcMar>
+            <w:vAlign w:val="top"/>
+          </w:tcPr>
+          <w:p>
+            <w:pPr>
+              <w:spacing w:after="0" w:before="0" w:line="264"/>
+            </w:pPr>
+            <w:r>
+              <w:rPr>
+                <w:rFonts w:ascii="Arial" w:cs="Arial" w:eastAsia="Arial" w:hAnsi="Arial"/>
+                <w:b/>
+                <w:bCs/>
+                <w:color w:val="5B6477"/>
+                <w:sz w:val="16"/>
+                <w:szCs w:val="16"/>
+              </w:rPr>
+              <w:t xml:space="preserve">SA-30</w:t>
+            </w:r>
+          </w:p>
+        </w:tc>
+        <w:tc>
+          <w:tcPr>
+            <w:tcW w:type="dxa" w:w="5480"/>
+            <w:tcBorders>
+              <w:top w:val="single" w:color="C9D0DC" w:sz="4"/>
+              <w:left w:val="single" w:color="C9D0DC" w:sz="4"/>
+              <w:bottom w:val="single" w:color="C9D0DC" w:sz="4"/>
+              <w:right w:val="single" w:color="C9D0DC" w:sz="4"/>
+            </w:tcBorders>
+            <w:tcMar>
+              <w:top w:type="dxa" w:w="70"/>
+              <w:left w:type="dxa" w:w="100"/>
+              <w:bottom w:type="dxa" w:w="70"/>
+              <w:right w:type="dxa" w:w="100"/>
+            </w:tcMar>
+            <w:vAlign w:val="top"/>
+          </w:tcPr>
+          <w:p>
+            <w:pPr>
+              <w:spacing w:after="40" w:before="0" w:line="264"/>
+            </w:pPr>
+            <w:r>
+              <w:rPr>
+                <w:rFonts w:ascii="Arial" w:cs="Arial" w:eastAsia="Arial" w:hAnsi="Arial"/>
+                <w:b/>
+                <w:bCs/>
+                <w:sz w:val="20"/>
+                <w:szCs w:val="20"/>
+              </w:rPr>
+              <w:t xml:space="preserve">Change a closed day</w:t>
+            </w:r>
+          </w:p>
+          <w:p>
+            <w:pPr>
+              <w:spacing w:after="40" w:before="0" w:line="264"/>
+            </w:pPr>
+            <w:r>
+              <w:rPr>
+                <w:rFonts w:ascii="Arial" w:cs="Arial" w:eastAsia="Arial" w:hAnsi="Arial"/>
+                <w:i/>
+                <w:iCs/>
+                <w:color w:val="5B6477"/>
+                <w:sz w:val="15"/>
+                <w:szCs w:val="15"/>
+              </w:rPr>
+              <w:t xml:space="preserve">Flow F20 · Changing a closed day</w:t>
+            </w:r>
+          </w:p>
+          <w:p>
+            <w:pPr>
+              <w:spacing w:after="20" w:before="0" w:line="264"/>
+            </w:pPr>
+            <w:r>
+              <w:rPr>
+                <w:rFonts w:ascii="Arial" w:cs="Arial" w:eastAsia="Arial" w:hAnsi="Arial"/>
+                <w:color w:val="5B6477"/>
+                <w:sz w:val="19"/>
+                <w:szCs w:val="19"/>
+              </w:rPr>
+              <w:t xml:space="preserve">1.  </w:t>
+            </w:r>
+            <w:r>
+              <w:rPr>
+                <w:rFonts w:ascii="Arial" w:cs="Arial" w:eastAsia="Arial" w:hAnsi="Arial"/>
+                <w:sz w:val="19"/>
+                <w:szCs w:val="19"/>
+              </w:rPr>
+              <w:t xml:space="preserve">After submitting the Daily Sales Report: Daily Close &amp; Deposit → Change a closed day → choose a sale.</w:t>
+            </w:r>
+          </w:p>
+          <w:p>
+            <w:pPr>
+              <w:spacing w:after="20" w:before="0" w:line="264"/>
+            </w:pPr>
+            <w:r>
+              <w:rPr>
+                <w:rFonts w:ascii="Arial" w:cs="Arial" w:eastAsia="Arial" w:hAnsi="Arial"/>
+                <w:color w:val="5B6477"/>
+                <w:sz w:val="19"/>
+                <w:szCs w:val="19"/>
+              </w:rPr>
+              <w:t xml:space="preserve">2.  </w:t>
+            </w:r>
+            <w:r>
+              <w:rPr>
+                <w:rFonts w:ascii="Arial" w:cs="Arial" w:eastAsia="Arial" w:hAnsi="Arial"/>
+                <w:sz w:val="19"/>
+                <w:szCs w:val="19"/>
+              </w:rPr>
+              <w:t xml:space="preserve">Correct details (DR / SI no.), try to send without a reason, then choose a reason → Send.</w:t>
+            </w:r>
+          </w:p>
+          <w:p>
+            <w:pPr>
+              <w:spacing w:after="0" w:before="60" w:line="264"/>
+            </w:pPr>
+            <w:r>
+              <w:rPr>
+                <w:rFonts w:ascii="Arial" w:cs="Arial" w:eastAsia="Arial" w:hAnsi="Arial"/>
+                <w:b/>
+                <w:bCs/>
+                <w:color w:val="0B1F3A"/>
+                <w:sz w:val="19"/>
+                <w:szCs w:val="19"/>
+              </w:rPr>
+              <w:t xml:space="preserve">You should see: </w:t>
+            </w:r>
+            <w:r>
+              <w:rPr>
+                <w:rFonts w:ascii="Arial" w:cs="Arial" w:eastAsia="Arial" w:hAnsi="Arial"/>
+                <w:sz w:val="19"/>
+                <w:szCs w:val="19"/>
+              </w:rPr>
+              <w:t xml:space="preserve">The card shows the approvers (Head Auditor and Asst Auditor). A reason is required. Nothing changes until approved.</w:t>
             </w:r>
           </w:p>
         </w:tc>
@@ -8370,7 +9247,7 @@
                 <w:sz w:val="17"/>
                 <w:szCs w:val="17"/>
               </w:rPr>
-              <w:t xml:space="preserve">Passed (of 29)</w:t>
+              <w:t xml:space="preserve">Passed (of 32)</w:t>
             </w:r>
           </w:p>
         </w:tc>

--- a/docs/acceptance-test/per-user/09-sales.westave.docx
+++ b/docs/acceptance-test/per-user/09-sales.westave.docx
@@ -117,7 +117,7 @@
           <w:sz w:val="18"/>
           <w:szCs w:val="18"/>
         </w:rPr>
-        <w:t xml:space="preserve">  ·  32 checks</w:t>
+        <w:t xml:space="preserve">  ·  38 checks</w:t>
       </w:r>
     </w:p>
     <w:tbl>
@@ -8975,7 +8975,7 @@
                 <w:sz w:val="15"/>
                 <w:szCs w:val="15"/>
               </w:rPr>
-              <w:t xml:space="preserve">Flow F20 · Changing a closed day</w:t>
+              <w:t xml:space="preserve">Flow F20 · Everyone told of a post-close edit</w:t>
             </w:r>
           </w:p>
           <w:p>
@@ -9044,6 +9044,1678 @@
                 <w:szCs w:val="19"/>
               </w:rPr>
               <w:t xml:space="preserve">The card shows the approvers (Head Auditor and Asst Auditor). A reason is required. Nothing changes until approved.</w:t>
+            </w:r>
+          </w:p>
+        </w:tc>
+        <w:tc>
+          <w:tcPr>
+            <w:tcW w:type="dxa" w:w="620"/>
+            <w:tcBorders>
+              <w:top w:val="single" w:color="C9D0DC" w:sz="4"/>
+              <w:left w:val="single" w:color="C9D0DC" w:sz="4"/>
+              <w:bottom w:val="single" w:color="C9D0DC" w:sz="4"/>
+              <w:right w:val="single" w:color="C9D0DC" w:sz="4"/>
+            </w:tcBorders>
+            <w:tcMar>
+              <w:top w:type="dxa" w:w="70"/>
+              <w:left w:type="dxa" w:w="100"/>
+              <w:bottom w:type="dxa" w:w="70"/>
+              <w:right w:type="dxa" w:w="100"/>
+            </w:tcMar>
+            <w:vAlign w:val="center"/>
+          </w:tcPr>
+          <w:p>
+            <w:pPr>
+              <w:spacing w:after="0" w:before="0" w:line="264"/>
+              <w:jc w:val="center"/>
+            </w:pPr>
+            <w:r>
+              <w:rPr>
+                <w:rFonts w:ascii="Arial" w:cs="Arial" w:eastAsia="Arial" w:hAnsi="Arial"/>
+                <w:sz w:val="30"/>
+                <w:szCs w:val="30"/>
+              </w:rPr>
+              <w:t xml:space="preserve">☐</w:t>
+            </w:r>
+          </w:p>
+        </w:tc>
+        <w:tc>
+          <w:tcPr>
+            <w:tcW w:type="dxa" w:w="620"/>
+            <w:tcBorders>
+              <w:top w:val="single" w:color="C9D0DC" w:sz="4"/>
+              <w:left w:val="single" w:color="C9D0DC" w:sz="4"/>
+              <w:bottom w:val="single" w:color="C9D0DC" w:sz="4"/>
+              <w:right w:val="single" w:color="C9D0DC" w:sz="4"/>
+            </w:tcBorders>
+            <w:tcMar>
+              <w:top w:type="dxa" w:w="70"/>
+              <w:left w:type="dxa" w:w="100"/>
+              <w:bottom w:type="dxa" w:w="70"/>
+              <w:right w:type="dxa" w:w="100"/>
+            </w:tcMar>
+            <w:vAlign w:val="center"/>
+          </w:tcPr>
+          <w:p>
+            <w:pPr>
+              <w:spacing w:after="0" w:before="0" w:line="264"/>
+              <w:jc w:val="center"/>
+            </w:pPr>
+            <w:r>
+              <w:rPr>
+                <w:rFonts w:ascii="Arial" w:cs="Arial" w:eastAsia="Arial" w:hAnsi="Arial"/>
+                <w:sz w:val="30"/>
+                <w:szCs w:val="30"/>
+              </w:rPr>
+              <w:t xml:space="preserve">☐</w:t>
+            </w:r>
+          </w:p>
+        </w:tc>
+        <w:tc>
+          <w:tcPr>
+            <w:tcW w:type="dxa" w:w="620"/>
+            <w:tcBorders>
+              <w:top w:val="single" w:color="C9D0DC" w:sz="4"/>
+              <w:left w:val="single" w:color="C9D0DC" w:sz="4"/>
+              <w:bottom w:val="single" w:color="C9D0DC" w:sz="4"/>
+              <w:right w:val="single" w:color="C9D0DC" w:sz="4"/>
+            </w:tcBorders>
+            <w:tcMar>
+              <w:top w:type="dxa" w:w="70"/>
+              <w:left w:type="dxa" w:w="100"/>
+              <w:bottom w:type="dxa" w:w="70"/>
+              <w:right w:type="dxa" w:w="100"/>
+            </w:tcMar>
+            <w:vAlign w:val="center"/>
+          </w:tcPr>
+          <w:p>
+            <w:pPr>
+              <w:spacing w:after="0" w:before="0" w:line="264"/>
+              <w:jc w:val="center"/>
+            </w:pPr>
+            <w:r>
+              <w:rPr>
+                <w:rFonts w:ascii="Arial" w:cs="Arial" w:eastAsia="Arial" w:hAnsi="Arial"/>
+                <w:sz w:val="30"/>
+                <w:szCs w:val="30"/>
+              </w:rPr>
+              <w:t xml:space="preserve">☐</w:t>
+            </w:r>
+          </w:p>
+        </w:tc>
+        <w:tc>
+          <w:tcPr>
+            <w:tcW w:type="dxa" w:w="2040"/>
+            <w:tcBorders>
+              <w:top w:val="single" w:color="C9D0DC" w:sz="4"/>
+              <w:left w:val="single" w:color="C9D0DC" w:sz="4"/>
+              <w:bottom w:val="single" w:color="C9D0DC" w:sz="4"/>
+              <w:right w:val="single" w:color="C9D0DC" w:sz="4"/>
+            </w:tcBorders>
+            <w:tcMar>
+              <w:top w:type="dxa" w:w="70"/>
+              <w:left w:type="dxa" w:w="100"/>
+              <w:bottom w:type="dxa" w:w="70"/>
+              <w:right w:type="dxa" w:w="100"/>
+            </w:tcMar>
+            <w:vAlign w:val="top"/>
+          </w:tcPr>
+          <w:p>
+            <w:pPr>
+              <w:spacing w:after="0" w:before="0" w:line="264"/>
+            </w:pPr>
+            <w:r>
+              <w:rPr>
+                <w:rFonts w:ascii="Arial" w:cs="Arial" w:eastAsia="Arial" w:hAnsi="Arial"/>
+                <w:sz w:val="19"/>
+                <w:szCs w:val="19"/>
+              </w:rPr>
+              <w:t xml:space="preserve"> </w:t>
+            </w:r>
+          </w:p>
+        </w:tc>
+      </w:tr>
+      <w:tr>
+        <w:trPr>
+          <w:cantSplit/>
+        </w:trPr>
+        <w:tc>
+          <w:tcPr>
+            <w:tcW w:type="dxa" w:w="860"/>
+            <w:tcBorders>
+              <w:top w:val="single" w:color="C9D0DC" w:sz="4"/>
+              <w:left w:val="single" w:color="C9D0DC" w:sz="4"/>
+              <w:bottom w:val="single" w:color="C9D0DC" w:sz="4"/>
+              <w:right w:val="single" w:color="C9D0DC" w:sz="4"/>
+            </w:tcBorders>
+            <w:tcMar>
+              <w:top w:type="dxa" w:w="70"/>
+              <w:left w:type="dxa" w:w="100"/>
+              <w:bottom w:type="dxa" w:w="70"/>
+              <w:right w:type="dxa" w:w="100"/>
+            </w:tcMar>
+            <w:vAlign w:val="top"/>
+          </w:tcPr>
+          <w:p>
+            <w:pPr>
+              <w:spacing w:after="0" w:before="0" w:line="264"/>
+            </w:pPr>
+            <w:r>
+              <w:rPr>
+                <w:rFonts w:ascii="Arial" w:cs="Arial" w:eastAsia="Arial" w:hAnsi="Arial"/>
+                <w:b/>
+                <w:bCs/>
+                <w:color w:val="5B6477"/>
+                <w:sz w:val="16"/>
+                <w:szCs w:val="16"/>
+              </w:rPr>
+              <w:t xml:space="preserve">SA-31</w:t>
+            </w:r>
+          </w:p>
+        </w:tc>
+        <w:tc>
+          <w:tcPr>
+            <w:tcW w:type="dxa" w:w="5480"/>
+            <w:tcBorders>
+              <w:top w:val="single" w:color="C9D0DC" w:sz="4"/>
+              <w:left w:val="single" w:color="C9D0DC" w:sz="4"/>
+              <w:bottom w:val="single" w:color="C9D0DC" w:sz="4"/>
+              <w:right w:val="single" w:color="C9D0DC" w:sz="4"/>
+            </w:tcBorders>
+            <w:tcMar>
+              <w:top w:type="dxa" w:w="70"/>
+              <w:left w:type="dxa" w:w="100"/>
+              <w:bottom w:type="dxa" w:w="70"/>
+              <w:right w:type="dxa" w:w="100"/>
+            </w:tcMar>
+            <w:vAlign w:val="top"/>
+          </w:tcPr>
+          <w:p>
+            <w:pPr>
+              <w:spacing w:after="40" w:before="0" w:line="264"/>
+            </w:pPr>
+            <w:r>
+              <w:rPr>
+                <w:rFonts w:ascii="Arial" w:cs="Arial" w:eastAsia="Arial" w:hAnsi="Arial"/>
+                <w:b/>
+                <w:bCs/>
+                <w:sz w:val="20"/>
+                <w:szCs w:val="20"/>
+              </w:rPr>
+              <w:t xml:space="preserve">Credit-card price</w:t>
+            </w:r>
+          </w:p>
+          <w:p>
+            <w:pPr>
+              <w:spacing w:after="20" w:before="0" w:line="264"/>
+            </w:pPr>
+            <w:r>
+              <w:rPr>
+                <w:rFonts w:ascii="Arial" w:cs="Arial" w:eastAsia="Arial" w:hAnsi="Arial"/>
+                <w:color w:val="5B6477"/>
+                <w:sz w:val="19"/>
+                <w:szCs w:val="19"/>
+              </w:rPr>
+              <w:t xml:space="preserve">1.  </w:t>
+            </w:r>
+            <w:r>
+              <w:rPr>
+                <w:rFonts w:ascii="Arial" w:cs="Arial" w:eastAsia="Arial" w:hAnsi="Arial"/>
+                <w:sz w:val="19"/>
+                <w:szCs w:val="19"/>
+              </w:rPr>
+              <w:t xml:space="preserve">New Sale → choose a retail item → payment Card.</w:t>
+            </w:r>
+          </w:p>
+          <w:p>
+            <w:pPr>
+              <w:spacing w:after="20" w:before="0" w:line="264"/>
+            </w:pPr>
+            <w:r>
+              <w:rPr>
+                <w:rFonts w:ascii="Arial" w:cs="Arial" w:eastAsia="Arial" w:hAnsi="Arial"/>
+                <w:color w:val="5B6477"/>
+                <w:sz w:val="19"/>
+                <w:szCs w:val="19"/>
+              </w:rPr>
+              <w:t xml:space="preserve">2.  </w:t>
+            </w:r>
+            <w:r>
+              <w:rPr>
+                <w:rFonts w:ascii="Arial" w:cs="Arial" w:eastAsia="Arial" w:hAnsi="Arial"/>
+                <w:sz w:val="19"/>
+                <w:szCs w:val="19"/>
+              </w:rPr>
+              <w:t xml:space="preserve">Compare the price with the same item paid in Cash.</w:t>
+            </w:r>
+          </w:p>
+          <w:p>
+            <w:pPr>
+              <w:spacing w:after="0" w:before="60" w:line="264"/>
+            </w:pPr>
+            <w:r>
+              <w:rPr>
+                <w:rFonts w:ascii="Arial" w:cs="Arial" w:eastAsia="Arial" w:hAnsi="Arial"/>
+                <w:b/>
+                <w:bCs/>
+                <w:color w:val="0B1F3A"/>
+                <w:sz w:val="19"/>
+                <w:szCs w:val="19"/>
+              </w:rPr>
+              <w:t xml:space="preserve">You should see: </w:t>
+            </w:r>
+            <w:r>
+              <w:rPr>
+                <w:rFonts w:ascii="Arial" w:cs="Arial" w:eastAsia="Arial" w:hAnsi="Arial"/>
+                <w:sz w:val="19"/>
+                <w:szCs w:val="19"/>
+              </w:rPr>
+              <w:t xml:space="preserve">The card price is the SRP ÷ 0.96 (about 4% more), with centavos. Cash stays at SRP.</w:t>
+            </w:r>
+          </w:p>
+        </w:tc>
+        <w:tc>
+          <w:tcPr>
+            <w:tcW w:type="dxa" w:w="620"/>
+            <w:tcBorders>
+              <w:top w:val="single" w:color="C9D0DC" w:sz="4"/>
+              <w:left w:val="single" w:color="C9D0DC" w:sz="4"/>
+              <w:bottom w:val="single" w:color="C9D0DC" w:sz="4"/>
+              <w:right w:val="single" w:color="C9D0DC" w:sz="4"/>
+            </w:tcBorders>
+            <w:tcMar>
+              <w:top w:type="dxa" w:w="70"/>
+              <w:left w:type="dxa" w:w="100"/>
+              <w:bottom w:type="dxa" w:w="70"/>
+              <w:right w:type="dxa" w:w="100"/>
+            </w:tcMar>
+            <w:vAlign w:val="center"/>
+          </w:tcPr>
+          <w:p>
+            <w:pPr>
+              <w:spacing w:after="0" w:before="0" w:line="264"/>
+              <w:jc w:val="center"/>
+            </w:pPr>
+            <w:r>
+              <w:rPr>
+                <w:rFonts w:ascii="Arial" w:cs="Arial" w:eastAsia="Arial" w:hAnsi="Arial"/>
+                <w:sz w:val="30"/>
+                <w:szCs w:val="30"/>
+              </w:rPr>
+              <w:t xml:space="preserve">☐</w:t>
+            </w:r>
+          </w:p>
+        </w:tc>
+        <w:tc>
+          <w:tcPr>
+            <w:tcW w:type="dxa" w:w="620"/>
+            <w:tcBorders>
+              <w:top w:val="single" w:color="C9D0DC" w:sz="4"/>
+              <w:left w:val="single" w:color="C9D0DC" w:sz="4"/>
+              <w:bottom w:val="single" w:color="C9D0DC" w:sz="4"/>
+              <w:right w:val="single" w:color="C9D0DC" w:sz="4"/>
+            </w:tcBorders>
+            <w:tcMar>
+              <w:top w:type="dxa" w:w="70"/>
+              <w:left w:type="dxa" w:w="100"/>
+              <w:bottom w:type="dxa" w:w="70"/>
+              <w:right w:type="dxa" w:w="100"/>
+            </w:tcMar>
+            <w:vAlign w:val="center"/>
+          </w:tcPr>
+          <w:p>
+            <w:pPr>
+              <w:spacing w:after="0" w:before="0" w:line="264"/>
+              <w:jc w:val="center"/>
+            </w:pPr>
+            <w:r>
+              <w:rPr>
+                <w:rFonts w:ascii="Arial" w:cs="Arial" w:eastAsia="Arial" w:hAnsi="Arial"/>
+                <w:sz w:val="30"/>
+                <w:szCs w:val="30"/>
+              </w:rPr>
+              <w:t xml:space="preserve">☐</w:t>
+            </w:r>
+          </w:p>
+        </w:tc>
+        <w:tc>
+          <w:tcPr>
+            <w:tcW w:type="dxa" w:w="620"/>
+            <w:tcBorders>
+              <w:top w:val="single" w:color="C9D0DC" w:sz="4"/>
+              <w:left w:val="single" w:color="C9D0DC" w:sz="4"/>
+              <w:bottom w:val="single" w:color="C9D0DC" w:sz="4"/>
+              <w:right w:val="single" w:color="C9D0DC" w:sz="4"/>
+            </w:tcBorders>
+            <w:tcMar>
+              <w:top w:type="dxa" w:w="70"/>
+              <w:left w:type="dxa" w:w="100"/>
+              <w:bottom w:type="dxa" w:w="70"/>
+              <w:right w:type="dxa" w:w="100"/>
+            </w:tcMar>
+            <w:vAlign w:val="center"/>
+          </w:tcPr>
+          <w:p>
+            <w:pPr>
+              <w:spacing w:after="0" w:before="0" w:line="264"/>
+              <w:jc w:val="center"/>
+            </w:pPr>
+            <w:r>
+              <w:rPr>
+                <w:rFonts w:ascii="Arial" w:cs="Arial" w:eastAsia="Arial" w:hAnsi="Arial"/>
+                <w:sz w:val="30"/>
+                <w:szCs w:val="30"/>
+              </w:rPr>
+              <w:t xml:space="preserve">☐</w:t>
+            </w:r>
+          </w:p>
+        </w:tc>
+        <w:tc>
+          <w:tcPr>
+            <w:tcW w:type="dxa" w:w="2040"/>
+            <w:tcBorders>
+              <w:top w:val="single" w:color="C9D0DC" w:sz="4"/>
+              <w:left w:val="single" w:color="C9D0DC" w:sz="4"/>
+              <w:bottom w:val="single" w:color="C9D0DC" w:sz="4"/>
+              <w:right w:val="single" w:color="C9D0DC" w:sz="4"/>
+            </w:tcBorders>
+            <w:tcMar>
+              <w:top w:type="dxa" w:w="70"/>
+              <w:left w:type="dxa" w:w="100"/>
+              <w:bottom w:type="dxa" w:w="70"/>
+              <w:right w:type="dxa" w:w="100"/>
+            </w:tcMar>
+            <w:vAlign w:val="top"/>
+          </w:tcPr>
+          <w:p>
+            <w:pPr>
+              <w:spacing w:after="0" w:before="0" w:line="264"/>
+            </w:pPr>
+            <w:r>
+              <w:rPr>
+                <w:rFonts w:ascii="Arial" w:cs="Arial" w:eastAsia="Arial" w:hAnsi="Arial"/>
+                <w:sz w:val="19"/>
+                <w:szCs w:val="19"/>
+              </w:rPr>
+              <w:t xml:space="preserve"> </w:t>
+            </w:r>
+          </w:p>
+        </w:tc>
+      </w:tr>
+      <w:tr>
+        <w:trPr>
+          <w:cantSplit/>
+        </w:trPr>
+        <w:tc>
+          <w:tcPr>
+            <w:tcW w:type="dxa" w:w="860"/>
+            <w:tcBorders>
+              <w:top w:val="single" w:color="C9D0DC" w:sz="4"/>
+              <w:left w:val="single" w:color="C9D0DC" w:sz="4"/>
+              <w:bottom w:val="single" w:color="C9D0DC" w:sz="4"/>
+              <w:right w:val="single" w:color="C9D0DC" w:sz="4"/>
+            </w:tcBorders>
+            <w:tcMar>
+              <w:top w:type="dxa" w:w="70"/>
+              <w:left w:type="dxa" w:w="100"/>
+              <w:bottom w:type="dxa" w:w="70"/>
+              <w:right w:type="dxa" w:w="100"/>
+            </w:tcMar>
+            <w:vAlign w:val="top"/>
+          </w:tcPr>
+          <w:p>
+            <w:pPr>
+              <w:spacing w:after="0" w:before="0" w:line="264"/>
+            </w:pPr>
+            <w:r>
+              <w:rPr>
+                <w:rFonts w:ascii="Arial" w:cs="Arial" w:eastAsia="Arial" w:hAnsi="Arial"/>
+                <w:b/>
+                <w:bCs/>
+                <w:color w:val="5B6477"/>
+                <w:sz w:val="16"/>
+                <w:szCs w:val="16"/>
+              </w:rPr>
+              <w:t xml:space="preserve">SA-32</w:t>
+            </w:r>
+          </w:p>
+        </w:tc>
+        <w:tc>
+          <w:tcPr>
+            <w:tcW w:type="dxa" w:w="5480"/>
+            <w:tcBorders>
+              <w:top w:val="single" w:color="C9D0DC" w:sz="4"/>
+              <w:left w:val="single" w:color="C9D0DC" w:sz="4"/>
+              <w:bottom w:val="single" w:color="C9D0DC" w:sz="4"/>
+              <w:right w:val="single" w:color="C9D0DC" w:sz="4"/>
+            </w:tcBorders>
+            <w:tcMar>
+              <w:top w:type="dxa" w:w="70"/>
+              <w:left w:type="dxa" w:w="100"/>
+              <w:bottom w:type="dxa" w:w="70"/>
+              <w:right w:type="dxa" w:w="100"/>
+            </w:tcMar>
+            <w:vAlign w:val="top"/>
+          </w:tcPr>
+          <w:p>
+            <w:pPr>
+              <w:spacing w:after="40" w:before="0" w:line="264"/>
+            </w:pPr>
+            <w:r>
+              <w:rPr>
+                <w:rFonts w:ascii="Arial" w:cs="Arial" w:eastAsia="Arial" w:hAnsi="Arial"/>
+                <w:b/>
+                <w:bCs/>
+                <w:sz w:val="20"/>
+                <w:szCs w:val="20"/>
+              </w:rPr>
+              <w:t xml:space="preserve">6-Pack sticker and redeeming a card</w:t>
+            </w:r>
+          </w:p>
+          <w:p>
+            <w:pPr>
+              <w:spacing w:after="40" w:before="0" w:line="264"/>
+            </w:pPr>
+            <w:r>
+              <w:rPr>
+                <w:rFonts w:ascii="Arial" w:cs="Arial" w:eastAsia="Arial" w:hAnsi="Arial"/>
+                <w:i/>
+                <w:iCs/>
+                <w:color w:val="5B6477"/>
+                <w:sz w:val="15"/>
+                <w:szCs w:val="15"/>
+              </w:rPr>
+              <w:t xml:space="preserve">Flow F23 · 6-Pack Card and the override</w:t>
+            </w:r>
+          </w:p>
+          <w:p>
+            <w:pPr>
+              <w:spacing w:after="20" w:before="0" w:line="264"/>
+            </w:pPr>
+            <w:r>
+              <w:rPr>
+                <w:rFonts w:ascii="Arial" w:cs="Arial" w:eastAsia="Arial" w:hAnsi="Arial"/>
+                <w:color w:val="5B6477"/>
+                <w:sz w:val="19"/>
+                <w:szCs w:val="19"/>
+              </w:rPr>
+              <w:t xml:space="preserve">1.  </w:t>
+            </w:r>
+            <w:r>
+              <w:rPr>
+                <w:rFonts w:ascii="Arial" w:cs="Arial" w:eastAsia="Arial" w:hAnsi="Arial"/>
+                <w:sz w:val="19"/>
+                <w:szCs w:val="19"/>
+              </w:rPr>
+              <w:t xml:space="preserve">New Sale → tick 6-Pack sticker given → type the customer name and mobile number → Save.</w:t>
+            </w:r>
+          </w:p>
+          <w:p>
+            <w:pPr>
+              <w:spacing w:after="20" w:before="0" w:line="264"/>
+            </w:pPr>
+            <w:r>
+              <w:rPr>
+                <w:rFonts w:ascii="Arial" w:cs="Arial" w:eastAsia="Arial" w:hAnsi="Arial"/>
+                <w:color w:val="5B6477"/>
+                <w:sz w:val="19"/>
+                <w:szCs w:val="19"/>
+              </w:rPr>
+              <w:t xml:space="preserve">2.  </w:t>
+            </w:r>
+            <w:r>
+              <w:rPr>
+                <w:rFonts w:ascii="Arial" w:cs="Arial" w:eastAsia="Arial" w:hAnsi="Arial"/>
+                <w:sz w:val="19"/>
+                <w:szCs w:val="19"/>
+              </w:rPr>
+              <w:t xml:space="preserve">Open 6-Pack Card. Find the customer; when the stickers reach six, press Redeem a card, complete name, email and address → Redeem.</w:t>
+            </w:r>
+          </w:p>
+          <w:p>
+            <w:pPr>
+              <w:spacing w:after="20" w:before="0" w:line="264"/>
+            </w:pPr>
+            <w:r>
+              <w:rPr>
+                <w:rFonts w:ascii="Arial" w:cs="Arial" w:eastAsia="Arial" w:hAnsi="Arial"/>
+                <w:color w:val="5B6477"/>
+                <w:sz w:val="19"/>
+                <w:szCs w:val="19"/>
+              </w:rPr>
+              <w:t xml:space="preserve">3.  </w:t>
+            </w:r>
+            <w:r>
+              <w:rPr>
+                <w:rFonts w:ascii="Arial" w:cs="Arial" w:eastAsia="Arial" w:hAnsi="Arial"/>
+                <w:sz w:val="19"/>
+                <w:szCs w:val="19"/>
+              </w:rPr>
+              <w:t xml:space="preserve">Open Daily Close and look at the expenses.</w:t>
+            </w:r>
+          </w:p>
+          <w:p>
+            <w:pPr>
+              <w:spacing w:after="0" w:before="60" w:line="264"/>
+            </w:pPr>
+            <w:r>
+              <w:rPr>
+                <w:rFonts w:ascii="Arial" w:cs="Arial" w:eastAsia="Arial" w:hAnsi="Arial"/>
+                <w:b/>
+                <w:bCs/>
+                <w:color w:val="0B1F3A"/>
+                <w:sz w:val="19"/>
+                <w:szCs w:val="19"/>
+              </w:rPr>
+              <w:t xml:space="preserve">You should see: </w:t>
+            </w:r>
+            <w:r>
+              <w:rPr>
+                <w:rFonts w:ascii="Arial" w:cs="Arial" w:eastAsia="Arial" w:hAnsi="Arial"/>
+                <w:sz w:val="19"/>
+                <w:szCs w:val="19"/>
+              </w:rPr>
+              <w:t xml:space="preserve">A sticker is recorded for each supplement on the DR. The ₱300 card appears as a 6-Pack Card expense of your branch, tagged to the customer. Missing customer data stops you with a clear message.</w:t>
+            </w:r>
+          </w:p>
+        </w:tc>
+        <w:tc>
+          <w:tcPr>
+            <w:tcW w:type="dxa" w:w="620"/>
+            <w:tcBorders>
+              <w:top w:val="single" w:color="C9D0DC" w:sz="4"/>
+              <w:left w:val="single" w:color="C9D0DC" w:sz="4"/>
+              <w:bottom w:val="single" w:color="C9D0DC" w:sz="4"/>
+              <w:right w:val="single" w:color="C9D0DC" w:sz="4"/>
+            </w:tcBorders>
+            <w:tcMar>
+              <w:top w:type="dxa" w:w="70"/>
+              <w:left w:type="dxa" w:w="100"/>
+              <w:bottom w:type="dxa" w:w="70"/>
+              <w:right w:type="dxa" w:w="100"/>
+            </w:tcMar>
+            <w:vAlign w:val="center"/>
+          </w:tcPr>
+          <w:p>
+            <w:pPr>
+              <w:spacing w:after="0" w:before="0" w:line="264"/>
+              <w:jc w:val="center"/>
+            </w:pPr>
+            <w:r>
+              <w:rPr>
+                <w:rFonts w:ascii="Arial" w:cs="Arial" w:eastAsia="Arial" w:hAnsi="Arial"/>
+                <w:sz w:val="30"/>
+                <w:szCs w:val="30"/>
+              </w:rPr>
+              <w:t xml:space="preserve">☐</w:t>
+            </w:r>
+          </w:p>
+        </w:tc>
+        <w:tc>
+          <w:tcPr>
+            <w:tcW w:type="dxa" w:w="620"/>
+            <w:tcBorders>
+              <w:top w:val="single" w:color="C9D0DC" w:sz="4"/>
+              <w:left w:val="single" w:color="C9D0DC" w:sz="4"/>
+              <w:bottom w:val="single" w:color="C9D0DC" w:sz="4"/>
+              <w:right w:val="single" w:color="C9D0DC" w:sz="4"/>
+            </w:tcBorders>
+            <w:tcMar>
+              <w:top w:type="dxa" w:w="70"/>
+              <w:left w:type="dxa" w:w="100"/>
+              <w:bottom w:type="dxa" w:w="70"/>
+              <w:right w:type="dxa" w:w="100"/>
+            </w:tcMar>
+            <w:vAlign w:val="center"/>
+          </w:tcPr>
+          <w:p>
+            <w:pPr>
+              <w:spacing w:after="0" w:before="0" w:line="264"/>
+              <w:jc w:val="center"/>
+            </w:pPr>
+            <w:r>
+              <w:rPr>
+                <w:rFonts w:ascii="Arial" w:cs="Arial" w:eastAsia="Arial" w:hAnsi="Arial"/>
+                <w:sz w:val="30"/>
+                <w:szCs w:val="30"/>
+              </w:rPr>
+              <w:t xml:space="preserve">☐</w:t>
+            </w:r>
+          </w:p>
+        </w:tc>
+        <w:tc>
+          <w:tcPr>
+            <w:tcW w:type="dxa" w:w="620"/>
+            <w:tcBorders>
+              <w:top w:val="single" w:color="C9D0DC" w:sz="4"/>
+              <w:left w:val="single" w:color="C9D0DC" w:sz="4"/>
+              <w:bottom w:val="single" w:color="C9D0DC" w:sz="4"/>
+              <w:right w:val="single" w:color="C9D0DC" w:sz="4"/>
+            </w:tcBorders>
+            <w:tcMar>
+              <w:top w:type="dxa" w:w="70"/>
+              <w:left w:type="dxa" w:w="100"/>
+              <w:bottom w:type="dxa" w:w="70"/>
+              <w:right w:type="dxa" w:w="100"/>
+            </w:tcMar>
+            <w:vAlign w:val="center"/>
+          </w:tcPr>
+          <w:p>
+            <w:pPr>
+              <w:spacing w:after="0" w:before="0" w:line="264"/>
+              <w:jc w:val="center"/>
+            </w:pPr>
+            <w:r>
+              <w:rPr>
+                <w:rFonts w:ascii="Arial" w:cs="Arial" w:eastAsia="Arial" w:hAnsi="Arial"/>
+                <w:sz w:val="30"/>
+                <w:szCs w:val="30"/>
+              </w:rPr>
+              <w:t xml:space="preserve">☐</w:t>
+            </w:r>
+          </w:p>
+        </w:tc>
+        <w:tc>
+          <w:tcPr>
+            <w:tcW w:type="dxa" w:w="2040"/>
+            <w:tcBorders>
+              <w:top w:val="single" w:color="C9D0DC" w:sz="4"/>
+              <w:left w:val="single" w:color="C9D0DC" w:sz="4"/>
+              <w:bottom w:val="single" w:color="C9D0DC" w:sz="4"/>
+              <w:right w:val="single" w:color="C9D0DC" w:sz="4"/>
+            </w:tcBorders>
+            <w:tcMar>
+              <w:top w:type="dxa" w:w="70"/>
+              <w:left w:type="dxa" w:w="100"/>
+              <w:bottom w:type="dxa" w:w="70"/>
+              <w:right w:type="dxa" w:w="100"/>
+            </w:tcMar>
+            <w:vAlign w:val="top"/>
+          </w:tcPr>
+          <w:p>
+            <w:pPr>
+              <w:spacing w:after="0" w:before="0" w:line="264"/>
+            </w:pPr>
+            <w:r>
+              <w:rPr>
+                <w:rFonts w:ascii="Arial" w:cs="Arial" w:eastAsia="Arial" w:hAnsi="Arial"/>
+                <w:sz w:val="19"/>
+                <w:szCs w:val="19"/>
+              </w:rPr>
+              <w:t xml:space="preserve"> </w:t>
+            </w:r>
+          </w:p>
+        </w:tc>
+      </w:tr>
+      <w:tr>
+        <w:trPr>
+          <w:cantSplit/>
+        </w:trPr>
+        <w:tc>
+          <w:tcPr>
+            <w:tcW w:type="dxa" w:w="860"/>
+            <w:tcBorders>
+              <w:top w:val="single" w:color="C9D0DC" w:sz="4"/>
+              <w:left w:val="single" w:color="C9D0DC" w:sz="4"/>
+              <w:bottom w:val="single" w:color="C9D0DC" w:sz="4"/>
+              <w:right w:val="single" w:color="C9D0DC" w:sz="4"/>
+            </w:tcBorders>
+            <w:tcMar>
+              <w:top w:type="dxa" w:w="70"/>
+              <w:left w:type="dxa" w:w="100"/>
+              <w:bottom w:type="dxa" w:w="70"/>
+              <w:right w:type="dxa" w:w="100"/>
+            </w:tcMar>
+            <w:vAlign w:val="top"/>
+          </w:tcPr>
+          <w:p>
+            <w:pPr>
+              <w:spacing w:after="0" w:before="0" w:line="264"/>
+            </w:pPr>
+            <w:r>
+              <w:rPr>
+                <w:rFonts w:ascii="Arial" w:cs="Arial" w:eastAsia="Arial" w:hAnsi="Arial"/>
+                <w:b/>
+                <w:bCs/>
+                <w:color w:val="5B6477"/>
+                <w:sz w:val="16"/>
+                <w:szCs w:val="16"/>
+              </w:rPr>
+              <w:t xml:space="preserve">SA-33</w:t>
+            </w:r>
+          </w:p>
+        </w:tc>
+        <w:tc>
+          <w:tcPr>
+            <w:tcW w:type="dxa" w:w="5480"/>
+            <w:tcBorders>
+              <w:top w:val="single" w:color="C9D0DC" w:sz="4"/>
+              <w:left w:val="single" w:color="C9D0DC" w:sz="4"/>
+              <w:bottom w:val="single" w:color="C9D0DC" w:sz="4"/>
+              <w:right w:val="single" w:color="C9D0DC" w:sz="4"/>
+            </w:tcBorders>
+            <w:tcMar>
+              <w:top w:type="dxa" w:w="70"/>
+              <w:left w:type="dxa" w:w="100"/>
+              <w:bottom w:type="dxa" w:w="70"/>
+              <w:right w:type="dxa" w:w="100"/>
+            </w:tcMar>
+            <w:vAlign w:val="top"/>
+          </w:tcPr>
+          <w:p>
+            <w:pPr>
+              <w:spacing w:after="40" w:before="0" w:line="264"/>
+            </w:pPr>
+            <w:r>
+              <w:rPr>
+                <w:rFonts w:ascii="Arial" w:cs="Arial" w:eastAsia="Arial" w:hAnsi="Arial"/>
+                <w:b/>
+                <w:bCs/>
+                <w:sz w:val="20"/>
+                <w:szCs w:val="20"/>
+              </w:rPr>
+              <w:t xml:space="preserve">Cash deposit with the slip</w:t>
+            </w:r>
+          </w:p>
+          <w:p>
+            <w:pPr>
+              <w:spacing w:after="40" w:before="0" w:line="264"/>
+            </w:pPr>
+            <w:r>
+              <w:rPr>
+                <w:rFonts w:ascii="Arial" w:cs="Arial" w:eastAsia="Arial" w:hAnsi="Arial"/>
+                <w:i/>
+                <w:iCs/>
+                <w:color w:val="5B6477"/>
+                <w:sz w:val="15"/>
+                <w:szCs w:val="15"/>
+              </w:rPr>
+              <w:t xml:space="preserve">Flow F22 · Cash deposit slip and its two checks</w:t>
+            </w:r>
+          </w:p>
+          <w:p>
+            <w:pPr>
+              <w:spacing w:after="20" w:before="0" w:line="264"/>
+            </w:pPr>
+            <w:r>
+              <w:rPr>
+                <w:rFonts w:ascii="Arial" w:cs="Arial" w:eastAsia="Arial" w:hAnsi="Arial"/>
+                <w:color w:val="5B6477"/>
+                <w:sz w:val="19"/>
+                <w:szCs w:val="19"/>
+              </w:rPr>
+              <w:t xml:space="preserve">1.  </w:t>
+            </w:r>
+            <w:r>
+              <w:rPr>
+                <w:rFonts w:ascii="Arial" w:cs="Arial" w:eastAsia="Arial" w:hAnsi="Arial"/>
+                <w:sz w:val="19"/>
+                <w:szCs w:val="19"/>
+              </w:rPr>
+              <w:t xml:space="preserve">Open Daily Close &amp; Deposit. Look at the calendar: coloured days still have cash to deposit.</w:t>
+            </w:r>
+          </w:p>
+          <w:p>
+            <w:pPr>
+              <w:spacing w:after="20" w:before="0" w:line="264"/>
+            </w:pPr>
+            <w:r>
+              <w:rPr>
+                <w:rFonts w:ascii="Arial" w:cs="Arial" w:eastAsia="Arial" w:hAnsi="Arial"/>
+                <w:color w:val="5B6477"/>
+                <w:sz w:val="19"/>
+                <w:szCs w:val="19"/>
+              </w:rPr>
+              <w:t xml:space="preserve">2.  </w:t>
+            </w:r>
+            <w:r>
+              <w:rPr>
+                <w:rFonts w:ascii="Arial" w:cs="Arial" w:eastAsia="Arial" w:hAnsi="Arial"/>
+                <w:sz w:val="19"/>
+                <w:szCs w:val="19"/>
+              </w:rPr>
+              <w:t xml:space="preserve">Press a coloured date (or the box beside the calendar). Choose the bank, type the amount, try Record deposit without a slip.</w:t>
+            </w:r>
+          </w:p>
+          <w:p>
+            <w:pPr>
+              <w:spacing w:after="20" w:before="0" w:line="264"/>
+            </w:pPr>
+            <w:r>
+              <w:rPr>
+                <w:rFonts w:ascii="Arial" w:cs="Arial" w:eastAsia="Arial" w:hAnsi="Arial"/>
+                <w:color w:val="5B6477"/>
+                <w:sz w:val="19"/>
+                <w:szCs w:val="19"/>
+              </w:rPr>
+              <w:t xml:space="preserve">3.  </w:t>
+            </w:r>
+            <w:r>
+              <w:rPr>
+                <w:rFonts w:ascii="Arial" w:cs="Arial" w:eastAsia="Arial" w:hAnsi="Arial"/>
+                <w:sz w:val="19"/>
+                <w:szCs w:val="19"/>
+              </w:rPr>
+              <w:t xml:space="preserve">Attach the deposit slip → Record deposit. Look at the list of deposits below.</w:t>
+            </w:r>
+          </w:p>
+          <w:p>
+            <w:pPr>
+              <w:spacing w:after="0" w:before="60" w:line="264"/>
+            </w:pPr>
+            <w:r>
+              <w:rPr>
+                <w:rFonts w:ascii="Arial" w:cs="Arial" w:eastAsia="Arial" w:hAnsi="Arial"/>
+                <w:b/>
+                <w:bCs/>
+                <w:color w:val="0B1F3A"/>
+                <w:sz w:val="19"/>
+                <w:szCs w:val="19"/>
+              </w:rPr>
+              <w:t xml:space="preserve">You should see: </w:t>
+            </w:r>
+            <w:r>
+              <w:rPr>
+                <w:rFonts w:ascii="Arial" w:cs="Arial" w:eastAsia="Arial" w:hAnsi="Arial"/>
+                <w:sz w:val="19"/>
+                <w:szCs w:val="19"/>
+              </w:rPr>
+              <w:t xml:space="preserve">Without the slip: "Attach the slip first." With it, the deposit is listed with View slip and its checking status (Audit, then Accounting).</w:t>
+            </w:r>
+          </w:p>
+        </w:tc>
+        <w:tc>
+          <w:tcPr>
+            <w:tcW w:type="dxa" w:w="620"/>
+            <w:tcBorders>
+              <w:top w:val="single" w:color="C9D0DC" w:sz="4"/>
+              <w:left w:val="single" w:color="C9D0DC" w:sz="4"/>
+              <w:bottom w:val="single" w:color="C9D0DC" w:sz="4"/>
+              <w:right w:val="single" w:color="C9D0DC" w:sz="4"/>
+            </w:tcBorders>
+            <w:tcMar>
+              <w:top w:type="dxa" w:w="70"/>
+              <w:left w:type="dxa" w:w="100"/>
+              <w:bottom w:type="dxa" w:w="70"/>
+              <w:right w:type="dxa" w:w="100"/>
+            </w:tcMar>
+            <w:vAlign w:val="center"/>
+          </w:tcPr>
+          <w:p>
+            <w:pPr>
+              <w:spacing w:after="0" w:before="0" w:line="264"/>
+              <w:jc w:val="center"/>
+            </w:pPr>
+            <w:r>
+              <w:rPr>
+                <w:rFonts w:ascii="Arial" w:cs="Arial" w:eastAsia="Arial" w:hAnsi="Arial"/>
+                <w:sz w:val="30"/>
+                <w:szCs w:val="30"/>
+              </w:rPr>
+              <w:t xml:space="preserve">☐</w:t>
+            </w:r>
+          </w:p>
+        </w:tc>
+        <w:tc>
+          <w:tcPr>
+            <w:tcW w:type="dxa" w:w="620"/>
+            <w:tcBorders>
+              <w:top w:val="single" w:color="C9D0DC" w:sz="4"/>
+              <w:left w:val="single" w:color="C9D0DC" w:sz="4"/>
+              <w:bottom w:val="single" w:color="C9D0DC" w:sz="4"/>
+              <w:right w:val="single" w:color="C9D0DC" w:sz="4"/>
+            </w:tcBorders>
+            <w:tcMar>
+              <w:top w:type="dxa" w:w="70"/>
+              <w:left w:type="dxa" w:w="100"/>
+              <w:bottom w:type="dxa" w:w="70"/>
+              <w:right w:type="dxa" w:w="100"/>
+            </w:tcMar>
+            <w:vAlign w:val="center"/>
+          </w:tcPr>
+          <w:p>
+            <w:pPr>
+              <w:spacing w:after="0" w:before="0" w:line="264"/>
+              <w:jc w:val="center"/>
+            </w:pPr>
+            <w:r>
+              <w:rPr>
+                <w:rFonts w:ascii="Arial" w:cs="Arial" w:eastAsia="Arial" w:hAnsi="Arial"/>
+                <w:sz w:val="30"/>
+                <w:szCs w:val="30"/>
+              </w:rPr>
+              <w:t xml:space="preserve">☐</w:t>
+            </w:r>
+          </w:p>
+        </w:tc>
+        <w:tc>
+          <w:tcPr>
+            <w:tcW w:type="dxa" w:w="620"/>
+            <w:tcBorders>
+              <w:top w:val="single" w:color="C9D0DC" w:sz="4"/>
+              <w:left w:val="single" w:color="C9D0DC" w:sz="4"/>
+              <w:bottom w:val="single" w:color="C9D0DC" w:sz="4"/>
+              <w:right w:val="single" w:color="C9D0DC" w:sz="4"/>
+            </w:tcBorders>
+            <w:tcMar>
+              <w:top w:type="dxa" w:w="70"/>
+              <w:left w:type="dxa" w:w="100"/>
+              <w:bottom w:type="dxa" w:w="70"/>
+              <w:right w:type="dxa" w:w="100"/>
+            </w:tcMar>
+            <w:vAlign w:val="center"/>
+          </w:tcPr>
+          <w:p>
+            <w:pPr>
+              <w:spacing w:after="0" w:before="0" w:line="264"/>
+              <w:jc w:val="center"/>
+            </w:pPr>
+            <w:r>
+              <w:rPr>
+                <w:rFonts w:ascii="Arial" w:cs="Arial" w:eastAsia="Arial" w:hAnsi="Arial"/>
+                <w:sz w:val="30"/>
+                <w:szCs w:val="30"/>
+              </w:rPr>
+              <w:t xml:space="preserve">☐</w:t>
+            </w:r>
+          </w:p>
+        </w:tc>
+        <w:tc>
+          <w:tcPr>
+            <w:tcW w:type="dxa" w:w="2040"/>
+            <w:tcBorders>
+              <w:top w:val="single" w:color="C9D0DC" w:sz="4"/>
+              <w:left w:val="single" w:color="C9D0DC" w:sz="4"/>
+              <w:bottom w:val="single" w:color="C9D0DC" w:sz="4"/>
+              <w:right w:val="single" w:color="C9D0DC" w:sz="4"/>
+            </w:tcBorders>
+            <w:tcMar>
+              <w:top w:type="dxa" w:w="70"/>
+              <w:left w:type="dxa" w:w="100"/>
+              <w:bottom w:type="dxa" w:w="70"/>
+              <w:right w:type="dxa" w:w="100"/>
+            </w:tcMar>
+            <w:vAlign w:val="top"/>
+          </w:tcPr>
+          <w:p>
+            <w:pPr>
+              <w:spacing w:after="0" w:before="0" w:line="264"/>
+            </w:pPr>
+            <w:r>
+              <w:rPr>
+                <w:rFonts w:ascii="Arial" w:cs="Arial" w:eastAsia="Arial" w:hAnsi="Arial"/>
+                <w:sz w:val="19"/>
+                <w:szCs w:val="19"/>
+              </w:rPr>
+              <w:t xml:space="preserve"> </w:t>
+            </w:r>
+          </w:p>
+        </w:tc>
+      </w:tr>
+      <w:tr>
+        <w:trPr>
+          <w:cantSplit/>
+        </w:trPr>
+        <w:tc>
+          <w:tcPr>
+            <w:tcW w:type="dxa" w:w="860"/>
+            <w:tcBorders>
+              <w:top w:val="single" w:color="C9D0DC" w:sz="4"/>
+              <w:left w:val="single" w:color="C9D0DC" w:sz="4"/>
+              <w:bottom w:val="single" w:color="C9D0DC" w:sz="4"/>
+              <w:right w:val="single" w:color="C9D0DC" w:sz="4"/>
+            </w:tcBorders>
+            <w:tcMar>
+              <w:top w:type="dxa" w:w="70"/>
+              <w:left w:type="dxa" w:w="100"/>
+              <w:bottom w:type="dxa" w:w="70"/>
+              <w:right w:type="dxa" w:w="100"/>
+            </w:tcMar>
+            <w:vAlign w:val="top"/>
+          </w:tcPr>
+          <w:p>
+            <w:pPr>
+              <w:spacing w:after="0" w:before="0" w:line="264"/>
+            </w:pPr>
+            <w:r>
+              <w:rPr>
+                <w:rFonts w:ascii="Arial" w:cs="Arial" w:eastAsia="Arial" w:hAnsi="Arial"/>
+                <w:b/>
+                <w:bCs/>
+                <w:color w:val="5B6477"/>
+                <w:sz w:val="16"/>
+                <w:szCs w:val="16"/>
+              </w:rPr>
+              <w:t xml:space="preserve">SA-34</w:t>
+            </w:r>
+          </w:p>
+        </w:tc>
+        <w:tc>
+          <w:tcPr>
+            <w:tcW w:type="dxa" w:w="5480"/>
+            <w:tcBorders>
+              <w:top w:val="single" w:color="C9D0DC" w:sz="4"/>
+              <w:left w:val="single" w:color="C9D0DC" w:sz="4"/>
+              <w:bottom w:val="single" w:color="C9D0DC" w:sz="4"/>
+              <w:right w:val="single" w:color="C9D0DC" w:sz="4"/>
+            </w:tcBorders>
+            <w:tcMar>
+              <w:top w:type="dxa" w:w="70"/>
+              <w:left w:type="dxa" w:w="100"/>
+              <w:bottom w:type="dxa" w:w="70"/>
+              <w:right w:type="dxa" w:w="100"/>
+            </w:tcMar>
+            <w:vAlign w:val="top"/>
+          </w:tcPr>
+          <w:p>
+            <w:pPr>
+              <w:spacing w:after="40" w:before="0" w:line="264"/>
+            </w:pPr>
+            <w:r>
+              <w:rPr>
+                <w:rFonts w:ascii="Arial" w:cs="Arial" w:eastAsia="Arial" w:hAnsi="Arial"/>
+                <w:b/>
+                <w:bCs/>
+                <w:sz w:val="20"/>
+                <w:szCs w:val="20"/>
+              </w:rPr>
+              <w:t xml:space="preserve">A slip that was not accepted</w:t>
+            </w:r>
+          </w:p>
+          <w:p>
+            <w:pPr>
+              <w:spacing w:after="40" w:before="0" w:line="264"/>
+            </w:pPr>
+            <w:r>
+              <w:rPr>
+                <w:rFonts w:ascii="Arial" w:cs="Arial" w:eastAsia="Arial" w:hAnsi="Arial"/>
+                <w:i/>
+                <w:iCs/>
+                <w:color w:val="5B6477"/>
+                <w:sz w:val="15"/>
+                <w:szCs w:val="15"/>
+              </w:rPr>
+              <w:t xml:space="preserve">Flow F22 · Cash deposit slip and its two checks</w:t>
+            </w:r>
+          </w:p>
+          <w:p>
+            <w:pPr>
+              <w:spacing w:after="20" w:before="0" w:line="264"/>
+            </w:pPr>
+            <w:r>
+              <w:rPr>
+                <w:rFonts w:ascii="Arial" w:cs="Arial" w:eastAsia="Arial" w:hAnsi="Arial"/>
+                <w:color w:val="5B6477"/>
+                <w:sz w:val="19"/>
+                <w:szCs w:val="19"/>
+              </w:rPr>
+              <w:t xml:space="preserve">1.  </w:t>
+            </w:r>
+            <w:r>
+              <w:rPr>
+                <w:rFonts w:ascii="Arial" w:cs="Arial" w:eastAsia="Arial" w:hAnsi="Arial"/>
+                <w:sz w:val="19"/>
+                <w:szCs w:val="19"/>
+              </w:rPr>
+              <w:t xml:space="preserve">After the Audit or Accounting Associate rejects your slip, open Notifications and Daily Close &amp; Deposit.</w:t>
+            </w:r>
+          </w:p>
+          <w:p>
+            <w:pPr>
+              <w:spacing w:after="0" w:before="60" w:line="264"/>
+            </w:pPr>
+            <w:r>
+              <w:rPr>
+                <w:rFonts w:ascii="Arial" w:cs="Arial" w:eastAsia="Arial" w:hAnsi="Arial"/>
+                <w:b/>
+                <w:bCs/>
+                <w:color w:val="0B1F3A"/>
+                <w:sz w:val="19"/>
+                <w:szCs w:val="19"/>
+              </w:rPr>
+              <w:t xml:space="preserve">You should see: </w:t>
+            </w:r>
+            <w:r>
+              <w:rPr>
+                <w:rFonts w:ascii="Arial" w:cs="Arial" w:eastAsia="Arial" w:hAnsi="Arial"/>
+                <w:sz w:val="19"/>
+                <w:szCs w:val="19"/>
+              </w:rPr>
+              <w:t xml:space="preserve">You see the reason. Attach the correct slip and record the deposit again.</w:t>
+            </w:r>
+          </w:p>
+        </w:tc>
+        <w:tc>
+          <w:tcPr>
+            <w:tcW w:type="dxa" w:w="620"/>
+            <w:tcBorders>
+              <w:top w:val="single" w:color="C9D0DC" w:sz="4"/>
+              <w:left w:val="single" w:color="C9D0DC" w:sz="4"/>
+              <w:bottom w:val="single" w:color="C9D0DC" w:sz="4"/>
+              <w:right w:val="single" w:color="C9D0DC" w:sz="4"/>
+            </w:tcBorders>
+            <w:tcMar>
+              <w:top w:type="dxa" w:w="70"/>
+              <w:left w:type="dxa" w:w="100"/>
+              <w:bottom w:type="dxa" w:w="70"/>
+              <w:right w:type="dxa" w:w="100"/>
+            </w:tcMar>
+            <w:vAlign w:val="center"/>
+          </w:tcPr>
+          <w:p>
+            <w:pPr>
+              <w:spacing w:after="0" w:before="0" w:line="264"/>
+              <w:jc w:val="center"/>
+            </w:pPr>
+            <w:r>
+              <w:rPr>
+                <w:rFonts w:ascii="Arial" w:cs="Arial" w:eastAsia="Arial" w:hAnsi="Arial"/>
+                <w:sz w:val="30"/>
+                <w:szCs w:val="30"/>
+              </w:rPr>
+              <w:t xml:space="preserve">☐</w:t>
+            </w:r>
+          </w:p>
+        </w:tc>
+        <w:tc>
+          <w:tcPr>
+            <w:tcW w:type="dxa" w:w="620"/>
+            <w:tcBorders>
+              <w:top w:val="single" w:color="C9D0DC" w:sz="4"/>
+              <w:left w:val="single" w:color="C9D0DC" w:sz="4"/>
+              <w:bottom w:val="single" w:color="C9D0DC" w:sz="4"/>
+              <w:right w:val="single" w:color="C9D0DC" w:sz="4"/>
+            </w:tcBorders>
+            <w:tcMar>
+              <w:top w:type="dxa" w:w="70"/>
+              <w:left w:type="dxa" w:w="100"/>
+              <w:bottom w:type="dxa" w:w="70"/>
+              <w:right w:type="dxa" w:w="100"/>
+            </w:tcMar>
+            <w:vAlign w:val="center"/>
+          </w:tcPr>
+          <w:p>
+            <w:pPr>
+              <w:spacing w:after="0" w:before="0" w:line="264"/>
+              <w:jc w:val="center"/>
+            </w:pPr>
+            <w:r>
+              <w:rPr>
+                <w:rFonts w:ascii="Arial" w:cs="Arial" w:eastAsia="Arial" w:hAnsi="Arial"/>
+                <w:sz w:val="30"/>
+                <w:szCs w:val="30"/>
+              </w:rPr>
+              <w:t xml:space="preserve">☐</w:t>
+            </w:r>
+          </w:p>
+        </w:tc>
+        <w:tc>
+          <w:tcPr>
+            <w:tcW w:type="dxa" w:w="620"/>
+            <w:tcBorders>
+              <w:top w:val="single" w:color="C9D0DC" w:sz="4"/>
+              <w:left w:val="single" w:color="C9D0DC" w:sz="4"/>
+              <w:bottom w:val="single" w:color="C9D0DC" w:sz="4"/>
+              <w:right w:val="single" w:color="C9D0DC" w:sz="4"/>
+            </w:tcBorders>
+            <w:tcMar>
+              <w:top w:type="dxa" w:w="70"/>
+              <w:left w:type="dxa" w:w="100"/>
+              <w:bottom w:type="dxa" w:w="70"/>
+              <w:right w:type="dxa" w:w="100"/>
+            </w:tcMar>
+            <w:vAlign w:val="center"/>
+          </w:tcPr>
+          <w:p>
+            <w:pPr>
+              <w:spacing w:after="0" w:before="0" w:line="264"/>
+              <w:jc w:val="center"/>
+            </w:pPr>
+            <w:r>
+              <w:rPr>
+                <w:rFonts w:ascii="Arial" w:cs="Arial" w:eastAsia="Arial" w:hAnsi="Arial"/>
+                <w:sz w:val="30"/>
+                <w:szCs w:val="30"/>
+              </w:rPr>
+              <w:t xml:space="preserve">☐</w:t>
+            </w:r>
+          </w:p>
+        </w:tc>
+        <w:tc>
+          <w:tcPr>
+            <w:tcW w:type="dxa" w:w="2040"/>
+            <w:tcBorders>
+              <w:top w:val="single" w:color="C9D0DC" w:sz="4"/>
+              <w:left w:val="single" w:color="C9D0DC" w:sz="4"/>
+              <w:bottom w:val="single" w:color="C9D0DC" w:sz="4"/>
+              <w:right w:val="single" w:color="C9D0DC" w:sz="4"/>
+            </w:tcBorders>
+            <w:tcMar>
+              <w:top w:type="dxa" w:w="70"/>
+              <w:left w:type="dxa" w:w="100"/>
+              <w:bottom w:type="dxa" w:w="70"/>
+              <w:right w:type="dxa" w:w="100"/>
+            </w:tcMar>
+            <w:vAlign w:val="top"/>
+          </w:tcPr>
+          <w:p>
+            <w:pPr>
+              <w:spacing w:after="0" w:before="0" w:line="264"/>
+            </w:pPr>
+            <w:r>
+              <w:rPr>
+                <w:rFonts w:ascii="Arial" w:cs="Arial" w:eastAsia="Arial" w:hAnsi="Arial"/>
+                <w:sz w:val="19"/>
+                <w:szCs w:val="19"/>
+              </w:rPr>
+              <w:t xml:space="preserve"> </w:t>
+            </w:r>
+          </w:p>
+        </w:tc>
+      </w:tr>
+      <w:tr>
+        <w:trPr>
+          <w:cantSplit/>
+        </w:trPr>
+        <w:tc>
+          <w:tcPr>
+            <w:tcW w:type="dxa" w:w="860"/>
+            <w:tcBorders>
+              <w:top w:val="single" w:color="C9D0DC" w:sz="4"/>
+              <w:left w:val="single" w:color="C9D0DC" w:sz="4"/>
+              <w:bottom w:val="single" w:color="C9D0DC" w:sz="4"/>
+              <w:right w:val="single" w:color="C9D0DC" w:sz="4"/>
+            </w:tcBorders>
+            <w:tcMar>
+              <w:top w:type="dxa" w:w="70"/>
+              <w:left w:type="dxa" w:w="100"/>
+              <w:bottom w:type="dxa" w:w="70"/>
+              <w:right w:type="dxa" w:w="100"/>
+            </w:tcMar>
+            <w:vAlign w:val="top"/>
+          </w:tcPr>
+          <w:p>
+            <w:pPr>
+              <w:spacing w:after="0" w:before="0" w:line="264"/>
+            </w:pPr>
+            <w:r>
+              <w:rPr>
+                <w:rFonts w:ascii="Arial" w:cs="Arial" w:eastAsia="Arial" w:hAnsi="Arial"/>
+                <w:b/>
+                <w:bCs/>
+                <w:color w:val="5B6477"/>
+                <w:sz w:val="16"/>
+                <w:szCs w:val="16"/>
+              </w:rPr>
+              <w:t xml:space="preserve">SA-35</w:t>
+            </w:r>
+          </w:p>
+        </w:tc>
+        <w:tc>
+          <w:tcPr>
+            <w:tcW w:type="dxa" w:w="5480"/>
+            <w:tcBorders>
+              <w:top w:val="single" w:color="C9D0DC" w:sz="4"/>
+              <w:left w:val="single" w:color="C9D0DC" w:sz="4"/>
+              <w:bottom w:val="single" w:color="C9D0DC" w:sz="4"/>
+              <w:right w:val="single" w:color="C9D0DC" w:sz="4"/>
+            </w:tcBorders>
+            <w:tcMar>
+              <w:top w:type="dxa" w:w="70"/>
+              <w:left w:type="dxa" w:w="100"/>
+              <w:bottom w:type="dxa" w:w="70"/>
+              <w:right w:type="dxa" w:w="100"/>
+            </w:tcMar>
+            <w:vAlign w:val="top"/>
+          </w:tcPr>
+          <w:p>
+            <w:pPr>
+              <w:spacing w:after="40" w:before="0" w:line="264"/>
+            </w:pPr>
+            <w:r>
+              <w:rPr>
+                <w:rFonts w:ascii="Arial" w:cs="Arial" w:eastAsia="Arial" w:hAnsi="Arial"/>
+                <w:b/>
+                <w:bCs/>
+                <w:sz w:val="20"/>
+                <w:szCs w:val="20"/>
+              </w:rPr>
+              <w:t xml:space="preserve">Cash on Hand shows the pending days</w:t>
+            </w:r>
+          </w:p>
+          <w:p>
+            <w:pPr>
+              <w:spacing w:after="20" w:before="0" w:line="264"/>
+            </w:pPr>
+            <w:r>
+              <w:rPr>
+                <w:rFonts w:ascii="Arial" w:cs="Arial" w:eastAsia="Arial" w:hAnsi="Arial"/>
+                <w:color w:val="5B6477"/>
+                <w:sz w:val="19"/>
+                <w:szCs w:val="19"/>
+              </w:rPr>
+              <w:t xml:space="preserve">1.  </w:t>
+            </w:r>
+            <w:r>
+              <w:rPr>
+                <w:rFonts w:ascii="Arial" w:cs="Arial" w:eastAsia="Arial" w:hAnsi="Arial"/>
+                <w:sz w:val="19"/>
+                <w:szCs w:val="19"/>
+              </w:rPr>
+              <w:t xml:space="preserve">Open Cash on Hand.</w:t>
+            </w:r>
+          </w:p>
+          <w:p>
+            <w:pPr>
+              <w:spacing w:after="0" w:before="60" w:line="264"/>
+            </w:pPr>
+            <w:r>
+              <w:rPr>
+                <w:rFonts w:ascii="Arial" w:cs="Arial" w:eastAsia="Arial" w:hAnsi="Arial"/>
+                <w:b/>
+                <w:bCs/>
+                <w:color w:val="0B1F3A"/>
+                <w:sz w:val="19"/>
+                <w:szCs w:val="19"/>
+              </w:rPr>
+              <w:t xml:space="preserve">You should see: </w:t>
+            </w:r>
+            <w:r>
+              <w:rPr>
+                <w:rFonts w:ascii="Arial" w:cs="Arial" w:eastAsia="Arial" w:hAnsi="Arial"/>
+                <w:sz w:val="19"/>
+                <w:szCs w:val="19"/>
+              </w:rPr>
+              <w:t xml:space="preserve">Each day with undeposited cash is listed with its amount; you can go on to deposit it from Daily Close &amp; Deposit.</w:t>
+            </w:r>
+          </w:p>
+        </w:tc>
+        <w:tc>
+          <w:tcPr>
+            <w:tcW w:type="dxa" w:w="620"/>
+            <w:tcBorders>
+              <w:top w:val="single" w:color="C9D0DC" w:sz="4"/>
+              <w:left w:val="single" w:color="C9D0DC" w:sz="4"/>
+              <w:bottom w:val="single" w:color="C9D0DC" w:sz="4"/>
+              <w:right w:val="single" w:color="C9D0DC" w:sz="4"/>
+            </w:tcBorders>
+            <w:tcMar>
+              <w:top w:type="dxa" w:w="70"/>
+              <w:left w:type="dxa" w:w="100"/>
+              <w:bottom w:type="dxa" w:w="70"/>
+              <w:right w:type="dxa" w:w="100"/>
+            </w:tcMar>
+            <w:vAlign w:val="center"/>
+          </w:tcPr>
+          <w:p>
+            <w:pPr>
+              <w:spacing w:after="0" w:before="0" w:line="264"/>
+              <w:jc w:val="center"/>
+            </w:pPr>
+            <w:r>
+              <w:rPr>
+                <w:rFonts w:ascii="Arial" w:cs="Arial" w:eastAsia="Arial" w:hAnsi="Arial"/>
+                <w:sz w:val="30"/>
+                <w:szCs w:val="30"/>
+              </w:rPr>
+              <w:t xml:space="preserve">☐</w:t>
+            </w:r>
+          </w:p>
+        </w:tc>
+        <w:tc>
+          <w:tcPr>
+            <w:tcW w:type="dxa" w:w="620"/>
+            <w:tcBorders>
+              <w:top w:val="single" w:color="C9D0DC" w:sz="4"/>
+              <w:left w:val="single" w:color="C9D0DC" w:sz="4"/>
+              <w:bottom w:val="single" w:color="C9D0DC" w:sz="4"/>
+              <w:right w:val="single" w:color="C9D0DC" w:sz="4"/>
+            </w:tcBorders>
+            <w:tcMar>
+              <w:top w:type="dxa" w:w="70"/>
+              <w:left w:type="dxa" w:w="100"/>
+              <w:bottom w:type="dxa" w:w="70"/>
+              <w:right w:type="dxa" w:w="100"/>
+            </w:tcMar>
+            <w:vAlign w:val="center"/>
+          </w:tcPr>
+          <w:p>
+            <w:pPr>
+              <w:spacing w:after="0" w:before="0" w:line="264"/>
+              <w:jc w:val="center"/>
+            </w:pPr>
+            <w:r>
+              <w:rPr>
+                <w:rFonts w:ascii="Arial" w:cs="Arial" w:eastAsia="Arial" w:hAnsi="Arial"/>
+                <w:sz w:val="30"/>
+                <w:szCs w:val="30"/>
+              </w:rPr>
+              <w:t xml:space="preserve">☐</w:t>
+            </w:r>
+          </w:p>
+        </w:tc>
+        <w:tc>
+          <w:tcPr>
+            <w:tcW w:type="dxa" w:w="620"/>
+            <w:tcBorders>
+              <w:top w:val="single" w:color="C9D0DC" w:sz="4"/>
+              <w:left w:val="single" w:color="C9D0DC" w:sz="4"/>
+              <w:bottom w:val="single" w:color="C9D0DC" w:sz="4"/>
+              <w:right w:val="single" w:color="C9D0DC" w:sz="4"/>
+            </w:tcBorders>
+            <w:tcMar>
+              <w:top w:type="dxa" w:w="70"/>
+              <w:left w:type="dxa" w:w="100"/>
+              <w:bottom w:type="dxa" w:w="70"/>
+              <w:right w:type="dxa" w:w="100"/>
+            </w:tcMar>
+            <w:vAlign w:val="center"/>
+          </w:tcPr>
+          <w:p>
+            <w:pPr>
+              <w:spacing w:after="0" w:before="0" w:line="264"/>
+              <w:jc w:val="center"/>
+            </w:pPr>
+            <w:r>
+              <w:rPr>
+                <w:rFonts w:ascii="Arial" w:cs="Arial" w:eastAsia="Arial" w:hAnsi="Arial"/>
+                <w:sz w:val="30"/>
+                <w:szCs w:val="30"/>
+              </w:rPr>
+              <w:t xml:space="preserve">☐</w:t>
+            </w:r>
+          </w:p>
+        </w:tc>
+        <w:tc>
+          <w:tcPr>
+            <w:tcW w:type="dxa" w:w="2040"/>
+            <w:tcBorders>
+              <w:top w:val="single" w:color="C9D0DC" w:sz="4"/>
+              <w:left w:val="single" w:color="C9D0DC" w:sz="4"/>
+              <w:bottom w:val="single" w:color="C9D0DC" w:sz="4"/>
+              <w:right w:val="single" w:color="C9D0DC" w:sz="4"/>
+            </w:tcBorders>
+            <w:tcMar>
+              <w:top w:type="dxa" w:w="70"/>
+              <w:left w:type="dxa" w:w="100"/>
+              <w:bottom w:type="dxa" w:w="70"/>
+              <w:right w:type="dxa" w:w="100"/>
+            </w:tcMar>
+            <w:vAlign w:val="top"/>
+          </w:tcPr>
+          <w:p>
+            <w:pPr>
+              <w:spacing w:after="0" w:before="0" w:line="264"/>
+            </w:pPr>
+            <w:r>
+              <w:rPr>
+                <w:rFonts w:ascii="Arial" w:cs="Arial" w:eastAsia="Arial" w:hAnsi="Arial"/>
+                <w:sz w:val="19"/>
+                <w:szCs w:val="19"/>
+              </w:rPr>
+              <w:t xml:space="preserve"> </w:t>
+            </w:r>
+          </w:p>
+        </w:tc>
+      </w:tr>
+      <w:tr>
+        <w:trPr>
+          <w:cantSplit/>
+        </w:trPr>
+        <w:tc>
+          <w:tcPr>
+            <w:tcW w:type="dxa" w:w="860"/>
+            <w:tcBorders>
+              <w:top w:val="single" w:color="C9D0DC" w:sz="4"/>
+              <w:left w:val="single" w:color="C9D0DC" w:sz="4"/>
+              <w:bottom w:val="single" w:color="C9D0DC" w:sz="4"/>
+              <w:right w:val="single" w:color="C9D0DC" w:sz="4"/>
+            </w:tcBorders>
+            <w:tcMar>
+              <w:top w:type="dxa" w:w="70"/>
+              <w:left w:type="dxa" w:w="100"/>
+              <w:bottom w:type="dxa" w:w="70"/>
+              <w:right w:type="dxa" w:w="100"/>
+            </w:tcMar>
+            <w:vAlign w:val="top"/>
+          </w:tcPr>
+          <w:p>
+            <w:pPr>
+              <w:spacing w:after="0" w:before="0" w:line="264"/>
+            </w:pPr>
+            <w:r>
+              <w:rPr>
+                <w:rFonts w:ascii="Arial" w:cs="Arial" w:eastAsia="Arial" w:hAnsi="Arial"/>
+                <w:b/>
+                <w:bCs/>
+                <w:color w:val="5B6477"/>
+                <w:sz w:val="16"/>
+                <w:szCs w:val="16"/>
+              </w:rPr>
+              <w:t xml:space="preserve">SA-36</w:t>
+            </w:r>
+          </w:p>
+        </w:tc>
+        <w:tc>
+          <w:tcPr>
+            <w:tcW w:type="dxa" w:w="5480"/>
+            <w:tcBorders>
+              <w:top w:val="single" w:color="C9D0DC" w:sz="4"/>
+              <w:left w:val="single" w:color="C9D0DC" w:sz="4"/>
+              <w:bottom w:val="single" w:color="C9D0DC" w:sz="4"/>
+              <w:right w:val="single" w:color="C9D0DC" w:sz="4"/>
+            </w:tcBorders>
+            <w:tcMar>
+              <w:top w:type="dxa" w:w="70"/>
+              <w:left w:type="dxa" w:w="100"/>
+              <w:bottom w:type="dxa" w:w="70"/>
+              <w:right w:type="dxa" w:w="100"/>
+            </w:tcMar>
+            <w:vAlign w:val="top"/>
+          </w:tcPr>
+          <w:p>
+            <w:pPr>
+              <w:spacing w:after="40" w:before="0" w:line="264"/>
+            </w:pPr>
+            <w:r>
+              <w:rPr>
+                <w:rFonts w:ascii="Arial" w:cs="Arial" w:eastAsia="Arial" w:hAnsi="Arial"/>
+                <w:b/>
+                <w:bCs/>
+                <w:sz w:val="20"/>
+                <w:szCs w:val="20"/>
+              </w:rPr>
+              <w:t xml:space="preserve">Change your own password</w:t>
+            </w:r>
+          </w:p>
+          <w:p>
+            <w:pPr>
+              <w:spacing w:after="20" w:before="0" w:line="264"/>
+            </w:pPr>
+            <w:r>
+              <w:rPr>
+                <w:rFonts w:ascii="Arial" w:cs="Arial" w:eastAsia="Arial" w:hAnsi="Arial"/>
+                <w:color w:val="5B6477"/>
+                <w:sz w:val="19"/>
+                <w:szCs w:val="19"/>
+              </w:rPr>
+              <w:t xml:space="preserve">1.  </w:t>
+            </w:r>
+            <w:r>
+              <w:rPr>
+                <w:rFonts w:ascii="Arial" w:cs="Arial" w:eastAsia="Arial" w:hAnsi="Arial"/>
+                <w:sz w:val="19"/>
+                <w:szCs w:val="19"/>
+              </w:rPr>
+              <w:t xml:space="preserve">Press the key icon at the top right (Change my password).</w:t>
+            </w:r>
+          </w:p>
+          <w:p>
+            <w:pPr>
+              <w:spacing w:after="20" w:before="0" w:line="264"/>
+            </w:pPr>
+            <w:r>
+              <w:rPr>
+                <w:rFonts w:ascii="Arial" w:cs="Arial" w:eastAsia="Arial" w:hAnsi="Arial"/>
+                <w:color w:val="5B6477"/>
+                <w:sz w:val="19"/>
+                <w:szCs w:val="19"/>
+              </w:rPr>
+              <w:t xml:space="preserve">2.  </w:t>
+            </w:r>
+            <w:r>
+              <w:rPr>
+                <w:rFonts w:ascii="Arial" w:cs="Arial" w:eastAsia="Arial" w:hAnsi="Arial"/>
+                <w:sz w:val="19"/>
+                <w:szCs w:val="19"/>
+              </w:rPr>
+              <w:t xml:space="preserve">Type the current password and a new one of 10 or more characters, twice → Change password.</w:t>
+            </w:r>
+          </w:p>
+          <w:p>
+            <w:pPr>
+              <w:spacing w:after="20" w:before="0" w:line="264"/>
+            </w:pPr>
+            <w:r>
+              <w:rPr>
+                <w:rFonts w:ascii="Arial" w:cs="Arial" w:eastAsia="Arial" w:hAnsi="Arial"/>
+                <w:color w:val="5B6477"/>
+                <w:sz w:val="19"/>
+                <w:szCs w:val="19"/>
+              </w:rPr>
+              <w:t xml:space="preserve">3.  </w:t>
+            </w:r>
+            <w:r>
+              <w:rPr>
+                <w:rFonts w:ascii="Arial" w:cs="Arial" w:eastAsia="Arial" w:hAnsi="Arial"/>
+                <w:sz w:val="19"/>
+                <w:szCs w:val="19"/>
+              </w:rPr>
+              <w:t xml:space="preserve">Sign out and sign in again with the new password. Then change it back to ChangeMe!2026 for the next tester.</w:t>
+            </w:r>
+          </w:p>
+          <w:p>
+            <w:pPr>
+              <w:spacing w:after="0" w:before="60" w:line="264"/>
+            </w:pPr>
+            <w:r>
+              <w:rPr>
+                <w:rFonts w:ascii="Arial" w:cs="Arial" w:eastAsia="Arial" w:hAnsi="Arial"/>
+                <w:b/>
+                <w:bCs/>
+                <w:color w:val="0B1F3A"/>
+                <w:sz w:val="19"/>
+                <w:szCs w:val="19"/>
+              </w:rPr>
+              <w:t xml:space="preserve">You should see: </w:t>
+            </w:r>
+            <w:r>
+              <w:rPr>
+                <w:rFonts w:ascii="Arial" w:cs="Arial" w:eastAsia="Arial" w:hAnsi="Arial"/>
+                <w:sz w:val="19"/>
+                <w:szCs w:val="19"/>
+              </w:rPr>
+              <w:t xml:space="preserve">The new password works. Nobody else can see it. HR receives a notice that you changed it (not the password).</w:t>
             </w:r>
           </w:p>
         </w:tc>
@@ -9247,7 +10919,7 @@
                 <w:sz w:val="17"/>
                 <w:szCs w:val="17"/>
               </w:rPr>
-              <w:t xml:space="preserve">Passed (of 32)</w:t>
+              <w:t xml:space="preserve">Passed (of 38)</w:t>
             </w:r>
           </w:p>
         </w:tc>

--- a/docs/acceptance-test/per-user/09-sales.westave.docx
+++ b/docs/acceptance-test/per-user/09-sales.westave.docx
@@ -117,7 +117,7 @@
           <w:sz w:val="18"/>
           <w:szCs w:val="18"/>
         </w:rPr>
-        <w:t xml:space="preserve">  ·  38 checks</w:t>
+        <w:t xml:space="preserve">  ·  40 checks</w:t>
       </w:r>
     </w:p>
     <w:tbl>
@@ -10716,6 +10716,594 @@
                 <w:szCs w:val="19"/>
               </w:rPr>
               <w:t xml:space="preserve">The new password works. Nobody else can see it. HR receives a notice that you changed it (not the password).</w:t>
+            </w:r>
+          </w:p>
+        </w:tc>
+        <w:tc>
+          <w:tcPr>
+            <w:tcW w:type="dxa" w:w="620"/>
+            <w:tcBorders>
+              <w:top w:val="single" w:color="C9D0DC" w:sz="4"/>
+              <w:left w:val="single" w:color="C9D0DC" w:sz="4"/>
+              <w:bottom w:val="single" w:color="C9D0DC" w:sz="4"/>
+              <w:right w:val="single" w:color="C9D0DC" w:sz="4"/>
+            </w:tcBorders>
+            <w:tcMar>
+              <w:top w:type="dxa" w:w="70"/>
+              <w:left w:type="dxa" w:w="100"/>
+              <w:bottom w:type="dxa" w:w="70"/>
+              <w:right w:type="dxa" w:w="100"/>
+            </w:tcMar>
+            <w:vAlign w:val="center"/>
+          </w:tcPr>
+          <w:p>
+            <w:pPr>
+              <w:spacing w:after="0" w:before="0" w:line="264"/>
+              <w:jc w:val="center"/>
+            </w:pPr>
+            <w:r>
+              <w:rPr>
+                <w:rFonts w:ascii="Arial" w:cs="Arial" w:eastAsia="Arial" w:hAnsi="Arial"/>
+                <w:sz w:val="30"/>
+                <w:szCs w:val="30"/>
+              </w:rPr>
+              <w:t xml:space="preserve">☐</w:t>
+            </w:r>
+          </w:p>
+        </w:tc>
+        <w:tc>
+          <w:tcPr>
+            <w:tcW w:type="dxa" w:w="620"/>
+            <w:tcBorders>
+              <w:top w:val="single" w:color="C9D0DC" w:sz="4"/>
+              <w:left w:val="single" w:color="C9D0DC" w:sz="4"/>
+              <w:bottom w:val="single" w:color="C9D0DC" w:sz="4"/>
+              <w:right w:val="single" w:color="C9D0DC" w:sz="4"/>
+            </w:tcBorders>
+            <w:tcMar>
+              <w:top w:type="dxa" w:w="70"/>
+              <w:left w:type="dxa" w:w="100"/>
+              <w:bottom w:type="dxa" w:w="70"/>
+              <w:right w:type="dxa" w:w="100"/>
+            </w:tcMar>
+            <w:vAlign w:val="center"/>
+          </w:tcPr>
+          <w:p>
+            <w:pPr>
+              <w:spacing w:after="0" w:before="0" w:line="264"/>
+              <w:jc w:val="center"/>
+            </w:pPr>
+            <w:r>
+              <w:rPr>
+                <w:rFonts w:ascii="Arial" w:cs="Arial" w:eastAsia="Arial" w:hAnsi="Arial"/>
+                <w:sz w:val="30"/>
+                <w:szCs w:val="30"/>
+              </w:rPr>
+              <w:t xml:space="preserve">☐</w:t>
+            </w:r>
+          </w:p>
+        </w:tc>
+        <w:tc>
+          <w:tcPr>
+            <w:tcW w:type="dxa" w:w="620"/>
+            <w:tcBorders>
+              <w:top w:val="single" w:color="C9D0DC" w:sz="4"/>
+              <w:left w:val="single" w:color="C9D0DC" w:sz="4"/>
+              <w:bottom w:val="single" w:color="C9D0DC" w:sz="4"/>
+              <w:right w:val="single" w:color="C9D0DC" w:sz="4"/>
+            </w:tcBorders>
+            <w:tcMar>
+              <w:top w:type="dxa" w:w="70"/>
+              <w:left w:type="dxa" w:w="100"/>
+              <w:bottom w:type="dxa" w:w="70"/>
+              <w:right w:type="dxa" w:w="100"/>
+            </w:tcMar>
+            <w:vAlign w:val="center"/>
+          </w:tcPr>
+          <w:p>
+            <w:pPr>
+              <w:spacing w:after="0" w:before="0" w:line="264"/>
+              <w:jc w:val="center"/>
+            </w:pPr>
+            <w:r>
+              <w:rPr>
+                <w:rFonts w:ascii="Arial" w:cs="Arial" w:eastAsia="Arial" w:hAnsi="Arial"/>
+                <w:sz w:val="30"/>
+                <w:szCs w:val="30"/>
+              </w:rPr>
+              <w:t xml:space="preserve">☐</w:t>
+            </w:r>
+          </w:p>
+        </w:tc>
+        <w:tc>
+          <w:tcPr>
+            <w:tcW w:type="dxa" w:w="2040"/>
+            <w:tcBorders>
+              <w:top w:val="single" w:color="C9D0DC" w:sz="4"/>
+              <w:left w:val="single" w:color="C9D0DC" w:sz="4"/>
+              <w:bottom w:val="single" w:color="C9D0DC" w:sz="4"/>
+              <w:right w:val="single" w:color="C9D0DC" w:sz="4"/>
+            </w:tcBorders>
+            <w:tcMar>
+              <w:top w:type="dxa" w:w="70"/>
+              <w:left w:type="dxa" w:w="100"/>
+              <w:bottom w:type="dxa" w:w="70"/>
+              <w:right w:type="dxa" w:w="100"/>
+            </w:tcMar>
+            <w:vAlign w:val="top"/>
+          </w:tcPr>
+          <w:p>
+            <w:pPr>
+              <w:spacing w:after="0" w:before="0" w:line="264"/>
+            </w:pPr>
+            <w:r>
+              <w:rPr>
+                <w:rFonts w:ascii="Arial" w:cs="Arial" w:eastAsia="Arial" w:hAnsi="Arial"/>
+                <w:sz w:val="19"/>
+                <w:szCs w:val="19"/>
+              </w:rPr>
+              <w:t xml:space="preserve"> </w:t>
+            </w:r>
+          </w:p>
+        </w:tc>
+      </w:tr>
+      <w:tr>
+        <w:trPr>
+          <w:cantSplit/>
+        </w:trPr>
+        <w:tc>
+          <w:tcPr>
+            <w:tcW w:type="dxa" w:w="860"/>
+            <w:tcBorders>
+              <w:top w:val="single" w:color="C9D0DC" w:sz="4"/>
+              <w:left w:val="single" w:color="C9D0DC" w:sz="4"/>
+              <w:bottom w:val="single" w:color="C9D0DC" w:sz="4"/>
+              <w:right w:val="single" w:color="C9D0DC" w:sz="4"/>
+            </w:tcBorders>
+            <w:tcMar>
+              <w:top w:type="dxa" w:w="70"/>
+              <w:left w:type="dxa" w:w="100"/>
+              <w:bottom w:type="dxa" w:w="70"/>
+              <w:right w:type="dxa" w:w="100"/>
+            </w:tcMar>
+            <w:vAlign w:val="top"/>
+          </w:tcPr>
+          <w:p>
+            <w:pPr>
+              <w:spacing w:after="0" w:before="0" w:line="264"/>
+            </w:pPr>
+            <w:r>
+              <w:rPr>
+                <w:rFonts w:ascii="Arial" w:cs="Arial" w:eastAsia="Arial" w:hAnsi="Arial"/>
+                <w:b/>
+                <w:bCs/>
+                <w:color w:val="5B6477"/>
+                <w:sz w:val="16"/>
+                <w:szCs w:val="16"/>
+              </w:rPr>
+              <w:t xml:space="preserve">SA-37</w:t>
+            </w:r>
+          </w:p>
+        </w:tc>
+        <w:tc>
+          <w:tcPr>
+            <w:tcW w:type="dxa" w:w="5480"/>
+            <w:tcBorders>
+              <w:top w:val="single" w:color="C9D0DC" w:sz="4"/>
+              <w:left w:val="single" w:color="C9D0DC" w:sz="4"/>
+              <w:bottom w:val="single" w:color="C9D0DC" w:sz="4"/>
+              <w:right w:val="single" w:color="C9D0DC" w:sz="4"/>
+            </w:tcBorders>
+            <w:tcMar>
+              <w:top w:type="dxa" w:w="70"/>
+              <w:left w:type="dxa" w:w="100"/>
+              <w:bottom w:type="dxa" w:w="70"/>
+              <w:right w:type="dxa" w:w="100"/>
+            </w:tcMar>
+            <w:vAlign w:val="top"/>
+          </w:tcPr>
+          <w:p>
+            <w:pPr>
+              <w:spacing w:after="40" w:before="0" w:line="264"/>
+            </w:pPr>
+            <w:r>
+              <w:rPr>
+                <w:rFonts w:ascii="Arial" w:cs="Arial" w:eastAsia="Arial" w:hAnsi="Arial"/>
+                <w:b/>
+                <w:bCs/>
+                <w:sz w:val="20"/>
+                <w:szCs w:val="20"/>
+              </w:rPr>
+              <w:t xml:space="preserve">Sell to a franchise (franchise price, plastic, shipping to follow)</w:t>
+            </w:r>
+          </w:p>
+          <w:p>
+            <w:pPr>
+              <w:spacing w:after="40" w:before="0" w:line="264"/>
+            </w:pPr>
+            <w:r>
+              <w:rPr>
+                <w:rFonts w:ascii="Arial" w:cs="Arial" w:eastAsia="Arial" w:hAnsi="Arial"/>
+                <w:i/>
+                <w:iCs/>
+                <w:color w:val="5B6477"/>
+                <w:sz w:val="15"/>
+                <w:szCs w:val="15"/>
+              </w:rPr>
+              <w:t xml:space="preserve">Flow F26 · Sale to a franchise with shipping to follow</w:t>
+            </w:r>
+          </w:p>
+          <w:p>
+            <w:pPr>
+              <w:spacing w:after="20" w:before="0" w:line="264"/>
+            </w:pPr>
+            <w:r>
+              <w:rPr>
+                <w:rFonts w:ascii="Arial" w:cs="Arial" w:eastAsia="Arial" w:hAnsi="Arial"/>
+                <w:color w:val="5B6477"/>
+                <w:sz w:val="19"/>
+                <w:szCs w:val="19"/>
+              </w:rPr>
+              <w:t xml:space="preserve">1.  </w:t>
+            </w:r>
+            <w:r>
+              <w:rPr>
+                <w:rFonts w:ascii="Arial" w:cs="Arial" w:eastAsia="Arial" w:hAnsi="Arial"/>
+                <w:sz w:val="19"/>
+                <w:szCs w:val="19"/>
+              </w:rPr>
+              <w:t xml:space="preserve">New Sale → channel FRANCHISE → choose the franchisee (for example Franchise Mayon).</w:t>
+            </w:r>
+          </w:p>
+          <w:p>
+            <w:pPr>
+              <w:spacing w:after="20" w:before="0" w:line="264"/>
+            </w:pPr>
+            <w:r>
+              <w:rPr>
+                <w:rFonts w:ascii="Arial" w:cs="Arial" w:eastAsia="Arial" w:hAnsi="Arial"/>
+                <w:color w:val="5B6477"/>
+                <w:sz w:val="19"/>
+                <w:szCs w:val="19"/>
+              </w:rPr>
+              <w:t xml:space="preserve">2.  </w:t>
+            </w:r>
+            <w:r>
+              <w:rPr>
+                <w:rFonts w:ascii="Arial" w:cs="Arial" w:eastAsia="Arial" w:hAnsi="Arial"/>
+                <w:sz w:val="19"/>
+                <w:szCs w:val="19"/>
+              </w:rPr>
+              <w:t xml:space="preserve">Add a supplement and Plastic XL. Read the prices.</w:t>
+            </w:r>
+          </w:p>
+          <w:p>
+            <w:pPr>
+              <w:spacing w:after="20" w:before="0" w:line="264"/>
+            </w:pPr>
+            <w:r>
+              <w:rPr>
+                <w:rFonts w:ascii="Arial" w:cs="Arial" w:eastAsia="Arial" w:hAnsi="Arial"/>
+                <w:color w:val="5B6477"/>
+                <w:sz w:val="19"/>
+                <w:szCs w:val="19"/>
+              </w:rPr>
+              <w:t xml:space="preserve">3.  </w:t>
+            </w:r>
+            <w:r>
+              <w:rPr>
+                <w:rFonts w:ascii="Arial" w:cs="Arial" w:eastAsia="Arial" w:hAnsi="Arial"/>
+                <w:sz w:val="19"/>
+                <w:szCs w:val="19"/>
+              </w:rPr>
+              <w:t xml:space="preserve">Change one price a little, then set it back. Under "Shipping charged to the franchise" choose To follow → Review sale → Confirm and save.</w:t>
+            </w:r>
+          </w:p>
+          <w:p>
+            <w:pPr>
+              <w:spacing w:after="0" w:before="60" w:line="264"/>
+            </w:pPr>
+            <w:r>
+              <w:rPr>
+                <w:rFonts w:ascii="Arial" w:cs="Arial" w:eastAsia="Arial" w:hAnsi="Arial"/>
+                <w:b/>
+                <w:bCs/>
+                <w:color w:val="0B1F3A"/>
+                <w:sz w:val="19"/>
+                <w:szCs w:val="19"/>
+              </w:rPr>
+              <w:t xml:space="preserve">You should see: </w:t>
+            </w:r>
+            <w:r>
+              <w:rPr>
+                <w:rFonts w:ascii="Arial" w:cs="Arial" w:eastAsia="Arial" w:hAnsi="Arial"/>
+                <w:sz w:val="19"/>
+                <w:szCs w:val="19"/>
+              </w:rPr>
+              <w:t xml:space="preserve">No "may not sell at tier FRANCHISE" message. The franchise price fills in by itself; the plastic is charged (L ₱4, M ₱3, S ₱3, XL ₱5). The sale saves and the Franchise Coordinator is told the shipping is to follow.</w:t>
+            </w:r>
+          </w:p>
+        </w:tc>
+        <w:tc>
+          <w:tcPr>
+            <w:tcW w:type="dxa" w:w="620"/>
+            <w:tcBorders>
+              <w:top w:val="single" w:color="C9D0DC" w:sz="4"/>
+              <w:left w:val="single" w:color="C9D0DC" w:sz="4"/>
+              <w:bottom w:val="single" w:color="C9D0DC" w:sz="4"/>
+              <w:right w:val="single" w:color="C9D0DC" w:sz="4"/>
+            </w:tcBorders>
+            <w:tcMar>
+              <w:top w:type="dxa" w:w="70"/>
+              <w:left w:type="dxa" w:w="100"/>
+              <w:bottom w:type="dxa" w:w="70"/>
+              <w:right w:type="dxa" w:w="100"/>
+            </w:tcMar>
+            <w:vAlign w:val="center"/>
+          </w:tcPr>
+          <w:p>
+            <w:pPr>
+              <w:spacing w:after="0" w:before="0" w:line="264"/>
+              <w:jc w:val="center"/>
+            </w:pPr>
+            <w:r>
+              <w:rPr>
+                <w:rFonts w:ascii="Arial" w:cs="Arial" w:eastAsia="Arial" w:hAnsi="Arial"/>
+                <w:sz w:val="30"/>
+                <w:szCs w:val="30"/>
+              </w:rPr>
+              <w:t xml:space="preserve">☐</w:t>
+            </w:r>
+          </w:p>
+        </w:tc>
+        <w:tc>
+          <w:tcPr>
+            <w:tcW w:type="dxa" w:w="620"/>
+            <w:tcBorders>
+              <w:top w:val="single" w:color="C9D0DC" w:sz="4"/>
+              <w:left w:val="single" w:color="C9D0DC" w:sz="4"/>
+              <w:bottom w:val="single" w:color="C9D0DC" w:sz="4"/>
+              <w:right w:val="single" w:color="C9D0DC" w:sz="4"/>
+            </w:tcBorders>
+            <w:tcMar>
+              <w:top w:type="dxa" w:w="70"/>
+              <w:left w:type="dxa" w:w="100"/>
+              <w:bottom w:type="dxa" w:w="70"/>
+              <w:right w:type="dxa" w:w="100"/>
+            </w:tcMar>
+            <w:vAlign w:val="center"/>
+          </w:tcPr>
+          <w:p>
+            <w:pPr>
+              <w:spacing w:after="0" w:before="0" w:line="264"/>
+              <w:jc w:val="center"/>
+            </w:pPr>
+            <w:r>
+              <w:rPr>
+                <w:rFonts w:ascii="Arial" w:cs="Arial" w:eastAsia="Arial" w:hAnsi="Arial"/>
+                <w:sz w:val="30"/>
+                <w:szCs w:val="30"/>
+              </w:rPr>
+              <w:t xml:space="preserve">☐</w:t>
+            </w:r>
+          </w:p>
+        </w:tc>
+        <w:tc>
+          <w:tcPr>
+            <w:tcW w:type="dxa" w:w="620"/>
+            <w:tcBorders>
+              <w:top w:val="single" w:color="C9D0DC" w:sz="4"/>
+              <w:left w:val="single" w:color="C9D0DC" w:sz="4"/>
+              <w:bottom w:val="single" w:color="C9D0DC" w:sz="4"/>
+              <w:right w:val="single" w:color="C9D0DC" w:sz="4"/>
+            </w:tcBorders>
+            <w:tcMar>
+              <w:top w:type="dxa" w:w="70"/>
+              <w:left w:type="dxa" w:w="100"/>
+              <w:bottom w:type="dxa" w:w="70"/>
+              <w:right w:type="dxa" w:w="100"/>
+            </w:tcMar>
+            <w:vAlign w:val="center"/>
+          </w:tcPr>
+          <w:p>
+            <w:pPr>
+              <w:spacing w:after="0" w:before="0" w:line="264"/>
+              <w:jc w:val="center"/>
+            </w:pPr>
+            <w:r>
+              <w:rPr>
+                <w:rFonts w:ascii="Arial" w:cs="Arial" w:eastAsia="Arial" w:hAnsi="Arial"/>
+                <w:sz w:val="30"/>
+                <w:szCs w:val="30"/>
+              </w:rPr>
+              <w:t xml:space="preserve">☐</w:t>
+            </w:r>
+          </w:p>
+        </w:tc>
+        <w:tc>
+          <w:tcPr>
+            <w:tcW w:type="dxa" w:w="2040"/>
+            <w:tcBorders>
+              <w:top w:val="single" w:color="C9D0DC" w:sz="4"/>
+              <w:left w:val="single" w:color="C9D0DC" w:sz="4"/>
+              <w:bottom w:val="single" w:color="C9D0DC" w:sz="4"/>
+              <w:right w:val="single" w:color="C9D0DC" w:sz="4"/>
+            </w:tcBorders>
+            <w:tcMar>
+              <w:top w:type="dxa" w:w="70"/>
+              <w:left w:type="dxa" w:w="100"/>
+              <w:bottom w:type="dxa" w:w="70"/>
+              <w:right w:type="dxa" w:w="100"/>
+            </w:tcMar>
+            <w:vAlign w:val="top"/>
+          </w:tcPr>
+          <w:p>
+            <w:pPr>
+              <w:spacing w:after="0" w:before="0" w:line="264"/>
+            </w:pPr>
+            <w:r>
+              <w:rPr>
+                <w:rFonts w:ascii="Arial" w:cs="Arial" w:eastAsia="Arial" w:hAnsi="Arial"/>
+                <w:sz w:val="19"/>
+                <w:szCs w:val="19"/>
+              </w:rPr>
+              <w:t xml:space="preserve"> </w:t>
+            </w:r>
+          </w:p>
+        </w:tc>
+      </w:tr>
+      <w:tr>
+        <w:trPr>
+          <w:cantSplit/>
+        </w:trPr>
+        <w:tc>
+          <w:tcPr>
+            <w:tcW w:type="dxa" w:w="860"/>
+            <w:tcBorders>
+              <w:top w:val="single" w:color="C9D0DC" w:sz="4"/>
+              <w:left w:val="single" w:color="C9D0DC" w:sz="4"/>
+              <w:bottom w:val="single" w:color="C9D0DC" w:sz="4"/>
+              <w:right w:val="single" w:color="C9D0DC" w:sz="4"/>
+            </w:tcBorders>
+            <w:tcMar>
+              <w:top w:type="dxa" w:w="70"/>
+              <w:left w:type="dxa" w:w="100"/>
+              <w:bottom w:type="dxa" w:w="70"/>
+              <w:right w:type="dxa" w:w="100"/>
+            </w:tcMar>
+            <w:vAlign w:val="top"/>
+          </w:tcPr>
+          <w:p>
+            <w:pPr>
+              <w:spacing w:after="0" w:before="0" w:line="264"/>
+            </w:pPr>
+            <w:r>
+              <w:rPr>
+                <w:rFonts w:ascii="Arial" w:cs="Arial" w:eastAsia="Arial" w:hAnsi="Arial"/>
+                <w:b/>
+                <w:bCs/>
+                <w:color w:val="5B6477"/>
+                <w:sz w:val="16"/>
+                <w:szCs w:val="16"/>
+              </w:rPr>
+              <w:t xml:space="preserve">SA-38</w:t>
+            </w:r>
+          </w:p>
+        </w:tc>
+        <w:tc>
+          <w:tcPr>
+            <w:tcW w:type="dxa" w:w="5480"/>
+            <w:tcBorders>
+              <w:top w:val="single" w:color="C9D0DC" w:sz="4"/>
+              <w:left w:val="single" w:color="C9D0DC" w:sz="4"/>
+              <w:bottom w:val="single" w:color="C9D0DC" w:sz="4"/>
+              <w:right w:val="single" w:color="C9D0DC" w:sz="4"/>
+            </w:tcBorders>
+            <w:tcMar>
+              <w:top w:type="dxa" w:w="70"/>
+              <w:left w:type="dxa" w:w="100"/>
+              <w:bottom w:type="dxa" w:w="70"/>
+              <w:right w:type="dxa" w:w="100"/>
+            </w:tcMar>
+            <w:vAlign w:val="top"/>
+          </w:tcPr>
+          <w:p>
+            <w:pPr>
+              <w:spacing w:after="40" w:before="0" w:line="264"/>
+            </w:pPr>
+            <w:r>
+              <w:rPr>
+                <w:rFonts w:ascii="Arial" w:cs="Arial" w:eastAsia="Arial" w:hAnsi="Arial"/>
+                <w:b/>
+                <w:bCs/>
+                <w:sz w:val="20"/>
+                <w:szCs w:val="20"/>
+              </w:rPr>
+              <w:t xml:space="preserve">Plastic for a store or walk-in customer</w:t>
+            </w:r>
+          </w:p>
+          <w:p>
+            <w:pPr>
+              <w:spacing w:after="40" w:before="0" w:line="264"/>
+            </w:pPr>
+            <w:r>
+              <w:rPr>
+                <w:rFonts w:ascii="Arial" w:cs="Arial" w:eastAsia="Arial" w:hAnsi="Arial"/>
+                <w:i/>
+                <w:iCs/>
+                <w:color w:val="5B6477"/>
+                <w:sz w:val="15"/>
+                <w:szCs w:val="15"/>
+              </w:rPr>
+              <w:t xml:space="preserve">Flow F26 · Sale to a franchise with shipping to follow</w:t>
+            </w:r>
+          </w:p>
+          <w:p>
+            <w:pPr>
+              <w:spacing w:after="20" w:before="0" w:line="264"/>
+            </w:pPr>
+            <w:r>
+              <w:rPr>
+                <w:rFonts w:ascii="Arial" w:cs="Arial" w:eastAsia="Arial" w:hAnsi="Arial"/>
+                <w:color w:val="5B6477"/>
+                <w:sz w:val="19"/>
+                <w:szCs w:val="19"/>
+              </w:rPr>
+              <w:t xml:space="preserve">1.  </w:t>
+            </w:r>
+            <w:r>
+              <w:rPr>
+                <w:rFonts w:ascii="Arial" w:cs="Arial" w:eastAsia="Arial" w:hAnsi="Arial"/>
+                <w:sz w:val="19"/>
+                <w:szCs w:val="19"/>
+              </w:rPr>
+              <w:t xml:space="preserve">New Sale → Walk-in → add an item and Plastic S.</w:t>
+            </w:r>
+          </w:p>
+          <w:p>
+            <w:pPr>
+              <w:spacing w:after="20" w:before="0" w:line="264"/>
+            </w:pPr>
+            <w:r>
+              <w:rPr>
+                <w:rFonts w:ascii="Arial" w:cs="Arial" w:eastAsia="Arial" w:hAnsi="Arial"/>
+                <w:color w:val="5B6477"/>
+                <w:sz w:val="19"/>
+                <w:szCs w:val="19"/>
+              </w:rPr>
+              <w:t xml:space="preserve">2.  </w:t>
+            </w:r>
+            <w:r>
+              <w:rPr>
+                <w:rFonts w:ascii="Arial" w:cs="Arial" w:eastAsia="Arial" w:hAnsi="Arial"/>
+                <w:sz w:val="19"/>
+                <w:szCs w:val="19"/>
+              </w:rPr>
+              <w:t xml:space="preserve">Save. Then another sale: type a price of 2 on the plastic line → Save.</w:t>
+            </w:r>
+          </w:p>
+          <w:p>
+            <w:pPr>
+              <w:spacing w:after="0" w:before="60" w:line="264"/>
+            </w:pPr>
+            <w:r>
+              <w:rPr>
+                <w:rFonts w:ascii="Arial" w:cs="Arial" w:eastAsia="Arial" w:hAnsi="Arial"/>
+                <w:b/>
+                <w:bCs/>
+                <w:color w:val="0B1F3A"/>
+                <w:sz w:val="19"/>
+                <w:szCs w:val="19"/>
+              </w:rPr>
+              <w:t xml:space="preserve">You should see: </w:t>
+            </w:r>
+            <w:r>
+              <w:rPr>
+                <w:rFonts w:ascii="Arial" w:cs="Arial" w:eastAsia="Arial" w:hAnsi="Arial"/>
+                <w:sz w:val="19"/>
+                <w:szCs w:val="19"/>
+              </w:rPr>
+              <w:t xml:space="preserve">The plastic is free (₱0) the first time; the second time it is a sold item at the typed price.</w:t>
             </w:r>
           </w:p>
         </w:tc>
@@ -10919,7 +11507,7 @@
                 <w:sz w:val="17"/>
                 <w:szCs w:val="17"/>
               </w:rPr>
-              <w:t xml:space="preserve">Passed (of 38)</w:t>
+              <w:t xml:space="preserve">Passed (of 40)</w:t>
             </w:r>
           </w:p>
         </w:tc>

--- a/docs/acceptance-test/per-user/09-sales.westave.docx
+++ b/docs/acceptance-test/per-user/09-sales.westave.docx
@@ -117,7 +117,7 @@
           <w:sz w:val="18"/>
           <w:szCs w:val="18"/>
         </w:rPr>
-        <w:t xml:space="preserve">  ·  40 checks</w:t>
+        <w:t xml:space="preserve">  ·  46 checks</w:t>
       </w:r>
     </w:p>
     <w:tbl>
@@ -11304,6 +11304,1688 @@
                 <w:szCs w:val="19"/>
               </w:rPr>
               <w:t xml:space="preserve">The plastic is free (₱0) the first time; the second time it is a sold item at the typed price.</w:t>
+            </w:r>
+          </w:p>
+        </w:tc>
+        <w:tc>
+          <w:tcPr>
+            <w:tcW w:type="dxa" w:w="620"/>
+            <w:tcBorders>
+              <w:top w:val="single" w:color="C9D0DC" w:sz="4"/>
+              <w:left w:val="single" w:color="C9D0DC" w:sz="4"/>
+              <w:bottom w:val="single" w:color="C9D0DC" w:sz="4"/>
+              <w:right w:val="single" w:color="C9D0DC" w:sz="4"/>
+            </w:tcBorders>
+            <w:tcMar>
+              <w:top w:type="dxa" w:w="70"/>
+              <w:left w:type="dxa" w:w="100"/>
+              <w:bottom w:type="dxa" w:w="70"/>
+              <w:right w:type="dxa" w:w="100"/>
+            </w:tcMar>
+            <w:vAlign w:val="center"/>
+          </w:tcPr>
+          <w:p>
+            <w:pPr>
+              <w:spacing w:after="0" w:before="0" w:line="264"/>
+              <w:jc w:val="center"/>
+            </w:pPr>
+            <w:r>
+              <w:rPr>
+                <w:rFonts w:ascii="Arial" w:cs="Arial" w:eastAsia="Arial" w:hAnsi="Arial"/>
+                <w:sz w:val="30"/>
+                <w:szCs w:val="30"/>
+              </w:rPr>
+              <w:t xml:space="preserve">☐</w:t>
+            </w:r>
+          </w:p>
+        </w:tc>
+        <w:tc>
+          <w:tcPr>
+            <w:tcW w:type="dxa" w:w="620"/>
+            <w:tcBorders>
+              <w:top w:val="single" w:color="C9D0DC" w:sz="4"/>
+              <w:left w:val="single" w:color="C9D0DC" w:sz="4"/>
+              <w:bottom w:val="single" w:color="C9D0DC" w:sz="4"/>
+              <w:right w:val="single" w:color="C9D0DC" w:sz="4"/>
+            </w:tcBorders>
+            <w:tcMar>
+              <w:top w:type="dxa" w:w="70"/>
+              <w:left w:type="dxa" w:w="100"/>
+              <w:bottom w:type="dxa" w:w="70"/>
+              <w:right w:type="dxa" w:w="100"/>
+            </w:tcMar>
+            <w:vAlign w:val="center"/>
+          </w:tcPr>
+          <w:p>
+            <w:pPr>
+              <w:spacing w:after="0" w:before="0" w:line="264"/>
+              <w:jc w:val="center"/>
+            </w:pPr>
+            <w:r>
+              <w:rPr>
+                <w:rFonts w:ascii="Arial" w:cs="Arial" w:eastAsia="Arial" w:hAnsi="Arial"/>
+                <w:sz w:val="30"/>
+                <w:szCs w:val="30"/>
+              </w:rPr>
+              <w:t xml:space="preserve">☐</w:t>
+            </w:r>
+          </w:p>
+        </w:tc>
+        <w:tc>
+          <w:tcPr>
+            <w:tcW w:type="dxa" w:w="620"/>
+            <w:tcBorders>
+              <w:top w:val="single" w:color="C9D0DC" w:sz="4"/>
+              <w:left w:val="single" w:color="C9D0DC" w:sz="4"/>
+              <w:bottom w:val="single" w:color="C9D0DC" w:sz="4"/>
+              <w:right w:val="single" w:color="C9D0DC" w:sz="4"/>
+            </w:tcBorders>
+            <w:tcMar>
+              <w:top w:type="dxa" w:w="70"/>
+              <w:left w:type="dxa" w:w="100"/>
+              <w:bottom w:type="dxa" w:w="70"/>
+              <w:right w:type="dxa" w:w="100"/>
+            </w:tcMar>
+            <w:vAlign w:val="center"/>
+          </w:tcPr>
+          <w:p>
+            <w:pPr>
+              <w:spacing w:after="0" w:before="0" w:line="264"/>
+              <w:jc w:val="center"/>
+            </w:pPr>
+            <w:r>
+              <w:rPr>
+                <w:rFonts w:ascii="Arial" w:cs="Arial" w:eastAsia="Arial" w:hAnsi="Arial"/>
+                <w:sz w:val="30"/>
+                <w:szCs w:val="30"/>
+              </w:rPr>
+              <w:t xml:space="preserve">☐</w:t>
+            </w:r>
+          </w:p>
+        </w:tc>
+        <w:tc>
+          <w:tcPr>
+            <w:tcW w:type="dxa" w:w="2040"/>
+            <w:tcBorders>
+              <w:top w:val="single" w:color="C9D0DC" w:sz="4"/>
+              <w:left w:val="single" w:color="C9D0DC" w:sz="4"/>
+              <w:bottom w:val="single" w:color="C9D0DC" w:sz="4"/>
+              <w:right w:val="single" w:color="C9D0DC" w:sz="4"/>
+            </w:tcBorders>
+            <w:tcMar>
+              <w:top w:type="dxa" w:w="70"/>
+              <w:left w:type="dxa" w:w="100"/>
+              <w:bottom w:type="dxa" w:w="70"/>
+              <w:right w:type="dxa" w:w="100"/>
+            </w:tcMar>
+            <w:vAlign w:val="top"/>
+          </w:tcPr>
+          <w:p>
+            <w:pPr>
+              <w:spacing w:after="0" w:before="0" w:line="264"/>
+            </w:pPr>
+            <w:r>
+              <w:rPr>
+                <w:rFonts w:ascii="Arial" w:cs="Arial" w:eastAsia="Arial" w:hAnsi="Arial"/>
+                <w:sz w:val="19"/>
+                <w:szCs w:val="19"/>
+              </w:rPr>
+              <w:t xml:space="preserve"> </w:t>
+            </w:r>
+          </w:p>
+        </w:tc>
+      </w:tr>
+      <w:tr>
+        <w:trPr>
+          <w:cantSplit/>
+        </w:trPr>
+        <w:tc>
+          <w:tcPr>
+            <w:tcW w:type="dxa" w:w="860"/>
+            <w:tcBorders>
+              <w:top w:val="single" w:color="C9D0DC" w:sz="4"/>
+              <w:left w:val="single" w:color="C9D0DC" w:sz="4"/>
+              <w:bottom w:val="single" w:color="C9D0DC" w:sz="4"/>
+              <w:right w:val="single" w:color="C9D0DC" w:sz="4"/>
+            </w:tcBorders>
+            <w:tcMar>
+              <w:top w:type="dxa" w:w="70"/>
+              <w:left w:type="dxa" w:w="100"/>
+              <w:bottom w:type="dxa" w:w="70"/>
+              <w:right w:type="dxa" w:w="100"/>
+            </w:tcMar>
+            <w:vAlign w:val="top"/>
+          </w:tcPr>
+          <w:p>
+            <w:pPr>
+              <w:spacing w:after="0" w:before="0" w:line="264"/>
+            </w:pPr>
+            <w:r>
+              <w:rPr>
+                <w:rFonts w:ascii="Arial" w:cs="Arial" w:eastAsia="Arial" w:hAnsi="Arial"/>
+                <w:b/>
+                <w:bCs/>
+                <w:color w:val="5B6477"/>
+                <w:sz w:val="16"/>
+                <w:szCs w:val="16"/>
+              </w:rPr>
+              <w:t xml:space="preserve">SA-39</w:t>
+            </w:r>
+          </w:p>
+        </w:tc>
+        <w:tc>
+          <w:tcPr>
+            <w:tcW w:type="dxa" w:w="5480"/>
+            <w:tcBorders>
+              <w:top w:val="single" w:color="C9D0DC" w:sz="4"/>
+              <w:left w:val="single" w:color="C9D0DC" w:sz="4"/>
+              <w:bottom w:val="single" w:color="C9D0DC" w:sz="4"/>
+              <w:right w:val="single" w:color="C9D0DC" w:sz="4"/>
+            </w:tcBorders>
+            <w:tcMar>
+              <w:top w:type="dxa" w:w="70"/>
+              <w:left w:type="dxa" w:w="100"/>
+              <w:bottom w:type="dxa" w:w="70"/>
+              <w:right w:type="dxa" w:w="100"/>
+            </w:tcMar>
+            <w:vAlign w:val="top"/>
+          </w:tcPr>
+          <w:p>
+            <w:pPr>
+              <w:spacing w:after="40" w:before="0" w:line="264"/>
+            </w:pPr>
+            <w:r>
+              <w:rPr>
+                <w:rFonts w:ascii="Arial" w:cs="Arial" w:eastAsia="Arial" w:hAnsi="Arial"/>
+                <w:b/>
+                <w:bCs/>
+                <w:sz w:val="20"/>
+                <w:szCs w:val="20"/>
+              </w:rPr>
+              <w:t xml:space="preserve">A customer returns an item: open a replacement ticket</w:t>
+            </w:r>
+          </w:p>
+          <w:p>
+            <w:pPr>
+              <w:spacing w:after="40" w:before="0" w:line="264"/>
+            </w:pPr>
+            <w:r>
+              <w:rPr>
+                <w:rFonts w:ascii="Arial" w:cs="Arial" w:eastAsia="Arial" w:hAnsi="Arial"/>
+                <w:i/>
+                <w:iCs/>
+                <w:color w:val="5B6477"/>
+                <w:sz w:val="15"/>
+                <w:szCs w:val="15"/>
+              </w:rPr>
+              <w:t xml:space="preserve">Flow F27 · Customer return and replacement ticket</w:t>
+            </w:r>
+          </w:p>
+          <w:p>
+            <w:pPr>
+              <w:spacing w:after="20" w:before="0" w:line="264"/>
+            </w:pPr>
+            <w:r>
+              <w:rPr>
+                <w:rFonts w:ascii="Arial" w:cs="Arial" w:eastAsia="Arial" w:hAnsi="Arial"/>
+                <w:color w:val="5B6477"/>
+                <w:sz w:val="19"/>
+                <w:szCs w:val="19"/>
+              </w:rPr>
+              <w:t xml:space="preserve">1.  </w:t>
+            </w:r>
+            <w:r>
+              <w:rPr>
+                <w:rFonts w:ascii="Arial" w:cs="Arial" w:eastAsia="Arial" w:hAnsi="Arial"/>
+                <w:sz w:val="19"/>
+                <w:szCs w:val="19"/>
+              </w:rPr>
+              <w:t xml:space="preserve">Replacement Tickets → Customer returned an item.</w:t>
+            </w:r>
+          </w:p>
+          <w:p>
+            <w:pPr>
+              <w:spacing w:after="20" w:before="0" w:line="264"/>
+            </w:pPr>
+            <w:r>
+              <w:rPr>
+                <w:rFonts w:ascii="Arial" w:cs="Arial" w:eastAsia="Arial" w:hAnsi="Arial"/>
+                <w:color w:val="5B6477"/>
+                <w:sz w:val="19"/>
+                <w:szCs w:val="19"/>
+              </w:rPr>
+              <w:t xml:space="preserve">2.  </w:t>
+            </w:r>
+            <w:r>
+              <w:rPr>
+                <w:rFonts w:ascii="Arial" w:cs="Arial" w:eastAsia="Arial" w:hAnsi="Arial"/>
+                <w:sz w:val="19"/>
+                <w:szCs w:val="19"/>
+              </w:rPr>
+              <w:t xml:space="preserve">Type the DR number (or the customer name) → press the item line → quantity, reason, notes → Open the ticket.</w:t>
+            </w:r>
+          </w:p>
+          <w:p>
+            <w:pPr>
+              <w:spacing w:after="20" w:before="0" w:line="264"/>
+            </w:pPr>
+            <w:r>
+              <w:rPr>
+                <w:rFonts w:ascii="Arial" w:cs="Arial" w:eastAsia="Arial" w:hAnsi="Arial"/>
+                <w:color w:val="5B6477"/>
+                <w:sz w:val="19"/>
+                <w:szCs w:val="19"/>
+              </w:rPr>
+              <w:t xml:space="preserve">3.  </w:t>
+            </w:r>
+            <w:r>
+              <w:rPr>
+                <w:rFonts w:ascii="Arial" w:cs="Arial" w:eastAsia="Arial" w:hAnsi="Arial"/>
+                <w:sz w:val="19"/>
+                <w:szCs w:val="19"/>
+              </w:rPr>
+              <w:t xml:space="preserve">Attach a photo of the item on the ticket page.</w:t>
+            </w:r>
+          </w:p>
+          <w:p>
+            <w:pPr>
+              <w:spacing w:after="0" w:before="60" w:line="264"/>
+            </w:pPr>
+            <w:r>
+              <w:rPr>
+                <w:rFonts w:ascii="Arial" w:cs="Arial" w:eastAsia="Arial" w:hAnsi="Arial"/>
+                <w:b/>
+                <w:bCs/>
+                <w:color w:val="0B1F3A"/>
+                <w:sz w:val="19"/>
+                <w:szCs w:val="19"/>
+              </w:rPr>
+              <w:t xml:space="preserve">You should see: </w:t>
+            </w:r>
+            <w:r>
+              <w:rPr>
+                <w:rFonts w:ascii="Arial" w:cs="Arial" w:eastAsia="Arial" w:hAnsi="Arial"/>
+                <w:sz w:val="19"/>
+                <w:szCs w:val="19"/>
+              </w:rPr>
+              <w:t xml:space="preserve">The ticket (RT number) names the DR, the customer and the branch that made the sale. You cannot return more than was sold. The auditors, Accounting, the Owner, the DR's sales associate and the other branches are told.</w:t>
+            </w:r>
+          </w:p>
+        </w:tc>
+        <w:tc>
+          <w:tcPr>
+            <w:tcW w:type="dxa" w:w="620"/>
+            <w:tcBorders>
+              <w:top w:val="single" w:color="C9D0DC" w:sz="4"/>
+              <w:left w:val="single" w:color="C9D0DC" w:sz="4"/>
+              <w:bottom w:val="single" w:color="C9D0DC" w:sz="4"/>
+              <w:right w:val="single" w:color="C9D0DC" w:sz="4"/>
+            </w:tcBorders>
+            <w:tcMar>
+              <w:top w:type="dxa" w:w="70"/>
+              <w:left w:type="dxa" w:w="100"/>
+              <w:bottom w:type="dxa" w:w="70"/>
+              <w:right w:type="dxa" w:w="100"/>
+            </w:tcMar>
+            <w:vAlign w:val="center"/>
+          </w:tcPr>
+          <w:p>
+            <w:pPr>
+              <w:spacing w:after="0" w:before="0" w:line="264"/>
+              <w:jc w:val="center"/>
+            </w:pPr>
+            <w:r>
+              <w:rPr>
+                <w:rFonts w:ascii="Arial" w:cs="Arial" w:eastAsia="Arial" w:hAnsi="Arial"/>
+                <w:sz w:val="30"/>
+                <w:szCs w:val="30"/>
+              </w:rPr>
+              <w:t xml:space="preserve">☐</w:t>
+            </w:r>
+          </w:p>
+        </w:tc>
+        <w:tc>
+          <w:tcPr>
+            <w:tcW w:type="dxa" w:w="620"/>
+            <w:tcBorders>
+              <w:top w:val="single" w:color="C9D0DC" w:sz="4"/>
+              <w:left w:val="single" w:color="C9D0DC" w:sz="4"/>
+              <w:bottom w:val="single" w:color="C9D0DC" w:sz="4"/>
+              <w:right w:val="single" w:color="C9D0DC" w:sz="4"/>
+            </w:tcBorders>
+            <w:tcMar>
+              <w:top w:type="dxa" w:w="70"/>
+              <w:left w:type="dxa" w:w="100"/>
+              <w:bottom w:type="dxa" w:w="70"/>
+              <w:right w:type="dxa" w:w="100"/>
+            </w:tcMar>
+            <w:vAlign w:val="center"/>
+          </w:tcPr>
+          <w:p>
+            <w:pPr>
+              <w:spacing w:after="0" w:before="0" w:line="264"/>
+              <w:jc w:val="center"/>
+            </w:pPr>
+            <w:r>
+              <w:rPr>
+                <w:rFonts w:ascii="Arial" w:cs="Arial" w:eastAsia="Arial" w:hAnsi="Arial"/>
+                <w:sz w:val="30"/>
+                <w:szCs w:val="30"/>
+              </w:rPr>
+              <w:t xml:space="preserve">☐</w:t>
+            </w:r>
+          </w:p>
+        </w:tc>
+        <w:tc>
+          <w:tcPr>
+            <w:tcW w:type="dxa" w:w="620"/>
+            <w:tcBorders>
+              <w:top w:val="single" w:color="C9D0DC" w:sz="4"/>
+              <w:left w:val="single" w:color="C9D0DC" w:sz="4"/>
+              <w:bottom w:val="single" w:color="C9D0DC" w:sz="4"/>
+              <w:right w:val="single" w:color="C9D0DC" w:sz="4"/>
+            </w:tcBorders>
+            <w:tcMar>
+              <w:top w:type="dxa" w:w="70"/>
+              <w:left w:type="dxa" w:w="100"/>
+              <w:bottom w:type="dxa" w:w="70"/>
+              <w:right w:type="dxa" w:w="100"/>
+            </w:tcMar>
+            <w:vAlign w:val="center"/>
+          </w:tcPr>
+          <w:p>
+            <w:pPr>
+              <w:spacing w:after="0" w:before="0" w:line="264"/>
+              <w:jc w:val="center"/>
+            </w:pPr>
+            <w:r>
+              <w:rPr>
+                <w:rFonts w:ascii="Arial" w:cs="Arial" w:eastAsia="Arial" w:hAnsi="Arial"/>
+                <w:sz w:val="30"/>
+                <w:szCs w:val="30"/>
+              </w:rPr>
+              <w:t xml:space="preserve">☐</w:t>
+            </w:r>
+          </w:p>
+        </w:tc>
+        <w:tc>
+          <w:tcPr>
+            <w:tcW w:type="dxa" w:w="2040"/>
+            <w:tcBorders>
+              <w:top w:val="single" w:color="C9D0DC" w:sz="4"/>
+              <w:left w:val="single" w:color="C9D0DC" w:sz="4"/>
+              <w:bottom w:val="single" w:color="C9D0DC" w:sz="4"/>
+              <w:right w:val="single" w:color="C9D0DC" w:sz="4"/>
+            </w:tcBorders>
+            <w:tcMar>
+              <w:top w:type="dxa" w:w="70"/>
+              <w:left w:type="dxa" w:w="100"/>
+              <w:bottom w:type="dxa" w:w="70"/>
+              <w:right w:type="dxa" w:w="100"/>
+            </w:tcMar>
+            <w:vAlign w:val="top"/>
+          </w:tcPr>
+          <w:p>
+            <w:pPr>
+              <w:spacing w:after="0" w:before="0" w:line="264"/>
+            </w:pPr>
+            <w:r>
+              <w:rPr>
+                <w:rFonts w:ascii="Arial" w:cs="Arial" w:eastAsia="Arial" w:hAnsi="Arial"/>
+                <w:sz w:val="19"/>
+                <w:szCs w:val="19"/>
+              </w:rPr>
+              <w:t xml:space="preserve"> </w:t>
+            </w:r>
+          </w:p>
+        </w:tc>
+      </w:tr>
+      <w:tr>
+        <w:trPr>
+          <w:cantSplit/>
+        </w:trPr>
+        <w:tc>
+          <w:tcPr>
+            <w:tcW w:type="dxa" w:w="860"/>
+            <w:tcBorders>
+              <w:top w:val="single" w:color="C9D0DC" w:sz="4"/>
+              <w:left w:val="single" w:color="C9D0DC" w:sz="4"/>
+              <w:bottom w:val="single" w:color="C9D0DC" w:sz="4"/>
+              <w:right w:val="single" w:color="C9D0DC" w:sz="4"/>
+            </w:tcBorders>
+            <w:tcMar>
+              <w:top w:type="dxa" w:w="70"/>
+              <w:left w:type="dxa" w:w="100"/>
+              <w:bottom w:type="dxa" w:w="70"/>
+              <w:right w:type="dxa" w:w="100"/>
+            </w:tcMar>
+            <w:vAlign w:val="top"/>
+          </w:tcPr>
+          <w:p>
+            <w:pPr>
+              <w:spacing w:after="0" w:before="0" w:line="264"/>
+            </w:pPr>
+            <w:r>
+              <w:rPr>
+                <w:rFonts w:ascii="Arial" w:cs="Arial" w:eastAsia="Arial" w:hAnsi="Arial"/>
+                <w:b/>
+                <w:bCs/>
+                <w:color w:val="5B6477"/>
+                <w:sz w:val="16"/>
+                <w:szCs w:val="16"/>
+              </w:rPr>
+              <w:t xml:space="preserve">SA-40</w:t>
+            </w:r>
+          </w:p>
+        </w:tc>
+        <w:tc>
+          <w:tcPr>
+            <w:tcW w:type="dxa" w:w="5480"/>
+            <w:tcBorders>
+              <w:top w:val="single" w:color="C9D0DC" w:sz="4"/>
+              <w:left w:val="single" w:color="C9D0DC" w:sz="4"/>
+              <w:bottom w:val="single" w:color="C9D0DC" w:sz="4"/>
+              <w:right w:val="single" w:color="C9D0DC" w:sz="4"/>
+            </w:tcBorders>
+            <w:tcMar>
+              <w:top w:type="dxa" w:w="70"/>
+              <w:left w:type="dxa" w:w="100"/>
+              <w:bottom w:type="dxa" w:w="70"/>
+              <w:right w:type="dxa" w:w="100"/>
+            </w:tcMar>
+            <w:vAlign w:val="top"/>
+          </w:tcPr>
+          <w:p>
+            <w:pPr>
+              <w:spacing w:after="40" w:before="0" w:line="264"/>
+            </w:pPr>
+            <w:r>
+              <w:rPr>
+                <w:rFonts w:ascii="Arial" w:cs="Arial" w:eastAsia="Arial" w:hAnsi="Arial"/>
+                <w:b/>
+                <w:bCs/>
+                <w:sz w:val="20"/>
+                <w:szCs w:val="20"/>
+              </w:rPr>
+              <w:t xml:space="preserve">Give the replacement for another branch's ticket</w:t>
+            </w:r>
+          </w:p>
+          <w:p>
+            <w:pPr>
+              <w:spacing w:after="40" w:before="0" w:line="264"/>
+            </w:pPr>
+            <w:r>
+              <w:rPr>
+                <w:rFonts w:ascii="Arial" w:cs="Arial" w:eastAsia="Arial" w:hAnsi="Arial"/>
+                <w:i/>
+                <w:iCs/>
+                <w:color w:val="5B6477"/>
+                <w:sz w:val="15"/>
+                <w:szCs w:val="15"/>
+              </w:rPr>
+              <w:t xml:space="preserve">Flow F27 · Customer return and replacement ticket</w:t>
+            </w:r>
+          </w:p>
+          <w:p>
+            <w:pPr>
+              <w:spacing w:after="20" w:before="0" w:line="264"/>
+            </w:pPr>
+            <w:r>
+              <w:rPr>
+                <w:rFonts w:ascii="Arial" w:cs="Arial" w:eastAsia="Arial" w:hAnsi="Arial"/>
+                <w:color w:val="5B6477"/>
+                <w:sz w:val="19"/>
+                <w:szCs w:val="19"/>
+              </w:rPr>
+              <w:t xml:space="preserve">1.  </w:t>
+            </w:r>
+            <w:r>
+              <w:rPr>
+                <w:rFonts w:ascii="Arial" w:cs="Arial" w:eastAsia="Arial" w:hAnsi="Arial"/>
+                <w:sz w:val="19"/>
+                <w:szCs w:val="19"/>
+              </w:rPr>
+              <w:t xml:space="preserve">Replacement Tickets → open a customer ticket made at another branch.</w:t>
+            </w:r>
+          </w:p>
+          <w:p>
+            <w:pPr>
+              <w:spacing w:after="20" w:before="0" w:line="264"/>
+            </w:pPr>
+            <w:r>
+              <w:rPr>
+                <w:rFonts w:ascii="Arial" w:cs="Arial" w:eastAsia="Arial" w:hAnsi="Arial"/>
+                <w:color w:val="5B6477"/>
+                <w:sz w:val="19"/>
+                <w:szCs w:val="19"/>
+              </w:rPr>
+              <w:t xml:space="preserve">2.  </w:t>
+            </w:r>
+            <w:r>
+              <w:rPr>
+                <w:rFonts w:ascii="Arial" w:cs="Arial" w:eastAsia="Arial" w:hAnsi="Arial"/>
+                <w:sz w:val="19"/>
+                <w:szCs w:val="19"/>
+              </w:rPr>
+              <w:t xml:space="preserve">Press We gave the replacement → search another product (or keep the same) → Save.</w:t>
+            </w:r>
+          </w:p>
+          <w:p>
+            <w:pPr>
+              <w:spacing w:after="0" w:before="60" w:line="264"/>
+            </w:pPr>
+            <w:r>
+              <w:rPr>
+                <w:rFonts w:ascii="Arial" w:cs="Arial" w:eastAsia="Arial" w:hAnsi="Arial"/>
+                <w:b/>
+                <w:bCs/>
+                <w:color w:val="0B1F3A"/>
+                <w:sz w:val="19"/>
+                <w:szCs w:val="19"/>
+              </w:rPr>
+              <w:t xml:space="preserve">You should see: </w:t>
+            </w:r>
+            <w:r>
+              <w:rPr>
+                <w:rFonts w:ascii="Arial" w:cs="Arial" w:eastAsia="Arial" w:hAnsi="Arial"/>
+                <w:sz w:val="19"/>
+                <w:szCs w:val="19"/>
+              </w:rPr>
+              <w:t xml:space="preserve">The replacement leaves your stock. The price difference against the DR is shown (customer pays or refund). The Head Auditor approves; then the ticket closes. A second branch cannot tick it again.</w:t>
+            </w:r>
+          </w:p>
+        </w:tc>
+        <w:tc>
+          <w:tcPr>
+            <w:tcW w:type="dxa" w:w="620"/>
+            <w:tcBorders>
+              <w:top w:val="single" w:color="C9D0DC" w:sz="4"/>
+              <w:left w:val="single" w:color="C9D0DC" w:sz="4"/>
+              <w:bottom w:val="single" w:color="C9D0DC" w:sz="4"/>
+              <w:right w:val="single" w:color="C9D0DC" w:sz="4"/>
+            </w:tcBorders>
+            <w:tcMar>
+              <w:top w:type="dxa" w:w="70"/>
+              <w:left w:type="dxa" w:w="100"/>
+              <w:bottom w:type="dxa" w:w="70"/>
+              <w:right w:type="dxa" w:w="100"/>
+            </w:tcMar>
+            <w:vAlign w:val="center"/>
+          </w:tcPr>
+          <w:p>
+            <w:pPr>
+              <w:spacing w:after="0" w:before="0" w:line="264"/>
+              <w:jc w:val="center"/>
+            </w:pPr>
+            <w:r>
+              <w:rPr>
+                <w:rFonts w:ascii="Arial" w:cs="Arial" w:eastAsia="Arial" w:hAnsi="Arial"/>
+                <w:sz w:val="30"/>
+                <w:szCs w:val="30"/>
+              </w:rPr>
+              <w:t xml:space="preserve">☐</w:t>
+            </w:r>
+          </w:p>
+        </w:tc>
+        <w:tc>
+          <w:tcPr>
+            <w:tcW w:type="dxa" w:w="620"/>
+            <w:tcBorders>
+              <w:top w:val="single" w:color="C9D0DC" w:sz="4"/>
+              <w:left w:val="single" w:color="C9D0DC" w:sz="4"/>
+              <w:bottom w:val="single" w:color="C9D0DC" w:sz="4"/>
+              <w:right w:val="single" w:color="C9D0DC" w:sz="4"/>
+            </w:tcBorders>
+            <w:tcMar>
+              <w:top w:type="dxa" w:w="70"/>
+              <w:left w:type="dxa" w:w="100"/>
+              <w:bottom w:type="dxa" w:w="70"/>
+              <w:right w:type="dxa" w:w="100"/>
+            </w:tcMar>
+            <w:vAlign w:val="center"/>
+          </w:tcPr>
+          <w:p>
+            <w:pPr>
+              <w:spacing w:after="0" w:before="0" w:line="264"/>
+              <w:jc w:val="center"/>
+            </w:pPr>
+            <w:r>
+              <w:rPr>
+                <w:rFonts w:ascii="Arial" w:cs="Arial" w:eastAsia="Arial" w:hAnsi="Arial"/>
+                <w:sz w:val="30"/>
+                <w:szCs w:val="30"/>
+              </w:rPr>
+              <w:t xml:space="preserve">☐</w:t>
+            </w:r>
+          </w:p>
+        </w:tc>
+        <w:tc>
+          <w:tcPr>
+            <w:tcW w:type="dxa" w:w="620"/>
+            <w:tcBorders>
+              <w:top w:val="single" w:color="C9D0DC" w:sz="4"/>
+              <w:left w:val="single" w:color="C9D0DC" w:sz="4"/>
+              <w:bottom w:val="single" w:color="C9D0DC" w:sz="4"/>
+              <w:right w:val="single" w:color="C9D0DC" w:sz="4"/>
+            </w:tcBorders>
+            <w:tcMar>
+              <w:top w:type="dxa" w:w="70"/>
+              <w:left w:type="dxa" w:w="100"/>
+              <w:bottom w:type="dxa" w:w="70"/>
+              <w:right w:type="dxa" w:w="100"/>
+            </w:tcMar>
+            <w:vAlign w:val="center"/>
+          </w:tcPr>
+          <w:p>
+            <w:pPr>
+              <w:spacing w:after="0" w:before="0" w:line="264"/>
+              <w:jc w:val="center"/>
+            </w:pPr>
+            <w:r>
+              <w:rPr>
+                <w:rFonts w:ascii="Arial" w:cs="Arial" w:eastAsia="Arial" w:hAnsi="Arial"/>
+                <w:sz w:val="30"/>
+                <w:szCs w:val="30"/>
+              </w:rPr>
+              <w:t xml:space="preserve">☐</w:t>
+            </w:r>
+          </w:p>
+        </w:tc>
+        <w:tc>
+          <w:tcPr>
+            <w:tcW w:type="dxa" w:w="2040"/>
+            <w:tcBorders>
+              <w:top w:val="single" w:color="C9D0DC" w:sz="4"/>
+              <w:left w:val="single" w:color="C9D0DC" w:sz="4"/>
+              <w:bottom w:val="single" w:color="C9D0DC" w:sz="4"/>
+              <w:right w:val="single" w:color="C9D0DC" w:sz="4"/>
+            </w:tcBorders>
+            <w:tcMar>
+              <w:top w:type="dxa" w:w="70"/>
+              <w:left w:type="dxa" w:w="100"/>
+              <w:bottom w:type="dxa" w:w="70"/>
+              <w:right w:type="dxa" w:w="100"/>
+            </w:tcMar>
+            <w:vAlign w:val="top"/>
+          </w:tcPr>
+          <w:p>
+            <w:pPr>
+              <w:spacing w:after="0" w:before="0" w:line="264"/>
+            </w:pPr>
+            <w:r>
+              <w:rPr>
+                <w:rFonts w:ascii="Arial" w:cs="Arial" w:eastAsia="Arial" w:hAnsi="Arial"/>
+                <w:sz w:val="19"/>
+                <w:szCs w:val="19"/>
+              </w:rPr>
+              <w:t xml:space="preserve"> </w:t>
+            </w:r>
+          </w:p>
+        </w:tc>
+      </w:tr>
+      <w:tr>
+        <w:trPr>
+          <w:cantSplit/>
+        </w:trPr>
+        <w:tc>
+          <w:tcPr>
+            <w:tcW w:type="dxa" w:w="860"/>
+            <w:tcBorders>
+              <w:top w:val="single" w:color="C9D0DC" w:sz="4"/>
+              <w:left w:val="single" w:color="C9D0DC" w:sz="4"/>
+              <w:bottom w:val="single" w:color="C9D0DC" w:sz="4"/>
+              <w:right w:val="single" w:color="C9D0DC" w:sz="4"/>
+            </w:tcBorders>
+            <w:tcMar>
+              <w:top w:type="dxa" w:w="70"/>
+              <w:left w:type="dxa" w:w="100"/>
+              <w:bottom w:type="dxa" w:w="70"/>
+              <w:right w:type="dxa" w:w="100"/>
+            </w:tcMar>
+            <w:vAlign w:val="top"/>
+          </w:tcPr>
+          <w:p>
+            <w:pPr>
+              <w:spacing w:after="0" w:before="0" w:line="264"/>
+            </w:pPr>
+            <w:r>
+              <w:rPr>
+                <w:rFonts w:ascii="Arial" w:cs="Arial" w:eastAsia="Arial" w:hAnsi="Arial"/>
+                <w:b/>
+                <w:bCs/>
+                <w:color w:val="5B6477"/>
+                <w:sz w:val="16"/>
+                <w:szCs w:val="16"/>
+              </w:rPr>
+              <w:t xml:space="preserve">SA-41</w:t>
+            </w:r>
+          </w:p>
+        </w:tc>
+        <w:tc>
+          <w:tcPr>
+            <w:tcW w:type="dxa" w:w="5480"/>
+            <w:tcBorders>
+              <w:top w:val="single" w:color="C9D0DC" w:sz="4"/>
+              <w:left w:val="single" w:color="C9D0DC" w:sz="4"/>
+              <w:bottom w:val="single" w:color="C9D0DC" w:sz="4"/>
+              <w:right w:val="single" w:color="C9D0DC" w:sz="4"/>
+            </w:tcBorders>
+            <w:tcMar>
+              <w:top w:type="dxa" w:w="70"/>
+              <w:left w:type="dxa" w:w="100"/>
+              <w:bottom w:type="dxa" w:w="70"/>
+              <w:right w:type="dxa" w:w="100"/>
+            </w:tcMar>
+            <w:vAlign w:val="top"/>
+          </w:tcPr>
+          <w:p>
+            <w:pPr>
+              <w:spacing w:after="40" w:before="0" w:line="264"/>
+            </w:pPr>
+            <w:r>
+              <w:rPr>
+                <w:rFonts w:ascii="Arial" w:cs="Arial" w:eastAsia="Arial" w:hAnsi="Arial"/>
+                <w:b/>
+                <w:bCs/>
+                <w:sz w:val="20"/>
+                <w:szCs w:val="20"/>
+              </w:rPr>
+              <w:t xml:space="preserve">Confirm the price difference</w:t>
+            </w:r>
+          </w:p>
+          <w:p>
+            <w:pPr>
+              <w:spacing w:after="40" w:before="0" w:line="264"/>
+            </w:pPr>
+            <w:r>
+              <w:rPr>
+                <w:rFonts w:ascii="Arial" w:cs="Arial" w:eastAsia="Arial" w:hAnsi="Arial"/>
+                <w:i/>
+                <w:iCs/>
+                <w:color w:val="5B6477"/>
+                <w:sz w:val="15"/>
+                <w:szCs w:val="15"/>
+              </w:rPr>
+              <w:t xml:space="preserve">Flow F27 · Customer return and replacement ticket</w:t>
+            </w:r>
+          </w:p>
+          <w:p>
+            <w:pPr>
+              <w:spacing w:after="20" w:before="0" w:line="264"/>
+            </w:pPr>
+            <w:r>
+              <w:rPr>
+                <w:rFonts w:ascii="Arial" w:cs="Arial" w:eastAsia="Arial" w:hAnsi="Arial"/>
+                <w:color w:val="5B6477"/>
+                <w:sz w:val="19"/>
+                <w:szCs w:val="19"/>
+              </w:rPr>
+              <w:t xml:space="preserve">1.  </w:t>
+            </w:r>
+            <w:r>
+              <w:rPr>
+                <w:rFonts w:ascii="Arial" w:cs="Arial" w:eastAsia="Arial" w:hAnsi="Arial"/>
+                <w:sz w:val="19"/>
+                <w:szCs w:val="19"/>
+              </w:rPr>
+              <w:t xml:space="preserve">Open the closed ticket you replaced → press The customer paid the difference (or The refund was given).</w:t>
+            </w:r>
+          </w:p>
+          <w:p>
+            <w:pPr>
+              <w:spacing w:after="0" w:before="60" w:line="264"/>
+            </w:pPr>
+            <w:r>
+              <w:rPr>
+                <w:rFonts w:ascii="Arial" w:cs="Arial" w:eastAsia="Arial" w:hAnsi="Arial"/>
+                <w:b/>
+                <w:bCs/>
+                <w:color w:val="0B1F3A"/>
+                <w:sz w:val="19"/>
+                <w:szCs w:val="19"/>
+              </w:rPr>
+              <w:t xml:space="preserve">You should see: </w:t>
+            </w:r>
+            <w:r>
+              <w:rPr>
+                <w:rFonts w:ascii="Arial" w:cs="Arial" w:eastAsia="Arial" w:hAnsi="Arial"/>
+                <w:sz w:val="19"/>
+                <w:szCs w:val="19"/>
+              </w:rPr>
+              <w:t xml:space="preserve">Marked settled; Accounting is told.</w:t>
+            </w:r>
+          </w:p>
+        </w:tc>
+        <w:tc>
+          <w:tcPr>
+            <w:tcW w:type="dxa" w:w="620"/>
+            <w:tcBorders>
+              <w:top w:val="single" w:color="C9D0DC" w:sz="4"/>
+              <w:left w:val="single" w:color="C9D0DC" w:sz="4"/>
+              <w:bottom w:val="single" w:color="C9D0DC" w:sz="4"/>
+              <w:right w:val="single" w:color="C9D0DC" w:sz="4"/>
+            </w:tcBorders>
+            <w:tcMar>
+              <w:top w:type="dxa" w:w="70"/>
+              <w:left w:type="dxa" w:w="100"/>
+              <w:bottom w:type="dxa" w:w="70"/>
+              <w:right w:type="dxa" w:w="100"/>
+            </w:tcMar>
+            <w:vAlign w:val="center"/>
+          </w:tcPr>
+          <w:p>
+            <w:pPr>
+              <w:spacing w:after="0" w:before="0" w:line="264"/>
+              <w:jc w:val="center"/>
+            </w:pPr>
+            <w:r>
+              <w:rPr>
+                <w:rFonts w:ascii="Arial" w:cs="Arial" w:eastAsia="Arial" w:hAnsi="Arial"/>
+                <w:sz w:val="30"/>
+                <w:szCs w:val="30"/>
+              </w:rPr>
+              <w:t xml:space="preserve">☐</w:t>
+            </w:r>
+          </w:p>
+        </w:tc>
+        <w:tc>
+          <w:tcPr>
+            <w:tcW w:type="dxa" w:w="620"/>
+            <w:tcBorders>
+              <w:top w:val="single" w:color="C9D0DC" w:sz="4"/>
+              <w:left w:val="single" w:color="C9D0DC" w:sz="4"/>
+              <w:bottom w:val="single" w:color="C9D0DC" w:sz="4"/>
+              <w:right w:val="single" w:color="C9D0DC" w:sz="4"/>
+            </w:tcBorders>
+            <w:tcMar>
+              <w:top w:type="dxa" w:w="70"/>
+              <w:left w:type="dxa" w:w="100"/>
+              <w:bottom w:type="dxa" w:w="70"/>
+              <w:right w:type="dxa" w:w="100"/>
+            </w:tcMar>
+            <w:vAlign w:val="center"/>
+          </w:tcPr>
+          <w:p>
+            <w:pPr>
+              <w:spacing w:after="0" w:before="0" w:line="264"/>
+              <w:jc w:val="center"/>
+            </w:pPr>
+            <w:r>
+              <w:rPr>
+                <w:rFonts w:ascii="Arial" w:cs="Arial" w:eastAsia="Arial" w:hAnsi="Arial"/>
+                <w:sz w:val="30"/>
+                <w:szCs w:val="30"/>
+              </w:rPr>
+              <w:t xml:space="preserve">☐</w:t>
+            </w:r>
+          </w:p>
+        </w:tc>
+        <w:tc>
+          <w:tcPr>
+            <w:tcW w:type="dxa" w:w="620"/>
+            <w:tcBorders>
+              <w:top w:val="single" w:color="C9D0DC" w:sz="4"/>
+              <w:left w:val="single" w:color="C9D0DC" w:sz="4"/>
+              <w:bottom w:val="single" w:color="C9D0DC" w:sz="4"/>
+              <w:right w:val="single" w:color="C9D0DC" w:sz="4"/>
+            </w:tcBorders>
+            <w:tcMar>
+              <w:top w:type="dxa" w:w="70"/>
+              <w:left w:type="dxa" w:w="100"/>
+              <w:bottom w:type="dxa" w:w="70"/>
+              <w:right w:type="dxa" w:w="100"/>
+            </w:tcMar>
+            <w:vAlign w:val="center"/>
+          </w:tcPr>
+          <w:p>
+            <w:pPr>
+              <w:spacing w:after="0" w:before="0" w:line="264"/>
+              <w:jc w:val="center"/>
+            </w:pPr>
+            <w:r>
+              <w:rPr>
+                <w:rFonts w:ascii="Arial" w:cs="Arial" w:eastAsia="Arial" w:hAnsi="Arial"/>
+                <w:sz w:val="30"/>
+                <w:szCs w:val="30"/>
+              </w:rPr>
+              <w:t xml:space="preserve">☐</w:t>
+            </w:r>
+          </w:p>
+        </w:tc>
+        <w:tc>
+          <w:tcPr>
+            <w:tcW w:type="dxa" w:w="2040"/>
+            <w:tcBorders>
+              <w:top w:val="single" w:color="C9D0DC" w:sz="4"/>
+              <w:left w:val="single" w:color="C9D0DC" w:sz="4"/>
+              <w:bottom w:val="single" w:color="C9D0DC" w:sz="4"/>
+              <w:right w:val="single" w:color="C9D0DC" w:sz="4"/>
+            </w:tcBorders>
+            <w:tcMar>
+              <w:top w:type="dxa" w:w="70"/>
+              <w:left w:type="dxa" w:w="100"/>
+              <w:bottom w:type="dxa" w:w="70"/>
+              <w:right w:type="dxa" w:w="100"/>
+            </w:tcMar>
+            <w:vAlign w:val="top"/>
+          </w:tcPr>
+          <w:p>
+            <w:pPr>
+              <w:spacing w:after="0" w:before="0" w:line="264"/>
+            </w:pPr>
+            <w:r>
+              <w:rPr>
+                <w:rFonts w:ascii="Arial" w:cs="Arial" w:eastAsia="Arial" w:hAnsi="Arial"/>
+                <w:sz w:val="19"/>
+                <w:szCs w:val="19"/>
+              </w:rPr>
+              <w:t xml:space="preserve"> </w:t>
+            </w:r>
+          </w:p>
+        </w:tc>
+      </w:tr>
+      <w:tr>
+        <w:trPr>
+          <w:cantSplit/>
+        </w:trPr>
+        <w:tc>
+          <w:tcPr>
+            <w:tcW w:type="dxa" w:w="860"/>
+            <w:tcBorders>
+              <w:top w:val="single" w:color="C9D0DC" w:sz="4"/>
+              <w:left w:val="single" w:color="C9D0DC" w:sz="4"/>
+              <w:bottom w:val="single" w:color="C9D0DC" w:sz="4"/>
+              <w:right w:val="single" w:color="C9D0DC" w:sz="4"/>
+            </w:tcBorders>
+            <w:tcMar>
+              <w:top w:type="dxa" w:w="70"/>
+              <w:left w:type="dxa" w:w="100"/>
+              <w:bottom w:type="dxa" w:w="70"/>
+              <w:right w:type="dxa" w:w="100"/>
+            </w:tcMar>
+            <w:vAlign w:val="top"/>
+          </w:tcPr>
+          <w:p>
+            <w:pPr>
+              <w:spacing w:after="0" w:before="0" w:line="264"/>
+            </w:pPr>
+            <w:r>
+              <w:rPr>
+                <w:rFonts w:ascii="Arial" w:cs="Arial" w:eastAsia="Arial" w:hAnsi="Arial"/>
+                <w:b/>
+                <w:bCs/>
+                <w:color w:val="5B6477"/>
+                <w:sz w:val="16"/>
+                <w:szCs w:val="16"/>
+              </w:rPr>
+              <w:t xml:space="preserve">SA-42</w:t>
+            </w:r>
+          </w:p>
+        </w:tc>
+        <w:tc>
+          <w:tcPr>
+            <w:tcW w:type="dxa" w:w="5480"/>
+            <w:tcBorders>
+              <w:top w:val="single" w:color="C9D0DC" w:sz="4"/>
+              <w:left w:val="single" w:color="C9D0DC" w:sz="4"/>
+              <w:bottom w:val="single" w:color="C9D0DC" w:sz="4"/>
+              <w:right w:val="single" w:color="C9D0DC" w:sz="4"/>
+            </w:tcBorders>
+            <w:tcMar>
+              <w:top w:type="dxa" w:w="70"/>
+              <w:left w:type="dxa" w:w="100"/>
+              <w:bottom w:type="dxa" w:w="70"/>
+              <w:right w:type="dxa" w:w="100"/>
+            </w:tcMar>
+            <w:vAlign w:val="top"/>
+          </w:tcPr>
+          <w:p>
+            <w:pPr>
+              <w:spacing w:after="40" w:before="0" w:line="264"/>
+            </w:pPr>
+            <w:r>
+              <w:rPr>
+                <w:rFonts w:ascii="Arial" w:cs="Arial" w:eastAsia="Arial" w:hAnsi="Arial"/>
+                <w:b/>
+                <w:bCs/>
+                <w:sz w:val="20"/>
+                <w:szCs w:val="20"/>
+              </w:rPr>
+              <w:t xml:space="preserve">Give stock to Prothin Marketing / GWS Marketing / BO</w:t>
+            </w:r>
+          </w:p>
+          <w:p>
+            <w:pPr>
+              <w:spacing w:after="40" w:before="0" w:line="264"/>
+            </w:pPr>
+            <w:r>
+              <w:rPr>
+                <w:rFonts w:ascii="Arial" w:cs="Arial" w:eastAsia="Arial" w:hAnsi="Arial"/>
+                <w:i/>
+                <w:iCs/>
+                <w:color w:val="5B6477"/>
+                <w:sz w:val="15"/>
+                <w:szCs w:val="15"/>
+              </w:rPr>
+              <w:t xml:space="preserve">Flow F29 · Stock given to Prothin Marketing, GWS Marketing or BO</w:t>
+            </w:r>
+          </w:p>
+          <w:p>
+            <w:pPr>
+              <w:spacing w:after="20" w:before="0" w:line="264"/>
+            </w:pPr>
+            <w:r>
+              <w:rPr>
+                <w:rFonts w:ascii="Arial" w:cs="Arial" w:eastAsia="Arial" w:hAnsi="Arial"/>
+                <w:color w:val="5B6477"/>
+                <w:sz w:val="19"/>
+                <w:szCs w:val="19"/>
+              </w:rPr>
+              <w:t xml:space="preserve">1.  </w:t>
+            </w:r>
+            <w:r>
+              <w:rPr>
+                <w:rFonts w:ascii="Arial" w:cs="Arial" w:eastAsia="Arial" w:hAnsi="Arial"/>
+                <w:sz w:val="19"/>
+                <w:szCs w:val="19"/>
+              </w:rPr>
+              <w:t xml:space="preserve">Transfers &amp; Pull-outs → To → Stock given out → Prothin Marketing.</w:t>
+            </w:r>
+          </w:p>
+          <w:p>
+            <w:pPr>
+              <w:spacing w:after="20" w:before="0" w:line="264"/>
+            </w:pPr>
+            <w:r>
+              <w:rPr>
+                <w:rFonts w:ascii="Arial" w:cs="Arial" w:eastAsia="Arial" w:hAnsi="Arial"/>
+                <w:color w:val="5B6477"/>
+                <w:sz w:val="19"/>
+                <w:szCs w:val="19"/>
+              </w:rPr>
+              <w:t xml:space="preserve">2.  </w:t>
+            </w:r>
+            <w:r>
+              <w:rPr>
+                <w:rFonts w:ascii="Arial" w:cs="Arial" w:eastAsia="Arial" w:hAnsi="Arial"/>
+                <w:sz w:val="19"/>
+                <w:szCs w:val="19"/>
+              </w:rPr>
+              <w:t xml:space="preserve">Tick Endorse to Accounting as an expense → add an item → Create draft → Submit.</w:t>
+            </w:r>
+          </w:p>
+          <w:p>
+            <w:pPr>
+              <w:spacing w:after="20" w:before="0" w:line="264"/>
+            </w:pPr>
+            <w:r>
+              <w:rPr>
+                <w:rFonts w:ascii="Arial" w:cs="Arial" w:eastAsia="Arial" w:hAnsi="Arial"/>
+                <w:color w:val="5B6477"/>
+                <w:sz w:val="19"/>
+                <w:szCs w:val="19"/>
+              </w:rPr>
+              <w:t xml:space="preserve">3.  </w:t>
+            </w:r>
+            <w:r>
+              <w:rPr>
+                <w:rFonts w:ascii="Arial" w:cs="Arial" w:eastAsia="Arial" w:hAnsi="Arial"/>
+                <w:sz w:val="19"/>
+                <w:szCs w:val="19"/>
+              </w:rPr>
+              <w:t xml:space="preserve">After the Head Auditor approves, check Stock on Hand.</w:t>
+            </w:r>
+          </w:p>
+          <w:p>
+            <w:pPr>
+              <w:spacing w:after="0" w:before="60" w:line="264"/>
+            </w:pPr>
+            <w:r>
+              <w:rPr>
+                <w:rFonts w:ascii="Arial" w:cs="Arial" w:eastAsia="Arial" w:hAnsi="Arial"/>
+                <w:b/>
+                <w:bCs/>
+                <w:color w:val="0B1F3A"/>
+                <w:sz w:val="19"/>
+                <w:szCs w:val="19"/>
+              </w:rPr>
+              <w:t xml:space="preserve">You should see: </w:t>
+            </w:r>
+            <w:r>
+              <w:rPr>
+                <w:rFonts w:ascii="Arial" w:cs="Arial" w:eastAsia="Arial" w:hAnsi="Arial"/>
+                <w:sz w:val="19"/>
+                <w:szCs w:val="19"/>
+              </w:rPr>
+              <w:t xml:space="preserve">The Head Auditor approves; the stock leaves your branch at once. Accounting is asked to book it at cost.</w:t>
+            </w:r>
+          </w:p>
+        </w:tc>
+        <w:tc>
+          <w:tcPr>
+            <w:tcW w:type="dxa" w:w="620"/>
+            <w:tcBorders>
+              <w:top w:val="single" w:color="C9D0DC" w:sz="4"/>
+              <w:left w:val="single" w:color="C9D0DC" w:sz="4"/>
+              <w:bottom w:val="single" w:color="C9D0DC" w:sz="4"/>
+              <w:right w:val="single" w:color="C9D0DC" w:sz="4"/>
+            </w:tcBorders>
+            <w:tcMar>
+              <w:top w:type="dxa" w:w="70"/>
+              <w:left w:type="dxa" w:w="100"/>
+              <w:bottom w:type="dxa" w:w="70"/>
+              <w:right w:type="dxa" w:w="100"/>
+            </w:tcMar>
+            <w:vAlign w:val="center"/>
+          </w:tcPr>
+          <w:p>
+            <w:pPr>
+              <w:spacing w:after="0" w:before="0" w:line="264"/>
+              <w:jc w:val="center"/>
+            </w:pPr>
+            <w:r>
+              <w:rPr>
+                <w:rFonts w:ascii="Arial" w:cs="Arial" w:eastAsia="Arial" w:hAnsi="Arial"/>
+                <w:sz w:val="30"/>
+                <w:szCs w:val="30"/>
+              </w:rPr>
+              <w:t xml:space="preserve">☐</w:t>
+            </w:r>
+          </w:p>
+        </w:tc>
+        <w:tc>
+          <w:tcPr>
+            <w:tcW w:type="dxa" w:w="620"/>
+            <w:tcBorders>
+              <w:top w:val="single" w:color="C9D0DC" w:sz="4"/>
+              <w:left w:val="single" w:color="C9D0DC" w:sz="4"/>
+              <w:bottom w:val="single" w:color="C9D0DC" w:sz="4"/>
+              <w:right w:val="single" w:color="C9D0DC" w:sz="4"/>
+            </w:tcBorders>
+            <w:tcMar>
+              <w:top w:type="dxa" w:w="70"/>
+              <w:left w:type="dxa" w:w="100"/>
+              <w:bottom w:type="dxa" w:w="70"/>
+              <w:right w:type="dxa" w:w="100"/>
+            </w:tcMar>
+            <w:vAlign w:val="center"/>
+          </w:tcPr>
+          <w:p>
+            <w:pPr>
+              <w:spacing w:after="0" w:before="0" w:line="264"/>
+              <w:jc w:val="center"/>
+            </w:pPr>
+            <w:r>
+              <w:rPr>
+                <w:rFonts w:ascii="Arial" w:cs="Arial" w:eastAsia="Arial" w:hAnsi="Arial"/>
+                <w:sz w:val="30"/>
+                <w:szCs w:val="30"/>
+              </w:rPr>
+              <w:t xml:space="preserve">☐</w:t>
+            </w:r>
+          </w:p>
+        </w:tc>
+        <w:tc>
+          <w:tcPr>
+            <w:tcW w:type="dxa" w:w="620"/>
+            <w:tcBorders>
+              <w:top w:val="single" w:color="C9D0DC" w:sz="4"/>
+              <w:left w:val="single" w:color="C9D0DC" w:sz="4"/>
+              <w:bottom w:val="single" w:color="C9D0DC" w:sz="4"/>
+              <w:right w:val="single" w:color="C9D0DC" w:sz="4"/>
+            </w:tcBorders>
+            <w:tcMar>
+              <w:top w:type="dxa" w:w="70"/>
+              <w:left w:type="dxa" w:w="100"/>
+              <w:bottom w:type="dxa" w:w="70"/>
+              <w:right w:type="dxa" w:w="100"/>
+            </w:tcMar>
+            <w:vAlign w:val="center"/>
+          </w:tcPr>
+          <w:p>
+            <w:pPr>
+              <w:spacing w:after="0" w:before="0" w:line="264"/>
+              <w:jc w:val="center"/>
+            </w:pPr>
+            <w:r>
+              <w:rPr>
+                <w:rFonts w:ascii="Arial" w:cs="Arial" w:eastAsia="Arial" w:hAnsi="Arial"/>
+                <w:sz w:val="30"/>
+                <w:szCs w:val="30"/>
+              </w:rPr>
+              <w:t xml:space="preserve">☐</w:t>
+            </w:r>
+          </w:p>
+        </w:tc>
+        <w:tc>
+          <w:tcPr>
+            <w:tcW w:type="dxa" w:w="2040"/>
+            <w:tcBorders>
+              <w:top w:val="single" w:color="C9D0DC" w:sz="4"/>
+              <w:left w:val="single" w:color="C9D0DC" w:sz="4"/>
+              <w:bottom w:val="single" w:color="C9D0DC" w:sz="4"/>
+              <w:right w:val="single" w:color="C9D0DC" w:sz="4"/>
+            </w:tcBorders>
+            <w:tcMar>
+              <w:top w:type="dxa" w:w="70"/>
+              <w:left w:type="dxa" w:w="100"/>
+              <w:bottom w:type="dxa" w:w="70"/>
+              <w:right w:type="dxa" w:w="100"/>
+            </w:tcMar>
+            <w:vAlign w:val="top"/>
+          </w:tcPr>
+          <w:p>
+            <w:pPr>
+              <w:spacing w:after="0" w:before="0" w:line="264"/>
+            </w:pPr>
+            <w:r>
+              <w:rPr>
+                <w:rFonts w:ascii="Arial" w:cs="Arial" w:eastAsia="Arial" w:hAnsi="Arial"/>
+                <w:sz w:val="19"/>
+                <w:szCs w:val="19"/>
+              </w:rPr>
+              <w:t xml:space="preserve"> </w:t>
+            </w:r>
+          </w:p>
+        </w:tc>
+      </w:tr>
+      <w:tr>
+        <w:trPr>
+          <w:cantSplit/>
+        </w:trPr>
+        <w:tc>
+          <w:tcPr>
+            <w:tcW w:type="dxa" w:w="860"/>
+            <w:tcBorders>
+              <w:top w:val="single" w:color="C9D0DC" w:sz="4"/>
+              <w:left w:val="single" w:color="C9D0DC" w:sz="4"/>
+              <w:bottom w:val="single" w:color="C9D0DC" w:sz="4"/>
+              <w:right w:val="single" w:color="C9D0DC" w:sz="4"/>
+            </w:tcBorders>
+            <w:tcMar>
+              <w:top w:type="dxa" w:w="70"/>
+              <w:left w:type="dxa" w:w="100"/>
+              <w:bottom w:type="dxa" w:w="70"/>
+              <w:right w:type="dxa" w:w="100"/>
+            </w:tcMar>
+            <w:vAlign w:val="top"/>
+          </w:tcPr>
+          <w:p>
+            <w:pPr>
+              <w:spacing w:after="0" w:before="0" w:line="264"/>
+            </w:pPr>
+            <w:r>
+              <w:rPr>
+                <w:rFonts w:ascii="Arial" w:cs="Arial" w:eastAsia="Arial" w:hAnsi="Arial"/>
+                <w:b/>
+                <w:bCs/>
+                <w:color w:val="5B6477"/>
+                <w:sz w:val="16"/>
+                <w:szCs w:val="16"/>
+              </w:rPr>
+              <w:t xml:space="preserve">SA-43</w:t>
+            </w:r>
+          </w:p>
+        </w:tc>
+        <w:tc>
+          <w:tcPr>
+            <w:tcW w:type="dxa" w:w="5480"/>
+            <w:tcBorders>
+              <w:top w:val="single" w:color="C9D0DC" w:sz="4"/>
+              <w:left w:val="single" w:color="C9D0DC" w:sz="4"/>
+              <w:bottom w:val="single" w:color="C9D0DC" w:sz="4"/>
+              <w:right w:val="single" w:color="C9D0DC" w:sz="4"/>
+            </w:tcBorders>
+            <w:tcMar>
+              <w:top w:type="dxa" w:w="70"/>
+              <w:left w:type="dxa" w:w="100"/>
+              <w:bottom w:type="dxa" w:w="70"/>
+              <w:right w:type="dxa" w:w="100"/>
+            </w:tcMar>
+            <w:vAlign w:val="top"/>
+          </w:tcPr>
+          <w:p>
+            <w:pPr>
+              <w:spacing w:after="40" w:before="0" w:line="264"/>
+            </w:pPr>
+            <w:r>
+              <w:rPr>
+                <w:rFonts w:ascii="Arial" w:cs="Arial" w:eastAsia="Arial" w:hAnsi="Arial"/>
+                <w:b/>
+                <w:bCs/>
+                <w:sz w:val="20"/>
+                <w:szCs w:val="20"/>
+              </w:rPr>
+              <w:t xml:space="preserve">Delete an unfinished draft</w:t>
+            </w:r>
+          </w:p>
+          <w:p>
+            <w:pPr>
+              <w:spacing w:after="40" w:before="0" w:line="264"/>
+            </w:pPr>
+            <w:r>
+              <w:rPr>
+                <w:rFonts w:ascii="Arial" w:cs="Arial" w:eastAsia="Arial" w:hAnsi="Arial"/>
+                <w:i/>
+                <w:iCs/>
+                <w:color w:val="5B6477"/>
+                <w:sz w:val="15"/>
+                <w:szCs w:val="15"/>
+              </w:rPr>
+              <w:t xml:space="preserve">Flow F30 · Deleting an unfinished draft</w:t>
+            </w:r>
+          </w:p>
+          <w:p>
+            <w:pPr>
+              <w:spacing w:after="20" w:before="0" w:line="264"/>
+            </w:pPr>
+            <w:r>
+              <w:rPr>
+                <w:rFonts w:ascii="Arial" w:cs="Arial" w:eastAsia="Arial" w:hAnsi="Arial"/>
+                <w:color w:val="5B6477"/>
+                <w:sz w:val="19"/>
+                <w:szCs w:val="19"/>
+              </w:rPr>
+              <w:t xml:space="preserve">1.  </w:t>
+            </w:r>
+            <w:r>
+              <w:rPr>
+                <w:rFonts w:ascii="Arial" w:cs="Arial" w:eastAsia="Arial" w:hAnsi="Arial"/>
+                <w:sz w:val="19"/>
+                <w:szCs w:val="19"/>
+              </w:rPr>
+              <w:t xml:space="preserve">Create two pull-out drafts, open the first → Delete draft.</w:t>
+            </w:r>
+          </w:p>
+          <w:p>
+            <w:pPr>
+              <w:spacing w:after="20" w:before="0" w:line="264"/>
+            </w:pPr>
+            <w:r>
+              <w:rPr>
+                <w:rFonts w:ascii="Arial" w:cs="Arial" w:eastAsia="Arial" w:hAnsi="Arial"/>
+                <w:color w:val="5B6477"/>
+                <w:sz w:val="19"/>
+                <w:szCs w:val="19"/>
+              </w:rPr>
+              <w:t xml:space="preserve">2.  </w:t>
+            </w:r>
+            <w:r>
+              <w:rPr>
+                <w:rFonts w:ascii="Arial" w:cs="Arial" w:eastAsia="Arial" w:hAnsi="Arial"/>
+                <w:sz w:val="19"/>
+                <w:szCs w:val="19"/>
+              </w:rPr>
+              <w:t xml:space="preserve">Open the second draft.</w:t>
+            </w:r>
+          </w:p>
+          <w:p>
+            <w:pPr>
+              <w:spacing w:after="0" w:before="60" w:line="264"/>
+            </w:pPr>
+            <w:r>
+              <w:rPr>
+                <w:rFonts w:ascii="Arial" w:cs="Arial" w:eastAsia="Arial" w:hAnsi="Arial"/>
+                <w:b/>
+                <w:bCs/>
+                <w:color w:val="0B1F3A"/>
+                <w:sz w:val="19"/>
+                <w:szCs w:val="19"/>
+              </w:rPr>
+              <w:t xml:space="preserve">You should see: </w:t>
+            </w:r>
+            <w:r>
+              <w:rPr>
+                <w:rFonts w:ascii="Arial" w:cs="Arial" w:eastAsia="Arial" w:hAnsi="Arial"/>
+                <w:sz w:val="19"/>
+                <w:szCs w:val="19"/>
+              </w:rPr>
+              <w:t xml:space="preserve">The first is gone and the second now carries the first one's number. A submitted form cannot be deleted.</w:t>
+            </w:r>
+          </w:p>
+        </w:tc>
+        <w:tc>
+          <w:tcPr>
+            <w:tcW w:type="dxa" w:w="620"/>
+            <w:tcBorders>
+              <w:top w:val="single" w:color="C9D0DC" w:sz="4"/>
+              <w:left w:val="single" w:color="C9D0DC" w:sz="4"/>
+              <w:bottom w:val="single" w:color="C9D0DC" w:sz="4"/>
+              <w:right w:val="single" w:color="C9D0DC" w:sz="4"/>
+            </w:tcBorders>
+            <w:tcMar>
+              <w:top w:type="dxa" w:w="70"/>
+              <w:left w:type="dxa" w:w="100"/>
+              <w:bottom w:type="dxa" w:w="70"/>
+              <w:right w:type="dxa" w:w="100"/>
+            </w:tcMar>
+            <w:vAlign w:val="center"/>
+          </w:tcPr>
+          <w:p>
+            <w:pPr>
+              <w:spacing w:after="0" w:before="0" w:line="264"/>
+              <w:jc w:val="center"/>
+            </w:pPr>
+            <w:r>
+              <w:rPr>
+                <w:rFonts w:ascii="Arial" w:cs="Arial" w:eastAsia="Arial" w:hAnsi="Arial"/>
+                <w:sz w:val="30"/>
+                <w:szCs w:val="30"/>
+              </w:rPr>
+              <w:t xml:space="preserve">☐</w:t>
+            </w:r>
+          </w:p>
+        </w:tc>
+        <w:tc>
+          <w:tcPr>
+            <w:tcW w:type="dxa" w:w="620"/>
+            <w:tcBorders>
+              <w:top w:val="single" w:color="C9D0DC" w:sz="4"/>
+              <w:left w:val="single" w:color="C9D0DC" w:sz="4"/>
+              <w:bottom w:val="single" w:color="C9D0DC" w:sz="4"/>
+              <w:right w:val="single" w:color="C9D0DC" w:sz="4"/>
+            </w:tcBorders>
+            <w:tcMar>
+              <w:top w:type="dxa" w:w="70"/>
+              <w:left w:type="dxa" w:w="100"/>
+              <w:bottom w:type="dxa" w:w="70"/>
+              <w:right w:type="dxa" w:w="100"/>
+            </w:tcMar>
+            <w:vAlign w:val="center"/>
+          </w:tcPr>
+          <w:p>
+            <w:pPr>
+              <w:spacing w:after="0" w:before="0" w:line="264"/>
+              <w:jc w:val="center"/>
+            </w:pPr>
+            <w:r>
+              <w:rPr>
+                <w:rFonts w:ascii="Arial" w:cs="Arial" w:eastAsia="Arial" w:hAnsi="Arial"/>
+                <w:sz w:val="30"/>
+                <w:szCs w:val="30"/>
+              </w:rPr>
+              <w:t xml:space="preserve">☐</w:t>
+            </w:r>
+          </w:p>
+        </w:tc>
+        <w:tc>
+          <w:tcPr>
+            <w:tcW w:type="dxa" w:w="620"/>
+            <w:tcBorders>
+              <w:top w:val="single" w:color="C9D0DC" w:sz="4"/>
+              <w:left w:val="single" w:color="C9D0DC" w:sz="4"/>
+              <w:bottom w:val="single" w:color="C9D0DC" w:sz="4"/>
+              <w:right w:val="single" w:color="C9D0DC" w:sz="4"/>
+            </w:tcBorders>
+            <w:tcMar>
+              <w:top w:type="dxa" w:w="70"/>
+              <w:left w:type="dxa" w:w="100"/>
+              <w:bottom w:type="dxa" w:w="70"/>
+              <w:right w:type="dxa" w:w="100"/>
+            </w:tcMar>
+            <w:vAlign w:val="center"/>
+          </w:tcPr>
+          <w:p>
+            <w:pPr>
+              <w:spacing w:after="0" w:before="0" w:line="264"/>
+              <w:jc w:val="center"/>
+            </w:pPr>
+            <w:r>
+              <w:rPr>
+                <w:rFonts w:ascii="Arial" w:cs="Arial" w:eastAsia="Arial" w:hAnsi="Arial"/>
+                <w:sz w:val="30"/>
+                <w:szCs w:val="30"/>
+              </w:rPr>
+              <w:t xml:space="preserve">☐</w:t>
+            </w:r>
+          </w:p>
+        </w:tc>
+        <w:tc>
+          <w:tcPr>
+            <w:tcW w:type="dxa" w:w="2040"/>
+            <w:tcBorders>
+              <w:top w:val="single" w:color="C9D0DC" w:sz="4"/>
+              <w:left w:val="single" w:color="C9D0DC" w:sz="4"/>
+              <w:bottom w:val="single" w:color="C9D0DC" w:sz="4"/>
+              <w:right w:val="single" w:color="C9D0DC" w:sz="4"/>
+            </w:tcBorders>
+            <w:tcMar>
+              <w:top w:type="dxa" w:w="70"/>
+              <w:left w:type="dxa" w:w="100"/>
+              <w:bottom w:type="dxa" w:w="70"/>
+              <w:right w:type="dxa" w:w="100"/>
+            </w:tcMar>
+            <w:vAlign w:val="top"/>
+          </w:tcPr>
+          <w:p>
+            <w:pPr>
+              <w:spacing w:after="0" w:before="0" w:line="264"/>
+            </w:pPr>
+            <w:r>
+              <w:rPr>
+                <w:rFonts w:ascii="Arial" w:cs="Arial" w:eastAsia="Arial" w:hAnsi="Arial"/>
+                <w:sz w:val="19"/>
+                <w:szCs w:val="19"/>
+              </w:rPr>
+              <w:t xml:space="preserve"> </w:t>
+            </w:r>
+          </w:p>
+        </w:tc>
+      </w:tr>
+      <w:tr>
+        <w:trPr>
+          <w:cantSplit/>
+        </w:trPr>
+        <w:tc>
+          <w:tcPr>
+            <w:tcW w:type="dxa" w:w="860"/>
+            <w:tcBorders>
+              <w:top w:val="single" w:color="C9D0DC" w:sz="4"/>
+              <w:left w:val="single" w:color="C9D0DC" w:sz="4"/>
+              <w:bottom w:val="single" w:color="C9D0DC" w:sz="4"/>
+              <w:right w:val="single" w:color="C9D0DC" w:sz="4"/>
+            </w:tcBorders>
+            <w:tcMar>
+              <w:top w:type="dxa" w:w="70"/>
+              <w:left w:type="dxa" w:w="100"/>
+              <w:bottom w:type="dxa" w:w="70"/>
+              <w:right w:type="dxa" w:w="100"/>
+            </w:tcMar>
+            <w:vAlign w:val="top"/>
+          </w:tcPr>
+          <w:p>
+            <w:pPr>
+              <w:spacing w:after="0" w:before="0" w:line="264"/>
+            </w:pPr>
+            <w:r>
+              <w:rPr>
+                <w:rFonts w:ascii="Arial" w:cs="Arial" w:eastAsia="Arial" w:hAnsi="Arial"/>
+                <w:b/>
+                <w:bCs/>
+                <w:color w:val="5B6477"/>
+                <w:sz w:val="16"/>
+                <w:szCs w:val="16"/>
+              </w:rPr>
+              <w:t xml:space="preserve">SA-44</w:t>
+            </w:r>
+          </w:p>
+        </w:tc>
+        <w:tc>
+          <w:tcPr>
+            <w:tcW w:type="dxa" w:w="5480"/>
+            <w:tcBorders>
+              <w:top w:val="single" w:color="C9D0DC" w:sz="4"/>
+              <w:left w:val="single" w:color="C9D0DC" w:sz="4"/>
+              <w:bottom w:val="single" w:color="C9D0DC" w:sz="4"/>
+              <w:right w:val="single" w:color="C9D0DC" w:sz="4"/>
+            </w:tcBorders>
+            <w:tcMar>
+              <w:top w:type="dxa" w:w="70"/>
+              <w:left w:type="dxa" w:w="100"/>
+              <w:bottom w:type="dxa" w:w="70"/>
+              <w:right w:type="dxa" w:w="100"/>
+            </w:tcMar>
+            <w:vAlign w:val="top"/>
+          </w:tcPr>
+          <w:p>
+            <w:pPr>
+              <w:spacing w:after="40" w:before="0" w:line="264"/>
+            </w:pPr>
+            <w:r>
+              <w:rPr>
+                <w:rFonts w:ascii="Arial" w:cs="Arial" w:eastAsia="Arial" w:hAnsi="Arial"/>
+                <w:b/>
+                <w:bCs/>
+                <w:sz w:val="20"/>
+                <w:szCs w:val="20"/>
+              </w:rPr>
+              <w:t xml:space="preserve">Printed forms have a checker's column</w:t>
+            </w:r>
+          </w:p>
+          <w:p>
+            <w:pPr>
+              <w:spacing w:after="20" w:before="0" w:line="264"/>
+            </w:pPr>
+            <w:r>
+              <w:rPr>
+                <w:rFonts w:ascii="Arial" w:cs="Arial" w:eastAsia="Arial" w:hAnsi="Arial"/>
+                <w:color w:val="5B6477"/>
+                <w:sz w:val="19"/>
+                <w:szCs w:val="19"/>
+              </w:rPr>
+              <w:t xml:space="preserve">1.  </w:t>
+            </w:r>
+            <w:r>
+              <w:rPr>
+                <w:rFonts w:ascii="Arial" w:cs="Arial" w:eastAsia="Arial" w:hAnsi="Arial"/>
+                <w:sz w:val="19"/>
+                <w:szCs w:val="19"/>
+              </w:rPr>
+              <w:t xml:space="preserve">Open a pull-out → Print Pull-Out (draft).</w:t>
+            </w:r>
+          </w:p>
+          <w:p>
+            <w:pPr>
+              <w:spacing w:after="0" w:before="60" w:line="264"/>
+            </w:pPr>
+            <w:r>
+              <w:rPr>
+                <w:rFonts w:ascii="Arial" w:cs="Arial" w:eastAsia="Arial" w:hAnsi="Arial"/>
+                <w:b/>
+                <w:bCs/>
+                <w:color w:val="0B1F3A"/>
+                <w:sz w:val="19"/>
+                <w:szCs w:val="19"/>
+              </w:rPr>
+              <w:t xml:space="preserve">You should see: </w:t>
+            </w:r>
+            <w:r>
+              <w:rPr>
+                <w:rFonts w:ascii="Arial" w:cs="Arial" w:eastAsia="Arial" w:hAnsi="Arial"/>
+                <w:sz w:val="19"/>
+                <w:szCs w:val="19"/>
+              </w:rPr>
+              <w:t xml:space="preserve">The last column at the far right is blank: "Checker's qty (write by hand)".</w:t>
             </w:r>
           </w:p>
         </w:tc>
@@ -11507,7 +13189,7 @@
                 <w:sz w:val="17"/>
                 <w:szCs w:val="17"/>
               </w:rPr>
-              <w:t xml:space="preserve">Passed (of 40)</w:t>
+              <w:t xml:space="preserve">Passed (of 46)</w:t>
             </w:r>
           </w:p>
         </w:tc>

--- a/docs/acceptance-test/per-user/09-sales.westave.docx
+++ b/docs/acceptance-test/per-user/09-sales.westave.docx
@@ -117,7 +117,7 @@
           <w:sz w:val="18"/>
           <w:szCs w:val="18"/>
         </w:rPr>
-        <w:t xml:space="preserve">  ·  46 checks</w:t>
+        <w:t xml:space="preserve">  ·  48 checks</w:t>
       </w:r>
     </w:p>
     <w:tbl>
@@ -12986,6 +12986,512 @@
                 <w:szCs w:val="19"/>
               </w:rPr>
               <w:t xml:space="preserve">The last column at the far right is blank: "Checker's qty (write by hand)".</w:t>
+            </w:r>
+          </w:p>
+        </w:tc>
+        <w:tc>
+          <w:tcPr>
+            <w:tcW w:type="dxa" w:w="620"/>
+            <w:tcBorders>
+              <w:top w:val="single" w:color="C9D0DC" w:sz="4"/>
+              <w:left w:val="single" w:color="C9D0DC" w:sz="4"/>
+              <w:bottom w:val="single" w:color="C9D0DC" w:sz="4"/>
+              <w:right w:val="single" w:color="C9D0DC" w:sz="4"/>
+            </w:tcBorders>
+            <w:tcMar>
+              <w:top w:type="dxa" w:w="70"/>
+              <w:left w:type="dxa" w:w="100"/>
+              <w:bottom w:type="dxa" w:w="70"/>
+              <w:right w:type="dxa" w:w="100"/>
+            </w:tcMar>
+            <w:vAlign w:val="center"/>
+          </w:tcPr>
+          <w:p>
+            <w:pPr>
+              <w:spacing w:after="0" w:before="0" w:line="264"/>
+              <w:jc w:val="center"/>
+            </w:pPr>
+            <w:r>
+              <w:rPr>
+                <w:rFonts w:ascii="Arial" w:cs="Arial" w:eastAsia="Arial" w:hAnsi="Arial"/>
+                <w:sz w:val="30"/>
+                <w:szCs w:val="30"/>
+              </w:rPr>
+              <w:t xml:space="preserve">☐</w:t>
+            </w:r>
+          </w:p>
+        </w:tc>
+        <w:tc>
+          <w:tcPr>
+            <w:tcW w:type="dxa" w:w="620"/>
+            <w:tcBorders>
+              <w:top w:val="single" w:color="C9D0DC" w:sz="4"/>
+              <w:left w:val="single" w:color="C9D0DC" w:sz="4"/>
+              <w:bottom w:val="single" w:color="C9D0DC" w:sz="4"/>
+              <w:right w:val="single" w:color="C9D0DC" w:sz="4"/>
+            </w:tcBorders>
+            <w:tcMar>
+              <w:top w:type="dxa" w:w="70"/>
+              <w:left w:type="dxa" w:w="100"/>
+              <w:bottom w:type="dxa" w:w="70"/>
+              <w:right w:type="dxa" w:w="100"/>
+            </w:tcMar>
+            <w:vAlign w:val="center"/>
+          </w:tcPr>
+          <w:p>
+            <w:pPr>
+              <w:spacing w:after="0" w:before="0" w:line="264"/>
+              <w:jc w:val="center"/>
+            </w:pPr>
+            <w:r>
+              <w:rPr>
+                <w:rFonts w:ascii="Arial" w:cs="Arial" w:eastAsia="Arial" w:hAnsi="Arial"/>
+                <w:sz w:val="30"/>
+                <w:szCs w:val="30"/>
+              </w:rPr>
+              <w:t xml:space="preserve">☐</w:t>
+            </w:r>
+          </w:p>
+        </w:tc>
+        <w:tc>
+          <w:tcPr>
+            <w:tcW w:type="dxa" w:w="620"/>
+            <w:tcBorders>
+              <w:top w:val="single" w:color="C9D0DC" w:sz="4"/>
+              <w:left w:val="single" w:color="C9D0DC" w:sz="4"/>
+              <w:bottom w:val="single" w:color="C9D0DC" w:sz="4"/>
+              <w:right w:val="single" w:color="C9D0DC" w:sz="4"/>
+            </w:tcBorders>
+            <w:tcMar>
+              <w:top w:type="dxa" w:w="70"/>
+              <w:left w:type="dxa" w:w="100"/>
+              <w:bottom w:type="dxa" w:w="70"/>
+              <w:right w:type="dxa" w:w="100"/>
+            </w:tcMar>
+            <w:vAlign w:val="center"/>
+          </w:tcPr>
+          <w:p>
+            <w:pPr>
+              <w:spacing w:after="0" w:before="0" w:line="264"/>
+              <w:jc w:val="center"/>
+            </w:pPr>
+            <w:r>
+              <w:rPr>
+                <w:rFonts w:ascii="Arial" w:cs="Arial" w:eastAsia="Arial" w:hAnsi="Arial"/>
+                <w:sz w:val="30"/>
+                <w:szCs w:val="30"/>
+              </w:rPr>
+              <w:t xml:space="preserve">☐</w:t>
+            </w:r>
+          </w:p>
+        </w:tc>
+        <w:tc>
+          <w:tcPr>
+            <w:tcW w:type="dxa" w:w="2040"/>
+            <w:tcBorders>
+              <w:top w:val="single" w:color="C9D0DC" w:sz="4"/>
+              <w:left w:val="single" w:color="C9D0DC" w:sz="4"/>
+              <w:bottom w:val="single" w:color="C9D0DC" w:sz="4"/>
+              <w:right w:val="single" w:color="C9D0DC" w:sz="4"/>
+            </w:tcBorders>
+            <w:tcMar>
+              <w:top w:type="dxa" w:w="70"/>
+              <w:left w:type="dxa" w:w="100"/>
+              <w:bottom w:type="dxa" w:w="70"/>
+              <w:right w:type="dxa" w:w="100"/>
+            </w:tcMar>
+            <w:vAlign w:val="top"/>
+          </w:tcPr>
+          <w:p>
+            <w:pPr>
+              <w:spacing w:after="0" w:before="0" w:line="264"/>
+            </w:pPr>
+            <w:r>
+              <w:rPr>
+                <w:rFonts w:ascii="Arial" w:cs="Arial" w:eastAsia="Arial" w:hAnsi="Arial"/>
+                <w:sz w:val="19"/>
+                <w:szCs w:val="19"/>
+              </w:rPr>
+              <w:t xml:space="preserve"> </w:t>
+            </w:r>
+          </w:p>
+        </w:tc>
+      </w:tr>
+      <w:tr>
+        <w:trPr>
+          <w:cantSplit/>
+        </w:trPr>
+        <w:tc>
+          <w:tcPr>
+            <w:tcW w:type="dxa" w:w="860"/>
+            <w:tcBorders>
+              <w:top w:val="single" w:color="C9D0DC" w:sz="4"/>
+              <w:left w:val="single" w:color="C9D0DC" w:sz="4"/>
+              <w:bottom w:val="single" w:color="C9D0DC" w:sz="4"/>
+              <w:right w:val="single" w:color="C9D0DC" w:sz="4"/>
+            </w:tcBorders>
+            <w:tcMar>
+              <w:top w:type="dxa" w:w="70"/>
+              <w:left w:type="dxa" w:w="100"/>
+              <w:bottom w:type="dxa" w:w="70"/>
+              <w:right w:type="dxa" w:w="100"/>
+            </w:tcMar>
+            <w:vAlign w:val="top"/>
+          </w:tcPr>
+          <w:p>
+            <w:pPr>
+              <w:spacing w:after="0" w:before="0" w:line="264"/>
+            </w:pPr>
+            <w:r>
+              <w:rPr>
+                <w:rFonts w:ascii="Arial" w:cs="Arial" w:eastAsia="Arial" w:hAnsi="Arial"/>
+                <w:b/>
+                <w:bCs/>
+                <w:color w:val="5B6477"/>
+                <w:sz w:val="16"/>
+                <w:szCs w:val="16"/>
+              </w:rPr>
+              <w:t xml:space="preserve">SA-45</w:t>
+            </w:r>
+          </w:p>
+        </w:tc>
+        <w:tc>
+          <w:tcPr>
+            <w:tcW w:type="dxa" w:w="5480"/>
+            <w:tcBorders>
+              <w:top w:val="single" w:color="C9D0DC" w:sz="4"/>
+              <w:left w:val="single" w:color="C9D0DC" w:sz="4"/>
+              <w:bottom w:val="single" w:color="C9D0DC" w:sz="4"/>
+              <w:right w:val="single" w:color="C9D0DC" w:sz="4"/>
+            </w:tcBorders>
+            <w:tcMar>
+              <w:top w:type="dxa" w:w="70"/>
+              <w:left w:type="dxa" w:w="100"/>
+              <w:bottom w:type="dxa" w:w="70"/>
+              <w:right w:type="dxa" w:w="100"/>
+            </w:tcMar>
+            <w:vAlign w:val="top"/>
+          </w:tcPr>
+          <w:p>
+            <w:pPr>
+              <w:spacing w:after="40" w:before="0" w:line="264"/>
+            </w:pPr>
+            <w:r>
+              <w:rPr>
+                <w:rFonts w:ascii="Arial" w:cs="Arial" w:eastAsia="Arial" w:hAnsi="Arial"/>
+                <w:b/>
+                <w:bCs/>
+                <w:sz w:val="20"/>
+                <w:szCs w:val="20"/>
+              </w:rPr>
+              <w:t xml:space="preserve">Tag a sale to an agent's outlet</w:t>
+            </w:r>
+          </w:p>
+          <w:p>
+            <w:pPr>
+              <w:spacing w:after="40" w:before="0" w:line="264"/>
+            </w:pPr>
+            <w:r>
+              <w:rPr>
+                <w:rFonts w:ascii="Arial" w:cs="Arial" w:eastAsia="Arial" w:hAnsi="Arial"/>
+                <w:i/>
+                <w:iCs/>
+                <w:color w:val="5B6477"/>
+                <w:sz w:val="15"/>
+                <w:szCs w:val="15"/>
+              </w:rPr>
+              <w:t xml:space="preserve">Flow F31 · Agent field work: outlets, itineraries and consignment maximums</w:t>
+            </w:r>
+          </w:p>
+          <w:p>
+            <w:pPr>
+              <w:spacing w:after="20" w:before="0" w:line="264"/>
+            </w:pPr>
+            <w:r>
+              <w:rPr>
+                <w:rFonts w:ascii="Arial" w:cs="Arial" w:eastAsia="Arial" w:hAnsi="Arial"/>
+                <w:color w:val="5B6477"/>
+                <w:sz w:val="19"/>
+                <w:szCs w:val="19"/>
+              </w:rPr>
+              <w:t xml:space="preserve">1.  </w:t>
+            </w:r>
+            <w:r>
+              <w:rPr>
+                <w:rFonts w:ascii="Arial" w:cs="Arial" w:eastAsia="Arial" w:hAnsi="Arial"/>
+                <w:sz w:val="19"/>
+                <w:szCs w:val="19"/>
+              </w:rPr>
+              <w:t xml:space="preserve">New Sale → under Agent's outlet / gym choose the agent, then an approved outlet → Review → Save.</w:t>
+            </w:r>
+          </w:p>
+          <w:p>
+            <w:pPr>
+              <w:spacing w:after="0" w:before="60" w:line="264"/>
+            </w:pPr>
+            <w:r>
+              <w:rPr>
+                <w:rFonts w:ascii="Arial" w:cs="Arial" w:eastAsia="Arial" w:hAnsi="Arial"/>
+                <w:b/>
+                <w:bCs/>
+                <w:color w:val="0B1F3A"/>
+                <w:sz w:val="19"/>
+                <w:szCs w:val="19"/>
+              </w:rPr>
+              <w:t xml:space="preserve">You should see: </w:t>
+            </w:r>
+            <w:r>
+              <w:rPr>
+                <w:rFonts w:ascii="Arial" w:cs="Arial" w:eastAsia="Arial" w:hAnsi="Arial"/>
+                <w:sz w:val="19"/>
+                <w:szCs w:val="19"/>
+              </w:rPr>
+              <w:t xml:space="preserve">The sale shows the outlet in the Sales list. An outlet that is not yet approved is not offered; the agent uploads it and the Sales Manager approves first.</w:t>
+            </w:r>
+          </w:p>
+        </w:tc>
+        <w:tc>
+          <w:tcPr>
+            <w:tcW w:type="dxa" w:w="620"/>
+            <w:tcBorders>
+              <w:top w:val="single" w:color="C9D0DC" w:sz="4"/>
+              <w:left w:val="single" w:color="C9D0DC" w:sz="4"/>
+              <w:bottom w:val="single" w:color="C9D0DC" w:sz="4"/>
+              <w:right w:val="single" w:color="C9D0DC" w:sz="4"/>
+            </w:tcBorders>
+            <w:tcMar>
+              <w:top w:type="dxa" w:w="70"/>
+              <w:left w:type="dxa" w:w="100"/>
+              <w:bottom w:type="dxa" w:w="70"/>
+              <w:right w:type="dxa" w:w="100"/>
+            </w:tcMar>
+            <w:vAlign w:val="center"/>
+          </w:tcPr>
+          <w:p>
+            <w:pPr>
+              <w:spacing w:after="0" w:before="0" w:line="264"/>
+              <w:jc w:val="center"/>
+            </w:pPr>
+            <w:r>
+              <w:rPr>
+                <w:rFonts w:ascii="Arial" w:cs="Arial" w:eastAsia="Arial" w:hAnsi="Arial"/>
+                <w:sz w:val="30"/>
+                <w:szCs w:val="30"/>
+              </w:rPr>
+              <w:t xml:space="preserve">☐</w:t>
+            </w:r>
+          </w:p>
+        </w:tc>
+        <w:tc>
+          <w:tcPr>
+            <w:tcW w:type="dxa" w:w="620"/>
+            <w:tcBorders>
+              <w:top w:val="single" w:color="C9D0DC" w:sz="4"/>
+              <w:left w:val="single" w:color="C9D0DC" w:sz="4"/>
+              <w:bottom w:val="single" w:color="C9D0DC" w:sz="4"/>
+              <w:right w:val="single" w:color="C9D0DC" w:sz="4"/>
+            </w:tcBorders>
+            <w:tcMar>
+              <w:top w:type="dxa" w:w="70"/>
+              <w:left w:type="dxa" w:w="100"/>
+              <w:bottom w:type="dxa" w:w="70"/>
+              <w:right w:type="dxa" w:w="100"/>
+            </w:tcMar>
+            <w:vAlign w:val="center"/>
+          </w:tcPr>
+          <w:p>
+            <w:pPr>
+              <w:spacing w:after="0" w:before="0" w:line="264"/>
+              <w:jc w:val="center"/>
+            </w:pPr>
+            <w:r>
+              <w:rPr>
+                <w:rFonts w:ascii="Arial" w:cs="Arial" w:eastAsia="Arial" w:hAnsi="Arial"/>
+                <w:sz w:val="30"/>
+                <w:szCs w:val="30"/>
+              </w:rPr>
+              <w:t xml:space="preserve">☐</w:t>
+            </w:r>
+          </w:p>
+        </w:tc>
+        <w:tc>
+          <w:tcPr>
+            <w:tcW w:type="dxa" w:w="620"/>
+            <w:tcBorders>
+              <w:top w:val="single" w:color="C9D0DC" w:sz="4"/>
+              <w:left w:val="single" w:color="C9D0DC" w:sz="4"/>
+              <w:bottom w:val="single" w:color="C9D0DC" w:sz="4"/>
+              <w:right w:val="single" w:color="C9D0DC" w:sz="4"/>
+            </w:tcBorders>
+            <w:tcMar>
+              <w:top w:type="dxa" w:w="70"/>
+              <w:left w:type="dxa" w:w="100"/>
+              <w:bottom w:type="dxa" w:w="70"/>
+              <w:right w:type="dxa" w:w="100"/>
+            </w:tcMar>
+            <w:vAlign w:val="center"/>
+          </w:tcPr>
+          <w:p>
+            <w:pPr>
+              <w:spacing w:after="0" w:before="0" w:line="264"/>
+              <w:jc w:val="center"/>
+            </w:pPr>
+            <w:r>
+              <w:rPr>
+                <w:rFonts w:ascii="Arial" w:cs="Arial" w:eastAsia="Arial" w:hAnsi="Arial"/>
+                <w:sz w:val="30"/>
+                <w:szCs w:val="30"/>
+              </w:rPr>
+              <w:t xml:space="preserve">☐</w:t>
+            </w:r>
+          </w:p>
+        </w:tc>
+        <w:tc>
+          <w:tcPr>
+            <w:tcW w:type="dxa" w:w="2040"/>
+            <w:tcBorders>
+              <w:top w:val="single" w:color="C9D0DC" w:sz="4"/>
+              <w:left w:val="single" w:color="C9D0DC" w:sz="4"/>
+              <w:bottom w:val="single" w:color="C9D0DC" w:sz="4"/>
+              <w:right w:val="single" w:color="C9D0DC" w:sz="4"/>
+            </w:tcBorders>
+            <w:tcMar>
+              <w:top w:type="dxa" w:w="70"/>
+              <w:left w:type="dxa" w:w="100"/>
+              <w:bottom w:type="dxa" w:w="70"/>
+              <w:right w:type="dxa" w:w="100"/>
+            </w:tcMar>
+            <w:vAlign w:val="top"/>
+          </w:tcPr>
+          <w:p>
+            <w:pPr>
+              <w:spacing w:after="0" w:before="0" w:line="264"/>
+            </w:pPr>
+            <w:r>
+              <w:rPr>
+                <w:rFonts w:ascii="Arial" w:cs="Arial" w:eastAsia="Arial" w:hAnsi="Arial"/>
+                <w:sz w:val="19"/>
+                <w:szCs w:val="19"/>
+              </w:rPr>
+              <w:t xml:space="preserve"> </w:t>
+            </w:r>
+          </w:p>
+        </w:tc>
+      </w:tr>
+      <w:tr>
+        <w:trPr>
+          <w:cantSplit/>
+        </w:trPr>
+        <w:tc>
+          <w:tcPr>
+            <w:tcW w:type="dxa" w:w="860"/>
+            <w:tcBorders>
+              <w:top w:val="single" w:color="C9D0DC" w:sz="4"/>
+              <w:left w:val="single" w:color="C9D0DC" w:sz="4"/>
+              <w:bottom w:val="single" w:color="C9D0DC" w:sz="4"/>
+              <w:right w:val="single" w:color="C9D0DC" w:sz="4"/>
+            </w:tcBorders>
+            <w:tcMar>
+              <w:top w:type="dxa" w:w="70"/>
+              <w:left w:type="dxa" w:w="100"/>
+              <w:bottom w:type="dxa" w:w="70"/>
+              <w:right w:type="dxa" w:w="100"/>
+            </w:tcMar>
+            <w:vAlign w:val="top"/>
+          </w:tcPr>
+          <w:p>
+            <w:pPr>
+              <w:spacing w:after="0" w:before="0" w:line="264"/>
+            </w:pPr>
+            <w:r>
+              <w:rPr>
+                <w:rFonts w:ascii="Arial" w:cs="Arial" w:eastAsia="Arial" w:hAnsi="Arial"/>
+                <w:b/>
+                <w:bCs/>
+                <w:color w:val="5B6477"/>
+                <w:sz w:val="16"/>
+                <w:szCs w:val="16"/>
+              </w:rPr>
+              <w:t xml:space="preserve">SA-46</w:t>
+            </w:r>
+          </w:p>
+        </w:tc>
+        <w:tc>
+          <w:tcPr>
+            <w:tcW w:type="dxa" w:w="5480"/>
+            <w:tcBorders>
+              <w:top w:val="single" w:color="C9D0DC" w:sz="4"/>
+              <w:left w:val="single" w:color="C9D0DC" w:sz="4"/>
+              <w:bottom w:val="single" w:color="C9D0DC" w:sz="4"/>
+              <w:right w:val="single" w:color="C9D0DC" w:sz="4"/>
+            </w:tcBorders>
+            <w:tcMar>
+              <w:top w:type="dxa" w:w="70"/>
+              <w:left w:type="dxa" w:w="100"/>
+              <w:bottom w:type="dxa" w:w="70"/>
+              <w:right w:type="dxa" w:w="100"/>
+            </w:tcMar>
+            <w:vAlign w:val="top"/>
+          </w:tcPr>
+          <w:p>
+            <w:pPr>
+              <w:spacing w:after="40" w:before="0" w:line="264"/>
+            </w:pPr>
+            <w:r>
+              <w:rPr>
+                <w:rFonts w:ascii="Arial" w:cs="Arial" w:eastAsia="Arial" w:hAnsi="Arial"/>
+                <w:b/>
+                <w:bCs/>
+                <w:sz w:val="20"/>
+                <w:szCs w:val="20"/>
+              </w:rPr>
+              <w:t xml:space="preserve">Search notifications</w:t>
+            </w:r>
+          </w:p>
+          <w:p>
+            <w:pPr>
+              <w:spacing w:after="20" w:before="0" w:line="264"/>
+            </w:pPr>
+            <w:r>
+              <w:rPr>
+                <w:rFonts w:ascii="Arial" w:cs="Arial" w:eastAsia="Arial" w:hAnsi="Arial"/>
+                <w:color w:val="5B6477"/>
+                <w:sz w:val="19"/>
+                <w:szCs w:val="19"/>
+              </w:rPr>
+              <w:t xml:space="preserve">1.  </w:t>
+            </w:r>
+            <w:r>
+              <w:rPr>
+                <w:rFonts w:ascii="Arial" w:cs="Arial" w:eastAsia="Arial" w:hAnsi="Arial"/>
+                <w:sz w:val="19"/>
+                <w:szCs w:val="19"/>
+              </w:rPr>
+              <w:t xml:space="preserve">Notifications → type a product name or DR number in the search bar.</w:t>
+            </w:r>
+          </w:p>
+          <w:p>
+            <w:pPr>
+              <w:spacing w:after="0" w:before="60" w:line="264"/>
+            </w:pPr>
+            <w:r>
+              <w:rPr>
+                <w:rFonts w:ascii="Arial" w:cs="Arial" w:eastAsia="Arial" w:hAnsi="Arial"/>
+                <w:b/>
+                <w:bCs/>
+                <w:color w:val="0B1F3A"/>
+                <w:sz w:val="19"/>
+                <w:szCs w:val="19"/>
+              </w:rPr>
+              <w:t xml:space="preserve">You should see: </w:t>
+            </w:r>
+            <w:r>
+              <w:rPr>
+                <w:rFonts w:ascii="Arial" w:cs="Arial" w:eastAsia="Arial" w:hAnsi="Arial"/>
+                <w:sz w:val="19"/>
+                <w:szCs w:val="19"/>
+              </w:rPr>
+              <w:t xml:space="preserve">Only the notifications that contain every word you typed are shown.</w:t>
             </w:r>
           </w:p>
         </w:tc>
@@ -13189,7 +13695,7 @@
                 <w:sz w:val="17"/>
                 <w:szCs w:val="17"/>
               </w:rPr>
-              <w:t xml:space="preserve">Passed (of 46)</w:t>
+              <w:t xml:space="preserve">Passed (of 48)</w:t>
             </w:r>
           </w:p>
         </w:tc>

--- a/docs/acceptance-test/per-user/09-sales.westave.docx
+++ b/docs/acceptance-test/per-user/09-sales.westave.docx
@@ -117,7 +117,7 @@
           <w:sz w:val="18"/>
           <w:szCs w:val="18"/>
         </w:rPr>
-        <w:t xml:space="preserve">  ·  48 checks</w:t>
+        <w:t xml:space="preserve">  ·  50 checks</w:t>
       </w:r>
     </w:p>
     <w:tbl>
@@ -1229,7 +1229,7 @@
                 <w:sz w:val="16"/>
                 <w:szCs w:val="16"/>
               </w:rPr>
-              <w:t xml:space="preserve">SA-01</w:t>
+              <w:t xml:space="preserve">GEN-SRCH</w:t>
             </w:r>
           </w:p>
         </w:tc>
@@ -1262,7 +1262,7 @@
                 <w:sz w:val="20"/>
                 <w:szCs w:val="20"/>
               </w:rPr>
-              <w:t xml:space="preserve">Branch dashboard</w:t>
+              <w:t xml:space="preserve">Search a list</w:t>
             </w:r>
           </w:p>
           <w:p>
@@ -1284,7 +1284,29 @@
                 <w:sz w:val="19"/>
                 <w:szCs w:val="19"/>
               </w:rPr>
-              <w:t xml:space="preserve">Open the Dashboard.</w:t>
+              <w:t xml:space="preserve">Open a list with six or more rows (for example Sales List, Cash Fund or Chart of Accounts).</w:t>
+            </w:r>
+          </w:p>
+          <w:p>
+            <w:pPr>
+              <w:spacing w:after="20" w:before="0" w:line="264"/>
+            </w:pPr>
+            <w:r>
+              <w:rPr>
+                <w:rFonts w:ascii="Arial" w:cs="Arial" w:eastAsia="Arial" w:hAnsi="Arial"/>
+                <w:color w:val="5B6477"/>
+                <w:sz w:val="19"/>
+                <w:szCs w:val="19"/>
+              </w:rPr>
+              <w:t xml:space="preserve">2.  </w:t>
+            </w:r>
+            <w:r>
+              <w:rPr>
+                <w:rFonts w:ascii="Arial" w:cs="Arial" w:eastAsia="Arial" w:hAnsi="Arial"/>
+                <w:sz w:val="19"/>
+                <w:szCs w:val="19"/>
+              </w:rPr>
+              <w:t xml:space="preserve">Type part of a name, number or product in Search this list.</w:t>
             </w:r>
           </w:p>
           <w:p>
@@ -1308,7 +1330,7 @@
                 <w:sz w:val="19"/>
                 <w:szCs w:val="19"/>
               </w:rPr>
-              <w:t xml:space="preserve">Today's sales by payment type (cash, online, card, AR…), cash on hand, weekly count, discrepancies and charges. Only your branch.</w:t>
+              <w:t xml:space="preserve">Only rows that contain every word you typed are shown; clearing the box shows all rows again.</w:t>
             </w:r>
           </w:p>
         </w:tc>
@@ -1474,7 +1496,7 @@
                 <w:sz w:val="16"/>
                 <w:szCs w:val="16"/>
               </w:rPr>
-              <w:t xml:space="preserve">SA-02</w:t>
+              <w:t xml:space="preserve">SA-01</w:t>
             </w:r>
           </w:p>
         </w:tc>
@@ -1507,23 +1529,7 @@
                 <w:sz w:val="20"/>
                 <w:szCs w:val="20"/>
               </w:rPr>
-              <w:t xml:space="preserve">Walk-in cash sale</w:t>
-            </w:r>
-          </w:p>
-          <w:p>
-            <w:pPr>
-              <w:spacing w:after="40" w:before="0" w:line="264"/>
-            </w:pPr>
-            <w:r>
-              <w:rPr>
-                <w:rFonts w:ascii="Arial" w:cs="Arial" w:eastAsia="Arial" w:hAnsi="Arial"/>
-                <w:i/>
-                <w:iCs/>
-                <w:color w:val="5B6477"/>
-                <w:sz w:val="15"/>
-                <w:szCs w:val="15"/>
-              </w:rPr>
-              <w:t xml:space="preserve">Flow F4 · Selling and special prices</w:t>
+              <w:t xml:space="preserve">Branch dashboard</w:t>
             </w:r>
           </w:p>
           <w:p>
@@ -1545,7 +1551,7 @@
                 <w:sz w:val="19"/>
                 <w:szCs w:val="19"/>
               </w:rPr>
-              <w:t xml:space="preserve">New Sale → DR/SI no., Walk-in, Cash → add an item → Save sale.</w:t>
+              <w:t xml:space="preserve">Open the Dashboard.</w:t>
             </w:r>
           </w:p>
           <w:p>
@@ -1569,7 +1575,7 @@
                 <w:sz w:val="19"/>
                 <w:szCs w:val="19"/>
               </w:rPr>
-              <w:t xml:space="preserve">Stock drops at once. Today's cash on the dashboard goes up.</w:t>
+              <w:t xml:space="preserve">Today's sales by payment type (cash, online, card, AR…), cash on hand, weekly count, discrepancies and charges. Only your branch.</w:t>
             </w:r>
           </w:p>
         </w:tc>
@@ -1735,7 +1741,7 @@
                 <w:sz w:val="16"/>
                 <w:szCs w:val="16"/>
               </w:rPr>
-              <w:t xml:space="preserve">SA-03</w:t>
+              <w:t xml:space="preserve">SA-02</w:t>
             </w:r>
           </w:p>
         </w:tc>
@@ -1768,7 +1774,23 @@
                 <w:sz w:val="20"/>
                 <w:szCs w:val="20"/>
               </w:rPr>
-              <w:t xml:space="preserve">Delivery sale</w:t>
+              <w:t xml:space="preserve">Walk-in cash sale</w:t>
+            </w:r>
+          </w:p>
+          <w:p>
+            <w:pPr>
+              <w:spacing w:after="40" w:before="0" w:line="264"/>
+            </w:pPr>
+            <w:r>
+              <w:rPr>
+                <w:rFonts w:ascii="Arial" w:cs="Arial" w:eastAsia="Arial" w:hAnsi="Arial"/>
+                <w:i/>
+                <w:iCs/>
+                <w:color w:val="5B6477"/>
+                <w:sz w:val="15"/>
+                <w:szCs w:val="15"/>
+              </w:rPr>
+              <w:t xml:space="preserve">Flow F4 · Selling and special prices</w:t>
             </w:r>
           </w:p>
           <w:p>
@@ -1790,7 +1812,7 @@
                 <w:sz w:val="19"/>
                 <w:szCs w:val="19"/>
               </w:rPr>
-              <w:t xml:space="preserve">New Sale → Delivery, choose a rider, type the delivery fee → Save.</w:t>
+              <w:t xml:space="preserve">New Sale → DR/SI no., Walk-in, Cash → add an item → Save sale.</w:t>
             </w:r>
           </w:p>
           <w:p>
@@ -1814,7 +1836,7 @@
                 <w:sz w:val="19"/>
                 <w:szCs w:val="19"/>
               </w:rPr>
-              <w:t xml:space="preserve">Saved with rider and fee.</w:t>
+              <w:t xml:space="preserve">Stock drops at once. Today's cash on the dashboard goes up.</w:t>
             </w:r>
           </w:p>
         </w:tc>
@@ -1980,7 +2002,7 @@
                 <w:sz w:val="16"/>
                 <w:szCs w:val="16"/>
               </w:rPr>
-              <w:t xml:space="preserve">SA-04</w:t>
+              <w:t xml:space="preserve">SA-03</w:t>
             </w:r>
           </w:p>
         </w:tc>
@@ -2013,7 +2035,7 @@
                 <w:sz w:val="20"/>
                 <w:szCs w:val="20"/>
               </w:rPr>
-              <w:t xml:space="preserve">Online payment needs proof</w:t>
+              <w:t xml:space="preserve">Delivery sale</w:t>
             </w:r>
           </w:p>
           <w:p>
@@ -2035,29 +2057,7 @@
                 <w:sz w:val="19"/>
                 <w:szCs w:val="19"/>
               </w:rPr>
-              <w:t xml:space="preserve">New Sale → Online. Save without an account or screenshot.</w:t>
-            </w:r>
-          </w:p>
-          <w:p>
-            <w:pPr>
-              <w:spacing w:after="20" w:before="0" w:line="264"/>
-            </w:pPr>
-            <w:r>
-              <w:rPr>
-                <w:rFonts w:ascii="Arial" w:cs="Arial" w:eastAsia="Arial" w:hAnsi="Arial"/>
-                <w:color w:val="5B6477"/>
-                <w:sz w:val="19"/>
-                <w:szCs w:val="19"/>
-              </w:rPr>
-              <w:t xml:space="preserve">2.  </w:t>
-            </w:r>
-            <w:r>
-              <w:rPr>
-                <w:rFonts w:ascii="Arial" w:cs="Arial" w:eastAsia="Arial" w:hAnsi="Arial"/>
-                <w:sz w:val="19"/>
-                <w:szCs w:val="19"/>
-              </w:rPr>
-              <w:t xml:space="preserve">Choose Gcash (GWS), upload a screenshot → Save.</w:t>
+              <w:t xml:space="preserve">New Sale → Delivery, choose a rider, type the delivery fee → Save.</w:t>
             </w:r>
           </w:p>
           <w:p>
@@ -2081,7 +2081,7 @@
                 <w:sz w:val="19"/>
                 <w:szCs w:val="19"/>
               </w:rPr>
-              <w:t xml:space="preserve">Refused first; saved once the account and proof are given.</w:t>
+              <w:t xml:space="preserve">Saved with rider and fee.</w:t>
             </w:r>
           </w:p>
         </w:tc>
@@ -2247,7 +2247,7 @@
                 <w:sz w:val="16"/>
                 <w:szCs w:val="16"/>
               </w:rPr>
-              <w:t xml:space="preserve">SA-05</w:t>
+              <w:t xml:space="preserve">SA-04</w:t>
             </w:r>
           </w:p>
         </w:tc>
@@ -2280,23 +2280,7 @@
                 <w:sz w:val="20"/>
                 <w:szCs w:val="20"/>
               </w:rPr>
-              <w:t xml:space="preserve">Special price</w:t>
-            </w:r>
-          </w:p>
-          <w:p>
-            <w:pPr>
-              <w:spacing w:after="40" w:before="0" w:line="264"/>
-            </w:pPr>
-            <w:r>
-              <w:rPr>
-                <w:rFonts w:ascii="Arial" w:cs="Arial" w:eastAsia="Arial" w:hAnsi="Arial"/>
-                <w:i/>
-                <w:iCs/>
-                <w:color w:val="5B6477"/>
-                <w:sz w:val="15"/>
-                <w:szCs w:val="15"/>
-              </w:rPr>
-              <w:t xml:space="preserve">Flow F4 · Selling and special prices</w:t>
+              <w:t xml:space="preserve">Online payment needs proof</w:t>
             </w:r>
           </w:p>
           <w:p>
@@ -2318,7 +2302,29 @@
                 <w:sz w:val="19"/>
                 <w:szCs w:val="19"/>
               </w:rPr>
-              <w:t xml:space="preserve">New Sale → lower a price below the list price → Save.</w:t>
+              <w:t xml:space="preserve">New Sale → Online. Save without an account or screenshot.</w:t>
+            </w:r>
+          </w:p>
+          <w:p>
+            <w:pPr>
+              <w:spacing w:after="20" w:before="0" w:line="264"/>
+            </w:pPr>
+            <w:r>
+              <w:rPr>
+                <w:rFonts w:ascii="Arial" w:cs="Arial" w:eastAsia="Arial" w:hAnsi="Arial"/>
+                <w:color w:val="5B6477"/>
+                <w:sz w:val="19"/>
+                <w:szCs w:val="19"/>
+              </w:rPr>
+              <w:t xml:space="preserve">2.  </w:t>
+            </w:r>
+            <w:r>
+              <w:rPr>
+                <w:rFonts w:ascii="Arial" w:cs="Arial" w:eastAsia="Arial" w:hAnsi="Arial"/>
+                <w:sz w:val="19"/>
+                <w:szCs w:val="19"/>
+              </w:rPr>
+              <w:t xml:space="preserve">Choose Gcash (GWS), upload a screenshot → Save.</w:t>
             </w:r>
           </w:p>
           <w:p>
@@ -2342,7 +2348,7 @@
                 <w:sz w:val="19"/>
                 <w:szCs w:val="19"/>
               </w:rPr>
-              <w:t xml:space="preserve">Saved, and the Owner gets a Special price approval. You never see cost.</w:t>
+              <w:t xml:space="preserve">Refused first; saved once the account and proof are given.</w:t>
             </w:r>
           </w:p>
         </w:tc>
@@ -2508,7 +2514,7 @@
                 <w:sz w:val="16"/>
                 <w:szCs w:val="16"/>
               </w:rPr>
-              <w:t xml:space="preserve">SA-06</w:t>
+              <w:t xml:space="preserve">SA-05</w:t>
             </w:r>
           </w:p>
         </w:tc>
@@ -2541,7 +2547,7 @@
                 <w:sz w:val="20"/>
                 <w:szCs w:val="20"/>
               </w:rPr>
-              <w:t xml:space="preserve">Credit sale, with and without PDC</w:t>
+              <w:t xml:space="preserve">Special price</w:t>
             </w:r>
           </w:p>
           <w:p>
@@ -2557,7 +2563,7 @@
                 <w:sz w:val="15"/>
                 <w:szCs w:val="15"/>
               </w:rPr>
-              <w:t xml:space="preserve">Flow F5 · Credit sale and collection</w:t>
+              <w:t xml:space="preserve">Flow F4 · Selling and special prices</w:t>
             </w:r>
           </w:p>
           <w:p>
@@ -2579,51 +2585,7 @@
                 <w:sz w:val="19"/>
                 <w:szCs w:val="19"/>
               </w:rPr>
-              <w:t xml:space="preserve">New Sale → payment AR / PDC → press Dealer, then Franchisee.</w:t>
-            </w:r>
-          </w:p>
-          <w:p>
-            <w:pPr>
-              <w:spacing w:after="20" w:before="0" w:line="264"/>
-            </w:pPr>
-            <w:r>
-              <w:rPr>
-                <w:rFonts w:ascii="Arial" w:cs="Arial" w:eastAsia="Arial" w:hAnsi="Arial"/>
-                <w:color w:val="5B6477"/>
-                <w:sz w:val="19"/>
-                <w:szCs w:val="19"/>
-              </w:rPr>
-              <w:t xml:space="preserve">2.  </w:t>
-            </w:r>
-            <w:r>
-              <w:rPr>
-                <w:rFonts w:ascii="Arial" w:cs="Arial" w:eastAsia="Arial" w:hAnsi="Arial"/>
-                <w:sz w:val="19"/>
-                <w:szCs w:val="19"/>
-              </w:rPr>
-              <w:t xml:space="preserve">Pick a dealer, type the due date, leave 'There is a PDC' unticked → Save.</w:t>
-            </w:r>
-          </w:p>
-          <w:p>
-            <w:pPr>
-              <w:spacing w:after="20" w:before="0" w:line="264"/>
-            </w:pPr>
-            <w:r>
-              <w:rPr>
-                <w:rFonts w:ascii="Arial" w:cs="Arial" w:eastAsia="Arial" w:hAnsi="Arial"/>
-                <w:color w:val="5B6477"/>
-                <w:sz w:val="19"/>
-                <w:szCs w:val="19"/>
-              </w:rPr>
-              <w:t xml:space="preserve">3.  </w:t>
-            </w:r>
-            <w:r>
-              <w:rPr>
-                <w:rFonts w:ascii="Arial" w:cs="Arial" w:eastAsia="Arial" w:hAnsi="Arial"/>
-                <w:sz w:val="19"/>
-                <w:szCs w:val="19"/>
-              </w:rPr>
-              <w:t xml:space="preserve">Another credit sale: tick 'There is a PDC' and try to save without cheque no.</w:t>
+              <w:t xml:space="preserve">New Sale → lower a price below the list price → Save.</w:t>
             </w:r>
           </w:p>
           <w:p>
@@ -2647,7 +2609,7 @@
                 <w:sz w:val="19"/>
                 <w:szCs w:val="19"/>
               </w:rPr>
-              <w:t xml:space="preserve">Dealer lists only dealers; Franchisee only franchisees. Without the tick no cheque is asked. With the tick, bank, cheque no. and date are required.</w:t>
+              <w:t xml:space="preserve">Saved, and the Owner gets a Special price approval. You never see cost.</w:t>
             </w:r>
           </w:p>
         </w:tc>
@@ -2813,7 +2775,7 @@
                 <w:sz w:val="16"/>
                 <w:szCs w:val="16"/>
               </w:rPr>
-              <w:t xml:space="preserve">SA-07</w:t>
+              <w:t xml:space="preserve">SA-06</w:t>
             </w:r>
           </w:p>
         </w:tc>
@@ -2846,7 +2808,23 @@
                 <w:sz w:val="20"/>
                 <w:szCs w:val="20"/>
               </w:rPr>
-              <w:t xml:space="preserve">Incentive paid from the sale</w:t>
+              <w:t xml:space="preserve">Credit sale, with and without PDC</w:t>
+            </w:r>
+          </w:p>
+          <w:p>
+            <w:pPr>
+              <w:spacing w:after="40" w:before="0" w:line="264"/>
+            </w:pPr>
+            <w:r>
+              <w:rPr>
+                <w:rFonts w:ascii="Arial" w:cs="Arial" w:eastAsia="Arial" w:hAnsi="Arial"/>
+                <w:i/>
+                <w:iCs/>
+                <w:color w:val="5B6477"/>
+                <w:sz w:val="15"/>
+                <w:szCs w:val="15"/>
+              </w:rPr>
+              <w:t xml:space="preserve">Flow F5 · Credit sale and collection</w:t>
             </w:r>
           </w:p>
           <w:p>
@@ -2868,7 +2846,7 @@
                 <w:sz w:val="19"/>
                 <w:szCs w:val="19"/>
               </w:rPr>
-              <w:t xml:space="preserve">New Sale → + Add incentive expense (sales, ₱50) → Save.</w:t>
+              <w:t xml:space="preserve">New Sale → payment AR / PDC → press Dealer, then Franchisee.</w:t>
             </w:r>
           </w:p>
           <w:p>
@@ -2890,7 +2868,29 @@
                 <w:sz w:val="19"/>
                 <w:szCs w:val="19"/>
               </w:rPr>
-              <w:t xml:space="preserve">Open Daily Close &amp; Deposit.</w:t>
+              <w:t xml:space="preserve">Pick a dealer, type the due date, leave 'There is a PDC' unticked → Save.</w:t>
+            </w:r>
+          </w:p>
+          <w:p>
+            <w:pPr>
+              <w:spacing w:after="20" w:before="0" w:line="264"/>
+            </w:pPr>
+            <w:r>
+              <w:rPr>
+                <w:rFonts w:ascii="Arial" w:cs="Arial" w:eastAsia="Arial" w:hAnsi="Arial"/>
+                <w:color w:val="5B6477"/>
+                <w:sz w:val="19"/>
+                <w:szCs w:val="19"/>
+              </w:rPr>
+              <w:t xml:space="preserve">3.  </w:t>
+            </w:r>
+            <w:r>
+              <w:rPr>
+                <w:rFonts w:ascii="Arial" w:cs="Arial" w:eastAsia="Arial" w:hAnsi="Arial"/>
+                <w:sz w:val="19"/>
+                <w:szCs w:val="19"/>
+              </w:rPr>
+              <w:t xml:space="preserve">Another credit sale: tick 'There is a PDC' and try to save without cheque no.</w:t>
             </w:r>
           </w:p>
           <w:p>
@@ -2914,7 +2914,7 @@
                 <w:sz w:val="19"/>
                 <w:szCs w:val="19"/>
               </w:rPr>
-              <w:t xml:space="preserve">Expected cash is ₱50 lower and the incentive shows as a branch expense.</w:t>
+              <w:t xml:space="preserve">Dealer lists only dealers; Franchisee only franchisees. Without the tick no cheque is asked. With the tick, bank, cheque no. and date are required.</w:t>
             </w:r>
           </w:p>
         </w:tc>
@@ -3080,7 +3080,7 @@
                 <w:sz w:val="16"/>
                 <w:szCs w:val="16"/>
               </w:rPr>
-              <w:t xml:space="preserve">SA-08</w:t>
+              <w:t xml:space="preserve">SA-07</w:t>
             </w:r>
           </w:p>
         </w:tc>
@@ -3113,7 +3113,7 @@
                 <w:sz w:val="20"/>
                 <w:szCs w:val="20"/>
               </w:rPr>
-              <w:t xml:space="preserve">Void before the report</w:t>
+              <w:t xml:space="preserve">Incentive paid from the sale</w:t>
             </w:r>
           </w:p>
           <w:p>
@@ -3135,7 +3135,29 @@
                 <w:sz w:val="19"/>
                 <w:szCs w:val="19"/>
               </w:rPr>
-              <w:t xml:space="preserve">Sales List → open today's sale → Void with a reason.</w:t>
+              <w:t xml:space="preserve">New Sale → + Add incentive expense (sales, ₱50) → Save.</w:t>
+            </w:r>
+          </w:p>
+          <w:p>
+            <w:pPr>
+              <w:spacing w:after="20" w:before="0" w:line="264"/>
+            </w:pPr>
+            <w:r>
+              <w:rPr>
+                <w:rFonts w:ascii="Arial" w:cs="Arial" w:eastAsia="Arial" w:hAnsi="Arial"/>
+                <w:color w:val="5B6477"/>
+                <w:sz w:val="19"/>
+                <w:szCs w:val="19"/>
+              </w:rPr>
+              <w:t xml:space="preserve">2.  </w:t>
+            </w:r>
+            <w:r>
+              <w:rPr>
+                <w:rFonts w:ascii="Arial" w:cs="Arial" w:eastAsia="Arial" w:hAnsi="Arial"/>
+                <w:sz w:val="19"/>
+                <w:szCs w:val="19"/>
+              </w:rPr>
+              <w:t xml:space="preserve">Open Daily Close &amp; Deposit.</w:t>
             </w:r>
           </w:p>
           <w:p>
@@ -3159,7 +3181,7 @@
                 <w:sz w:val="19"/>
                 <w:szCs w:val="19"/>
               </w:rPr>
-              <w:t xml:space="preserve">The sale is voided and the stock returns.</w:t>
+              <w:t xml:space="preserve">Expected cash is ₱50 lower and the incentive shows as a branch expense.</w:t>
             </w:r>
           </w:p>
         </w:tc>
@@ -3325,7 +3347,7 @@
                 <w:sz w:val="16"/>
                 <w:szCs w:val="16"/>
               </w:rPr>
-              <w:t xml:space="preserve">SA-09</w:t>
+              <w:t xml:space="preserve">SA-08</w:t>
             </w:r>
           </w:p>
         </w:tc>
@@ -3358,23 +3380,7 @@
                 <w:sz w:val="20"/>
                 <w:szCs w:val="20"/>
               </w:rPr>
-              <w:t xml:space="preserve">Request stock</w:t>
-            </w:r>
-          </w:p>
-          <w:p>
-            <w:pPr>
-              <w:spacing w:after="40" w:before="0" w:line="264"/>
-            </w:pPr>
-            <w:r>
-              <w:rPr>
-                <w:rFonts w:ascii="Arial" w:cs="Arial" w:eastAsia="Arial" w:hAnsi="Arial"/>
-                <w:i/>
-                <w:iCs/>
-                <w:color w:val="5B6477"/>
-                <w:sz w:val="15"/>
-                <w:szCs w:val="15"/>
-              </w:rPr>
-              <w:t xml:space="preserve">Flow F2 · Branch asks for stock and receives it</w:t>
+              <w:t xml:space="preserve">Void before the report</w:t>
             </w:r>
           </w:p>
           <w:p>
@@ -3396,7 +3402,7 @@
                 <w:sz w:val="19"/>
                 <w:szCs w:val="19"/>
               </w:rPr>
-              <w:t xml:space="preserve">Transfers &amp; Pull-outs → Request stock from the warehouse → items → Send.</w:t>
+              <w:t xml:space="preserve">Sales List → open today's sale → Void with a reason.</w:t>
             </w:r>
           </w:p>
           <w:p>
@@ -3420,7 +3426,7 @@
                 <w:sz w:val="19"/>
                 <w:szCs w:val="19"/>
               </w:rPr>
-              <w:t xml:space="preserve">The warehouse is notified. 'From' is fixed to your branch on your own pull-outs.</w:t>
+              <w:t xml:space="preserve">The sale is voided and the stock returns.</w:t>
             </w:r>
           </w:p>
         </w:tc>
@@ -3586,7 +3592,7 @@
                 <w:sz w:val="16"/>
                 <w:szCs w:val="16"/>
               </w:rPr>
-              <w:t xml:space="preserve">SA-10</w:t>
+              <w:t xml:space="preserve">SA-09</w:t>
             </w:r>
           </w:p>
         </w:tc>
@@ -3619,7 +3625,7 @@
                 <w:sz w:val="20"/>
                 <w:szCs w:val="20"/>
               </w:rPr>
-              <w:t xml:space="preserve">Receive a complete delivery</w:t>
+              <w:t xml:space="preserve">Request stock</w:t>
             </w:r>
           </w:p>
           <w:p>
@@ -3657,7 +3663,7 @@
                 <w:sz w:val="19"/>
                 <w:szCs w:val="19"/>
               </w:rPr>
-              <w:t xml:space="preserve">Open the incoming transfer → Tick all → Confirm receipt.</w:t>
+              <w:t xml:space="preserve">Transfers &amp; Pull-outs → Request stock from the warehouse → items → Send.</w:t>
             </w:r>
           </w:p>
           <w:p>
@@ -3681,7 +3687,7 @@
                 <w:sz w:val="19"/>
                 <w:szCs w:val="19"/>
               </w:rPr>
-              <w:t xml:space="preserve">The items are added to your stock.</w:t>
+              <w:t xml:space="preserve">The warehouse is notified. 'From' is fixed to your branch on your own pull-outs.</w:t>
             </w:r>
           </w:p>
         </w:tc>
@@ -3847,7 +3853,7 @@
                 <w:sz w:val="16"/>
                 <w:szCs w:val="16"/>
               </w:rPr>
-              <w:t xml:space="preserve">SA-11</w:t>
+              <w:t xml:space="preserve">SA-10</w:t>
             </w:r>
           </w:p>
         </w:tc>
@@ -3880,7 +3886,7 @@
                 <w:sz w:val="20"/>
                 <w:szCs w:val="20"/>
               </w:rPr>
-              <w:t xml:space="preserve">Receive with a difference</w:t>
+              <w:t xml:space="preserve">Receive a complete delivery</w:t>
             </w:r>
           </w:p>
           <w:p>
@@ -3896,7 +3902,7 @@
                 <w:sz w:val="15"/>
                 <w:szCs w:val="15"/>
               </w:rPr>
-              <w:t xml:space="preserve">Flow F3 · Transfer received with a different quantity</w:t>
+              <w:t xml:space="preserve">Flow F2 · Branch asks for stock and receives it</w:t>
             </w:r>
           </w:p>
           <w:p>
@@ -3918,51 +3924,7 @@
                 <w:sz w:val="19"/>
                 <w:szCs w:val="19"/>
               </w:rPr>
-              <w:t xml:space="preserve">Open the 2-piece transfer from the warehouse. Leave the line unticked, type 1 and 'only 1 in the box'.</w:t>
-            </w:r>
-          </w:p>
-          <w:p>
-            <w:pPr>
-              <w:spacing w:after="20" w:before="0" w:line="264"/>
-            </w:pPr>
-            <w:r>
-              <w:rPr>
-                <w:rFonts w:ascii="Arial" w:cs="Arial" w:eastAsia="Arial" w:hAnsi="Arial"/>
-                <w:color w:val="5B6477"/>
-                <w:sz w:val="19"/>
-                <w:szCs w:val="19"/>
-              </w:rPr>
-              <w:t xml:space="preserve">2.  </w:t>
-            </w:r>
-            <w:r>
-              <w:rPr>
-                <w:rFonts w:ascii="Arial" w:cs="Arial" w:eastAsia="Arial" w:hAnsi="Arial"/>
-                <w:sz w:val="19"/>
-                <w:szCs w:val="19"/>
-              </w:rPr>
-              <w:t xml:space="preserve">+ An item arrived that is not on the form → pick it, qty 1.</w:t>
-            </w:r>
-          </w:p>
-          <w:p>
-            <w:pPr>
-              <w:spacing w:after="20" w:before="0" w:line="264"/>
-            </w:pPr>
-            <w:r>
-              <w:rPr>
-                <w:rFonts w:ascii="Arial" w:cs="Arial" w:eastAsia="Arial" w:hAnsi="Arial"/>
-                <w:color w:val="5B6477"/>
-                <w:sz w:val="19"/>
-                <w:szCs w:val="19"/>
-              </w:rPr>
-              <w:t xml:space="preserve">3.  </w:t>
-            </w:r>
-            <w:r>
-              <w:rPr>
-                <w:rFonts w:ascii="Arial" w:cs="Arial" w:eastAsia="Arial" w:hAnsi="Arial"/>
-                <w:sz w:val="19"/>
-                <w:szCs w:val="19"/>
-              </w:rPr>
-              <w:t xml:space="preserve">Confirm receipt.</w:t>
+              <w:t xml:space="preserve">Open the incoming transfer → Tick all → Confirm receipt.</w:t>
             </w:r>
           </w:p>
           <w:p>
@@ -3986,7 +3948,7 @@
                 <w:sz w:val="19"/>
                 <w:szCs w:val="19"/>
               </w:rPr>
-              <w:t xml:space="preserve">Only what you received goes into stock. You are told of each step. After the decision, the -002 (and -003) forms show on the transfer.</w:t>
+              <w:t xml:space="preserve">The items are added to your stock.</w:t>
             </w:r>
           </w:p>
         </w:tc>
@@ -4152,7 +4114,7 @@
                 <w:sz w:val="16"/>
                 <w:szCs w:val="16"/>
               </w:rPr>
-              <w:t xml:space="preserve">SA-12</w:t>
+              <w:t xml:space="preserve">SA-11</w:t>
             </w:r>
           </w:p>
         </w:tc>
@@ -4185,7 +4147,7 @@
                 <w:sz w:val="20"/>
                 <w:szCs w:val="20"/>
               </w:rPr>
-              <w:t xml:space="preserve">Record a customer payment</w:t>
+              <w:t xml:space="preserve">Receive with a difference</w:t>
             </w:r>
           </w:p>
           <w:p>
@@ -4201,7 +4163,7 @@
                 <w:sz w:val="15"/>
                 <w:szCs w:val="15"/>
               </w:rPr>
-              <w:t xml:space="preserve">Flow F5 · Credit sale and collection</w:t>
+              <w:t xml:space="preserve">Flow F3 · Transfer received with a different quantity</w:t>
             </w:r>
           </w:p>
           <w:p>
@@ -4223,7 +4185,51 @@
                 <w:sz w:val="19"/>
                 <w:szCs w:val="19"/>
               </w:rPr>
-              <w:t xml:space="preserve">AR &amp; Collections → tick the invoice → amount, online, account, screenshot → Send.</w:t>
+              <w:t xml:space="preserve">Open the 2-piece transfer from the warehouse. Leave the line unticked, type 1 and 'only 1 in the box'.</w:t>
+            </w:r>
+          </w:p>
+          <w:p>
+            <w:pPr>
+              <w:spacing w:after="20" w:before="0" w:line="264"/>
+            </w:pPr>
+            <w:r>
+              <w:rPr>
+                <w:rFonts w:ascii="Arial" w:cs="Arial" w:eastAsia="Arial" w:hAnsi="Arial"/>
+                <w:color w:val="5B6477"/>
+                <w:sz w:val="19"/>
+                <w:szCs w:val="19"/>
+              </w:rPr>
+              <w:t xml:space="preserve">2.  </w:t>
+            </w:r>
+            <w:r>
+              <w:rPr>
+                <w:rFonts w:ascii="Arial" w:cs="Arial" w:eastAsia="Arial" w:hAnsi="Arial"/>
+                <w:sz w:val="19"/>
+                <w:szCs w:val="19"/>
+              </w:rPr>
+              <w:t xml:space="preserve">+ An item arrived that is not on the form → pick it, qty 1.</w:t>
+            </w:r>
+          </w:p>
+          <w:p>
+            <w:pPr>
+              <w:spacing w:after="20" w:before="0" w:line="264"/>
+            </w:pPr>
+            <w:r>
+              <w:rPr>
+                <w:rFonts w:ascii="Arial" w:cs="Arial" w:eastAsia="Arial" w:hAnsi="Arial"/>
+                <w:color w:val="5B6477"/>
+                <w:sz w:val="19"/>
+                <w:szCs w:val="19"/>
+              </w:rPr>
+              <w:t xml:space="preserve">3.  </w:t>
+            </w:r>
+            <w:r>
+              <w:rPr>
+                <w:rFonts w:ascii="Arial" w:cs="Arial" w:eastAsia="Arial" w:hAnsi="Arial"/>
+                <w:sz w:val="19"/>
+                <w:szCs w:val="19"/>
+              </w:rPr>
+              <w:t xml:space="preserve">Confirm receipt.</w:t>
             </w:r>
           </w:p>
           <w:p>
@@ -4247,7 +4253,7 @@
                 <w:sz w:val="19"/>
                 <w:szCs w:val="19"/>
               </w:rPr>
-              <w:t xml:space="preserve">It shows 'Waiting for Accounting'. If rejected, the notification gives the reason; fix and send again.</w:t>
+              <w:t xml:space="preserve">Only what you received goes into stock. You are told of each step. After the decision, the -002 (and -003) forms show on the transfer.</w:t>
             </w:r>
           </w:p>
         </w:tc>
@@ -4413,7 +4419,7 @@
                 <w:sz w:val="16"/>
                 <w:szCs w:val="16"/>
               </w:rPr>
-              <w:t xml:space="preserve">SA-13</w:t>
+              <w:t xml:space="preserve">SA-12</w:t>
             </w:r>
           </w:p>
         </w:tc>
@@ -4446,7 +4452,23 @@
                 <w:sz w:val="20"/>
                 <w:szCs w:val="20"/>
               </w:rPr>
-              <w:t xml:space="preserve">Receivables list</w:t>
+              <w:t xml:space="preserve">Record a customer payment</w:t>
+            </w:r>
+          </w:p>
+          <w:p>
+            <w:pPr>
+              <w:spacing w:after="40" w:before="0" w:line="264"/>
+            </w:pPr>
+            <w:r>
+              <w:rPr>
+                <w:rFonts w:ascii="Arial" w:cs="Arial" w:eastAsia="Arial" w:hAnsi="Arial"/>
+                <w:i/>
+                <w:iCs/>
+                <w:color w:val="5B6477"/>
+                <w:sz w:val="15"/>
+                <w:szCs w:val="15"/>
+              </w:rPr>
+              <w:t xml:space="preserve">Flow F5 · Credit sale and collection</w:t>
             </w:r>
           </w:p>
           <w:p>
@@ -4468,7 +4490,7 @@
                 <w:sz w:val="19"/>
                 <w:szCs w:val="19"/>
               </w:rPr>
-              <w:t xml:space="preserve">Dashboard and AR &amp; Collections.</w:t>
+              <w:t xml:space="preserve">AR &amp; Collections → tick the invoice → amount, online, account, screenshot → Send.</w:t>
             </w:r>
           </w:p>
           <w:p>
@@ -4492,7 +4514,7 @@
                 <w:sz w:val="19"/>
                 <w:szCs w:val="19"/>
               </w:rPr>
-              <w:t xml:space="preserve">Receivables nearest due first; overdue in red.</w:t>
+              <w:t xml:space="preserve">It shows 'Waiting for Accounting'. If rejected, the notification gives the reason; fix and send again.</w:t>
             </w:r>
           </w:p>
         </w:tc>
@@ -4658,7 +4680,7 @@
                 <w:sz w:val="16"/>
                 <w:szCs w:val="16"/>
               </w:rPr>
-              <w:t xml:space="preserve">SA-14</w:t>
+              <w:t xml:space="preserve">SA-13</w:t>
             </w:r>
           </w:p>
         </w:tc>
@@ -4691,23 +4713,7 @@
                 <w:sz w:val="20"/>
                 <w:szCs w:val="20"/>
               </w:rPr>
-              <w:t xml:space="preserve">Expense bigger than the cash on hand</w:t>
-            </w:r>
-          </w:p>
-          <w:p>
-            <w:pPr>
-              <w:spacing w:after="40" w:before="0" w:line="264"/>
-            </w:pPr>
-            <w:r>
-              <w:rPr>
-                <w:rFonts w:ascii="Arial" w:cs="Arial" w:eastAsia="Arial" w:hAnsi="Arial"/>
-                <w:i/>
-                <w:iCs/>
-                <w:color w:val="5B6477"/>
-                <w:sz w:val="15"/>
-                <w:szCs w:val="15"/>
-              </w:rPr>
-              <w:t xml:space="preserve">Flow F6 · Cash, daily close and deposit</w:t>
+              <w:t xml:space="preserve">Receivables list</w:t>
             </w:r>
           </w:p>
           <w:p>
@@ -4729,29 +4735,7 @@
                 <w:sz w:val="19"/>
                 <w:szCs w:val="19"/>
               </w:rPr>
-              <w:t xml:space="preserve">Expenses → Paid from Cash on hand → amount bigger than the cash on hand shown → Save.</w:t>
-            </w:r>
-          </w:p>
-          <w:p>
-            <w:pPr>
-              <w:spacing w:after="20" w:before="0" w:line="264"/>
-            </w:pPr>
-            <w:r>
-              <w:rPr>
-                <w:rFonts w:ascii="Arial" w:cs="Arial" w:eastAsia="Arial" w:hAnsi="Arial"/>
-                <w:color w:val="5B6477"/>
-                <w:sz w:val="19"/>
-                <w:szCs w:val="19"/>
-              </w:rPr>
-              <w:t xml:space="preserve">2.  </w:t>
-            </w:r>
-            <w:r>
-              <w:rPr>
-                <w:rFonts w:ascii="Arial" w:cs="Arial" w:eastAsia="Arial" w:hAnsi="Arial"/>
-                <w:sz w:val="19"/>
-                <w:szCs w:val="19"/>
-              </w:rPr>
-              <w:t xml:space="preserve">Press Pay from the cash fund.</w:t>
+              <w:t xml:space="preserve">Dashboard and AR &amp; Collections.</w:t>
             </w:r>
           </w:p>
           <w:p>
@@ -4775,7 +4759,7 @@
                 <w:sz w:val="19"/>
                 <w:szCs w:val="19"/>
               </w:rPr>
-              <w:t xml:space="preserve">A notice pops up and nothing is saved from cash on hand. Paying from the cash fund works.</w:t>
+              <w:t xml:space="preserve">Receivables nearest due first; overdue in red.</w:t>
             </w:r>
           </w:p>
         </w:tc>
@@ -4941,7 +4925,7 @@
                 <w:sz w:val="16"/>
                 <w:szCs w:val="16"/>
               </w:rPr>
-              <w:t xml:space="preserve">SA-15</w:t>
+              <w:t xml:space="preserve">SA-14</w:t>
             </w:r>
           </w:p>
         </w:tc>
@@ -4974,7 +4958,23 @@
                 <w:sz w:val="20"/>
                 <w:szCs w:val="20"/>
               </w:rPr>
-              <w:t xml:space="preserve">Replenish the cash fund</w:t>
+              <w:t xml:space="preserve">Expense bigger than the cash on hand</w:t>
+            </w:r>
+          </w:p>
+          <w:p>
+            <w:pPr>
+              <w:spacing w:after="40" w:before="0" w:line="264"/>
+            </w:pPr>
+            <w:r>
+              <w:rPr>
+                <w:rFonts w:ascii="Arial" w:cs="Arial" w:eastAsia="Arial" w:hAnsi="Arial"/>
+                <w:i/>
+                <w:iCs/>
+                <w:color w:val="5B6477"/>
+                <w:sz w:val="15"/>
+                <w:szCs w:val="15"/>
+              </w:rPr>
+              <w:t xml:space="preserve">Flow F6 · Cash, daily close and deposit</w:t>
             </w:r>
           </w:p>
           <w:p>
@@ -4996,7 +4996,29 @@
                 <w:sz w:val="19"/>
                 <w:szCs w:val="19"/>
               </w:rPr>
-              <w:t xml:space="preserve">Petty Cash Fund → Replenish from today's cash sales.</w:t>
+              <w:t xml:space="preserve">Expenses → Paid from Cash on hand → amount bigger than the cash on hand shown → Save.</w:t>
+            </w:r>
+          </w:p>
+          <w:p>
+            <w:pPr>
+              <w:spacing w:after="20" w:before="0" w:line="264"/>
+            </w:pPr>
+            <w:r>
+              <w:rPr>
+                <w:rFonts w:ascii="Arial" w:cs="Arial" w:eastAsia="Arial" w:hAnsi="Arial"/>
+                <w:color w:val="5B6477"/>
+                <w:sz w:val="19"/>
+                <w:szCs w:val="19"/>
+              </w:rPr>
+              <w:t xml:space="preserve">2.  </w:t>
+            </w:r>
+            <w:r>
+              <w:rPr>
+                <w:rFonts w:ascii="Arial" w:cs="Arial" w:eastAsia="Arial" w:hAnsi="Arial"/>
+                <w:sz w:val="19"/>
+                <w:szCs w:val="19"/>
+              </w:rPr>
+              <w:t xml:space="preserve">Press Pay from the cash fund.</w:t>
             </w:r>
           </w:p>
           <w:p>
@@ -5020,7 +5042,7 @@
                 <w:sz w:val="19"/>
                 <w:szCs w:val="19"/>
               </w:rPr>
-              <w:t xml:space="preserve">The fund goes up and today's cash to deposit goes down.</w:t>
+              <w:t xml:space="preserve">A notice pops up and nothing is saved from cash on hand. Paying from the cash fund works.</w:t>
             </w:r>
           </w:p>
         </w:tc>
@@ -5186,7 +5208,7 @@
                 <w:sz w:val="16"/>
                 <w:szCs w:val="16"/>
               </w:rPr>
-              <w:t xml:space="preserve">SA-16</w:t>
+              <w:t xml:space="preserve">SA-15</w:t>
             </w:r>
           </w:p>
         </w:tc>
@@ -5219,23 +5241,7 @@
                 <w:sz w:val="20"/>
                 <w:szCs w:val="20"/>
               </w:rPr>
-              <w:t xml:space="preserve">Weekly count sheet with the day's movements</w:t>
-            </w:r>
-          </w:p>
-          <w:p>
-            <w:pPr>
-              <w:spacing w:after="40" w:before="0" w:line="264"/>
-            </w:pPr>
-            <w:r>
-              <w:rPr>
-                <w:rFonts w:ascii="Arial" w:cs="Arial" w:eastAsia="Arial" w:hAnsi="Arial"/>
-                <w:i/>
-                <w:iCs/>
-                <w:color w:val="5B6477"/>
-                <w:sz w:val="15"/>
-                <w:szCs w:val="15"/>
-              </w:rPr>
-              <w:t xml:space="preserve">Flow F7 · Weekly count and discrepancy</w:t>
+              <w:t xml:space="preserve">Replenish the cash fund</w:t>
             </w:r>
           </w:p>
           <w:p>
@@ -5257,29 +5263,7 @@
                 <w:sz w:val="19"/>
                 <w:szCs w:val="19"/>
               </w:rPr>
-              <w:t xml:space="preserve">Stock Counts → Start my weekly count sheet.</w:t>
-            </w:r>
-          </w:p>
-          <w:p>
-            <w:pPr>
-              <w:spacing w:after="20" w:before="0" w:line="264"/>
-            </w:pPr>
-            <w:r>
-              <w:rPr>
-                <w:rFonts w:ascii="Arial" w:cs="Arial" w:eastAsia="Arial" w:hAnsi="Arial"/>
-                <w:color w:val="5B6477"/>
-                <w:sz w:val="19"/>
-                <w:szCs w:val="19"/>
-              </w:rPr>
-              <w:t xml:space="preserve">2.  </w:t>
-            </w:r>
-            <w:r>
-              <w:rPr>
-                <w:rFonts w:ascii="Arial" w:cs="Arial" w:eastAsia="Arial" w:hAnsi="Arial"/>
-                <w:sz w:val="19"/>
-                <w:szCs w:val="19"/>
-              </w:rPr>
-              <w:t xml:space="preserve">Look at the columns, then type the actual counts (one item short) → Submit count.</w:t>
+              <w:t xml:space="preserve">Petty Cash Fund → Replenish from today's cash sales.</w:t>
             </w:r>
           </w:p>
           <w:p>
@@ -5303,7 +5287,7 @@
                 <w:sz w:val="19"/>
                 <w:szCs w:val="19"/>
               </w:rPr>
-              <w:t xml:space="preserve">Items in the system come first. Columns show Beginning, +Received, +Transfer in, +Returns, −Sales, −Transfer out, ±Other and Expected. A 7-day case opens.</w:t>
+              <w:t xml:space="preserve">The fund goes up and today's cash to deposit goes down.</w:t>
             </w:r>
           </w:p>
         </w:tc>
@@ -5469,7 +5453,7 @@
                 <w:sz w:val="16"/>
                 <w:szCs w:val="16"/>
               </w:rPr>
-              <w:t xml:space="preserve">SA-17</w:t>
+              <w:t xml:space="preserve">SA-16</w:t>
             </w:r>
           </w:p>
         </w:tc>
@@ -5502,7 +5486,7 @@
                 <w:sz w:val="20"/>
                 <w:szCs w:val="20"/>
               </w:rPr>
-              <w:t xml:space="preserve">Explain a discrepancy</w:t>
+              <w:t xml:space="preserve">Weekly count sheet with the day's movements</w:t>
             </w:r>
           </w:p>
           <w:p>
@@ -5540,7 +5524,29 @@
                 <w:sz w:val="19"/>
                 <w:szCs w:val="19"/>
               </w:rPr>
-              <w:t xml:space="preserve">Dashboard → the case in red → Explain → type why → Send.</w:t>
+              <w:t xml:space="preserve">Stock Counts → Start my weekly count sheet.</w:t>
+            </w:r>
+          </w:p>
+          <w:p>
+            <w:pPr>
+              <w:spacing w:after="20" w:before="0" w:line="264"/>
+            </w:pPr>
+            <w:r>
+              <w:rPr>
+                <w:rFonts w:ascii="Arial" w:cs="Arial" w:eastAsia="Arial" w:hAnsi="Arial"/>
+                <w:color w:val="5B6477"/>
+                <w:sz w:val="19"/>
+                <w:szCs w:val="19"/>
+              </w:rPr>
+              <w:t xml:space="preserve">2.  </w:t>
+            </w:r>
+            <w:r>
+              <w:rPr>
+                <w:rFonts w:ascii="Arial" w:cs="Arial" w:eastAsia="Arial" w:hAnsi="Arial"/>
+                <w:sz w:val="19"/>
+                <w:szCs w:val="19"/>
+              </w:rPr>
+              <w:t xml:space="preserve">Look at the columns, then type the actual counts (one item short) → Submit count.</w:t>
             </w:r>
           </w:p>
           <w:p>
@@ -5564,7 +5570,7 @@
                 <w:sz w:val="19"/>
                 <w:szCs w:val="19"/>
               </w:rPr>
-              <w:t xml:space="preserve">It goes to the Head Auditor. Days left are shown.</w:t>
+              <w:t xml:space="preserve">Items in the system come first. Columns show Beginning, +Received, +Transfer in, +Returns, −Sales, −Transfer out, ±Other and Expected. A 7-day case opens.</w:t>
             </w:r>
           </w:p>
         </w:tc>
@@ -5730,7 +5736,7 @@
                 <w:sz w:val="16"/>
                 <w:szCs w:val="16"/>
               </w:rPr>
-              <w:t xml:space="preserve">SA-18</w:t>
+              <w:t xml:space="preserve">SA-17</w:t>
             </w:r>
           </w:p>
         </w:tc>
@@ -5763,7 +5769,7 @@
                 <w:sz w:val="20"/>
                 <w:szCs w:val="20"/>
               </w:rPr>
-              <w:t xml:space="preserve">Close the day</w:t>
+              <w:t xml:space="preserve">Explain a discrepancy</w:t>
             </w:r>
           </w:p>
           <w:p>
@@ -5779,7 +5785,7 @@
                 <w:sz w:val="15"/>
                 <w:szCs w:val="15"/>
               </w:rPr>
-              <w:t xml:space="preserve">Flow F6 · Cash, daily close and deposit</w:t>
+              <w:t xml:space="preserve">Flow F7 · Weekly count and discrepancy</w:t>
             </w:r>
           </w:p>
           <w:p>
@@ -5801,51 +5807,7 @@
                 <w:sz w:val="19"/>
                 <w:szCs w:val="19"/>
               </w:rPr>
-              <w:t xml:space="preserve">Daily Close &amp; Deposit → count by denomination → Save cash count.</w:t>
-            </w:r>
-          </w:p>
-          <w:p>
-            <w:pPr>
-              <w:spacing w:after="20" w:before="0" w:line="264"/>
-            </w:pPr>
-            <w:r>
-              <w:rPr>
-                <w:rFonts w:ascii="Arial" w:cs="Arial" w:eastAsia="Arial" w:hAnsi="Arial"/>
-                <w:color w:val="5B6477"/>
-                <w:sz w:val="19"/>
-                <w:szCs w:val="19"/>
-              </w:rPr>
-              <w:t xml:space="preserve">2.  </w:t>
-            </w:r>
-            <w:r>
-              <w:rPr>
-                <w:rFonts w:ascii="Arial" w:cs="Arial" w:eastAsia="Arial" w:hAnsi="Arial"/>
-                <w:sz w:val="19"/>
-                <w:szCs w:val="19"/>
-              </w:rPr>
-              <w:t xml:space="preserve">Daily Sales Report → Submit today's report… → tick 'true and correct' → I agree — submit.</w:t>
-            </w:r>
-          </w:p>
-          <w:p>
-            <w:pPr>
-              <w:spacing w:after="20" w:before="0" w:line="264"/>
-            </w:pPr>
-            <w:r>
-              <w:rPr>
-                <w:rFonts w:ascii="Arial" w:cs="Arial" w:eastAsia="Arial" w:hAnsi="Arial"/>
-                <w:color w:val="5B6477"/>
-                <w:sz w:val="19"/>
-                <w:szCs w:val="19"/>
-              </w:rPr>
-              <w:t xml:space="preserve">3.  </w:t>
-            </w:r>
-            <w:r>
-              <w:rPr>
-                <w:rFonts w:ascii="Arial" w:cs="Arial" w:eastAsia="Arial" w:hAnsi="Arial"/>
-                <w:sz w:val="19"/>
-                <w:szCs w:val="19"/>
-              </w:rPr>
-              <w:t xml:space="preserve">Try a new sale.</w:t>
+              <w:t xml:space="preserve">Dashboard → the case in red → Explain → type why → Send.</w:t>
             </w:r>
           </w:p>
           <w:p>
@@ -5869,7 +5831,7 @@
                 <w:sz w:val="19"/>
                 <w:szCs w:val="19"/>
               </w:rPr>
-              <w:t xml:space="preserve">The report is submitted and the day is closed: the new sale is refused.</w:t>
+              <w:t xml:space="preserve">It goes to the Head Auditor. Days left are shown.</w:t>
             </w:r>
           </w:p>
         </w:tc>
@@ -6035,7 +5997,7 @@
                 <w:sz w:val="16"/>
                 <w:szCs w:val="16"/>
               </w:rPr>
-              <w:t xml:space="preserve">SA-19</w:t>
+              <w:t xml:space="preserve">SA-18</w:t>
             </w:r>
           </w:p>
         </w:tc>
@@ -6068,7 +6030,7 @@
                 <w:sz w:val="20"/>
                 <w:szCs w:val="20"/>
               </w:rPr>
-              <w:t xml:space="preserve">Change a closed day</w:t>
+              <w:t xml:space="preserve">Close the day</w:t>
             </w:r>
           </w:p>
           <w:p>
@@ -6084,7 +6046,7 @@
                 <w:sz w:val="15"/>
                 <w:szCs w:val="15"/>
               </w:rPr>
-              <w:t xml:space="preserve">Flow F16 · Changing a closed day</w:t>
+              <w:t xml:space="preserve">Flow F6 · Cash, daily close and deposit</w:t>
             </w:r>
           </w:p>
           <w:p>
@@ -6106,7 +6068,51 @@
                 <w:sz w:val="19"/>
                 <w:szCs w:val="19"/>
               </w:rPr>
-              <w:t xml:space="preserve">Open a sale from a closed day → Void → Request post-close void.</w:t>
+              <w:t xml:space="preserve">Daily Close &amp; Deposit → count by denomination → Save cash count.</w:t>
+            </w:r>
+          </w:p>
+          <w:p>
+            <w:pPr>
+              <w:spacing w:after="20" w:before="0" w:line="264"/>
+            </w:pPr>
+            <w:r>
+              <w:rPr>
+                <w:rFonts w:ascii="Arial" w:cs="Arial" w:eastAsia="Arial" w:hAnsi="Arial"/>
+                <w:color w:val="5B6477"/>
+                <w:sz w:val="19"/>
+                <w:szCs w:val="19"/>
+              </w:rPr>
+              <w:t xml:space="preserve">2.  </w:t>
+            </w:r>
+            <w:r>
+              <w:rPr>
+                <w:rFonts w:ascii="Arial" w:cs="Arial" w:eastAsia="Arial" w:hAnsi="Arial"/>
+                <w:sz w:val="19"/>
+                <w:szCs w:val="19"/>
+              </w:rPr>
+              <w:t xml:space="preserve">Daily Sales Report → Submit today's report… → tick 'true and correct' → I agree — submit.</w:t>
+            </w:r>
+          </w:p>
+          <w:p>
+            <w:pPr>
+              <w:spacing w:after="20" w:before="0" w:line="264"/>
+            </w:pPr>
+            <w:r>
+              <w:rPr>
+                <w:rFonts w:ascii="Arial" w:cs="Arial" w:eastAsia="Arial" w:hAnsi="Arial"/>
+                <w:color w:val="5B6477"/>
+                <w:sz w:val="19"/>
+                <w:szCs w:val="19"/>
+              </w:rPr>
+              <w:t xml:space="preserve">3.  </w:t>
+            </w:r>
+            <w:r>
+              <w:rPr>
+                <w:rFonts w:ascii="Arial" w:cs="Arial" w:eastAsia="Arial" w:hAnsi="Arial"/>
+                <w:sz w:val="19"/>
+                <w:szCs w:val="19"/>
+              </w:rPr>
+              <w:t xml:space="preserve">Try a new sale.</w:t>
             </w:r>
           </w:p>
           <w:p>
@@ -6130,7 +6136,7 @@
                 <w:sz w:val="19"/>
                 <w:szCs w:val="19"/>
               </w:rPr>
-              <w:t xml:space="preserve">It needs both the Head Auditor and the Asst Auditor.</w:t>
+              <w:t xml:space="preserve">The report is submitted and the day is closed: the new sale is refused.</w:t>
             </w:r>
           </w:p>
         </w:tc>
@@ -6296,7 +6302,7 @@
                 <w:sz w:val="16"/>
                 <w:szCs w:val="16"/>
               </w:rPr>
-              <w:t xml:space="preserve">SA-20</w:t>
+              <w:t xml:space="preserve">SA-19</w:t>
             </w:r>
           </w:p>
         </w:tc>
@@ -6329,7 +6335,7 @@
                 <w:sz w:val="20"/>
                 <w:szCs w:val="20"/>
               </w:rPr>
-              <w:t xml:space="preserve">Deposit and extension</w:t>
+              <w:t xml:space="preserve">Change a closed day</w:t>
             </w:r>
           </w:p>
           <w:p>
@@ -6345,7 +6351,7 @@
                 <w:sz w:val="15"/>
                 <w:szCs w:val="15"/>
               </w:rPr>
-              <w:t xml:space="preserve">Flow F6 · Cash, daily close and deposit</w:t>
+              <w:t xml:space="preserve">Flow F16 · Changing a closed day</w:t>
             </w:r>
           </w:p>
           <w:p>
@@ -6367,29 +6373,7 @@
                 <w:sz w:val="19"/>
                 <w:szCs w:val="19"/>
               </w:rPr>
-              <w:t xml:space="preserve">Daily Close → Bank deposit: amount, account, date.</w:t>
-            </w:r>
-          </w:p>
-          <w:p>
-            <w:pPr>
-              <w:spacing w:after="20" w:before="0" w:line="264"/>
-            </w:pPr>
-            <w:r>
-              <w:rPr>
-                <w:rFonts w:ascii="Arial" w:cs="Arial" w:eastAsia="Arial" w:hAnsi="Arial"/>
-                <w:color w:val="5B6477"/>
-                <w:sz w:val="19"/>
-                <w:szCs w:val="19"/>
-              </w:rPr>
-              <w:t xml:space="preserve">2.  </w:t>
-            </w:r>
-            <w:r>
-              <w:rPr>
-                <w:rFonts w:ascii="Arial" w:cs="Arial" w:eastAsia="Arial" w:hAnsi="Arial"/>
-                <w:sz w:val="19"/>
-                <w:szCs w:val="19"/>
-              </w:rPr>
-              <w:t xml:space="preserve">On another day, Cash on Hand → Request extension → date and reason.</w:t>
+              <w:t xml:space="preserve">Open a sale from a closed day → Void → Request post-close void.</w:t>
             </w:r>
           </w:p>
           <w:p>
@@ -6413,7 +6397,7 @@
                 <w:sz w:val="19"/>
                 <w:szCs w:val="19"/>
               </w:rPr>
-              <w:t xml:space="preserve">The deposit clears that day's cash. The extension needs the Head Auditor and the Owner.</w:t>
+              <w:t xml:space="preserve">It needs both the Head Auditor and the Asst Auditor.</w:t>
             </w:r>
           </w:p>
         </w:tc>
@@ -6579,7 +6563,7 @@
                 <w:sz w:val="16"/>
                 <w:szCs w:val="16"/>
               </w:rPr>
-              <w:t xml:space="preserve">SA-21</w:t>
+              <w:t xml:space="preserve">SA-20</w:t>
             </w:r>
           </w:p>
         </w:tc>
@@ -6612,7 +6596,23 @@
                 <w:sz w:val="20"/>
                 <w:szCs w:val="20"/>
               </w:rPr>
-              <w:t xml:space="preserve">Open a document from a stock movement</w:t>
+              <w:t xml:space="preserve">Deposit and extension</w:t>
+            </w:r>
+          </w:p>
+          <w:p>
+            <w:pPr>
+              <w:spacing w:after="40" w:before="0" w:line="264"/>
+            </w:pPr>
+            <w:r>
+              <w:rPr>
+                <w:rFonts w:ascii="Arial" w:cs="Arial" w:eastAsia="Arial" w:hAnsi="Arial"/>
+                <w:i/>
+                <w:iCs/>
+                <w:color w:val="5B6477"/>
+                <w:sz w:val="15"/>
+                <w:szCs w:val="15"/>
+              </w:rPr>
+              <w:t xml:space="preserve">Flow F6 · Cash, daily close and deposit</w:t>
             </w:r>
           </w:p>
           <w:p>
@@ -6634,7 +6634,29 @@
                 <w:sz w:val="19"/>
                 <w:szCs w:val="19"/>
               </w:rPr>
-              <w:t xml:space="preserve">Inventory Reports → a product's movements → click a movement.</w:t>
+              <w:t xml:space="preserve">Daily Close → Bank deposit: amount, account, date.</w:t>
+            </w:r>
+          </w:p>
+          <w:p>
+            <w:pPr>
+              <w:spacing w:after="20" w:before="0" w:line="264"/>
+            </w:pPr>
+            <w:r>
+              <w:rPr>
+                <w:rFonts w:ascii="Arial" w:cs="Arial" w:eastAsia="Arial" w:hAnsi="Arial"/>
+                <w:color w:val="5B6477"/>
+                <w:sz w:val="19"/>
+                <w:szCs w:val="19"/>
+              </w:rPr>
+              <w:t xml:space="preserve">2.  </w:t>
+            </w:r>
+            <w:r>
+              <w:rPr>
+                <w:rFonts w:ascii="Arial" w:cs="Arial" w:eastAsia="Arial" w:hAnsi="Arial"/>
+                <w:sz w:val="19"/>
+                <w:szCs w:val="19"/>
+              </w:rPr>
+              <w:t xml:space="preserve">On another day, Cash on Hand → Request extension → date and reason.</w:t>
             </w:r>
           </w:p>
           <w:p>
@@ -6658,7 +6680,7 @@
                 <w:sz w:val="19"/>
                 <w:szCs w:val="19"/>
               </w:rPr>
-              <w:t xml:space="preserve">The DR, pull-out, transfer or other document opens.</w:t>
+              <w:t xml:space="preserve">The deposit clears that day's cash. The extension needs the Head Auditor and the Owner.</w:t>
             </w:r>
           </w:p>
         </w:tc>
@@ -6824,7 +6846,7 @@
                 <w:sz w:val="16"/>
                 <w:szCs w:val="16"/>
               </w:rPr>
-              <w:t xml:space="preserve">SA-22</w:t>
+              <w:t xml:space="preserve">SA-21</w:t>
             </w:r>
           </w:p>
         </w:tc>
@@ -6857,7 +6879,7 @@
                 <w:sz w:val="20"/>
                 <w:szCs w:val="20"/>
               </w:rPr>
-              <w:t xml:space="preserve">Return stock to the warehouse</w:t>
+              <w:t xml:space="preserve">Open a document from a stock movement</w:t>
             </w:r>
           </w:p>
           <w:p>
@@ -6879,7 +6901,7 @@
                 <w:sz w:val="19"/>
                 <w:szCs w:val="19"/>
               </w:rPr>
-              <w:t xml:space="preserve">Transfers &amp; Pull-outs → pull-out to the Warehouse → Submit.</w:t>
+              <w:t xml:space="preserve">Inventory Reports → a product's movements → click a movement.</w:t>
             </w:r>
           </w:p>
           <w:p>
@@ -6903,7 +6925,7 @@
                 <w:sz w:val="19"/>
                 <w:szCs w:val="19"/>
               </w:rPr>
-              <w:t xml:space="preserve">'From' is your branch and cannot be changed.</w:t>
+              <w:t xml:space="preserve">The DR, pull-out, transfer or other document opens.</w:t>
             </w:r>
           </w:p>
         </w:tc>
@@ -7069,7 +7091,7 @@
                 <w:sz w:val="16"/>
                 <w:szCs w:val="16"/>
               </w:rPr>
-              <w:t xml:space="preserve">SA-23</w:t>
+              <w:t xml:space="preserve">SA-22</w:t>
             </w:r>
           </w:p>
         </w:tc>
@@ -7102,7 +7124,7 @@
                 <w:sz w:val="20"/>
                 <w:szCs w:val="20"/>
               </w:rPr>
-              <w:t xml:space="preserve">Customer follow-ups</w:t>
+              <w:t xml:space="preserve">Return stock to the warehouse</w:t>
             </w:r>
           </w:p>
           <w:p>
@@ -7124,7 +7146,7 @@
                 <w:sz w:val="19"/>
                 <w:szCs w:val="19"/>
               </w:rPr>
-              <w:t xml:space="preserve">Customers &amp; Follow-ups → Re-order follow-ups → SMS or Email → Contacted.</w:t>
+              <w:t xml:space="preserve">Transfers &amp; Pull-outs → pull-out to the Warehouse → Submit.</w:t>
             </w:r>
           </w:p>
           <w:p>
@@ -7148,7 +7170,7 @@
                 <w:sz w:val="19"/>
                 <w:szCs w:val="19"/>
               </w:rPr>
-              <w:t xml:space="preserve">The Owner's message is filled in and editable. The follow-up is marked contacted.</w:t>
+              <w:t xml:space="preserve">'From' is your branch and cannot be changed.</w:t>
             </w:r>
           </w:p>
         </w:tc>
@@ -7314,7 +7336,7 @@
                 <w:sz w:val="16"/>
                 <w:szCs w:val="16"/>
               </w:rPr>
-              <w:t xml:space="preserve">SA-24</w:t>
+              <w:t xml:space="preserve">SA-23</w:t>
             </w:r>
           </w:p>
         </w:tc>
@@ -7347,7 +7369,7 @@
                 <w:sz w:val="20"/>
                 <w:szCs w:val="20"/>
               </w:rPr>
-              <w:t xml:space="preserve">Sales Report and graphs</w:t>
+              <w:t xml:space="preserve">Customer follow-ups</w:t>
             </w:r>
           </w:p>
           <w:p>
@@ -7369,7 +7391,7 @@
                 <w:sz w:val="19"/>
                 <w:szCs w:val="19"/>
               </w:rPr>
-              <w:t xml:space="preserve">Reports → Sales Report → This month → Excel. Sales Graphs.</w:t>
+              <w:t xml:space="preserve">Customers &amp; Follow-ups → Re-order follow-ups → SMS or Email → Contacted.</w:t>
             </w:r>
           </w:p>
           <w:p>
@@ -7393,7 +7415,7 @@
                 <w:sz w:val="19"/>
                 <w:szCs w:val="19"/>
               </w:rPr>
-              <w:t xml:space="preserve">Only your branch appears.</w:t>
+              <w:t xml:space="preserve">The Owner's message is filled in and editable. The follow-up is marked contacted.</w:t>
             </w:r>
           </w:p>
         </w:tc>
@@ -7559,7 +7581,7 @@
                 <w:sz w:val="16"/>
                 <w:szCs w:val="16"/>
               </w:rPr>
-              <w:t xml:space="preserve">SA-25</w:t>
+              <w:t xml:space="preserve">SA-24</w:t>
             </w:r>
           </w:p>
         </w:tc>
@@ -7592,7 +7614,7 @@
                 <w:sz w:val="20"/>
                 <w:szCs w:val="20"/>
               </w:rPr>
-              <w:t xml:space="preserve">Acknowledge a charge</w:t>
+              <w:t xml:space="preserve">Sales Report and graphs</w:t>
             </w:r>
           </w:p>
           <w:p>
@@ -7614,7 +7636,7 @@
                 <w:sz w:val="19"/>
                 <w:szCs w:val="19"/>
               </w:rPr>
-              <w:t xml:space="preserve">My Pay &amp; Charges → Acknowledge the new charge.</w:t>
+              <w:t xml:space="preserve">Reports → Sales Report → This month → Excel. Sales Graphs.</w:t>
             </w:r>
           </w:p>
           <w:p>
@@ -7638,7 +7660,7 @@
                 <w:sz w:val="19"/>
                 <w:szCs w:val="19"/>
               </w:rPr>
-              <w:t xml:space="preserve">Only your own pay and charges are shown.</w:t>
+              <w:t xml:space="preserve">Only your branch appears.</w:t>
             </w:r>
           </w:p>
         </w:tc>
@@ -7804,7 +7826,7 @@
                 <w:sz w:val="16"/>
                 <w:szCs w:val="16"/>
               </w:rPr>
-              <w:t xml:space="preserve">SA-26</w:t>
+              <w:t xml:space="preserve">SA-25</w:t>
             </w:r>
           </w:p>
         </w:tc>
@@ -7837,7 +7859,7 @@
                 <w:sz w:val="20"/>
                 <w:szCs w:val="20"/>
               </w:rPr>
-              <w:t xml:space="preserve">What you cannot see or do</w:t>
+              <w:t xml:space="preserve">Acknowledge a charge</w:t>
             </w:r>
           </w:p>
           <w:p>
@@ -7859,29 +7881,7 @@
                 <w:sz w:val="19"/>
                 <w:szCs w:val="19"/>
               </w:rPr>
-              <w:t xml:space="preserve">Look for Write-offs in the menu.</w:t>
-            </w:r>
-          </w:p>
-          <w:p>
-            <w:pPr>
-              <w:spacing w:after="20" w:before="0" w:line="264"/>
-            </w:pPr>
-            <w:r>
-              <w:rPr>
-                <w:rFonts w:ascii="Arial" w:cs="Arial" w:eastAsia="Arial" w:hAnsi="Arial"/>
-                <w:color w:val="5B6477"/>
-                <w:sz w:val="19"/>
-                <w:szCs w:val="19"/>
-              </w:rPr>
-              <w:t xml:space="preserve">2.  </w:t>
-            </w:r>
-            <w:r>
-              <w:rPr>
-                <w:rFonts w:ascii="Arial" w:cs="Arial" w:eastAsia="Arial" w:hAnsi="Arial"/>
-                <w:sz w:val="19"/>
-                <w:szCs w:val="19"/>
-              </w:rPr>
-              <w:t xml:space="preserve">Look at any stock or sale page for cost.</w:t>
+              <w:t xml:space="preserve">My Pay &amp; Charges → Acknowledge the new charge.</w:t>
             </w:r>
           </w:p>
           <w:p>
@@ -7905,7 +7905,7 @@
                 <w:sz w:val="19"/>
                 <w:szCs w:val="19"/>
               </w:rPr>
-              <w:t xml:space="preserve">No Write-offs menu, no cost anywhere, no other branch.</w:t>
+              <w:t xml:space="preserve">Only your own pay and charges are shown.</w:t>
             </w:r>
           </w:p>
         </w:tc>
@@ -8071,7 +8071,7 @@
                 <w:sz w:val="16"/>
                 <w:szCs w:val="16"/>
               </w:rPr>
-              <w:t xml:space="preserve">SA-27</w:t>
+              <w:t xml:space="preserve">SA-26</w:t>
             </w:r>
           </w:p>
         </w:tc>
@@ -8104,23 +8104,7 @@
                 <w:sz w:val="20"/>
                 <w:szCs w:val="20"/>
               </w:rPr>
-              <w:t xml:space="preserve">Credit from before GWS-ERP appears</w:t>
-            </w:r>
-          </w:p>
-          <w:p>
-            <w:pPr>
-              <w:spacing w:after="40" w:before="0" w:line="264"/>
-            </w:pPr>
-            <w:r>
-              <w:rPr>
-                <w:rFonts w:ascii="Arial" w:cs="Arial" w:eastAsia="Arial" w:hAnsi="Arial"/>
-                <w:i/>
-                <w:iCs/>
-                <w:color w:val="5B6477"/>
-                <w:sz w:val="15"/>
-                <w:szCs w:val="15"/>
-              </w:rPr>
-              <w:t xml:space="preserve">Flow F17 · Opening AR from before GWS-ERP</w:t>
+              <w:t xml:space="preserve">What you cannot see or do</w:t>
             </w:r>
           </w:p>
           <w:p>
@@ -8142,7 +8126,29 @@
                 <w:sz w:val="19"/>
                 <w:szCs w:val="19"/>
               </w:rPr>
-              <w:t xml:space="preserve">After the Owner approves the opening AR for West Ave, open the bell, then AR &amp; Collections.</w:t>
+              <w:t xml:space="preserve">Look for Write-offs in the menu.</w:t>
+            </w:r>
+          </w:p>
+          <w:p>
+            <w:pPr>
+              <w:spacing w:after="20" w:before="0" w:line="264"/>
+            </w:pPr>
+            <w:r>
+              <w:rPr>
+                <w:rFonts w:ascii="Arial" w:cs="Arial" w:eastAsia="Arial" w:hAnsi="Arial"/>
+                <w:color w:val="5B6477"/>
+                <w:sz w:val="19"/>
+                <w:szCs w:val="19"/>
+              </w:rPr>
+              <w:t xml:space="preserve">2.  </w:t>
+            </w:r>
+            <w:r>
+              <w:rPr>
+                <w:rFonts w:ascii="Arial" w:cs="Arial" w:eastAsia="Arial" w:hAnsi="Arial"/>
+                <w:sz w:val="19"/>
+                <w:szCs w:val="19"/>
+              </w:rPr>
+              <w:t xml:space="preserve">Look at any stock or sale page for cost.</w:t>
             </w:r>
           </w:p>
           <w:p>
@@ -8166,7 +8172,7 @@
                 <w:sz w:val="19"/>
                 <w:szCs w:val="19"/>
               </w:rPr>
-              <w:t xml:space="preserve">A notification names the customer, DR/SI and amount. The invoice is listed with its due date (overdue in red) and can be collected like any credit sale.</w:t>
+              <w:t xml:space="preserve">No Write-offs menu, no cost anywhere, no other branch.</w:t>
             </w:r>
           </w:p>
         </w:tc>
@@ -8332,7 +8338,7 @@
                 <w:sz w:val="16"/>
                 <w:szCs w:val="16"/>
               </w:rPr>
-              <w:t xml:space="preserve">SA-28</w:t>
+              <w:t xml:space="preserve">SA-27</w:t>
             </w:r>
           </w:p>
         </w:tc>
@@ -8365,7 +8371,7 @@
                 <w:sz w:val="20"/>
                 <w:szCs w:val="20"/>
               </w:rPr>
-              <w:t xml:space="preserve">Choose the flavor / expiry and review the sale</w:t>
+              <w:t xml:space="preserve">Credit from before GWS-ERP appears</w:t>
             </w:r>
           </w:p>
           <w:p>
@@ -8381,7 +8387,7 @@
                 <w:sz w:val="15"/>
                 <w:szCs w:val="15"/>
               </w:rPr>
-              <w:t xml:space="preserve">Flow F18 · Flavors, expiry and the Owner's approval</w:t>
+              <w:t xml:space="preserve">Flow F17 · Opening AR from before GWS-ERP</w:t>
             </w:r>
           </w:p>
           <w:p>
@@ -8403,73 +8409,7 @@
                 <w:sz w:val="19"/>
                 <w:szCs w:val="19"/>
               </w:rPr>
-              <w:t xml:space="preserve">New Sale → search an item: only items with stock at your branch are listed, with the quantity.</w:t>
-            </w:r>
-          </w:p>
-          <w:p>
-            <w:pPr>
-              <w:spacing w:after="20" w:before="0" w:line="264"/>
-            </w:pPr>
-            <w:r>
-              <w:rPr>
-                <w:rFonts w:ascii="Arial" w:cs="Arial" w:eastAsia="Arial" w:hAnsi="Arial"/>
-                <w:color w:val="5B6477"/>
-                <w:sz w:val="19"/>
-                <w:szCs w:val="19"/>
-              </w:rPr>
-              <w:t xml:space="preserve">2.  </w:t>
-            </w:r>
-            <w:r>
-              <w:rPr>
-                <w:rFonts w:ascii="Arial" w:cs="Arial" w:eastAsia="Arial" w:hAnsi="Arial"/>
-                <w:sz w:val="19"/>
-                <w:szCs w:val="19"/>
-              </w:rPr>
-              <w:t xml:space="preserve">Pick an item with two flavors or expiry dates → choose one.</w:t>
-            </w:r>
-          </w:p>
-          <w:p>
-            <w:pPr>
-              <w:spacing w:after="20" w:before="0" w:line="264"/>
-            </w:pPr>
-            <w:r>
-              <w:rPr>
-                <w:rFonts w:ascii="Arial" w:cs="Arial" w:eastAsia="Arial" w:hAnsi="Arial"/>
-                <w:color w:val="5B6477"/>
-                <w:sz w:val="19"/>
-                <w:szCs w:val="19"/>
-              </w:rPr>
-              <w:t xml:space="preserve">3.  </w:t>
-            </w:r>
-            <w:r>
-              <w:rPr>
-                <w:rFonts w:ascii="Arial" w:cs="Arial" w:eastAsia="Arial" w:hAnsi="Arial"/>
-                <w:sz w:val="19"/>
-                <w:szCs w:val="19"/>
-              </w:rPr>
-              <w:t xml:space="preserve">Type more than what is left of it.</w:t>
-            </w:r>
-          </w:p>
-          <w:p>
-            <w:pPr>
-              <w:spacing w:after="20" w:before="0" w:line="264"/>
-            </w:pPr>
-            <w:r>
-              <w:rPr>
-                <w:rFonts w:ascii="Arial" w:cs="Arial" w:eastAsia="Arial" w:hAnsi="Arial"/>
-                <w:color w:val="5B6477"/>
-                <w:sz w:val="19"/>
-                <w:szCs w:val="19"/>
-              </w:rPr>
-              <w:t xml:space="preserve">4.  </w:t>
-            </w:r>
-            <w:r>
-              <w:rPr>
-                <w:rFonts w:ascii="Arial" w:cs="Arial" w:eastAsia="Arial" w:hAnsi="Arial"/>
-                <w:sz w:val="19"/>
-                <w:szCs w:val="19"/>
-              </w:rPr>
-              <w:t xml:space="preserve">Review sale → check every detail → Confirm and save sale.</w:t>
+              <w:t xml:space="preserve">After the Owner approves the opening AR for West Ave, open the bell, then AR &amp; Collections.</w:t>
             </w:r>
           </w:p>
           <w:p>
@@ -8493,7 +8433,7 @@
                 <w:sz w:val="19"/>
                 <w:szCs w:val="19"/>
               </w:rPr>
-              <w:t xml:space="preserve">Items at 0 are not listed. The line shows the flavor, expiry and quantity left; too many shows a red warning. The sale is saved only after Confirm.</w:t>
+              <w:t xml:space="preserve">A notification names the customer, DR/SI and amount. The invoice is listed with its due date (overdue in red) and can be collected like any credit sale.</w:t>
             </w:r>
           </w:p>
         </w:tc>
@@ -8659,7 +8599,7 @@
                 <w:sz w:val="16"/>
                 <w:szCs w:val="16"/>
               </w:rPr>
-              <w:t xml:space="preserve">SA-29</w:t>
+              <w:t xml:space="preserve">SA-28</w:t>
             </w:r>
           </w:p>
         </w:tc>
@@ -8692,7 +8632,23 @@
                 <w:sz w:val="20"/>
                 <w:szCs w:val="20"/>
               </w:rPr>
-              <w:t xml:space="preserve">Review the Daily Sales Report before submitting</w:t>
+              <w:t xml:space="preserve">Choose the flavor / expiry and review the sale</w:t>
+            </w:r>
+          </w:p>
+          <w:p>
+            <w:pPr>
+              <w:spacing w:after="40" w:before="0" w:line="264"/>
+            </w:pPr>
+            <w:r>
+              <w:rPr>
+                <w:rFonts w:ascii="Arial" w:cs="Arial" w:eastAsia="Arial" w:hAnsi="Arial"/>
+                <w:i/>
+                <w:iCs/>
+                <w:color w:val="5B6477"/>
+                <w:sz w:val="15"/>
+                <w:szCs w:val="15"/>
+              </w:rPr>
+              <w:t xml:space="preserve">Flow F18 · Flavors, expiry and the Owner's approval</w:t>
             </w:r>
           </w:p>
           <w:p>
@@ -8714,7 +8670,7 @@
                 <w:sz w:val="19"/>
                 <w:szCs w:val="19"/>
               </w:rPr>
-              <w:t xml:space="preserve">Daily Sales Report → Review report (Excel).</w:t>
+              <w:t xml:space="preserve">New Sale → search an item: only items with stock at your branch are listed, with the quantity.</w:t>
             </w:r>
           </w:p>
           <w:p>
@@ -8736,7 +8692,51 @@
                 <w:sz w:val="19"/>
                 <w:szCs w:val="19"/>
               </w:rPr>
-              <w:t xml:space="preserve">Submit today's report… → try I agree without ticking the review list.</w:t>
+              <w:t xml:space="preserve">Pick an item with two flavors or expiry dates → choose one.</w:t>
+            </w:r>
+          </w:p>
+          <w:p>
+            <w:pPr>
+              <w:spacing w:after="20" w:before="0" w:line="264"/>
+            </w:pPr>
+            <w:r>
+              <w:rPr>
+                <w:rFonts w:ascii="Arial" w:cs="Arial" w:eastAsia="Arial" w:hAnsi="Arial"/>
+                <w:color w:val="5B6477"/>
+                <w:sz w:val="19"/>
+                <w:szCs w:val="19"/>
+              </w:rPr>
+              <w:t xml:space="preserve">3.  </w:t>
+            </w:r>
+            <w:r>
+              <w:rPr>
+                <w:rFonts w:ascii="Arial" w:cs="Arial" w:eastAsia="Arial" w:hAnsi="Arial"/>
+                <w:sz w:val="19"/>
+                <w:szCs w:val="19"/>
+              </w:rPr>
+              <w:t xml:space="preserve">Type more than what is left of it.</w:t>
+            </w:r>
+          </w:p>
+          <w:p>
+            <w:pPr>
+              <w:spacing w:after="20" w:before="0" w:line="264"/>
+            </w:pPr>
+            <w:r>
+              <w:rPr>
+                <w:rFonts w:ascii="Arial" w:cs="Arial" w:eastAsia="Arial" w:hAnsi="Arial"/>
+                <w:color w:val="5B6477"/>
+                <w:sz w:val="19"/>
+                <w:szCs w:val="19"/>
+              </w:rPr>
+              <w:t xml:space="preserve">4.  </w:t>
+            </w:r>
+            <w:r>
+              <w:rPr>
+                <w:rFonts w:ascii="Arial" w:cs="Arial" w:eastAsia="Arial" w:hAnsi="Arial"/>
+                <w:sz w:val="19"/>
+                <w:szCs w:val="19"/>
+              </w:rPr>
+              <w:t xml:space="preserve">Review sale → check every detail → Confirm and save sale.</w:t>
             </w:r>
           </w:p>
           <w:p>
@@ -8760,7 +8760,7 @@
                 <w:sz w:val="19"/>
                 <w:szCs w:val="19"/>
               </w:rPr>
-              <w:t xml:space="preserve">The button stays off until the four review items and the acknowledgement are ticked.</w:t>
+              <w:t xml:space="preserve">Items at 0 are not listed. The line shows the flavor, expiry and quantity left; too many shows a red warning. The sale is saved only after Confirm.</w:t>
             </w:r>
           </w:p>
         </w:tc>
@@ -8926,7 +8926,7 @@
                 <w:sz w:val="16"/>
                 <w:szCs w:val="16"/>
               </w:rPr>
-              <w:t xml:space="preserve">SA-30</w:t>
+              <w:t xml:space="preserve">SA-29</w:t>
             </w:r>
           </w:p>
         </w:tc>
@@ -8959,23 +8959,7 @@
                 <w:sz w:val="20"/>
                 <w:szCs w:val="20"/>
               </w:rPr>
-              <w:t xml:space="preserve">Change a closed day</w:t>
-            </w:r>
-          </w:p>
-          <w:p>
-            <w:pPr>
-              <w:spacing w:after="40" w:before="0" w:line="264"/>
-            </w:pPr>
-            <w:r>
-              <w:rPr>
-                <w:rFonts w:ascii="Arial" w:cs="Arial" w:eastAsia="Arial" w:hAnsi="Arial"/>
-                <w:i/>
-                <w:iCs/>
-                <w:color w:val="5B6477"/>
-                <w:sz w:val="15"/>
-                <w:szCs w:val="15"/>
-              </w:rPr>
-              <w:t xml:space="preserve">Flow F20 · Everyone told of a post-close edit</w:t>
+              <w:t xml:space="preserve">Review the Daily Sales Report before submitting</w:t>
             </w:r>
           </w:p>
           <w:p>
@@ -8997,7 +8981,7 @@
                 <w:sz w:val="19"/>
                 <w:szCs w:val="19"/>
               </w:rPr>
-              <w:t xml:space="preserve">After submitting the Daily Sales Report: Daily Close &amp; Deposit → Change a closed day → choose a sale.</w:t>
+              <w:t xml:space="preserve">Daily Sales Report → Review report (Excel).</w:t>
             </w:r>
           </w:p>
           <w:p>
@@ -9019,7 +9003,7 @@
                 <w:sz w:val="19"/>
                 <w:szCs w:val="19"/>
               </w:rPr>
-              <w:t xml:space="preserve">Correct details (DR / SI no.), try to send without a reason, then choose a reason → Send.</w:t>
+              <w:t xml:space="preserve">Submit today's report… → try I agree without ticking the review list.</w:t>
             </w:r>
           </w:p>
           <w:p>
@@ -9043,7 +9027,7 @@
                 <w:sz w:val="19"/>
                 <w:szCs w:val="19"/>
               </w:rPr>
-              <w:t xml:space="preserve">The card shows the approvers (Head Auditor and Asst Auditor). A reason is required. Nothing changes until approved.</w:t>
+              <w:t xml:space="preserve">The button stays off until the four review items and the acknowledgement are ticked.</w:t>
             </w:r>
           </w:p>
         </w:tc>
@@ -9209,7 +9193,7 @@
                 <w:sz w:val="16"/>
                 <w:szCs w:val="16"/>
               </w:rPr>
-              <w:t xml:space="preserve">SA-31</w:t>
+              <w:t xml:space="preserve">SA-30</w:t>
             </w:r>
           </w:p>
         </w:tc>
@@ -9242,7 +9226,23 @@
                 <w:sz w:val="20"/>
                 <w:szCs w:val="20"/>
               </w:rPr>
-              <w:t xml:space="preserve">Credit-card price</w:t>
+              <w:t xml:space="preserve">Change a closed day</w:t>
+            </w:r>
+          </w:p>
+          <w:p>
+            <w:pPr>
+              <w:spacing w:after="40" w:before="0" w:line="264"/>
+            </w:pPr>
+            <w:r>
+              <w:rPr>
+                <w:rFonts w:ascii="Arial" w:cs="Arial" w:eastAsia="Arial" w:hAnsi="Arial"/>
+                <w:i/>
+                <w:iCs/>
+                <w:color w:val="5B6477"/>
+                <w:sz w:val="15"/>
+                <w:szCs w:val="15"/>
+              </w:rPr>
+              <w:t xml:space="preserve">Flow F20 · Everyone told of a post-close edit</w:t>
             </w:r>
           </w:p>
           <w:p>
@@ -9264,7 +9264,7 @@
                 <w:sz w:val="19"/>
                 <w:szCs w:val="19"/>
               </w:rPr>
-              <w:t xml:space="preserve">New Sale → choose a retail item → payment Card.</w:t>
+              <w:t xml:space="preserve">After submitting the Daily Sales Report: Daily Close &amp; Deposit → Change a closed day → choose a sale.</w:t>
             </w:r>
           </w:p>
           <w:p>
@@ -9286,7 +9286,7 @@
                 <w:sz w:val="19"/>
                 <w:szCs w:val="19"/>
               </w:rPr>
-              <w:t xml:space="preserve">Compare the price with the same item paid in Cash.</w:t>
+              <w:t xml:space="preserve">Correct details (DR / SI no.), try to send without a reason, then choose a reason → Send.</w:t>
             </w:r>
           </w:p>
           <w:p>
@@ -9310,7 +9310,7 @@
                 <w:sz w:val="19"/>
                 <w:szCs w:val="19"/>
               </w:rPr>
-              <w:t xml:space="preserve">The card price is the SRP ÷ 0.96 (about 4% more), with centavos. Cash stays at SRP.</w:t>
+              <w:t xml:space="preserve">The card shows the approvers (Head Auditor and Asst Auditor). A reason is required. Nothing changes until approved.</w:t>
             </w:r>
           </w:p>
         </w:tc>
@@ -9476,7 +9476,7 @@
                 <w:sz w:val="16"/>
                 <w:szCs w:val="16"/>
               </w:rPr>
-              <w:t xml:space="preserve">SA-32</w:t>
+              <w:t xml:space="preserve">SA-31</w:t>
             </w:r>
           </w:p>
         </w:tc>
@@ -9509,23 +9509,7 @@
                 <w:sz w:val="20"/>
                 <w:szCs w:val="20"/>
               </w:rPr>
-              <w:t xml:space="preserve">6-Pack sticker and redeeming a card</w:t>
-            </w:r>
-          </w:p>
-          <w:p>
-            <w:pPr>
-              <w:spacing w:after="40" w:before="0" w:line="264"/>
-            </w:pPr>
-            <w:r>
-              <w:rPr>
-                <w:rFonts w:ascii="Arial" w:cs="Arial" w:eastAsia="Arial" w:hAnsi="Arial"/>
-                <w:i/>
-                <w:iCs/>
-                <w:color w:val="5B6477"/>
-                <w:sz w:val="15"/>
-                <w:szCs w:val="15"/>
-              </w:rPr>
-              <w:t xml:space="preserve">Flow F23 · 6-Pack Card and the override</w:t>
+              <w:t xml:space="preserve">Credit-card price</w:t>
             </w:r>
           </w:p>
           <w:p>
@@ -9547,7 +9531,7 @@
                 <w:sz w:val="19"/>
                 <w:szCs w:val="19"/>
               </w:rPr>
-              <w:t xml:space="preserve">New Sale → tick 6-Pack sticker given → type the customer name and mobile number → Save.</w:t>
+              <w:t xml:space="preserve">New Sale → choose a retail item → payment Card.</w:t>
             </w:r>
           </w:p>
           <w:p>
@@ -9569,29 +9553,7 @@
                 <w:sz w:val="19"/>
                 <w:szCs w:val="19"/>
               </w:rPr>
-              <w:t xml:space="preserve">Open 6-Pack Card. Find the customer; when the stickers reach six, press Redeem a card, complete name, email and address → Redeem.</w:t>
-            </w:r>
-          </w:p>
-          <w:p>
-            <w:pPr>
-              <w:spacing w:after="20" w:before="0" w:line="264"/>
-            </w:pPr>
-            <w:r>
-              <w:rPr>
-                <w:rFonts w:ascii="Arial" w:cs="Arial" w:eastAsia="Arial" w:hAnsi="Arial"/>
-                <w:color w:val="5B6477"/>
-                <w:sz w:val="19"/>
-                <w:szCs w:val="19"/>
-              </w:rPr>
-              <w:t xml:space="preserve">3.  </w:t>
-            </w:r>
-            <w:r>
-              <w:rPr>
-                <w:rFonts w:ascii="Arial" w:cs="Arial" w:eastAsia="Arial" w:hAnsi="Arial"/>
-                <w:sz w:val="19"/>
-                <w:szCs w:val="19"/>
-              </w:rPr>
-              <w:t xml:space="preserve">Open Daily Close and look at the expenses.</w:t>
+              <w:t xml:space="preserve">Compare the price with the same item paid in Cash.</w:t>
             </w:r>
           </w:p>
           <w:p>
@@ -9615,7 +9577,7 @@
                 <w:sz w:val="19"/>
                 <w:szCs w:val="19"/>
               </w:rPr>
-              <w:t xml:space="preserve">A sticker is recorded for each supplement on the DR. The ₱300 card appears as a 6-Pack Card expense of your branch, tagged to the customer. Missing customer data stops you with a clear message.</w:t>
+              <w:t xml:space="preserve">The card price is the SRP ÷ 0.96 (about 4% more), with centavos. Cash stays at SRP.</w:t>
             </w:r>
           </w:p>
         </w:tc>
@@ -9781,7 +9743,7 @@
                 <w:sz w:val="16"/>
                 <w:szCs w:val="16"/>
               </w:rPr>
-              <w:t xml:space="preserve">SA-33</w:t>
+              <w:t xml:space="preserve">SA-32</w:t>
             </w:r>
           </w:p>
         </w:tc>
@@ -9814,7 +9776,7 @@
                 <w:sz w:val="20"/>
                 <w:szCs w:val="20"/>
               </w:rPr>
-              <w:t xml:space="preserve">Cash deposit with the slip</w:t>
+              <w:t xml:space="preserve">6-Pack sticker and redeeming a card</w:t>
             </w:r>
           </w:p>
           <w:p>
@@ -9830,7 +9792,7 @@
                 <w:sz w:val="15"/>
                 <w:szCs w:val="15"/>
               </w:rPr>
-              <w:t xml:space="preserve">Flow F22 · Cash deposit slip and its two checks</w:t>
+              <w:t xml:space="preserve">Flow F23 · 6-Pack Card and the override</w:t>
             </w:r>
           </w:p>
           <w:p>
@@ -9852,7 +9814,7 @@
                 <w:sz w:val="19"/>
                 <w:szCs w:val="19"/>
               </w:rPr>
-              <w:t xml:space="preserve">Open Daily Close &amp; Deposit. Look at the calendar: coloured days still have cash to deposit.</w:t>
+              <w:t xml:space="preserve">New Sale → tick 6-Pack sticker given → type the customer name and mobile number → Save.</w:t>
             </w:r>
           </w:p>
           <w:p>
@@ -9874,7 +9836,7 @@
                 <w:sz w:val="19"/>
                 <w:szCs w:val="19"/>
               </w:rPr>
-              <w:t xml:space="preserve">Press a coloured date (or the box beside the calendar). Choose the bank, type the amount, try Record deposit without a slip.</w:t>
+              <w:t xml:space="preserve">Open 6-Pack Card. Find the customer; when the stickers reach six, press Redeem a card, complete name, email and address → Redeem.</w:t>
             </w:r>
           </w:p>
           <w:p>
@@ -9896,7 +9858,7 @@
                 <w:sz w:val="19"/>
                 <w:szCs w:val="19"/>
               </w:rPr>
-              <w:t xml:space="preserve">Attach the deposit slip → Record deposit. Look at the list of deposits below.</w:t>
+              <w:t xml:space="preserve">Open Daily Close and look at the expenses.</w:t>
             </w:r>
           </w:p>
           <w:p>
@@ -9920,7 +9882,7 @@
                 <w:sz w:val="19"/>
                 <w:szCs w:val="19"/>
               </w:rPr>
-              <w:t xml:space="preserve">Without the slip: "Attach the slip first." With it, the deposit is listed with View slip and its checking status (Audit, then Accounting).</w:t>
+              <w:t xml:space="preserve">A sticker is recorded for each supplement on the DR. The ₱300 card appears as a 6-Pack Card expense of your branch, tagged to the customer. Missing customer data stops you with a clear message.</w:t>
             </w:r>
           </w:p>
         </w:tc>
@@ -10086,7 +10048,7 @@
                 <w:sz w:val="16"/>
                 <w:szCs w:val="16"/>
               </w:rPr>
-              <w:t xml:space="preserve">SA-34</w:t>
+              <w:t xml:space="preserve">SA-33</w:t>
             </w:r>
           </w:p>
         </w:tc>
@@ -10119,7 +10081,7 @@
                 <w:sz w:val="20"/>
                 <w:szCs w:val="20"/>
               </w:rPr>
-              <w:t xml:space="preserve">A slip that was not accepted</w:t>
+              <w:t xml:space="preserve">Cash deposit with the slip</w:t>
             </w:r>
           </w:p>
           <w:p>
@@ -10157,7 +10119,51 @@
                 <w:sz w:val="19"/>
                 <w:szCs w:val="19"/>
               </w:rPr>
-              <w:t xml:space="preserve">After the Audit or Accounting Associate rejects your slip, open Notifications and Daily Close &amp; Deposit.</w:t>
+              <w:t xml:space="preserve">Open Daily Close &amp; Deposit. Look at the calendar: coloured days still have cash to deposit.</w:t>
+            </w:r>
+          </w:p>
+          <w:p>
+            <w:pPr>
+              <w:spacing w:after="20" w:before="0" w:line="264"/>
+            </w:pPr>
+            <w:r>
+              <w:rPr>
+                <w:rFonts w:ascii="Arial" w:cs="Arial" w:eastAsia="Arial" w:hAnsi="Arial"/>
+                <w:color w:val="5B6477"/>
+                <w:sz w:val="19"/>
+                <w:szCs w:val="19"/>
+              </w:rPr>
+              <w:t xml:space="preserve">2.  </w:t>
+            </w:r>
+            <w:r>
+              <w:rPr>
+                <w:rFonts w:ascii="Arial" w:cs="Arial" w:eastAsia="Arial" w:hAnsi="Arial"/>
+                <w:sz w:val="19"/>
+                <w:szCs w:val="19"/>
+              </w:rPr>
+              <w:t xml:space="preserve">Press a coloured date (or the box beside the calendar). Choose the bank, type the amount, try Record deposit without a slip.</w:t>
+            </w:r>
+          </w:p>
+          <w:p>
+            <w:pPr>
+              <w:spacing w:after="20" w:before="0" w:line="264"/>
+            </w:pPr>
+            <w:r>
+              <w:rPr>
+                <w:rFonts w:ascii="Arial" w:cs="Arial" w:eastAsia="Arial" w:hAnsi="Arial"/>
+                <w:color w:val="5B6477"/>
+                <w:sz w:val="19"/>
+                <w:szCs w:val="19"/>
+              </w:rPr>
+              <w:t xml:space="preserve">3.  </w:t>
+            </w:r>
+            <w:r>
+              <w:rPr>
+                <w:rFonts w:ascii="Arial" w:cs="Arial" w:eastAsia="Arial" w:hAnsi="Arial"/>
+                <w:sz w:val="19"/>
+                <w:szCs w:val="19"/>
+              </w:rPr>
+              <w:t xml:space="preserve">Attach the deposit slip → Record deposit. Look at the list of deposits below.</w:t>
             </w:r>
           </w:p>
           <w:p>
@@ -10181,7 +10187,7 @@
                 <w:sz w:val="19"/>
                 <w:szCs w:val="19"/>
               </w:rPr>
-              <w:t xml:space="preserve">You see the reason. Attach the correct slip and record the deposit again.</w:t>
+              <w:t xml:space="preserve">Without the slip: "Attach the slip first." With it, the deposit is listed with View slip and its checking status (Audit, then Accounting).</w:t>
             </w:r>
           </w:p>
         </w:tc>
@@ -10347,7 +10353,7 @@
                 <w:sz w:val="16"/>
                 <w:szCs w:val="16"/>
               </w:rPr>
-              <w:t xml:space="preserve">SA-35</w:t>
+              <w:t xml:space="preserve">SA-34</w:t>
             </w:r>
           </w:p>
         </w:tc>
@@ -10380,7 +10386,23 @@
                 <w:sz w:val="20"/>
                 <w:szCs w:val="20"/>
               </w:rPr>
-              <w:t xml:space="preserve">Cash on Hand shows the pending days</w:t>
+              <w:t xml:space="preserve">A slip that was not accepted</w:t>
+            </w:r>
+          </w:p>
+          <w:p>
+            <w:pPr>
+              <w:spacing w:after="40" w:before="0" w:line="264"/>
+            </w:pPr>
+            <w:r>
+              <w:rPr>
+                <w:rFonts w:ascii="Arial" w:cs="Arial" w:eastAsia="Arial" w:hAnsi="Arial"/>
+                <w:i/>
+                <w:iCs/>
+                <w:color w:val="5B6477"/>
+                <w:sz w:val="15"/>
+                <w:szCs w:val="15"/>
+              </w:rPr>
+              <w:t xml:space="preserve">Flow F22 · Cash deposit slip and its two checks</w:t>
             </w:r>
           </w:p>
           <w:p>
@@ -10402,7 +10424,7 @@
                 <w:sz w:val="19"/>
                 <w:szCs w:val="19"/>
               </w:rPr>
-              <w:t xml:space="preserve">Open Cash on Hand.</w:t>
+              <w:t xml:space="preserve">After the Audit or Accounting Associate rejects your slip, open Notifications and Daily Close &amp; Deposit.</w:t>
             </w:r>
           </w:p>
           <w:p>
@@ -10426,7 +10448,7 @@
                 <w:sz w:val="19"/>
                 <w:szCs w:val="19"/>
               </w:rPr>
-              <w:t xml:space="preserve">Each day with undeposited cash is listed with its amount; you can go on to deposit it from Daily Close &amp; Deposit.</w:t>
+              <w:t xml:space="preserve">You see the reason. Attach the correct slip and record the deposit again.</w:t>
             </w:r>
           </w:p>
         </w:tc>
@@ -10592,7 +10614,7 @@
                 <w:sz w:val="16"/>
                 <w:szCs w:val="16"/>
               </w:rPr>
-              <w:t xml:space="preserve">SA-36</w:t>
+              <w:t xml:space="preserve">SA-35</w:t>
             </w:r>
           </w:p>
         </w:tc>
@@ -10625,7 +10647,7 @@
                 <w:sz w:val="20"/>
                 <w:szCs w:val="20"/>
               </w:rPr>
-              <w:t xml:space="preserve">Change your own password</w:t>
+              <w:t xml:space="preserve">Cash on Hand shows the pending days</w:t>
             </w:r>
           </w:p>
           <w:p>
@@ -10647,51 +10669,7 @@
                 <w:sz w:val="19"/>
                 <w:szCs w:val="19"/>
               </w:rPr>
-              <w:t xml:space="preserve">Press the key icon at the top right (Change my password).</w:t>
-            </w:r>
-          </w:p>
-          <w:p>
-            <w:pPr>
-              <w:spacing w:after="20" w:before="0" w:line="264"/>
-            </w:pPr>
-            <w:r>
-              <w:rPr>
-                <w:rFonts w:ascii="Arial" w:cs="Arial" w:eastAsia="Arial" w:hAnsi="Arial"/>
-                <w:color w:val="5B6477"/>
-                <w:sz w:val="19"/>
-                <w:szCs w:val="19"/>
-              </w:rPr>
-              <w:t xml:space="preserve">2.  </w:t>
-            </w:r>
-            <w:r>
-              <w:rPr>
-                <w:rFonts w:ascii="Arial" w:cs="Arial" w:eastAsia="Arial" w:hAnsi="Arial"/>
-                <w:sz w:val="19"/>
-                <w:szCs w:val="19"/>
-              </w:rPr>
-              <w:t xml:space="preserve">Type the current password and a new one of 10 or more characters, twice → Change password.</w:t>
-            </w:r>
-          </w:p>
-          <w:p>
-            <w:pPr>
-              <w:spacing w:after="20" w:before="0" w:line="264"/>
-            </w:pPr>
-            <w:r>
-              <w:rPr>
-                <w:rFonts w:ascii="Arial" w:cs="Arial" w:eastAsia="Arial" w:hAnsi="Arial"/>
-                <w:color w:val="5B6477"/>
-                <w:sz w:val="19"/>
-                <w:szCs w:val="19"/>
-              </w:rPr>
-              <w:t xml:space="preserve">3.  </w:t>
-            </w:r>
-            <w:r>
-              <w:rPr>
-                <w:rFonts w:ascii="Arial" w:cs="Arial" w:eastAsia="Arial" w:hAnsi="Arial"/>
-                <w:sz w:val="19"/>
-                <w:szCs w:val="19"/>
-              </w:rPr>
-              <w:t xml:space="preserve">Sign out and sign in again with the new password. Then change it back to ChangeMe!2026 for the next tester.</w:t>
+              <w:t xml:space="preserve">Open Cash on Hand.</w:t>
             </w:r>
           </w:p>
           <w:p>
@@ -10715,7 +10693,7 @@
                 <w:sz w:val="19"/>
                 <w:szCs w:val="19"/>
               </w:rPr>
-              <w:t xml:space="preserve">The new password works. Nobody else can see it. HR receives a notice that you changed it (not the password).</w:t>
+              <w:t xml:space="preserve">Each day with undeposited cash is listed with its amount; you can go on to deposit it from Daily Close &amp; Deposit.</w:t>
             </w:r>
           </w:p>
         </w:tc>
@@ -10881,7 +10859,7 @@
                 <w:sz w:val="16"/>
                 <w:szCs w:val="16"/>
               </w:rPr>
-              <w:t xml:space="preserve">SA-37</w:t>
+              <w:t xml:space="preserve">SA-36</w:t>
             </w:r>
           </w:p>
         </w:tc>
@@ -10914,23 +10892,7 @@
                 <w:sz w:val="20"/>
                 <w:szCs w:val="20"/>
               </w:rPr>
-              <w:t xml:space="preserve">Sell to a franchise (franchise price, plastic, shipping to follow)</w:t>
-            </w:r>
-          </w:p>
-          <w:p>
-            <w:pPr>
-              <w:spacing w:after="40" w:before="0" w:line="264"/>
-            </w:pPr>
-            <w:r>
-              <w:rPr>
-                <w:rFonts w:ascii="Arial" w:cs="Arial" w:eastAsia="Arial" w:hAnsi="Arial"/>
-                <w:i/>
-                <w:iCs/>
-                <w:color w:val="5B6477"/>
-                <w:sz w:val="15"/>
-                <w:szCs w:val="15"/>
-              </w:rPr>
-              <w:t xml:space="preserve">Flow F26 · Sale to a franchise with shipping to follow</w:t>
+              <w:t xml:space="preserve">Change your own password</w:t>
             </w:r>
           </w:p>
           <w:p>
@@ -10952,7 +10914,7 @@
                 <w:sz w:val="19"/>
                 <w:szCs w:val="19"/>
               </w:rPr>
-              <w:t xml:space="preserve">New Sale → channel FRANCHISE → choose the franchisee (for example Franchise Mayon).</w:t>
+              <w:t xml:space="preserve">Press the key icon at the top right (Change my password).</w:t>
             </w:r>
           </w:p>
           <w:p>
@@ -10974,7 +10936,7 @@
                 <w:sz w:val="19"/>
                 <w:szCs w:val="19"/>
               </w:rPr>
-              <w:t xml:space="preserve">Add a supplement and Plastic XL. Read the prices.</w:t>
+              <w:t xml:space="preserve">Type the current password and a new one of 10 or more characters, twice → Change password.</w:t>
             </w:r>
           </w:p>
           <w:p>
@@ -10996,7 +10958,7 @@
                 <w:sz w:val="19"/>
                 <w:szCs w:val="19"/>
               </w:rPr>
-              <w:t xml:space="preserve">Change one price a little, then set it back. Under "Shipping charged to the franchise" choose To follow → Review sale → Confirm and save.</w:t>
+              <w:t xml:space="preserve">Sign out and sign in again with the new password. Then change it back to ChangeMe!2026 for the next tester.</w:t>
             </w:r>
           </w:p>
           <w:p>
@@ -11020,7 +10982,7 @@
                 <w:sz w:val="19"/>
                 <w:szCs w:val="19"/>
               </w:rPr>
-              <w:t xml:space="preserve">No "may not sell at tier FRANCHISE" message. The franchise price fills in by itself; the plastic is charged (L ₱4, M ₱3, S ₱3, XL ₱5). The sale saves and the Franchise Coordinator is told the shipping is to follow.</w:t>
+              <w:t xml:space="preserve">The new password works. Nobody else can see it. HR receives a notice that you changed it (not the password).</w:t>
             </w:r>
           </w:p>
         </w:tc>
@@ -11186,7 +11148,7 @@
                 <w:sz w:val="16"/>
                 <w:szCs w:val="16"/>
               </w:rPr>
-              <w:t xml:space="preserve">SA-38</w:t>
+              <w:t xml:space="preserve">SA-37</w:t>
             </w:r>
           </w:p>
         </w:tc>
@@ -11219,7 +11181,7 @@
                 <w:sz w:val="20"/>
                 <w:szCs w:val="20"/>
               </w:rPr>
-              <w:t xml:space="preserve">Plastic for a store or walk-in customer</w:t>
+              <w:t xml:space="preserve">Sell to a franchise (franchise price, plastic, shipping to follow)</w:t>
             </w:r>
           </w:p>
           <w:p>
@@ -11257,7 +11219,7 @@
                 <w:sz w:val="19"/>
                 <w:szCs w:val="19"/>
               </w:rPr>
-              <w:t xml:space="preserve">New Sale → Walk-in → add an item and Plastic S.</w:t>
+              <w:t xml:space="preserve">New Sale → channel FRANCHISE → choose the franchisee (for example Franchise Mayon).</w:t>
             </w:r>
           </w:p>
           <w:p>
@@ -11279,7 +11241,29 @@
                 <w:sz w:val="19"/>
                 <w:szCs w:val="19"/>
               </w:rPr>
-              <w:t xml:space="preserve">Save. Then another sale: type a price of 2 on the plastic line → Save.</w:t>
+              <w:t xml:space="preserve">Add a supplement and Plastic XL. Read the prices.</w:t>
+            </w:r>
+          </w:p>
+          <w:p>
+            <w:pPr>
+              <w:spacing w:after="20" w:before="0" w:line="264"/>
+            </w:pPr>
+            <w:r>
+              <w:rPr>
+                <w:rFonts w:ascii="Arial" w:cs="Arial" w:eastAsia="Arial" w:hAnsi="Arial"/>
+                <w:color w:val="5B6477"/>
+                <w:sz w:val="19"/>
+                <w:szCs w:val="19"/>
+              </w:rPr>
+              <w:t xml:space="preserve">3.  </w:t>
+            </w:r>
+            <w:r>
+              <w:rPr>
+                <w:rFonts w:ascii="Arial" w:cs="Arial" w:eastAsia="Arial" w:hAnsi="Arial"/>
+                <w:sz w:val="19"/>
+                <w:szCs w:val="19"/>
+              </w:rPr>
+              <w:t xml:space="preserve">Change one price a little, then set it back. Under "Shipping charged to the franchise" choose To follow → Review sale → Confirm and save.</w:t>
             </w:r>
           </w:p>
           <w:p>
@@ -11303,7 +11287,7 @@
                 <w:sz w:val="19"/>
                 <w:szCs w:val="19"/>
               </w:rPr>
-              <w:t xml:space="preserve">The plastic is free (₱0) the first time; the second time it is a sold item at the typed price.</w:t>
+              <w:t xml:space="preserve">No "may not sell at tier FRANCHISE" message. The franchise price fills in by itself; the plastic is charged (L ₱4, M ₱3, S ₱3, XL ₱5). The sale saves and the Franchise Coordinator is told the shipping is to follow.</w:t>
             </w:r>
           </w:p>
         </w:tc>
@@ -11469,7 +11453,7 @@
                 <w:sz w:val="16"/>
                 <w:szCs w:val="16"/>
               </w:rPr>
-              <w:t xml:space="preserve">SA-39</w:t>
+              <w:t xml:space="preserve">SA-38</w:t>
             </w:r>
           </w:p>
         </w:tc>
@@ -11502,7 +11486,7 @@
                 <w:sz w:val="20"/>
                 <w:szCs w:val="20"/>
               </w:rPr>
-              <w:t xml:space="preserve">A customer returns an item: open a replacement ticket</w:t>
+              <w:t xml:space="preserve">Plastic for a store or walk-in customer</w:t>
             </w:r>
           </w:p>
           <w:p>
@@ -11518,7 +11502,7 @@
                 <w:sz w:val="15"/>
                 <w:szCs w:val="15"/>
               </w:rPr>
-              <w:t xml:space="preserve">Flow F27 · Customer return and replacement ticket</w:t>
+              <w:t xml:space="preserve">Flow F26 · Sale to a franchise with shipping to follow</w:t>
             </w:r>
           </w:p>
           <w:p>
@@ -11540,7 +11524,7 @@
                 <w:sz w:val="19"/>
                 <w:szCs w:val="19"/>
               </w:rPr>
-              <w:t xml:space="preserve">Replacement Tickets → Customer returned an item.</w:t>
+              <w:t xml:space="preserve">New Sale → Walk-in → add an item and Plastic S.</w:t>
             </w:r>
           </w:p>
           <w:p>
@@ -11562,29 +11546,7 @@
                 <w:sz w:val="19"/>
                 <w:szCs w:val="19"/>
               </w:rPr>
-              <w:t xml:space="preserve">Type the DR number (or the customer name) → press the item line → quantity, reason, notes → Open the ticket.</w:t>
-            </w:r>
-          </w:p>
-          <w:p>
-            <w:pPr>
-              <w:spacing w:after="20" w:before="0" w:line="264"/>
-            </w:pPr>
-            <w:r>
-              <w:rPr>
-                <w:rFonts w:ascii="Arial" w:cs="Arial" w:eastAsia="Arial" w:hAnsi="Arial"/>
-                <w:color w:val="5B6477"/>
-                <w:sz w:val="19"/>
-                <w:szCs w:val="19"/>
-              </w:rPr>
-              <w:t xml:space="preserve">3.  </w:t>
-            </w:r>
-            <w:r>
-              <w:rPr>
-                <w:rFonts w:ascii="Arial" w:cs="Arial" w:eastAsia="Arial" w:hAnsi="Arial"/>
-                <w:sz w:val="19"/>
-                <w:szCs w:val="19"/>
-              </w:rPr>
-              <w:t xml:space="preserve">Attach a photo of the item on the ticket page.</w:t>
+              <w:t xml:space="preserve">Save. Then another sale: type a price of 2 on the plastic line → Save.</w:t>
             </w:r>
           </w:p>
           <w:p>
@@ -11608,7 +11570,7 @@
                 <w:sz w:val="19"/>
                 <w:szCs w:val="19"/>
               </w:rPr>
-              <w:t xml:space="preserve">The ticket (RT number) names the DR, the customer and the branch that made the sale. You cannot return more than was sold. The auditors, Accounting, the Owner, the DR's sales associate and the other branches are told.</w:t>
+              <w:t xml:space="preserve">The plastic is free (₱0) the first time; the second time it is a sold item at the typed price.</w:t>
             </w:r>
           </w:p>
         </w:tc>
@@ -11774,7 +11736,7 @@
                 <w:sz w:val="16"/>
                 <w:szCs w:val="16"/>
               </w:rPr>
-              <w:t xml:space="preserve">SA-40</w:t>
+              <w:t xml:space="preserve">SA-39</w:t>
             </w:r>
           </w:p>
         </w:tc>
@@ -11807,7 +11769,7 @@
                 <w:sz w:val="20"/>
                 <w:szCs w:val="20"/>
               </w:rPr>
-              <w:t xml:space="preserve">Give the replacement for another branch's ticket</w:t>
+              <w:t xml:space="preserve">A customer returns an item: open a replacement ticket</w:t>
             </w:r>
           </w:p>
           <w:p>
@@ -11845,7 +11807,7 @@
                 <w:sz w:val="19"/>
                 <w:szCs w:val="19"/>
               </w:rPr>
-              <w:t xml:space="preserve">Replacement Tickets → open a customer ticket made at another branch.</w:t>
+              <w:t xml:space="preserve">Replacement Tickets → Customer returned an item.</w:t>
             </w:r>
           </w:p>
           <w:p>
@@ -11867,7 +11829,29 @@
                 <w:sz w:val="19"/>
                 <w:szCs w:val="19"/>
               </w:rPr>
-              <w:t xml:space="preserve">Press We gave the replacement → search another product (or keep the same) → Save.</w:t>
+              <w:t xml:space="preserve">Type the DR number (or the customer name) → press the item line → quantity, reason, notes → Open the ticket.</w:t>
+            </w:r>
+          </w:p>
+          <w:p>
+            <w:pPr>
+              <w:spacing w:after="20" w:before="0" w:line="264"/>
+            </w:pPr>
+            <w:r>
+              <w:rPr>
+                <w:rFonts w:ascii="Arial" w:cs="Arial" w:eastAsia="Arial" w:hAnsi="Arial"/>
+                <w:color w:val="5B6477"/>
+                <w:sz w:val="19"/>
+                <w:szCs w:val="19"/>
+              </w:rPr>
+              <w:t xml:space="preserve">3.  </w:t>
+            </w:r>
+            <w:r>
+              <w:rPr>
+                <w:rFonts w:ascii="Arial" w:cs="Arial" w:eastAsia="Arial" w:hAnsi="Arial"/>
+                <w:sz w:val="19"/>
+                <w:szCs w:val="19"/>
+              </w:rPr>
+              <w:t xml:space="preserve">Attach a photo of the item on the ticket page.</w:t>
             </w:r>
           </w:p>
           <w:p>
@@ -11891,7 +11875,7 @@
                 <w:sz w:val="19"/>
                 <w:szCs w:val="19"/>
               </w:rPr>
-              <w:t xml:space="preserve">The replacement leaves your stock. The price difference against the DR is shown (customer pays or refund). The Head Auditor approves; then the ticket closes. A second branch cannot tick it again.</w:t>
+              <w:t xml:space="preserve">The ticket (RT number) names the DR, the customer and the branch that made the sale. You cannot return more than was sold. The auditors, Accounting, the Owner, the DR's sales associate and the other branches are told.</w:t>
             </w:r>
           </w:p>
         </w:tc>
@@ -12057,7 +12041,7 @@
                 <w:sz w:val="16"/>
                 <w:szCs w:val="16"/>
               </w:rPr>
-              <w:t xml:space="preserve">SA-41</w:t>
+              <w:t xml:space="preserve">SA-40</w:t>
             </w:r>
           </w:p>
         </w:tc>
@@ -12090,7 +12074,7 @@
                 <w:sz w:val="20"/>
                 <w:szCs w:val="20"/>
               </w:rPr>
-              <w:t xml:space="preserve">Confirm the price difference</w:t>
+              <w:t xml:space="preserve">Give the replacement for another branch's ticket</w:t>
             </w:r>
           </w:p>
           <w:p>
@@ -12128,7 +12112,29 @@
                 <w:sz w:val="19"/>
                 <w:szCs w:val="19"/>
               </w:rPr>
-              <w:t xml:space="preserve">Open the closed ticket you replaced → press The customer paid the difference (or The refund was given).</w:t>
+              <w:t xml:space="preserve">Replacement Tickets → open a customer ticket made at another branch.</w:t>
+            </w:r>
+          </w:p>
+          <w:p>
+            <w:pPr>
+              <w:spacing w:after="20" w:before="0" w:line="264"/>
+            </w:pPr>
+            <w:r>
+              <w:rPr>
+                <w:rFonts w:ascii="Arial" w:cs="Arial" w:eastAsia="Arial" w:hAnsi="Arial"/>
+                <w:color w:val="5B6477"/>
+                <w:sz w:val="19"/>
+                <w:szCs w:val="19"/>
+              </w:rPr>
+              <w:t xml:space="preserve">2.  </w:t>
+            </w:r>
+            <w:r>
+              <w:rPr>
+                <w:rFonts w:ascii="Arial" w:cs="Arial" w:eastAsia="Arial" w:hAnsi="Arial"/>
+                <w:sz w:val="19"/>
+                <w:szCs w:val="19"/>
+              </w:rPr>
+              <w:t xml:space="preserve">Press We gave the replacement → search another product (or keep the same) → Save.</w:t>
             </w:r>
           </w:p>
           <w:p>
@@ -12152,7 +12158,7 @@
                 <w:sz w:val="19"/>
                 <w:szCs w:val="19"/>
               </w:rPr>
-              <w:t xml:space="preserve">Marked settled; Accounting is told.</w:t>
+              <w:t xml:space="preserve">The replacement leaves your stock. The price difference against the DR is shown (customer pays or refund). The Head Auditor approves; then the ticket closes. A second branch cannot tick it again.</w:t>
             </w:r>
           </w:p>
         </w:tc>
@@ -12318,7 +12324,7 @@
                 <w:sz w:val="16"/>
                 <w:szCs w:val="16"/>
               </w:rPr>
-              <w:t xml:space="preserve">SA-42</w:t>
+              <w:t xml:space="preserve">SA-41</w:t>
             </w:r>
           </w:p>
         </w:tc>
@@ -12351,7 +12357,7 @@
                 <w:sz w:val="20"/>
                 <w:szCs w:val="20"/>
               </w:rPr>
-              <w:t xml:space="preserve">Give stock to Prothin Marketing / GWS Marketing / BO</w:t>
+              <w:t xml:space="preserve">Confirm the price difference</w:t>
             </w:r>
           </w:p>
           <w:p>
@@ -12367,7 +12373,7 @@
                 <w:sz w:val="15"/>
                 <w:szCs w:val="15"/>
               </w:rPr>
-              <w:t xml:space="preserve">Flow F29 · Stock given to Prothin Marketing, GWS Marketing or BO</w:t>
+              <w:t xml:space="preserve">Flow F27 · Customer return and replacement ticket</w:t>
             </w:r>
           </w:p>
           <w:p>
@@ -12389,51 +12395,7 @@
                 <w:sz w:val="19"/>
                 <w:szCs w:val="19"/>
               </w:rPr>
-              <w:t xml:space="preserve">Transfers &amp; Pull-outs → To → Stock given out → Prothin Marketing.</w:t>
-            </w:r>
-          </w:p>
-          <w:p>
-            <w:pPr>
-              <w:spacing w:after="20" w:before="0" w:line="264"/>
-            </w:pPr>
-            <w:r>
-              <w:rPr>
-                <w:rFonts w:ascii="Arial" w:cs="Arial" w:eastAsia="Arial" w:hAnsi="Arial"/>
-                <w:color w:val="5B6477"/>
-                <w:sz w:val="19"/>
-                <w:szCs w:val="19"/>
-              </w:rPr>
-              <w:t xml:space="preserve">2.  </w:t>
-            </w:r>
-            <w:r>
-              <w:rPr>
-                <w:rFonts w:ascii="Arial" w:cs="Arial" w:eastAsia="Arial" w:hAnsi="Arial"/>
-                <w:sz w:val="19"/>
-                <w:szCs w:val="19"/>
-              </w:rPr>
-              <w:t xml:space="preserve">Tick Endorse to Accounting as an expense → add an item → Create draft → Submit.</w:t>
-            </w:r>
-          </w:p>
-          <w:p>
-            <w:pPr>
-              <w:spacing w:after="20" w:before="0" w:line="264"/>
-            </w:pPr>
-            <w:r>
-              <w:rPr>
-                <w:rFonts w:ascii="Arial" w:cs="Arial" w:eastAsia="Arial" w:hAnsi="Arial"/>
-                <w:color w:val="5B6477"/>
-                <w:sz w:val="19"/>
-                <w:szCs w:val="19"/>
-              </w:rPr>
-              <w:t xml:space="preserve">3.  </w:t>
-            </w:r>
-            <w:r>
-              <w:rPr>
-                <w:rFonts w:ascii="Arial" w:cs="Arial" w:eastAsia="Arial" w:hAnsi="Arial"/>
-                <w:sz w:val="19"/>
-                <w:szCs w:val="19"/>
-              </w:rPr>
-              <w:t xml:space="preserve">After the Head Auditor approves, check Stock on Hand.</w:t>
+              <w:t xml:space="preserve">Open the closed ticket you replaced → press The customer paid the difference (or The refund was given).</w:t>
             </w:r>
           </w:p>
           <w:p>
@@ -12457,7 +12419,7 @@
                 <w:sz w:val="19"/>
                 <w:szCs w:val="19"/>
               </w:rPr>
-              <w:t xml:space="preserve">The Head Auditor approves; the stock leaves your branch at once. Accounting is asked to book it at cost.</w:t>
+              <w:t xml:space="preserve">Marked settled; Accounting is told.</w:t>
             </w:r>
           </w:p>
         </w:tc>
@@ -12623,7 +12585,7 @@
                 <w:sz w:val="16"/>
                 <w:szCs w:val="16"/>
               </w:rPr>
-              <w:t xml:space="preserve">SA-43</w:t>
+              <w:t xml:space="preserve">SA-42</w:t>
             </w:r>
           </w:p>
         </w:tc>
@@ -12656,7 +12618,7 @@
                 <w:sz w:val="20"/>
                 <w:szCs w:val="20"/>
               </w:rPr>
-              <w:t xml:space="preserve">Delete an unfinished draft</w:t>
+              <w:t xml:space="preserve">Give stock to Prothin Marketing / GWS Marketing / BO</w:t>
             </w:r>
           </w:p>
           <w:p>
@@ -12672,7 +12634,7 @@
                 <w:sz w:val="15"/>
                 <w:szCs w:val="15"/>
               </w:rPr>
-              <w:t xml:space="preserve">Flow F30 · Deleting an unfinished draft</w:t>
+              <w:t xml:space="preserve">Flow F29 · Stock given to Prothin Marketing, GWS Marketing or BO</w:t>
             </w:r>
           </w:p>
           <w:p>
@@ -12694,7 +12656,7 @@
                 <w:sz w:val="19"/>
                 <w:szCs w:val="19"/>
               </w:rPr>
-              <w:t xml:space="preserve">Create two pull-out drafts, open the first → Delete draft.</w:t>
+              <w:t xml:space="preserve">Transfers &amp; Pull-outs → To → Stock given out → Prothin Marketing.</w:t>
             </w:r>
           </w:p>
           <w:p>
@@ -12716,7 +12678,29 @@
                 <w:sz w:val="19"/>
                 <w:szCs w:val="19"/>
               </w:rPr>
-              <w:t xml:space="preserve">Open the second draft.</w:t>
+              <w:t xml:space="preserve">Tick Endorse to Accounting as an expense → add an item → Create draft → Submit.</w:t>
+            </w:r>
+          </w:p>
+          <w:p>
+            <w:pPr>
+              <w:spacing w:after="20" w:before="0" w:line="264"/>
+            </w:pPr>
+            <w:r>
+              <w:rPr>
+                <w:rFonts w:ascii="Arial" w:cs="Arial" w:eastAsia="Arial" w:hAnsi="Arial"/>
+                <w:color w:val="5B6477"/>
+                <w:sz w:val="19"/>
+                <w:szCs w:val="19"/>
+              </w:rPr>
+              <w:t xml:space="preserve">3.  </w:t>
+            </w:r>
+            <w:r>
+              <w:rPr>
+                <w:rFonts w:ascii="Arial" w:cs="Arial" w:eastAsia="Arial" w:hAnsi="Arial"/>
+                <w:sz w:val="19"/>
+                <w:szCs w:val="19"/>
+              </w:rPr>
+              <w:t xml:space="preserve">After the Head Auditor approves, check Stock on Hand.</w:t>
             </w:r>
           </w:p>
           <w:p>
@@ -12740,7 +12724,7 @@
                 <w:sz w:val="19"/>
                 <w:szCs w:val="19"/>
               </w:rPr>
-              <w:t xml:space="preserve">The first is gone and the second now carries the first one's number. A submitted form cannot be deleted.</w:t>
+              <w:t xml:space="preserve">The Head Auditor approves; the stock leaves your branch at once. Accounting is asked to book it at cost.</w:t>
             </w:r>
           </w:p>
         </w:tc>
@@ -12906,7 +12890,7 @@
                 <w:sz w:val="16"/>
                 <w:szCs w:val="16"/>
               </w:rPr>
-              <w:t xml:space="preserve">SA-44</w:t>
+              <w:t xml:space="preserve">SA-43</w:t>
             </w:r>
           </w:p>
         </w:tc>
@@ -12939,7 +12923,23 @@
                 <w:sz w:val="20"/>
                 <w:szCs w:val="20"/>
               </w:rPr>
-              <w:t xml:space="preserve">Printed forms have a checker's column</w:t>
+              <w:t xml:space="preserve">Delete an unfinished draft</w:t>
+            </w:r>
+          </w:p>
+          <w:p>
+            <w:pPr>
+              <w:spacing w:after="40" w:before="0" w:line="264"/>
+            </w:pPr>
+            <w:r>
+              <w:rPr>
+                <w:rFonts w:ascii="Arial" w:cs="Arial" w:eastAsia="Arial" w:hAnsi="Arial"/>
+                <w:i/>
+                <w:iCs/>
+                <w:color w:val="5B6477"/>
+                <w:sz w:val="15"/>
+                <w:szCs w:val="15"/>
+              </w:rPr>
+              <w:t xml:space="preserve">Flow F30 · Deleting an unfinished draft</w:t>
             </w:r>
           </w:p>
           <w:p>
@@ -12961,7 +12961,29 @@
                 <w:sz w:val="19"/>
                 <w:szCs w:val="19"/>
               </w:rPr>
-              <w:t xml:space="preserve">Open a pull-out → Print Pull-Out (draft).</w:t>
+              <w:t xml:space="preserve">Create two pull-out drafts, open the first → Delete draft.</w:t>
+            </w:r>
+          </w:p>
+          <w:p>
+            <w:pPr>
+              <w:spacing w:after="20" w:before="0" w:line="264"/>
+            </w:pPr>
+            <w:r>
+              <w:rPr>
+                <w:rFonts w:ascii="Arial" w:cs="Arial" w:eastAsia="Arial" w:hAnsi="Arial"/>
+                <w:color w:val="5B6477"/>
+                <w:sz w:val="19"/>
+                <w:szCs w:val="19"/>
+              </w:rPr>
+              <w:t xml:space="preserve">2.  </w:t>
+            </w:r>
+            <w:r>
+              <w:rPr>
+                <w:rFonts w:ascii="Arial" w:cs="Arial" w:eastAsia="Arial" w:hAnsi="Arial"/>
+                <w:sz w:val="19"/>
+                <w:szCs w:val="19"/>
+              </w:rPr>
+              <w:t xml:space="preserve">Open the second draft.</w:t>
             </w:r>
           </w:p>
           <w:p>
@@ -12985,7 +13007,7 @@
                 <w:sz w:val="19"/>
                 <w:szCs w:val="19"/>
               </w:rPr>
-              <w:t xml:space="preserve">The last column at the far right is blank: "Checker's qty (write by hand)".</w:t>
+              <w:t xml:space="preserve">The first is gone and the second now carries the first one's number. A submitted form cannot be deleted.</w:t>
             </w:r>
           </w:p>
         </w:tc>
@@ -13151,7 +13173,7 @@
                 <w:sz w:val="16"/>
                 <w:szCs w:val="16"/>
               </w:rPr>
-              <w:t xml:space="preserve">SA-45</w:t>
+              <w:t xml:space="preserve">SA-44</w:t>
             </w:r>
           </w:p>
         </w:tc>
@@ -13184,23 +13206,7 @@
                 <w:sz w:val="20"/>
                 <w:szCs w:val="20"/>
               </w:rPr>
-              <w:t xml:space="preserve">Tag a sale to an agent's outlet</w:t>
-            </w:r>
-          </w:p>
-          <w:p>
-            <w:pPr>
-              <w:spacing w:after="40" w:before="0" w:line="264"/>
-            </w:pPr>
-            <w:r>
-              <w:rPr>
-                <w:rFonts w:ascii="Arial" w:cs="Arial" w:eastAsia="Arial" w:hAnsi="Arial"/>
-                <w:i/>
-                <w:iCs/>
-                <w:color w:val="5B6477"/>
-                <w:sz w:val="15"/>
-                <w:szCs w:val="15"/>
-              </w:rPr>
-              <w:t xml:space="preserve">Flow F31 · Agent field work: outlets, itineraries and consignment maximums</w:t>
+              <w:t xml:space="preserve">Printed forms have a checker's column</w:t>
             </w:r>
           </w:p>
           <w:p>
@@ -13222,7 +13228,7 @@
                 <w:sz w:val="19"/>
                 <w:szCs w:val="19"/>
               </w:rPr>
-              <w:t xml:space="preserve">New Sale → under Agent's outlet / gym choose the agent, then an approved outlet → Review → Save.</w:t>
+              <w:t xml:space="preserve">Open a pull-out → Print Pull-Out (draft).</w:t>
             </w:r>
           </w:p>
           <w:p>
@@ -13246,7 +13252,7 @@
                 <w:sz w:val="19"/>
                 <w:szCs w:val="19"/>
               </w:rPr>
-              <w:t xml:space="preserve">The sale shows the outlet in the Sales list. An outlet that is not yet approved is not offered; the agent uploads it and the Sales Manager approves first.</w:t>
+              <w:t xml:space="preserve">The last column at the far right is blank: "Checker's qty (write by hand)".</w:t>
             </w:r>
           </w:p>
         </w:tc>
@@ -13412,7 +13418,7 @@
                 <w:sz w:val="16"/>
                 <w:szCs w:val="16"/>
               </w:rPr>
-              <w:t xml:space="preserve">SA-46</w:t>
+              <w:t xml:space="preserve">SA-45</w:t>
             </w:r>
           </w:p>
         </w:tc>
@@ -13445,6 +13451,267 @@
                 <w:sz w:val="20"/>
                 <w:szCs w:val="20"/>
               </w:rPr>
+              <w:t xml:space="preserve">Tag a sale to an agent's outlet</w:t>
+            </w:r>
+          </w:p>
+          <w:p>
+            <w:pPr>
+              <w:spacing w:after="40" w:before="0" w:line="264"/>
+            </w:pPr>
+            <w:r>
+              <w:rPr>
+                <w:rFonts w:ascii="Arial" w:cs="Arial" w:eastAsia="Arial" w:hAnsi="Arial"/>
+                <w:i/>
+                <w:iCs/>
+                <w:color w:val="5B6477"/>
+                <w:sz w:val="15"/>
+                <w:szCs w:val="15"/>
+              </w:rPr>
+              <w:t xml:space="preserve">Flow F31 · Agent field work: outlets, itineraries and consignment maximums</w:t>
+            </w:r>
+          </w:p>
+          <w:p>
+            <w:pPr>
+              <w:spacing w:after="20" w:before="0" w:line="264"/>
+            </w:pPr>
+            <w:r>
+              <w:rPr>
+                <w:rFonts w:ascii="Arial" w:cs="Arial" w:eastAsia="Arial" w:hAnsi="Arial"/>
+                <w:color w:val="5B6477"/>
+                <w:sz w:val="19"/>
+                <w:szCs w:val="19"/>
+              </w:rPr>
+              <w:t xml:space="preserve">1.  </w:t>
+            </w:r>
+            <w:r>
+              <w:rPr>
+                <w:rFonts w:ascii="Arial" w:cs="Arial" w:eastAsia="Arial" w:hAnsi="Arial"/>
+                <w:sz w:val="19"/>
+                <w:szCs w:val="19"/>
+              </w:rPr>
+              <w:t xml:space="preserve">New Sale → under Agent's outlet / gym choose the agent, then an approved outlet → Review → Save.</w:t>
+            </w:r>
+          </w:p>
+          <w:p>
+            <w:pPr>
+              <w:spacing w:after="0" w:before="60" w:line="264"/>
+            </w:pPr>
+            <w:r>
+              <w:rPr>
+                <w:rFonts w:ascii="Arial" w:cs="Arial" w:eastAsia="Arial" w:hAnsi="Arial"/>
+                <w:b/>
+                <w:bCs/>
+                <w:color w:val="0B1F3A"/>
+                <w:sz w:val="19"/>
+                <w:szCs w:val="19"/>
+              </w:rPr>
+              <w:t xml:space="preserve">You should see: </w:t>
+            </w:r>
+            <w:r>
+              <w:rPr>
+                <w:rFonts w:ascii="Arial" w:cs="Arial" w:eastAsia="Arial" w:hAnsi="Arial"/>
+                <w:sz w:val="19"/>
+                <w:szCs w:val="19"/>
+              </w:rPr>
+              <w:t xml:space="preserve">The sale shows the outlet in the Sales list. An outlet that is not yet approved is not offered; the agent uploads it and the Sales Manager approves first.</w:t>
+            </w:r>
+          </w:p>
+        </w:tc>
+        <w:tc>
+          <w:tcPr>
+            <w:tcW w:type="dxa" w:w="620"/>
+            <w:tcBorders>
+              <w:top w:val="single" w:color="C9D0DC" w:sz="4"/>
+              <w:left w:val="single" w:color="C9D0DC" w:sz="4"/>
+              <w:bottom w:val="single" w:color="C9D0DC" w:sz="4"/>
+              <w:right w:val="single" w:color="C9D0DC" w:sz="4"/>
+            </w:tcBorders>
+            <w:tcMar>
+              <w:top w:type="dxa" w:w="70"/>
+              <w:left w:type="dxa" w:w="100"/>
+              <w:bottom w:type="dxa" w:w="70"/>
+              <w:right w:type="dxa" w:w="100"/>
+            </w:tcMar>
+            <w:vAlign w:val="center"/>
+          </w:tcPr>
+          <w:p>
+            <w:pPr>
+              <w:spacing w:after="0" w:before="0" w:line="264"/>
+              <w:jc w:val="center"/>
+            </w:pPr>
+            <w:r>
+              <w:rPr>
+                <w:rFonts w:ascii="Arial" w:cs="Arial" w:eastAsia="Arial" w:hAnsi="Arial"/>
+                <w:sz w:val="30"/>
+                <w:szCs w:val="30"/>
+              </w:rPr>
+              <w:t xml:space="preserve">☐</w:t>
+            </w:r>
+          </w:p>
+        </w:tc>
+        <w:tc>
+          <w:tcPr>
+            <w:tcW w:type="dxa" w:w="620"/>
+            <w:tcBorders>
+              <w:top w:val="single" w:color="C9D0DC" w:sz="4"/>
+              <w:left w:val="single" w:color="C9D0DC" w:sz="4"/>
+              <w:bottom w:val="single" w:color="C9D0DC" w:sz="4"/>
+              <w:right w:val="single" w:color="C9D0DC" w:sz="4"/>
+            </w:tcBorders>
+            <w:tcMar>
+              <w:top w:type="dxa" w:w="70"/>
+              <w:left w:type="dxa" w:w="100"/>
+              <w:bottom w:type="dxa" w:w="70"/>
+              <w:right w:type="dxa" w:w="100"/>
+            </w:tcMar>
+            <w:vAlign w:val="center"/>
+          </w:tcPr>
+          <w:p>
+            <w:pPr>
+              <w:spacing w:after="0" w:before="0" w:line="264"/>
+              <w:jc w:val="center"/>
+            </w:pPr>
+            <w:r>
+              <w:rPr>
+                <w:rFonts w:ascii="Arial" w:cs="Arial" w:eastAsia="Arial" w:hAnsi="Arial"/>
+                <w:sz w:val="30"/>
+                <w:szCs w:val="30"/>
+              </w:rPr>
+              <w:t xml:space="preserve">☐</w:t>
+            </w:r>
+          </w:p>
+        </w:tc>
+        <w:tc>
+          <w:tcPr>
+            <w:tcW w:type="dxa" w:w="620"/>
+            <w:tcBorders>
+              <w:top w:val="single" w:color="C9D0DC" w:sz="4"/>
+              <w:left w:val="single" w:color="C9D0DC" w:sz="4"/>
+              <w:bottom w:val="single" w:color="C9D0DC" w:sz="4"/>
+              <w:right w:val="single" w:color="C9D0DC" w:sz="4"/>
+            </w:tcBorders>
+            <w:tcMar>
+              <w:top w:type="dxa" w:w="70"/>
+              <w:left w:type="dxa" w:w="100"/>
+              <w:bottom w:type="dxa" w:w="70"/>
+              <w:right w:type="dxa" w:w="100"/>
+            </w:tcMar>
+            <w:vAlign w:val="center"/>
+          </w:tcPr>
+          <w:p>
+            <w:pPr>
+              <w:spacing w:after="0" w:before="0" w:line="264"/>
+              <w:jc w:val="center"/>
+            </w:pPr>
+            <w:r>
+              <w:rPr>
+                <w:rFonts w:ascii="Arial" w:cs="Arial" w:eastAsia="Arial" w:hAnsi="Arial"/>
+                <w:sz w:val="30"/>
+                <w:szCs w:val="30"/>
+              </w:rPr>
+              <w:t xml:space="preserve">☐</w:t>
+            </w:r>
+          </w:p>
+        </w:tc>
+        <w:tc>
+          <w:tcPr>
+            <w:tcW w:type="dxa" w:w="2040"/>
+            <w:tcBorders>
+              <w:top w:val="single" w:color="C9D0DC" w:sz="4"/>
+              <w:left w:val="single" w:color="C9D0DC" w:sz="4"/>
+              <w:bottom w:val="single" w:color="C9D0DC" w:sz="4"/>
+              <w:right w:val="single" w:color="C9D0DC" w:sz="4"/>
+            </w:tcBorders>
+            <w:tcMar>
+              <w:top w:type="dxa" w:w="70"/>
+              <w:left w:type="dxa" w:w="100"/>
+              <w:bottom w:type="dxa" w:w="70"/>
+              <w:right w:type="dxa" w:w="100"/>
+            </w:tcMar>
+            <w:vAlign w:val="top"/>
+          </w:tcPr>
+          <w:p>
+            <w:pPr>
+              <w:spacing w:after="0" w:before="0" w:line="264"/>
+            </w:pPr>
+            <w:r>
+              <w:rPr>
+                <w:rFonts w:ascii="Arial" w:cs="Arial" w:eastAsia="Arial" w:hAnsi="Arial"/>
+                <w:sz w:val="19"/>
+                <w:szCs w:val="19"/>
+              </w:rPr>
+              <w:t xml:space="preserve"> </w:t>
+            </w:r>
+          </w:p>
+        </w:tc>
+      </w:tr>
+      <w:tr>
+        <w:trPr>
+          <w:cantSplit/>
+        </w:trPr>
+        <w:tc>
+          <w:tcPr>
+            <w:tcW w:type="dxa" w:w="860"/>
+            <w:tcBorders>
+              <w:top w:val="single" w:color="C9D0DC" w:sz="4"/>
+              <w:left w:val="single" w:color="C9D0DC" w:sz="4"/>
+              <w:bottom w:val="single" w:color="C9D0DC" w:sz="4"/>
+              <w:right w:val="single" w:color="C9D0DC" w:sz="4"/>
+            </w:tcBorders>
+            <w:tcMar>
+              <w:top w:type="dxa" w:w="70"/>
+              <w:left w:type="dxa" w:w="100"/>
+              <w:bottom w:type="dxa" w:w="70"/>
+              <w:right w:type="dxa" w:w="100"/>
+            </w:tcMar>
+            <w:vAlign w:val="top"/>
+          </w:tcPr>
+          <w:p>
+            <w:pPr>
+              <w:spacing w:after="0" w:before="0" w:line="264"/>
+            </w:pPr>
+            <w:r>
+              <w:rPr>
+                <w:rFonts w:ascii="Arial" w:cs="Arial" w:eastAsia="Arial" w:hAnsi="Arial"/>
+                <w:b/>
+                <w:bCs/>
+                <w:color w:val="5B6477"/>
+                <w:sz w:val="16"/>
+                <w:szCs w:val="16"/>
+              </w:rPr>
+              <w:t xml:space="preserve">SA-46</w:t>
+            </w:r>
+          </w:p>
+        </w:tc>
+        <w:tc>
+          <w:tcPr>
+            <w:tcW w:type="dxa" w:w="5480"/>
+            <w:tcBorders>
+              <w:top w:val="single" w:color="C9D0DC" w:sz="4"/>
+              <w:left w:val="single" w:color="C9D0DC" w:sz="4"/>
+              <w:bottom w:val="single" w:color="C9D0DC" w:sz="4"/>
+              <w:right w:val="single" w:color="C9D0DC" w:sz="4"/>
+            </w:tcBorders>
+            <w:tcMar>
+              <w:top w:type="dxa" w:w="70"/>
+              <w:left w:type="dxa" w:w="100"/>
+              <w:bottom w:type="dxa" w:w="70"/>
+              <w:right w:type="dxa" w:w="100"/>
+            </w:tcMar>
+            <w:vAlign w:val="top"/>
+          </w:tcPr>
+          <w:p>
+            <w:pPr>
+              <w:spacing w:after="40" w:before="0" w:line="264"/>
+            </w:pPr>
+            <w:r>
+              <w:rPr>
+                <w:rFonts w:ascii="Arial" w:cs="Arial" w:eastAsia="Arial" w:hAnsi="Arial"/>
+                <w:b/>
+                <w:bCs/>
+                <w:sz w:val="20"/>
+                <w:szCs w:val="20"/>
+              </w:rPr>
               <w:t xml:space="preserve">Search notifications</w:t>
             </w:r>
           </w:p>
@@ -13492,6 +13759,251 @@
                 <w:szCs w:val="19"/>
               </w:rPr>
               <w:t xml:space="preserve">Only the notifications that contain every word you typed are shown.</w:t>
+            </w:r>
+          </w:p>
+        </w:tc>
+        <w:tc>
+          <w:tcPr>
+            <w:tcW w:type="dxa" w:w="620"/>
+            <w:tcBorders>
+              <w:top w:val="single" w:color="C9D0DC" w:sz="4"/>
+              <w:left w:val="single" w:color="C9D0DC" w:sz="4"/>
+              <w:bottom w:val="single" w:color="C9D0DC" w:sz="4"/>
+              <w:right w:val="single" w:color="C9D0DC" w:sz="4"/>
+            </w:tcBorders>
+            <w:tcMar>
+              <w:top w:type="dxa" w:w="70"/>
+              <w:left w:type="dxa" w:w="100"/>
+              <w:bottom w:type="dxa" w:w="70"/>
+              <w:right w:type="dxa" w:w="100"/>
+            </w:tcMar>
+            <w:vAlign w:val="center"/>
+          </w:tcPr>
+          <w:p>
+            <w:pPr>
+              <w:spacing w:after="0" w:before="0" w:line="264"/>
+              <w:jc w:val="center"/>
+            </w:pPr>
+            <w:r>
+              <w:rPr>
+                <w:rFonts w:ascii="Arial" w:cs="Arial" w:eastAsia="Arial" w:hAnsi="Arial"/>
+                <w:sz w:val="30"/>
+                <w:szCs w:val="30"/>
+              </w:rPr>
+              <w:t xml:space="preserve">☐</w:t>
+            </w:r>
+          </w:p>
+        </w:tc>
+        <w:tc>
+          <w:tcPr>
+            <w:tcW w:type="dxa" w:w="620"/>
+            <w:tcBorders>
+              <w:top w:val="single" w:color="C9D0DC" w:sz="4"/>
+              <w:left w:val="single" w:color="C9D0DC" w:sz="4"/>
+              <w:bottom w:val="single" w:color="C9D0DC" w:sz="4"/>
+              <w:right w:val="single" w:color="C9D0DC" w:sz="4"/>
+            </w:tcBorders>
+            <w:tcMar>
+              <w:top w:type="dxa" w:w="70"/>
+              <w:left w:type="dxa" w:w="100"/>
+              <w:bottom w:type="dxa" w:w="70"/>
+              <w:right w:type="dxa" w:w="100"/>
+            </w:tcMar>
+            <w:vAlign w:val="center"/>
+          </w:tcPr>
+          <w:p>
+            <w:pPr>
+              <w:spacing w:after="0" w:before="0" w:line="264"/>
+              <w:jc w:val="center"/>
+            </w:pPr>
+            <w:r>
+              <w:rPr>
+                <w:rFonts w:ascii="Arial" w:cs="Arial" w:eastAsia="Arial" w:hAnsi="Arial"/>
+                <w:sz w:val="30"/>
+                <w:szCs w:val="30"/>
+              </w:rPr>
+              <w:t xml:space="preserve">☐</w:t>
+            </w:r>
+          </w:p>
+        </w:tc>
+        <w:tc>
+          <w:tcPr>
+            <w:tcW w:type="dxa" w:w="620"/>
+            <w:tcBorders>
+              <w:top w:val="single" w:color="C9D0DC" w:sz="4"/>
+              <w:left w:val="single" w:color="C9D0DC" w:sz="4"/>
+              <w:bottom w:val="single" w:color="C9D0DC" w:sz="4"/>
+              <w:right w:val="single" w:color="C9D0DC" w:sz="4"/>
+            </w:tcBorders>
+            <w:tcMar>
+              <w:top w:type="dxa" w:w="70"/>
+              <w:left w:type="dxa" w:w="100"/>
+              <w:bottom w:type="dxa" w:w="70"/>
+              <w:right w:type="dxa" w:w="100"/>
+            </w:tcMar>
+            <w:vAlign w:val="center"/>
+          </w:tcPr>
+          <w:p>
+            <w:pPr>
+              <w:spacing w:after="0" w:before="0" w:line="264"/>
+              <w:jc w:val="center"/>
+            </w:pPr>
+            <w:r>
+              <w:rPr>
+                <w:rFonts w:ascii="Arial" w:cs="Arial" w:eastAsia="Arial" w:hAnsi="Arial"/>
+                <w:sz w:val="30"/>
+                <w:szCs w:val="30"/>
+              </w:rPr>
+              <w:t xml:space="preserve">☐</w:t>
+            </w:r>
+          </w:p>
+        </w:tc>
+        <w:tc>
+          <w:tcPr>
+            <w:tcW w:type="dxa" w:w="2040"/>
+            <w:tcBorders>
+              <w:top w:val="single" w:color="C9D0DC" w:sz="4"/>
+              <w:left w:val="single" w:color="C9D0DC" w:sz="4"/>
+              <w:bottom w:val="single" w:color="C9D0DC" w:sz="4"/>
+              <w:right w:val="single" w:color="C9D0DC" w:sz="4"/>
+            </w:tcBorders>
+            <w:tcMar>
+              <w:top w:type="dxa" w:w="70"/>
+              <w:left w:type="dxa" w:w="100"/>
+              <w:bottom w:type="dxa" w:w="70"/>
+              <w:right w:type="dxa" w:w="100"/>
+            </w:tcMar>
+            <w:vAlign w:val="top"/>
+          </w:tcPr>
+          <w:p>
+            <w:pPr>
+              <w:spacing w:after="0" w:before="0" w:line="264"/>
+            </w:pPr>
+            <w:r>
+              <w:rPr>
+                <w:rFonts w:ascii="Arial" w:cs="Arial" w:eastAsia="Arial" w:hAnsi="Arial"/>
+                <w:sz w:val="19"/>
+                <w:szCs w:val="19"/>
+              </w:rPr>
+              <w:t xml:space="preserve"> </w:t>
+            </w:r>
+          </w:p>
+        </w:tc>
+      </w:tr>
+      <w:tr>
+        <w:trPr>
+          <w:cantSplit/>
+        </w:trPr>
+        <w:tc>
+          <w:tcPr>
+            <w:tcW w:type="dxa" w:w="860"/>
+            <w:tcBorders>
+              <w:top w:val="single" w:color="C9D0DC" w:sz="4"/>
+              <w:left w:val="single" w:color="C9D0DC" w:sz="4"/>
+              <w:bottom w:val="single" w:color="C9D0DC" w:sz="4"/>
+              <w:right w:val="single" w:color="C9D0DC" w:sz="4"/>
+            </w:tcBorders>
+            <w:tcMar>
+              <w:top w:type="dxa" w:w="70"/>
+              <w:left w:type="dxa" w:w="100"/>
+              <w:bottom w:type="dxa" w:w="70"/>
+              <w:right w:type="dxa" w:w="100"/>
+            </w:tcMar>
+            <w:vAlign w:val="top"/>
+          </w:tcPr>
+          <w:p>
+            <w:pPr>
+              <w:spacing w:after="0" w:before="0" w:line="264"/>
+            </w:pPr>
+            <w:r>
+              <w:rPr>
+                <w:rFonts w:ascii="Arial" w:cs="Arial" w:eastAsia="Arial" w:hAnsi="Arial"/>
+                <w:b/>
+                <w:bCs/>
+                <w:color w:val="5B6477"/>
+                <w:sz w:val="16"/>
+                <w:szCs w:val="16"/>
+              </w:rPr>
+              <w:t xml:space="preserve">SA-47</w:t>
+            </w:r>
+          </w:p>
+        </w:tc>
+        <w:tc>
+          <w:tcPr>
+            <w:tcW w:type="dxa" w:w="5480"/>
+            <w:tcBorders>
+              <w:top w:val="single" w:color="C9D0DC" w:sz="4"/>
+              <w:left w:val="single" w:color="C9D0DC" w:sz="4"/>
+              <w:bottom w:val="single" w:color="C9D0DC" w:sz="4"/>
+              <w:right w:val="single" w:color="C9D0DC" w:sz="4"/>
+            </w:tcBorders>
+            <w:tcMar>
+              <w:top w:type="dxa" w:w="70"/>
+              <w:left w:type="dxa" w:w="100"/>
+              <w:bottom w:type="dxa" w:w="70"/>
+              <w:right w:type="dxa" w:w="100"/>
+            </w:tcMar>
+            <w:vAlign w:val="top"/>
+          </w:tcPr>
+          <w:p>
+            <w:pPr>
+              <w:spacing w:after="40" w:before="0" w:line="264"/>
+            </w:pPr>
+            <w:r>
+              <w:rPr>
+                <w:rFonts w:ascii="Arial" w:cs="Arial" w:eastAsia="Arial" w:hAnsi="Arial"/>
+                <w:b/>
+                <w:bCs/>
+                <w:sz w:val="20"/>
+                <w:szCs w:val="20"/>
+              </w:rPr>
+              <w:t xml:space="preserve">Search the 6-Pack Card lists</w:t>
+            </w:r>
+          </w:p>
+          <w:p>
+            <w:pPr>
+              <w:spacing w:after="20" w:before="0" w:line="264"/>
+            </w:pPr>
+            <w:r>
+              <w:rPr>
+                <w:rFonts w:ascii="Arial" w:cs="Arial" w:eastAsia="Arial" w:hAnsi="Arial"/>
+                <w:color w:val="5B6477"/>
+                <w:sz w:val="19"/>
+                <w:szCs w:val="19"/>
+              </w:rPr>
+              <w:t xml:space="preserve">1.  </w:t>
+            </w:r>
+            <w:r>
+              <w:rPr>
+                <w:rFonts w:ascii="Arial" w:cs="Arial" w:eastAsia="Arial" w:hAnsi="Arial"/>
+                <w:sz w:val="19"/>
+                <w:szCs w:val="19"/>
+              </w:rPr>
+              <w:t xml:space="preserve">6-Pack Card → choose from / to → type a customer name, mobile number or DR number in the search box.</w:t>
+            </w:r>
+          </w:p>
+          <w:p>
+            <w:pPr>
+              <w:spacing w:after="0" w:before="60" w:line="264"/>
+            </w:pPr>
+            <w:r>
+              <w:rPr>
+                <w:rFonts w:ascii="Arial" w:cs="Arial" w:eastAsia="Arial" w:hAnsi="Arial"/>
+                <w:b/>
+                <w:bCs/>
+                <w:color w:val="0B1F3A"/>
+                <w:sz w:val="19"/>
+                <w:szCs w:val="19"/>
+              </w:rPr>
+              <w:t xml:space="preserve">You should see: </w:t>
+            </w:r>
+            <w:r>
+              <w:rPr>
+                <w:rFonts w:ascii="Arial" w:cs="Arial" w:eastAsia="Arial" w:hAnsi="Arial"/>
+                <w:sz w:val="19"/>
+                <w:szCs w:val="19"/>
+              </w:rPr>
+              <w:t xml:space="preserve">Stickers given and Cards redeemed show only the matching rows; the totals above do not change.</w:t>
             </w:r>
           </w:p>
         </w:tc>
@@ -13695,7 +14207,7 @@
                 <w:sz w:val="17"/>
                 <w:szCs w:val="17"/>
               </w:rPr>
-              <w:t xml:space="preserve">Passed (of 48)</w:t>
+              <w:t xml:space="preserve">Passed (of 50)</w:t>
             </w:r>
           </w:p>
         </w:tc>

--- a/docs/acceptance-test/per-user/09-sales.westave.docx
+++ b/docs/acceptance-test/per-user/09-sales.westave.docx
@@ -117,7 +117,7 @@
           <w:sz w:val="18"/>
           <w:szCs w:val="18"/>
         </w:rPr>
-        <w:t xml:space="preserve">  ·  50 checks</w:t>
+        <w:t xml:space="preserve">  ·  52 checks</w:t>
       </w:r>
     </w:p>
     <w:tbl>
@@ -1496,7 +1496,7 @@
                 <w:sz w:val="16"/>
                 <w:szCs w:val="16"/>
               </w:rPr>
-              <w:t xml:space="preserve">SA-01</w:t>
+              <w:t xml:space="preserve">GEN-MEM</w:t>
             </w:r>
           </w:p>
         </w:tc>
@@ -1529,7 +1529,7 @@
                 <w:sz w:val="20"/>
                 <w:szCs w:val="20"/>
               </w:rPr>
-              <w:t xml:space="preserve">Branch dashboard</w:t>
+              <w:t xml:space="preserve">Member page for customers (phone)</w:t>
             </w:r>
           </w:p>
           <w:p>
@@ -1551,7 +1551,51 @@
                 <w:sz w:val="19"/>
                 <w:szCs w:val="19"/>
               </w:rPr>
-              <w:t xml:space="preserve">Open the Dashboard.</w:t>
+              <w:t xml:space="preserve">Open /member on a phone.</w:t>
+            </w:r>
+          </w:p>
+          <w:p>
+            <w:pPr>
+              <w:spacing w:after="20" w:before="0" w:line="264"/>
+            </w:pPr>
+            <w:r>
+              <w:rPr>
+                <w:rFonts w:ascii="Arial" w:cs="Arial" w:eastAsia="Arial" w:hAnsi="Arial"/>
+                <w:color w:val="5B6477"/>
+                <w:sz w:val="19"/>
+                <w:szCs w:val="19"/>
+              </w:rPr>
+              <w:t xml:space="preserve">2.  </w:t>
+            </w:r>
+            <w:r>
+              <w:rPr>
+                <w:rFonts w:ascii="Arial" w:cs="Arial" w:eastAsia="Arial" w:hAnsi="Arial"/>
+                <w:sz w:val="19"/>
+                <w:szCs w:val="19"/>
+              </w:rPr>
+              <w:t xml:space="preserve">Become a member with your own mobile number, tick the agreement, create the account.</w:t>
+            </w:r>
+          </w:p>
+          <w:p>
+            <w:pPr>
+              <w:spacing w:after="20" w:before="0" w:line="264"/>
+            </w:pPr>
+            <w:r>
+              <w:rPr>
+                <w:rFonts w:ascii="Arial" w:cs="Arial" w:eastAsia="Arial" w:hAnsi="Arial"/>
+                <w:color w:val="5B6477"/>
+                <w:sz w:val="19"/>
+                <w:szCs w:val="19"/>
+              </w:rPr>
+              <w:t xml:space="preserve">3.  </w:t>
+            </w:r>
+            <w:r>
+              <w:rPr>
+                <w:rFonts w:ascii="Arial" w:cs="Arial" w:eastAsia="Arial" w:hAnsi="Arial"/>
+                <w:sz w:val="19"/>
+                <w:szCs w:val="19"/>
+              </w:rPr>
+              <w:t xml:space="preserve">My card → the QR code and member number. Ask the counter to tag a sale to you, then My purchases.</w:t>
             </w:r>
           </w:p>
           <w:p>
@@ -1575,7 +1619,7 @@
                 <w:sz w:val="19"/>
                 <w:szCs w:val="19"/>
               </w:rPr>
-              <w:t xml:space="preserve">Today's sales by payment type (cash, online, card, AR…), cash on hand, weekly count, discrepancies and charges. Only your branch.</w:t>
+              <w:t xml:space="preserve">The QR card shows; after a tagged sale the purchase appears with its items. Sign out and in again with the mobile number and password.</w:t>
             </w:r>
           </w:p>
         </w:tc>
@@ -1741,7 +1785,7 @@
                 <w:sz w:val="16"/>
                 <w:szCs w:val="16"/>
               </w:rPr>
-              <w:t xml:space="preserve">SA-02</w:t>
+              <w:t xml:space="preserve">SA-01</w:t>
             </w:r>
           </w:p>
         </w:tc>
@@ -1774,23 +1818,7 @@
                 <w:sz w:val="20"/>
                 <w:szCs w:val="20"/>
               </w:rPr>
-              <w:t xml:space="preserve">Walk-in cash sale</w:t>
-            </w:r>
-          </w:p>
-          <w:p>
-            <w:pPr>
-              <w:spacing w:after="40" w:before="0" w:line="264"/>
-            </w:pPr>
-            <w:r>
-              <w:rPr>
-                <w:rFonts w:ascii="Arial" w:cs="Arial" w:eastAsia="Arial" w:hAnsi="Arial"/>
-                <w:i/>
-                <w:iCs/>
-                <w:color w:val="5B6477"/>
-                <w:sz w:val="15"/>
-                <w:szCs w:val="15"/>
-              </w:rPr>
-              <w:t xml:space="preserve">Flow F4 · Selling and special prices</w:t>
+              <w:t xml:space="preserve">Branch dashboard</w:t>
             </w:r>
           </w:p>
           <w:p>
@@ -1812,7 +1840,7 @@
                 <w:sz w:val="19"/>
                 <w:szCs w:val="19"/>
               </w:rPr>
-              <w:t xml:space="preserve">New Sale → DR/SI no., Walk-in, Cash → add an item → Save sale.</w:t>
+              <w:t xml:space="preserve">Open the Dashboard.</w:t>
             </w:r>
           </w:p>
           <w:p>
@@ -1836,7 +1864,7 @@
                 <w:sz w:val="19"/>
                 <w:szCs w:val="19"/>
               </w:rPr>
-              <w:t xml:space="preserve">Stock drops at once. Today's cash on the dashboard goes up.</w:t>
+              <w:t xml:space="preserve">Today's sales by payment type (cash, online, card, AR…), cash on hand, weekly count, discrepancies and charges. Only your branch.</w:t>
             </w:r>
           </w:p>
         </w:tc>
@@ -2002,7 +2030,7 @@
                 <w:sz w:val="16"/>
                 <w:szCs w:val="16"/>
               </w:rPr>
-              <w:t xml:space="preserve">SA-03</w:t>
+              <w:t xml:space="preserve">SA-02</w:t>
             </w:r>
           </w:p>
         </w:tc>
@@ -2035,7 +2063,23 @@
                 <w:sz w:val="20"/>
                 <w:szCs w:val="20"/>
               </w:rPr>
-              <w:t xml:space="preserve">Delivery sale</w:t>
+              <w:t xml:space="preserve">Walk-in cash sale</w:t>
+            </w:r>
+          </w:p>
+          <w:p>
+            <w:pPr>
+              <w:spacing w:after="40" w:before="0" w:line="264"/>
+            </w:pPr>
+            <w:r>
+              <w:rPr>
+                <w:rFonts w:ascii="Arial" w:cs="Arial" w:eastAsia="Arial" w:hAnsi="Arial"/>
+                <w:i/>
+                <w:iCs/>
+                <w:color w:val="5B6477"/>
+                <w:sz w:val="15"/>
+                <w:szCs w:val="15"/>
+              </w:rPr>
+              <w:t xml:space="preserve">Flow F4 · Selling and special prices</w:t>
             </w:r>
           </w:p>
           <w:p>
@@ -2057,7 +2101,7 @@
                 <w:sz w:val="19"/>
                 <w:szCs w:val="19"/>
               </w:rPr>
-              <w:t xml:space="preserve">New Sale → Delivery, choose a rider, type the delivery fee → Save.</w:t>
+              <w:t xml:space="preserve">New Sale → DR/SI no., Walk-in, Cash → add an item → Save sale.</w:t>
             </w:r>
           </w:p>
           <w:p>
@@ -2081,7 +2125,7 @@
                 <w:sz w:val="19"/>
                 <w:szCs w:val="19"/>
               </w:rPr>
-              <w:t xml:space="preserve">Saved with rider and fee.</w:t>
+              <w:t xml:space="preserve">Stock drops at once. Today's cash on the dashboard goes up.</w:t>
             </w:r>
           </w:p>
         </w:tc>
@@ -2247,7 +2291,7 @@
                 <w:sz w:val="16"/>
                 <w:szCs w:val="16"/>
               </w:rPr>
-              <w:t xml:space="preserve">SA-04</w:t>
+              <w:t xml:space="preserve">SA-03</w:t>
             </w:r>
           </w:p>
         </w:tc>
@@ -2280,7 +2324,7 @@
                 <w:sz w:val="20"/>
                 <w:szCs w:val="20"/>
               </w:rPr>
-              <w:t xml:space="preserve">Online payment needs proof</w:t>
+              <w:t xml:space="preserve">Delivery sale</w:t>
             </w:r>
           </w:p>
           <w:p>
@@ -2302,29 +2346,7 @@
                 <w:sz w:val="19"/>
                 <w:szCs w:val="19"/>
               </w:rPr>
-              <w:t xml:space="preserve">New Sale → Online. Save without an account or screenshot.</w:t>
-            </w:r>
-          </w:p>
-          <w:p>
-            <w:pPr>
-              <w:spacing w:after="20" w:before="0" w:line="264"/>
-            </w:pPr>
-            <w:r>
-              <w:rPr>
-                <w:rFonts w:ascii="Arial" w:cs="Arial" w:eastAsia="Arial" w:hAnsi="Arial"/>
-                <w:color w:val="5B6477"/>
-                <w:sz w:val="19"/>
-                <w:szCs w:val="19"/>
-              </w:rPr>
-              <w:t xml:space="preserve">2.  </w:t>
-            </w:r>
-            <w:r>
-              <w:rPr>
-                <w:rFonts w:ascii="Arial" w:cs="Arial" w:eastAsia="Arial" w:hAnsi="Arial"/>
-                <w:sz w:val="19"/>
-                <w:szCs w:val="19"/>
-              </w:rPr>
-              <w:t xml:space="preserve">Choose Gcash (GWS), upload a screenshot → Save.</w:t>
+              <w:t xml:space="preserve">New Sale → Delivery, choose a rider, type the delivery fee → Save.</w:t>
             </w:r>
           </w:p>
           <w:p>
@@ -2348,7 +2370,7 @@
                 <w:sz w:val="19"/>
                 <w:szCs w:val="19"/>
               </w:rPr>
-              <w:t xml:space="preserve">Refused first; saved once the account and proof are given.</w:t>
+              <w:t xml:space="preserve">Saved with rider and fee.</w:t>
             </w:r>
           </w:p>
         </w:tc>
@@ -2514,7 +2536,7 @@
                 <w:sz w:val="16"/>
                 <w:szCs w:val="16"/>
               </w:rPr>
-              <w:t xml:space="preserve">SA-05</w:t>
+              <w:t xml:space="preserve">SA-04</w:t>
             </w:r>
           </w:p>
         </w:tc>
@@ -2547,23 +2569,7 @@
                 <w:sz w:val="20"/>
                 <w:szCs w:val="20"/>
               </w:rPr>
-              <w:t xml:space="preserve">Special price</w:t>
-            </w:r>
-          </w:p>
-          <w:p>
-            <w:pPr>
-              <w:spacing w:after="40" w:before="0" w:line="264"/>
-            </w:pPr>
-            <w:r>
-              <w:rPr>
-                <w:rFonts w:ascii="Arial" w:cs="Arial" w:eastAsia="Arial" w:hAnsi="Arial"/>
-                <w:i/>
-                <w:iCs/>
-                <w:color w:val="5B6477"/>
-                <w:sz w:val="15"/>
-                <w:szCs w:val="15"/>
-              </w:rPr>
-              <w:t xml:space="preserve">Flow F4 · Selling and special prices</w:t>
+              <w:t xml:space="preserve">Online payment needs proof</w:t>
             </w:r>
           </w:p>
           <w:p>
@@ -2585,7 +2591,29 @@
                 <w:sz w:val="19"/>
                 <w:szCs w:val="19"/>
               </w:rPr>
-              <w:t xml:space="preserve">New Sale → lower a price below the list price → Save.</w:t>
+              <w:t xml:space="preserve">New Sale → Online. Save without an account or screenshot.</w:t>
+            </w:r>
+          </w:p>
+          <w:p>
+            <w:pPr>
+              <w:spacing w:after="20" w:before="0" w:line="264"/>
+            </w:pPr>
+            <w:r>
+              <w:rPr>
+                <w:rFonts w:ascii="Arial" w:cs="Arial" w:eastAsia="Arial" w:hAnsi="Arial"/>
+                <w:color w:val="5B6477"/>
+                <w:sz w:val="19"/>
+                <w:szCs w:val="19"/>
+              </w:rPr>
+              <w:t xml:space="preserve">2.  </w:t>
+            </w:r>
+            <w:r>
+              <w:rPr>
+                <w:rFonts w:ascii="Arial" w:cs="Arial" w:eastAsia="Arial" w:hAnsi="Arial"/>
+                <w:sz w:val="19"/>
+                <w:szCs w:val="19"/>
+              </w:rPr>
+              <w:t xml:space="preserve">Choose Gcash (GWS), upload a screenshot → Save.</w:t>
             </w:r>
           </w:p>
           <w:p>
@@ -2609,7 +2637,7 @@
                 <w:sz w:val="19"/>
                 <w:szCs w:val="19"/>
               </w:rPr>
-              <w:t xml:space="preserve">Saved, and the Owner gets a Special price approval. You never see cost.</w:t>
+              <w:t xml:space="preserve">Refused first; saved once the account and proof are given.</w:t>
             </w:r>
           </w:p>
         </w:tc>
@@ -2775,7 +2803,7 @@
                 <w:sz w:val="16"/>
                 <w:szCs w:val="16"/>
               </w:rPr>
-              <w:t xml:space="preserve">SA-06</w:t>
+              <w:t xml:space="preserve">SA-05</w:t>
             </w:r>
           </w:p>
         </w:tc>
@@ -2808,7 +2836,7 @@
                 <w:sz w:val="20"/>
                 <w:szCs w:val="20"/>
               </w:rPr>
-              <w:t xml:space="preserve">Credit sale, with and without PDC</w:t>
+              <w:t xml:space="preserve">Special price</w:t>
             </w:r>
           </w:p>
           <w:p>
@@ -2824,7 +2852,7 @@
                 <w:sz w:val="15"/>
                 <w:szCs w:val="15"/>
               </w:rPr>
-              <w:t xml:space="preserve">Flow F5 · Credit sale and collection</w:t>
+              <w:t xml:space="preserve">Flow F4 · Selling and special prices</w:t>
             </w:r>
           </w:p>
           <w:p>
@@ -2846,51 +2874,7 @@
                 <w:sz w:val="19"/>
                 <w:szCs w:val="19"/>
               </w:rPr>
-              <w:t xml:space="preserve">New Sale → payment AR / PDC → press Dealer, then Franchisee.</w:t>
-            </w:r>
-          </w:p>
-          <w:p>
-            <w:pPr>
-              <w:spacing w:after="20" w:before="0" w:line="264"/>
-            </w:pPr>
-            <w:r>
-              <w:rPr>
-                <w:rFonts w:ascii="Arial" w:cs="Arial" w:eastAsia="Arial" w:hAnsi="Arial"/>
-                <w:color w:val="5B6477"/>
-                <w:sz w:val="19"/>
-                <w:szCs w:val="19"/>
-              </w:rPr>
-              <w:t xml:space="preserve">2.  </w:t>
-            </w:r>
-            <w:r>
-              <w:rPr>
-                <w:rFonts w:ascii="Arial" w:cs="Arial" w:eastAsia="Arial" w:hAnsi="Arial"/>
-                <w:sz w:val="19"/>
-                <w:szCs w:val="19"/>
-              </w:rPr>
-              <w:t xml:space="preserve">Pick a dealer, type the due date, leave 'There is a PDC' unticked → Save.</w:t>
-            </w:r>
-          </w:p>
-          <w:p>
-            <w:pPr>
-              <w:spacing w:after="20" w:before="0" w:line="264"/>
-            </w:pPr>
-            <w:r>
-              <w:rPr>
-                <w:rFonts w:ascii="Arial" w:cs="Arial" w:eastAsia="Arial" w:hAnsi="Arial"/>
-                <w:color w:val="5B6477"/>
-                <w:sz w:val="19"/>
-                <w:szCs w:val="19"/>
-              </w:rPr>
-              <w:t xml:space="preserve">3.  </w:t>
-            </w:r>
-            <w:r>
-              <w:rPr>
-                <w:rFonts w:ascii="Arial" w:cs="Arial" w:eastAsia="Arial" w:hAnsi="Arial"/>
-                <w:sz w:val="19"/>
-                <w:szCs w:val="19"/>
-              </w:rPr>
-              <w:t xml:space="preserve">Another credit sale: tick 'There is a PDC' and try to save without cheque no.</w:t>
+              <w:t xml:space="preserve">New Sale → lower a price below the list price → Save.</w:t>
             </w:r>
           </w:p>
           <w:p>
@@ -2914,7 +2898,7 @@
                 <w:sz w:val="19"/>
                 <w:szCs w:val="19"/>
               </w:rPr>
-              <w:t xml:space="preserve">Dealer lists only dealers; Franchisee only franchisees. Without the tick no cheque is asked. With the tick, bank, cheque no. and date are required.</w:t>
+              <w:t xml:space="preserve">Saved, and the Owner gets a Special price approval. You never see cost.</w:t>
             </w:r>
           </w:p>
         </w:tc>
@@ -3080,7 +3064,7 @@
                 <w:sz w:val="16"/>
                 <w:szCs w:val="16"/>
               </w:rPr>
-              <w:t xml:space="preserve">SA-07</w:t>
+              <w:t xml:space="preserve">SA-06</w:t>
             </w:r>
           </w:p>
         </w:tc>
@@ -3113,7 +3097,23 @@
                 <w:sz w:val="20"/>
                 <w:szCs w:val="20"/>
               </w:rPr>
-              <w:t xml:space="preserve">Incentive paid from the sale</w:t>
+              <w:t xml:space="preserve">Credit sale, with and without PDC</w:t>
+            </w:r>
+          </w:p>
+          <w:p>
+            <w:pPr>
+              <w:spacing w:after="40" w:before="0" w:line="264"/>
+            </w:pPr>
+            <w:r>
+              <w:rPr>
+                <w:rFonts w:ascii="Arial" w:cs="Arial" w:eastAsia="Arial" w:hAnsi="Arial"/>
+                <w:i/>
+                <w:iCs/>
+                <w:color w:val="5B6477"/>
+                <w:sz w:val="15"/>
+                <w:szCs w:val="15"/>
+              </w:rPr>
+              <w:t xml:space="preserve">Flow F5 · Credit sale and collection</w:t>
             </w:r>
           </w:p>
           <w:p>
@@ -3135,7 +3135,7 @@
                 <w:sz w:val="19"/>
                 <w:szCs w:val="19"/>
               </w:rPr>
-              <w:t xml:space="preserve">New Sale → + Add incentive expense (sales, ₱50) → Save.</w:t>
+              <w:t xml:space="preserve">New Sale → payment AR / PDC → press Dealer, then Franchisee.</w:t>
             </w:r>
           </w:p>
           <w:p>
@@ -3157,7 +3157,29 @@
                 <w:sz w:val="19"/>
                 <w:szCs w:val="19"/>
               </w:rPr>
-              <w:t xml:space="preserve">Open Daily Close &amp; Deposit.</w:t>
+              <w:t xml:space="preserve">Pick a dealer, type the due date, leave 'There is a PDC' unticked → Save.</w:t>
+            </w:r>
+          </w:p>
+          <w:p>
+            <w:pPr>
+              <w:spacing w:after="20" w:before="0" w:line="264"/>
+            </w:pPr>
+            <w:r>
+              <w:rPr>
+                <w:rFonts w:ascii="Arial" w:cs="Arial" w:eastAsia="Arial" w:hAnsi="Arial"/>
+                <w:color w:val="5B6477"/>
+                <w:sz w:val="19"/>
+                <w:szCs w:val="19"/>
+              </w:rPr>
+              <w:t xml:space="preserve">3.  </w:t>
+            </w:r>
+            <w:r>
+              <w:rPr>
+                <w:rFonts w:ascii="Arial" w:cs="Arial" w:eastAsia="Arial" w:hAnsi="Arial"/>
+                <w:sz w:val="19"/>
+                <w:szCs w:val="19"/>
+              </w:rPr>
+              <w:t xml:space="preserve">Another credit sale: tick 'There is a PDC' and try to save without cheque no.</w:t>
             </w:r>
           </w:p>
           <w:p>
@@ -3181,7 +3203,7 @@
                 <w:sz w:val="19"/>
                 <w:szCs w:val="19"/>
               </w:rPr>
-              <w:t xml:space="preserve">Expected cash is ₱50 lower and the incentive shows as a branch expense.</w:t>
+              <w:t xml:space="preserve">Dealer lists only dealers; Franchisee only franchisees. Without the tick no cheque is asked. With the tick, bank, cheque no. and date are required.</w:t>
             </w:r>
           </w:p>
         </w:tc>
@@ -3347,7 +3369,7 @@
                 <w:sz w:val="16"/>
                 <w:szCs w:val="16"/>
               </w:rPr>
-              <w:t xml:space="preserve">SA-08</w:t>
+              <w:t xml:space="preserve">SA-07</w:t>
             </w:r>
           </w:p>
         </w:tc>
@@ -3380,7 +3402,7 @@
                 <w:sz w:val="20"/>
                 <w:szCs w:val="20"/>
               </w:rPr>
-              <w:t xml:space="preserve">Void before the report</w:t>
+              <w:t xml:space="preserve">Incentive paid from the sale</w:t>
             </w:r>
           </w:p>
           <w:p>
@@ -3402,7 +3424,29 @@
                 <w:sz w:val="19"/>
                 <w:szCs w:val="19"/>
               </w:rPr>
-              <w:t xml:space="preserve">Sales List → open today's sale → Void with a reason.</w:t>
+              <w:t xml:space="preserve">New Sale → + Add incentive expense (sales, ₱50) → Save.</w:t>
+            </w:r>
+          </w:p>
+          <w:p>
+            <w:pPr>
+              <w:spacing w:after="20" w:before="0" w:line="264"/>
+            </w:pPr>
+            <w:r>
+              <w:rPr>
+                <w:rFonts w:ascii="Arial" w:cs="Arial" w:eastAsia="Arial" w:hAnsi="Arial"/>
+                <w:color w:val="5B6477"/>
+                <w:sz w:val="19"/>
+                <w:szCs w:val="19"/>
+              </w:rPr>
+              <w:t xml:space="preserve">2.  </w:t>
+            </w:r>
+            <w:r>
+              <w:rPr>
+                <w:rFonts w:ascii="Arial" w:cs="Arial" w:eastAsia="Arial" w:hAnsi="Arial"/>
+                <w:sz w:val="19"/>
+                <w:szCs w:val="19"/>
+              </w:rPr>
+              <w:t xml:space="preserve">Open Daily Close &amp; Deposit.</w:t>
             </w:r>
           </w:p>
           <w:p>
@@ -3426,7 +3470,7 @@
                 <w:sz w:val="19"/>
                 <w:szCs w:val="19"/>
               </w:rPr>
-              <w:t xml:space="preserve">The sale is voided and the stock returns.</w:t>
+              <w:t xml:space="preserve">Expected cash is ₱50 lower and the incentive shows as a branch expense.</w:t>
             </w:r>
           </w:p>
         </w:tc>
@@ -3592,7 +3636,7 @@
                 <w:sz w:val="16"/>
                 <w:szCs w:val="16"/>
               </w:rPr>
-              <w:t xml:space="preserve">SA-09</w:t>
+              <w:t xml:space="preserve">SA-08</w:t>
             </w:r>
           </w:p>
         </w:tc>
@@ -3625,23 +3669,7 @@
                 <w:sz w:val="20"/>
                 <w:szCs w:val="20"/>
               </w:rPr>
-              <w:t xml:space="preserve">Request stock</w:t>
-            </w:r>
-          </w:p>
-          <w:p>
-            <w:pPr>
-              <w:spacing w:after="40" w:before="0" w:line="264"/>
-            </w:pPr>
-            <w:r>
-              <w:rPr>
-                <w:rFonts w:ascii="Arial" w:cs="Arial" w:eastAsia="Arial" w:hAnsi="Arial"/>
-                <w:i/>
-                <w:iCs/>
-                <w:color w:val="5B6477"/>
-                <w:sz w:val="15"/>
-                <w:szCs w:val="15"/>
-              </w:rPr>
-              <w:t xml:space="preserve">Flow F2 · Branch asks for stock and receives it</w:t>
+              <w:t xml:space="preserve">Void before the report</w:t>
             </w:r>
           </w:p>
           <w:p>
@@ -3663,7 +3691,7 @@
                 <w:sz w:val="19"/>
                 <w:szCs w:val="19"/>
               </w:rPr>
-              <w:t xml:space="preserve">Transfers &amp; Pull-outs → Request stock from the warehouse → items → Send.</w:t>
+              <w:t xml:space="preserve">Sales List → open today's sale → Void with a reason.</w:t>
             </w:r>
           </w:p>
           <w:p>
@@ -3687,7 +3715,7 @@
                 <w:sz w:val="19"/>
                 <w:szCs w:val="19"/>
               </w:rPr>
-              <w:t xml:space="preserve">The warehouse is notified. 'From' is fixed to your branch on your own pull-outs.</w:t>
+              <w:t xml:space="preserve">The sale is voided and the stock returns.</w:t>
             </w:r>
           </w:p>
         </w:tc>
@@ -3853,7 +3881,7 @@
                 <w:sz w:val="16"/>
                 <w:szCs w:val="16"/>
               </w:rPr>
-              <w:t xml:space="preserve">SA-10</w:t>
+              <w:t xml:space="preserve">SA-09</w:t>
             </w:r>
           </w:p>
         </w:tc>
@@ -3886,7 +3914,7 @@
                 <w:sz w:val="20"/>
                 <w:szCs w:val="20"/>
               </w:rPr>
-              <w:t xml:space="preserve">Receive a complete delivery</w:t>
+              <w:t xml:space="preserve">Request stock</w:t>
             </w:r>
           </w:p>
           <w:p>
@@ -3924,7 +3952,7 @@
                 <w:sz w:val="19"/>
                 <w:szCs w:val="19"/>
               </w:rPr>
-              <w:t xml:space="preserve">Open the incoming transfer → Tick all → Confirm receipt.</w:t>
+              <w:t xml:space="preserve">Transfers &amp; Pull-outs → Request stock from the warehouse → items → Send.</w:t>
             </w:r>
           </w:p>
           <w:p>
@@ -3948,7 +3976,7 @@
                 <w:sz w:val="19"/>
                 <w:szCs w:val="19"/>
               </w:rPr>
-              <w:t xml:space="preserve">The items are added to your stock.</w:t>
+              <w:t xml:space="preserve">The warehouse is notified. 'From' is fixed to your branch on your own pull-outs.</w:t>
             </w:r>
           </w:p>
         </w:tc>
@@ -4114,7 +4142,7 @@
                 <w:sz w:val="16"/>
                 <w:szCs w:val="16"/>
               </w:rPr>
-              <w:t xml:space="preserve">SA-11</w:t>
+              <w:t xml:space="preserve">SA-10</w:t>
             </w:r>
           </w:p>
         </w:tc>
@@ -4147,7 +4175,7 @@
                 <w:sz w:val="20"/>
                 <w:szCs w:val="20"/>
               </w:rPr>
-              <w:t xml:space="preserve">Receive with a difference</w:t>
+              <w:t xml:space="preserve">Receive a complete delivery</w:t>
             </w:r>
           </w:p>
           <w:p>
@@ -4163,7 +4191,7 @@
                 <w:sz w:val="15"/>
                 <w:szCs w:val="15"/>
               </w:rPr>
-              <w:t xml:space="preserve">Flow F3 · Transfer received with a different quantity</w:t>
+              <w:t xml:space="preserve">Flow F2 · Branch asks for stock and receives it</w:t>
             </w:r>
           </w:p>
           <w:p>
@@ -4185,51 +4213,7 @@
                 <w:sz w:val="19"/>
                 <w:szCs w:val="19"/>
               </w:rPr>
-              <w:t xml:space="preserve">Open the 2-piece transfer from the warehouse. Leave the line unticked, type 1 and 'only 1 in the box'.</w:t>
-            </w:r>
-          </w:p>
-          <w:p>
-            <w:pPr>
-              <w:spacing w:after="20" w:before="0" w:line="264"/>
-            </w:pPr>
-            <w:r>
-              <w:rPr>
-                <w:rFonts w:ascii="Arial" w:cs="Arial" w:eastAsia="Arial" w:hAnsi="Arial"/>
-                <w:color w:val="5B6477"/>
-                <w:sz w:val="19"/>
-                <w:szCs w:val="19"/>
-              </w:rPr>
-              <w:t xml:space="preserve">2.  </w:t>
-            </w:r>
-            <w:r>
-              <w:rPr>
-                <w:rFonts w:ascii="Arial" w:cs="Arial" w:eastAsia="Arial" w:hAnsi="Arial"/>
-                <w:sz w:val="19"/>
-                <w:szCs w:val="19"/>
-              </w:rPr>
-              <w:t xml:space="preserve">+ An item arrived that is not on the form → pick it, qty 1.</w:t>
-            </w:r>
-          </w:p>
-          <w:p>
-            <w:pPr>
-              <w:spacing w:after="20" w:before="0" w:line="264"/>
-            </w:pPr>
-            <w:r>
-              <w:rPr>
-                <w:rFonts w:ascii="Arial" w:cs="Arial" w:eastAsia="Arial" w:hAnsi="Arial"/>
-                <w:color w:val="5B6477"/>
-                <w:sz w:val="19"/>
-                <w:szCs w:val="19"/>
-              </w:rPr>
-              <w:t xml:space="preserve">3.  </w:t>
-            </w:r>
-            <w:r>
-              <w:rPr>
-                <w:rFonts w:ascii="Arial" w:cs="Arial" w:eastAsia="Arial" w:hAnsi="Arial"/>
-                <w:sz w:val="19"/>
-                <w:szCs w:val="19"/>
-              </w:rPr>
-              <w:t xml:space="preserve">Confirm receipt.</w:t>
+              <w:t xml:space="preserve">Open the incoming transfer → Tick all → Confirm receipt.</w:t>
             </w:r>
           </w:p>
           <w:p>
@@ -4253,7 +4237,7 @@
                 <w:sz w:val="19"/>
                 <w:szCs w:val="19"/>
               </w:rPr>
-              <w:t xml:space="preserve">Only what you received goes into stock. You are told of each step. After the decision, the -002 (and -003) forms show on the transfer.</w:t>
+              <w:t xml:space="preserve">The items are added to your stock.</w:t>
             </w:r>
           </w:p>
         </w:tc>
@@ -4419,7 +4403,7 @@
                 <w:sz w:val="16"/>
                 <w:szCs w:val="16"/>
               </w:rPr>
-              <w:t xml:space="preserve">SA-12</w:t>
+              <w:t xml:space="preserve">SA-11</w:t>
             </w:r>
           </w:p>
         </w:tc>
@@ -4452,7 +4436,7 @@
                 <w:sz w:val="20"/>
                 <w:szCs w:val="20"/>
               </w:rPr>
-              <w:t xml:space="preserve">Record a customer payment</w:t>
+              <w:t xml:space="preserve">Receive with a difference</w:t>
             </w:r>
           </w:p>
           <w:p>
@@ -4468,7 +4452,7 @@
                 <w:sz w:val="15"/>
                 <w:szCs w:val="15"/>
               </w:rPr>
-              <w:t xml:space="preserve">Flow F5 · Credit sale and collection</w:t>
+              <w:t xml:space="preserve">Flow F3 · Transfer received with a different quantity</w:t>
             </w:r>
           </w:p>
           <w:p>
@@ -4490,7 +4474,51 @@
                 <w:sz w:val="19"/>
                 <w:szCs w:val="19"/>
               </w:rPr>
-              <w:t xml:space="preserve">AR &amp; Collections → tick the invoice → amount, online, account, screenshot → Send.</w:t>
+              <w:t xml:space="preserve">Open the 2-piece transfer from the warehouse. Leave the line unticked, type 1 and 'only 1 in the box'.</w:t>
+            </w:r>
+          </w:p>
+          <w:p>
+            <w:pPr>
+              <w:spacing w:after="20" w:before="0" w:line="264"/>
+            </w:pPr>
+            <w:r>
+              <w:rPr>
+                <w:rFonts w:ascii="Arial" w:cs="Arial" w:eastAsia="Arial" w:hAnsi="Arial"/>
+                <w:color w:val="5B6477"/>
+                <w:sz w:val="19"/>
+                <w:szCs w:val="19"/>
+              </w:rPr>
+              <w:t xml:space="preserve">2.  </w:t>
+            </w:r>
+            <w:r>
+              <w:rPr>
+                <w:rFonts w:ascii="Arial" w:cs="Arial" w:eastAsia="Arial" w:hAnsi="Arial"/>
+                <w:sz w:val="19"/>
+                <w:szCs w:val="19"/>
+              </w:rPr>
+              <w:t xml:space="preserve">+ An item arrived that is not on the form → pick it, qty 1.</w:t>
+            </w:r>
+          </w:p>
+          <w:p>
+            <w:pPr>
+              <w:spacing w:after="20" w:before="0" w:line="264"/>
+            </w:pPr>
+            <w:r>
+              <w:rPr>
+                <w:rFonts w:ascii="Arial" w:cs="Arial" w:eastAsia="Arial" w:hAnsi="Arial"/>
+                <w:color w:val="5B6477"/>
+                <w:sz w:val="19"/>
+                <w:szCs w:val="19"/>
+              </w:rPr>
+              <w:t xml:space="preserve">3.  </w:t>
+            </w:r>
+            <w:r>
+              <w:rPr>
+                <w:rFonts w:ascii="Arial" w:cs="Arial" w:eastAsia="Arial" w:hAnsi="Arial"/>
+                <w:sz w:val="19"/>
+                <w:szCs w:val="19"/>
+              </w:rPr>
+              <w:t xml:space="preserve">Confirm receipt.</w:t>
             </w:r>
           </w:p>
           <w:p>
@@ -4514,7 +4542,7 @@
                 <w:sz w:val="19"/>
                 <w:szCs w:val="19"/>
               </w:rPr>
-              <w:t xml:space="preserve">It shows 'Waiting for Accounting'. If rejected, the notification gives the reason; fix and send again.</w:t>
+              <w:t xml:space="preserve">Only what you received goes into stock. You are told of each step. After the decision, the -002 (and -003) forms show on the transfer.</w:t>
             </w:r>
           </w:p>
         </w:tc>
@@ -4680,7 +4708,7 @@
                 <w:sz w:val="16"/>
                 <w:szCs w:val="16"/>
               </w:rPr>
-              <w:t xml:space="preserve">SA-13</w:t>
+              <w:t xml:space="preserve">SA-12</w:t>
             </w:r>
           </w:p>
         </w:tc>
@@ -4713,7 +4741,23 @@
                 <w:sz w:val="20"/>
                 <w:szCs w:val="20"/>
               </w:rPr>
-              <w:t xml:space="preserve">Receivables list</w:t>
+              <w:t xml:space="preserve">Record a customer payment</w:t>
+            </w:r>
+          </w:p>
+          <w:p>
+            <w:pPr>
+              <w:spacing w:after="40" w:before="0" w:line="264"/>
+            </w:pPr>
+            <w:r>
+              <w:rPr>
+                <w:rFonts w:ascii="Arial" w:cs="Arial" w:eastAsia="Arial" w:hAnsi="Arial"/>
+                <w:i/>
+                <w:iCs/>
+                <w:color w:val="5B6477"/>
+                <w:sz w:val="15"/>
+                <w:szCs w:val="15"/>
+              </w:rPr>
+              <w:t xml:space="preserve">Flow F5 · Credit sale and collection</w:t>
             </w:r>
           </w:p>
           <w:p>
@@ -4735,7 +4779,7 @@
                 <w:sz w:val="19"/>
                 <w:szCs w:val="19"/>
               </w:rPr>
-              <w:t xml:space="preserve">Dashboard and AR &amp; Collections.</w:t>
+              <w:t xml:space="preserve">AR &amp; Collections → tick the invoice → amount, online, account, screenshot → Send.</w:t>
             </w:r>
           </w:p>
           <w:p>
@@ -4759,7 +4803,7 @@
                 <w:sz w:val="19"/>
                 <w:szCs w:val="19"/>
               </w:rPr>
-              <w:t xml:space="preserve">Receivables nearest due first; overdue in red.</w:t>
+              <w:t xml:space="preserve">It shows 'Waiting for Accounting'. If rejected, the notification gives the reason; fix and send again.</w:t>
             </w:r>
           </w:p>
         </w:tc>
@@ -4925,7 +4969,7 @@
                 <w:sz w:val="16"/>
                 <w:szCs w:val="16"/>
               </w:rPr>
-              <w:t xml:space="preserve">SA-14</w:t>
+              <w:t xml:space="preserve">SA-13</w:t>
             </w:r>
           </w:p>
         </w:tc>
@@ -4958,23 +5002,7 @@
                 <w:sz w:val="20"/>
                 <w:szCs w:val="20"/>
               </w:rPr>
-              <w:t xml:space="preserve">Expense bigger than the cash on hand</w:t>
-            </w:r>
-          </w:p>
-          <w:p>
-            <w:pPr>
-              <w:spacing w:after="40" w:before="0" w:line="264"/>
-            </w:pPr>
-            <w:r>
-              <w:rPr>
-                <w:rFonts w:ascii="Arial" w:cs="Arial" w:eastAsia="Arial" w:hAnsi="Arial"/>
-                <w:i/>
-                <w:iCs/>
-                <w:color w:val="5B6477"/>
-                <w:sz w:val="15"/>
-                <w:szCs w:val="15"/>
-              </w:rPr>
-              <w:t xml:space="preserve">Flow F6 · Cash, daily close and deposit</w:t>
+              <w:t xml:space="preserve">Receivables list</w:t>
             </w:r>
           </w:p>
           <w:p>
@@ -4996,29 +5024,7 @@
                 <w:sz w:val="19"/>
                 <w:szCs w:val="19"/>
               </w:rPr>
-              <w:t xml:space="preserve">Expenses → Paid from Cash on hand → amount bigger than the cash on hand shown → Save.</w:t>
-            </w:r>
-          </w:p>
-          <w:p>
-            <w:pPr>
-              <w:spacing w:after="20" w:before="0" w:line="264"/>
-            </w:pPr>
-            <w:r>
-              <w:rPr>
-                <w:rFonts w:ascii="Arial" w:cs="Arial" w:eastAsia="Arial" w:hAnsi="Arial"/>
-                <w:color w:val="5B6477"/>
-                <w:sz w:val="19"/>
-                <w:szCs w:val="19"/>
-              </w:rPr>
-              <w:t xml:space="preserve">2.  </w:t>
-            </w:r>
-            <w:r>
-              <w:rPr>
-                <w:rFonts w:ascii="Arial" w:cs="Arial" w:eastAsia="Arial" w:hAnsi="Arial"/>
-                <w:sz w:val="19"/>
-                <w:szCs w:val="19"/>
-              </w:rPr>
-              <w:t xml:space="preserve">Press Pay from the cash fund.</w:t>
+              <w:t xml:space="preserve">Dashboard and AR &amp; Collections.</w:t>
             </w:r>
           </w:p>
           <w:p>
@@ -5042,7 +5048,7 @@
                 <w:sz w:val="19"/>
                 <w:szCs w:val="19"/>
               </w:rPr>
-              <w:t xml:space="preserve">A notice pops up and nothing is saved from cash on hand. Paying from the cash fund works.</w:t>
+              <w:t xml:space="preserve">Receivables nearest due first; overdue in red.</w:t>
             </w:r>
           </w:p>
         </w:tc>
@@ -5208,7 +5214,7 @@
                 <w:sz w:val="16"/>
                 <w:szCs w:val="16"/>
               </w:rPr>
-              <w:t xml:space="preserve">SA-15</w:t>
+              <w:t xml:space="preserve">SA-14</w:t>
             </w:r>
           </w:p>
         </w:tc>
@@ -5241,7 +5247,23 @@
                 <w:sz w:val="20"/>
                 <w:szCs w:val="20"/>
               </w:rPr>
-              <w:t xml:space="preserve">Replenish the cash fund</w:t>
+              <w:t xml:space="preserve">Expense bigger than the cash on hand</w:t>
+            </w:r>
+          </w:p>
+          <w:p>
+            <w:pPr>
+              <w:spacing w:after="40" w:before="0" w:line="264"/>
+            </w:pPr>
+            <w:r>
+              <w:rPr>
+                <w:rFonts w:ascii="Arial" w:cs="Arial" w:eastAsia="Arial" w:hAnsi="Arial"/>
+                <w:i/>
+                <w:iCs/>
+                <w:color w:val="5B6477"/>
+                <w:sz w:val="15"/>
+                <w:szCs w:val="15"/>
+              </w:rPr>
+              <w:t xml:space="preserve">Flow F6 · Cash, daily close and deposit</w:t>
             </w:r>
           </w:p>
           <w:p>
@@ -5263,7 +5285,29 @@
                 <w:sz w:val="19"/>
                 <w:szCs w:val="19"/>
               </w:rPr>
-              <w:t xml:space="preserve">Petty Cash Fund → Replenish from today's cash sales.</w:t>
+              <w:t xml:space="preserve">Expenses → Paid from Cash on hand → amount bigger than the cash on hand shown → Save.</w:t>
+            </w:r>
+          </w:p>
+          <w:p>
+            <w:pPr>
+              <w:spacing w:after="20" w:before="0" w:line="264"/>
+            </w:pPr>
+            <w:r>
+              <w:rPr>
+                <w:rFonts w:ascii="Arial" w:cs="Arial" w:eastAsia="Arial" w:hAnsi="Arial"/>
+                <w:color w:val="5B6477"/>
+                <w:sz w:val="19"/>
+                <w:szCs w:val="19"/>
+              </w:rPr>
+              <w:t xml:space="preserve">2.  </w:t>
+            </w:r>
+            <w:r>
+              <w:rPr>
+                <w:rFonts w:ascii="Arial" w:cs="Arial" w:eastAsia="Arial" w:hAnsi="Arial"/>
+                <w:sz w:val="19"/>
+                <w:szCs w:val="19"/>
+              </w:rPr>
+              <w:t xml:space="preserve">Press Pay from the cash fund.</w:t>
             </w:r>
           </w:p>
           <w:p>
@@ -5287,7 +5331,7 @@
                 <w:sz w:val="19"/>
                 <w:szCs w:val="19"/>
               </w:rPr>
-              <w:t xml:space="preserve">The fund goes up and today's cash to deposit goes down.</w:t>
+              <w:t xml:space="preserve">A notice pops up and nothing is saved from cash on hand. Paying from the cash fund works.</w:t>
             </w:r>
           </w:p>
         </w:tc>
@@ -5453,7 +5497,7 @@
                 <w:sz w:val="16"/>
                 <w:szCs w:val="16"/>
               </w:rPr>
-              <w:t xml:space="preserve">SA-16</w:t>
+              <w:t xml:space="preserve">SA-15</w:t>
             </w:r>
           </w:p>
         </w:tc>
@@ -5486,23 +5530,7 @@
                 <w:sz w:val="20"/>
                 <w:szCs w:val="20"/>
               </w:rPr>
-              <w:t xml:space="preserve">Weekly count sheet with the day's movements</w:t>
-            </w:r>
-          </w:p>
-          <w:p>
-            <w:pPr>
-              <w:spacing w:after="40" w:before="0" w:line="264"/>
-            </w:pPr>
-            <w:r>
-              <w:rPr>
-                <w:rFonts w:ascii="Arial" w:cs="Arial" w:eastAsia="Arial" w:hAnsi="Arial"/>
-                <w:i/>
-                <w:iCs/>
-                <w:color w:val="5B6477"/>
-                <w:sz w:val="15"/>
-                <w:szCs w:val="15"/>
-              </w:rPr>
-              <w:t xml:space="preserve">Flow F7 · Weekly count and discrepancy</w:t>
+              <w:t xml:space="preserve">Replenish the cash fund</w:t>
             </w:r>
           </w:p>
           <w:p>
@@ -5524,29 +5552,7 @@
                 <w:sz w:val="19"/>
                 <w:szCs w:val="19"/>
               </w:rPr>
-              <w:t xml:space="preserve">Stock Counts → Start my weekly count sheet.</w:t>
-            </w:r>
-          </w:p>
-          <w:p>
-            <w:pPr>
-              <w:spacing w:after="20" w:before="0" w:line="264"/>
-            </w:pPr>
-            <w:r>
-              <w:rPr>
-                <w:rFonts w:ascii="Arial" w:cs="Arial" w:eastAsia="Arial" w:hAnsi="Arial"/>
-                <w:color w:val="5B6477"/>
-                <w:sz w:val="19"/>
-                <w:szCs w:val="19"/>
-              </w:rPr>
-              <w:t xml:space="preserve">2.  </w:t>
-            </w:r>
-            <w:r>
-              <w:rPr>
-                <w:rFonts w:ascii="Arial" w:cs="Arial" w:eastAsia="Arial" w:hAnsi="Arial"/>
-                <w:sz w:val="19"/>
-                <w:szCs w:val="19"/>
-              </w:rPr>
-              <w:t xml:space="preserve">Look at the columns, then type the actual counts (one item short) → Submit count.</w:t>
+              <w:t xml:space="preserve">Petty Cash Fund → Replenish from today's cash sales.</w:t>
             </w:r>
           </w:p>
           <w:p>
@@ -5570,7 +5576,7 @@
                 <w:sz w:val="19"/>
                 <w:szCs w:val="19"/>
               </w:rPr>
-              <w:t xml:space="preserve">Items in the system come first. Columns show Beginning, +Received, +Transfer in, +Returns, −Sales, −Transfer out, ±Other and Expected. A 7-day case opens.</w:t>
+              <w:t xml:space="preserve">The fund goes up and today's cash to deposit goes down.</w:t>
             </w:r>
           </w:p>
         </w:tc>
@@ -5736,7 +5742,7 @@
                 <w:sz w:val="16"/>
                 <w:szCs w:val="16"/>
               </w:rPr>
-              <w:t xml:space="preserve">SA-17</w:t>
+              <w:t xml:space="preserve">SA-16</w:t>
             </w:r>
           </w:p>
         </w:tc>
@@ -5769,7 +5775,7 @@
                 <w:sz w:val="20"/>
                 <w:szCs w:val="20"/>
               </w:rPr>
-              <w:t xml:space="preserve">Explain a discrepancy</w:t>
+              <w:t xml:space="preserve">Weekly count sheet with the day's movements</w:t>
             </w:r>
           </w:p>
           <w:p>
@@ -5807,7 +5813,29 @@
                 <w:sz w:val="19"/>
                 <w:szCs w:val="19"/>
               </w:rPr>
-              <w:t xml:space="preserve">Dashboard → the case in red → Explain → type why → Send.</w:t>
+              <w:t xml:space="preserve">Stock Counts → Start my weekly count sheet.</w:t>
+            </w:r>
+          </w:p>
+          <w:p>
+            <w:pPr>
+              <w:spacing w:after="20" w:before="0" w:line="264"/>
+            </w:pPr>
+            <w:r>
+              <w:rPr>
+                <w:rFonts w:ascii="Arial" w:cs="Arial" w:eastAsia="Arial" w:hAnsi="Arial"/>
+                <w:color w:val="5B6477"/>
+                <w:sz w:val="19"/>
+                <w:szCs w:val="19"/>
+              </w:rPr>
+              <w:t xml:space="preserve">2.  </w:t>
+            </w:r>
+            <w:r>
+              <w:rPr>
+                <w:rFonts w:ascii="Arial" w:cs="Arial" w:eastAsia="Arial" w:hAnsi="Arial"/>
+                <w:sz w:val="19"/>
+                <w:szCs w:val="19"/>
+              </w:rPr>
+              <w:t xml:space="preserve">Look at the columns, then type the actual counts (one item short) → Submit count.</w:t>
             </w:r>
           </w:p>
           <w:p>
@@ -5831,7 +5859,7 @@
                 <w:sz w:val="19"/>
                 <w:szCs w:val="19"/>
               </w:rPr>
-              <w:t xml:space="preserve">It goes to the Head Auditor. Days left are shown.</w:t>
+              <w:t xml:space="preserve">Items in the system come first. Columns show Beginning, +Received, +Transfer in, +Returns, −Sales, −Transfer out, ±Other and Expected. A 7-day case opens.</w:t>
             </w:r>
           </w:p>
         </w:tc>
@@ -5997,7 +6025,7 @@
                 <w:sz w:val="16"/>
                 <w:szCs w:val="16"/>
               </w:rPr>
-              <w:t xml:space="preserve">SA-18</w:t>
+              <w:t xml:space="preserve">SA-17</w:t>
             </w:r>
           </w:p>
         </w:tc>
@@ -6030,7 +6058,7 @@
                 <w:sz w:val="20"/>
                 <w:szCs w:val="20"/>
               </w:rPr>
-              <w:t xml:space="preserve">Close the day</w:t>
+              <w:t xml:space="preserve">Explain a discrepancy</w:t>
             </w:r>
           </w:p>
           <w:p>
@@ -6046,7 +6074,7 @@
                 <w:sz w:val="15"/>
                 <w:szCs w:val="15"/>
               </w:rPr>
-              <w:t xml:space="preserve">Flow F6 · Cash, daily close and deposit</w:t>
+              <w:t xml:space="preserve">Flow F7 · Weekly count and discrepancy</w:t>
             </w:r>
           </w:p>
           <w:p>
@@ -6068,51 +6096,7 @@
                 <w:sz w:val="19"/>
                 <w:szCs w:val="19"/>
               </w:rPr>
-              <w:t xml:space="preserve">Daily Close &amp; Deposit → count by denomination → Save cash count.</w:t>
-            </w:r>
-          </w:p>
-          <w:p>
-            <w:pPr>
-              <w:spacing w:after="20" w:before="0" w:line="264"/>
-            </w:pPr>
-            <w:r>
-              <w:rPr>
-                <w:rFonts w:ascii="Arial" w:cs="Arial" w:eastAsia="Arial" w:hAnsi="Arial"/>
-                <w:color w:val="5B6477"/>
-                <w:sz w:val="19"/>
-                <w:szCs w:val="19"/>
-              </w:rPr>
-              <w:t xml:space="preserve">2.  </w:t>
-            </w:r>
-            <w:r>
-              <w:rPr>
-                <w:rFonts w:ascii="Arial" w:cs="Arial" w:eastAsia="Arial" w:hAnsi="Arial"/>
-                <w:sz w:val="19"/>
-                <w:szCs w:val="19"/>
-              </w:rPr>
-              <w:t xml:space="preserve">Daily Sales Report → Submit today's report… → tick 'true and correct' → I agree — submit.</w:t>
-            </w:r>
-          </w:p>
-          <w:p>
-            <w:pPr>
-              <w:spacing w:after="20" w:before="0" w:line="264"/>
-            </w:pPr>
-            <w:r>
-              <w:rPr>
-                <w:rFonts w:ascii="Arial" w:cs="Arial" w:eastAsia="Arial" w:hAnsi="Arial"/>
-                <w:color w:val="5B6477"/>
-                <w:sz w:val="19"/>
-                <w:szCs w:val="19"/>
-              </w:rPr>
-              <w:t xml:space="preserve">3.  </w:t>
-            </w:r>
-            <w:r>
-              <w:rPr>
-                <w:rFonts w:ascii="Arial" w:cs="Arial" w:eastAsia="Arial" w:hAnsi="Arial"/>
-                <w:sz w:val="19"/>
-                <w:szCs w:val="19"/>
-              </w:rPr>
-              <w:t xml:space="preserve">Try a new sale.</w:t>
+              <w:t xml:space="preserve">Dashboard → the case in red → Explain → type why → Send.</w:t>
             </w:r>
           </w:p>
           <w:p>
@@ -6136,7 +6120,7 @@
                 <w:sz w:val="19"/>
                 <w:szCs w:val="19"/>
               </w:rPr>
-              <w:t xml:space="preserve">The report is submitted and the day is closed: the new sale is refused.</w:t>
+              <w:t xml:space="preserve">It goes to the Head Auditor. Days left are shown.</w:t>
             </w:r>
           </w:p>
         </w:tc>
@@ -6302,7 +6286,7 @@
                 <w:sz w:val="16"/>
                 <w:szCs w:val="16"/>
               </w:rPr>
-              <w:t xml:space="preserve">SA-19</w:t>
+              <w:t xml:space="preserve">SA-18</w:t>
             </w:r>
           </w:p>
         </w:tc>
@@ -6335,7 +6319,7 @@
                 <w:sz w:val="20"/>
                 <w:szCs w:val="20"/>
               </w:rPr>
-              <w:t xml:space="preserve">Change a closed day</w:t>
+              <w:t xml:space="preserve">Close the day</w:t>
             </w:r>
           </w:p>
           <w:p>
@@ -6351,7 +6335,7 @@
                 <w:sz w:val="15"/>
                 <w:szCs w:val="15"/>
               </w:rPr>
-              <w:t xml:space="preserve">Flow F16 · Changing a closed day</w:t>
+              <w:t xml:space="preserve">Flow F6 · Cash, daily close and deposit</w:t>
             </w:r>
           </w:p>
           <w:p>
@@ -6373,7 +6357,51 @@
                 <w:sz w:val="19"/>
                 <w:szCs w:val="19"/>
               </w:rPr>
-              <w:t xml:space="preserve">Open a sale from a closed day → Void → Request post-close void.</w:t>
+              <w:t xml:space="preserve">Daily Close &amp; Deposit → count by denomination → Save cash count.</w:t>
+            </w:r>
+          </w:p>
+          <w:p>
+            <w:pPr>
+              <w:spacing w:after="20" w:before="0" w:line="264"/>
+            </w:pPr>
+            <w:r>
+              <w:rPr>
+                <w:rFonts w:ascii="Arial" w:cs="Arial" w:eastAsia="Arial" w:hAnsi="Arial"/>
+                <w:color w:val="5B6477"/>
+                <w:sz w:val="19"/>
+                <w:szCs w:val="19"/>
+              </w:rPr>
+              <w:t xml:space="preserve">2.  </w:t>
+            </w:r>
+            <w:r>
+              <w:rPr>
+                <w:rFonts w:ascii="Arial" w:cs="Arial" w:eastAsia="Arial" w:hAnsi="Arial"/>
+                <w:sz w:val="19"/>
+                <w:szCs w:val="19"/>
+              </w:rPr>
+              <w:t xml:space="preserve">Daily Sales Report → Submit today's report… → tick 'true and correct' → I agree — submit.</w:t>
+            </w:r>
+          </w:p>
+          <w:p>
+            <w:pPr>
+              <w:spacing w:after="20" w:before="0" w:line="264"/>
+            </w:pPr>
+            <w:r>
+              <w:rPr>
+                <w:rFonts w:ascii="Arial" w:cs="Arial" w:eastAsia="Arial" w:hAnsi="Arial"/>
+                <w:color w:val="5B6477"/>
+                <w:sz w:val="19"/>
+                <w:szCs w:val="19"/>
+              </w:rPr>
+              <w:t xml:space="preserve">3.  </w:t>
+            </w:r>
+            <w:r>
+              <w:rPr>
+                <w:rFonts w:ascii="Arial" w:cs="Arial" w:eastAsia="Arial" w:hAnsi="Arial"/>
+                <w:sz w:val="19"/>
+                <w:szCs w:val="19"/>
+              </w:rPr>
+              <w:t xml:space="preserve">Try a new sale.</w:t>
             </w:r>
           </w:p>
           <w:p>
@@ -6397,7 +6425,7 @@
                 <w:sz w:val="19"/>
                 <w:szCs w:val="19"/>
               </w:rPr>
-              <w:t xml:space="preserve">It needs both the Head Auditor and the Asst Auditor.</w:t>
+              <w:t xml:space="preserve">The report is submitted and the day is closed: the new sale is refused.</w:t>
             </w:r>
           </w:p>
         </w:tc>
@@ -6563,7 +6591,7 @@
                 <w:sz w:val="16"/>
                 <w:szCs w:val="16"/>
               </w:rPr>
-              <w:t xml:space="preserve">SA-20</w:t>
+              <w:t xml:space="preserve">SA-19</w:t>
             </w:r>
           </w:p>
         </w:tc>
@@ -6596,7 +6624,7 @@
                 <w:sz w:val="20"/>
                 <w:szCs w:val="20"/>
               </w:rPr>
-              <w:t xml:space="preserve">Deposit and extension</w:t>
+              <w:t xml:space="preserve">Change a closed day</w:t>
             </w:r>
           </w:p>
           <w:p>
@@ -6612,7 +6640,7 @@
                 <w:sz w:val="15"/>
                 <w:szCs w:val="15"/>
               </w:rPr>
-              <w:t xml:space="preserve">Flow F6 · Cash, daily close and deposit</w:t>
+              <w:t xml:space="preserve">Flow F16 · Changing a closed day</w:t>
             </w:r>
           </w:p>
           <w:p>
@@ -6634,29 +6662,7 @@
                 <w:sz w:val="19"/>
                 <w:szCs w:val="19"/>
               </w:rPr>
-              <w:t xml:space="preserve">Daily Close → Bank deposit: amount, account, date.</w:t>
-            </w:r>
-          </w:p>
-          <w:p>
-            <w:pPr>
-              <w:spacing w:after="20" w:before="0" w:line="264"/>
-            </w:pPr>
-            <w:r>
-              <w:rPr>
-                <w:rFonts w:ascii="Arial" w:cs="Arial" w:eastAsia="Arial" w:hAnsi="Arial"/>
-                <w:color w:val="5B6477"/>
-                <w:sz w:val="19"/>
-                <w:szCs w:val="19"/>
-              </w:rPr>
-              <w:t xml:space="preserve">2.  </w:t>
-            </w:r>
-            <w:r>
-              <w:rPr>
-                <w:rFonts w:ascii="Arial" w:cs="Arial" w:eastAsia="Arial" w:hAnsi="Arial"/>
-                <w:sz w:val="19"/>
-                <w:szCs w:val="19"/>
-              </w:rPr>
-              <w:t xml:space="preserve">On another day, Cash on Hand → Request extension → date and reason.</w:t>
+              <w:t xml:space="preserve">Open a sale from a closed day → Void → Request post-close void.</w:t>
             </w:r>
           </w:p>
           <w:p>
@@ -6680,7 +6686,7 @@
                 <w:sz w:val="19"/>
                 <w:szCs w:val="19"/>
               </w:rPr>
-              <w:t xml:space="preserve">The deposit clears that day's cash. The extension needs the Head Auditor and the Owner.</w:t>
+              <w:t xml:space="preserve">It needs both the Head Auditor and the Asst Auditor.</w:t>
             </w:r>
           </w:p>
         </w:tc>
@@ -6846,7 +6852,7 @@
                 <w:sz w:val="16"/>
                 <w:szCs w:val="16"/>
               </w:rPr>
-              <w:t xml:space="preserve">SA-21</w:t>
+              <w:t xml:space="preserve">SA-20</w:t>
             </w:r>
           </w:p>
         </w:tc>
@@ -6879,7 +6885,23 @@
                 <w:sz w:val="20"/>
                 <w:szCs w:val="20"/>
               </w:rPr>
-              <w:t xml:space="preserve">Open a document from a stock movement</w:t>
+              <w:t xml:space="preserve">Deposit and extension</w:t>
+            </w:r>
+          </w:p>
+          <w:p>
+            <w:pPr>
+              <w:spacing w:after="40" w:before="0" w:line="264"/>
+            </w:pPr>
+            <w:r>
+              <w:rPr>
+                <w:rFonts w:ascii="Arial" w:cs="Arial" w:eastAsia="Arial" w:hAnsi="Arial"/>
+                <w:i/>
+                <w:iCs/>
+                <w:color w:val="5B6477"/>
+                <w:sz w:val="15"/>
+                <w:szCs w:val="15"/>
+              </w:rPr>
+              <w:t xml:space="preserve">Flow F6 · Cash, daily close and deposit</w:t>
             </w:r>
           </w:p>
           <w:p>
@@ -6901,7 +6923,29 @@
                 <w:sz w:val="19"/>
                 <w:szCs w:val="19"/>
               </w:rPr>
-              <w:t xml:space="preserve">Inventory Reports → a product's movements → click a movement.</w:t>
+              <w:t xml:space="preserve">Daily Close → Bank deposit: amount, account, date.</w:t>
+            </w:r>
+          </w:p>
+          <w:p>
+            <w:pPr>
+              <w:spacing w:after="20" w:before="0" w:line="264"/>
+            </w:pPr>
+            <w:r>
+              <w:rPr>
+                <w:rFonts w:ascii="Arial" w:cs="Arial" w:eastAsia="Arial" w:hAnsi="Arial"/>
+                <w:color w:val="5B6477"/>
+                <w:sz w:val="19"/>
+                <w:szCs w:val="19"/>
+              </w:rPr>
+              <w:t xml:space="preserve">2.  </w:t>
+            </w:r>
+            <w:r>
+              <w:rPr>
+                <w:rFonts w:ascii="Arial" w:cs="Arial" w:eastAsia="Arial" w:hAnsi="Arial"/>
+                <w:sz w:val="19"/>
+                <w:szCs w:val="19"/>
+              </w:rPr>
+              <w:t xml:space="preserve">On another day, Cash on Hand → Request extension → date and reason.</w:t>
             </w:r>
           </w:p>
           <w:p>
@@ -6925,7 +6969,7 @@
                 <w:sz w:val="19"/>
                 <w:szCs w:val="19"/>
               </w:rPr>
-              <w:t xml:space="preserve">The DR, pull-out, transfer or other document opens.</w:t>
+              <w:t xml:space="preserve">The deposit clears that day's cash. The extension needs the Head Auditor and the Owner.</w:t>
             </w:r>
           </w:p>
         </w:tc>
@@ -7091,7 +7135,7 @@
                 <w:sz w:val="16"/>
                 <w:szCs w:val="16"/>
               </w:rPr>
-              <w:t xml:space="preserve">SA-22</w:t>
+              <w:t xml:space="preserve">SA-21</w:t>
             </w:r>
           </w:p>
         </w:tc>
@@ -7124,7 +7168,7 @@
                 <w:sz w:val="20"/>
                 <w:szCs w:val="20"/>
               </w:rPr>
-              <w:t xml:space="preserve">Return stock to the warehouse</w:t>
+              <w:t xml:space="preserve">Open a document from a stock movement</w:t>
             </w:r>
           </w:p>
           <w:p>
@@ -7146,7 +7190,7 @@
                 <w:sz w:val="19"/>
                 <w:szCs w:val="19"/>
               </w:rPr>
-              <w:t xml:space="preserve">Transfers &amp; Pull-outs → pull-out to the Warehouse → Submit.</w:t>
+              <w:t xml:space="preserve">Inventory Reports → a product's movements → click a movement.</w:t>
             </w:r>
           </w:p>
           <w:p>
@@ -7170,7 +7214,7 @@
                 <w:sz w:val="19"/>
                 <w:szCs w:val="19"/>
               </w:rPr>
-              <w:t xml:space="preserve">'From' is your branch and cannot be changed.</w:t>
+              <w:t xml:space="preserve">The DR, pull-out, transfer or other document opens.</w:t>
             </w:r>
           </w:p>
         </w:tc>
@@ -7336,7 +7380,7 @@
                 <w:sz w:val="16"/>
                 <w:szCs w:val="16"/>
               </w:rPr>
-              <w:t xml:space="preserve">SA-23</w:t>
+              <w:t xml:space="preserve">SA-22</w:t>
             </w:r>
           </w:p>
         </w:tc>
@@ -7369,7 +7413,7 @@
                 <w:sz w:val="20"/>
                 <w:szCs w:val="20"/>
               </w:rPr>
-              <w:t xml:space="preserve">Customer follow-ups</w:t>
+              <w:t xml:space="preserve">Return stock to the warehouse</w:t>
             </w:r>
           </w:p>
           <w:p>
@@ -7391,7 +7435,7 @@
                 <w:sz w:val="19"/>
                 <w:szCs w:val="19"/>
               </w:rPr>
-              <w:t xml:space="preserve">Customers &amp; Follow-ups → Re-order follow-ups → SMS or Email → Contacted.</w:t>
+              <w:t xml:space="preserve">Transfers &amp; Pull-outs → pull-out to the Warehouse → Submit.</w:t>
             </w:r>
           </w:p>
           <w:p>
@@ -7415,7 +7459,7 @@
                 <w:sz w:val="19"/>
                 <w:szCs w:val="19"/>
               </w:rPr>
-              <w:t xml:space="preserve">The Owner's message is filled in and editable. The follow-up is marked contacted.</w:t>
+              <w:t xml:space="preserve">'From' is your branch and cannot be changed.</w:t>
             </w:r>
           </w:p>
         </w:tc>
@@ -7581,7 +7625,7 @@
                 <w:sz w:val="16"/>
                 <w:szCs w:val="16"/>
               </w:rPr>
-              <w:t xml:space="preserve">SA-24</w:t>
+              <w:t xml:space="preserve">SA-23</w:t>
             </w:r>
           </w:p>
         </w:tc>
@@ -7614,7 +7658,7 @@
                 <w:sz w:val="20"/>
                 <w:szCs w:val="20"/>
               </w:rPr>
-              <w:t xml:space="preserve">Sales Report and graphs</w:t>
+              <w:t xml:space="preserve">Customer follow-ups</w:t>
             </w:r>
           </w:p>
           <w:p>
@@ -7636,7 +7680,7 @@
                 <w:sz w:val="19"/>
                 <w:szCs w:val="19"/>
               </w:rPr>
-              <w:t xml:space="preserve">Reports → Sales Report → This month → Excel. Sales Graphs.</w:t>
+              <w:t xml:space="preserve">Customers &amp; Follow-ups → Re-order follow-ups → SMS or Email → Contacted.</w:t>
             </w:r>
           </w:p>
           <w:p>
@@ -7660,7 +7704,7 @@
                 <w:sz w:val="19"/>
                 <w:szCs w:val="19"/>
               </w:rPr>
-              <w:t xml:space="preserve">Only your branch appears.</w:t>
+              <w:t xml:space="preserve">The Owner's message is filled in and editable. The follow-up is marked contacted.</w:t>
             </w:r>
           </w:p>
         </w:tc>
@@ -7826,7 +7870,7 @@
                 <w:sz w:val="16"/>
                 <w:szCs w:val="16"/>
               </w:rPr>
-              <w:t xml:space="preserve">SA-25</w:t>
+              <w:t xml:space="preserve">SA-24</w:t>
             </w:r>
           </w:p>
         </w:tc>
@@ -7859,7 +7903,7 @@
                 <w:sz w:val="20"/>
                 <w:szCs w:val="20"/>
               </w:rPr>
-              <w:t xml:space="preserve">Acknowledge a charge</w:t>
+              <w:t xml:space="preserve">Sales Report and graphs</w:t>
             </w:r>
           </w:p>
           <w:p>
@@ -7881,7 +7925,7 @@
                 <w:sz w:val="19"/>
                 <w:szCs w:val="19"/>
               </w:rPr>
-              <w:t xml:space="preserve">My Pay &amp; Charges → Acknowledge the new charge.</w:t>
+              <w:t xml:space="preserve">Reports → Sales Report → This month → Excel. Sales Graphs.</w:t>
             </w:r>
           </w:p>
           <w:p>
@@ -7905,7 +7949,7 @@
                 <w:sz w:val="19"/>
                 <w:szCs w:val="19"/>
               </w:rPr>
-              <w:t xml:space="preserve">Only your own pay and charges are shown.</w:t>
+              <w:t xml:space="preserve">Only your branch appears.</w:t>
             </w:r>
           </w:p>
         </w:tc>
@@ -8071,7 +8115,7 @@
                 <w:sz w:val="16"/>
                 <w:szCs w:val="16"/>
               </w:rPr>
-              <w:t xml:space="preserve">SA-26</w:t>
+              <w:t xml:space="preserve">SA-25</w:t>
             </w:r>
           </w:p>
         </w:tc>
@@ -8104,7 +8148,7 @@
                 <w:sz w:val="20"/>
                 <w:szCs w:val="20"/>
               </w:rPr>
-              <w:t xml:space="preserve">What you cannot see or do</w:t>
+              <w:t xml:space="preserve">Acknowledge a charge</w:t>
             </w:r>
           </w:p>
           <w:p>
@@ -8126,29 +8170,7 @@
                 <w:sz w:val="19"/>
                 <w:szCs w:val="19"/>
               </w:rPr>
-              <w:t xml:space="preserve">Look for Write-offs in the menu.</w:t>
-            </w:r>
-          </w:p>
-          <w:p>
-            <w:pPr>
-              <w:spacing w:after="20" w:before="0" w:line="264"/>
-            </w:pPr>
-            <w:r>
-              <w:rPr>
-                <w:rFonts w:ascii="Arial" w:cs="Arial" w:eastAsia="Arial" w:hAnsi="Arial"/>
-                <w:color w:val="5B6477"/>
-                <w:sz w:val="19"/>
-                <w:szCs w:val="19"/>
-              </w:rPr>
-              <w:t xml:space="preserve">2.  </w:t>
-            </w:r>
-            <w:r>
-              <w:rPr>
-                <w:rFonts w:ascii="Arial" w:cs="Arial" w:eastAsia="Arial" w:hAnsi="Arial"/>
-                <w:sz w:val="19"/>
-                <w:szCs w:val="19"/>
-              </w:rPr>
-              <w:t xml:space="preserve">Look at any stock or sale page for cost.</w:t>
+              <w:t xml:space="preserve">My Pay &amp; Charges → Acknowledge the new charge.</w:t>
             </w:r>
           </w:p>
           <w:p>
@@ -8172,7 +8194,7 @@
                 <w:sz w:val="19"/>
                 <w:szCs w:val="19"/>
               </w:rPr>
-              <w:t xml:space="preserve">No Write-offs menu, no cost anywhere, no other branch.</w:t>
+              <w:t xml:space="preserve">Only your own pay and charges are shown.</w:t>
             </w:r>
           </w:p>
         </w:tc>
@@ -8338,7 +8360,7 @@
                 <w:sz w:val="16"/>
                 <w:szCs w:val="16"/>
               </w:rPr>
-              <w:t xml:space="preserve">SA-27</w:t>
+              <w:t xml:space="preserve">SA-26</w:t>
             </w:r>
           </w:p>
         </w:tc>
@@ -8371,23 +8393,7 @@
                 <w:sz w:val="20"/>
                 <w:szCs w:val="20"/>
               </w:rPr>
-              <w:t xml:space="preserve">Credit from before GWS-ERP appears</w:t>
-            </w:r>
-          </w:p>
-          <w:p>
-            <w:pPr>
-              <w:spacing w:after="40" w:before="0" w:line="264"/>
-            </w:pPr>
-            <w:r>
-              <w:rPr>
-                <w:rFonts w:ascii="Arial" w:cs="Arial" w:eastAsia="Arial" w:hAnsi="Arial"/>
-                <w:i/>
-                <w:iCs/>
-                <w:color w:val="5B6477"/>
-                <w:sz w:val="15"/>
-                <w:szCs w:val="15"/>
-              </w:rPr>
-              <w:t xml:space="preserve">Flow F17 · Opening AR from before GWS-ERP</w:t>
+              <w:t xml:space="preserve">What you cannot see or do</w:t>
             </w:r>
           </w:p>
           <w:p>
@@ -8409,7 +8415,29 @@
                 <w:sz w:val="19"/>
                 <w:szCs w:val="19"/>
               </w:rPr>
-              <w:t xml:space="preserve">After the Owner approves the opening AR for West Ave, open the bell, then AR &amp; Collections.</w:t>
+              <w:t xml:space="preserve">Look for Write-offs in the menu.</w:t>
+            </w:r>
+          </w:p>
+          <w:p>
+            <w:pPr>
+              <w:spacing w:after="20" w:before="0" w:line="264"/>
+            </w:pPr>
+            <w:r>
+              <w:rPr>
+                <w:rFonts w:ascii="Arial" w:cs="Arial" w:eastAsia="Arial" w:hAnsi="Arial"/>
+                <w:color w:val="5B6477"/>
+                <w:sz w:val="19"/>
+                <w:szCs w:val="19"/>
+              </w:rPr>
+              <w:t xml:space="preserve">2.  </w:t>
+            </w:r>
+            <w:r>
+              <w:rPr>
+                <w:rFonts w:ascii="Arial" w:cs="Arial" w:eastAsia="Arial" w:hAnsi="Arial"/>
+                <w:sz w:val="19"/>
+                <w:szCs w:val="19"/>
+              </w:rPr>
+              <w:t xml:space="preserve">Look at any stock or sale page for cost.</w:t>
             </w:r>
           </w:p>
           <w:p>
@@ -8433,7 +8461,7 @@
                 <w:sz w:val="19"/>
                 <w:szCs w:val="19"/>
               </w:rPr>
-              <w:t xml:space="preserve">A notification names the customer, DR/SI and amount. The invoice is listed with its due date (overdue in red) and can be collected like any credit sale.</w:t>
+              <w:t xml:space="preserve">No Write-offs menu, no cost anywhere, no other branch.</w:t>
             </w:r>
           </w:p>
         </w:tc>
@@ -8599,7 +8627,7 @@
                 <w:sz w:val="16"/>
                 <w:szCs w:val="16"/>
               </w:rPr>
-              <w:t xml:space="preserve">SA-28</w:t>
+              <w:t xml:space="preserve">SA-27</w:t>
             </w:r>
           </w:p>
         </w:tc>
@@ -8632,7 +8660,7 @@
                 <w:sz w:val="20"/>
                 <w:szCs w:val="20"/>
               </w:rPr>
-              <w:t xml:space="preserve">Choose the flavor / expiry and review the sale</w:t>
+              <w:t xml:space="preserve">Credit from before GWS-ERP appears</w:t>
             </w:r>
           </w:p>
           <w:p>
@@ -8648,7 +8676,7 @@
                 <w:sz w:val="15"/>
                 <w:szCs w:val="15"/>
               </w:rPr>
-              <w:t xml:space="preserve">Flow F18 · Flavors, expiry and the Owner's approval</w:t>
+              <w:t xml:space="preserve">Flow F17 · Opening AR from before GWS-ERP</w:t>
             </w:r>
           </w:p>
           <w:p>
@@ -8670,73 +8698,7 @@
                 <w:sz w:val="19"/>
                 <w:szCs w:val="19"/>
               </w:rPr>
-              <w:t xml:space="preserve">New Sale → search an item: only items with stock at your branch are listed, with the quantity.</w:t>
-            </w:r>
-          </w:p>
-          <w:p>
-            <w:pPr>
-              <w:spacing w:after="20" w:before="0" w:line="264"/>
-            </w:pPr>
-            <w:r>
-              <w:rPr>
-                <w:rFonts w:ascii="Arial" w:cs="Arial" w:eastAsia="Arial" w:hAnsi="Arial"/>
-                <w:color w:val="5B6477"/>
-                <w:sz w:val="19"/>
-                <w:szCs w:val="19"/>
-              </w:rPr>
-              <w:t xml:space="preserve">2.  </w:t>
-            </w:r>
-            <w:r>
-              <w:rPr>
-                <w:rFonts w:ascii="Arial" w:cs="Arial" w:eastAsia="Arial" w:hAnsi="Arial"/>
-                <w:sz w:val="19"/>
-                <w:szCs w:val="19"/>
-              </w:rPr>
-              <w:t xml:space="preserve">Pick an item with two flavors or expiry dates → choose one.</w:t>
-            </w:r>
-          </w:p>
-          <w:p>
-            <w:pPr>
-              <w:spacing w:after="20" w:before="0" w:line="264"/>
-            </w:pPr>
-            <w:r>
-              <w:rPr>
-                <w:rFonts w:ascii="Arial" w:cs="Arial" w:eastAsia="Arial" w:hAnsi="Arial"/>
-                <w:color w:val="5B6477"/>
-                <w:sz w:val="19"/>
-                <w:szCs w:val="19"/>
-              </w:rPr>
-              <w:t xml:space="preserve">3.  </w:t>
-            </w:r>
-            <w:r>
-              <w:rPr>
-                <w:rFonts w:ascii="Arial" w:cs="Arial" w:eastAsia="Arial" w:hAnsi="Arial"/>
-                <w:sz w:val="19"/>
-                <w:szCs w:val="19"/>
-              </w:rPr>
-              <w:t xml:space="preserve">Type more than what is left of it.</w:t>
-            </w:r>
-          </w:p>
-          <w:p>
-            <w:pPr>
-              <w:spacing w:after="20" w:before="0" w:line="264"/>
-            </w:pPr>
-            <w:r>
-              <w:rPr>
-                <w:rFonts w:ascii="Arial" w:cs="Arial" w:eastAsia="Arial" w:hAnsi="Arial"/>
-                <w:color w:val="5B6477"/>
-                <w:sz w:val="19"/>
-                <w:szCs w:val="19"/>
-              </w:rPr>
-              <w:t xml:space="preserve">4.  </w:t>
-            </w:r>
-            <w:r>
-              <w:rPr>
-                <w:rFonts w:ascii="Arial" w:cs="Arial" w:eastAsia="Arial" w:hAnsi="Arial"/>
-                <w:sz w:val="19"/>
-                <w:szCs w:val="19"/>
-              </w:rPr>
-              <w:t xml:space="preserve">Review sale → check every detail → Confirm and save sale.</w:t>
+              <w:t xml:space="preserve">After the Owner approves the opening AR for West Ave, open the bell, then AR &amp; Collections.</w:t>
             </w:r>
           </w:p>
           <w:p>
@@ -8760,7 +8722,7 @@
                 <w:sz w:val="19"/>
                 <w:szCs w:val="19"/>
               </w:rPr>
-              <w:t xml:space="preserve">Items at 0 are not listed. The line shows the flavor, expiry and quantity left; too many shows a red warning. The sale is saved only after Confirm.</w:t>
+              <w:t xml:space="preserve">A notification names the customer, DR/SI and amount. The invoice is listed with its due date (overdue in red) and can be collected like any credit sale.</w:t>
             </w:r>
           </w:p>
         </w:tc>
@@ -8926,7 +8888,7 @@
                 <w:sz w:val="16"/>
                 <w:szCs w:val="16"/>
               </w:rPr>
-              <w:t xml:space="preserve">SA-29</w:t>
+              <w:t xml:space="preserve">SA-28</w:t>
             </w:r>
           </w:p>
         </w:tc>
@@ -8959,7 +8921,23 @@
                 <w:sz w:val="20"/>
                 <w:szCs w:val="20"/>
               </w:rPr>
-              <w:t xml:space="preserve">Review the Daily Sales Report before submitting</w:t>
+              <w:t xml:space="preserve">Choose the flavor / expiry and review the sale</w:t>
+            </w:r>
+          </w:p>
+          <w:p>
+            <w:pPr>
+              <w:spacing w:after="40" w:before="0" w:line="264"/>
+            </w:pPr>
+            <w:r>
+              <w:rPr>
+                <w:rFonts w:ascii="Arial" w:cs="Arial" w:eastAsia="Arial" w:hAnsi="Arial"/>
+                <w:i/>
+                <w:iCs/>
+                <w:color w:val="5B6477"/>
+                <w:sz w:val="15"/>
+                <w:szCs w:val="15"/>
+              </w:rPr>
+              <w:t xml:space="preserve">Flow F18 · Flavors, expiry and the Owner's approval</w:t>
             </w:r>
           </w:p>
           <w:p>
@@ -8981,7 +8959,7 @@
                 <w:sz w:val="19"/>
                 <w:szCs w:val="19"/>
               </w:rPr>
-              <w:t xml:space="preserve">Daily Sales Report → Review report (Excel).</w:t>
+              <w:t xml:space="preserve">New Sale → search an item: only items with stock at your branch are listed, with the quantity.</w:t>
             </w:r>
           </w:p>
           <w:p>
@@ -9003,7 +8981,51 @@
                 <w:sz w:val="19"/>
                 <w:szCs w:val="19"/>
               </w:rPr>
-              <w:t xml:space="preserve">Submit today's report… → try I agree without ticking the review list.</w:t>
+              <w:t xml:space="preserve">Pick an item with two flavors or expiry dates → choose one.</w:t>
+            </w:r>
+          </w:p>
+          <w:p>
+            <w:pPr>
+              <w:spacing w:after="20" w:before="0" w:line="264"/>
+            </w:pPr>
+            <w:r>
+              <w:rPr>
+                <w:rFonts w:ascii="Arial" w:cs="Arial" w:eastAsia="Arial" w:hAnsi="Arial"/>
+                <w:color w:val="5B6477"/>
+                <w:sz w:val="19"/>
+                <w:szCs w:val="19"/>
+              </w:rPr>
+              <w:t xml:space="preserve">3.  </w:t>
+            </w:r>
+            <w:r>
+              <w:rPr>
+                <w:rFonts w:ascii="Arial" w:cs="Arial" w:eastAsia="Arial" w:hAnsi="Arial"/>
+                <w:sz w:val="19"/>
+                <w:szCs w:val="19"/>
+              </w:rPr>
+              <w:t xml:space="preserve">Type more than what is left of it.</w:t>
+            </w:r>
+          </w:p>
+          <w:p>
+            <w:pPr>
+              <w:spacing w:after="20" w:before="0" w:line="264"/>
+            </w:pPr>
+            <w:r>
+              <w:rPr>
+                <w:rFonts w:ascii="Arial" w:cs="Arial" w:eastAsia="Arial" w:hAnsi="Arial"/>
+                <w:color w:val="5B6477"/>
+                <w:sz w:val="19"/>
+                <w:szCs w:val="19"/>
+              </w:rPr>
+              <w:t xml:space="preserve">4.  </w:t>
+            </w:r>
+            <w:r>
+              <w:rPr>
+                <w:rFonts w:ascii="Arial" w:cs="Arial" w:eastAsia="Arial" w:hAnsi="Arial"/>
+                <w:sz w:val="19"/>
+                <w:szCs w:val="19"/>
+              </w:rPr>
+              <w:t xml:space="preserve">Review sale → check every detail → Confirm and save sale.</w:t>
             </w:r>
           </w:p>
           <w:p>
@@ -9027,7 +9049,7 @@
                 <w:sz w:val="19"/>
                 <w:szCs w:val="19"/>
               </w:rPr>
-              <w:t xml:space="preserve">The button stays off until the four review items and the acknowledgement are ticked.</w:t>
+              <w:t xml:space="preserve">Items at 0 are not listed. The line shows the flavor, expiry and quantity left; too many shows a red warning. The sale is saved only after Confirm.</w:t>
             </w:r>
           </w:p>
         </w:tc>
@@ -9193,7 +9215,7 @@
                 <w:sz w:val="16"/>
                 <w:szCs w:val="16"/>
               </w:rPr>
-              <w:t xml:space="preserve">SA-30</w:t>
+              <w:t xml:space="preserve">SA-29</w:t>
             </w:r>
           </w:p>
         </w:tc>
@@ -9226,23 +9248,7 @@
                 <w:sz w:val="20"/>
                 <w:szCs w:val="20"/>
               </w:rPr>
-              <w:t xml:space="preserve">Change a closed day</w:t>
-            </w:r>
-          </w:p>
-          <w:p>
-            <w:pPr>
-              <w:spacing w:after="40" w:before="0" w:line="264"/>
-            </w:pPr>
-            <w:r>
-              <w:rPr>
-                <w:rFonts w:ascii="Arial" w:cs="Arial" w:eastAsia="Arial" w:hAnsi="Arial"/>
-                <w:i/>
-                <w:iCs/>
-                <w:color w:val="5B6477"/>
-                <w:sz w:val="15"/>
-                <w:szCs w:val="15"/>
-              </w:rPr>
-              <w:t xml:space="preserve">Flow F20 · Everyone told of a post-close edit</w:t>
+              <w:t xml:space="preserve">Review the Daily Sales Report before submitting</w:t>
             </w:r>
           </w:p>
           <w:p>
@@ -9264,7 +9270,7 @@
                 <w:sz w:val="19"/>
                 <w:szCs w:val="19"/>
               </w:rPr>
-              <w:t xml:space="preserve">After submitting the Daily Sales Report: Daily Close &amp; Deposit → Change a closed day → choose a sale.</w:t>
+              <w:t xml:space="preserve">Daily Sales Report → Review report (Excel).</w:t>
             </w:r>
           </w:p>
           <w:p>
@@ -9286,7 +9292,7 @@
                 <w:sz w:val="19"/>
                 <w:szCs w:val="19"/>
               </w:rPr>
-              <w:t xml:space="preserve">Correct details (DR / SI no.), try to send without a reason, then choose a reason → Send.</w:t>
+              <w:t xml:space="preserve">Submit today's report… → try I agree without ticking the review list.</w:t>
             </w:r>
           </w:p>
           <w:p>
@@ -9310,7 +9316,7 @@
                 <w:sz w:val="19"/>
                 <w:szCs w:val="19"/>
               </w:rPr>
-              <w:t xml:space="preserve">The card shows the approvers (Head Auditor and Asst Auditor). A reason is required. Nothing changes until approved.</w:t>
+              <w:t xml:space="preserve">The button stays off until the four review items and the acknowledgement are ticked.</w:t>
             </w:r>
           </w:p>
         </w:tc>
@@ -9476,7 +9482,7 @@
                 <w:sz w:val="16"/>
                 <w:szCs w:val="16"/>
               </w:rPr>
-              <w:t xml:space="preserve">SA-31</w:t>
+              <w:t xml:space="preserve">SA-30</w:t>
             </w:r>
           </w:p>
         </w:tc>
@@ -9509,7 +9515,23 @@
                 <w:sz w:val="20"/>
                 <w:szCs w:val="20"/>
               </w:rPr>
-              <w:t xml:space="preserve">Credit-card price</w:t>
+              <w:t xml:space="preserve">Change a closed day</w:t>
+            </w:r>
+          </w:p>
+          <w:p>
+            <w:pPr>
+              <w:spacing w:after="40" w:before="0" w:line="264"/>
+            </w:pPr>
+            <w:r>
+              <w:rPr>
+                <w:rFonts w:ascii="Arial" w:cs="Arial" w:eastAsia="Arial" w:hAnsi="Arial"/>
+                <w:i/>
+                <w:iCs/>
+                <w:color w:val="5B6477"/>
+                <w:sz w:val="15"/>
+                <w:szCs w:val="15"/>
+              </w:rPr>
+              <w:t xml:space="preserve">Flow F20 · Everyone told of a post-close edit</w:t>
             </w:r>
           </w:p>
           <w:p>
@@ -9531,7 +9553,7 @@
                 <w:sz w:val="19"/>
                 <w:szCs w:val="19"/>
               </w:rPr>
-              <w:t xml:space="preserve">New Sale → choose a retail item → payment Card.</w:t>
+              <w:t xml:space="preserve">After submitting the Daily Sales Report: Daily Close &amp; Deposit → Change a closed day → choose a sale.</w:t>
             </w:r>
           </w:p>
           <w:p>
@@ -9553,7 +9575,7 @@
                 <w:sz w:val="19"/>
                 <w:szCs w:val="19"/>
               </w:rPr>
-              <w:t xml:space="preserve">Compare the price with the same item paid in Cash.</w:t>
+              <w:t xml:space="preserve">Correct details (DR / SI no.), try to send without a reason, then choose a reason → Send.</w:t>
             </w:r>
           </w:p>
           <w:p>
@@ -9577,7 +9599,7 @@
                 <w:sz w:val="19"/>
                 <w:szCs w:val="19"/>
               </w:rPr>
-              <w:t xml:space="preserve">The card price is the SRP ÷ 0.96 (about 4% more), with centavos. Cash stays at SRP.</w:t>
+              <w:t xml:space="preserve">The card shows the approvers (Head Auditor and Asst Auditor). A reason is required. Nothing changes until approved.</w:t>
             </w:r>
           </w:p>
         </w:tc>
@@ -9743,7 +9765,7 @@
                 <w:sz w:val="16"/>
                 <w:szCs w:val="16"/>
               </w:rPr>
-              <w:t xml:space="preserve">SA-32</w:t>
+              <w:t xml:space="preserve">SA-31</w:t>
             </w:r>
           </w:p>
         </w:tc>
@@ -9776,23 +9798,7 @@
                 <w:sz w:val="20"/>
                 <w:szCs w:val="20"/>
               </w:rPr>
-              <w:t xml:space="preserve">6-Pack sticker and redeeming a card</w:t>
-            </w:r>
-          </w:p>
-          <w:p>
-            <w:pPr>
-              <w:spacing w:after="40" w:before="0" w:line="264"/>
-            </w:pPr>
-            <w:r>
-              <w:rPr>
-                <w:rFonts w:ascii="Arial" w:cs="Arial" w:eastAsia="Arial" w:hAnsi="Arial"/>
-                <w:i/>
-                <w:iCs/>
-                <w:color w:val="5B6477"/>
-                <w:sz w:val="15"/>
-                <w:szCs w:val="15"/>
-              </w:rPr>
-              <w:t xml:space="preserve">Flow F23 · 6-Pack Card and the override</w:t>
+              <w:t xml:space="preserve">Credit-card price</w:t>
             </w:r>
           </w:p>
           <w:p>
@@ -9814,7 +9820,7 @@
                 <w:sz w:val="19"/>
                 <w:szCs w:val="19"/>
               </w:rPr>
-              <w:t xml:space="preserve">New Sale → tick 6-Pack sticker given → type the customer name and mobile number → Save.</w:t>
+              <w:t xml:space="preserve">New Sale → choose a retail item → payment Card.</w:t>
             </w:r>
           </w:p>
           <w:p>
@@ -9836,29 +9842,7 @@
                 <w:sz w:val="19"/>
                 <w:szCs w:val="19"/>
               </w:rPr>
-              <w:t xml:space="preserve">Open 6-Pack Card. Find the customer; when the stickers reach six, press Redeem a card, complete name, email and address → Redeem.</w:t>
-            </w:r>
-          </w:p>
-          <w:p>
-            <w:pPr>
-              <w:spacing w:after="20" w:before="0" w:line="264"/>
-            </w:pPr>
-            <w:r>
-              <w:rPr>
-                <w:rFonts w:ascii="Arial" w:cs="Arial" w:eastAsia="Arial" w:hAnsi="Arial"/>
-                <w:color w:val="5B6477"/>
-                <w:sz w:val="19"/>
-                <w:szCs w:val="19"/>
-              </w:rPr>
-              <w:t xml:space="preserve">3.  </w:t>
-            </w:r>
-            <w:r>
-              <w:rPr>
-                <w:rFonts w:ascii="Arial" w:cs="Arial" w:eastAsia="Arial" w:hAnsi="Arial"/>
-                <w:sz w:val="19"/>
-                <w:szCs w:val="19"/>
-              </w:rPr>
-              <w:t xml:space="preserve">Open Daily Close and look at the expenses.</w:t>
+              <w:t xml:space="preserve">Compare the price with the same item paid in Cash.</w:t>
             </w:r>
           </w:p>
           <w:p>
@@ -9882,7 +9866,7 @@
                 <w:sz w:val="19"/>
                 <w:szCs w:val="19"/>
               </w:rPr>
-              <w:t xml:space="preserve">A sticker is recorded for each supplement on the DR. The ₱300 card appears as a 6-Pack Card expense of your branch, tagged to the customer. Missing customer data stops you with a clear message.</w:t>
+              <w:t xml:space="preserve">The card price is the SRP ÷ 0.96 (about 4% more), with centavos. Cash stays at SRP.</w:t>
             </w:r>
           </w:p>
         </w:tc>
@@ -10048,7 +10032,7 @@
                 <w:sz w:val="16"/>
                 <w:szCs w:val="16"/>
               </w:rPr>
-              <w:t xml:space="preserve">SA-33</w:t>
+              <w:t xml:space="preserve">SA-32</w:t>
             </w:r>
           </w:p>
         </w:tc>
@@ -10081,7 +10065,7 @@
                 <w:sz w:val="20"/>
                 <w:szCs w:val="20"/>
               </w:rPr>
-              <w:t xml:space="preserve">Cash deposit with the slip</w:t>
+              <w:t xml:space="preserve">6-Pack sticker and redeeming a card</w:t>
             </w:r>
           </w:p>
           <w:p>
@@ -10097,7 +10081,7 @@
                 <w:sz w:val="15"/>
                 <w:szCs w:val="15"/>
               </w:rPr>
-              <w:t xml:space="preserve">Flow F22 · Cash deposit slip and its two checks</w:t>
+              <w:t xml:space="preserve">Flow F23 · 6-Pack Card and the override</w:t>
             </w:r>
           </w:p>
           <w:p>
@@ -10119,7 +10103,7 @@
                 <w:sz w:val="19"/>
                 <w:szCs w:val="19"/>
               </w:rPr>
-              <w:t xml:space="preserve">Open Daily Close &amp; Deposit. Look at the calendar: coloured days still have cash to deposit.</w:t>
+              <w:t xml:space="preserve">New Sale → tick 6-Pack sticker given → type the customer name and mobile number → Save.</w:t>
             </w:r>
           </w:p>
           <w:p>
@@ -10141,7 +10125,7 @@
                 <w:sz w:val="19"/>
                 <w:szCs w:val="19"/>
               </w:rPr>
-              <w:t xml:space="preserve">Press a coloured date (or the box beside the calendar). Choose the bank, type the amount, try Record deposit without a slip.</w:t>
+              <w:t xml:space="preserve">Open 6-Pack Card. Find the customer; when the stickers reach six, press Redeem a card, complete name, email and address → Redeem.</w:t>
             </w:r>
           </w:p>
           <w:p>
@@ -10163,7 +10147,7 @@
                 <w:sz w:val="19"/>
                 <w:szCs w:val="19"/>
               </w:rPr>
-              <w:t xml:space="preserve">Attach the deposit slip → Record deposit. Look at the list of deposits below.</w:t>
+              <w:t xml:space="preserve">Open Daily Close and look at the expenses.</w:t>
             </w:r>
           </w:p>
           <w:p>
@@ -10187,7 +10171,7 @@
                 <w:sz w:val="19"/>
                 <w:szCs w:val="19"/>
               </w:rPr>
-              <w:t xml:space="preserve">Without the slip: "Attach the slip first." With it, the deposit is listed with View slip and its checking status (Audit, then Accounting).</w:t>
+              <w:t xml:space="preserve">A sticker is recorded for each supplement on the DR. The ₱300 card appears as a 6-Pack Card expense of your branch, tagged to the customer. Missing customer data stops you with a clear message.</w:t>
             </w:r>
           </w:p>
         </w:tc>
@@ -10353,7 +10337,7 @@
                 <w:sz w:val="16"/>
                 <w:szCs w:val="16"/>
               </w:rPr>
-              <w:t xml:space="preserve">SA-34</w:t>
+              <w:t xml:space="preserve">SA-33</w:t>
             </w:r>
           </w:p>
         </w:tc>
@@ -10386,7 +10370,7 @@
                 <w:sz w:val="20"/>
                 <w:szCs w:val="20"/>
               </w:rPr>
-              <w:t xml:space="preserve">A slip that was not accepted</w:t>
+              <w:t xml:space="preserve">Cash deposit with the slip</w:t>
             </w:r>
           </w:p>
           <w:p>
@@ -10424,7 +10408,51 @@
                 <w:sz w:val="19"/>
                 <w:szCs w:val="19"/>
               </w:rPr>
-              <w:t xml:space="preserve">After the Audit or Accounting Associate rejects your slip, open Notifications and Daily Close &amp; Deposit.</w:t>
+              <w:t xml:space="preserve">Open Daily Close &amp; Deposit. Look at the calendar: coloured days still have cash to deposit.</w:t>
+            </w:r>
+          </w:p>
+          <w:p>
+            <w:pPr>
+              <w:spacing w:after="20" w:before="0" w:line="264"/>
+            </w:pPr>
+            <w:r>
+              <w:rPr>
+                <w:rFonts w:ascii="Arial" w:cs="Arial" w:eastAsia="Arial" w:hAnsi="Arial"/>
+                <w:color w:val="5B6477"/>
+                <w:sz w:val="19"/>
+                <w:szCs w:val="19"/>
+              </w:rPr>
+              <w:t xml:space="preserve">2.  </w:t>
+            </w:r>
+            <w:r>
+              <w:rPr>
+                <w:rFonts w:ascii="Arial" w:cs="Arial" w:eastAsia="Arial" w:hAnsi="Arial"/>
+                <w:sz w:val="19"/>
+                <w:szCs w:val="19"/>
+              </w:rPr>
+              <w:t xml:space="preserve">Press a coloured date (or the box beside the calendar). Choose the bank, type the amount, try Record deposit without a slip.</w:t>
+            </w:r>
+          </w:p>
+          <w:p>
+            <w:pPr>
+              <w:spacing w:after="20" w:before="0" w:line="264"/>
+            </w:pPr>
+            <w:r>
+              <w:rPr>
+                <w:rFonts w:ascii="Arial" w:cs="Arial" w:eastAsia="Arial" w:hAnsi="Arial"/>
+                <w:color w:val="5B6477"/>
+                <w:sz w:val="19"/>
+                <w:szCs w:val="19"/>
+              </w:rPr>
+              <w:t xml:space="preserve">3.  </w:t>
+            </w:r>
+            <w:r>
+              <w:rPr>
+                <w:rFonts w:ascii="Arial" w:cs="Arial" w:eastAsia="Arial" w:hAnsi="Arial"/>
+                <w:sz w:val="19"/>
+                <w:szCs w:val="19"/>
+              </w:rPr>
+              <w:t xml:space="preserve">Attach the deposit slip → Record deposit. Look at the list of deposits below.</w:t>
             </w:r>
           </w:p>
           <w:p>
@@ -10448,7 +10476,7 @@
                 <w:sz w:val="19"/>
                 <w:szCs w:val="19"/>
               </w:rPr>
-              <w:t xml:space="preserve">You see the reason. Attach the correct slip and record the deposit again.</w:t>
+              <w:t xml:space="preserve">Without the slip: "Attach the slip first." With it, the deposit is listed with View slip and its checking status (Audit, then Accounting).</w:t>
             </w:r>
           </w:p>
         </w:tc>
@@ -10614,7 +10642,7 @@
                 <w:sz w:val="16"/>
                 <w:szCs w:val="16"/>
               </w:rPr>
-              <w:t xml:space="preserve">SA-35</w:t>
+              <w:t xml:space="preserve">SA-34</w:t>
             </w:r>
           </w:p>
         </w:tc>
@@ -10647,7 +10675,23 @@
                 <w:sz w:val="20"/>
                 <w:szCs w:val="20"/>
               </w:rPr>
-              <w:t xml:space="preserve">Cash on Hand shows the pending days</w:t>
+              <w:t xml:space="preserve">A slip that was not accepted</w:t>
+            </w:r>
+          </w:p>
+          <w:p>
+            <w:pPr>
+              <w:spacing w:after="40" w:before="0" w:line="264"/>
+            </w:pPr>
+            <w:r>
+              <w:rPr>
+                <w:rFonts w:ascii="Arial" w:cs="Arial" w:eastAsia="Arial" w:hAnsi="Arial"/>
+                <w:i/>
+                <w:iCs/>
+                <w:color w:val="5B6477"/>
+                <w:sz w:val="15"/>
+                <w:szCs w:val="15"/>
+              </w:rPr>
+              <w:t xml:space="preserve">Flow F22 · Cash deposit slip and its two checks</w:t>
             </w:r>
           </w:p>
           <w:p>
@@ -10669,7 +10713,7 @@
                 <w:sz w:val="19"/>
                 <w:szCs w:val="19"/>
               </w:rPr>
-              <w:t xml:space="preserve">Open Cash on Hand.</w:t>
+              <w:t xml:space="preserve">After the Audit or Accounting Associate rejects your slip, open Notifications and Daily Close &amp; Deposit.</w:t>
             </w:r>
           </w:p>
           <w:p>
@@ -10693,7 +10737,7 @@
                 <w:sz w:val="19"/>
                 <w:szCs w:val="19"/>
               </w:rPr>
-              <w:t xml:space="preserve">Each day with undeposited cash is listed with its amount; you can go on to deposit it from Daily Close &amp; Deposit.</w:t>
+              <w:t xml:space="preserve">You see the reason. Attach the correct slip and record the deposit again.</w:t>
             </w:r>
           </w:p>
         </w:tc>
@@ -10859,7 +10903,7 @@
                 <w:sz w:val="16"/>
                 <w:szCs w:val="16"/>
               </w:rPr>
-              <w:t xml:space="preserve">SA-36</w:t>
+              <w:t xml:space="preserve">SA-35</w:t>
             </w:r>
           </w:p>
         </w:tc>
@@ -10892,7 +10936,7 @@
                 <w:sz w:val="20"/>
                 <w:szCs w:val="20"/>
               </w:rPr>
-              <w:t xml:space="preserve">Change your own password</w:t>
+              <w:t xml:space="preserve">Cash on Hand shows the pending days</w:t>
             </w:r>
           </w:p>
           <w:p>
@@ -10914,51 +10958,7 @@
                 <w:sz w:val="19"/>
                 <w:szCs w:val="19"/>
               </w:rPr>
-              <w:t xml:space="preserve">Press the key icon at the top right (Change my password).</w:t>
-            </w:r>
-          </w:p>
-          <w:p>
-            <w:pPr>
-              <w:spacing w:after="20" w:before="0" w:line="264"/>
-            </w:pPr>
-            <w:r>
-              <w:rPr>
-                <w:rFonts w:ascii="Arial" w:cs="Arial" w:eastAsia="Arial" w:hAnsi="Arial"/>
-                <w:color w:val="5B6477"/>
-                <w:sz w:val="19"/>
-                <w:szCs w:val="19"/>
-              </w:rPr>
-              <w:t xml:space="preserve">2.  </w:t>
-            </w:r>
-            <w:r>
-              <w:rPr>
-                <w:rFonts w:ascii="Arial" w:cs="Arial" w:eastAsia="Arial" w:hAnsi="Arial"/>
-                <w:sz w:val="19"/>
-                <w:szCs w:val="19"/>
-              </w:rPr>
-              <w:t xml:space="preserve">Type the current password and a new one of 10 or more characters, twice → Change password.</w:t>
-            </w:r>
-          </w:p>
-          <w:p>
-            <w:pPr>
-              <w:spacing w:after="20" w:before="0" w:line="264"/>
-            </w:pPr>
-            <w:r>
-              <w:rPr>
-                <w:rFonts w:ascii="Arial" w:cs="Arial" w:eastAsia="Arial" w:hAnsi="Arial"/>
-                <w:color w:val="5B6477"/>
-                <w:sz w:val="19"/>
-                <w:szCs w:val="19"/>
-              </w:rPr>
-              <w:t xml:space="preserve">3.  </w:t>
-            </w:r>
-            <w:r>
-              <w:rPr>
-                <w:rFonts w:ascii="Arial" w:cs="Arial" w:eastAsia="Arial" w:hAnsi="Arial"/>
-                <w:sz w:val="19"/>
-                <w:szCs w:val="19"/>
-              </w:rPr>
-              <w:t xml:space="preserve">Sign out and sign in again with the new password. Then change it back to ChangeMe!2026 for the next tester.</w:t>
+              <w:t xml:space="preserve">Open Cash on Hand.</w:t>
             </w:r>
           </w:p>
           <w:p>
@@ -10982,7 +10982,7 @@
                 <w:sz w:val="19"/>
                 <w:szCs w:val="19"/>
               </w:rPr>
-              <w:t xml:space="preserve">The new password works. Nobody else can see it. HR receives a notice that you changed it (not the password).</w:t>
+              <w:t xml:space="preserve">Each day with undeposited cash is listed with its amount; you can go on to deposit it from Daily Close &amp; Deposit.</w:t>
             </w:r>
           </w:p>
         </w:tc>
@@ -11148,7 +11148,7 @@
                 <w:sz w:val="16"/>
                 <w:szCs w:val="16"/>
               </w:rPr>
-              <w:t xml:space="preserve">SA-37</w:t>
+              <w:t xml:space="preserve">SA-36</w:t>
             </w:r>
           </w:p>
         </w:tc>
@@ -11181,23 +11181,7 @@
                 <w:sz w:val="20"/>
                 <w:szCs w:val="20"/>
               </w:rPr>
-              <w:t xml:space="preserve">Sell to a franchise (franchise price, plastic, shipping to follow)</w:t>
-            </w:r>
-          </w:p>
-          <w:p>
-            <w:pPr>
-              <w:spacing w:after="40" w:before="0" w:line="264"/>
-            </w:pPr>
-            <w:r>
-              <w:rPr>
-                <w:rFonts w:ascii="Arial" w:cs="Arial" w:eastAsia="Arial" w:hAnsi="Arial"/>
-                <w:i/>
-                <w:iCs/>
-                <w:color w:val="5B6477"/>
-                <w:sz w:val="15"/>
-                <w:szCs w:val="15"/>
-              </w:rPr>
-              <w:t xml:space="preserve">Flow F26 · Sale to a franchise with shipping to follow</w:t>
+              <w:t xml:space="preserve">Change your own password</w:t>
             </w:r>
           </w:p>
           <w:p>
@@ -11219,7 +11203,7 @@
                 <w:sz w:val="19"/>
                 <w:szCs w:val="19"/>
               </w:rPr>
-              <w:t xml:space="preserve">New Sale → channel FRANCHISE → choose the franchisee (for example Franchise Mayon).</w:t>
+              <w:t xml:space="preserve">Press the key icon at the top right (Change my password).</w:t>
             </w:r>
           </w:p>
           <w:p>
@@ -11241,7 +11225,7 @@
                 <w:sz w:val="19"/>
                 <w:szCs w:val="19"/>
               </w:rPr>
-              <w:t xml:space="preserve">Add a supplement and Plastic XL. Read the prices.</w:t>
+              <w:t xml:space="preserve">Type the current password and a new one of 10 or more characters, twice → Change password.</w:t>
             </w:r>
           </w:p>
           <w:p>
@@ -11263,7 +11247,7 @@
                 <w:sz w:val="19"/>
                 <w:szCs w:val="19"/>
               </w:rPr>
-              <w:t xml:space="preserve">Change one price a little, then set it back. Under "Shipping charged to the franchise" choose To follow → Review sale → Confirm and save.</w:t>
+              <w:t xml:space="preserve">Sign out and sign in again with the new password. Then change it back to ChangeMe!2026 for the next tester.</w:t>
             </w:r>
           </w:p>
           <w:p>
@@ -11287,7 +11271,7 @@
                 <w:sz w:val="19"/>
                 <w:szCs w:val="19"/>
               </w:rPr>
-              <w:t xml:space="preserve">No "may not sell at tier FRANCHISE" message. The franchise price fills in by itself; the plastic is charged (L ₱4, M ₱3, S ₱3, XL ₱5). The sale saves and the Franchise Coordinator is told the shipping is to follow.</w:t>
+              <w:t xml:space="preserve">The new password works. Nobody else can see it. HR receives a notice that you changed it (not the password).</w:t>
             </w:r>
           </w:p>
         </w:tc>
@@ -11453,7 +11437,7 @@
                 <w:sz w:val="16"/>
                 <w:szCs w:val="16"/>
               </w:rPr>
-              <w:t xml:space="preserve">SA-38</w:t>
+              <w:t xml:space="preserve">SA-37</w:t>
             </w:r>
           </w:p>
         </w:tc>
@@ -11486,7 +11470,7 @@
                 <w:sz w:val="20"/>
                 <w:szCs w:val="20"/>
               </w:rPr>
-              <w:t xml:space="preserve">Plastic for a store or walk-in customer</w:t>
+              <w:t xml:space="preserve">Sell to a franchise (franchise price, plastic, shipping to follow)</w:t>
             </w:r>
           </w:p>
           <w:p>
@@ -11524,7 +11508,7 @@
                 <w:sz w:val="19"/>
                 <w:szCs w:val="19"/>
               </w:rPr>
-              <w:t xml:space="preserve">New Sale → Walk-in → add an item and Plastic S.</w:t>
+              <w:t xml:space="preserve">New Sale → channel FRANCHISE → choose the franchisee (for example Franchise Mayon).</w:t>
             </w:r>
           </w:p>
           <w:p>
@@ -11546,7 +11530,29 @@
                 <w:sz w:val="19"/>
                 <w:szCs w:val="19"/>
               </w:rPr>
-              <w:t xml:space="preserve">Save. Then another sale: type a price of 2 on the plastic line → Save.</w:t>
+              <w:t xml:space="preserve">Add a supplement and Plastic XL. Read the prices.</w:t>
+            </w:r>
+          </w:p>
+          <w:p>
+            <w:pPr>
+              <w:spacing w:after="20" w:before="0" w:line="264"/>
+            </w:pPr>
+            <w:r>
+              <w:rPr>
+                <w:rFonts w:ascii="Arial" w:cs="Arial" w:eastAsia="Arial" w:hAnsi="Arial"/>
+                <w:color w:val="5B6477"/>
+                <w:sz w:val="19"/>
+                <w:szCs w:val="19"/>
+              </w:rPr>
+              <w:t xml:space="preserve">3.  </w:t>
+            </w:r>
+            <w:r>
+              <w:rPr>
+                <w:rFonts w:ascii="Arial" w:cs="Arial" w:eastAsia="Arial" w:hAnsi="Arial"/>
+                <w:sz w:val="19"/>
+                <w:szCs w:val="19"/>
+              </w:rPr>
+              <w:t xml:space="preserve">Change one price a little, then set it back. Under "Shipping charged to the franchise" choose To follow → Review sale → Confirm and save.</w:t>
             </w:r>
           </w:p>
           <w:p>
@@ -11570,7 +11576,7 @@
                 <w:sz w:val="19"/>
                 <w:szCs w:val="19"/>
               </w:rPr>
-              <w:t xml:space="preserve">The plastic is free (₱0) the first time; the second time it is a sold item at the typed price.</w:t>
+              <w:t xml:space="preserve">No "may not sell at tier FRANCHISE" message. The franchise price fills in by itself; the plastic is charged (L ₱4, M ₱3, S ₱3, XL ₱5). The sale saves and the Franchise Coordinator is told the shipping is to follow.</w:t>
             </w:r>
           </w:p>
         </w:tc>
@@ -11736,7 +11742,7 @@
                 <w:sz w:val="16"/>
                 <w:szCs w:val="16"/>
               </w:rPr>
-              <w:t xml:space="preserve">SA-39</w:t>
+              <w:t xml:space="preserve">SA-38</w:t>
             </w:r>
           </w:p>
         </w:tc>
@@ -11769,7 +11775,7 @@
                 <w:sz w:val="20"/>
                 <w:szCs w:val="20"/>
               </w:rPr>
-              <w:t xml:space="preserve">A customer returns an item: open a replacement ticket</w:t>
+              <w:t xml:space="preserve">Plastic for a store or walk-in customer</w:t>
             </w:r>
           </w:p>
           <w:p>
@@ -11785,7 +11791,7 @@
                 <w:sz w:val="15"/>
                 <w:szCs w:val="15"/>
               </w:rPr>
-              <w:t xml:space="preserve">Flow F27 · Customer return and replacement ticket</w:t>
+              <w:t xml:space="preserve">Flow F26 · Sale to a franchise with shipping to follow</w:t>
             </w:r>
           </w:p>
           <w:p>
@@ -11807,7 +11813,7 @@
                 <w:sz w:val="19"/>
                 <w:szCs w:val="19"/>
               </w:rPr>
-              <w:t xml:space="preserve">Replacement Tickets → Customer returned an item.</w:t>
+              <w:t xml:space="preserve">New Sale → Walk-in → add an item and Plastic S.</w:t>
             </w:r>
           </w:p>
           <w:p>
@@ -11829,29 +11835,7 @@
                 <w:sz w:val="19"/>
                 <w:szCs w:val="19"/>
               </w:rPr>
-              <w:t xml:space="preserve">Type the DR number (or the customer name) → press the item line → quantity, reason, notes → Open the ticket.</w:t>
-            </w:r>
-          </w:p>
-          <w:p>
-            <w:pPr>
-              <w:spacing w:after="20" w:before="0" w:line="264"/>
-            </w:pPr>
-            <w:r>
-              <w:rPr>
-                <w:rFonts w:ascii="Arial" w:cs="Arial" w:eastAsia="Arial" w:hAnsi="Arial"/>
-                <w:color w:val="5B6477"/>
-                <w:sz w:val="19"/>
-                <w:szCs w:val="19"/>
-              </w:rPr>
-              <w:t xml:space="preserve">3.  </w:t>
-            </w:r>
-            <w:r>
-              <w:rPr>
-                <w:rFonts w:ascii="Arial" w:cs="Arial" w:eastAsia="Arial" w:hAnsi="Arial"/>
-                <w:sz w:val="19"/>
-                <w:szCs w:val="19"/>
-              </w:rPr>
-              <w:t xml:space="preserve">Attach a photo of the item on the ticket page.</w:t>
+              <w:t xml:space="preserve">Save. Then another sale: type a price of 2 on the plastic line → Save.</w:t>
             </w:r>
           </w:p>
           <w:p>
@@ -11875,7 +11859,7 @@
                 <w:sz w:val="19"/>
                 <w:szCs w:val="19"/>
               </w:rPr>
-              <w:t xml:space="preserve">The ticket (RT number) names the DR, the customer and the branch that made the sale. You cannot return more than was sold. The auditors, Accounting, the Owner, the DR's sales associate and the other branches are told.</w:t>
+              <w:t xml:space="preserve">The plastic is free (₱0) the first time; the second time it is a sold item at the typed price.</w:t>
             </w:r>
           </w:p>
         </w:tc>
@@ -12041,7 +12025,7 @@
                 <w:sz w:val="16"/>
                 <w:szCs w:val="16"/>
               </w:rPr>
-              <w:t xml:space="preserve">SA-40</w:t>
+              <w:t xml:space="preserve">SA-39</w:t>
             </w:r>
           </w:p>
         </w:tc>
@@ -12074,7 +12058,7 @@
                 <w:sz w:val="20"/>
                 <w:szCs w:val="20"/>
               </w:rPr>
-              <w:t xml:space="preserve">Give the replacement for another branch's ticket</w:t>
+              <w:t xml:space="preserve">A customer returns an item: open a replacement ticket</w:t>
             </w:r>
           </w:p>
           <w:p>
@@ -12112,7 +12096,7 @@
                 <w:sz w:val="19"/>
                 <w:szCs w:val="19"/>
               </w:rPr>
-              <w:t xml:space="preserve">Replacement Tickets → open a customer ticket made at another branch.</w:t>
+              <w:t xml:space="preserve">Replacement Tickets → Customer returned an item.</w:t>
             </w:r>
           </w:p>
           <w:p>
@@ -12134,7 +12118,29 @@
                 <w:sz w:val="19"/>
                 <w:szCs w:val="19"/>
               </w:rPr>
-              <w:t xml:space="preserve">Press We gave the replacement → search another product (or keep the same) → Save.</w:t>
+              <w:t xml:space="preserve">Type the DR number (or the customer name) → press the item line → quantity, reason, notes → Open the ticket.</w:t>
+            </w:r>
+          </w:p>
+          <w:p>
+            <w:pPr>
+              <w:spacing w:after="20" w:before="0" w:line="264"/>
+            </w:pPr>
+            <w:r>
+              <w:rPr>
+                <w:rFonts w:ascii="Arial" w:cs="Arial" w:eastAsia="Arial" w:hAnsi="Arial"/>
+                <w:color w:val="5B6477"/>
+                <w:sz w:val="19"/>
+                <w:szCs w:val="19"/>
+              </w:rPr>
+              <w:t xml:space="preserve">3.  </w:t>
+            </w:r>
+            <w:r>
+              <w:rPr>
+                <w:rFonts w:ascii="Arial" w:cs="Arial" w:eastAsia="Arial" w:hAnsi="Arial"/>
+                <w:sz w:val="19"/>
+                <w:szCs w:val="19"/>
+              </w:rPr>
+              <w:t xml:space="preserve">Attach a photo of the item on the ticket page.</w:t>
             </w:r>
           </w:p>
           <w:p>
@@ -12158,7 +12164,7 @@
                 <w:sz w:val="19"/>
                 <w:szCs w:val="19"/>
               </w:rPr>
-              <w:t xml:space="preserve">The replacement leaves your stock. The price difference against the DR is shown (customer pays or refund). The Head Auditor approves; then the ticket closes. A second branch cannot tick it again.</w:t>
+              <w:t xml:space="preserve">The ticket (RT number) names the DR, the customer and the branch that made the sale. You cannot return more than was sold. The auditors, Accounting, the Owner, the DR's sales associate and the other branches are told.</w:t>
             </w:r>
           </w:p>
         </w:tc>
@@ -12324,7 +12330,7 @@
                 <w:sz w:val="16"/>
                 <w:szCs w:val="16"/>
               </w:rPr>
-              <w:t xml:space="preserve">SA-41</w:t>
+              <w:t xml:space="preserve">SA-40</w:t>
             </w:r>
           </w:p>
         </w:tc>
@@ -12357,7 +12363,7 @@
                 <w:sz w:val="20"/>
                 <w:szCs w:val="20"/>
               </w:rPr>
-              <w:t xml:space="preserve">Confirm the price difference</w:t>
+              <w:t xml:space="preserve">Give the replacement for another branch's ticket</w:t>
             </w:r>
           </w:p>
           <w:p>
@@ -12395,7 +12401,29 @@
                 <w:sz w:val="19"/>
                 <w:szCs w:val="19"/>
               </w:rPr>
-              <w:t xml:space="preserve">Open the closed ticket you replaced → press The customer paid the difference (or The refund was given).</w:t>
+              <w:t xml:space="preserve">Replacement Tickets → open a customer ticket made at another branch.</w:t>
+            </w:r>
+          </w:p>
+          <w:p>
+            <w:pPr>
+              <w:spacing w:after="20" w:before="0" w:line="264"/>
+            </w:pPr>
+            <w:r>
+              <w:rPr>
+                <w:rFonts w:ascii="Arial" w:cs="Arial" w:eastAsia="Arial" w:hAnsi="Arial"/>
+                <w:color w:val="5B6477"/>
+                <w:sz w:val="19"/>
+                <w:szCs w:val="19"/>
+              </w:rPr>
+              <w:t xml:space="preserve">2.  </w:t>
+            </w:r>
+            <w:r>
+              <w:rPr>
+                <w:rFonts w:ascii="Arial" w:cs="Arial" w:eastAsia="Arial" w:hAnsi="Arial"/>
+                <w:sz w:val="19"/>
+                <w:szCs w:val="19"/>
+              </w:rPr>
+              <w:t xml:space="preserve">Press We gave the replacement → search another product (or keep the same) → Save.</w:t>
             </w:r>
           </w:p>
           <w:p>
@@ -12419,7 +12447,7 @@
                 <w:sz w:val="19"/>
                 <w:szCs w:val="19"/>
               </w:rPr>
-              <w:t xml:space="preserve">Marked settled; Accounting is told.</w:t>
+              <w:t xml:space="preserve">The replacement leaves your stock. The price difference against the DR is shown (customer pays or refund). The Head Auditor approves; then the ticket closes. A second branch cannot tick it again.</w:t>
             </w:r>
           </w:p>
         </w:tc>
@@ -12585,7 +12613,7 @@
                 <w:sz w:val="16"/>
                 <w:szCs w:val="16"/>
               </w:rPr>
-              <w:t xml:space="preserve">SA-42</w:t>
+              <w:t xml:space="preserve">SA-41</w:t>
             </w:r>
           </w:p>
         </w:tc>
@@ -12618,7 +12646,7 @@
                 <w:sz w:val="20"/>
                 <w:szCs w:val="20"/>
               </w:rPr>
-              <w:t xml:space="preserve">Give stock to Prothin Marketing / GWS Marketing / BO</w:t>
+              <w:t xml:space="preserve">Confirm the price difference</w:t>
             </w:r>
           </w:p>
           <w:p>
@@ -12634,7 +12662,7 @@
                 <w:sz w:val="15"/>
                 <w:szCs w:val="15"/>
               </w:rPr>
-              <w:t xml:space="preserve">Flow F29 · Stock given to Prothin Marketing, GWS Marketing or BO</w:t>
+              <w:t xml:space="preserve">Flow F27 · Customer return and replacement ticket</w:t>
             </w:r>
           </w:p>
           <w:p>
@@ -12656,51 +12684,7 @@
                 <w:sz w:val="19"/>
                 <w:szCs w:val="19"/>
               </w:rPr>
-              <w:t xml:space="preserve">Transfers &amp; Pull-outs → To → Stock given out → Prothin Marketing.</w:t>
-            </w:r>
-          </w:p>
-          <w:p>
-            <w:pPr>
-              <w:spacing w:after="20" w:before="0" w:line="264"/>
-            </w:pPr>
-            <w:r>
-              <w:rPr>
-                <w:rFonts w:ascii="Arial" w:cs="Arial" w:eastAsia="Arial" w:hAnsi="Arial"/>
-                <w:color w:val="5B6477"/>
-                <w:sz w:val="19"/>
-                <w:szCs w:val="19"/>
-              </w:rPr>
-              <w:t xml:space="preserve">2.  </w:t>
-            </w:r>
-            <w:r>
-              <w:rPr>
-                <w:rFonts w:ascii="Arial" w:cs="Arial" w:eastAsia="Arial" w:hAnsi="Arial"/>
-                <w:sz w:val="19"/>
-                <w:szCs w:val="19"/>
-              </w:rPr>
-              <w:t xml:space="preserve">Tick Endorse to Accounting as an expense → add an item → Create draft → Submit.</w:t>
-            </w:r>
-          </w:p>
-          <w:p>
-            <w:pPr>
-              <w:spacing w:after="20" w:before="0" w:line="264"/>
-            </w:pPr>
-            <w:r>
-              <w:rPr>
-                <w:rFonts w:ascii="Arial" w:cs="Arial" w:eastAsia="Arial" w:hAnsi="Arial"/>
-                <w:color w:val="5B6477"/>
-                <w:sz w:val="19"/>
-                <w:szCs w:val="19"/>
-              </w:rPr>
-              <w:t xml:space="preserve">3.  </w:t>
-            </w:r>
-            <w:r>
-              <w:rPr>
-                <w:rFonts w:ascii="Arial" w:cs="Arial" w:eastAsia="Arial" w:hAnsi="Arial"/>
-                <w:sz w:val="19"/>
-                <w:szCs w:val="19"/>
-              </w:rPr>
-              <w:t xml:space="preserve">After the Head Auditor approves, check Stock on Hand.</w:t>
+              <w:t xml:space="preserve">Open the closed ticket you replaced → press The customer paid the difference (or The refund was given).</w:t>
             </w:r>
           </w:p>
           <w:p>
@@ -12724,7 +12708,7 @@
                 <w:sz w:val="19"/>
                 <w:szCs w:val="19"/>
               </w:rPr>
-              <w:t xml:space="preserve">The Head Auditor approves; the stock leaves your branch at once. Accounting is asked to book it at cost.</w:t>
+              <w:t xml:space="preserve">Marked settled; Accounting is told.</w:t>
             </w:r>
           </w:p>
         </w:tc>
@@ -12890,7 +12874,7 @@
                 <w:sz w:val="16"/>
                 <w:szCs w:val="16"/>
               </w:rPr>
-              <w:t xml:space="preserve">SA-43</w:t>
+              <w:t xml:space="preserve">SA-42</w:t>
             </w:r>
           </w:p>
         </w:tc>
@@ -12923,7 +12907,7 @@
                 <w:sz w:val="20"/>
                 <w:szCs w:val="20"/>
               </w:rPr>
-              <w:t xml:space="preserve">Delete an unfinished draft</w:t>
+              <w:t xml:space="preserve">Give stock to Prothin Marketing / GWS Marketing / BO</w:t>
             </w:r>
           </w:p>
           <w:p>
@@ -12939,7 +12923,7 @@
                 <w:sz w:val="15"/>
                 <w:szCs w:val="15"/>
               </w:rPr>
-              <w:t xml:space="preserve">Flow F30 · Deleting an unfinished draft</w:t>
+              <w:t xml:space="preserve">Flow F29 · Stock given to Prothin Marketing, GWS Marketing or BO</w:t>
             </w:r>
           </w:p>
           <w:p>
@@ -12961,7 +12945,7 @@
                 <w:sz w:val="19"/>
                 <w:szCs w:val="19"/>
               </w:rPr>
-              <w:t xml:space="preserve">Create two pull-out drafts, open the first → Delete draft.</w:t>
+              <w:t xml:space="preserve">Transfers &amp; Pull-outs → To → Stock given out → Prothin Marketing.</w:t>
             </w:r>
           </w:p>
           <w:p>
@@ -12983,7 +12967,29 @@
                 <w:sz w:val="19"/>
                 <w:szCs w:val="19"/>
               </w:rPr>
-              <w:t xml:space="preserve">Open the second draft.</w:t>
+              <w:t xml:space="preserve">Tick Endorse to Accounting as an expense → add an item → Create draft → Submit.</w:t>
+            </w:r>
+          </w:p>
+          <w:p>
+            <w:pPr>
+              <w:spacing w:after="20" w:before="0" w:line="264"/>
+            </w:pPr>
+            <w:r>
+              <w:rPr>
+                <w:rFonts w:ascii="Arial" w:cs="Arial" w:eastAsia="Arial" w:hAnsi="Arial"/>
+                <w:color w:val="5B6477"/>
+                <w:sz w:val="19"/>
+                <w:szCs w:val="19"/>
+              </w:rPr>
+              <w:t xml:space="preserve">3.  </w:t>
+            </w:r>
+            <w:r>
+              <w:rPr>
+                <w:rFonts w:ascii="Arial" w:cs="Arial" w:eastAsia="Arial" w:hAnsi="Arial"/>
+                <w:sz w:val="19"/>
+                <w:szCs w:val="19"/>
+              </w:rPr>
+              <w:t xml:space="preserve">After the Head Auditor approves, check Stock on Hand.</w:t>
             </w:r>
           </w:p>
           <w:p>
@@ -13007,7 +13013,7 @@
                 <w:sz w:val="19"/>
                 <w:szCs w:val="19"/>
               </w:rPr>
-              <w:t xml:space="preserve">The first is gone and the second now carries the first one's number. A submitted form cannot be deleted.</w:t>
+              <w:t xml:space="preserve">The Head Auditor approves; the stock leaves your branch at once. Accounting is asked to book it at cost.</w:t>
             </w:r>
           </w:p>
         </w:tc>
@@ -13173,7 +13179,7 @@
                 <w:sz w:val="16"/>
                 <w:szCs w:val="16"/>
               </w:rPr>
-              <w:t xml:space="preserve">SA-44</w:t>
+              <w:t xml:space="preserve">SA-43</w:t>
             </w:r>
           </w:p>
         </w:tc>
@@ -13206,7 +13212,23 @@
                 <w:sz w:val="20"/>
                 <w:szCs w:val="20"/>
               </w:rPr>
-              <w:t xml:space="preserve">Printed forms have a checker's column</w:t>
+              <w:t xml:space="preserve">Delete an unfinished draft</w:t>
+            </w:r>
+          </w:p>
+          <w:p>
+            <w:pPr>
+              <w:spacing w:after="40" w:before="0" w:line="264"/>
+            </w:pPr>
+            <w:r>
+              <w:rPr>
+                <w:rFonts w:ascii="Arial" w:cs="Arial" w:eastAsia="Arial" w:hAnsi="Arial"/>
+                <w:i/>
+                <w:iCs/>
+                <w:color w:val="5B6477"/>
+                <w:sz w:val="15"/>
+                <w:szCs w:val="15"/>
+              </w:rPr>
+              <w:t xml:space="preserve">Flow F30 · Deleting an unfinished draft</w:t>
             </w:r>
           </w:p>
           <w:p>
@@ -13228,7 +13250,29 @@
                 <w:sz w:val="19"/>
                 <w:szCs w:val="19"/>
               </w:rPr>
-              <w:t xml:space="preserve">Open a pull-out → Print Pull-Out (draft).</w:t>
+              <w:t xml:space="preserve">Create two pull-out drafts, open the first → Delete draft.</w:t>
+            </w:r>
+          </w:p>
+          <w:p>
+            <w:pPr>
+              <w:spacing w:after="20" w:before="0" w:line="264"/>
+            </w:pPr>
+            <w:r>
+              <w:rPr>
+                <w:rFonts w:ascii="Arial" w:cs="Arial" w:eastAsia="Arial" w:hAnsi="Arial"/>
+                <w:color w:val="5B6477"/>
+                <w:sz w:val="19"/>
+                <w:szCs w:val="19"/>
+              </w:rPr>
+              <w:t xml:space="preserve">2.  </w:t>
+            </w:r>
+            <w:r>
+              <w:rPr>
+                <w:rFonts w:ascii="Arial" w:cs="Arial" w:eastAsia="Arial" w:hAnsi="Arial"/>
+                <w:sz w:val="19"/>
+                <w:szCs w:val="19"/>
+              </w:rPr>
+              <w:t xml:space="preserve">Open the second draft.</w:t>
             </w:r>
           </w:p>
           <w:p>
@@ -13252,7 +13296,7 @@
                 <w:sz w:val="19"/>
                 <w:szCs w:val="19"/>
               </w:rPr>
-              <w:t xml:space="preserve">The last column at the far right is blank: "Checker's qty (write by hand)".</w:t>
+              <w:t xml:space="preserve">The first is gone and the second now carries the first one's number. A submitted form cannot be deleted.</w:t>
             </w:r>
           </w:p>
         </w:tc>
@@ -13418,7 +13462,7 @@
                 <w:sz w:val="16"/>
                 <w:szCs w:val="16"/>
               </w:rPr>
-              <w:t xml:space="preserve">SA-45</w:t>
+              <w:t xml:space="preserve">SA-44</w:t>
             </w:r>
           </w:p>
         </w:tc>
@@ -13451,23 +13495,7 @@
                 <w:sz w:val="20"/>
                 <w:szCs w:val="20"/>
               </w:rPr>
-              <w:t xml:space="preserve">Tag a sale to an agent's outlet</w:t>
-            </w:r>
-          </w:p>
-          <w:p>
-            <w:pPr>
-              <w:spacing w:after="40" w:before="0" w:line="264"/>
-            </w:pPr>
-            <w:r>
-              <w:rPr>
-                <w:rFonts w:ascii="Arial" w:cs="Arial" w:eastAsia="Arial" w:hAnsi="Arial"/>
-                <w:i/>
-                <w:iCs/>
-                <w:color w:val="5B6477"/>
-                <w:sz w:val="15"/>
-                <w:szCs w:val="15"/>
-              </w:rPr>
-              <w:t xml:space="preserve">Flow F31 · Agent field work: outlets, itineraries and consignment maximums</w:t>
+              <w:t xml:space="preserve">Printed forms have a checker's column</w:t>
             </w:r>
           </w:p>
           <w:p>
@@ -13489,7 +13517,7 @@
                 <w:sz w:val="19"/>
                 <w:szCs w:val="19"/>
               </w:rPr>
-              <w:t xml:space="preserve">New Sale → under Agent's outlet / gym choose the agent, then an approved outlet → Review → Save.</w:t>
+              <w:t xml:space="preserve">Open a pull-out → Print Pull-Out (draft).</w:t>
             </w:r>
           </w:p>
           <w:p>
@@ -13513,7 +13541,7 @@
                 <w:sz w:val="19"/>
                 <w:szCs w:val="19"/>
               </w:rPr>
-              <w:t xml:space="preserve">The sale shows the outlet in the Sales list. An outlet that is not yet approved is not offered; the agent uploads it and the Sales Manager approves first.</w:t>
+              <w:t xml:space="preserve">The last column at the far right is blank: "Checker's qty (write by hand)".</w:t>
             </w:r>
           </w:p>
         </w:tc>
@@ -13679,7 +13707,7 @@
                 <w:sz w:val="16"/>
                 <w:szCs w:val="16"/>
               </w:rPr>
-              <w:t xml:space="preserve">SA-46</w:t>
+              <w:t xml:space="preserve">SA-45</w:t>
             </w:r>
           </w:p>
         </w:tc>
@@ -13712,7 +13740,23 @@
                 <w:sz w:val="20"/>
                 <w:szCs w:val="20"/>
               </w:rPr>
-              <w:t xml:space="preserve">Search notifications</w:t>
+              <w:t xml:space="preserve">Tag a sale to an agent's outlet</w:t>
+            </w:r>
+          </w:p>
+          <w:p>
+            <w:pPr>
+              <w:spacing w:after="40" w:before="0" w:line="264"/>
+            </w:pPr>
+            <w:r>
+              <w:rPr>
+                <w:rFonts w:ascii="Arial" w:cs="Arial" w:eastAsia="Arial" w:hAnsi="Arial"/>
+                <w:i/>
+                <w:iCs/>
+                <w:color w:val="5B6477"/>
+                <w:sz w:val="15"/>
+                <w:szCs w:val="15"/>
+              </w:rPr>
+              <w:t xml:space="preserve">Flow F31 · Agent field work: outlets, itineraries and consignment maximums</w:t>
             </w:r>
           </w:p>
           <w:p>
@@ -13734,7 +13778,7 @@
                 <w:sz w:val="19"/>
                 <w:szCs w:val="19"/>
               </w:rPr>
-              <w:t xml:space="preserve">Notifications → type a product name or DR number in the search bar.</w:t>
+              <w:t xml:space="preserve">New Sale → under Agent's outlet / gym choose the agent, then an approved outlet → Review → Save.</w:t>
             </w:r>
           </w:p>
           <w:p>
@@ -13758,7 +13802,7 @@
                 <w:sz w:val="19"/>
                 <w:szCs w:val="19"/>
               </w:rPr>
-              <w:t xml:space="preserve">Only the notifications that contain every word you typed are shown.</w:t>
+              <w:t xml:space="preserve">The sale shows the outlet in the Sales list. An outlet that is not yet approved is not offered; the agent uploads it and the Sales Manager approves first.</w:t>
             </w:r>
           </w:p>
         </w:tc>
@@ -13924,7 +13968,7 @@
                 <w:sz w:val="16"/>
                 <w:szCs w:val="16"/>
               </w:rPr>
-              <w:t xml:space="preserve">SA-47</w:t>
+              <w:t xml:space="preserve">SA-46</w:t>
             </w:r>
           </w:p>
         </w:tc>
@@ -13957,6 +14001,251 @@
                 <w:sz w:val="20"/>
                 <w:szCs w:val="20"/>
               </w:rPr>
+              <w:t xml:space="preserve">Search notifications</w:t>
+            </w:r>
+          </w:p>
+          <w:p>
+            <w:pPr>
+              <w:spacing w:after="20" w:before="0" w:line="264"/>
+            </w:pPr>
+            <w:r>
+              <w:rPr>
+                <w:rFonts w:ascii="Arial" w:cs="Arial" w:eastAsia="Arial" w:hAnsi="Arial"/>
+                <w:color w:val="5B6477"/>
+                <w:sz w:val="19"/>
+                <w:szCs w:val="19"/>
+              </w:rPr>
+              <w:t xml:space="preserve">1.  </w:t>
+            </w:r>
+            <w:r>
+              <w:rPr>
+                <w:rFonts w:ascii="Arial" w:cs="Arial" w:eastAsia="Arial" w:hAnsi="Arial"/>
+                <w:sz w:val="19"/>
+                <w:szCs w:val="19"/>
+              </w:rPr>
+              <w:t xml:space="preserve">Notifications → type a product name or DR number in the search bar.</w:t>
+            </w:r>
+          </w:p>
+          <w:p>
+            <w:pPr>
+              <w:spacing w:after="0" w:before="60" w:line="264"/>
+            </w:pPr>
+            <w:r>
+              <w:rPr>
+                <w:rFonts w:ascii="Arial" w:cs="Arial" w:eastAsia="Arial" w:hAnsi="Arial"/>
+                <w:b/>
+                <w:bCs/>
+                <w:color w:val="0B1F3A"/>
+                <w:sz w:val="19"/>
+                <w:szCs w:val="19"/>
+              </w:rPr>
+              <w:t xml:space="preserve">You should see: </w:t>
+            </w:r>
+            <w:r>
+              <w:rPr>
+                <w:rFonts w:ascii="Arial" w:cs="Arial" w:eastAsia="Arial" w:hAnsi="Arial"/>
+                <w:sz w:val="19"/>
+                <w:szCs w:val="19"/>
+              </w:rPr>
+              <w:t xml:space="preserve">Only the notifications that contain every word you typed are shown.</w:t>
+            </w:r>
+          </w:p>
+        </w:tc>
+        <w:tc>
+          <w:tcPr>
+            <w:tcW w:type="dxa" w:w="620"/>
+            <w:tcBorders>
+              <w:top w:val="single" w:color="C9D0DC" w:sz="4"/>
+              <w:left w:val="single" w:color="C9D0DC" w:sz="4"/>
+              <w:bottom w:val="single" w:color="C9D0DC" w:sz="4"/>
+              <w:right w:val="single" w:color="C9D0DC" w:sz="4"/>
+            </w:tcBorders>
+            <w:tcMar>
+              <w:top w:type="dxa" w:w="70"/>
+              <w:left w:type="dxa" w:w="100"/>
+              <w:bottom w:type="dxa" w:w="70"/>
+              <w:right w:type="dxa" w:w="100"/>
+            </w:tcMar>
+            <w:vAlign w:val="center"/>
+          </w:tcPr>
+          <w:p>
+            <w:pPr>
+              <w:spacing w:after="0" w:before="0" w:line="264"/>
+              <w:jc w:val="center"/>
+            </w:pPr>
+            <w:r>
+              <w:rPr>
+                <w:rFonts w:ascii="Arial" w:cs="Arial" w:eastAsia="Arial" w:hAnsi="Arial"/>
+                <w:sz w:val="30"/>
+                <w:szCs w:val="30"/>
+              </w:rPr>
+              <w:t xml:space="preserve">☐</w:t>
+            </w:r>
+          </w:p>
+        </w:tc>
+        <w:tc>
+          <w:tcPr>
+            <w:tcW w:type="dxa" w:w="620"/>
+            <w:tcBorders>
+              <w:top w:val="single" w:color="C9D0DC" w:sz="4"/>
+              <w:left w:val="single" w:color="C9D0DC" w:sz="4"/>
+              <w:bottom w:val="single" w:color="C9D0DC" w:sz="4"/>
+              <w:right w:val="single" w:color="C9D0DC" w:sz="4"/>
+            </w:tcBorders>
+            <w:tcMar>
+              <w:top w:type="dxa" w:w="70"/>
+              <w:left w:type="dxa" w:w="100"/>
+              <w:bottom w:type="dxa" w:w="70"/>
+              <w:right w:type="dxa" w:w="100"/>
+            </w:tcMar>
+            <w:vAlign w:val="center"/>
+          </w:tcPr>
+          <w:p>
+            <w:pPr>
+              <w:spacing w:after="0" w:before="0" w:line="264"/>
+              <w:jc w:val="center"/>
+            </w:pPr>
+            <w:r>
+              <w:rPr>
+                <w:rFonts w:ascii="Arial" w:cs="Arial" w:eastAsia="Arial" w:hAnsi="Arial"/>
+                <w:sz w:val="30"/>
+                <w:szCs w:val="30"/>
+              </w:rPr>
+              <w:t xml:space="preserve">☐</w:t>
+            </w:r>
+          </w:p>
+        </w:tc>
+        <w:tc>
+          <w:tcPr>
+            <w:tcW w:type="dxa" w:w="620"/>
+            <w:tcBorders>
+              <w:top w:val="single" w:color="C9D0DC" w:sz="4"/>
+              <w:left w:val="single" w:color="C9D0DC" w:sz="4"/>
+              <w:bottom w:val="single" w:color="C9D0DC" w:sz="4"/>
+              <w:right w:val="single" w:color="C9D0DC" w:sz="4"/>
+            </w:tcBorders>
+            <w:tcMar>
+              <w:top w:type="dxa" w:w="70"/>
+              <w:left w:type="dxa" w:w="100"/>
+              <w:bottom w:type="dxa" w:w="70"/>
+              <w:right w:type="dxa" w:w="100"/>
+            </w:tcMar>
+            <w:vAlign w:val="center"/>
+          </w:tcPr>
+          <w:p>
+            <w:pPr>
+              <w:spacing w:after="0" w:before="0" w:line="264"/>
+              <w:jc w:val="center"/>
+            </w:pPr>
+            <w:r>
+              <w:rPr>
+                <w:rFonts w:ascii="Arial" w:cs="Arial" w:eastAsia="Arial" w:hAnsi="Arial"/>
+                <w:sz w:val="30"/>
+                <w:szCs w:val="30"/>
+              </w:rPr>
+              <w:t xml:space="preserve">☐</w:t>
+            </w:r>
+          </w:p>
+        </w:tc>
+        <w:tc>
+          <w:tcPr>
+            <w:tcW w:type="dxa" w:w="2040"/>
+            <w:tcBorders>
+              <w:top w:val="single" w:color="C9D0DC" w:sz="4"/>
+              <w:left w:val="single" w:color="C9D0DC" w:sz="4"/>
+              <w:bottom w:val="single" w:color="C9D0DC" w:sz="4"/>
+              <w:right w:val="single" w:color="C9D0DC" w:sz="4"/>
+            </w:tcBorders>
+            <w:tcMar>
+              <w:top w:type="dxa" w:w="70"/>
+              <w:left w:type="dxa" w:w="100"/>
+              <w:bottom w:type="dxa" w:w="70"/>
+              <w:right w:type="dxa" w:w="100"/>
+            </w:tcMar>
+            <w:vAlign w:val="top"/>
+          </w:tcPr>
+          <w:p>
+            <w:pPr>
+              <w:spacing w:after="0" w:before="0" w:line="264"/>
+            </w:pPr>
+            <w:r>
+              <w:rPr>
+                <w:rFonts w:ascii="Arial" w:cs="Arial" w:eastAsia="Arial" w:hAnsi="Arial"/>
+                <w:sz w:val="19"/>
+                <w:szCs w:val="19"/>
+              </w:rPr>
+              <w:t xml:space="preserve"> </w:t>
+            </w:r>
+          </w:p>
+        </w:tc>
+      </w:tr>
+      <w:tr>
+        <w:trPr>
+          <w:cantSplit/>
+        </w:trPr>
+        <w:tc>
+          <w:tcPr>
+            <w:tcW w:type="dxa" w:w="860"/>
+            <w:tcBorders>
+              <w:top w:val="single" w:color="C9D0DC" w:sz="4"/>
+              <w:left w:val="single" w:color="C9D0DC" w:sz="4"/>
+              <w:bottom w:val="single" w:color="C9D0DC" w:sz="4"/>
+              <w:right w:val="single" w:color="C9D0DC" w:sz="4"/>
+            </w:tcBorders>
+            <w:tcMar>
+              <w:top w:type="dxa" w:w="70"/>
+              <w:left w:type="dxa" w:w="100"/>
+              <w:bottom w:type="dxa" w:w="70"/>
+              <w:right w:type="dxa" w:w="100"/>
+            </w:tcMar>
+            <w:vAlign w:val="top"/>
+          </w:tcPr>
+          <w:p>
+            <w:pPr>
+              <w:spacing w:after="0" w:before="0" w:line="264"/>
+            </w:pPr>
+            <w:r>
+              <w:rPr>
+                <w:rFonts w:ascii="Arial" w:cs="Arial" w:eastAsia="Arial" w:hAnsi="Arial"/>
+                <w:b/>
+                <w:bCs/>
+                <w:color w:val="5B6477"/>
+                <w:sz w:val="16"/>
+                <w:szCs w:val="16"/>
+              </w:rPr>
+              <w:t xml:space="preserve">SA-47</w:t>
+            </w:r>
+          </w:p>
+        </w:tc>
+        <w:tc>
+          <w:tcPr>
+            <w:tcW w:type="dxa" w:w="5480"/>
+            <w:tcBorders>
+              <w:top w:val="single" w:color="C9D0DC" w:sz="4"/>
+              <w:left w:val="single" w:color="C9D0DC" w:sz="4"/>
+              <w:bottom w:val="single" w:color="C9D0DC" w:sz="4"/>
+              <w:right w:val="single" w:color="C9D0DC" w:sz="4"/>
+            </w:tcBorders>
+            <w:tcMar>
+              <w:top w:type="dxa" w:w="70"/>
+              <w:left w:type="dxa" w:w="100"/>
+              <w:bottom w:type="dxa" w:w="70"/>
+              <w:right w:type="dxa" w:w="100"/>
+            </w:tcMar>
+            <w:vAlign w:val="top"/>
+          </w:tcPr>
+          <w:p>
+            <w:pPr>
+              <w:spacing w:after="40" w:before="0" w:line="264"/>
+            </w:pPr>
+            <w:r>
+              <w:rPr>
+                <w:rFonts w:ascii="Arial" w:cs="Arial" w:eastAsia="Arial" w:hAnsi="Arial"/>
+                <w:b/>
+                <w:bCs/>
+                <w:sz w:val="20"/>
+                <w:szCs w:val="20"/>
+              </w:rPr>
               <w:t xml:space="preserve">Search the 6-Pack Card lists</w:t>
             </w:r>
           </w:p>
@@ -14004,6 +14293,273 @@
                 <w:szCs w:val="19"/>
               </w:rPr>
               <w:t xml:space="preserve">Stickers given and Cards redeemed show only the matching rows; the totals above do not change.</w:t>
+            </w:r>
+          </w:p>
+        </w:tc>
+        <w:tc>
+          <w:tcPr>
+            <w:tcW w:type="dxa" w:w="620"/>
+            <w:tcBorders>
+              <w:top w:val="single" w:color="C9D0DC" w:sz="4"/>
+              <w:left w:val="single" w:color="C9D0DC" w:sz="4"/>
+              <w:bottom w:val="single" w:color="C9D0DC" w:sz="4"/>
+              <w:right w:val="single" w:color="C9D0DC" w:sz="4"/>
+            </w:tcBorders>
+            <w:tcMar>
+              <w:top w:type="dxa" w:w="70"/>
+              <w:left w:type="dxa" w:w="100"/>
+              <w:bottom w:type="dxa" w:w="70"/>
+              <w:right w:type="dxa" w:w="100"/>
+            </w:tcMar>
+            <w:vAlign w:val="center"/>
+          </w:tcPr>
+          <w:p>
+            <w:pPr>
+              <w:spacing w:after="0" w:before="0" w:line="264"/>
+              <w:jc w:val="center"/>
+            </w:pPr>
+            <w:r>
+              <w:rPr>
+                <w:rFonts w:ascii="Arial" w:cs="Arial" w:eastAsia="Arial" w:hAnsi="Arial"/>
+                <w:sz w:val="30"/>
+                <w:szCs w:val="30"/>
+              </w:rPr>
+              <w:t xml:space="preserve">☐</w:t>
+            </w:r>
+          </w:p>
+        </w:tc>
+        <w:tc>
+          <w:tcPr>
+            <w:tcW w:type="dxa" w:w="620"/>
+            <w:tcBorders>
+              <w:top w:val="single" w:color="C9D0DC" w:sz="4"/>
+              <w:left w:val="single" w:color="C9D0DC" w:sz="4"/>
+              <w:bottom w:val="single" w:color="C9D0DC" w:sz="4"/>
+              <w:right w:val="single" w:color="C9D0DC" w:sz="4"/>
+            </w:tcBorders>
+            <w:tcMar>
+              <w:top w:type="dxa" w:w="70"/>
+              <w:left w:type="dxa" w:w="100"/>
+              <w:bottom w:type="dxa" w:w="70"/>
+              <w:right w:type="dxa" w:w="100"/>
+            </w:tcMar>
+            <w:vAlign w:val="center"/>
+          </w:tcPr>
+          <w:p>
+            <w:pPr>
+              <w:spacing w:after="0" w:before="0" w:line="264"/>
+              <w:jc w:val="center"/>
+            </w:pPr>
+            <w:r>
+              <w:rPr>
+                <w:rFonts w:ascii="Arial" w:cs="Arial" w:eastAsia="Arial" w:hAnsi="Arial"/>
+                <w:sz w:val="30"/>
+                <w:szCs w:val="30"/>
+              </w:rPr>
+              <w:t xml:space="preserve">☐</w:t>
+            </w:r>
+          </w:p>
+        </w:tc>
+        <w:tc>
+          <w:tcPr>
+            <w:tcW w:type="dxa" w:w="620"/>
+            <w:tcBorders>
+              <w:top w:val="single" w:color="C9D0DC" w:sz="4"/>
+              <w:left w:val="single" w:color="C9D0DC" w:sz="4"/>
+              <w:bottom w:val="single" w:color="C9D0DC" w:sz="4"/>
+              <w:right w:val="single" w:color="C9D0DC" w:sz="4"/>
+            </w:tcBorders>
+            <w:tcMar>
+              <w:top w:type="dxa" w:w="70"/>
+              <w:left w:type="dxa" w:w="100"/>
+              <w:bottom w:type="dxa" w:w="70"/>
+              <w:right w:type="dxa" w:w="100"/>
+            </w:tcMar>
+            <w:vAlign w:val="center"/>
+          </w:tcPr>
+          <w:p>
+            <w:pPr>
+              <w:spacing w:after="0" w:before="0" w:line="264"/>
+              <w:jc w:val="center"/>
+            </w:pPr>
+            <w:r>
+              <w:rPr>
+                <w:rFonts w:ascii="Arial" w:cs="Arial" w:eastAsia="Arial" w:hAnsi="Arial"/>
+                <w:sz w:val="30"/>
+                <w:szCs w:val="30"/>
+              </w:rPr>
+              <w:t xml:space="preserve">☐</w:t>
+            </w:r>
+          </w:p>
+        </w:tc>
+        <w:tc>
+          <w:tcPr>
+            <w:tcW w:type="dxa" w:w="2040"/>
+            <w:tcBorders>
+              <w:top w:val="single" w:color="C9D0DC" w:sz="4"/>
+              <w:left w:val="single" w:color="C9D0DC" w:sz="4"/>
+              <w:bottom w:val="single" w:color="C9D0DC" w:sz="4"/>
+              <w:right w:val="single" w:color="C9D0DC" w:sz="4"/>
+            </w:tcBorders>
+            <w:tcMar>
+              <w:top w:type="dxa" w:w="70"/>
+              <w:left w:type="dxa" w:w="100"/>
+              <w:bottom w:type="dxa" w:w="70"/>
+              <w:right w:type="dxa" w:w="100"/>
+            </w:tcMar>
+            <w:vAlign w:val="top"/>
+          </w:tcPr>
+          <w:p>
+            <w:pPr>
+              <w:spacing w:after="0" w:before="0" w:line="264"/>
+            </w:pPr>
+            <w:r>
+              <w:rPr>
+                <w:rFonts w:ascii="Arial" w:cs="Arial" w:eastAsia="Arial" w:hAnsi="Arial"/>
+                <w:sz w:val="19"/>
+                <w:szCs w:val="19"/>
+              </w:rPr>
+              <w:t xml:space="preserve"> </w:t>
+            </w:r>
+          </w:p>
+        </w:tc>
+      </w:tr>
+      <w:tr>
+        <w:trPr>
+          <w:cantSplit/>
+        </w:trPr>
+        <w:tc>
+          <w:tcPr>
+            <w:tcW w:type="dxa" w:w="860"/>
+            <w:tcBorders>
+              <w:top w:val="single" w:color="C9D0DC" w:sz="4"/>
+              <w:left w:val="single" w:color="C9D0DC" w:sz="4"/>
+              <w:bottom w:val="single" w:color="C9D0DC" w:sz="4"/>
+              <w:right w:val="single" w:color="C9D0DC" w:sz="4"/>
+            </w:tcBorders>
+            <w:tcMar>
+              <w:top w:type="dxa" w:w="70"/>
+              <w:left w:type="dxa" w:w="100"/>
+              <w:bottom w:type="dxa" w:w="70"/>
+              <w:right w:type="dxa" w:w="100"/>
+            </w:tcMar>
+            <w:vAlign w:val="top"/>
+          </w:tcPr>
+          <w:p>
+            <w:pPr>
+              <w:spacing w:after="0" w:before="0" w:line="264"/>
+            </w:pPr>
+            <w:r>
+              <w:rPr>
+                <w:rFonts w:ascii="Arial" w:cs="Arial" w:eastAsia="Arial" w:hAnsi="Arial"/>
+                <w:b/>
+                <w:bCs/>
+                <w:color w:val="5B6477"/>
+                <w:sz w:val="16"/>
+                <w:szCs w:val="16"/>
+              </w:rPr>
+              <w:t xml:space="preserve">SA-48</w:t>
+            </w:r>
+          </w:p>
+        </w:tc>
+        <w:tc>
+          <w:tcPr>
+            <w:tcW w:type="dxa" w:w="5480"/>
+            <w:tcBorders>
+              <w:top w:val="single" w:color="C9D0DC" w:sz="4"/>
+              <w:left w:val="single" w:color="C9D0DC" w:sz="4"/>
+              <w:bottom w:val="single" w:color="C9D0DC" w:sz="4"/>
+              <w:right w:val="single" w:color="C9D0DC" w:sz="4"/>
+            </w:tcBorders>
+            <w:tcMar>
+              <w:top w:type="dxa" w:w="70"/>
+              <w:left w:type="dxa" w:w="100"/>
+              <w:bottom w:type="dxa" w:w="70"/>
+              <w:right w:type="dxa" w:w="100"/>
+            </w:tcMar>
+            <w:vAlign w:val="top"/>
+          </w:tcPr>
+          <w:p>
+            <w:pPr>
+              <w:spacing w:after="40" w:before="0" w:line="264"/>
+            </w:pPr>
+            <w:r>
+              <w:rPr>
+                <w:rFonts w:ascii="Arial" w:cs="Arial" w:eastAsia="Arial" w:hAnsi="Arial"/>
+                <w:b/>
+                <w:bCs/>
+                <w:sz w:val="20"/>
+                <w:szCs w:val="20"/>
+              </w:rPr>
+              <w:t xml:space="preserve">Tag a sale to a Wheysted member</w:t>
+            </w:r>
+          </w:p>
+          <w:p>
+            <w:pPr>
+              <w:spacing w:after="20" w:before="0" w:line="264"/>
+            </w:pPr>
+            <w:r>
+              <w:rPr>
+                <w:rFonts w:ascii="Arial" w:cs="Arial" w:eastAsia="Arial" w:hAnsi="Arial"/>
+                <w:color w:val="5B6477"/>
+                <w:sz w:val="19"/>
+                <w:szCs w:val="19"/>
+              </w:rPr>
+              <w:t xml:space="preserve">1.  </w:t>
+            </w:r>
+            <w:r>
+              <w:rPr>
+                <w:rFonts w:ascii="Arial" w:cs="Arial" w:eastAsia="Arial" w:hAnsi="Arial"/>
+                <w:sz w:val="19"/>
+                <w:szCs w:val="19"/>
+              </w:rPr>
+              <w:t xml:space="preserve">New Sale → Wheysted member: type a member number, name or phone (or scan the QR card) and pick the member; or press + New member (name and mobile).</w:t>
+            </w:r>
+          </w:p>
+          <w:p>
+            <w:pPr>
+              <w:spacing w:after="20" w:before="0" w:line="264"/>
+            </w:pPr>
+            <w:r>
+              <w:rPr>
+                <w:rFonts w:ascii="Arial" w:cs="Arial" w:eastAsia="Arial" w:hAnsi="Arial"/>
+                <w:color w:val="5B6477"/>
+                <w:sz w:val="19"/>
+                <w:szCs w:val="19"/>
+              </w:rPr>
+              <w:t xml:space="preserve">2.  </w:t>
+            </w:r>
+            <w:r>
+              <w:rPr>
+                <w:rFonts w:ascii="Arial" w:cs="Arial" w:eastAsia="Arial" w:hAnsi="Arial"/>
+                <w:sz w:val="19"/>
+                <w:szCs w:val="19"/>
+              </w:rPr>
+              <w:t xml:space="preserve">Add an item and save the sale.</w:t>
+            </w:r>
+          </w:p>
+          <w:p>
+            <w:pPr>
+              <w:spacing w:after="0" w:before="60" w:line="264"/>
+            </w:pPr>
+            <w:r>
+              <w:rPr>
+                <w:rFonts w:ascii="Arial" w:cs="Arial" w:eastAsia="Arial" w:hAnsi="Arial"/>
+                <w:b/>
+                <w:bCs/>
+                <w:color w:val="0B1F3A"/>
+                <w:sz w:val="19"/>
+                <w:szCs w:val="19"/>
+              </w:rPr>
+              <w:t xml:space="preserve">You should see: </w:t>
+            </w:r>
+            <w:r>
+              <w:rPr>
+                <w:rFonts w:ascii="Arial" w:cs="Arial" w:eastAsia="Arial" w:hAnsi="Arial"/>
+                <w:sz w:val="19"/>
+                <w:szCs w:val="19"/>
+              </w:rPr>
+              <w:t xml:space="preserve">The member's name, mobile and email fill in. The sale shows the member in the Sales list; a blocked member cannot be tagged.</w:t>
             </w:r>
           </w:p>
         </w:tc>
@@ -14207,7 +14763,7 @@
                 <w:sz w:val="17"/>
                 <w:szCs w:val="17"/>
               </w:rPr>
-              <w:t xml:space="preserve">Passed (of 50)</w:t>
+              <w:t xml:space="preserve">Passed (of 52)</w:t>
             </w:r>
           </w:p>
         </w:tc>

--- a/docs/acceptance-test/per-user/09-sales.westave.docx
+++ b/docs/acceptance-test/per-user/09-sales.westave.docx
@@ -117,7 +117,7 @@
           <w:sz w:val="18"/>
           <w:szCs w:val="18"/>
         </w:rPr>
-        <w:t xml:space="preserve">  ·  52 checks</w:t>
+        <w:t xml:space="preserve">  ·  56 checks</w:t>
       </w:r>
     </w:p>
     <w:tbl>
@@ -14560,6 +14560,1160 @@
                 <w:szCs w:val="19"/>
               </w:rPr>
               <w:t xml:space="preserve">The member's name, mobile and email fill in. The sale shows the member in the Sales list; a blocked member cannot be tagged.</w:t>
+            </w:r>
+          </w:p>
+        </w:tc>
+        <w:tc>
+          <w:tcPr>
+            <w:tcW w:type="dxa" w:w="620"/>
+            <w:tcBorders>
+              <w:top w:val="single" w:color="C9D0DC" w:sz="4"/>
+              <w:left w:val="single" w:color="C9D0DC" w:sz="4"/>
+              <w:bottom w:val="single" w:color="C9D0DC" w:sz="4"/>
+              <w:right w:val="single" w:color="C9D0DC" w:sz="4"/>
+            </w:tcBorders>
+            <w:tcMar>
+              <w:top w:type="dxa" w:w="70"/>
+              <w:left w:type="dxa" w:w="100"/>
+              <w:bottom w:type="dxa" w:w="70"/>
+              <w:right w:type="dxa" w:w="100"/>
+            </w:tcMar>
+            <w:vAlign w:val="center"/>
+          </w:tcPr>
+          <w:p>
+            <w:pPr>
+              <w:spacing w:after="0" w:before="0" w:line="264"/>
+              <w:jc w:val="center"/>
+            </w:pPr>
+            <w:r>
+              <w:rPr>
+                <w:rFonts w:ascii="Arial" w:cs="Arial" w:eastAsia="Arial" w:hAnsi="Arial"/>
+                <w:sz w:val="30"/>
+                <w:szCs w:val="30"/>
+              </w:rPr>
+              <w:t xml:space="preserve">☐</w:t>
+            </w:r>
+          </w:p>
+        </w:tc>
+        <w:tc>
+          <w:tcPr>
+            <w:tcW w:type="dxa" w:w="620"/>
+            <w:tcBorders>
+              <w:top w:val="single" w:color="C9D0DC" w:sz="4"/>
+              <w:left w:val="single" w:color="C9D0DC" w:sz="4"/>
+              <w:bottom w:val="single" w:color="C9D0DC" w:sz="4"/>
+              <w:right w:val="single" w:color="C9D0DC" w:sz="4"/>
+            </w:tcBorders>
+            <w:tcMar>
+              <w:top w:type="dxa" w:w="70"/>
+              <w:left w:type="dxa" w:w="100"/>
+              <w:bottom w:type="dxa" w:w="70"/>
+              <w:right w:type="dxa" w:w="100"/>
+            </w:tcMar>
+            <w:vAlign w:val="center"/>
+          </w:tcPr>
+          <w:p>
+            <w:pPr>
+              <w:spacing w:after="0" w:before="0" w:line="264"/>
+              <w:jc w:val="center"/>
+            </w:pPr>
+            <w:r>
+              <w:rPr>
+                <w:rFonts w:ascii="Arial" w:cs="Arial" w:eastAsia="Arial" w:hAnsi="Arial"/>
+                <w:sz w:val="30"/>
+                <w:szCs w:val="30"/>
+              </w:rPr>
+              <w:t xml:space="preserve">☐</w:t>
+            </w:r>
+          </w:p>
+        </w:tc>
+        <w:tc>
+          <w:tcPr>
+            <w:tcW w:type="dxa" w:w="620"/>
+            <w:tcBorders>
+              <w:top w:val="single" w:color="C9D0DC" w:sz="4"/>
+              <w:left w:val="single" w:color="C9D0DC" w:sz="4"/>
+              <w:bottom w:val="single" w:color="C9D0DC" w:sz="4"/>
+              <w:right w:val="single" w:color="C9D0DC" w:sz="4"/>
+            </w:tcBorders>
+            <w:tcMar>
+              <w:top w:type="dxa" w:w="70"/>
+              <w:left w:type="dxa" w:w="100"/>
+              <w:bottom w:type="dxa" w:w="70"/>
+              <w:right w:type="dxa" w:w="100"/>
+            </w:tcMar>
+            <w:vAlign w:val="center"/>
+          </w:tcPr>
+          <w:p>
+            <w:pPr>
+              <w:spacing w:after="0" w:before="0" w:line="264"/>
+              <w:jc w:val="center"/>
+            </w:pPr>
+            <w:r>
+              <w:rPr>
+                <w:rFonts w:ascii="Arial" w:cs="Arial" w:eastAsia="Arial" w:hAnsi="Arial"/>
+                <w:sz w:val="30"/>
+                <w:szCs w:val="30"/>
+              </w:rPr>
+              <w:t xml:space="preserve">☐</w:t>
+            </w:r>
+          </w:p>
+        </w:tc>
+        <w:tc>
+          <w:tcPr>
+            <w:tcW w:type="dxa" w:w="2040"/>
+            <w:tcBorders>
+              <w:top w:val="single" w:color="C9D0DC" w:sz="4"/>
+              <w:left w:val="single" w:color="C9D0DC" w:sz="4"/>
+              <w:bottom w:val="single" w:color="C9D0DC" w:sz="4"/>
+              <w:right w:val="single" w:color="C9D0DC" w:sz="4"/>
+            </w:tcBorders>
+            <w:tcMar>
+              <w:top w:type="dxa" w:w="70"/>
+              <w:left w:type="dxa" w:w="100"/>
+              <w:bottom w:type="dxa" w:w="70"/>
+              <w:right w:type="dxa" w:w="100"/>
+            </w:tcMar>
+            <w:vAlign w:val="top"/>
+          </w:tcPr>
+          <w:p>
+            <w:pPr>
+              <w:spacing w:after="0" w:before="0" w:line="264"/>
+            </w:pPr>
+            <w:r>
+              <w:rPr>
+                <w:rFonts w:ascii="Arial" w:cs="Arial" w:eastAsia="Arial" w:hAnsi="Arial"/>
+                <w:sz w:val="19"/>
+                <w:szCs w:val="19"/>
+              </w:rPr>
+              <w:t xml:space="preserve"> </w:t>
+            </w:r>
+          </w:p>
+        </w:tc>
+      </w:tr>
+      <w:tr>
+        <w:trPr>
+          <w:cantSplit/>
+        </w:trPr>
+        <w:tc>
+          <w:tcPr>
+            <w:tcW w:type="dxa" w:w="860"/>
+            <w:tcBorders>
+              <w:top w:val="single" w:color="C9D0DC" w:sz="4"/>
+              <w:left w:val="single" w:color="C9D0DC" w:sz="4"/>
+              <w:bottom w:val="single" w:color="C9D0DC" w:sz="4"/>
+              <w:right w:val="single" w:color="C9D0DC" w:sz="4"/>
+            </w:tcBorders>
+            <w:tcMar>
+              <w:top w:type="dxa" w:w="70"/>
+              <w:left w:type="dxa" w:w="100"/>
+              <w:bottom w:type="dxa" w:w="70"/>
+              <w:right w:type="dxa" w:w="100"/>
+            </w:tcMar>
+            <w:vAlign w:val="top"/>
+          </w:tcPr>
+          <w:p>
+            <w:pPr>
+              <w:spacing w:after="0" w:before="0" w:line="264"/>
+            </w:pPr>
+            <w:r>
+              <w:rPr>
+                <w:rFonts w:ascii="Arial" w:cs="Arial" w:eastAsia="Arial" w:hAnsi="Arial"/>
+                <w:b/>
+                <w:bCs/>
+                <w:color w:val="5B6477"/>
+                <w:sz w:val="16"/>
+                <w:szCs w:val="16"/>
+              </w:rPr>
+              <w:t xml:space="preserve">SA-49</w:t>
+            </w:r>
+          </w:p>
+        </w:tc>
+        <w:tc>
+          <w:tcPr>
+            <w:tcW w:type="dxa" w:w="5480"/>
+            <w:tcBorders>
+              <w:top w:val="single" w:color="C9D0DC" w:sz="4"/>
+              <w:left w:val="single" w:color="C9D0DC" w:sz="4"/>
+              <w:bottom w:val="single" w:color="C9D0DC" w:sz="4"/>
+              <w:right w:val="single" w:color="C9D0DC" w:sz="4"/>
+            </w:tcBorders>
+            <w:tcMar>
+              <w:top w:type="dxa" w:w="70"/>
+              <w:left w:type="dxa" w:w="100"/>
+              <w:bottom w:type="dxa" w:w="70"/>
+              <w:right w:type="dxa" w:w="100"/>
+            </w:tcMar>
+            <w:vAlign w:val="top"/>
+          </w:tcPr>
+          <w:p>
+            <w:pPr>
+              <w:spacing w:after="40" w:before="0" w:line="264"/>
+            </w:pPr>
+            <w:r>
+              <w:rPr>
+                <w:rFonts w:ascii="Arial" w:cs="Arial" w:eastAsia="Arial" w:hAnsi="Arial"/>
+                <w:b/>
+                <w:bCs/>
+                <w:sz w:val="20"/>
+                <w:szCs w:val="20"/>
+              </w:rPr>
+              <w:t xml:space="preserve">Use a member voucher and see the member</w:t>
+            </w:r>
+          </w:p>
+          <w:p>
+            <w:pPr>
+              <w:spacing w:after="40" w:before="0" w:line="264"/>
+            </w:pPr>
+            <w:r>
+              <w:rPr>
+                <w:rFonts w:ascii="Arial" w:cs="Arial" w:eastAsia="Arial" w:hAnsi="Arial"/>
+                <w:i/>
+                <w:iCs/>
+                <w:color w:val="5B6477"/>
+                <w:sz w:val="15"/>
+                <w:szCs w:val="15"/>
+              </w:rPr>
+              <w:t xml:space="preserve">Flow F33 · Member program: vouchers, member prices, lost sales, insights and chat campaigns</w:t>
+            </w:r>
+          </w:p>
+          <w:p>
+            <w:pPr>
+              <w:spacing w:after="20" w:before="0" w:line="264"/>
+            </w:pPr>
+            <w:r>
+              <w:rPr>
+                <w:rFonts w:ascii="Arial" w:cs="Arial" w:eastAsia="Arial" w:hAnsi="Arial"/>
+                <w:color w:val="5B6477"/>
+                <w:sz w:val="19"/>
+                <w:szCs w:val="19"/>
+              </w:rPr>
+              <w:t xml:space="preserve">1.  </w:t>
+            </w:r>
+            <w:r>
+              <w:rPr>
+                <w:rFonts w:ascii="Arial" w:cs="Arial" w:eastAsia="Arial" w:hAnsi="Arial"/>
+                <w:sz w:val="19"/>
+                <w:szCs w:val="19"/>
+              </w:rPr>
+              <w:t xml:space="preserve">New Sale → Wheysted member: pick a member who has a voucher (the Sales Manager gives one under Wheysted Members).</w:t>
+            </w:r>
+          </w:p>
+          <w:p>
+            <w:pPr>
+              <w:spacing w:after="20" w:before="0" w:line="264"/>
+            </w:pPr>
+            <w:r>
+              <w:rPr>
+                <w:rFonts w:ascii="Arial" w:cs="Arial" w:eastAsia="Arial" w:hAnsi="Arial"/>
+                <w:color w:val="5B6477"/>
+                <w:sz w:val="19"/>
+                <w:szCs w:val="19"/>
+              </w:rPr>
+              <w:t xml:space="preserve">2.  </w:t>
+            </w:r>
+            <w:r>
+              <w:rPr>
+                <w:rFonts w:ascii="Arial" w:cs="Arial" w:eastAsia="Arial" w:hAnsi="Arial"/>
+                <w:sz w:val="19"/>
+                <w:szCs w:val="19"/>
+              </w:rPr>
+              <w:t xml:space="preserve">Read the tier, points, vouchers and what they usually buy.</w:t>
+            </w:r>
+          </w:p>
+          <w:p>
+            <w:pPr>
+              <w:spacing w:after="20" w:before="0" w:line="264"/>
+            </w:pPr>
+            <w:r>
+              <w:rPr>
+                <w:rFonts w:ascii="Arial" w:cs="Arial" w:eastAsia="Arial" w:hAnsi="Arial"/>
+                <w:color w:val="5B6477"/>
+                <w:sz w:val="19"/>
+                <w:szCs w:val="19"/>
+              </w:rPr>
+              <w:t xml:space="preserve">3.  </w:t>
+            </w:r>
+            <w:r>
+              <w:rPr>
+                <w:rFonts w:ascii="Arial" w:cs="Arial" w:eastAsia="Arial" w:hAnsi="Arial"/>
+                <w:sz w:val="19"/>
+                <w:szCs w:val="19"/>
+              </w:rPr>
+              <w:t xml:space="preserve">Tap the voucher, add a supplement, Review sale → Save.</w:t>
+            </w:r>
+          </w:p>
+          <w:p>
+            <w:pPr>
+              <w:spacing w:after="0" w:before="60" w:line="264"/>
+            </w:pPr>
+            <w:r>
+              <w:rPr>
+                <w:rFonts w:ascii="Arial" w:cs="Arial" w:eastAsia="Arial" w:hAnsi="Arial"/>
+                <w:b/>
+                <w:bCs/>
+                <w:color w:val="0B1F3A"/>
+                <w:sz w:val="19"/>
+                <w:szCs w:val="19"/>
+              </w:rPr>
+              <w:t xml:space="preserve">You should see: </w:t>
+            </w:r>
+            <w:r>
+              <w:rPr>
+                <w:rFonts w:ascii="Arial" w:cs="Arial" w:eastAsia="Arial" w:hAnsi="Arial"/>
+                <w:sz w:val="19"/>
+                <w:szCs w:val="19"/>
+              </w:rPr>
+              <w:t xml:space="preserve">The voucher takes its value off the supplements only. The same voucher cannot be used again, and a voucher of another member is refused. A void gives the voucher back.</w:t>
+            </w:r>
+          </w:p>
+        </w:tc>
+        <w:tc>
+          <w:tcPr>
+            <w:tcW w:type="dxa" w:w="620"/>
+            <w:tcBorders>
+              <w:top w:val="single" w:color="C9D0DC" w:sz="4"/>
+              <w:left w:val="single" w:color="C9D0DC" w:sz="4"/>
+              <w:bottom w:val="single" w:color="C9D0DC" w:sz="4"/>
+              <w:right w:val="single" w:color="C9D0DC" w:sz="4"/>
+            </w:tcBorders>
+            <w:tcMar>
+              <w:top w:type="dxa" w:w="70"/>
+              <w:left w:type="dxa" w:w="100"/>
+              <w:bottom w:type="dxa" w:w="70"/>
+              <w:right w:type="dxa" w:w="100"/>
+            </w:tcMar>
+            <w:vAlign w:val="center"/>
+          </w:tcPr>
+          <w:p>
+            <w:pPr>
+              <w:spacing w:after="0" w:before="0" w:line="264"/>
+              <w:jc w:val="center"/>
+            </w:pPr>
+            <w:r>
+              <w:rPr>
+                <w:rFonts w:ascii="Arial" w:cs="Arial" w:eastAsia="Arial" w:hAnsi="Arial"/>
+                <w:sz w:val="30"/>
+                <w:szCs w:val="30"/>
+              </w:rPr>
+              <w:t xml:space="preserve">☐</w:t>
+            </w:r>
+          </w:p>
+        </w:tc>
+        <w:tc>
+          <w:tcPr>
+            <w:tcW w:type="dxa" w:w="620"/>
+            <w:tcBorders>
+              <w:top w:val="single" w:color="C9D0DC" w:sz="4"/>
+              <w:left w:val="single" w:color="C9D0DC" w:sz="4"/>
+              <w:bottom w:val="single" w:color="C9D0DC" w:sz="4"/>
+              <w:right w:val="single" w:color="C9D0DC" w:sz="4"/>
+            </w:tcBorders>
+            <w:tcMar>
+              <w:top w:type="dxa" w:w="70"/>
+              <w:left w:type="dxa" w:w="100"/>
+              <w:bottom w:type="dxa" w:w="70"/>
+              <w:right w:type="dxa" w:w="100"/>
+            </w:tcMar>
+            <w:vAlign w:val="center"/>
+          </w:tcPr>
+          <w:p>
+            <w:pPr>
+              <w:spacing w:after="0" w:before="0" w:line="264"/>
+              <w:jc w:val="center"/>
+            </w:pPr>
+            <w:r>
+              <w:rPr>
+                <w:rFonts w:ascii="Arial" w:cs="Arial" w:eastAsia="Arial" w:hAnsi="Arial"/>
+                <w:sz w:val="30"/>
+                <w:szCs w:val="30"/>
+              </w:rPr>
+              <w:t xml:space="preserve">☐</w:t>
+            </w:r>
+          </w:p>
+        </w:tc>
+        <w:tc>
+          <w:tcPr>
+            <w:tcW w:type="dxa" w:w="620"/>
+            <w:tcBorders>
+              <w:top w:val="single" w:color="C9D0DC" w:sz="4"/>
+              <w:left w:val="single" w:color="C9D0DC" w:sz="4"/>
+              <w:bottom w:val="single" w:color="C9D0DC" w:sz="4"/>
+              <w:right w:val="single" w:color="C9D0DC" w:sz="4"/>
+            </w:tcBorders>
+            <w:tcMar>
+              <w:top w:type="dxa" w:w="70"/>
+              <w:left w:type="dxa" w:w="100"/>
+              <w:bottom w:type="dxa" w:w="70"/>
+              <w:right w:type="dxa" w:w="100"/>
+            </w:tcMar>
+            <w:vAlign w:val="center"/>
+          </w:tcPr>
+          <w:p>
+            <w:pPr>
+              <w:spacing w:after="0" w:before="0" w:line="264"/>
+              <w:jc w:val="center"/>
+            </w:pPr>
+            <w:r>
+              <w:rPr>
+                <w:rFonts w:ascii="Arial" w:cs="Arial" w:eastAsia="Arial" w:hAnsi="Arial"/>
+                <w:sz w:val="30"/>
+                <w:szCs w:val="30"/>
+              </w:rPr>
+              <w:t xml:space="preserve">☐</w:t>
+            </w:r>
+          </w:p>
+        </w:tc>
+        <w:tc>
+          <w:tcPr>
+            <w:tcW w:type="dxa" w:w="2040"/>
+            <w:tcBorders>
+              <w:top w:val="single" w:color="C9D0DC" w:sz="4"/>
+              <w:left w:val="single" w:color="C9D0DC" w:sz="4"/>
+              <w:bottom w:val="single" w:color="C9D0DC" w:sz="4"/>
+              <w:right w:val="single" w:color="C9D0DC" w:sz="4"/>
+            </w:tcBorders>
+            <w:tcMar>
+              <w:top w:type="dxa" w:w="70"/>
+              <w:left w:type="dxa" w:w="100"/>
+              <w:bottom w:type="dxa" w:w="70"/>
+              <w:right w:type="dxa" w:w="100"/>
+            </w:tcMar>
+            <w:vAlign w:val="top"/>
+          </w:tcPr>
+          <w:p>
+            <w:pPr>
+              <w:spacing w:after="0" w:before="0" w:line="264"/>
+            </w:pPr>
+            <w:r>
+              <w:rPr>
+                <w:rFonts w:ascii="Arial" w:cs="Arial" w:eastAsia="Arial" w:hAnsi="Arial"/>
+                <w:sz w:val="19"/>
+                <w:szCs w:val="19"/>
+              </w:rPr>
+              <w:t xml:space="preserve"> </w:t>
+            </w:r>
+          </w:p>
+        </w:tc>
+      </w:tr>
+      <w:tr>
+        <w:trPr>
+          <w:cantSplit/>
+        </w:trPr>
+        <w:tc>
+          <w:tcPr>
+            <w:tcW w:type="dxa" w:w="860"/>
+            <w:tcBorders>
+              <w:top w:val="single" w:color="C9D0DC" w:sz="4"/>
+              <w:left w:val="single" w:color="C9D0DC" w:sz="4"/>
+              <w:bottom w:val="single" w:color="C9D0DC" w:sz="4"/>
+              <w:right w:val="single" w:color="C9D0DC" w:sz="4"/>
+            </w:tcBorders>
+            <w:tcMar>
+              <w:top w:type="dxa" w:w="70"/>
+              <w:left w:type="dxa" w:w="100"/>
+              <w:bottom w:type="dxa" w:w="70"/>
+              <w:right w:type="dxa" w:w="100"/>
+            </w:tcMar>
+            <w:vAlign w:val="top"/>
+          </w:tcPr>
+          <w:p>
+            <w:pPr>
+              <w:spacing w:after="0" w:before="0" w:line="264"/>
+            </w:pPr>
+            <w:r>
+              <w:rPr>
+                <w:rFonts w:ascii="Arial" w:cs="Arial" w:eastAsia="Arial" w:hAnsi="Arial"/>
+                <w:b/>
+                <w:bCs/>
+                <w:color w:val="5B6477"/>
+                <w:sz w:val="16"/>
+                <w:szCs w:val="16"/>
+              </w:rPr>
+              <w:t xml:space="preserve">SA-50</w:t>
+            </w:r>
+          </w:p>
+        </w:tc>
+        <w:tc>
+          <w:tcPr>
+            <w:tcW w:type="dxa" w:w="5480"/>
+            <w:tcBorders>
+              <w:top w:val="single" w:color="C9D0DC" w:sz="4"/>
+              <w:left w:val="single" w:color="C9D0DC" w:sz="4"/>
+              <w:bottom w:val="single" w:color="C9D0DC" w:sz="4"/>
+              <w:right w:val="single" w:color="C9D0DC" w:sz="4"/>
+            </w:tcBorders>
+            <w:tcMar>
+              <w:top w:type="dxa" w:w="70"/>
+              <w:left w:type="dxa" w:w="100"/>
+              <w:bottom w:type="dxa" w:w="70"/>
+              <w:right w:type="dxa" w:w="100"/>
+            </w:tcMar>
+            <w:vAlign w:val="top"/>
+          </w:tcPr>
+          <w:p>
+            <w:pPr>
+              <w:spacing w:after="40" w:before="0" w:line="264"/>
+            </w:pPr>
+            <w:r>
+              <w:rPr>
+                <w:rFonts w:ascii="Arial" w:cs="Arial" w:eastAsia="Arial" w:hAnsi="Arial"/>
+                <w:b/>
+                <w:bCs/>
+                <w:sz w:val="20"/>
+                <w:szCs w:val="20"/>
+              </w:rPr>
+              <w:t xml:space="preserve">Member price</w:t>
+            </w:r>
+          </w:p>
+          <w:p>
+            <w:pPr>
+              <w:spacing w:after="40" w:before="0" w:line="264"/>
+            </w:pPr>
+            <w:r>
+              <w:rPr>
+                <w:rFonts w:ascii="Arial" w:cs="Arial" w:eastAsia="Arial" w:hAnsi="Arial"/>
+                <w:i/>
+                <w:iCs/>
+                <w:color w:val="5B6477"/>
+                <w:sz w:val="15"/>
+                <w:szCs w:val="15"/>
+              </w:rPr>
+              <w:t xml:space="preserve">Flow F33 · Member program: vouchers, member prices, lost sales, insights and chat campaigns</w:t>
+            </w:r>
+          </w:p>
+          <w:p>
+            <w:pPr>
+              <w:spacing w:after="20" w:before="0" w:line="264"/>
+            </w:pPr>
+            <w:r>
+              <w:rPr>
+                <w:rFonts w:ascii="Arial" w:cs="Arial" w:eastAsia="Arial" w:hAnsi="Arial"/>
+                <w:color w:val="5B6477"/>
+                <w:sz w:val="19"/>
+                <w:szCs w:val="19"/>
+              </w:rPr>
+              <w:t xml:space="preserve">1.  </w:t>
+            </w:r>
+            <w:r>
+              <w:rPr>
+                <w:rFonts w:ascii="Arial" w:cs="Arial" w:eastAsia="Arial" w:hAnsi="Arial"/>
+                <w:sz w:val="19"/>
+                <w:szCs w:val="19"/>
+              </w:rPr>
+              <w:t xml:space="preserve">With a member picked, add an item that has a member price (Wheysted Members → Member prices) without typing a price.</w:t>
+            </w:r>
+          </w:p>
+          <w:p>
+            <w:pPr>
+              <w:spacing w:after="20" w:before="0" w:line="264"/>
+            </w:pPr>
+            <w:r>
+              <w:rPr>
+                <w:rFonts w:ascii="Arial" w:cs="Arial" w:eastAsia="Arial" w:hAnsi="Arial"/>
+                <w:color w:val="5B6477"/>
+                <w:sz w:val="19"/>
+                <w:szCs w:val="19"/>
+              </w:rPr>
+              <w:t xml:space="preserve">2.  </w:t>
+            </w:r>
+            <w:r>
+              <w:rPr>
+                <w:rFonts w:ascii="Arial" w:cs="Arial" w:eastAsia="Arial" w:hAnsi="Arial"/>
+                <w:sz w:val="19"/>
+                <w:szCs w:val="19"/>
+              </w:rPr>
+              <w:t xml:space="preserve">Sell the same item to a walk-in.</w:t>
+            </w:r>
+          </w:p>
+          <w:p>
+            <w:pPr>
+              <w:spacing w:after="0" w:before="60" w:line="264"/>
+            </w:pPr>
+            <w:r>
+              <w:rPr>
+                <w:rFonts w:ascii="Arial" w:cs="Arial" w:eastAsia="Arial" w:hAnsi="Arial"/>
+                <w:b/>
+                <w:bCs/>
+                <w:color w:val="0B1F3A"/>
+                <w:sz w:val="19"/>
+                <w:szCs w:val="19"/>
+              </w:rPr>
+              <w:t xml:space="preserve">You should see: </w:t>
+            </w:r>
+            <w:r>
+              <w:rPr>
+                <w:rFonts w:ascii="Arial" w:cs="Arial" w:eastAsia="Arial" w:hAnsi="Arial"/>
+                <w:sz w:val="19"/>
+                <w:szCs w:val="19"/>
+              </w:rPr>
+              <w:t xml:space="preserve">The member gets the member price at once (no special-price approval). The walk-in pays the normal price.</w:t>
+            </w:r>
+          </w:p>
+        </w:tc>
+        <w:tc>
+          <w:tcPr>
+            <w:tcW w:type="dxa" w:w="620"/>
+            <w:tcBorders>
+              <w:top w:val="single" w:color="C9D0DC" w:sz="4"/>
+              <w:left w:val="single" w:color="C9D0DC" w:sz="4"/>
+              <w:bottom w:val="single" w:color="C9D0DC" w:sz="4"/>
+              <w:right w:val="single" w:color="C9D0DC" w:sz="4"/>
+            </w:tcBorders>
+            <w:tcMar>
+              <w:top w:type="dxa" w:w="70"/>
+              <w:left w:type="dxa" w:w="100"/>
+              <w:bottom w:type="dxa" w:w="70"/>
+              <w:right w:type="dxa" w:w="100"/>
+            </w:tcMar>
+            <w:vAlign w:val="center"/>
+          </w:tcPr>
+          <w:p>
+            <w:pPr>
+              <w:spacing w:after="0" w:before="0" w:line="264"/>
+              <w:jc w:val="center"/>
+            </w:pPr>
+            <w:r>
+              <w:rPr>
+                <w:rFonts w:ascii="Arial" w:cs="Arial" w:eastAsia="Arial" w:hAnsi="Arial"/>
+                <w:sz w:val="30"/>
+                <w:szCs w:val="30"/>
+              </w:rPr>
+              <w:t xml:space="preserve">☐</w:t>
+            </w:r>
+          </w:p>
+        </w:tc>
+        <w:tc>
+          <w:tcPr>
+            <w:tcW w:type="dxa" w:w="620"/>
+            <w:tcBorders>
+              <w:top w:val="single" w:color="C9D0DC" w:sz="4"/>
+              <w:left w:val="single" w:color="C9D0DC" w:sz="4"/>
+              <w:bottom w:val="single" w:color="C9D0DC" w:sz="4"/>
+              <w:right w:val="single" w:color="C9D0DC" w:sz="4"/>
+            </w:tcBorders>
+            <w:tcMar>
+              <w:top w:type="dxa" w:w="70"/>
+              <w:left w:type="dxa" w:w="100"/>
+              <w:bottom w:type="dxa" w:w="70"/>
+              <w:right w:type="dxa" w:w="100"/>
+            </w:tcMar>
+            <w:vAlign w:val="center"/>
+          </w:tcPr>
+          <w:p>
+            <w:pPr>
+              <w:spacing w:after="0" w:before="0" w:line="264"/>
+              <w:jc w:val="center"/>
+            </w:pPr>
+            <w:r>
+              <w:rPr>
+                <w:rFonts w:ascii="Arial" w:cs="Arial" w:eastAsia="Arial" w:hAnsi="Arial"/>
+                <w:sz w:val="30"/>
+                <w:szCs w:val="30"/>
+              </w:rPr>
+              <w:t xml:space="preserve">☐</w:t>
+            </w:r>
+          </w:p>
+        </w:tc>
+        <w:tc>
+          <w:tcPr>
+            <w:tcW w:type="dxa" w:w="620"/>
+            <w:tcBorders>
+              <w:top w:val="single" w:color="C9D0DC" w:sz="4"/>
+              <w:left w:val="single" w:color="C9D0DC" w:sz="4"/>
+              <w:bottom w:val="single" w:color="C9D0DC" w:sz="4"/>
+              <w:right w:val="single" w:color="C9D0DC" w:sz="4"/>
+            </w:tcBorders>
+            <w:tcMar>
+              <w:top w:type="dxa" w:w="70"/>
+              <w:left w:type="dxa" w:w="100"/>
+              <w:bottom w:type="dxa" w:w="70"/>
+              <w:right w:type="dxa" w:w="100"/>
+            </w:tcMar>
+            <w:vAlign w:val="center"/>
+          </w:tcPr>
+          <w:p>
+            <w:pPr>
+              <w:spacing w:after="0" w:before="0" w:line="264"/>
+              <w:jc w:val="center"/>
+            </w:pPr>
+            <w:r>
+              <w:rPr>
+                <w:rFonts w:ascii="Arial" w:cs="Arial" w:eastAsia="Arial" w:hAnsi="Arial"/>
+                <w:sz w:val="30"/>
+                <w:szCs w:val="30"/>
+              </w:rPr>
+              <w:t xml:space="preserve">☐</w:t>
+            </w:r>
+          </w:p>
+        </w:tc>
+        <w:tc>
+          <w:tcPr>
+            <w:tcW w:type="dxa" w:w="2040"/>
+            <w:tcBorders>
+              <w:top w:val="single" w:color="C9D0DC" w:sz="4"/>
+              <w:left w:val="single" w:color="C9D0DC" w:sz="4"/>
+              <w:bottom w:val="single" w:color="C9D0DC" w:sz="4"/>
+              <w:right w:val="single" w:color="C9D0DC" w:sz="4"/>
+            </w:tcBorders>
+            <w:tcMar>
+              <w:top w:type="dxa" w:w="70"/>
+              <w:left w:type="dxa" w:w="100"/>
+              <w:bottom w:type="dxa" w:w="70"/>
+              <w:right w:type="dxa" w:w="100"/>
+            </w:tcMar>
+            <w:vAlign w:val="top"/>
+          </w:tcPr>
+          <w:p>
+            <w:pPr>
+              <w:spacing w:after="0" w:before="0" w:line="264"/>
+            </w:pPr>
+            <w:r>
+              <w:rPr>
+                <w:rFonts w:ascii="Arial" w:cs="Arial" w:eastAsia="Arial" w:hAnsi="Arial"/>
+                <w:sz w:val="19"/>
+                <w:szCs w:val="19"/>
+              </w:rPr>
+              <w:t xml:space="preserve"> </w:t>
+            </w:r>
+          </w:p>
+        </w:tc>
+      </w:tr>
+      <w:tr>
+        <w:trPr>
+          <w:cantSplit/>
+        </w:trPr>
+        <w:tc>
+          <w:tcPr>
+            <w:tcW w:type="dxa" w:w="860"/>
+            <w:tcBorders>
+              <w:top w:val="single" w:color="C9D0DC" w:sz="4"/>
+              <w:left w:val="single" w:color="C9D0DC" w:sz="4"/>
+              <w:bottom w:val="single" w:color="C9D0DC" w:sz="4"/>
+              <w:right w:val="single" w:color="C9D0DC" w:sz="4"/>
+            </w:tcBorders>
+            <w:tcMar>
+              <w:top w:type="dxa" w:w="70"/>
+              <w:left w:type="dxa" w:w="100"/>
+              <w:bottom w:type="dxa" w:w="70"/>
+              <w:right w:type="dxa" w:w="100"/>
+            </w:tcMar>
+            <w:vAlign w:val="top"/>
+          </w:tcPr>
+          <w:p>
+            <w:pPr>
+              <w:spacing w:after="0" w:before="0" w:line="264"/>
+            </w:pPr>
+            <w:r>
+              <w:rPr>
+                <w:rFonts w:ascii="Arial" w:cs="Arial" w:eastAsia="Arial" w:hAnsi="Arial"/>
+                <w:b/>
+                <w:bCs/>
+                <w:color w:val="5B6477"/>
+                <w:sz w:val="16"/>
+                <w:szCs w:val="16"/>
+              </w:rPr>
+              <w:t xml:space="preserve">SA-51</w:t>
+            </w:r>
+          </w:p>
+        </w:tc>
+        <w:tc>
+          <w:tcPr>
+            <w:tcW w:type="dxa" w:w="5480"/>
+            <w:tcBorders>
+              <w:top w:val="single" w:color="C9D0DC" w:sz="4"/>
+              <w:left w:val="single" w:color="C9D0DC" w:sz="4"/>
+              <w:bottom w:val="single" w:color="C9D0DC" w:sz="4"/>
+              <w:right w:val="single" w:color="C9D0DC" w:sz="4"/>
+            </w:tcBorders>
+            <w:tcMar>
+              <w:top w:type="dxa" w:w="70"/>
+              <w:left w:type="dxa" w:w="100"/>
+              <w:bottom w:type="dxa" w:w="70"/>
+              <w:right w:type="dxa" w:w="100"/>
+            </w:tcMar>
+            <w:vAlign w:val="top"/>
+          </w:tcPr>
+          <w:p>
+            <w:pPr>
+              <w:spacing w:after="40" w:before="0" w:line="264"/>
+            </w:pPr>
+            <w:r>
+              <w:rPr>
+                <w:rFonts w:ascii="Arial" w:cs="Arial" w:eastAsia="Arial" w:hAnsi="Arial"/>
+                <w:b/>
+                <w:bCs/>
+                <w:sz w:val="20"/>
+                <w:szCs w:val="20"/>
+              </w:rPr>
+              <w:t xml:space="preserve">Log an item we did not have</w:t>
+            </w:r>
+          </w:p>
+          <w:p>
+            <w:pPr>
+              <w:spacing w:after="40" w:before="0" w:line="264"/>
+            </w:pPr>
+            <w:r>
+              <w:rPr>
+                <w:rFonts w:ascii="Arial" w:cs="Arial" w:eastAsia="Arial" w:hAnsi="Arial"/>
+                <w:i/>
+                <w:iCs/>
+                <w:color w:val="5B6477"/>
+                <w:sz w:val="15"/>
+                <w:szCs w:val="15"/>
+              </w:rPr>
+              <w:t xml:space="preserve">Flow F33 · Member program: vouchers, member prices, lost sales, insights and chat campaigns</w:t>
+            </w:r>
+          </w:p>
+          <w:p>
+            <w:pPr>
+              <w:spacing w:after="20" w:before="0" w:line="264"/>
+            </w:pPr>
+            <w:r>
+              <w:rPr>
+                <w:rFonts w:ascii="Arial" w:cs="Arial" w:eastAsia="Arial" w:hAnsi="Arial"/>
+                <w:color w:val="5B6477"/>
+                <w:sz w:val="19"/>
+                <w:szCs w:val="19"/>
+              </w:rPr>
+              <w:t xml:space="preserve">1.  </w:t>
+            </w:r>
+            <w:r>
+              <w:rPr>
+                <w:rFonts w:ascii="Arial" w:cs="Arial" w:eastAsia="Arial" w:hAnsi="Arial"/>
+                <w:sz w:val="19"/>
+                <w:szCs w:val="19"/>
+              </w:rPr>
+              <w:t xml:space="preserve">New Sale → Customer asked for an item we didn't have.</w:t>
+            </w:r>
+          </w:p>
+          <w:p>
+            <w:pPr>
+              <w:spacing w:after="20" w:before="0" w:line="264"/>
+            </w:pPr>
+            <w:r>
+              <w:rPr>
+                <w:rFonts w:ascii="Arial" w:cs="Arial" w:eastAsia="Arial" w:hAnsi="Arial"/>
+                <w:color w:val="5B6477"/>
+                <w:sz w:val="19"/>
+                <w:szCs w:val="19"/>
+              </w:rPr>
+              <w:t xml:space="preserve">2.  </w:t>
+            </w:r>
+            <w:r>
+              <w:rPr>
+                <w:rFonts w:ascii="Arial" w:cs="Arial" w:eastAsia="Arial" w:hAnsi="Arial"/>
+                <w:sz w:val="19"/>
+                <w:szCs w:val="19"/>
+              </w:rPr>
+              <w:t xml:space="preserve">Pick or type the item, the quantity → Save.</w:t>
+            </w:r>
+          </w:p>
+          <w:p>
+            <w:pPr>
+              <w:spacing w:after="0" w:before="60" w:line="264"/>
+            </w:pPr>
+            <w:r>
+              <w:rPr>
+                <w:rFonts w:ascii="Arial" w:cs="Arial" w:eastAsia="Arial" w:hAnsi="Arial"/>
+                <w:b/>
+                <w:bCs/>
+                <w:color w:val="0B1F3A"/>
+                <w:sz w:val="19"/>
+                <w:szCs w:val="19"/>
+              </w:rPr>
+              <w:t xml:space="preserve">You should see: </w:t>
+            </w:r>
+            <w:r>
+              <w:rPr>
+                <w:rFonts w:ascii="Arial" w:cs="Arial" w:eastAsia="Arial" w:hAnsi="Arial"/>
+                <w:sz w:val="19"/>
+                <w:szCs w:val="19"/>
+              </w:rPr>
+              <w:t xml:space="preserve">It is saved and counted under Wheysted Members → Lost sales and in the Customers asked column of Days of stock.</w:t>
+            </w:r>
+          </w:p>
+        </w:tc>
+        <w:tc>
+          <w:tcPr>
+            <w:tcW w:type="dxa" w:w="620"/>
+            <w:tcBorders>
+              <w:top w:val="single" w:color="C9D0DC" w:sz="4"/>
+              <w:left w:val="single" w:color="C9D0DC" w:sz="4"/>
+              <w:bottom w:val="single" w:color="C9D0DC" w:sz="4"/>
+              <w:right w:val="single" w:color="C9D0DC" w:sz="4"/>
+            </w:tcBorders>
+            <w:tcMar>
+              <w:top w:type="dxa" w:w="70"/>
+              <w:left w:type="dxa" w:w="100"/>
+              <w:bottom w:type="dxa" w:w="70"/>
+              <w:right w:type="dxa" w:w="100"/>
+            </w:tcMar>
+            <w:vAlign w:val="center"/>
+          </w:tcPr>
+          <w:p>
+            <w:pPr>
+              <w:spacing w:after="0" w:before="0" w:line="264"/>
+              <w:jc w:val="center"/>
+            </w:pPr>
+            <w:r>
+              <w:rPr>
+                <w:rFonts w:ascii="Arial" w:cs="Arial" w:eastAsia="Arial" w:hAnsi="Arial"/>
+                <w:sz w:val="30"/>
+                <w:szCs w:val="30"/>
+              </w:rPr>
+              <w:t xml:space="preserve">☐</w:t>
+            </w:r>
+          </w:p>
+        </w:tc>
+        <w:tc>
+          <w:tcPr>
+            <w:tcW w:type="dxa" w:w="620"/>
+            <w:tcBorders>
+              <w:top w:val="single" w:color="C9D0DC" w:sz="4"/>
+              <w:left w:val="single" w:color="C9D0DC" w:sz="4"/>
+              <w:bottom w:val="single" w:color="C9D0DC" w:sz="4"/>
+              <w:right w:val="single" w:color="C9D0DC" w:sz="4"/>
+            </w:tcBorders>
+            <w:tcMar>
+              <w:top w:type="dxa" w:w="70"/>
+              <w:left w:type="dxa" w:w="100"/>
+              <w:bottom w:type="dxa" w:w="70"/>
+              <w:right w:type="dxa" w:w="100"/>
+            </w:tcMar>
+            <w:vAlign w:val="center"/>
+          </w:tcPr>
+          <w:p>
+            <w:pPr>
+              <w:spacing w:after="0" w:before="0" w:line="264"/>
+              <w:jc w:val="center"/>
+            </w:pPr>
+            <w:r>
+              <w:rPr>
+                <w:rFonts w:ascii="Arial" w:cs="Arial" w:eastAsia="Arial" w:hAnsi="Arial"/>
+                <w:sz w:val="30"/>
+                <w:szCs w:val="30"/>
+              </w:rPr>
+              <w:t xml:space="preserve">☐</w:t>
+            </w:r>
+          </w:p>
+        </w:tc>
+        <w:tc>
+          <w:tcPr>
+            <w:tcW w:type="dxa" w:w="620"/>
+            <w:tcBorders>
+              <w:top w:val="single" w:color="C9D0DC" w:sz="4"/>
+              <w:left w:val="single" w:color="C9D0DC" w:sz="4"/>
+              <w:bottom w:val="single" w:color="C9D0DC" w:sz="4"/>
+              <w:right w:val="single" w:color="C9D0DC" w:sz="4"/>
+            </w:tcBorders>
+            <w:tcMar>
+              <w:top w:type="dxa" w:w="70"/>
+              <w:left w:type="dxa" w:w="100"/>
+              <w:bottom w:type="dxa" w:w="70"/>
+              <w:right w:type="dxa" w:w="100"/>
+            </w:tcMar>
+            <w:vAlign w:val="center"/>
+          </w:tcPr>
+          <w:p>
+            <w:pPr>
+              <w:spacing w:after="0" w:before="0" w:line="264"/>
+              <w:jc w:val="center"/>
+            </w:pPr>
+            <w:r>
+              <w:rPr>
+                <w:rFonts w:ascii="Arial" w:cs="Arial" w:eastAsia="Arial" w:hAnsi="Arial"/>
+                <w:sz w:val="30"/>
+                <w:szCs w:val="30"/>
+              </w:rPr>
+              <w:t xml:space="preserve">☐</w:t>
+            </w:r>
+          </w:p>
+        </w:tc>
+        <w:tc>
+          <w:tcPr>
+            <w:tcW w:type="dxa" w:w="2040"/>
+            <w:tcBorders>
+              <w:top w:val="single" w:color="C9D0DC" w:sz="4"/>
+              <w:left w:val="single" w:color="C9D0DC" w:sz="4"/>
+              <w:bottom w:val="single" w:color="C9D0DC" w:sz="4"/>
+              <w:right w:val="single" w:color="C9D0DC" w:sz="4"/>
+            </w:tcBorders>
+            <w:tcMar>
+              <w:top w:type="dxa" w:w="70"/>
+              <w:left w:type="dxa" w:w="100"/>
+              <w:bottom w:type="dxa" w:w="70"/>
+              <w:right w:type="dxa" w:w="100"/>
+            </w:tcMar>
+            <w:vAlign w:val="top"/>
+          </w:tcPr>
+          <w:p>
+            <w:pPr>
+              <w:spacing w:after="0" w:before="0" w:line="264"/>
+            </w:pPr>
+            <w:r>
+              <w:rPr>
+                <w:rFonts w:ascii="Arial" w:cs="Arial" w:eastAsia="Arial" w:hAnsi="Arial"/>
+                <w:sz w:val="19"/>
+                <w:szCs w:val="19"/>
+              </w:rPr>
+              <w:t xml:space="preserve"> </w:t>
+            </w:r>
+          </w:p>
+        </w:tc>
+      </w:tr>
+      <w:tr>
+        <w:trPr>
+          <w:cantSplit/>
+        </w:trPr>
+        <w:tc>
+          <w:tcPr>
+            <w:tcW w:type="dxa" w:w="860"/>
+            <w:tcBorders>
+              <w:top w:val="single" w:color="C9D0DC" w:sz="4"/>
+              <w:left w:val="single" w:color="C9D0DC" w:sz="4"/>
+              <w:bottom w:val="single" w:color="C9D0DC" w:sz="4"/>
+              <w:right w:val="single" w:color="C9D0DC" w:sz="4"/>
+            </w:tcBorders>
+            <w:tcMar>
+              <w:top w:type="dxa" w:w="70"/>
+              <w:left w:type="dxa" w:w="100"/>
+              <w:bottom w:type="dxa" w:w="70"/>
+              <w:right w:type="dxa" w:w="100"/>
+            </w:tcMar>
+            <w:vAlign w:val="top"/>
+          </w:tcPr>
+          <w:p>
+            <w:pPr>
+              <w:spacing w:after="0" w:before="0" w:line="264"/>
+            </w:pPr>
+            <w:r>
+              <w:rPr>
+                <w:rFonts w:ascii="Arial" w:cs="Arial" w:eastAsia="Arial" w:hAnsi="Arial"/>
+                <w:b/>
+                <w:bCs/>
+                <w:color w:val="5B6477"/>
+                <w:sz w:val="16"/>
+                <w:szCs w:val="16"/>
+              </w:rPr>
+              <w:t xml:space="preserve">SA-52</w:t>
+            </w:r>
+          </w:p>
+        </w:tc>
+        <w:tc>
+          <w:tcPr>
+            <w:tcW w:type="dxa" w:w="5480"/>
+            <w:tcBorders>
+              <w:top w:val="single" w:color="C9D0DC" w:sz="4"/>
+              <w:left w:val="single" w:color="C9D0DC" w:sz="4"/>
+              <w:bottom w:val="single" w:color="C9D0DC" w:sz="4"/>
+              <w:right w:val="single" w:color="C9D0DC" w:sz="4"/>
+            </w:tcBorders>
+            <w:tcMar>
+              <w:top w:type="dxa" w:w="70"/>
+              <w:left w:type="dxa" w:w="100"/>
+              <w:bottom w:type="dxa" w:w="70"/>
+              <w:right w:type="dxa" w:w="100"/>
+            </w:tcMar>
+            <w:vAlign w:val="top"/>
+          </w:tcPr>
+          <w:p>
+            <w:pPr>
+              <w:spacing w:after="40" w:before="0" w:line="264"/>
+            </w:pPr>
+            <w:r>
+              <w:rPr>
+                <w:rFonts w:ascii="Arial" w:cs="Arial" w:eastAsia="Arial" w:hAnsi="Arial"/>
+                <w:b/>
+                <w:bCs/>
+                <w:sz w:val="20"/>
+                <w:szCs w:val="20"/>
+              </w:rPr>
+              <w:t xml:space="preserve">Member reservations</w:t>
+            </w:r>
+          </w:p>
+          <w:p>
+            <w:pPr>
+              <w:spacing w:after="40" w:before="0" w:line="264"/>
+            </w:pPr>
+            <w:r>
+              <w:rPr>
+                <w:rFonts w:ascii="Arial" w:cs="Arial" w:eastAsia="Arial" w:hAnsi="Arial"/>
+                <w:i/>
+                <w:iCs/>
+                <w:color w:val="5B6477"/>
+                <w:sz w:val="15"/>
+                <w:szCs w:val="15"/>
+              </w:rPr>
+              <w:t xml:space="preserve">Flow F33 · Member program: vouchers, member prices, lost sales, insights and chat campaigns</w:t>
+            </w:r>
+          </w:p>
+          <w:p>
+            <w:pPr>
+              <w:spacing w:after="20" w:before="0" w:line="264"/>
+            </w:pPr>
+            <w:r>
+              <w:rPr>
+                <w:rFonts w:ascii="Arial" w:cs="Arial" w:eastAsia="Arial" w:hAnsi="Arial"/>
+                <w:color w:val="5B6477"/>
+                <w:sz w:val="19"/>
+                <w:szCs w:val="19"/>
+              </w:rPr>
+              <w:t xml:space="preserve">1.  </w:t>
+            </w:r>
+            <w:r>
+              <w:rPr>
+                <w:rFonts w:ascii="Arial" w:cs="Arial" w:eastAsia="Arial" w:hAnsi="Arial"/>
+                <w:sz w:val="19"/>
+                <w:szCs w:val="19"/>
+              </w:rPr>
+              <w:t xml:space="preserve">Open Member Reservations.</w:t>
+            </w:r>
+          </w:p>
+          <w:p>
+            <w:pPr>
+              <w:spacing w:after="20" w:before="0" w:line="264"/>
+            </w:pPr>
+            <w:r>
+              <w:rPr>
+                <w:rFonts w:ascii="Arial" w:cs="Arial" w:eastAsia="Arial" w:hAnsi="Arial"/>
+                <w:color w:val="5B6477"/>
+                <w:sz w:val="19"/>
+                <w:szCs w:val="19"/>
+              </w:rPr>
+              <w:t xml:space="preserve">2.  </w:t>
+            </w:r>
+            <w:r>
+              <w:rPr>
+                <w:rFonts w:ascii="Arial" w:cs="Arial" w:eastAsia="Arial" w:hAnsi="Arial"/>
+                <w:sz w:val="19"/>
+                <w:szCs w:val="19"/>
+              </w:rPr>
+              <w:t xml:space="preserve">Press Ready on a reservation, then Picked up.</w:t>
+            </w:r>
+          </w:p>
+          <w:p>
+            <w:pPr>
+              <w:spacing w:after="0" w:before="60" w:line="264"/>
+            </w:pPr>
+            <w:r>
+              <w:rPr>
+                <w:rFonts w:ascii="Arial" w:cs="Arial" w:eastAsia="Arial" w:hAnsi="Arial"/>
+                <w:b/>
+                <w:bCs/>
+                <w:color w:val="0B1F3A"/>
+                <w:sz w:val="19"/>
+                <w:szCs w:val="19"/>
+              </w:rPr>
+              <w:t xml:space="preserve">You should see: </w:t>
+            </w:r>
+            <w:r>
+              <w:rPr>
+                <w:rFonts w:ascii="Arial" w:cs="Arial" w:eastAsia="Arial" w:hAnsi="Arial"/>
+                <w:sz w:val="19"/>
+                <w:szCs w:val="19"/>
+              </w:rPr>
+              <w:t xml:space="preserve">The member is told when it is Ready (SMS or email if set up). Only your branch's reservations show.</w:t>
             </w:r>
           </w:p>
         </w:tc>
@@ -14763,7 +15917,7 @@
                 <w:sz w:val="17"/>
                 <w:szCs w:val="17"/>
               </w:rPr>
-              <w:t xml:space="preserve">Passed (of 52)</w:t>
+              <w:t xml:space="preserve">Passed (of 56)</w:t>
             </w:r>
           </w:p>
         </w:tc>

--- a/docs/acceptance-test/per-user/09-sales.westave.docx
+++ b/docs/acceptance-test/per-user/09-sales.westave.docx
@@ -117,7 +117,7 @@
           <w:sz w:val="18"/>
           <w:szCs w:val="18"/>
         </w:rPr>
-        <w:t xml:space="preserve">  ·  56 checks</w:t>
+        <w:t xml:space="preserve">  ·  60 checks</w:t>
       </w:r>
     </w:p>
     <w:tbl>
@@ -15714,6 +15714,1204 @@
                 <w:szCs w:val="19"/>
               </w:rPr>
               <w:t xml:space="preserve">The member is told when it is Ready (SMS or email if set up). Only your branch's reservations show.</w:t>
+            </w:r>
+          </w:p>
+        </w:tc>
+        <w:tc>
+          <w:tcPr>
+            <w:tcW w:type="dxa" w:w="620"/>
+            <w:tcBorders>
+              <w:top w:val="single" w:color="C9D0DC" w:sz="4"/>
+              <w:left w:val="single" w:color="C9D0DC" w:sz="4"/>
+              <w:bottom w:val="single" w:color="C9D0DC" w:sz="4"/>
+              <w:right w:val="single" w:color="C9D0DC" w:sz="4"/>
+            </w:tcBorders>
+            <w:tcMar>
+              <w:top w:type="dxa" w:w="70"/>
+              <w:left w:type="dxa" w:w="100"/>
+              <w:bottom w:type="dxa" w:w="70"/>
+              <w:right w:type="dxa" w:w="100"/>
+            </w:tcMar>
+            <w:vAlign w:val="center"/>
+          </w:tcPr>
+          <w:p>
+            <w:pPr>
+              <w:spacing w:after="0" w:before="0" w:line="264"/>
+              <w:jc w:val="center"/>
+            </w:pPr>
+            <w:r>
+              <w:rPr>
+                <w:rFonts w:ascii="Arial" w:cs="Arial" w:eastAsia="Arial" w:hAnsi="Arial"/>
+                <w:sz w:val="30"/>
+                <w:szCs w:val="30"/>
+              </w:rPr>
+              <w:t xml:space="preserve">☐</w:t>
+            </w:r>
+          </w:p>
+        </w:tc>
+        <w:tc>
+          <w:tcPr>
+            <w:tcW w:type="dxa" w:w="620"/>
+            <w:tcBorders>
+              <w:top w:val="single" w:color="C9D0DC" w:sz="4"/>
+              <w:left w:val="single" w:color="C9D0DC" w:sz="4"/>
+              <w:bottom w:val="single" w:color="C9D0DC" w:sz="4"/>
+              <w:right w:val="single" w:color="C9D0DC" w:sz="4"/>
+            </w:tcBorders>
+            <w:tcMar>
+              <w:top w:type="dxa" w:w="70"/>
+              <w:left w:type="dxa" w:w="100"/>
+              <w:bottom w:type="dxa" w:w="70"/>
+              <w:right w:type="dxa" w:w="100"/>
+            </w:tcMar>
+            <w:vAlign w:val="center"/>
+          </w:tcPr>
+          <w:p>
+            <w:pPr>
+              <w:spacing w:after="0" w:before="0" w:line="264"/>
+              <w:jc w:val="center"/>
+            </w:pPr>
+            <w:r>
+              <w:rPr>
+                <w:rFonts w:ascii="Arial" w:cs="Arial" w:eastAsia="Arial" w:hAnsi="Arial"/>
+                <w:sz w:val="30"/>
+                <w:szCs w:val="30"/>
+              </w:rPr>
+              <w:t xml:space="preserve">☐</w:t>
+            </w:r>
+          </w:p>
+        </w:tc>
+        <w:tc>
+          <w:tcPr>
+            <w:tcW w:type="dxa" w:w="620"/>
+            <w:tcBorders>
+              <w:top w:val="single" w:color="C9D0DC" w:sz="4"/>
+              <w:left w:val="single" w:color="C9D0DC" w:sz="4"/>
+              <w:bottom w:val="single" w:color="C9D0DC" w:sz="4"/>
+              <w:right w:val="single" w:color="C9D0DC" w:sz="4"/>
+            </w:tcBorders>
+            <w:tcMar>
+              <w:top w:type="dxa" w:w="70"/>
+              <w:left w:type="dxa" w:w="100"/>
+              <w:bottom w:type="dxa" w:w="70"/>
+              <w:right w:type="dxa" w:w="100"/>
+            </w:tcMar>
+            <w:vAlign w:val="center"/>
+          </w:tcPr>
+          <w:p>
+            <w:pPr>
+              <w:spacing w:after="0" w:before="0" w:line="264"/>
+              <w:jc w:val="center"/>
+            </w:pPr>
+            <w:r>
+              <w:rPr>
+                <w:rFonts w:ascii="Arial" w:cs="Arial" w:eastAsia="Arial" w:hAnsi="Arial"/>
+                <w:sz w:val="30"/>
+                <w:szCs w:val="30"/>
+              </w:rPr>
+              <w:t xml:space="preserve">☐</w:t>
+            </w:r>
+          </w:p>
+        </w:tc>
+        <w:tc>
+          <w:tcPr>
+            <w:tcW w:type="dxa" w:w="2040"/>
+            <w:tcBorders>
+              <w:top w:val="single" w:color="C9D0DC" w:sz="4"/>
+              <w:left w:val="single" w:color="C9D0DC" w:sz="4"/>
+              <w:bottom w:val="single" w:color="C9D0DC" w:sz="4"/>
+              <w:right w:val="single" w:color="C9D0DC" w:sz="4"/>
+            </w:tcBorders>
+            <w:tcMar>
+              <w:top w:type="dxa" w:w="70"/>
+              <w:left w:type="dxa" w:w="100"/>
+              <w:bottom w:type="dxa" w:w="70"/>
+              <w:right w:type="dxa" w:w="100"/>
+            </w:tcMar>
+            <w:vAlign w:val="top"/>
+          </w:tcPr>
+          <w:p>
+            <w:pPr>
+              <w:spacing w:after="0" w:before="0" w:line="264"/>
+            </w:pPr>
+            <w:r>
+              <w:rPr>
+                <w:rFonts w:ascii="Arial" w:cs="Arial" w:eastAsia="Arial" w:hAnsi="Arial"/>
+                <w:sz w:val="19"/>
+                <w:szCs w:val="19"/>
+              </w:rPr>
+              <w:t xml:space="preserve"> </w:t>
+            </w:r>
+          </w:p>
+        </w:tc>
+      </w:tr>
+      <w:tr>
+        <w:trPr>
+          <w:cantSplit/>
+        </w:trPr>
+        <w:tc>
+          <w:tcPr>
+            <w:tcW w:type="dxa" w:w="860"/>
+            <w:tcBorders>
+              <w:top w:val="single" w:color="C9D0DC" w:sz="4"/>
+              <w:left w:val="single" w:color="C9D0DC" w:sz="4"/>
+              <w:bottom w:val="single" w:color="C9D0DC" w:sz="4"/>
+              <w:right w:val="single" w:color="C9D0DC" w:sz="4"/>
+            </w:tcBorders>
+            <w:tcMar>
+              <w:top w:type="dxa" w:w="70"/>
+              <w:left w:type="dxa" w:w="100"/>
+              <w:bottom w:type="dxa" w:w="70"/>
+              <w:right w:type="dxa" w:w="100"/>
+            </w:tcMar>
+            <w:vAlign w:val="top"/>
+          </w:tcPr>
+          <w:p>
+            <w:pPr>
+              <w:spacing w:after="0" w:before="0" w:line="264"/>
+            </w:pPr>
+            <w:r>
+              <w:rPr>
+                <w:rFonts w:ascii="Arial" w:cs="Arial" w:eastAsia="Arial" w:hAnsi="Arial"/>
+                <w:b/>
+                <w:bCs/>
+                <w:color w:val="5B6477"/>
+                <w:sz w:val="16"/>
+                <w:szCs w:val="16"/>
+              </w:rPr>
+              <w:t xml:space="preserve">SA-53</w:t>
+            </w:r>
+          </w:p>
+        </w:tc>
+        <w:tc>
+          <w:tcPr>
+            <w:tcW w:type="dxa" w:w="5480"/>
+            <w:tcBorders>
+              <w:top w:val="single" w:color="C9D0DC" w:sz="4"/>
+              <w:left w:val="single" w:color="C9D0DC" w:sz="4"/>
+              <w:bottom w:val="single" w:color="C9D0DC" w:sz="4"/>
+              <w:right w:val="single" w:color="C9D0DC" w:sz="4"/>
+            </w:tcBorders>
+            <w:tcMar>
+              <w:top w:type="dxa" w:w="70"/>
+              <w:left w:type="dxa" w:w="100"/>
+              <w:bottom w:type="dxa" w:w="70"/>
+              <w:right w:type="dxa" w:w="100"/>
+            </w:tcMar>
+            <w:vAlign w:val="top"/>
+          </w:tcPr>
+          <w:p>
+            <w:pPr>
+              <w:spacing w:after="40" w:before="0" w:line="264"/>
+            </w:pPr>
+            <w:r>
+              <w:rPr>
+                <w:rFonts w:ascii="Arial" w:cs="Arial" w:eastAsia="Arial" w:hAnsi="Arial"/>
+                <w:b/>
+                <w:bCs/>
+                <w:sz w:val="20"/>
+                <w:szCs w:val="20"/>
+              </w:rPr>
+              <w:t xml:space="preserve">Customer Service on the dashboard</w:t>
+            </w:r>
+          </w:p>
+          <w:p>
+            <w:pPr>
+              <w:spacing w:after="40" w:before="0" w:line="264"/>
+            </w:pPr>
+            <w:r>
+              <w:rPr>
+                <w:rFonts w:ascii="Arial" w:cs="Arial" w:eastAsia="Arial" w:hAnsi="Arial"/>
+                <w:i/>
+                <w:iCs/>
+                <w:color w:val="5B6477"/>
+                <w:sz w:val="15"/>
+                <w:szCs w:val="15"/>
+              </w:rPr>
+              <w:t xml:space="preserve">Flow F34 · Customer Service: birthdays, restock due, results with reasons, and promos</w:t>
+            </w:r>
+          </w:p>
+          <w:p>
+            <w:pPr>
+              <w:spacing w:after="20" w:before="0" w:line="264"/>
+            </w:pPr>
+            <w:r>
+              <w:rPr>
+                <w:rFonts w:ascii="Arial" w:cs="Arial" w:eastAsia="Arial" w:hAnsi="Arial"/>
+                <w:color w:val="5B6477"/>
+                <w:sz w:val="19"/>
+                <w:szCs w:val="19"/>
+              </w:rPr>
+              <w:t xml:space="preserve">1.  </w:t>
+            </w:r>
+            <w:r>
+              <w:rPr>
+                <w:rFonts w:ascii="Arial" w:cs="Arial" w:eastAsia="Arial" w:hAnsi="Arial"/>
+                <w:sz w:val="19"/>
+                <w:szCs w:val="19"/>
+              </w:rPr>
+              <w:t xml:space="preserve">Open the Dashboard → Customer Service card.</w:t>
+            </w:r>
+          </w:p>
+          <w:p>
+            <w:pPr>
+              <w:spacing w:after="20" w:before="0" w:line="264"/>
+            </w:pPr>
+            <w:r>
+              <w:rPr>
+                <w:rFonts w:ascii="Arial" w:cs="Arial" w:eastAsia="Arial" w:hAnsi="Arial"/>
+                <w:color w:val="5B6477"/>
+                <w:sz w:val="19"/>
+                <w:szCs w:val="19"/>
+              </w:rPr>
+              <w:t xml:space="preserve">2.  </w:t>
+            </w:r>
+            <w:r>
+              <w:rPr>
+                <w:rFonts w:ascii="Arial" w:cs="Arial" w:eastAsia="Arial" w:hAnsi="Arial"/>
+                <w:sz w:val="19"/>
+                <w:szCs w:val="19"/>
+              </w:rPr>
+              <w:t xml:space="preserve">Read Restock due, Birthdays of our regulars and Regulars we have not seen for a while.</w:t>
+            </w:r>
+          </w:p>
+          <w:p>
+            <w:pPr>
+              <w:spacing w:after="20" w:before="0" w:line="264"/>
+            </w:pPr>
+            <w:r>
+              <w:rPr>
+                <w:rFonts w:ascii="Arial" w:cs="Arial" w:eastAsia="Arial" w:hAnsi="Arial"/>
+                <w:color w:val="5B6477"/>
+                <w:sz w:val="19"/>
+                <w:szCs w:val="19"/>
+              </w:rPr>
+              <w:t xml:space="preserve">3.  </w:t>
+            </w:r>
+            <w:r>
+              <w:rPr>
+                <w:rFonts w:ascii="Arial" w:cs="Arial" w:eastAsia="Arial" w:hAnsi="Arial"/>
+                <w:sz w:val="19"/>
+                <w:szCs w:val="19"/>
+              </w:rPr>
+              <w:t xml:space="preserve">Press Open the full list.</w:t>
+            </w:r>
+          </w:p>
+          <w:p>
+            <w:pPr>
+              <w:spacing w:after="0" w:before="60" w:line="264"/>
+            </w:pPr>
+            <w:r>
+              <w:rPr>
+                <w:rFonts w:ascii="Arial" w:cs="Arial" w:eastAsia="Arial" w:hAnsi="Arial"/>
+                <w:b/>
+                <w:bCs/>
+                <w:color w:val="0B1F3A"/>
+                <w:sz w:val="19"/>
+                <w:szCs w:val="19"/>
+              </w:rPr>
+              <w:t xml:space="preserve">You should see: </w:t>
+            </w:r>
+            <w:r>
+              <w:rPr>
+                <w:rFonts w:ascii="Arial" w:cs="Arial" w:eastAsia="Arial" w:hAnsi="Arial"/>
+                <w:sz w:val="19"/>
+                <w:szCs w:val="19"/>
+              </w:rPr>
+              <w:t xml:space="preserve">Only your branch's customers are listed. A customer who already bought the item again is not under Restock due.</w:t>
+            </w:r>
+          </w:p>
+        </w:tc>
+        <w:tc>
+          <w:tcPr>
+            <w:tcW w:type="dxa" w:w="620"/>
+            <w:tcBorders>
+              <w:top w:val="single" w:color="C9D0DC" w:sz="4"/>
+              <w:left w:val="single" w:color="C9D0DC" w:sz="4"/>
+              <w:bottom w:val="single" w:color="C9D0DC" w:sz="4"/>
+              <w:right w:val="single" w:color="C9D0DC" w:sz="4"/>
+            </w:tcBorders>
+            <w:tcMar>
+              <w:top w:type="dxa" w:w="70"/>
+              <w:left w:type="dxa" w:w="100"/>
+              <w:bottom w:type="dxa" w:w="70"/>
+              <w:right w:type="dxa" w:w="100"/>
+            </w:tcMar>
+            <w:vAlign w:val="center"/>
+          </w:tcPr>
+          <w:p>
+            <w:pPr>
+              <w:spacing w:after="0" w:before="0" w:line="264"/>
+              <w:jc w:val="center"/>
+            </w:pPr>
+            <w:r>
+              <w:rPr>
+                <w:rFonts w:ascii="Arial" w:cs="Arial" w:eastAsia="Arial" w:hAnsi="Arial"/>
+                <w:sz w:val="30"/>
+                <w:szCs w:val="30"/>
+              </w:rPr>
+              <w:t xml:space="preserve">☐</w:t>
+            </w:r>
+          </w:p>
+        </w:tc>
+        <w:tc>
+          <w:tcPr>
+            <w:tcW w:type="dxa" w:w="620"/>
+            <w:tcBorders>
+              <w:top w:val="single" w:color="C9D0DC" w:sz="4"/>
+              <w:left w:val="single" w:color="C9D0DC" w:sz="4"/>
+              <w:bottom w:val="single" w:color="C9D0DC" w:sz="4"/>
+              <w:right w:val="single" w:color="C9D0DC" w:sz="4"/>
+            </w:tcBorders>
+            <w:tcMar>
+              <w:top w:type="dxa" w:w="70"/>
+              <w:left w:type="dxa" w:w="100"/>
+              <w:bottom w:type="dxa" w:w="70"/>
+              <w:right w:type="dxa" w:w="100"/>
+            </w:tcMar>
+            <w:vAlign w:val="center"/>
+          </w:tcPr>
+          <w:p>
+            <w:pPr>
+              <w:spacing w:after="0" w:before="0" w:line="264"/>
+              <w:jc w:val="center"/>
+            </w:pPr>
+            <w:r>
+              <w:rPr>
+                <w:rFonts w:ascii="Arial" w:cs="Arial" w:eastAsia="Arial" w:hAnsi="Arial"/>
+                <w:sz w:val="30"/>
+                <w:szCs w:val="30"/>
+              </w:rPr>
+              <w:t xml:space="preserve">☐</w:t>
+            </w:r>
+          </w:p>
+        </w:tc>
+        <w:tc>
+          <w:tcPr>
+            <w:tcW w:type="dxa" w:w="620"/>
+            <w:tcBorders>
+              <w:top w:val="single" w:color="C9D0DC" w:sz="4"/>
+              <w:left w:val="single" w:color="C9D0DC" w:sz="4"/>
+              <w:bottom w:val="single" w:color="C9D0DC" w:sz="4"/>
+              <w:right w:val="single" w:color="C9D0DC" w:sz="4"/>
+            </w:tcBorders>
+            <w:tcMar>
+              <w:top w:type="dxa" w:w="70"/>
+              <w:left w:type="dxa" w:w="100"/>
+              <w:bottom w:type="dxa" w:w="70"/>
+              <w:right w:type="dxa" w:w="100"/>
+            </w:tcMar>
+            <w:vAlign w:val="center"/>
+          </w:tcPr>
+          <w:p>
+            <w:pPr>
+              <w:spacing w:after="0" w:before="0" w:line="264"/>
+              <w:jc w:val="center"/>
+            </w:pPr>
+            <w:r>
+              <w:rPr>
+                <w:rFonts w:ascii="Arial" w:cs="Arial" w:eastAsia="Arial" w:hAnsi="Arial"/>
+                <w:sz w:val="30"/>
+                <w:szCs w:val="30"/>
+              </w:rPr>
+              <w:t xml:space="preserve">☐</w:t>
+            </w:r>
+          </w:p>
+        </w:tc>
+        <w:tc>
+          <w:tcPr>
+            <w:tcW w:type="dxa" w:w="2040"/>
+            <w:tcBorders>
+              <w:top w:val="single" w:color="C9D0DC" w:sz="4"/>
+              <w:left w:val="single" w:color="C9D0DC" w:sz="4"/>
+              <w:bottom w:val="single" w:color="C9D0DC" w:sz="4"/>
+              <w:right w:val="single" w:color="C9D0DC" w:sz="4"/>
+            </w:tcBorders>
+            <w:tcMar>
+              <w:top w:type="dxa" w:w="70"/>
+              <w:left w:type="dxa" w:w="100"/>
+              <w:bottom w:type="dxa" w:w="70"/>
+              <w:right w:type="dxa" w:w="100"/>
+            </w:tcMar>
+            <w:vAlign w:val="top"/>
+          </w:tcPr>
+          <w:p>
+            <w:pPr>
+              <w:spacing w:after="0" w:before="0" w:line="264"/>
+            </w:pPr>
+            <w:r>
+              <w:rPr>
+                <w:rFonts w:ascii="Arial" w:cs="Arial" w:eastAsia="Arial" w:hAnsi="Arial"/>
+                <w:sz w:val="19"/>
+                <w:szCs w:val="19"/>
+              </w:rPr>
+              <w:t xml:space="preserve"> </w:t>
+            </w:r>
+          </w:p>
+        </w:tc>
+      </w:tr>
+      <w:tr>
+        <w:trPr>
+          <w:cantSplit/>
+        </w:trPr>
+        <w:tc>
+          <w:tcPr>
+            <w:tcW w:type="dxa" w:w="860"/>
+            <w:tcBorders>
+              <w:top w:val="single" w:color="C9D0DC" w:sz="4"/>
+              <w:left w:val="single" w:color="C9D0DC" w:sz="4"/>
+              <w:bottom w:val="single" w:color="C9D0DC" w:sz="4"/>
+              <w:right w:val="single" w:color="C9D0DC" w:sz="4"/>
+            </w:tcBorders>
+            <w:tcMar>
+              <w:top w:type="dxa" w:w="70"/>
+              <w:left w:type="dxa" w:w="100"/>
+              <w:bottom w:type="dxa" w:w="70"/>
+              <w:right w:type="dxa" w:w="100"/>
+            </w:tcMar>
+            <w:vAlign w:val="top"/>
+          </w:tcPr>
+          <w:p>
+            <w:pPr>
+              <w:spacing w:after="0" w:before="0" w:line="264"/>
+            </w:pPr>
+            <w:r>
+              <w:rPr>
+                <w:rFonts w:ascii="Arial" w:cs="Arial" w:eastAsia="Arial" w:hAnsi="Arial"/>
+                <w:b/>
+                <w:bCs/>
+                <w:color w:val="5B6477"/>
+                <w:sz w:val="16"/>
+                <w:szCs w:val="16"/>
+              </w:rPr>
+              <w:t xml:space="preserve">SA-54</w:t>
+            </w:r>
+          </w:p>
+        </w:tc>
+        <w:tc>
+          <w:tcPr>
+            <w:tcW w:type="dxa" w:w="5480"/>
+            <w:tcBorders>
+              <w:top w:val="single" w:color="C9D0DC" w:sz="4"/>
+              <w:left w:val="single" w:color="C9D0DC" w:sz="4"/>
+              <w:bottom w:val="single" w:color="C9D0DC" w:sz="4"/>
+              <w:right w:val="single" w:color="C9D0DC" w:sz="4"/>
+            </w:tcBorders>
+            <w:tcMar>
+              <w:top w:type="dxa" w:w="70"/>
+              <w:left w:type="dxa" w:w="100"/>
+              <w:bottom w:type="dxa" w:w="70"/>
+              <w:right w:type="dxa" w:w="100"/>
+            </w:tcMar>
+            <w:vAlign w:val="top"/>
+          </w:tcPr>
+          <w:p>
+            <w:pPr>
+              <w:spacing w:after="40" w:before="0" w:line="264"/>
+            </w:pPr>
+            <w:r>
+              <w:rPr>
+                <w:rFonts w:ascii="Arial" w:cs="Arial" w:eastAsia="Arial" w:hAnsi="Arial"/>
+                <w:b/>
+                <w:bCs/>
+                <w:sz w:val="20"/>
+                <w:szCs w:val="20"/>
+              </w:rPr>
+              <w:t xml:space="preserve">Record how you approached a customer</w:t>
+            </w:r>
+          </w:p>
+          <w:p>
+            <w:pPr>
+              <w:spacing w:after="40" w:before="0" w:line="264"/>
+            </w:pPr>
+            <w:r>
+              <w:rPr>
+                <w:rFonts w:ascii="Arial" w:cs="Arial" w:eastAsia="Arial" w:hAnsi="Arial"/>
+                <w:i/>
+                <w:iCs/>
+                <w:color w:val="5B6477"/>
+                <w:sz w:val="15"/>
+                <w:szCs w:val="15"/>
+              </w:rPr>
+              <w:t xml:space="preserve">Flow F34 · Customer Service: birthdays, restock due, results with reasons, and promos</w:t>
+            </w:r>
+          </w:p>
+          <w:p>
+            <w:pPr>
+              <w:spacing w:after="20" w:before="0" w:line="264"/>
+            </w:pPr>
+            <w:r>
+              <w:rPr>
+                <w:rFonts w:ascii="Arial" w:cs="Arial" w:eastAsia="Arial" w:hAnsi="Arial"/>
+                <w:color w:val="5B6477"/>
+                <w:sz w:val="19"/>
+                <w:szCs w:val="19"/>
+              </w:rPr>
+              <w:t xml:space="preserve">1.  </w:t>
+            </w:r>
+            <w:r>
+              <w:rPr>
+                <w:rFonts w:ascii="Arial" w:cs="Arial" w:eastAsia="Arial" w:hAnsi="Arial"/>
+                <w:sz w:val="19"/>
+                <w:szCs w:val="19"/>
+              </w:rPr>
+              <w:t xml:space="preserve">Customer Service → Restock due → Record result.</w:t>
+            </w:r>
+          </w:p>
+          <w:p>
+            <w:pPr>
+              <w:spacing w:after="20" w:before="0" w:line="264"/>
+            </w:pPr>
+            <w:r>
+              <w:rPr>
+                <w:rFonts w:ascii="Arial" w:cs="Arial" w:eastAsia="Arial" w:hAnsi="Arial"/>
+                <w:color w:val="5B6477"/>
+                <w:sz w:val="19"/>
+                <w:szCs w:val="19"/>
+              </w:rPr>
+              <w:t xml:space="preserve">2.  </w:t>
+            </w:r>
+            <w:r>
+              <w:rPr>
+                <w:rFonts w:ascii="Arial" w:cs="Arial" w:eastAsia="Arial" w:hAnsi="Arial"/>
+                <w:sz w:val="19"/>
+                <w:szCs w:val="19"/>
+              </w:rPr>
+              <w:t xml:space="preserve">Choose Phone call → Not buying again → reason Found it cheaper in another store → write where and at what price → Save result.</w:t>
+            </w:r>
+          </w:p>
+          <w:p>
+            <w:pPr>
+              <w:spacing w:after="20" w:before="0" w:line="264"/>
+            </w:pPr>
+            <w:r>
+              <w:rPr>
+                <w:rFonts w:ascii="Arial" w:cs="Arial" w:eastAsia="Arial" w:hAnsi="Arial"/>
+                <w:color w:val="5B6477"/>
+                <w:sz w:val="19"/>
+                <w:szCs w:val="19"/>
+              </w:rPr>
+              <w:t xml:space="preserve">3.  </w:t>
+            </w:r>
+            <w:r>
+              <w:rPr>
+                <w:rFonts w:ascii="Arial" w:cs="Arial" w:eastAsia="Arial" w:hAnsi="Arial"/>
+                <w:sz w:val="19"/>
+                <w:szCs w:val="19"/>
+              </w:rPr>
+              <w:t xml:space="preserve">Try to save Not buying again without a reason.</w:t>
+            </w:r>
+          </w:p>
+          <w:p>
+            <w:pPr>
+              <w:spacing w:after="0" w:before="60" w:line="264"/>
+            </w:pPr>
+            <w:r>
+              <w:rPr>
+                <w:rFonts w:ascii="Arial" w:cs="Arial" w:eastAsia="Arial" w:hAnsi="Arial"/>
+                <w:b/>
+                <w:bCs/>
+                <w:color w:val="0B1F3A"/>
+                <w:sz w:val="19"/>
+                <w:szCs w:val="19"/>
+              </w:rPr>
+              <w:t xml:space="preserve">You should see: </w:t>
+            </w:r>
+            <w:r>
+              <w:rPr>
+                <w:rFonts w:ascii="Arial" w:cs="Arial" w:eastAsia="Arial" w:hAnsi="Arial"/>
+                <w:sz w:val="19"/>
+                <w:szCs w:val="19"/>
+              </w:rPr>
+              <w:t xml:space="preserve">The result is saved and the customer leaves the list. Without a reason it is refused. It appears under Results recorded.</w:t>
+            </w:r>
+          </w:p>
+        </w:tc>
+        <w:tc>
+          <w:tcPr>
+            <w:tcW w:type="dxa" w:w="620"/>
+            <w:tcBorders>
+              <w:top w:val="single" w:color="C9D0DC" w:sz="4"/>
+              <w:left w:val="single" w:color="C9D0DC" w:sz="4"/>
+              <w:bottom w:val="single" w:color="C9D0DC" w:sz="4"/>
+              <w:right w:val="single" w:color="C9D0DC" w:sz="4"/>
+            </w:tcBorders>
+            <w:tcMar>
+              <w:top w:type="dxa" w:w="70"/>
+              <w:left w:type="dxa" w:w="100"/>
+              <w:bottom w:type="dxa" w:w="70"/>
+              <w:right w:type="dxa" w:w="100"/>
+            </w:tcMar>
+            <w:vAlign w:val="center"/>
+          </w:tcPr>
+          <w:p>
+            <w:pPr>
+              <w:spacing w:after="0" w:before="0" w:line="264"/>
+              <w:jc w:val="center"/>
+            </w:pPr>
+            <w:r>
+              <w:rPr>
+                <w:rFonts w:ascii="Arial" w:cs="Arial" w:eastAsia="Arial" w:hAnsi="Arial"/>
+                <w:sz w:val="30"/>
+                <w:szCs w:val="30"/>
+              </w:rPr>
+              <w:t xml:space="preserve">☐</w:t>
+            </w:r>
+          </w:p>
+        </w:tc>
+        <w:tc>
+          <w:tcPr>
+            <w:tcW w:type="dxa" w:w="620"/>
+            <w:tcBorders>
+              <w:top w:val="single" w:color="C9D0DC" w:sz="4"/>
+              <w:left w:val="single" w:color="C9D0DC" w:sz="4"/>
+              <w:bottom w:val="single" w:color="C9D0DC" w:sz="4"/>
+              <w:right w:val="single" w:color="C9D0DC" w:sz="4"/>
+            </w:tcBorders>
+            <w:tcMar>
+              <w:top w:type="dxa" w:w="70"/>
+              <w:left w:type="dxa" w:w="100"/>
+              <w:bottom w:type="dxa" w:w="70"/>
+              <w:right w:type="dxa" w:w="100"/>
+            </w:tcMar>
+            <w:vAlign w:val="center"/>
+          </w:tcPr>
+          <w:p>
+            <w:pPr>
+              <w:spacing w:after="0" w:before="0" w:line="264"/>
+              <w:jc w:val="center"/>
+            </w:pPr>
+            <w:r>
+              <w:rPr>
+                <w:rFonts w:ascii="Arial" w:cs="Arial" w:eastAsia="Arial" w:hAnsi="Arial"/>
+                <w:sz w:val="30"/>
+                <w:szCs w:val="30"/>
+              </w:rPr>
+              <w:t xml:space="preserve">☐</w:t>
+            </w:r>
+          </w:p>
+        </w:tc>
+        <w:tc>
+          <w:tcPr>
+            <w:tcW w:type="dxa" w:w="620"/>
+            <w:tcBorders>
+              <w:top w:val="single" w:color="C9D0DC" w:sz="4"/>
+              <w:left w:val="single" w:color="C9D0DC" w:sz="4"/>
+              <w:bottom w:val="single" w:color="C9D0DC" w:sz="4"/>
+              <w:right w:val="single" w:color="C9D0DC" w:sz="4"/>
+            </w:tcBorders>
+            <w:tcMar>
+              <w:top w:type="dxa" w:w="70"/>
+              <w:left w:type="dxa" w:w="100"/>
+              <w:bottom w:type="dxa" w:w="70"/>
+              <w:right w:type="dxa" w:w="100"/>
+            </w:tcMar>
+            <w:vAlign w:val="center"/>
+          </w:tcPr>
+          <w:p>
+            <w:pPr>
+              <w:spacing w:after="0" w:before="0" w:line="264"/>
+              <w:jc w:val="center"/>
+            </w:pPr>
+            <w:r>
+              <w:rPr>
+                <w:rFonts w:ascii="Arial" w:cs="Arial" w:eastAsia="Arial" w:hAnsi="Arial"/>
+                <w:sz w:val="30"/>
+                <w:szCs w:val="30"/>
+              </w:rPr>
+              <w:t xml:space="preserve">☐</w:t>
+            </w:r>
+          </w:p>
+        </w:tc>
+        <w:tc>
+          <w:tcPr>
+            <w:tcW w:type="dxa" w:w="2040"/>
+            <w:tcBorders>
+              <w:top w:val="single" w:color="C9D0DC" w:sz="4"/>
+              <w:left w:val="single" w:color="C9D0DC" w:sz="4"/>
+              <w:bottom w:val="single" w:color="C9D0DC" w:sz="4"/>
+              <w:right w:val="single" w:color="C9D0DC" w:sz="4"/>
+            </w:tcBorders>
+            <w:tcMar>
+              <w:top w:type="dxa" w:w="70"/>
+              <w:left w:type="dxa" w:w="100"/>
+              <w:bottom w:type="dxa" w:w="70"/>
+              <w:right w:type="dxa" w:w="100"/>
+            </w:tcMar>
+            <w:vAlign w:val="top"/>
+          </w:tcPr>
+          <w:p>
+            <w:pPr>
+              <w:spacing w:after="0" w:before="0" w:line="264"/>
+            </w:pPr>
+            <w:r>
+              <w:rPr>
+                <w:rFonts w:ascii="Arial" w:cs="Arial" w:eastAsia="Arial" w:hAnsi="Arial"/>
+                <w:sz w:val="19"/>
+                <w:szCs w:val="19"/>
+              </w:rPr>
+              <w:t xml:space="preserve"> </w:t>
+            </w:r>
+          </w:p>
+        </w:tc>
+      </w:tr>
+      <w:tr>
+        <w:trPr>
+          <w:cantSplit/>
+        </w:trPr>
+        <w:tc>
+          <w:tcPr>
+            <w:tcW w:type="dxa" w:w="860"/>
+            <w:tcBorders>
+              <w:top w:val="single" w:color="C9D0DC" w:sz="4"/>
+              <w:left w:val="single" w:color="C9D0DC" w:sz="4"/>
+              <w:bottom w:val="single" w:color="C9D0DC" w:sz="4"/>
+              <w:right w:val="single" w:color="C9D0DC" w:sz="4"/>
+            </w:tcBorders>
+            <w:tcMar>
+              <w:top w:type="dxa" w:w="70"/>
+              <w:left w:type="dxa" w:w="100"/>
+              <w:bottom w:type="dxa" w:w="70"/>
+              <w:right w:type="dxa" w:w="100"/>
+            </w:tcMar>
+            <w:vAlign w:val="top"/>
+          </w:tcPr>
+          <w:p>
+            <w:pPr>
+              <w:spacing w:after="0" w:before="0" w:line="264"/>
+            </w:pPr>
+            <w:r>
+              <w:rPr>
+                <w:rFonts w:ascii="Arial" w:cs="Arial" w:eastAsia="Arial" w:hAnsi="Arial"/>
+                <w:b/>
+                <w:bCs/>
+                <w:color w:val="5B6477"/>
+                <w:sz w:val="16"/>
+                <w:szCs w:val="16"/>
+              </w:rPr>
+              <w:t xml:space="preserve">SA-55</w:t>
+            </w:r>
+          </w:p>
+        </w:tc>
+        <w:tc>
+          <w:tcPr>
+            <w:tcW w:type="dxa" w:w="5480"/>
+            <w:tcBorders>
+              <w:top w:val="single" w:color="C9D0DC" w:sz="4"/>
+              <w:left w:val="single" w:color="C9D0DC" w:sz="4"/>
+              <w:bottom w:val="single" w:color="C9D0DC" w:sz="4"/>
+              <w:right w:val="single" w:color="C9D0DC" w:sz="4"/>
+            </w:tcBorders>
+            <w:tcMar>
+              <w:top w:type="dxa" w:w="70"/>
+              <w:left w:type="dxa" w:w="100"/>
+              <w:bottom w:type="dxa" w:w="70"/>
+              <w:right w:type="dxa" w:w="100"/>
+            </w:tcMar>
+            <w:vAlign w:val="top"/>
+          </w:tcPr>
+          <w:p>
+            <w:pPr>
+              <w:spacing w:after="40" w:before="0" w:line="264"/>
+            </w:pPr>
+            <w:r>
+              <w:rPr>
+                <w:rFonts w:ascii="Arial" w:cs="Arial" w:eastAsia="Arial" w:hAnsi="Arial"/>
+                <w:b/>
+                <w:bCs/>
+                <w:sz w:val="20"/>
+                <w:szCs w:val="20"/>
+              </w:rPr>
+              <w:t xml:space="preserve">No answer and birthdays</w:t>
+            </w:r>
+          </w:p>
+          <w:p>
+            <w:pPr>
+              <w:spacing w:after="40" w:before="0" w:line="264"/>
+            </w:pPr>
+            <w:r>
+              <w:rPr>
+                <w:rFonts w:ascii="Arial" w:cs="Arial" w:eastAsia="Arial" w:hAnsi="Arial"/>
+                <w:i/>
+                <w:iCs/>
+                <w:color w:val="5B6477"/>
+                <w:sz w:val="15"/>
+                <w:szCs w:val="15"/>
+              </w:rPr>
+              <w:t xml:space="preserve">Flow F34 · Customer Service: birthdays, restock due, results with reasons, and promos</w:t>
+            </w:r>
+          </w:p>
+          <w:p>
+            <w:pPr>
+              <w:spacing w:after="20" w:before="0" w:line="264"/>
+            </w:pPr>
+            <w:r>
+              <w:rPr>
+                <w:rFonts w:ascii="Arial" w:cs="Arial" w:eastAsia="Arial" w:hAnsi="Arial"/>
+                <w:color w:val="5B6477"/>
+                <w:sz w:val="19"/>
+                <w:szCs w:val="19"/>
+              </w:rPr>
+              <w:t xml:space="preserve">1.  </w:t>
+            </w:r>
+            <w:r>
+              <w:rPr>
+                <w:rFonts w:ascii="Arial" w:cs="Arial" w:eastAsia="Arial" w:hAnsi="Arial"/>
+                <w:sz w:val="19"/>
+                <w:szCs w:val="19"/>
+              </w:rPr>
+              <w:t xml:space="preserve">Record result → No answer, try again → pick a date → Save.</w:t>
+            </w:r>
+          </w:p>
+          <w:p>
+            <w:pPr>
+              <w:spacing w:after="20" w:before="0" w:line="264"/>
+            </w:pPr>
+            <w:r>
+              <w:rPr>
+                <w:rFonts w:ascii="Arial" w:cs="Arial" w:eastAsia="Arial" w:hAnsi="Arial"/>
+                <w:color w:val="5B6477"/>
+                <w:sz w:val="19"/>
+                <w:szCs w:val="19"/>
+              </w:rPr>
+              <w:t xml:space="preserve">2.  </w:t>
+            </w:r>
+            <w:r>
+              <w:rPr>
+                <w:rFonts w:ascii="Arial" w:cs="Arial" w:eastAsia="Arial" w:hAnsi="Arial"/>
+                <w:sz w:val="19"/>
+                <w:szCs w:val="19"/>
+              </w:rPr>
+              <w:t xml:space="preserve">On a birthday press Greeted → Save result.</w:t>
+            </w:r>
+          </w:p>
+          <w:p>
+            <w:pPr>
+              <w:spacing w:after="0" w:before="60" w:line="264"/>
+            </w:pPr>
+            <w:r>
+              <w:rPr>
+                <w:rFonts w:ascii="Arial" w:cs="Arial" w:eastAsia="Arial" w:hAnsi="Arial"/>
+                <w:b/>
+                <w:bCs/>
+                <w:color w:val="0B1F3A"/>
+                <w:sz w:val="19"/>
+                <w:szCs w:val="19"/>
+              </w:rPr>
+              <w:t xml:space="preserve">You should see: </w:t>
+            </w:r>
+            <w:r>
+              <w:rPr>
+                <w:rFonts w:ascii="Arial" w:cs="Arial" w:eastAsia="Arial" w:hAnsi="Arial"/>
+                <w:sz w:val="19"/>
+                <w:szCs w:val="19"/>
+              </w:rPr>
+              <w:t xml:space="preserve">The customer stays on the list and comes back on that date. The birthday shows greeted.</w:t>
+            </w:r>
+          </w:p>
+        </w:tc>
+        <w:tc>
+          <w:tcPr>
+            <w:tcW w:type="dxa" w:w="620"/>
+            <w:tcBorders>
+              <w:top w:val="single" w:color="C9D0DC" w:sz="4"/>
+              <w:left w:val="single" w:color="C9D0DC" w:sz="4"/>
+              <w:bottom w:val="single" w:color="C9D0DC" w:sz="4"/>
+              <w:right w:val="single" w:color="C9D0DC" w:sz="4"/>
+            </w:tcBorders>
+            <w:tcMar>
+              <w:top w:type="dxa" w:w="70"/>
+              <w:left w:type="dxa" w:w="100"/>
+              <w:bottom w:type="dxa" w:w="70"/>
+              <w:right w:type="dxa" w:w="100"/>
+            </w:tcMar>
+            <w:vAlign w:val="center"/>
+          </w:tcPr>
+          <w:p>
+            <w:pPr>
+              <w:spacing w:after="0" w:before="0" w:line="264"/>
+              <w:jc w:val="center"/>
+            </w:pPr>
+            <w:r>
+              <w:rPr>
+                <w:rFonts w:ascii="Arial" w:cs="Arial" w:eastAsia="Arial" w:hAnsi="Arial"/>
+                <w:sz w:val="30"/>
+                <w:szCs w:val="30"/>
+              </w:rPr>
+              <w:t xml:space="preserve">☐</w:t>
+            </w:r>
+          </w:p>
+        </w:tc>
+        <w:tc>
+          <w:tcPr>
+            <w:tcW w:type="dxa" w:w="620"/>
+            <w:tcBorders>
+              <w:top w:val="single" w:color="C9D0DC" w:sz="4"/>
+              <w:left w:val="single" w:color="C9D0DC" w:sz="4"/>
+              <w:bottom w:val="single" w:color="C9D0DC" w:sz="4"/>
+              <w:right w:val="single" w:color="C9D0DC" w:sz="4"/>
+            </w:tcBorders>
+            <w:tcMar>
+              <w:top w:type="dxa" w:w="70"/>
+              <w:left w:type="dxa" w:w="100"/>
+              <w:bottom w:type="dxa" w:w="70"/>
+              <w:right w:type="dxa" w:w="100"/>
+            </w:tcMar>
+            <w:vAlign w:val="center"/>
+          </w:tcPr>
+          <w:p>
+            <w:pPr>
+              <w:spacing w:after="0" w:before="0" w:line="264"/>
+              <w:jc w:val="center"/>
+            </w:pPr>
+            <w:r>
+              <w:rPr>
+                <w:rFonts w:ascii="Arial" w:cs="Arial" w:eastAsia="Arial" w:hAnsi="Arial"/>
+                <w:sz w:val="30"/>
+                <w:szCs w:val="30"/>
+              </w:rPr>
+              <w:t xml:space="preserve">☐</w:t>
+            </w:r>
+          </w:p>
+        </w:tc>
+        <w:tc>
+          <w:tcPr>
+            <w:tcW w:type="dxa" w:w="620"/>
+            <w:tcBorders>
+              <w:top w:val="single" w:color="C9D0DC" w:sz="4"/>
+              <w:left w:val="single" w:color="C9D0DC" w:sz="4"/>
+              <w:bottom w:val="single" w:color="C9D0DC" w:sz="4"/>
+              <w:right w:val="single" w:color="C9D0DC" w:sz="4"/>
+            </w:tcBorders>
+            <w:tcMar>
+              <w:top w:type="dxa" w:w="70"/>
+              <w:left w:type="dxa" w:w="100"/>
+              <w:bottom w:type="dxa" w:w="70"/>
+              <w:right w:type="dxa" w:w="100"/>
+            </w:tcMar>
+            <w:vAlign w:val="center"/>
+          </w:tcPr>
+          <w:p>
+            <w:pPr>
+              <w:spacing w:after="0" w:before="0" w:line="264"/>
+              <w:jc w:val="center"/>
+            </w:pPr>
+            <w:r>
+              <w:rPr>
+                <w:rFonts w:ascii="Arial" w:cs="Arial" w:eastAsia="Arial" w:hAnsi="Arial"/>
+                <w:sz w:val="30"/>
+                <w:szCs w:val="30"/>
+              </w:rPr>
+              <w:t xml:space="preserve">☐</w:t>
+            </w:r>
+          </w:p>
+        </w:tc>
+        <w:tc>
+          <w:tcPr>
+            <w:tcW w:type="dxa" w:w="2040"/>
+            <w:tcBorders>
+              <w:top w:val="single" w:color="C9D0DC" w:sz="4"/>
+              <w:left w:val="single" w:color="C9D0DC" w:sz="4"/>
+              <w:bottom w:val="single" w:color="C9D0DC" w:sz="4"/>
+              <w:right w:val="single" w:color="C9D0DC" w:sz="4"/>
+            </w:tcBorders>
+            <w:tcMar>
+              <w:top w:type="dxa" w:w="70"/>
+              <w:left w:type="dxa" w:w="100"/>
+              <w:bottom w:type="dxa" w:w="70"/>
+              <w:right w:type="dxa" w:w="100"/>
+            </w:tcMar>
+            <w:vAlign w:val="top"/>
+          </w:tcPr>
+          <w:p>
+            <w:pPr>
+              <w:spacing w:after="0" w:before="0" w:line="264"/>
+            </w:pPr>
+            <w:r>
+              <w:rPr>
+                <w:rFonts w:ascii="Arial" w:cs="Arial" w:eastAsia="Arial" w:hAnsi="Arial"/>
+                <w:sz w:val="19"/>
+                <w:szCs w:val="19"/>
+              </w:rPr>
+              <w:t xml:space="preserve"> </w:t>
+            </w:r>
+          </w:p>
+        </w:tc>
+      </w:tr>
+      <w:tr>
+        <w:trPr>
+          <w:cantSplit/>
+        </w:trPr>
+        <w:tc>
+          <w:tcPr>
+            <w:tcW w:type="dxa" w:w="860"/>
+            <w:tcBorders>
+              <w:top w:val="single" w:color="C9D0DC" w:sz="4"/>
+              <w:left w:val="single" w:color="C9D0DC" w:sz="4"/>
+              <w:bottom w:val="single" w:color="C9D0DC" w:sz="4"/>
+              <w:right w:val="single" w:color="C9D0DC" w:sz="4"/>
+            </w:tcBorders>
+            <w:tcMar>
+              <w:top w:type="dxa" w:w="70"/>
+              <w:left w:type="dxa" w:w="100"/>
+              <w:bottom w:type="dxa" w:w="70"/>
+              <w:right w:type="dxa" w:w="100"/>
+            </w:tcMar>
+            <w:vAlign w:val="top"/>
+          </w:tcPr>
+          <w:p>
+            <w:pPr>
+              <w:spacing w:after="0" w:before="0" w:line="264"/>
+            </w:pPr>
+            <w:r>
+              <w:rPr>
+                <w:rFonts w:ascii="Arial" w:cs="Arial" w:eastAsia="Arial" w:hAnsi="Arial"/>
+                <w:b/>
+                <w:bCs/>
+                <w:color w:val="5B6477"/>
+                <w:sz w:val="16"/>
+                <w:szCs w:val="16"/>
+              </w:rPr>
+              <w:t xml:space="preserve">SA-56</w:t>
+            </w:r>
+          </w:p>
+        </w:tc>
+        <w:tc>
+          <w:tcPr>
+            <w:tcW w:type="dxa" w:w="5480"/>
+            <w:tcBorders>
+              <w:top w:val="single" w:color="C9D0DC" w:sz="4"/>
+              <w:left w:val="single" w:color="C9D0DC" w:sz="4"/>
+              <w:bottom w:val="single" w:color="C9D0DC" w:sz="4"/>
+              <w:right w:val="single" w:color="C9D0DC" w:sz="4"/>
+            </w:tcBorders>
+            <w:tcMar>
+              <w:top w:type="dxa" w:w="70"/>
+              <w:left w:type="dxa" w:w="100"/>
+              <w:bottom w:type="dxa" w:w="70"/>
+              <w:right w:type="dxa" w:w="100"/>
+            </w:tcMar>
+            <w:vAlign w:val="top"/>
+          </w:tcPr>
+          <w:p>
+            <w:pPr>
+              <w:spacing w:after="40" w:before="0" w:line="264"/>
+            </w:pPr>
+            <w:r>
+              <w:rPr>
+                <w:rFonts w:ascii="Arial" w:cs="Arial" w:eastAsia="Arial" w:hAnsi="Arial"/>
+                <w:b/>
+                <w:bCs/>
+                <w:sz w:val="20"/>
+                <w:szCs w:val="20"/>
+              </w:rPr>
+              <w:t xml:space="preserve">See a promo</w:t>
+            </w:r>
+          </w:p>
+          <w:p>
+            <w:pPr>
+              <w:spacing w:after="40" w:before="0" w:line="264"/>
+            </w:pPr>
+            <w:r>
+              <w:rPr>
+                <w:rFonts w:ascii="Arial" w:cs="Arial" w:eastAsia="Arial" w:hAnsi="Arial"/>
+                <w:i/>
+                <w:iCs/>
+                <w:color w:val="5B6477"/>
+                <w:sz w:val="15"/>
+                <w:szCs w:val="15"/>
+              </w:rPr>
+              <w:t xml:space="preserve">Flow F34 · Customer Service: birthdays, restock due, results with reasons, and promos</w:t>
+            </w:r>
+          </w:p>
+          <w:p>
+            <w:pPr>
+              <w:spacing w:after="20" w:before="0" w:line="264"/>
+            </w:pPr>
+            <w:r>
+              <w:rPr>
+                <w:rFonts w:ascii="Arial" w:cs="Arial" w:eastAsia="Arial" w:hAnsi="Arial"/>
+                <w:color w:val="5B6477"/>
+                <w:sz w:val="19"/>
+                <w:szCs w:val="19"/>
+              </w:rPr>
+              <w:t xml:space="preserve">1.  </w:t>
+            </w:r>
+            <w:r>
+              <w:rPr>
+                <w:rFonts w:ascii="Arial" w:cs="Arial" w:eastAsia="Arial" w:hAnsi="Arial"/>
+                <w:sz w:val="19"/>
+                <w:szCs w:val="19"/>
+              </w:rPr>
+              <w:t xml:space="preserve">Open the Dashboard and New Sale.</w:t>
+            </w:r>
+          </w:p>
+          <w:p>
+            <w:pPr>
+              <w:spacing w:after="20" w:before="0" w:line="264"/>
+            </w:pPr>
+            <w:r>
+              <w:rPr>
+                <w:rFonts w:ascii="Arial" w:cs="Arial" w:eastAsia="Arial" w:hAnsi="Arial"/>
+                <w:color w:val="5B6477"/>
+                <w:sz w:val="19"/>
+                <w:szCs w:val="19"/>
+              </w:rPr>
+              <w:t xml:space="preserve">2.  </w:t>
+            </w:r>
+            <w:r>
+              <w:rPr>
+                <w:rFonts w:ascii="Arial" w:cs="Arial" w:eastAsia="Arial" w:hAnsi="Arial"/>
+                <w:sz w:val="19"/>
+                <w:szCs w:val="19"/>
+              </w:rPr>
+              <w:t xml:space="preserve">Open Promos.</w:t>
+            </w:r>
+          </w:p>
+          <w:p>
+            <w:pPr>
+              <w:spacing w:after="20" w:before="0" w:line="264"/>
+            </w:pPr>
+            <w:r>
+              <w:rPr>
+                <w:rFonts w:ascii="Arial" w:cs="Arial" w:eastAsia="Arial" w:hAnsi="Arial"/>
+                <w:color w:val="5B6477"/>
+                <w:sz w:val="19"/>
+                <w:szCs w:val="19"/>
+              </w:rPr>
+              <w:t xml:space="preserve">3.  </w:t>
+            </w:r>
+            <w:r>
+              <w:rPr>
+                <w:rFonts w:ascii="Arial" w:cs="Arial" w:eastAsia="Arial" w:hAnsi="Arial"/>
+                <w:sz w:val="19"/>
+                <w:szCs w:val="19"/>
+              </w:rPr>
+              <w:t xml:space="preserve">Sell an item that has a promo price without typing a price.</w:t>
+            </w:r>
+          </w:p>
+          <w:p>
+            <w:pPr>
+              <w:spacing w:after="0" w:before="60" w:line="264"/>
+            </w:pPr>
+            <w:r>
+              <w:rPr>
+                <w:rFonts w:ascii="Arial" w:cs="Arial" w:eastAsia="Arial" w:hAnsi="Arial"/>
+                <w:b/>
+                <w:bCs/>
+                <w:color w:val="0B1F3A"/>
+                <w:sz w:val="19"/>
+                <w:szCs w:val="19"/>
+              </w:rPr>
+              <w:t xml:space="preserve">You should see: </w:t>
+            </w:r>
+            <w:r>
+              <w:rPr>
+                <w:rFonts w:ascii="Arial" w:cs="Arial" w:eastAsia="Arial" w:hAnsi="Arial"/>
+                <w:sz w:val="19"/>
+                <w:szCs w:val="19"/>
+              </w:rPr>
+              <w:t xml:space="preserve">The promo shows as a coloured strip. The item is sold at the promo price with no special-price approval. A franchise promo is not shown to you.</w:t>
             </w:r>
           </w:p>
         </w:tc>
@@ -15917,7 +17115,7 @@
                 <w:sz w:val="17"/>
                 <w:szCs w:val="17"/>
               </w:rPr>
-              <w:t xml:space="preserve">Passed (of 56)</w:t>
+              <w:t xml:space="preserve">Passed (of 60)</w:t>
             </w:r>
           </w:p>
         </w:tc>

--- a/docs/acceptance-test/per-user/09-sales.westave.docx
+++ b/docs/acceptance-test/per-user/09-sales.westave.docx
@@ -117,7 +117,7 @@
           <w:sz w:val="18"/>
           <w:szCs w:val="18"/>
         </w:rPr>
-        <w:t xml:space="preserve">  ·  60 checks</w:t>
+        <w:t xml:space="preserve">  ·  63 checks</w:t>
       </w:r>
     </w:p>
     <w:tbl>
@@ -16912,6 +16912,877 @@
                 <w:szCs w:val="19"/>
               </w:rPr>
               <w:t xml:space="preserve">The promo shows as a coloured strip. The item is sold at the promo price with no special-price approval. A franchise promo is not shown to you.</w:t>
+            </w:r>
+          </w:p>
+        </w:tc>
+        <w:tc>
+          <w:tcPr>
+            <w:tcW w:type="dxa" w:w="620"/>
+            <w:tcBorders>
+              <w:top w:val="single" w:color="C9D0DC" w:sz="4"/>
+              <w:left w:val="single" w:color="C9D0DC" w:sz="4"/>
+              <w:bottom w:val="single" w:color="C9D0DC" w:sz="4"/>
+              <w:right w:val="single" w:color="C9D0DC" w:sz="4"/>
+            </w:tcBorders>
+            <w:tcMar>
+              <w:top w:type="dxa" w:w="70"/>
+              <w:left w:type="dxa" w:w="100"/>
+              <w:bottom w:type="dxa" w:w="70"/>
+              <w:right w:type="dxa" w:w="100"/>
+            </w:tcMar>
+            <w:vAlign w:val="center"/>
+          </w:tcPr>
+          <w:p>
+            <w:pPr>
+              <w:spacing w:after="0" w:before="0" w:line="264"/>
+              <w:jc w:val="center"/>
+            </w:pPr>
+            <w:r>
+              <w:rPr>
+                <w:rFonts w:ascii="Arial" w:cs="Arial" w:eastAsia="Arial" w:hAnsi="Arial"/>
+                <w:sz w:val="30"/>
+                <w:szCs w:val="30"/>
+              </w:rPr>
+              <w:t xml:space="preserve">☐</w:t>
+            </w:r>
+          </w:p>
+        </w:tc>
+        <w:tc>
+          <w:tcPr>
+            <w:tcW w:type="dxa" w:w="620"/>
+            <w:tcBorders>
+              <w:top w:val="single" w:color="C9D0DC" w:sz="4"/>
+              <w:left w:val="single" w:color="C9D0DC" w:sz="4"/>
+              <w:bottom w:val="single" w:color="C9D0DC" w:sz="4"/>
+              <w:right w:val="single" w:color="C9D0DC" w:sz="4"/>
+            </w:tcBorders>
+            <w:tcMar>
+              <w:top w:type="dxa" w:w="70"/>
+              <w:left w:type="dxa" w:w="100"/>
+              <w:bottom w:type="dxa" w:w="70"/>
+              <w:right w:type="dxa" w:w="100"/>
+            </w:tcMar>
+            <w:vAlign w:val="center"/>
+          </w:tcPr>
+          <w:p>
+            <w:pPr>
+              <w:spacing w:after="0" w:before="0" w:line="264"/>
+              <w:jc w:val="center"/>
+            </w:pPr>
+            <w:r>
+              <w:rPr>
+                <w:rFonts w:ascii="Arial" w:cs="Arial" w:eastAsia="Arial" w:hAnsi="Arial"/>
+                <w:sz w:val="30"/>
+                <w:szCs w:val="30"/>
+              </w:rPr>
+              <w:t xml:space="preserve">☐</w:t>
+            </w:r>
+          </w:p>
+        </w:tc>
+        <w:tc>
+          <w:tcPr>
+            <w:tcW w:type="dxa" w:w="620"/>
+            <w:tcBorders>
+              <w:top w:val="single" w:color="C9D0DC" w:sz="4"/>
+              <w:left w:val="single" w:color="C9D0DC" w:sz="4"/>
+              <w:bottom w:val="single" w:color="C9D0DC" w:sz="4"/>
+              <w:right w:val="single" w:color="C9D0DC" w:sz="4"/>
+            </w:tcBorders>
+            <w:tcMar>
+              <w:top w:type="dxa" w:w="70"/>
+              <w:left w:type="dxa" w:w="100"/>
+              <w:bottom w:type="dxa" w:w="70"/>
+              <w:right w:type="dxa" w:w="100"/>
+            </w:tcMar>
+            <w:vAlign w:val="center"/>
+          </w:tcPr>
+          <w:p>
+            <w:pPr>
+              <w:spacing w:after="0" w:before="0" w:line="264"/>
+              <w:jc w:val="center"/>
+            </w:pPr>
+            <w:r>
+              <w:rPr>
+                <w:rFonts w:ascii="Arial" w:cs="Arial" w:eastAsia="Arial" w:hAnsi="Arial"/>
+                <w:sz w:val="30"/>
+                <w:szCs w:val="30"/>
+              </w:rPr>
+              <w:t xml:space="preserve">☐</w:t>
+            </w:r>
+          </w:p>
+        </w:tc>
+        <w:tc>
+          <w:tcPr>
+            <w:tcW w:type="dxa" w:w="2040"/>
+            <w:tcBorders>
+              <w:top w:val="single" w:color="C9D0DC" w:sz="4"/>
+              <w:left w:val="single" w:color="C9D0DC" w:sz="4"/>
+              <w:bottom w:val="single" w:color="C9D0DC" w:sz="4"/>
+              <w:right w:val="single" w:color="C9D0DC" w:sz="4"/>
+            </w:tcBorders>
+            <w:tcMar>
+              <w:top w:type="dxa" w:w="70"/>
+              <w:left w:type="dxa" w:w="100"/>
+              <w:bottom w:type="dxa" w:w="70"/>
+              <w:right w:type="dxa" w:w="100"/>
+            </w:tcMar>
+            <w:vAlign w:val="top"/>
+          </w:tcPr>
+          <w:p>
+            <w:pPr>
+              <w:spacing w:after="0" w:before="0" w:line="264"/>
+            </w:pPr>
+            <w:r>
+              <w:rPr>
+                <w:rFonts w:ascii="Arial" w:cs="Arial" w:eastAsia="Arial" w:hAnsi="Arial"/>
+                <w:sz w:val="19"/>
+                <w:szCs w:val="19"/>
+              </w:rPr>
+              <w:t xml:space="preserve"> </w:t>
+            </w:r>
+          </w:p>
+        </w:tc>
+      </w:tr>
+      <w:tr>
+        <w:trPr>
+          <w:cantSplit/>
+        </w:trPr>
+        <w:tc>
+          <w:tcPr>
+            <w:tcW w:type="dxa" w:w="860"/>
+            <w:tcBorders>
+              <w:top w:val="single" w:color="C9D0DC" w:sz="4"/>
+              <w:left w:val="single" w:color="C9D0DC" w:sz="4"/>
+              <w:bottom w:val="single" w:color="C9D0DC" w:sz="4"/>
+              <w:right w:val="single" w:color="C9D0DC" w:sz="4"/>
+            </w:tcBorders>
+            <w:tcMar>
+              <w:top w:type="dxa" w:w="70"/>
+              <w:left w:type="dxa" w:w="100"/>
+              <w:bottom w:type="dxa" w:w="70"/>
+              <w:right w:type="dxa" w:w="100"/>
+            </w:tcMar>
+            <w:vAlign w:val="top"/>
+          </w:tcPr>
+          <w:p>
+            <w:pPr>
+              <w:spacing w:after="0" w:before="0" w:line="264"/>
+            </w:pPr>
+            <w:r>
+              <w:rPr>
+                <w:rFonts w:ascii="Arial" w:cs="Arial" w:eastAsia="Arial" w:hAnsi="Arial"/>
+                <w:b/>
+                <w:bCs/>
+                <w:color w:val="5B6477"/>
+                <w:sz w:val="16"/>
+                <w:szCs w:val="16"/>
+              </w:rPr>
+              <w:t xml:space="preserve">SA-57</w:t>
+            </w:r>
+          </w:p>
+        </w:tc>
+        <w:tc>
+          <w:tcPr>
+            <w:tcW w:type="dxa" w:w="5480"/>
+            <w:tcBorders>
+              <w:top w:val="single" w:color="C9D0DC" w:sz="4"/>
+              <w:left w:val="single" w:color="C9D0DC" w:sz="4"/>
+              <w:bottom w:val="single" w:color="C9D0DC" w:sz="4"/>
+              <w:right w:val="single" w:color="C9D0DC" w:sz="4"/>
+            </w:tcBorders>
+            <w:tcMar>
+              <w:top w:type="dxa" w:w="70"/>
+              <w:left w:type="dxa" w:w="100"/>
+              <w:bottom w:type="dxa" w:w="70"/>
+              <w:right w:type="dxa" w:w="100"/>
+            </w:tcMar>
+            <w:vAlign w:val="top"/>
+          </w:tcPr>
+          <w:p>
+            <w:pPr>
+              <w:spacing w:after="40" w:before="0" w:line="264"/>
+            </w:pPr>
+            <w:r>
+              <w:rPr>
+                <w:rFonts w:ascii="Arial" w:cs="Arial" w:eastAsia="Arial" w:hAnsi="Arial"/>
+                <w:b/>
+                <w:bCs/>
+                <w:sz w:val="20"/>
+                <w:szCs w:val="20"/>
+              </w:rPr>
+              <w:t xml:space="preserve">Replacement: product, price and the day given</w:t>
+            </w:r>
+          </w:p>
+          <w:p>
+            <w:pPr>
+              <w:spacing w:after="40" w:before="0" w:line="264"/>
+            </w:pPr>
+            <w:r>
+              <w:rPr>
+                <w:rFonts w:ascii="Arial" w:cs="Arial" w:eastAsia="Arial" w:hAnsi="Arial"/>
+                <w:i/>
+                <w:iCs/>
+                <w:color w:val="5B6477"/>
+                <w:sz w:val="15"/>
+                <w:szCs w:val="15"/>
+              </w:rPr>
+              <w:t xml:space="preserve">Flow F35 · Replacement payments: how and when the customer settled the difference</w:t>
+            </w:r>
+          </w:p>
+          <w:p>
+            <w:pPr>
+              <w:spacing w:after="20" w:before="0" w:line="264"/>
+            </w:pPr>
+            <w:r>
+              <w:rPr>
+                <w:rFonts w:ascii="Arial" w:cs="Arial" w:eastAsia="Arial" w:hAnsi="Arial"/>
+                <w:color w:val="5B6477"/>
+                <w:sz w:val="19"/>
+                <w:szCs w:val="19"/>
+              </w:rPr>
+              <w:t xml:space="preserve">1.  </w:t>
+            </w:r>
+            <w:r>
+              <w:rPr>
+                <w:rFonts w:ascii="Arial" w:cs="Arial" w:eastAsia="Arial" w:hAnsi="Arial"/>
+                <w:sz w:val="19"/>
+                <w:szCs w:val="19"/>
+              </w:rPr>
+              <w:t xml:space="preserve">Replacement Tickets → open a ticket → We gave the replacement.</w:t>
+            </w:r>
+          </w:p>
+          <w:p>
+            <w:pPr>
+              <w:spacing w:after="20" w:before="0" w:line="264"/>
+            </w:pPr>
+            <w:r>
+              <w:rPr>
+                <w:rFonts w:ascii="Arial" w:cs="Arial" w:eastAsia="Arial" w:hAnsi="Arial"/>
+                <w:color w:val="5B6477"/>
+                <w:sz w:val="19"/>
+                <w:szCs w:val="19"/>
+              </w:rPr>
+              <w:t xml:space="preserve">2.  </w:t>
+            </w:r>
+            <w:r>
+              <w:rPr>
+                <w:rFonts w:ascii="Arial" w:cs="Arial" w:eastAsia="Arial" w:hAnsi="Arial"/>
+                <w:sz w:val="19"/>
+                <w:szCs w:val="19"/>
+              </w:rPr>
+              <w:t xml:space="preserve">Search another product and pick it: its name shows inside the box and the price fills in.</w:t>
+            </w:r>
+          </w:p>
+          <w:p>
+            <w:pPr>
+              <w:spacing w:after="20" w:before="0" w:line="264"/>
+            </w:pPr>
+            <w:r>
+              <w:rPr>
+                <w:rFonts w:ascii="Arial" w:cs="Arial" w:eastAsia="Arial" w:hAnsi="Arial"/>
+                <w:color w:val="5B6477"/>
+                <w:sz w:val="19"/>
+                <w:szCs w:val="19"/>
+              </w:rPr>
+              <w:t xml:space="preserve">3.  </w:t>
+            </w:r>
+            <w:r>
+              <w:rPr>
+                <w:rFonts w:ascii="Arial" w:cs="Arial" w:eastAsia="Arial" w:hAnsi="Arial"/>
+                <w:sz w:val="19"/>
+                <w:szCs w:val="19"/>
+              </w:rPr>
+              <w:t xml:space="preserve">Change the price if needed, keep or change the day it was given → Save.</w:t>
+            </w:r>
+          </w:p>
+          <w:p>
+            <w:pPr>
+              <w:spacing w:after="0" w:before="60" w:line="264"/>
+            </w:pPr>
+            <w:r>
+              <w:rPr>
+                <w:rFonts w:ascii="Arial" w:cs="Arial" w:eastAsia="Arial" w:hAnsi="Arial"/>
+                <w:b/>
+                <w:bCs/>
+                <w:color w:val="0B1F3A"/>
+                <w:sz w:val="19"/>
+                <w:szCs w:val="19"/>
+              </w:rPr>
+              <w:t xml:space="preserve">You should see: </w:t>
+            </w:r>
+            <w:r>
+              <w:rPr>
+                <w:rFonts w:ascii="Arial" w:cs="Arial" w:eastAsia="Arial" w:hAnsi="Arial"/>
+                <w:sz w:val="19"/>
+                <w:szCs w:val="19"/>
+              </w:rPr>
+              <w:t xml:space="preserve">The chosen product is shown in the box. The price is filled in and editable. The stock leaves on the day you gave.</w:t>
+            </w:r>
+          </w:p>
+        </w:tc>
+        <w:tc>
+          <w:tcPr>
+            <w:tcW w:type="dxa" w:w="620"/>
+            <w:tcBorders>
+              <w:top w:val="single" w:color="C9D0DC" w:sz="4"/>
+              <w:left w:val="single" w:color="C9D0DC" w:sz="4"/>
+              <w:bottom w:val="single" w:color="C9D0DC" w:sz="4"/>
+              <w:right w:val="single" w:color="C9D0DC" w:sz="4"/>
+            </w:tcBorders>
+            <w:tcMar>
+              <w:top w:type="dxa" w:w="70"/>
+              <w:left w:type="dxa" w:w="100"/>
+              <w:bottom w:type="dxa" w:w="70"/>
+              <w:right w:type="dxa" w:w="100"/>
+            </w:tcMar>
+            <w:vAlign w:val="center"/>
+          </w:tcPr>
+          <w:p>
+            <w:pPr>
+              <w:spacing w:after="0" w:before="0" w:line="264"/>
+              <w:jc w:val="center"/>
+            </w:pPr>
+            <w:r>
+              <w:rPr>
+                <w:rFonts w:ascii="Arial" w:cs="Arial" w:eastAsia="Arial" w:hAnsi="Arial"/>
+                <w:sz w:val="30"/>
+                <w:szCs w:val="30"/>
+              </w:rPr>
+              <w:t xml:space="preserve">☐</w:t>
+            </w:r>
+          </w:p>
+        </w:tc>
+        <w:tc>
+          <w:tcPr>
+            <w:tcW w:type="dxa" w:w="620"/>
+            <w:tcBorders>
+              <w:top w:val="single" w:color="C9D0DC" w:sz="4"/>
+              <w:left w:val="single" w:color="C9D0DC" w:sz="4"/>
+              <w:bottom w:val="single" w:color="C9D0DC" w:sz="4"/>
+              <w:right w:val="single" w:color="C9D0DC" w:sz="4"/>
+            </w:tcBorders>
+            <w:tcMar>
+              <w:top w:type="dxa" w:w="70"/>
+              <w:left w:type="dxa" w:w="100"/>
+              <w:bottom w:type="dxa" w:w="70"/>
+              <w:right w:type="dxa" w:w="100"/>
+            </w:tcMar>
+            <w:vAlign w:val="center"/>
+          </w:tcPr>
+          <w:p>
+            <w:pPr>
+              <w:spacing w:after="0" w:before="0" w:line="264"/>
+              <w:jc w:val="center"/>
+            </w:pPr>
+            <w:r>
+              <w:rPr>
+                <w:rFonts w:ascii="Arial" w:cs="Arial" w:eastAsia="Arial" w:hAnsi="Arial"/>
+                <w:sz w:val="30"/>
+                <w:szCs w:val="30"/>
+              </w:rPr>
+              <w:t xml:space="preserve">☐</w:t>
+            </w:r>
+          </w:p>
+        </w:tc>
+        <w:tc>
+          <w:tcPr>
+            <w:tcW w:type="dxa" w:w="620"/>
+            <w:tcBorders>
+              <w:top w:val="single" w:color="C9D0DC" w:sz="4"/>
+              <w:left w:val="single" w:color="C9D0DC" w:sz="4"/>
+              <w:bottom w:val="single" w:color="C9D0DC" w:sz="4"/>
+              <w:right w:val="single" w:color="C9D0DC" w:sz="4"/>
+            </w:tcBorders>
+            <w:tcMar>
+              <w:top w:type="dxa" w:w="70"/>
+              <w:left w:type="dxa" w:w="100"/>
+              <w:bottom w:type="dxa" w:w="70"/>
+              <w:right w:type="dxa" w:w="100"/>
+            </w:tcMar>
+            <w:vAlign w:val="center"/>
+          </w:tcPr>
+          <w:p>
+            <w:pPr>
+              <w:spacing w:after="0" w:before="0" w:line="264"/>
+              <w:jc w:val="center"/>
+            </w:pPr>
+            <w:r>
+              <w:rPr>
+                <w:rFonts w:ascii="Arial" w:cs="Arial" w:eastAsia="Arial" w:hAnsi="Arial"/>
+                <w:sz w:val="30"/>
+                <w:szCs w:val="30"/>
+              </w:rPr>
+              <w:t xml:space="preserve">☐</w:t>
+            </w:r>
+          </w:p>
+        </w:tc>
+        <w:tc>
+          <w:tcPr>
+            <w:tcW w:type="dxa" w:w="2040"/>
+            <w:tcBorders>
+              <w:top w:val="single" w:color="C9D0DC" w:sz="4"/>
+              <w:left w:val="single" w:color="C9D0DC" w:sz="4"/>
+              <w:bottom w:val="single" w:color="C9D0DC" w:sz="4"/>
+              <w:right w:val="single" w:color="C9D0DC" w:sz="4"/>
+            </w:tcBorders>
+            <w:tcMar>
+              <w:top w:type="dxa" w:w="70"/>
+              <w:left w:type="dxa" w:w="100"/>
+              <w:bottom w:type="dxa" w:w="70"/>
+              <w:right w:type="dxa" w:w="100"/>
+            </w:tcMar>
+            <w:vAlign w:val="top"/>
+          </w:tcPr>
+          <w:p>
+            <w:pPr>
+              <w:spacing w:after="0" w:before="0" w:line="264"/>
+            </w:pPr>
+            <w:r>
+              <w:rPr>
+                <w:rFonts w:ascii="Arial" w:cs="Arial" w:eastAsia="Arial" w:hAnsi="Arial"/>
+                <w:sz w:val="19"/>
+                <w:szCs w:val="19"/>
+              </w:rPr>
+              <w:t xml:space="preserve"> </w:t>
+            </w:r>
+          </w:p>
+        </w:tc>
+      </w:tr>
+      <w:tr>
+        <w:trPr>
+          <w:cantSplit/>
+        </w:trPr>
+        <w:tc>
+          <w:tcPr>
+            <w:tcW w:type="dxa" w:w="860"/>
+            <w:tcBorders>
+              <w:top w:val="single" w:color="C9D0DC" w:sz="4"/>
+              <w:left w:val="single" w:color="C9D0DC" w:sz="4"/>
+              <w:bottom w:val="single" w:color="C9D0DC" w:sz="4"/>
+              <w:right w:val="single" w:color="C9D0DC" w:sz="4"/>
+            </w:tcBorders>
+            <w:tcMar>
+              <w:top w:type="dxa" w:w="70"/>
+              <w:left w:type="dxa" w:w="100"/>
+              <w:bottom w:type="dxa" w:w="70"/>
+              <w:right w:type="dxa" w:w="100"/>
+            </w:tcMar>
+            <w:vAlign w:val="top"/>
+          </w:tcPr>
+          <w:p>
+            <w:pPr>
+              <w:spacing w:after="0" w:before="0" w:line="264"/>
+            </w:pPr>
+            <w:r>
+              <w:rPr>
+                <w:rFonts w:ascii="Arial" w:cs="Arial" w:eastAsia="Arial" w:hAnsi="Arial"/>
+                <w:b/>
+                <w:bCs/>
+                <w:color w:val="5B6477"/>
+                <w:sz w:val="16"/>
+                <w:szCs w:val="16"/>
+              </w:rPr>
+              <w:t xml:space="preserve">SA-58</w:t>
+            </w:r>
+          </w:p>
+        </w:tc>
+        <w:tc>
+          <w:tcPr>
+            <w:tcW w:type="dxa" w:w="5480"/>
+            <w:tcBorders>
+              <w:top w:val="single" w:color="C9D0DC" w:sz="4"/>
+              <w:left w:val="single" w:color="C9D0DC" w:sz="4"/>
+              <w:bottom w:val="single" w:color="C9D0DC" w:sz="4"/>
+              <w:right w:val="single" w:color="C9D0DC" w:sz="4"/>
+            </w:tcBorders>
+            <w:tcMar>
+              <w:top w:type="dxa" w:w="70"/>
+              <w:left w:type="dxa" w:w="100"/>
+              <w:bottom w:type="dxa" w:w="70"/>
+              <w:right w:type="dxa" w:w="100"/>
+            </w:tcMar>
+            <w:vAlign w:val="top"/>
+          </w:tcPr>
+          <w:p>
+            <w:pPr>
+              <w:spacing w:after="40" w:before="0" w:line="264"/>
+            </w:pPr>
+            <w:r>
+              <w:rPr>
+                <w:rFonts w:ascii="Arial" w:cs="Arial" w:eastAsia="Arial" w:hAnsi="Arial"/>
+                <w:b/>
+                <w:bCs/>
+                <w:sz w:val="20"/>
+                <w:szCs w:val="20"/>
+              </w:rPr>
+              <w:t xml:space="preserve">Record how the customer paid the difference</w:t>
+            </w:r>
+          </w:p>
+          <w:p>
+            <w:pPr>
+              <w:spacing w:after="40" w:before="0" w:line="264"/>
+            </w:pPr>
+            <w:r>
+              <w:rPr>
+                <w:rFonts w:ascii="Arial" w:cs="Arial" w:eastAsia="Arial" w:hAnsi="Arial"/>
+                <w:i/>
+                <w:iCs/>
+                <w:color w:val="5B6477"/>
+                <w:sz w:val="15"/>
+                <w:szCs w:val="15"/>
+              </w:rPr>
+              <w:t xml:space="preserve">Flow F35 · Replacement payments: how and when the customer settled the difference</w:t>
+            </w:r>
+          </w:p>
+          <w:p>
+            <w:pPr>
+              <w:spacing w:after="20" w:before="0" w:line="264"/>
+            </w:pPr>
+            <w:r>
+              <w:rPr>
+                <w:rFonts w:ascii="Arial" w:cs="Arial" w:eastAsia="Arial" w:hAnsi="Arial"/>
+                <w:color w:val="5B6477"/>
+                <w:sz w:val="19"/>
+                <w:szCs w:val="19"/>
+              </w:rPr>
+              <w:t xml:space="preserve">1.  </w:t>
+            </w:r>
+            <w:r>
+              <w:rPr>
+                <w:rFonts w:ascii="Arial" w:cs="Arial" w:eastAsia="Arial" w:hAnsi="Arial"/>
+                <w:sz w:val="19"/>
+                <w:szCs w:val="19"/>
+              </w:rPr>
+              <w:t xml:space="preserve">After the Head Auditor approves, open the ticket → Record the payment of the difference.</w:t>
+            </w:r>
+          </w:p>
+          <w:p>
+            <w:pPr>
+              <w:spacing w:after="20" w:before="0" w:line="264"/>
+            </w:pPr>
+            <w:r>
+              <w:rPr>
+                <w:rFonts w:ascii="Arial" w:cs="Arial" w:eastAsia="Arial" w:hAnsi="Arial"/>
+                <w:color w:val="5B6477"/>
+                <w:sz w:val="19"/>
+                <w:szCs w:val="19"/>
+              </w:rPr>
+              <w:t xml:space="preserve">2.  </w:t>
+            </w:r>
+            <w:r>
+              <w:rPr>
+                <w:rFonts w:ascii="Arial" w:cs="Arial" w:eastAsia="Arial" w:hAnsi="Arial"/>
+                <w:sz w:val="19"/>
+                <w:szCs w:val="19"/>
+              </w:rPr>
+              <w:t xml:space="preserve">Choose Online, the GCash account and the day → Save.</w:t>
+            </w:r>
+          </w:p>
+          <w:p>
+            <w:pPr>
+              <w:spacing w:after="20" w:before="0" w:line="264"/>
+            </w:pPr>
+            <w:r>
+              <w:rPr>
+                <w:rFonts w:ascii="Arial" w:cs="Arial" w:eastAsia="Arial" w:hAnsi="Arial"/>
+                <w:color w:val="5B6477"/>
+                <w:sz w:val="19"/>
+                <w:szCs w:val="19"/>
+              </w:rPr>
+              <w:t xml:space="preserve">3.  </w:t>
+            </w:r>
+            <w:r>
+              <w:rPr>
+                <w:rFonts w:ascii="Arial" w:cs="Arial" w:eastAsia="Arial" w:hAnsi="Arial"/>
+                <w:sz w:val="19"/>
+                <w:szCs w:val="19"/>
+              </w:rPr>
+              <w:t xml:space="preserve">Open Reports → Daily Sales Report for that day.</w:t>
+            </w:r>
+          </w:p>
+          <w:p>
+            <w:pPr>
+              <w:spacing w:after="0" w:before="60" w:line="264"/>
+            </w:pPr>
+            <w:r>
+              <w:rPr>
+                <w:rFonts w:ascii="Arial" w:cs="Arial" w:eastAsia="Arial" w:hAnsi="Arial"/>
+                <w:b/>
+                <w:bCs/>
+                <w:color w:val="0B1F3A"/>
+                <w:sz w:val="19"/>
+                <w:szCs w:val="19"/>
+              </w:rPr>
+              <w:t xml:space="preserve">You should see: </w:t>
+            </w:r>
+            <w:r>
+              <w:rPr>
+                <w:rFonts w:ascii="Arial" w:cs="Arial" w:eastAsia="Arial" w:hAnsi="Arial"/>
+                <w:sz w:val="19"/>
+                <w:szCs w:val="19"/>
+              </w:rPr>
+              <w:t xml:space="preserve">The Replacement payments box shows it with its account, apart from sales. Cash replacement payments join the cash deposit.</w:t>
+            </w:r>
+          </w:p>
+        </w:tc>
+        <w:tc>
+          <w:tcPr>
+            <w:tcW w:type="dxa" w:w="620"/>
+            <w:tcBorders>
+              <w:top w:val="single" w:color="C9D0DC" w:sz="4"/>
+              <w:left w:val="single" w:color="C9D0DC" w:sz="4"/>
+              <w:bottom w:val="single" w:color="C9D0DC" w:sz="4"/>
+              <w:right w:val="single" w:color="C9D0DC" w:sz="4"/>
+            </w:tcBorders>
+            <w:tcMar>
+              <w:top w:type="dxa" w:w="70"/>
+              <w:left w:type="dxa" w:w="100"/>
+              <w:bottom w:type="dxa" w:w="70"/>
+              <w:right w:type="dxa" w:w="100"/>
+            </w:tcMar>
+            <w:vAlign w:val="center"/>
+          </w:tcPr>
+          <w:p>
+            <w:pPr>
+              <w:spacing w:after="0" w:before="0" w:line="264"/>
+              <w:jc w:val="center"/>
+            </w:pPr>
+            <w:r>
+              <w:rPr>
+                <w:rFonts w:ascii="Arial" w:cs="Arial" w:eastAsia="Arial" w:hAnsi="Arial"/>
+                <w:sz w:val="30"/>
+                <w:szCs w:val="30"/>
+              </w:rPr>
+              <w:t xml:space="preserve">☐</w:t>
+            </w:r>
+          </w:p>
+        </w:tc>
+        <w:tc>
+          <w:tcPr>
+            <w:tcW w:type="dxa" w:w="620"/>
+            <w:tcBorders>
+              <w:top w:val="single" w:color="C9D0DC" w:sz="4"/>
+              <w:left w:val="single" w:color="C9D0DC" w:sz="4"/>
+              <w:bottom w:val="single" w:color="C9D0DC" w:sz="4"/>
+              <w:right w:val="single" w:color="C9D0DC" w:sz="4"/>
+            </w:tcBorders>
+            <w:tcMar>
+              <w:top w:type="dxa" w:w="70"/>
+              <w:left w:type="dxa" w:w="100"/>
+              <w:bottom w:type="dxa" w:w="70"/>
+              <w:right w:type="dxa" w:w="100"/>
+            </w:tcMar>
+            <w:vAlign w:val="center"/>
+          </w:tcPr>
+          <w:p>
+            <w:pPr>
+              <w:spacing w:after="0" w:before="0" w:line="264"/>
+              <w:jc w:val="center"/>
+            </w:pPr>
+            <w:r>
+              <w:rPr>
+                <w:rFonts w:ascii="Arial" w:cs="Arial" w:eastAsia="Arial" w:hAnsi="Arial"/>
+                <w:sz w:val="30"/>
+                <w:szCs w:val="30"/>
+              </w:rPr>
+              <w:t xml:space="preserve">☐</w:t>
+            </w:r>
+          </w:p>
+        </w:tc>
+        <w:tc>
+          <w:tcPr>
+            <w:tcW w:type="dxa" w:w="620"/>
+            <w:tcBorders>
+              <w:top w:val="single" w:color="C9D0DC" w:sz="4"/>
+              <w:left w:val="single" w:color="C9D0DC" w:sz="4"/>
+              <w:bottom w:val="single" w:color="C9D0DC" w:sz="4"/>
+              <w:right w:val="single" w:color="C9D0DC" w:sz="4"/>
+            </w:tcBorders>
+            <w:tcMar>
+              <w:top w:type="dxa" w:w="70"/>
+              <w:left w:type="dxa" w:w="100"/>
+              <w:bottom w:type="dxa" w:w="70"/>
+              <w:right w:type="dxa" w:w="100"/>
+            </w:tcMar>
+            <w:vAlign w:val="center"/>
+          </w:tcPr>
+          <w:p>
+            <w:pPr>
+              <w:spacing w:after="0" w:before="0" w:line="264"/>
+              <w:jc w:val="center"/>
+            </w:pPr>
+            <w:r>
+              <w:rPr>
+                <w:rFonts w:ascii="Arial" w:cs="Arial" w:eastAsia="Arial" w:hAnsi="Arial"/>
+                <w:sz w:val="30"/>
+                <w:szCs w:val="30"/>
+              </w:rPr>
+              <w:t xml:space="preserve">☐</w:t>
+            </w:r>
+          </w:p>
+        </w:tc>
+        <w:tc>
+          <w:tcPr>
+            <w:tcW w:type="dxa" w:w="2040"/>
+            <w:tcBorders>
+              <w:top w:val="single" w:color="C9D0DC" w:sz="4"/>
+              <w:left w:val="single" w:color="C9D0DC" w:sz="4"/>
+              <w:bottom w:val="single" w:color="C9D0DC" w:sz="4"/>
+              <w:right w:val="single" w:color="C9D0DC" w:sz="4"/>
+            </w:tcBorders>
+            <w:tcMar>
+              <w:top w:type="dxa" w:w="70"/>
+              <w:left w:type="dxa" w:w="100"/>
+              <w:bottom w:type="dxa" w:w="70"/>
+              <w:right w:type="dxa" w:w="100"/>
+            </w:tcMar>
+            <w:vAlign w:val="top"/>
+          </w:tcPr>
+          <w:p>
+            <w:pPr>
+              <w:spacing w:after="0" w:before="0" w:line="264"/>
+            </w:pPr>
+            <w:r>
+              <w:rPr>
+                <w:rFonts w:ascii="Arial" w:cs="Arial" w:eastAsia="Arial" w:hAnsi="Arial"/>
+                <w:sz w:val="19"/>
+                <w:szCs w:val="19"/>
+              </w:rPr>
+              <w:t xml:space="preserve"> </w:t>
+            </w:r>
+          </w:p>
+        </w:tc>
+      </w:tr>
+      <w:tr>
+        <w:trPr>
+          <w:cantSplit/>
+        </w:trPr>
+        <w:tc>
+          <w:tcPr>
+            <w:tcW w:type="dxa" w:w="860"/>
+            <w:tcBorders>
+              <w:top w:val="single" w:color="C9D0DC" w:sz="4"/>
+              <w:left w:val="single" w:color="C9D0DC" w:sz="4"/>
+              <w:bottom w:val="single" w:color="C9D0DC" w:sz="4"/>
+              <w:right w:val="single" w:color="C9D0DC" w:sz="4"/>
+            </w:tcBorders>
+            <w:tcMar>
+              <w:top w:type="dxa" w:w="70"/>
+              <w:left w:type="dxa" w:w="100"/>
+              <w:bottom w:type="dxa" w:w="70"/>
+              <w:right w:type="dxa" w:w="100"/>
+            </w:tcMar>
+            <w:vAlign w:val="top"/>
+          </w:tcPr>
+          <w:p>
+            <w:pPr>
+              <w:spacing w:after="0" w:before="0" w:line="264"/>
+            </w:pPr>
+            <w:r>
+              <w:rPr>
+                <w:rFonts w:ascii="Arial" w:cs="Arial" w:eastAsia="Arial" w:hAnsi="Arial"/>
+                <w:b/>
+                <w:bCs/>
+                <w:color w:val="5B6477"/>
+                <w:sz w:val="16"/>
+                <w:szCs w:val="16"/>
+              </w:rPr>
+              <w:t xml:space="preserve">SA-59</w:t>
+            </w:r>
+          </w:p>
+        </w:tc>
+        <w:tc>
+          <w:tcPr>
+            <w:tcW w:type="dxa" w:w="5480"/>
+            <w:tcBorders>
+              <w:top w:val="single" w:color="C9D0DC" w:sz="4"/>
+              <w:left w:val="single" w:color="C9D0DC" w:sz="4"/>
+              <w:bottom w:val="single" w:color="C9D0DC" w:sz="4"/>
+              <w:right w:val="single" w:color="C9D0DC" w:sz="4"/>
+            </w:tcBorders>
+            <w:tcMar>
+              <w:top w:type="dxa" w:w="70"/>
+              <w:left w:type="dxa" w:w="100"/>
+              <w:bottom w:type="dxa" w:w="70"/>
+              <w:right w:type="dxa" w:w="100"/>
+            </w:tcMar>
+            <w:vAlign w:val="top"/>
+          </w:tcPr>
+          <w:p>
+            <w:pPr>
+              <w:spacing w:after="40" w:before="0" w:line="264"/>
+            </w:pPr>
+            <w:r>
+              <w:rPr>
+                <w:rFonts w:ascii="Arial" w:cs="Arial" w:eastAsia="Arial" w:hAnsi="Arial"/>
+                <w:b/>
+                <w:bCs/>
+                <w:sz w:val="20"/>
+                <w:szCs w:val="20"/>
+              </w:rPr>
+              <w:t xml:space="preserve">Payment on a closed day</w:t>
+            </w:r>
+          </w:p>
+          <w:p>
+            <w:pPr>
+              <w:spacing w:after="40" w:before="0" w:line="264"/>
+            </w:pPr>
+            <w:r>
+              <w:rPr>
+                <w:rFonts w:ascii="Arial" w:cs="Arial" w:eastAsia="Arial" w:hAnsi="Arial"/>
+                <w:i/>
+                <w:iCs/>
+                <w:color w:val="5B6477"/>
+                <w:sz w:val="15"/>
+                <w:szCs w:val="15"/>
+              </w:rPr>
+              <w:t xml:space="preserve">Flow F35 · Replacement payments: how and when the customer settled the difference</w:t>
+            </w:r>
+          </w:p>
+          <w:p>
+            <w:pPr>
+              <w:spacing w:after="20" w:before="0" w:line="264"/>
+            </w:pPr>
+            <w:r>
+              <w:rPr>
+                <w:rFonts w:ascii="Arial" w:cs="Arial" w:eastAsia="Arial" w:hAnsi="Arial"/>
+                <w:color w:val="5B6477"/>
+                <w:sz w:val="19"/>
+                <w:szCs w:val="19"/>
+              </w:rPr>
+              <w:t xml:space="preserve">1.  </w:t>
+            </w:r>
+            <w:r>
+              <w:rPr>
+                <w:rFonts w:ascii="Arial" w:cs="Arial" w:eastAsia="Arial" w:hAnsi="Arial"/>
+                <w:sz w:val="19"/>
+                <w:szCs w:val="19"/>
+              </w:rPr>
+              <w:t xml:space="preserve">Record a payment dated on a past day.</w:t>
+            </w:r>
+          </w:p>
+          <w:p>
+            <w:pPr>
+              <w:spacing w:after="0" w:before="60" w:line="264"/>
+            </w:pPr>
+            <w:r>
+              <w:rPr>
+                <w:rFonts w:ascii="Arial" w:cs="Arial" w:eastAsia="Arial" w:hAnsi="Arial"/>
+                <w:b/>
+                <w:bCs/>
+                <w:color w:val="0B1F3A"/>
+                <w:sz w:val="19"/>
+                <w:szCs w:val="19"/>
+              </w:rPr>
+              <w:t xml:space="preserve">You should see: </w:t>
+            </w:r>
+            <w:r>
+              <w:rPr>
+                <w:rFonts w:ascii="Arial" w:cs="Arial" w:eastAsia="Arial" w:hAnsi="Arial"/>
+                <w:sz w:val="19"/>
+                <w:szCs w:val="19"/>
+              </w:rPr>
+              <w:t xml:space="preserve">It says the Head Auditor must approve. It is not in that day's report until approved.</w:t>
             </w:r>
           </w:p>
         </w:tc>
@@ -17115,7 +17986,7 @@
                 <w:sz w:val="17"/>
                 <w:szCs w:val="17"/>
               </w:rPr>
-              <w:t xml:space="preserve">Passed (of 60)</w:t>
+              <w:t xml:space="preserve">Passed (of 63)</w:t>
             </w:r>
           </w:p>
         </w:tc>

--- a/docs/acceptance-test/per-user/09-sales.westave.docx
+++ b/docs/acceptance-test/per-user/09-sales.westave.docx
@@ -117,7 +117,7 @@
           <w:sz w:val="18"/>
           <w:szCs w:val="18"/>
         </w:rPr>
-        <w:t xml:space="preserve">  ·  63 checks</w:t>
+        <w:t xml:space="preserve">  ·  64 checks</w:t>
       </w:r>
     </w:p>
     <w:tbl>
@@ -17783,6 +17783,289 @@
                 <w:szCs w:val="19"/>
               </w:rPr>
               <w:t xml:space="preserve">It says the Head Auditor must approve. It is not in that day's report until approved.</w:t>
+            </w:r>
+          </w:p>
+        </w:tc>
+        <w:tc>
+          <w:tcPr>
+            <w:tcW w:type="dxa" w:w="620"/>
+            <w:tcBorders>
+              <w:top w:val="single" w:color="C9D0DC" w:sz="4"/>
+              <w:left w:val="single" w:color="C9D0DC" w:sz="4"/>
+              <w:bottom w:val="single" w:color="C9D0DC" w:sz="4"/>
+              <w:right w:val="single" w:color="C9D0DC" w:sz="4"/>
+            </w:tcBorders>
+            <w:tcMar>
+              <w:top w:type="dxa" w:w="70"/>
+              <w:left w:type="dxa" w:w="100"/>
+              <w:bottom w:type="dxa" w:w="70"/>
+              <w:right w:type="dxa" w:w="100"/>
+            </w:tcMar>
+            <w:vAlign w:val="center"/>
+          </w:tcPr>
+          <w:p>
+            <w:pPr>
+              <w:spacing w:after="0" w:before="0" w:line="264"/>
+              <w:jc w:val="center"/>
+            </w:pPr>
+            <w:r>
+              <w:rPr>
+                <w:rFonts w:ascii="Arial" w:cs="Arial" w:eastAsia="Arial" w:hAnsi="Arial"/>
+                <w:sz w:val="30"/>
+                <w:szCs w:val="30"/>
+              </w:rPr>
+              <w:t xml:space="preserve">☐</w:t>
+            </w:r>
+          </w:p>
+        </w:tc>
+        <w:tc>
+          <w:tcPr>
+            <w:tcW w:type="dxa" w:w="620"/>
+            <w:tcBorders>
+              <w:top w:val="single" w:color="C9D0DC" w:sz="4"/>
+              <w:left w:val="single" w:color="C9D0DC" w:sz="4"/>
+              <w:bottom w:val="single" w:color="C9D0DC" w:sz="4"/>
+              <w:right w:val="single" w:color="C9D0DC" w:sz="4"/>
+            </w:tcBorders>
+            <w:tcMar>
+              <w:top w:type="dxa" w:w="70"/>
+              <w:left w:type="dxa" w:w="100"/>
+              <w:bottom w:type="dxa" w:w="70"/>
+              <w:right w:type="dxa" w:w="100"/>
+            </w:tcMar>
+            <w:vAlign w:val="center"/>
+          </w:tcPr>
+          <w:p>
+            <w:pPr>
+              <w:spacing w:after="0" w:before="0" w:line="264"/>
+              <w:jc w:val="center"/>
+            </w:pPr>
+            <w:r>
+              <w:rPr>
+                <w:rFonts w:ascii="Arial" w:cs="Arial" w:eastAsia="Arial" w:hAnsi="Arial"/>
+                <w:sz w:val="30"/>
+                <w:szCs w:val="30"/>
+              </w:rPr>
+              <w:t xml:space="preserve">☐</w:t>
+            </w:r>
+          </w:p>
+        </w:tc>
+        <w:tc>
+          <w:tcPr>
+            <w:tcW w:type="dxa" w:w="620"/>
+            <w:tcBorders>
+              <w:top w:val="single" w:color="C9D0DC" w:sz="4"/>
+              <w:left w:val="single" w:color="C9D0DC" w:sz="4"/>
+              <w:bottom w:val="single" w:color="C9D0DC" w:sz="4"/>
+              <w:right w:val="single" w:color="C9D0DC" w:sz="4"/>
+            </w:tcBorders>
+            <w:tcMar>
+              <w:top w:type="dxa" w:w="70"/>
+              <w:left w:type="dxa" w:w="100"/>
+              <w:bottom w:type="dxa" w:w="70"/>
+              <w:right w:type="dxa" w:w="100"/>
+            </w:tcMar>
+            <w:vAlign w:val="center"/>
+          </w:tcPr>
+          <w:p>
+            <w:pPr>
+              <w:spacing w:after="0" w:before="0" w:line="264"/>
+              <w:jc w:val="center"/>
+            </w:pPr>
+            <w:r>
+              <w:rPr>
+                <w:rFonts w:ascii="Arial" w:cs="Arial" w:eastAsia="Arial" w:hAnsi="Arial"/>
+                <w:sz w:val="30"/>
+                <w:szCs w:val="30"/>
+              </w:rPr>
+              <w:t xml:space="preserve">☐</w:t>
+            </w:r>
+          </w:p>
+        </w:tc>
+        <w:tc>
+          <w:tcPr>
+            <w:tcW w:type="dxa" w:w="2040"/>
+            <w:tcBorders>
+              <w:top w:val="single" w:color="C9D0DC" w:sz="4"/>
+              <w:left w:val="single" w:color="C9D0DC" w:sz="4"/>
+              <w:bottom w:val="single" w:color="C9D0DC" w:sz="4"/>
+              <w:right w:val="single" w:color="C9D0DC" w:sz="4"/>
+            </w:tcBorders>
+            <w:tcMar>
+              <w:top w:type="dxa" w:w="70"/>
+              <w:left w:type="dxa" w:w="100"/>
+              <w:bottom w:type="dxa" w:w="70"/>
+              <w:right w:type="dxa" w:w="100"/>
+            </w:tcMar>
+            <w:vAlign w:val="top"/>
+          </w:tcPr>
+          <w:p>
+            <w:pPr>
+              <w:spacing w:after="0" w:before="0" w:line="264"/>
+            </w:pPr>
+            <w:r>
+              <w:rPr>
+                <w:rFonts w:ascii="Arial" w:cs="Arial" w:eastAsia="Arial" w:hAnsi="Arial"/>
+                <w:sz w:val="19"/>
+                <w:szCs w:val="19"/>
+              </w:rPr>
+              <w:t xml:space="preserve"> </w:t>
+            </w:r>
+          </w:p>
+        </w:tc>
+      </w:tr>
+      <w:tr>
+        <w:trPr>
+          <w:cantSplit/>
+        </w:trPr>
+        <w:tc>
+          <w:tcPr>
+            <w:tcW w:type="dxa" w:w="860"/>
+            <w:tcBorders>
+              <w:top w:val="single" w:color="C9D0DC" w:sz="4"/>
+              <w:left w:val="single" w:color="C9D0DC" w:sz="4"/>
+              <w:bottom w:val="single" w:color="C9D0DC" w:sz="4"/>
+              <w:right w:val="single" w:color="C9D0DC" w:sz="4"/>
+            </w:tcBorders>
+            <w:tcMar>
+              <w:top w:type="dxa" w:w="70"/>
+              <w:left w:type="dxa" w:w="100"/>
+              <w:bottom w:type="dxa" w:w="70"/>
+              <w:right w:type="dxa" w:w="100"/>
+            </w:tcMar>
+            <w:vAlign w:val="top"/>
+          </w:tcPr>
+          <w:p>
+            <w:pPr>
+              <w:spacing w:after="0" w:before="0" w:line="264"/>
+            </w:pPr>
+            <w:r>
+              <w:rPr>
+                <w:rFonts w:ascii="Arial" w:cs="Arial" w:eastAsia="Arial" w:hAnsi="Arial"/>
+                <w:b/>
+                <w:bCs/>
+                <w:color w:val="5B6477"/>
+                <w:sz w:val="16"/>
+                <w:szCs w:val="16"/>
+              </w:rPr>
+              <w:t xml:space="preserve">SA-PO</w:t>
+            </w:r>
+          </w:p>
+        </w:tc>
+        <w:tc>
+          <w:tcPr>
+            <w:tcW w:type="dxa" w:w="5480"/>
+            <w:tcBorders>
+              <w:top w:val="single" w:color="C9D0DC" w:sz="4"/>
+              <w:left w:val="single" w:color="C9D0DC" w:sz="4"/>
+              <w:bottom w:val="single" w:color="C9D0DC" w:sz="4"/>
+              <w:right w:val="single" w:color="C9D0DC" w:sz="4"/>
+            </w:tcBorders>
+            <w:tcMar>
+              <w:top w:type="dxa" w:w="70"/>
+              <w:left w:type="dxa" w:w="100"/>
+              <w:bottom w:type="dxa" w:w="70"/>
+              <w:right w:type="dxa" w:w="100"/>
+            </w:tcMar>
+            <w:vAlign w:val="top"/>
+          </w:tcPr>
+          <w:p>
+            <w:pPr>
+              <w:spacing w:after="40" w:before="0" w:line="264"/>
+            </w:pPr>
+            <w:r>
+              <w:rPr>
+                <w:rFonts w:ascii="Arial" w:cs="Arial" w:eastAsia="Arial" w:hAnsi="Arial"/>
+                <w:b/>
+                <w:bCs/>
+                <w:sz w:val="20"/>
+                <w:szCs w:val="20"/>
+              </w:rPr>
+              <w:t xml:space="preserve">My branch's part of a purchase order</w:t>
+            </w:r>
+          </w:p>
+          <w:p>
+            <w:pPr>
+              <w:spacing w:after="40" w:before="0" w:line="264"/>
+            </w:pPr>
+            <w:r>
+              <w:rPr>
+                <w:rFonts w:ascii="Arial" w:cs="Arial" w:eastAsia="Arial" w:hAnsi="Arial"/>
+                <w:i/>
+                <w:iCs/>
+                <w:color w:val="5B6477"/>
+                <w:sz w:val="15"/>
+                <w:szCs w:val="15"/>
+              </w:rPr>
+              <w:t xml:space="preserve">Flow F36 · Restock request and purchase orders</w:t>
+            </w:r>
+          </w:p>
+          <w:p>
+            <w:pPr>
+              <w:spacing w:after="20" w:before="0" w:line="264"/>
+            </w:pPr>
+            <w:r>
+              <w:rPr>
+                <w:rFonts w:ascii="Arial" w:cs="Arial" w:eastAsia="Arial" w:hAnsi="Arial"/>
+                <w:color w:val="5B6477"/>
+                <w:sz w:val="19"/>
+                <w:szCs w:val="19"/>
+              </w:rPr>
+              <w:t xml:space="preserve">1.  </w:t>
+            </w:r>
+            <w:r>
+              <w:rPr>
+                <w:rFonts w:ascii="Arial" w:cs="Arial" w:eastAsia="Arial" w:hAnsi="Arial"/>
+                <w:sz w:val="19"/>
+                <w:szCs w:val="19"/>
+              </w:rPr>
+              <w:t xml:space="preserve">Open the notification about the purchase order, or Restock Plan.</w:t>
+            </w:r>
+          </w:p>
+          <w:p>
+            <w:pPr>
+              <w:spacing w:after="20" w:before="0" w:line="264"/>
+            </w:pPr>
+            <w:r>
+              <w:rPr>
+                <w:rFonts w:ascii="Arial" w:cs="Arial" w:eastAsia="Arial" w:hAnsi="Arial"/>
+                <w:color w:val="5B6477"/>
+                <w:sz w:val="19"/>
+                <w:szCs w:val="19"/>
+              </w:rPr>
+              <w:t xml:space="preserve">2.  </w:t>
+            </w:r>
+            <w:r>
+              <w:rPr>
+                <w:rFonts w:ascii="Arial" w:cs="Arial" w:eastAsia="Arial" w:hAnsi="Arial"/>
+                <w:sz w:val="19"/>
+                <w:szCs w:val="19"/>
+              </w:rPr>
+              <w:t xml:space="preserve">Create the pull-out form for the stock moved from existing stock.</w:t>
+            </w:r>
+          </w:p>
+          <w:p>
+            <w:pPr>
+              <w:spacing w:after="0" w:before="60" w:line="264"/>
+            </w:pPr>
+            <w:r>
+              <w:rPr>
+                <w:rFonts w:ascii="Arial" w:cs="Arial" w:eastAsia="Arial" w:hAnsi="Arial"/>
+                <w:b/>
+                <w:bCs/>
+                <w:color w:val="0B1F3A"/>
+                <w:sz w:val="19"/>
+                <w:szCs w:val="19"/>
+              </w:rPr>
+              <w:t xml:space="preserve">You should see: </w:t>
+            </w:r>
+            <w:r>
+              <w:rPr>
+                <w:rFonts w:ascii="Arial" w:cs="Arial" w:eastAsia="Arial" w:hAnsi="Arial"/>
+                <w:sz w:val="19"/>
+                <w:szCs w:val="19"/>
+              </w:rPr>
+              <w:t xml:space="preserve">Restock Plan shows only your branch: stock moved now and your share of the order, with the day it arrives once known.</w:t>
             </w:r>
           </w:p>
         </w:tc>
@@ -17986,7 +18269,7 @@
                 <w:sz w:val="17"/>
                 <w:szCs w:val="17"/>
               </w:rPr>
-              <w:t xml:space="preserve">Passed (of 63)</w:t>
+              <w:t xml:space="preserve">Passed (of 64)</w:t>
             </w:r>
           </w:p>
         </w:tc>

--- a/docs/acceptance-test/per-user/09-sales.westave.docx
+++ b/docs/acceptance-test/per-user/09-sales.westave.docx
@@ -117,7 +117,7 @@
           <w:sz w:val="18"/>
           <w:szCs w:val="18"/>
         </w:rPr>
-        <w:t xml:space="preserve">  ·  64 checks</w:t>
+        <w:t xml:space="preserve">  ·  66 checks</w:t>
       </w:r>
     </w:p>
     <w:tbl>
@@ -18066,6 +18066,638 @@
                 <w:szCs w:val="19"/>
               </w:rPr>
               <w:t xml:space="preserve">Restock Plan shows only your branch: stock moved now and your share of the order, with the day it arrives once known.</w:t>
+            </w:r>
+          </w:p>
+        </w:tc>
+        <w:tc>
+          <w:tcPr>
+            <w:tcW w:type="dxa" w:w="620"/>
+            <w:tcBorders>
+              <w:top w:val="single" w:color="C9D0DC" w:sz="4"/>
+              <w:left w:val="single" w:color="C9D0DC" w:sz="4"/>
+              <w:bottom w:val="single" w:color="C9D0DC" w:sz="4"/>
+              <w:right w:val="single" w:color="C9D0DC" w:sz="4"/>
+            </w:tcBorders>
+            <w:tcMar>
+              <w:top w:type="dxa" w:w="70"/>
+              <w:left w:type="dxa" w:w="100"/>
+              <w:bottom w:type="dxa" w:w="70"/>
+              <w:right w:type="dxa" w:w="100"/>
+            </w:tcMar>
+            <w:vAlign w:val="center"/>
+          </w:tcPr>
+          <w:p>
+            <w:pPr>
+              <w:spacing w:after="0" w:before="0" w:line="264"/>
+              <w:jc w:val="center"/>
+            </w:pPr>
+            <w:r>
+              <w:rPr>
+                <w:rFonts w:ascii="Arial" w:cs="Arial" w:eastAsia="Arial" w:hAnsi="Arial"/>
+                <w:sz w:val="30"/>
+                <w:szCs w:val="30"/>
+              </w:rPr>
+              <w:t xml:space="preserve">☐</w:t>
+            </w:r>
+          </w:p>
+        </w:tc>
+        <w:tc>
+          <w:tcPr>
+            <w:tcW w:type="dxa" w:w="620"/>
+            <w:tcBorders>
+              <w:top w:val="single" w:color="C9D0DC" w:sz="4"/>
+              <w:left w:val="single" w:color="C9D0DC" w:sz="4"/>
+              <w:bottom w:val="single" w:color="C9D0DC" w:sz="4"/>
+              <w:right w:val="single" w:color="C9D0DC" w:sz="4"/>
+            </w:tcBorders>
+            <w:tcMar>
+              <w:top w:type="dxa" w:w="70"/>
+              <w:left w:type="dxa" w:w="100"/>
+              <w:bottom w:type="dxa" w:w="70"/>
+              <w:right w:type="dxa" w:w="100"/>
+            </w:tcMar>
+            <w:vAlign w:val="center"/>
+          </w:tcPr>
+          <w:p>
+            <w:pPr>
+              <w:spacing w:after="0" w:before="0" w:line="264"/>
+              <w:jc w:val="center"/>
+            </w:pPr>
+            <w:r>
+              <w:rPr>
+                <w:rFonts w:ascii="Arial" w:cs="Arial" w:eastAsia="Arial" w:hAnsi="Arial"/>
+                <w:sz w:val="30"/>
+                <w:szCs w:val="30"/>
+              </w:rPr>
+              <w:t xml:space="preserve">☐</w:t>
+            </w:r>
+          </w:p>
+        </w:tc>
+        <w:tc>
+          <w:tcPr>
+            <w:tcW w:type="dxa" w:w="620"/>
+            <w:tcBorders>
+              <w:top w:val="single" w:color="C9D0DC" w:sz="4"/>
+              <w:left w:val="single" w:color="C9D0DC" w:sz="4"/>
+              <w:bottom w:val="single" w:color="C9D0DC" w:sz="4"/>
+              <w:right w:val="single" w:color="C9D0DC" w:sz="4"/>
+            </w:tcBorders>
+            <w:tcMar>
+              <w:top w:type="dxa" w:w="70"/>
+              <w:left w:type="dxa" w:w="100"/>
+              <w:bottom w:type="dxa" w:w="70"/>
+              <w:right w:type="dxa" w:w="100"/>
+            </w:tcMar>
+            <w:vAlign w:val="center"/>
+          </w:tcPr>
+          <w:p>
+            <w:pPr>
+              <w:spacing w:after="0" w:before="0" w:line="264"/>
+              <w:jc w:val="center"/>
+            </w:pPr>
+            <w:r>
+              <w:rPr>
+                <w:rFonts w:ascii="Arial" w:cs="Arial" w:eastAsia="Arial" w:hAnsi="Arial"/>
+                <w:sz w:val="30"/>
+                <w:szCs w:val="30"/>
+              </w:rPr>
+              <w:t xml:space="preserve">☐</w:t>
+            </w:r>
+          </w:p>
+        </w:tc>
+        <w:tc>
+          <w:tcPr>
+            <w:tcW w:type="dxa" w:w="2040"/>
+            <w:tcBorders>
+              <w:top w:val="single" w:color="C9D0DC" w:sz="4"/>
+              <w:left w:val="single" w:color="C9D0DC" w:sz="4"/>
+              <w:bottom w:val="single" w:color="C9D0DC" w:sz="4"/>
+              <w:right w:val="single" w:color="C9D0DC" w:sz="4"/>
+            </w:tcBorders>
+            <w:tcMar>
+              <w:top w:type="dxa" w:w="70"/>
+              <w:left w:type="dxa" w:w="100"/>
+              <w:bottom w:type="dxa" w:w="70"/>
+              <w:right w:type="dxa" w:w="100"/>
+            </w:tcMar>
+            <w:vAlign w:val="top"/>
+          </w:tcPr>
+          <w:p>
+            <w:pPr>
+              <w:spacing w:after="0" w:before="0" w:line="264"/>
+            </w:pPr>
+            <w:r>
+              <w:rPr>
+                <w:rFonts w:ascii="Arial" w:cs="Arial" w:eastAsia="Arial" w:hAnsi="Arial"/>
+                <w:sz w:val="19"/>
+                <w:szCs w:val="19"/>
+              </w:rPr>
+              <w:t xml:space="preserve"> </w:t>
+            </w:r>
+          </w:p>
+        </w:tc>
+      </w:tr>
+      <w:tr>
+        <w:trPr>
+          <w:cantSplit/>
+        </w:trPr>
+        <w:tc>
+          <w:tcPr>
+            <w:tcW w:type="dxa" w:w="860"/>
+            <w:tcBorders>
+              <w:top w:val="single" w:color="C9D0DC" w:sz="4"/>
+              <w:left w:val="single" w:color="C9D0DC" w:sz="4"/>
+              <w:bottom w:val="single" w:color="C9D0DC" w:sz="4"/>
+              <w:right w:val="single" w:color="C9D0DC" w:sz="4"/>
+            </w:tcBorders>
+            <w:tcMar>
+              <w:top w:type="dxa" w:w="70"/>
+              <w:left w:type="dxa" w:w="100"/>
+              <w:bottom w:type="dxa" w:w="70"/>
+              <w:right w:type="dxa" w:w="100"/>
+            </w:tcMar>
+            <w:vAlign w:val="top"/>
+          </w:tcPr>
+          <w:p>
+            <w:pPr>
+              <w:spacing w:after="0" w:before="0" w:line="264"/>
+            </w:pPr>
+            <w:r>
+              <w:rPr>
+                <w:rFonts w:ascii="Arial" w:cs="Arial" w:eastAsia="Arial" w:hAnsi="Arial"/>
+                <w:b/>
+                <w:bCs/>
+                <w:color w:val="5B6477"/>
+                <w:sz w:val="16"/>
+                <w:szCs w:val="16"/>
+              </w:rPr>
+              <w:t xml:space="preserve">SA-PF</w:t>
+            </w:r>
+          </w:p>
+        </w:tc>
+        <w:tc>
+          <w:tcPr>
+            <w:tcW w:type="dxa" w:w="5480"/>
+            <w:tcBorders>
+              <w:top w:val="single" w:color="C9D0DC" w:sz="4"/>
+              <w:left w:val="single" w:color="C9D0DC" w:sz="4"/>
+              <w:bottom w:val="single" w:color="C9D0DC" w:sz="4"/>
+              <w:right w:val="single" w:color="C9D0DC" w:sz="4"/>
+            </w:tcBorders>
+            <w:tcMar>
+              <w:top w:type="dxa" w:w="70"/>
+              <w:left w:type="dxa" w:w="100"/>
+              <w:bottom w:type="dxa" w:w="70"/>
+              <w:right w:type="dxa" w:w="100"/>
+            </w:tcMar>
+            <w:vAlign w:val="top"/>
+          </w:tcPr>
+          <w:p>
+            <w:pPr>
+              <w:spacing w:after="40" w:before="0" w:line="264"/>
+            </w:pPr>
+            <w:r>
+              <w:rPr>
+                <w:rFonts w:ascii="Arial" w:cs="Arial" w:eastAsia="Arial" w:hAnsi="Arial"/>
+                <w:b/>
+                <w:bCs/>
+                <w:sz w:val="20"/>
+                <w:szCs w:val="20"/>
+              </w:rPr>
+              <w:t xml:space="preserve">Online or card sale needs its proof</w:t>
+            </w:r>
+          </w:p>
+          <w:p>
+            <w:pPr>
+              <w:spacing w:after="40" w:before="0" w:line="264"/>
+            </w:pPr>
+            <w:r>
+              <w:rPr>
+                <w:rFonts w:ascii="Arial" w:cs="Arial" w:eastAsia="Arial" w:hAnsi="Arial"/>
+                <w:i/>
+                <w:iCs/>
+                <w:color w:val="5B6477"/>
+                <w:sz w:val="15"/>
+                <w:szCs w:val="15"/>
+              </w:rPr>
+              <w:t xml:space="preserve">Flow F37 · Proof of payment: uploaded once, printed with the report</w:t>
+            </w:r>
+          </w:p>
+          <w:p>
+            <w:pPr>
+              <w:spacing w:after="20" w:before="0" w:line="264"/>
+            </w:pPr>
+            <w:r>
+              <w:rPr>
+                <w:rFonts w:ascii="Arial" w:cs="Arial" w:eastAsia="Arial" w:hAnsi="Arial"/>
+                <w:color w:val="5B6477"/>
+                <w:sz w:val="19"/>
+                <w:szCs w:val="19"/>
+              </w:rPr>
+              <w:t xml:space="preserve">1.  </w:t>
+            </w:r>
+            <w:r>
+              <w:rPr>
+                <w:rFonts w:ascii="Arial" w:cs="Arial" w:eastAsia="Arial" w:hAnsi="Arial"/>
+                <w:sz w:val="19"/>
+                <w:szCs w:val="19"/>
+              </w:rPr>
+              <w:t xml:space="preserve">New Sale → payment Online (or Credit card) → choose the account.</w:t>
+            </w:r>
+          </w:p>
+          <w:p>
+            <w:pPr>
+              <w:spacing w:after="20" w:before="0" w:line="264"/>
+            </w:pPr>
+            <w:r>
+              <w:rPr>
+                <w:rFonts w:ascii="Arial" w:cs="Arial" w:eastAsia="Arial" w:hAnsi="Arial"/>
+                <w:color w:val="5B6477"/>
+                <w:sz w:val="19"/>
+                <w:szCs w:val="19"/>
+              </w:rPr>
+              <w:t xml:space="preserve">2.  </w:t>
+            </w:r>
+            <w:r>
+              <w:rPr>
+                <w:rFonts w:ascii="Arial" w:cs="Arial" w:eastAsia="Arial" w:hAnsi="Arial"/>
+                <w:sz w:val="19"/>
+                <w:szCs w:val="19"/>
+              </w:rPr>
+              <w:t xml:space="preserve">Try to review the sale without uploading the proof.</w:t>
+            </w:r>
+          </w:p>
+          <w:p>
+            <w:pPr>
+              <w:spacing w:after="20" w:before="0" w:line="264"/>
+            </w:pPr>
+            <w:r>
+              <w:rPr>
+                <w:rFonts w:ascii="Arial" w:cs="Arial" w:eastAsia="Arial" w:hAnsi="Arial"/>
+                <w:color w:val="5B6477"/>
+                <w:sz w:val="19"/>
+                <w:szCs w:val="19"/>
+              </w:rPr>
+              <w:t xml:space="preserve">3.  </w:t>
+            </w:r>
+            <w:r>
+              <w:rPr>
+                <w:rFonts w:ascii="Arial" w:cs="Arial" w:eastAsia="Arial" w:hAnsi="Arial"/>
+                <w:sz w:val="19"/>
+                <w:szCs w:val="19"/>
+              </w:rPr>
+              <w:t xml:space="preserve">Upload the screenshot or terminal slip: its small picture appears.</w:t>
+            </w:r>
+          </w:p>
+          <w:p>
+            <w:pPr>
+              <w:spacing w:after="0" w:before="60" w:line="264"/>
+            </w:pPr>
+            <w:r>
+              <w:rPr>
+                <w:rFonts w:ascii="Arial" w:cs="Arial" w:eastAsia="Arial" w:hAnsi="Arial"/>
+                <w:b/>
+                <w:bCs/>
+                <w:color w:val="0B1F3A"/>
+                <w:sz w:val="19"/>
+                <w:szCs w:val="19"/>
+              </w:rPr>
+              <w:t xml:space="preserve">You should see: </w:t>
+            </w:r>
+            <w:r>
+              <w:rPr>
+                <w:rFonts w:ascii="Arial" w:cs="Arial" w:eastAsia="Arial" w:hAnsi="Arial"/>
+                <w:sz w:val="19"/>
+                <w:szCs w:val="19"/>
+              </w:rPr>
+              <w:t xml:space="preserve">The box says Required until the proof is uploaded; the sale cannot be saved without it.</w:t>
+            </w:r>
+          </w:p>
+        </w:tc>
+        <w:tc>
+          <w:tcPr>
+            <w:tcW w:type="dxa" w:w="620"/>
+            <w:tcBorders>
+              <w:top w:val="single" w:color="C9D0DC" w:sz="4"/>
+              <w:left w:val="single" w:color="C9D0DC" w:sz="4"/>
+              <w:bottom w:val="single" w:color="C9D0DC" w:sz="4"/>
+              <w:right w:val="single" w:color="C9D0DC" w:sz="4"/>
+            </w:tcBorders>
+            <w:tcMar>
+              <w:top w:type="dxa" w:w="70"/>
+              <w:left w:type="dxa" w:w="100"/>
+              <w:bottom w:type="dxa" w:w="70"/>
+              <w:right w:type="dxa" w:w="100"/>
+            </w:tcMar>
+            <w:vAlign w:val="center"/>
+          </w:tcPr>
+          <w:p>
+            <w:pPr>
+              <w:spacing w:after="0" w:before="0" w:line="264"/>
+              <w:jc w:val="center"/>
+            </w:pPr>
+            <w:r>
+              <w:rPr>
+                <w:rFonts w:ascii="Arial" w:cs="Arial" w:eastAsia="Arial" w:hAnsi="Arial"/>
+                <w:sz w:val="30"/>
+                <w:szCs w:val="30"/>
+              </w:rPr>
+              <w:t xml:space="preserve">☐</w:t>
+            </w:r>
+          </w:p>
+        </w:tc>
+        <w:tc>
+          <w:tcPr>
+            <w:tcW w:type="dxa" w:w="620"/>
+            <w:tcBorders>
+              <w:top w:val="single" w:color="C9D0DC" w:sz="4"/>
+              <w:left w:val="single" w:color="C9D0DC" w:sz="4"/>
+              <w:bottom w:val="single" w:color="C9D0DC" w:sz="4"/>
+              <w:right w:val="single" w:color="C9D0DC" w:sz="4"/>
+            </w:tcBorders>
+            <w:tcMar>
+              <w:top w:type="dxa" w:w="70"/>
+              <w:left w:type="dxa" w:w="100"/>
+              <w:bottom w:type="dxa" w:w="70"/>
+              <w:right w:type="dxa" w:w="100"/>
+            </w:tcMar>
+            <w:vAlign w:val="center"/>
+          </w:tcPr>
+          <w:p>
+            <w:pPr>
+              <w:spacing w:after="0" w:before="0" w:line="264"/>
+              <w:jc w:val="center"/>
+            </w:pPr>
+            <w:r>
+              <w:rPr>
+                <w:rFonts w:ascii="Arial" w:cs="Arial" w:eastAsia="Arial" w:hAnsi="Arial"/>
+                <w:sz w:val="30"/>
+                <w:szCs w:val="30"/>
+              </w:rPr>
+              <w:t xml:space="preserve">☐</w:t>
+            </w:r>
+          </w:p>
+        </w:tc>
+        <w:tc>
+          <w:tcPr>
+            <w:tcW w:type="dxa" w:w="620"/>
+            <w:tcBorders>
+              <w:top w:val="single" w:color="C9D0DC" w:sz="4"/>
+              <w:left w:val="single" w:color="C9D0DC" w:sz="4"/>
+              <w:bottom w:val="single" w:color="C9D0DC" w:sz="4"/>
+              <w:right w:val="single" w:color="C9D0DC" w:sz="4"/>
+            </w:tcBorders>
+            <w:tcMar>
+              <w:top w:type="dxa" w:w="70"/>
+              <w:left w:type="dxa" w:w="100"/>
+              <w:bottom w:type="dxa" w:w="70"/>
+              <w:right w:type="dxa" w:w="100"/>
+            </w:tcMar>
+            <w:vAlign w:val="center"/>
+          </w:tcPr>
+          <w:p>
+            <w:pPr>
+              <w:spacing w:after="0" w:before="0" w:line="264"/>
+              <w:jc w:val="center"/>
+            </w:pPr>
+            <w:r>
+              <w:rPr>
+                <w:rFonts w:ascii="Arial" w:cs="Arial" w:eastAsia="Arial" w:hAnsi="Arial"/>
+                <w:sz w:val="30"/>
+                <w:szCs w:val="30"/>
+              </w:rPr>
+              <w:t xml:space="preserve">☐</w:t>
+            </w:r>
+          </w:p>
+        </w:tc>
+        <w:tc>
+          <w:tcPr>
+            <w:tcW w:type="dxa" w:w="2040"/>
+            <w:tcBorders>
+              <w:top w:val="single" w:color="C9D0DC" w:sz="4"/>
+              <w:left w:val="single" w:color="C9D0DC" w:sz="4"/>
+              <w:bottom w:val="single" w:color="C9D0DC" w:sz="4"/>
+              <w:right w:val="single" w:color="C9D0DC" w:sz="4"/>
+            </w:tcBorders>
+            <w:tcMar>
+              <w:top w:type="dxa" w:w="70"/>
+              <w:left w:type="dxa" w:w="100"/>
+              <w:bottom w:type="dxa" w:w="70"/>
+              <w:right w:type="dxa" w:w="100"/>
+            </w:tcMar>
+            <w:vAlign w:val="top"/>
+          </w:tcPr>
+          <w:p>
+            <w:pPr>
+              <w:spacing w:after="0" w:before="0" w:line="264"/>
+            </w:pPr>
+            <w:r>
+              <w:rPr>
+                <w:rFonts w:ascii="Arial" w:cs="Arial" w:eastAsia="Arial" w:hAnsi="Arial"/>
+                <w:sz w:val="19"/>
+                <w:szCs w:val="19"/>
+              </w:rPr>
+              <w:t xml:space="preserve"> </w:t>
+            </w:r>
+          </w:p>
+        </w:tc>
+      </w:tr>
+      <w:tr>
+        <w:trPr>
+          <w:cantSplit/>
+        </w:trPr>
+        <w:tc>
+          <w:tcPr>
+            <w:tcW w:type="dxa" w:w="860"/>
+            <w:tcBorders>
+              <w:top w:val="single" w:color="C9D0DC" w:sz="4"/>
+              <w:left w:val="single" w:color="C9D0DC" w:sz="4"/>
+              <w:bottom w:val="single" w:color="C9D0DC" w:sz="4"/>
+              <w:right w:val="single" w:color="C9D0DC" w:sz="4"/>
+            </w:tcBorders>
+            <w:tcMar>
+              <w:top w:type="dxa" w:w="70"/>
+              <w:left w:type="dxa" w:w="100"/>
+              <w:bottom w:type="dxa" w:w="70"/>
+              <w:right w:type="dxa" w:w="100"/>
+            </w:tcMar>
+            <w:vAlign w:val="top"/>
+          </w:tcPr>
+          <w:p>
+            <w:pPr>
+              <w:spacing w:after="0" w:before="0" w:line="264"/>
+            </w:pPr>
+            <w:r>
+              <w:rPr>
+                <w:rFonts w:ascii="Arial" w:cs="Arial" w:eastAsia="Arial" w:hAnsi="Arial"/>
+                <w:b/>
+                <w:bCs/>
+                <w:color w:val="5B6477"/>
+                <w:sz w:val="16"/>
+                <w:szCs w:val="16"/>
+              </w:rPr>
+              <w:t xml:space="preserve">SA-PF2</w:t>
+            </w:r>
+          </w:p>
+        </w:tc>
+        <w:tc>
+          <w:tcPr>
+            <w:tcW w:type="dxa" w:w="5480"/>
+            <w:tcBorders>
+              <w:top w:val="single" w:color="C9D0DC" w:sz="4"/>
+              <w:left w:val="single" w:color="C9D0DC" w:sz="4"/>
+              <w:bottom w:val="single" w:color="C9D0DC" w:sz="4"/>
+              <w:right w:val="single" w:color="C9D0DC" w:sz="4"/>
+            </w:tcBorders>
+            <w:tcMar>
+              <w:top w:type="dxa" w:w="70"/>
+              <w:left w:type="dxa" w:w="100"/>
+              <w:bottom w:type="dxa" w:w="70"/>
+              <w:right w:type="dxa" w:w="100"/>
+            </w:tcMar>
+            <w:vAlign w:val="top"/>
+          </w:tcPr>
+          <w:p>
+            <w:pPr>
+              <w:spacing w:after="40" w:before="0" w:line="264"/>
+            </w:pPr>
+            <w:r>
+              <w:rPr>
+                <w:rFonts w:ascii="Arial" w:cs="Arial" w:eastAsia="Arial" w:hAnsi="Arial"/>
+                <w:b/>
+                <w:bCs/>
+                <w:sz w:val="20"/>
+                <w:szCs w:val="20"/>
+              </w:rPr>
+              <w:t xml:space="preserve">Replacement paid in two ways, and a cheque</w:t>
+            </w:r>
+          </w:p>
+          <w:p>
+            <w:pPr>
+              <w:spacing w:after="40" w:before="0" w:line="264"/>
+            </w:pPr>
+            <w:r>
+              <w:rPr>
+                <w:rFonts w:ascii="Arial" w:cs="Arial" w:eastAsia="Arial" w:hAnsi="Arial"/>
+                <w:i/>
+                <w:iCs/>
+                <w:color w:val="5B6477"/>
+                <w:sz w:val="15"/>
+                <w:szCs w:val="15"/>
+              </w:rPr>
+              <w:t xml:space="preserve">Flow F37 · Proof of payment: uploaded once, printed with the report</w:t>
+            </w:r>
+          </w:p>
+          <w:p>
+            <w:pPr>
+              <w:spacing w:after="20" w:before="0" w:line="264"/>
+            </w:pPr>
+            <w:r>
+              <w:rPr>
+                <w:rFonts w:ascii="Arial" w:cs="Arial" w:eastAsia="Arial" w:hAnsi="Arial"/>
+                <w:color w:val="5B6477"/>
+                <w:sz w:val="19"/>
+                <w:szCs w:val="19"/>
+              </w:rPr>
+              <w:t xml:space="preserve">1.  </w:t>
+            </w:r>
+            <w:r>
+              <w:rPr>
+                <w:rFonts w:ascii="Arial" w:cs="Arial" w:eastAsia="Arial" w:hAnsi="Arial"/>
+                <w:sz w:val="19"/>
+                <w:szCs w:val="19"/>
+              </w:rPr>
+              <w:t xml:space="preserve">Replacement Tickets → a replaced ticket → Record the payment of the difference.</w:t>
+            </w:r>
+          </w:p>
+          <w:p>
+            <w:pPr>
+              <w:spacing w:after="20" w:before="0" w:line="264"/>
+            </w:pPr>
+            <w:r>
+              <w:rPr>
+                <w:rFonts w:ascii="Arial" w:cs="Arial" w:eastAsia="Arial" w:hAnsi="Arial"/>
+                <w:color w:val="5B6477"/>
+                <w:sz w:val="19"/>
+                <w:szCs w:val="19"/>
+              </w:rPr>
+              <w:t xml:space="preserve">2.  </w:t>
+            </w:r>
+            <w:r>
+              <w:rPr>
+                <w:rFonts w:ascii="Arial" w:cs="Arial" w:eastAsia="Arial" w:hAnsi="Arial"/>
+                <w:sz w:val="19"/>
+                <w:szCs w:val="19"/>
+              </w:rPr>
+              <w:t xml:space="preserve">Part 1 Cash with part of the amount; press Paid in another way too; Part 2 Online with the rest, the account, a reference and the screenshot.</w:t>
+            </w:r>
+          </w:p>
+          <w:p>
+            <w:pPr>
+              <w:spacing w:after="20" w:before="0" w:line="264"/>
+            </w:pPr>
+            <w:r>
+              <w:rPr>
+                <w:rFonts w:ascii="Arial" w:cs="Arial" w:eastAsia="Arial" w:hAnsi="Arial"/>
+                <w:color w:val="5B6477"/>
+                <w:sz w:val="19"/>
+                <w:szCs w:val="19"/>
+              </w:rPr>
+              <w:t xml:space="preserve">3.  </w:t>
+            </w:r>
+            <w:r>
+              <w:rPr>
+                <w:rFonts w:ascii="Arial" w:cs="Arial" w:eastAsia="Arial" w:hAnsi="Arial"/>
+                <w:sz w:val="19"/>
+                <w:szCs w:val="19"/>
+              </w:rPr>
+              <w:t xml:space="preserve">Check the line under the parts says the amounts add up; Save.</w:t>
+            </w:r>
+          </w:p>
+          <w:p>
+            <w:pPr>
+              <w:spacing w:after="20" w:before="0" w:line="264"/>
+            </w:pPr>
+            <w:r>
+              <w:rPr>
+                <w:rFonts w:ascii="Arial" w:cs="Arial" w:eastAsia="Arial" w:hAnsi="Arial"/>
+                <w:color w:val="5B6477"/>
+                <w:sz w:val="19"/>
+                <w:szCs w:val="19"/>
+              </w:rPr>
+              <w:t xml:space="preserve">4.  </w:t>
+            </w:r>
+            <w:r>
+              <w:rPr>
+                <w:rFonts w:ascii="Arial" w:cs="Arial" w:eastAsia="Arial" w:hAnsi="Arial"/>
+                <w:sz w:val="19"/>
+                <w:szCs w:val="19"/>
+              </w:rPr>
+              <w:t xml:space="preserve">New Sale to a dealer on credit with With PDC ticked: the Photo of the cheque box is required.</w:t>
+            </w:r>
+          </w:p>
+          <w:p>
+            <w:pPr>
+              <w:spacing w:after="0" w:before="60" w:line="264"/>
+            </w:pPr>
+            <w:r>
+              <w:rPr>
+                <w:rFonts w:ascii="Arial" w:cs="Arial" w:eastAsia="Arial" w:hAnsi="Arial"/>
+                <w:b/>
+                <w:bCs/>
+                <w:color w:val="0B1F3A"/>
+                <w:sz w:val="19"/>
+                <w:szCs w:val="19"/>
+              </w:rPr>
+              <w:t xml:space="preserve">You should see: </w:t>
+            </w:r>
+            <w:r>
+              <w:rPr>
+                <w:rFonts w:ascii="Arial" w:cs="Arial" w:eastAsia="Arial" w:hAnsi="Arial"/>
+                <w:sz w:val="19"/>
+                <w:szCs w:val="19"/>
+              </w:rPr>
+              <w:t xml:space="preserve">Saved with each part and its proof. The Daily Sales Report shows the cash and the online parts separately under Replacement payments, each with a proof reference.</w:t>
             </w:r>
           </w:p>
         </w:tc>
@@ -18269,7 +18901,7 @@
                 <w:sz w:val="17"/>
                 <w:szCs w:val="17"/>
               </w:rPr>
-              <w:t xml:space="preserve">Passed (of 64)</w:t>
+              <w:t xml:space="preserve">Passed (of 66)</w:t>
             </w:r>
           </w:p>
         </w:tc>

--- a/docs/acceptance-test/per-user/09-sales.westave.docx
+++ b/docs/acceptance-test/per-user/09-sales.westave.docx
@@ -117,7 +117,7 @@
           <w:sz w:val="18"/>
           <w:szCs w:val="18"/>
         </w:rPr>
-        <w:t xml:space="preserve">  ·  66 checks</w:t>
+        <w:t xml:space="preserve">  ·  69 checks</w:t>
       </w:r>
     </w:p>
     <w:tbl>
@@ -18698,6 +18698,833 @@
                 <w:szCs w:val="19"/>
               </w:rPr>
               <w:t xml:space="preserve">Saved with each part and its proof. The Daily Sales Report shows the cash and the online parts separately under Replacement payments, each with a proof reference.</w:t>
+            </w:r>
+          </w:p>
+        </w:tc>
+        <w:tc>
+          <w:tcPr>
+            <w:tcW w:type="dxa" w:w="620"/>
+            <w:tcBorders>
+              <w:top w:val="single" w:color="C9D0DC" w:sz="4"/>
+              <w:left w:val="single" w:color="C9D0DC" w:sz="4"/>
+              <w:bottom w:val="single" w:color="C9D0DC" w:sz="4"/>
+              <w:right w:val="single" w:color="C9D0DC" w:sz="4"/>
+            </w:tcBorders>
+            <w:tcMar>
+              <w:top w:type="dxa" w:w="70"/>
+              <w:left w:type="dxa" w:w="100"/>
+              <w:bottom w:type="dxa" w:w="70"/>
+              <w:right w:type="dxa" w:w="100"/>
+            </w:tcMar>
+            <w:vAlign w:val="center"/>
+          </w:tcPr>
+          <w:p>
+            <w:pPr>
+              <w:spacing w:after="0" w:before="0" w:line="264"/>
+              <w:jc w:val="center"/>
+            </w:pPr>
+            <w:r>
+              <w:rPr>
+                <w:rFonts w:ascii="Arial" w:cs="Arial" w:eastAsia="Arial" w:hAnsi="Arial"/>
+                <w:sz w:val="30"/>
+                <w:szCs w:val="30"/>
+              </w:rPr>
+              <w:t xml:space="preserve">☐</w:t>
+            </w:r>
+          </w:p>
+        </w:tc>
+        <w:tc>
+          <w:tcPr>
+            <w:tcW w:type="dxa" w:w="620"/>
+            <w:tcBorders>
+              <w:top w:val="single" w:color="C9D0DC" w:sz="4"/>
+              <w:left w:val="single" w:color="C9D0DC" w:sz="4"/>
+              <w:bottom w:val="single" w:color="C9D0DC" w:sz="4"/>
+              <w:right w:val="single" w:color="C9D0DC" w:sz="4"/>
+            </w:tcBorders>
+            <w:tcMar>
+              <w:top w:type="dxa" w:w="70"/>
+              <w:left w:type="dxa" w:w="100"/>
+              <w:bottom w:type="dxa" w:w="70"/>
+              <w:right w:type="dxa" w:w="100"/>
+            </w:tcMar>
+            <w:vAlign w:val="center"/>
+          </w:tcPr>
+          <w:p>
+            <w:pPr>
+              <w:spacing w:after="0" w:before="0" w:line="264"/>
+              <w:jc w:val="center"/>
+            </w:pPr>
+            <w:r>
+              <w:rPr>
+                <w:rFonts w:ascii="Arial" w:cs="Arial" w:eastAsia="Arial" w:hAnsi="Arial"/>
+                <w:sz w:val="30"/>
+                <w:szCs w:val="30"/>
+              </w:rPr>
+              <w:t xml:space="preserve">☐</w:t>
+            </w:r>
+          </w:p>
+        </w:tc>
+        <w:tc>
+          <w:tcPr>
+            <w:tcW w:type="dxa" w:w="620"/>
+            <w:tcBorders>
+              <w:top w:val="single" w:color="C9D0DC" w:sz="4"/>
+              <w:left w:val="single" w:color="C9D0DC" w:sz="4"/>
+              <w:bottom w:val="single" w:color="C9D0DC" w:sz="4"/>
+              <w:right w:val="single" w:color="C9D0DC" w:sz="4"/>
+            </w:tcBorders>
+            <w:tcMar>
+              <w:top w:type="dxa" w:w="70"/>
+              <w:left w:type="dxa" w:w="100"/>
+              <w:bottom w:type="dxa" w:w="70"/>
+              <w:right w:type="dxa" w:w="100"/>
+            </w:tcMar>
+            <w:vAlign w:val="center"/>
+          </w:tcPr>
+          <w:p>
+            <w:pPr>
+              <w:spacing w:after="0" w:before="0" w:line="264"/>
+              <w:jc w:val="center"/>
+            </w:pPr>
+            <w:r>
+              <w:rPr>
+                <w:rFonts w:ascii="Arial" w:cs="Arial" w:eastAsia="Arial" w:hAnsi="Arial"/>
+                <w:sz w:val="30"/>
+                <w:szCs w:val="30"/>
+              </w:rPr>
+              <w:t xml:space="preserve">☐</w:t>
+            </w:r>
+          </w:p>
+        </w:tc>
+        <w:tc>
+          <w:tcPr>
+            <w:tcW w:type="dxa" w:w="2040"/>
+            <w:tcBorders>
+              <w:top w:val="single" w:color="C9D0DC" w:sz="4"/>
+              <w:left w:val="single" w:color="C9D0DC" w:sz="4"/>
+              <w:bottom w:val="single" w:color="C9D0DC" w:sz="4"/>
+              <w:right w:val="single" w:color="C9D0DC" w:sz="4"/>
+            </w:tcBorders>
+            <w:tcMar>
+              <w:top w:type="dxa" w:w="70"/>
+              <w:left w:type="dxa" w:w="100"/>
+              <w:bottom w:type="dxa" w:w="70"/>
+              <w:right w:type="dxa" w:w="100"/>
+            </w:tcMar>
+            <w:vAlign w:val="top"/>
+          </w:tcPr>
+          <w:p>
+            <w:pPr>
+              <w:spacing w:after="0" w:before="0" w:line="264"/>
+            </w:pPr>
+            <w:r>
+              <w:rPr>
+                <w:rFonts w:ascii="Arial" w:cs="Arial" w:eastAsia="Arial" w:hAnsi="Arial"/>
+                <w:sz w:val="19"/>
+                <w:szCs w:val="19"/>
+              </w:rPr>
+              <w:t xml:space="preserve"> </w:t>
+            </w:r>
+          </w:p>
+        </w:tc>
+      </w:tr>
+      <w:tr>
+        <w:trPr>
+          <w:cantSplit/>
+        </w:trPr>
+        <w:tc>
+          <w:tcPr>
+            <w:tcW w:type="dxa" w:w="860"/>
+            <w:tcBorders>
+              <w:top w:val="single" w:color="C9D0DC" w:sz="4"/>
+              <w:left w:val="single" w:color="C9D0DC" w:sz="4"/>
+              <w:bottom w:val="single" w:color="C9D0DC" w:sz="4"/>
+              <w:right w:val="single" w:color="C9D0DC" w:sz="4"/>
+            </w:tcBorders>
+            <w:tcMar>
+              <w:top w:type="dxa" w:w="70"/>
+              <w:left w:type="dxa" w:w="100"/>
+              <w:bottom w:type="dxa" w:w="70"/>
+              <w:right w:type="dxa" w:w="100"/>
+            </w:tcMar>
+            <w:vAlign w:val="top"/>
+          </w:tcPr>
+          <w:p>
+            <w:pPr>
+              <w:spacing w:after="0" w:before="0" w:line="264"/>
+            </w:pPr>
+            <w:r>
+              <w:rPr>
+                <w:rFonts w:ascii="Arial" w:cs="Arial" w:eastAsia="Arial" w:hAnsi="Arial"/>
+                <w:b/>
+                <w:bCs/>
+                <w:color w:val="5B6477"/>
+                <w:sz w:val="16"/>
+                <w:szCs w:val="16"/>
+              </w:rPr>
+              <w:t xml:space="preserve">SA-PR</w:t>
+            </w:r>
+          </w:p>
+        </w:tc>
+        <w:tc>
+          <w:tcPr>
+            <w:tcW w:type="dxa" w:w="5480"/>
+            <w:tcBorders>
+              <w:top w:val="single" w:color="C9D0DC" w:sz="4"/>
+              <w:left w:val="single" w:color="C9D0DC" w:sz="4"/>
+              <w:bottom w:val="single" w:color="C9D0DC" w:sz="4"/>
+              <w:right w:val="single" w:color="C9D0DC" w:sz="4"/>
+            </w:tcBorders>
+            <w:tcMar>
+              <w:top w:type="dxa" w:w="70"/>
+              <w:left w:type="dxa" w:w="100"/>
+              <w:bottom w:type="dxa" w:w="70"/>
+              <w:right w:type="dxa" w:w="100"/>
+            </w:tcMar>
+            <w:vAlign w:val="top"/>
+          </w:tcPr>
+          <w:p>
+            <w:pPr>
+              <w:spacing w:after="40" w:before="0" w:line="264"/>
+            </w:pPr>
+            <w:r>
+              <w:rPr>
+                <w:rFonts w:ascii="Arial" w:cs="Arial" w:eastAsia="Arial" w:hAnsi="Arial"/>
+                <w:b/>
+                <w:bCs/>
+                <w:sz w:val="20"/>
+                <w:szCs w:val="20"/>
+              </w:rPr>
+              <w:t xml:space="preserve">Promo tick on a sale</w:t>
+            </w:r>
+          </w:p>
+          <w:p>
+            <w:pPr>
+              <w:spacing w:after="40" w:before="0" w:line="264"/>
+            </w:pPr>
+            <w:r>
+              <w:rPr>
+                <w:rFonts w:ascii="Arial" w:cs="Arial" w:eastAsia="Arial" w:hAnsi="Arial"/>
+                <w:i/>
+                <w:iCs/>
+                <w:color w:val="5B6477"/>
+                <w:sz w:val="15"/>
+                <w:szCs w:val="15"/>
+              </w:rPr>
+              <w:t xml:space="preserve">Flow F42 · Promo percentage, internal quantity and tick</w:t>
+            </w:r>
+          </w:p>
+          <w:p>
+            <w:pPr>
+              <w:spacing w:after="20" w:before="0" w:line="264"/>
+            </w:pPr>
+            <w:r>
+              <w:rPr>
+                <w:rFonts w:ascii="Arial" w:cs="Arial" w:eastAsia="Arial" w:hAnsi="Arial"/>
+                <w:color w:val="5B6477"/>
+                <w:sz w:val="19"/>
+                <w:szCs w:val="19"/>
+              </w:rPr>
+              <w:t xml:space="preserve">1.  </w:t>
+            </w:r>
+            <w:r>
+              <w:rPr>
+                <w:rFonts w:ascii="Arial" w:cs="Arial" w:eastAsia="Arial" w:hAnsi="Arial"/>
+                <w:sz w:val="19"/>
+                <w:szCs w:val="19"/>
+              </w:rPr>
+              <w:t xml:space="preserve">New Sale → add a product that is on promo.</w:t>
+            </w:r>
+          </w:p>
+          <w:p>
+            <w:pPr>
+              <w:spacing w:after="20" w:before="0" w:line="264"/>
+            </w:pPr>
+            <w:r>
+              <w:rPr>
+                <w:rFonts w:ascii="Arial" w:cs="Arial" w:eastAsia="Arial" w:hAnsi="Arial"/>
+                <w:color w:val="5B6477"/>
+                <w:sz w:val="19"/>
+                <w:szCs w:val="19"/>
+              </w:rPr>
+              <w:t xml:space="preserve">2.  </w:t>
+            </w:r>
+            <w:r>
+              <w:rPr>
+                <w:rFonts w:ascii="Arial" w:cs="Arial" w:eastAsia="Arial" w:hAnsi="Arial"/>
+                <w:sz w:val="19"/>
+                <w:szCs w:val="19"/>
+              </w:rPr>
+              <w:t xml:space="preserve">Leave the Promo price tick on, then untick it.</w:t>
+            </w:r>
+          </w:p>
+          <w:p>
+            <w:pPr>
+              <w:spacing w:after="20" w:before="0" w:line="264"/>
+            </w:pPr>
+            <w:r>
+              <w:rPr>
+                <w:rFonts w:ascii="Arial" w:cs="Arial" w:eastAsia="Arial" w:hAnsi="Arial"/>
+                <w:color w:val="5B6477"/>
+                <w:sz w:val="19"/>
+                <w:szCs w:val="19"/>
+              </w:rPr>
+              <w:t xml:space="preserve">3.  </w:t>
+            </w:r>
+            <w:r>
+              <w:rPr>
+                <w:rFonts w:ascii="Arial" w:cs="Arial" w:eastAsia="Arial" w:hAnsi="Arial"/>
+                <w:sz w:val="19"/>
+                <w:szCs w:val="19"/>
+              </w:rPr>
+              <w:t xml:space="preserve">Save.</w:t>
+            </w:r>
+          </w:p>
+          <w:p>
+            <w:pPr>
+              <w:spacing w:after="0" w:before="60" w:line="264"/>
+            </w:pPr>
+            <w:r>
+              <w:rPr>
+                <w:rFonts w:ascii="Arial" w:cs="Arial" w:eastAsia="Arial" w:hAnsi="Arial"/>
+                <w:b/>
+                <w:bCs/>
+                <w:color w:val="0B1F3A"/>
+                <w:sz w:val="19"/>
+                <w:szCs w:val="19"/>
+              </w:rPr>
+              <w:t xml:space="preserve">You should see: </w:t>
+            </w:r>
+            <w:r>
+              <w:rPr>
+                <w:rFonts w:ascii="Arial" w:cs="Arial" w:eastAsia="Arial" w:hAnsi="Arial"/>
+                <w:sz w:val="19"/>
+                <w:szCs w:val="19"/>
+              </w:rPr>
+              <w:t xml:space="preserve">Ticked = promo price; unticked = normal price. The choice is saved for monitoring.</w:t>
+            </w:r>
+          </w:p>
+        </w:tc>
+        <w:tc>
+          <w:tcPr>
+            <w:tcW w:type="dxa" w:w="620"/>
+            <w:tcBorders>
+              <w:top w:val="single" w:color="C9D0DC" w:sz="4"/>
+              <w:left w:val="single" w:color="C9D0DC" w:sz="4"/>
+              <w:bottom w:val="single" w:color="C9D0DC" w:sz="4"/>
+              <w:right w:val="single" w:color="C9D0DC" w:sz="4"/>
+            </w:tcBorders>
+            <w:tcMar>
+              <w:top w:type="dxa" w:w="70"/>
+              <w:left w:type="dxa" w:w="100"/>
+              <w:bottom w:type="dxa" w:w="70"/>
+              <w:right w:type="dxa" w:w="100"/>
+            </w:tcMar>
+            <w:vAlign w:val="center"/>
+          </w:tcPr>
+          <w:p>
+            <w:pPr>
+              <w:spacing w:after="0" w:before="0" w:line="264"/>
+              <w:jc w:val="center"/>
+            </w:pPr>
+            <w:r>
+              <w:rPr>
+                <w:rFonts w:ascii="Arial" w:cs="Arial" w:eastAsia="Arial" w:hAnsi="Arial"/>
+                <w:sz w:val="30"/>
+                <w:szCs w:val="30"/>
+              </w:rPr>
+              <w:t xml:space="preserve">☐</w:t>
+            </w:r>
+          </w:p>
+        </w:tc>
+        <w:tc>
+          <w:tcPr>
+            <w:tcW w:type="dxa" w:w="620"/>
+            <w:tcBorders>
+              <w:top w:val="single" w:color="C9D0DC" w:sz="4"/>
+              <w:left w:val="single" w:color="C9D0DC" w:sz="4"/>
+              <w:bottom w:val="single" w:color="C9D0DC" w:sz="4"/>
+              <w:right w:val="single" w:color="C9D0DC" w:sz="4"/>
+            </w:tcBorders>
+            <w:tcMar>
+              <w:top w:type="dxa" w:w="70"/>
+              <w:left w:type="dxa" w:w="100"/>
+              <w:bottom w:type="dxa" w:w="70"/>
+              <w:right w:type="dxa" w:w="100"/>
+            </w:tcMar>
+            <w:vAlign w:val="center"/>
+          </w:tcPr>
+          <w:p>
+            <w:pPr>
+              <w:spacing w:after="0" w:before="0" w:line="264"/>
+              <w:jc w:val="center"/>
+            </w:pPr>
+            <w:r>
+              <w:rPr>
+                <w:rFonts w:ascii="Arial" w:cs="Arial" w:eastAsia="Arial" w:hAnsi="Arial"/>
+                <w:sz w:val="30"/>
+                <w:szCs w:val="30"/>
+              </w:rPr>
+              <w:t xml:space="preserve">☐</w:t>
+            </w:r>
+          </w:p>
+        </w:tc>
+        <w:tc>
+          <w:tcPr>
+            <w:tcW w:type="dxa" w:w="620"/>
+            <w:tcBorders>
+              <w:top w:val="single" w:color="C9D0DC" w:sz="4"/>
+              <w:left w:val="single" w:color="C9D0DC" w:sz="4"/>
+              <w:bottom w:val="single" w:color="C9D0DC" w:sz="4"/>
+              <w:right w:val="single" w:color="C9D0DC" w:sz="4"/>
+            </w:tcBorders>
+            <w:tcMar>
+              <w:top w:type="dxa" w:w="70"/>
+              <w:left w:type="dxa" w:w="100"/>
+              <w:bottom w:type="dxa" w:w="70"/>
+              <w:right w:type="dxa" w:w="100"/>
+            </w:tcMar>
+            <w:vAlign w:val="center"/>
+          </w:tcPr>
+          <w:p>
+            <w:pPr>
+              <w:spacing w:after="0" w:before="0" w:line="264"/>
+              <w:jc w:val="center"/>
+            </w:pPr>
+            <w:r>
+              <w:rPr>
+                <w:rFonts w:ascii="Arial" w:cs="Arial" w:eastAsia="Arial" w:hAnsi="Arial"/>
+                <w:sz w:val="30"/>
+                <w:szCs w:val="30"/>
+              </w:rPr>
+              <w:t xml:space="preserve">☐</w:t>
+            </w:r>
+          </w:p>
+        </w:tc>
+        <w:tc>
+          <w:tcPr>
+            <w:tcW w:type="dxa" w:w="2040"/>
+            <w:tcBorders>
+              <w:top w:val="single" w:color="C9D0DC" w:sz="4"/>
+              <w:left w:val="single" w:color="C9D0DC" w:sz="4"/>
+              <w:bottom w:val="single" w:color="C9D0DC" w:sz="4"/>
+              <w:right w:val="single" w:color="C9D0DC" w:sz="4"/>
+            </w:tcBorders>
+            <w:tcMar>
+              <w:top w:type="dxa" w:w="70"/>
+              <w:left w:type="dxa" w:w="100"/>
+              <w:bottom w:type="dxa" w:w="70"/>
+              <w:right w:type="dxa" w:w="100"/>
+            </w:tcMar>
+            <w:vAlign w:val="top"/>
+          </w:tcPr>
+          <w:p>
+            <w:pPr>
+              <w:spacing w:after="0" w:before="0" w:line="264"/>
+            </w:pPr>
+            <w:r>
+              <w:rPr>
+                <w:rFonts w:ascii="Arial" w:cs="Arial" w:eastAsia="Arial" w:hAnsi="Arial"/>
+                <w:sz w:val="19"/>
+                <w:szCs w:val="19"/>
+              </w:rPr>
+              <w:t xml:space="preserve"> </w:t>
+            </w:r>
+          </w:p>
+        </w:tc>
+      </w:tr>
+      <w:tr>
+        <w:trPr>
+          <w:cantSplit/>
+        </w:trPr>
+        <w:tc>
+          <w:tcPr>
+            <w:tcW w:type="dxa" w:w="860"/>
+            <w:tcBorders>
+              <w:top w:val="single" w:color="C9D0DC" w:sz="4"/>
+              <w:left w:val="single" w:color="C9D0DC" w:sz="4"/>
+              <w:bottom w:val="single" w:color="C9D0DC" w:sz="4"/>
+              <w:right w:val="single" w:color="C9D0DC" w:sz="4"/>
+            </w:tcBorders>
+            <w:tcMar>
+              <w:top w:type="dxa" w:w="70"/>
+              <w:left w:type="dxa" w:w="100"/>
+              <w:bottom w:type="dxa" w:w="70"/>
+              <w:right w:type="dxa" w:w="100"/>
+            </w:tcMar>
+            <w:vAlign w:val="top"/>
+          </w:tcPr>
+          <w:p>
+            <w:pPr>
+              <w:spacing w:after="0" w:before="0" w:line="264"/>
+            </w:pPr>
+            <w:r>
+              <w:rPr>
+                <w:rFonts w:ascii="Arial" w:cs="Arial" w:eastAsia="Arial" w:hAnsi="Arial"/>
+                <w:b/>
+                <w:bCs/>
+                <w:color w:val="5B6477"/>
+                <w:sz w:val="16"/>
+                <w:szCs w:val="16"/>
+              </w:rPr>
+              <w:t xml:space="preserve">SA-FD</w:t>
+            </w:r>
+          </w:p>
+        </w:tc>
+        <w:tc>
+          <w:tcPr>
+            <w:tcW w:type="dxa" w:w="5480"/>
+            <w:tcBorders>
+              <w:top w:val="single" w:color="C9D0DC" w:sz="4"/>
+              <w:left w:val="single" w:color="C9D0DC" w:sz="4"/>
+              <w:bottom w:val="single" w:color="C9D0DC" w:sz="4"/>
+              <w:right w:val="single" w:color="C9D0DC" w:sz="4"/>
+            </w:tcBorders>
+            <w:tcMar>
+              <w:top w:type="dxa" w:w="70"/>
+              <w:left w:type="dxa" w:w="100"/>
+              <w:bottom w:type="dxa" w:w="70"/>
+              <w:right w:type="dxa" w:w="100"/>
+            </w:tcMar>
+            <w:vAlign w:val="top"/>
+          </w:tcPr>
+          <w:p>
+            <w:pPr>
+              <w:spacing w:after="40" w:before="0" w:line="264"/>
+            </w:pPr>
+            <w:r>
+              <w:rPr>
+                <w:rFonts w:ascii="Arial" w:cs="Arial" w:eastAsia="Arial" w:hAnsi="Arial"/>
+                <w:b/>
+                <w:bCs/>
+                <w:sz w:val="20"/>
+                <w:szCs w:val="20"/>
+              </w:rPr>
+              <w:t xml:space="preserve">A DR for a franchise</w:t>
+            </w:r>
+          </w:p>
+          <w:p>
+            <w:pPr>
+              <w:spacing w:after="40" w:before="0" w:line="264"/>
+            </w:pPr>
+            <w:r>
+              <w:rPr>
+                <w:rFonts w:ascii="Arial" w:cs="Arial" w:eastAsia="Arial" w:hAnsi="Arial"/>
+                <w:i/>
+                <w:iCs/>
+                <w:color w:val="5B6477"/>
+                <w:sz w:val="15"/>
+                <w:szCs w:val="15"/>
+              </w:rPr>
+              <w:t xml:space="preserve">Flow F40 · Franchise DRs: confirm, correct, unpaid goods</w:t>
+            </w:r>
+          </w:p>
+          <w:p>
+            <w:pPr>
+              <w:spacing w:after="20" w:before="0" w:line="264"/>
+            </w:pPr>
+            <w:r>
+              <w:rPr>
+                <w:rFonts w:ascii="Arial" w:cs="Arial" w:eastAsia="Arial" w:hAnsi="Arial"/>
+                <w:color w:val="5B6477"/>
+                <w:sz w:val="19"/>
+                <w:szCs w:val="19"/>
+              </w:rPr>
+              <w:t xml:space="preserve">1.  </w:t>
+            </w:r>
+            <w:r>
+              <w:rPr>
+                <w:rFonts w:ascii="Arial" w:cs="Arial" w:eastAsia="Arial" w:hAnsi="Arial"/>
+                <w:sz w:val="19"/>
+                <w:szCs w:val="19"/>
+              </w:rPr>
+              <w:t xml:space="preserve">New Sale → customer: a franchise → save the DR.</w:t>
+            </w:r>
+          </w:p>
+          <w:p>
+            <w:pPr>
+              <w:spacing w:after="0" w:before="60" w:line="264"/>
+            </w:pPr>
+            <w:r>
+              <w:rPr>
+                <w:rFonts w:ascii="Arial" w:cs="Arial" w:eastAsia="Arial" w:hAnsi="Arial"/>
+                <w:b/>
+                <w:bCs/>
+                <w:color w:val="0B1F3A"/>
+                <w:sz w:val="19"/>
+                <w:szCs w:val="19"/>
+              </w:rPr>
+              <w:t xml:space="preserve">You should see: </w:t>
+            </w:r>
+            <w:r>
+              <w:rPr>
+                <w:rFonts w:ascii="Arial" w:cs="Arial" w:eastAsia="Arial" w:hAnsi="Arial"/>
+                <w:sz w:val="19"/>
+                <w:szCs w:val="19"/>
+              </w:rPr>
+              <w:t xml:space="preserve">The franchise is notified and confirms the DR; the DR follows the franchise DR steps.</w:t>
+            </w:r>
+          </w:p>
+        </w:tc>
+        <w:tc>
+          <w:tcPr>
+            <w:tcW w:type="dxa" w:w="620"/>
+            <w:tcBorders>
+              <w:top w:val="single" w:color="C9D0DC" w:sz="4"/>
+              <w:left w:val="single" w:color="C9D0DC" w:sz="4"/>
+              <w:bottom w:val="single" w:color="C9D0DC" w:sz="4"/>
+              <w:right w:val="single" w:color="C9D0DC" w:sz="4"/>
+            </w:tcBorders>
+            <w:tcMar>
+              <w:top w:type="dxa" w:w="70"/>
+              <w:left w:type="dxa" w:w="100"/>
+              <w:bottom w:type="dxa" w:w="70"/>
+              <w:right w:type="dxa" w:w="100"/>
+            </w:tcMar>
+            <w:vAlign w:val="center"/>
+          </w:tcPr>
+          <w:p>
+            <w:pPr>
+              <w:spacing w:after="0" w:before="0" w:line="264"/>
+              <w:jc w:val="center"/>
+            </w:pPr>
+            <w:r>
+              <w:rPr>
+                <w:rFonts w:ascii="Arial" w:cs="Arial" w:eastAsia="Arial" w:hAnsi="Arial"/>
+                <w:sz w:val="30"/>
+                <w:szCs w:val="30"/>
+              </w:rPr>
+              <w:t xml:space="preserve">☐</w:t>
+            </w:r>
+          </w:p>
+        </w:tc>
+        <w:tc>
+          <w:tcPr>
+            <w:tcW w:type="dxa" w:w="620"/>
+            <w:tcBorders>
+              <w:top w:val="single" w:color="C9D0DC" w:sz="4"/>
+              <w:left w:val="single" w:color="C9D0DC" w:sz="4"/>
+              <w:bottom w:val="single" w:color="C9D0DC" w:sz="4"/>
+              <w:right w:val="single" w:color="C9D0DC" w:sz="4"/>
+            </w:tcBorders>
+            <w:tcMar>
+              <w:top w:type="dxa" w:w="70"/>
+              <w:left w:type="dxa" w:w="100"/>
+              <w:bottom w:type="dxa" w:w="70"/>
+              <w:right w:type="dxa" w:w="100"/>
+            </w:tcMar>
+            <w:vAlign w:val="center"/>
+          </w:tcPr>
+          <w:p>
+            <w:pPr>
+              <w:spacing w:after="0" w:before="0" w:line="264"/>
+              <w:jc w:val="center"/>
+            </w:pPr>
+            <w:r>
+              <w:rPr>
+                <w:rFonts w:ascii="Arial" w:cs="Arial" w:eastAsia="Arial" w:hAnsi="Arial"/>
+                <w:sz w:val="30"/>
+                <w:szCs w:val="30"/>
+              </w:rPr>
+              <w:t xml:space="preserve">☐</w:t>
+            </w:r>
+          </w:p>
+        </w:tc>
+        <w:tc>
+          <w:tcPr>
+            <w:tcW w:type="dxa" w:w="620"/>
+            <w:tcBorders>
+              <w:top w:val="single" w:color="C9D0DC" w:sz="4"/>
+              <w:left w:val="single" w:color="C9D0DC" w:sz="4"/>
+              <w:bottom w:val="single" w:color="C9D0DC" w:sz="4"/>
+              <w:right w:val="single" w:color="C9D0DC" w:sz="4"/>
+            </w:tcBorders>
+            <w:tcMar>
+              <w:top w:type="dxa" w:w="70"/>
+              <w:left w:type="dxa" w:w="100"/>
+              <w:bottom w:type="dxa" w:w="70"/>
+              <w:right w:type="dxa" w:w="100"/>
+            </w:tcMar>
+            <w:vAlign w:val="center"/>
+          </w:tcPr>
+          <w:p>
+            <w:pPr>
+              <w:spacing w:after="0" w:before="0" w:line="264"/>
+              <w:jc w:val="center"/>
+            </w:pPr>
+            <w:r>
+              <w:rPr>
+                <w:rFonts w:ascii="Arial" w:cs="Arial" w:eastAsia="Arial" w:hAnsi="Arial"/>
+                <w:sz w:val="30"/>
+                <w:szCs w:val="30"/>
+              </w:rPr>
+              <w:t xml:space="preserve">☐</w:t>
+            </w:r>
+          </w:p>
+        </w:tc>
+        <w:tc>
+          <w:tcPr>
+            <w:tcW w:type="dxa" w:w="2040"/>
+            <w:tcBorders>
+              <w:top w:val="single" w:color="C9D0DC" w:sz="4"/>
+              <w:left w:val="single" w:color="C9D0DC" w:sz="4"/>
+              <w:bottom w:val="single" w:color="C9D0DC" w:sz="4"/>
+              <w:right w:val="single" w:color="C9D0DC" w:sz="4"/>
+            </w:tcBorders>
+            <w:tcMar>
+              <w:top w:type="dxa" w:w="70"/>
+              <w:left w:type="dxa" w:w="100"/>
+              <w:bottom w:type="dxa" w:w="70"/>
+              <w:right w:type="dxa" w:w="100"/>
+            </w:tcMar>
+            <w:vAlign w:val="top"/>
+          </w:tcPr>
+          <w:p>
+            <w:pPr>
+              <w:spacing w:after="0" w:before="0" w:line="264"/>
+            </w:pPr>
+            <w:r>
+              <w:rPr>
+                <w:rFonts w:ascii="Arial" w:cs="Arial" w:eastAsia="Arial" w:hAnsi="Arial"/>
+                <w:sz w:val="19"/>
+                <w:szCs w:val="19"/>
+              </w:rPr>
+              <w:t xml:space="preserve"> </w:t>
+            </w:r>
+          </w:p>
+        </w:tc>
+      </w:tr>
+      <w:tr>
+        <w:trPr>
+          <w:cantSplit/>
+        </w:trPr>
+        <w:tc>
+          <w:tcPr>
+            <w:tcW w:type="dxa" w:w="860"/>
+            <w:tcBorders>
+              <w:top w:val="single" w:color="C9D0DC" w:sz="4"/>
+              <w:left w:val="single" w:color="C9D0DC" w:sz="4"/>
+              <w:bottom w:val="single" w:color="C9D0DC" w:sz="4"/>
+              <w:right w:val="single" w:color="C9D0DC" w:sz="4"/>
+            </w:tcBorders>
+            <w:tcMar>
+              <w:top w:type="dxa" w:w="70"/>
+              <w:left w:type="dxa" w:w="100"/>
+              <w:bottom w:type="dxa" w:w="70"/>
+              <w:right w:type="dxa" w:w="100"/>
+            </w:tcMar>
+            <w:vAlign w:val="top"/>
+          </w:tcPr>
+          <w:p>
+            <w:pPr>
+              <w:spacing w:after="0" w:before="0" w:line="264"/>
+            </w:pPr>
+            <w:r>
+              <w:rPr>
+                <w:rFonts w:ascii="Arial" w:cs="Arial" w:eastAsia="Arial" w:hAnsi="Arial"/>
+                <w:b/>
+                <w:bCs/>
+                <w:color w:val="5B6477"/>
+                <w:sz w:val="16"/>
+                <w:szCs w:val="16"/>
+              </w:rPr>
+              <w:t xml:space="preserve">SA-BR</w:t>
+            </w:r>
+          </w:p>
+        </w:tc>
+        <w:tc>
+          <w:tcPr>
+            <w:tcW w:type="dxa" w:w="5480"/>
+            <w:tcBorders>
+              <w:top w:val="single" w:color="C9D0DC" w:sz="4"/>
+              <w:left w:val="single" w:color="C9D0DC" w:sz="4"/>
+              <w:bottom w:val="single" w:color="C9D0DC" w:sz="4"/>
+              <w:right w:val="single" w:color="C9D0DC" w:sz="4"/>
+            </w:tcBorders>
+            <w:tcMar>
+              <w:top w:type="dxa" w:w="70"/>
+              <w:left w:type="dxa" w:w="100"/>
+              <w:bottom w:type="dxa" w:w="70"/>
+              <w:right w:type="dxa" w:w="100"/>
+            </w:tcMar>
+            <w:vAlign w:val="top"/>
+          </w:tcPr>
+          <w:p>
+            <w:pPr>
+              <w:spacing w:after="40" w:before="0" w:line="264"/>
+            </w:pPr>
+            <w:r>
+              <w:rPr>
+                <w:rFonts w:ascii="Arial" w:cs="Arial" w:eastAsia="Arial" w:hAnsi="Arial"/>
+                <w:b/>
+                <w:bCs/>
+                <w:sz w:val="20"/>
+                <w:szCs w:val="20"/>
+              </w:rPr>
+              <w:t xml:space="preserve">Request stock from the warehouse</w:t>
+            </w:r>
+          </w:p>
+          <w:p>
+            <w:pPr>
+              <w:spacing w:after="40" w:before="0" w:line="264"/>
+            </w:pPr>
+            <w:r>
+              <w:rPr>
+                <w:rFonts w:ascii="Arial" w:cs="Arial" w:eastAsia="Arial" w:hAnsi="Arial"/>
+                <w:i/>
+                <w:iCs/>
+                <w:color w:val="5B6477"/>
+                <w:sz w:val="15"/>
+                <w:szCs w:val="15"/>
+              </w:rPr>
+              <w:t xml:space="preserve">Flow F41 · Branch request to the warehouse</w:t>
+            </w:r>
+          </w:p>
+          <w:p>
+            <w:pPr>
+              <w:spacing w:after="20" w:before="0" w:line="264"/>
+            </w:pPr>
+            <w:r>
+              <w:rPr>
+                <w:rFonts w:ascii="Arial" w:cs="Arial" w:eastAsia="Arial" w:hAnsi="Arial"/>
+                <w:color w:val="5B6477"/>
+                <w:sz w:val="19"/>
+                <w:szCs w:val="19"/>
+              </w:rPr>
+              <w:t xml:space="preserve">1.  </w:t>
+            </w:r>
+            <w:r>
+              <w:rPr>
+                <w:rFonts w:ascii="Arial" w:cs="Arial" w:eastAsia="Arial" w:hAnsi="Arial"/>
+                <w:sz w:val="19"/>
+                <w:szCs w:val="19"/>
+              </w:rPr>
+              <w:t xml:space="preserve">Transfers → Request stock → choose products and quantities → Send.</w:t>
+            </w:r>
+          </w:p>
+          <w:p>
+            <w:pPr>
+              <w:spacing w:after="0" w:before="60" w:line="264"/>
+            </w:pPr>
+            <w:r>
+              <w:rPr>
+                <w:rFonts w:ascii="Arial" w:cs="Arial" w:eastAsia="Arial" w:hAnsi="Arial"/>
+                <w:b/>
+                <w:bCs/>
+                <w:color w:val="0B1F3A"/>
+                <w:sz w:val="19"/>
+                <w:szCs w:val="19"/>
+              </w:rPr>
+              <w:t xml:space="preserve">You should see: </w:t>
+            </w:r>
+            <w:r>
+              <w:rPr>
+                <w:rFonts w:ascii="Arial" w:cs="Arial" w:eastAsia="Arial" w:hAnsi="Arial"/>
+                <w:sz w:val="19"/>
+                <w:szCs w:val="19"/>
+              </w:rPr>
+              <w:t xml:space="preserve">The Warehouse In-Charge sees it with the products filled in and prepares the pull-out.</w:t>
             </w:r>
           </w:p>
         </w:tc>
@@ -18901,7 +19728,7 @@
                 <w:sz w:val="17"/>
                 <w:szCs w:val="17"/>
               </w:rPr>
-              <w:t xml:space="preserve">Passed (of 66)</w:t>
+              <w:t xml:space="preserve">Passed (of 69)</w:t>
             </w:r>
           </w:p>
         </w:tc>

--- a/docs/acceptance-test/per-user/09-sales.westave.docx
+++ b/docs/acceptance-test/per-user/09-sales.westave.docx
@@ -19239,7 +19239,29 @@
                 <w:sz w:val="19"/>
                 <w:szCs w:val="19"/>
               </w:rPr>
-              <w:t xml:space="preserve">New Sale → customer: a franchise → save the DR.</w:t>
+              <w:t xml:space="preserve">New Sale → customer: a franchise → pay on credit and choose a due date earlier than today → Save.</w:t>
+            </w:r>
+          </w:p>
+          <w:p>
+            <w:pPr>
+              <w:spacing w:after="20" w:before="0" w:line="264"/>
+            </w:pPr>
+            <w:r>
+              <w:rPr>
+                <w:rFonts w:ascii="Arial" w:cs="Arial" w:eastAsia="Arial" w:hAnsi="Arial"/>
+                <w:color w:val="5B6477"/>
+                <w:sz w:val="19"/>
+                <w:szCs w:val="19"/>
+              </w:rPr>
+              <w:t xml:space="preserve">2.  </w:t>
+            </w:r>
+            <w:r>
+              <w:rPr>
+                <w:rFonts w:ascii="Arial" w:cs="Arial" w:eastAsia="Arial" w:hAnsi="Arial"/>
+                <w:sz w:val="19"/>
+                <w:szCs w:val="19"/>
+              </w:rPr>
+              <w:t xml:space="preserve">Choose a due date from today on → save the DR.</w:t>
             </w:r>
           </w:p>
           <w:p>
@@ -19263,7 +19285,7 @@
                 <w:sz w:val="19"/>
                 <w:szCs w:val="19"/>
               </w:rPr>
-              <w:t xml:space="preserve">The franchise is notified and confirms the DR; the DR follows the franchise DR steps.</w:t>
+              <w:t xml:space="preserve">A due date before the sale date is refused. The DR is saved, the franchise is notified and confirms the DR; the DR follows the franchise DR steps.</w:t>
             </w:r>
           </w:p>
         </w:tc>

--- a/docs/acceptance-test/per-user/09-sales.westave.docx
+++ b/docs/acceptance-test/per-user/09-sales.westave.docx
@@ -117,7 +117,7 @@
           <w:sz w:val="18"/>
           <w:szCs w:val="18"/>
         </w:rPr>
-        <w:t xml:space="preserve">  ·  69 checks</w:t>
+        <w:t xml:space="preserve">  ·  71 checks</w:t>
       </w:r>
     </w:p>
     <w:tbl>
@@ -19547,6 +19547,594 @@
                 <w:szCs w:val="19"/>
               </w:rPr>
               <w:t xml:space="preserve">The Warehouse In-Charge sees it with the products filled in and prepares the pull-out.</w:t>
+            </w:r>
+          </w:p>
+        </w:tc>
+        <w:tc>
+          <w:tcPr>
+            <w:tcW w:type="dxa" w:w="620"/>
+            <w:tcBorders>
+              <w:top w:val="single" w:color="C9D0DC" w:sz="4"/>
+              <w:left w:val="single" w:color="C9D0DC" w:sz="4"/>
+              <w:bottom w:val="single" w:color="C9D0DC" w:sz="4"/>
+              <w:right w:val="single" w:color="C9D0DC" w:sz="4"/>
+            </w:tcBorders>
+            <w:tcMar>
+              <w:top w:type="dxa" w:w="70"/>
+              <w:left w:type="dxa" w:w="100"/>
+              <w:bottom w:type="dxa" w:w="70"/>
+              <w:right w:type="dxa" w:w="100"/>
+            </w:tcMar>
+            <w:vAlign w:val="center"/>
+          </w:tcPr>
+          <w:p>
+            <w:pPr>
+              <w:spacing w:after="0" w:before="0" w:line="264"/>
+              <w:jc w:val="center"/>
+            </w:pPr>
+            <w:r>
+              <w:rPr>
+                <w:rFonts w:ascii="Arial" w:cs="Arial" w:eastAsia="Arial" w:hAnsi="Arial"/>
+                <w:sz w:val="30"/>
+                <w:szCs w:val="30"/>
+              </w:rPr>
+              <w:t xml:space="preserve">☐</w:t>
+            </w:r>
+          </w:p>
+        </w:tc>
+        <w:tc>
+          <w:tcPr>
+            <w:tcW w:type="dxa" w:w="620"/>
+            <w:tcBorders>
+              <w:top w:val="single" w:color="C9D0DC" w:sz="4"/>
+              <w:left w:val="single" w:color="C9D0DC" w:sz="4"/>
+              <w:bottom w:val="single" w:color="C9D0DC" w:sz="4"/>
+              <w:right w:val="single" w:color="C9D0DC" w:sz="4"/>
+            </w:tcBorders>
+            <w:tcMar>
+              <w:top w:type="dxa" w:w="70"/>
+              <w:left w:type="dxa" w:w="100"/>
+              <w:bottom w:type="dxa" w:w="70"/>
+              <w:right w:type="dxa" w:w="100"/>
+            </w:tcMar>
+            <w:vAlign w:val="center"/>
+          </w:tcPr>
+          <w:p>
+            <w:pPr>
+              <w:spacing w:after="0" w:before="0" w:line="264"/>
+              <w:jc w:val="center"/>
+            </w:pPr>
+            <w:r>
+              <w:rPr>
+                <w:rFonts w:ascii="Arial" w:cs="Arial" w:eastAsia="Arial" w:hAnsi="Arial"/>
+                <w:sz w:val="30"/>
+                <w:szCs w:val="30"/>
+              </w:rPr>
+              <w:t xml:space="preserve">☐</w:t>
+            </w:r>
+          </w:p>
+        </w:tc>
+        <w:tc>
+          <w:tcPr>
+            <w:tcW w:type="dxa" w:w="620"/>
+            <w:tcBorders>
+              <w:top w:val="single" w:color="C9D0DC" w:sz="4"/>
+              <w:left w:val="single" w:color="C9D0DC" w:sz="4"/>
+              <w:bottom w:val="single" w:color="C9D0DC" w:sz="4"/>
+              <w:right w:val="single" w:color="C9D0DC" w:sz="4"/>
+            </w:tcBorders>
+            <w:tcMar>
+              <w:top w:type="dxa" w:w="70"/>
+              <w:left w:type="dxa" w:w="100"/>
+              <w:bottom w:type="dxa" w:w="70"/>
+              <w:right w:type="dxa" w:w="100"/>
+            </w:tcMar>
+            <w:vAlign w:val="center"/>
+          </w:tcPr>
+          <w:p>
+            <w:pPr>
+              <w:spacing w:after="0" w:before="0" w:line="264"/>
+              <w:jc w:val="center"/>
+            </w:pPr>
+            <w:r>
+              <w:rPr>
+                <w:rFonts w:ascii="Arial" w:cs="Arial" w:eastAsia="Arial" w:hAnsi="Arial"/>
+                <w:sz w:val="30"/>
+                <w:szCs w:val="30"/>
+              </w:rPr>
+              <w:t xml:space="preserve">☐</w:t>
+            </w:r>
+          </w:p>
+        </w:tc>
+        <w:tc>
+          <w:tcPr>
+            <w:tcW w:type="dxa" w:w="2040"/>
+            <w:tcBorders>
+              <w:top w:val="single" w:color="C9D0DC" w:sz="4"/>
+              <w:left w:val="single" w:color="C9D0DC" w:sz="4"/>
+              <w:bottom w:val="single" w:color="C9D0DC" w:sz="4"/>
+              <w:right w:val="single" w:color="C9D0DC" w:sz="4"/>
+            </w:tcBorders>
+            <w:tcMar>
+              <w:top w:type="dxa" w:w="70"/>
+              <w:left w:type="dxa" w:w="100"/>
+              <w:bottom w:type="dxa" w:w="70"/>
+              <w:right w:type="dxa" w:w="100"/>
+            </w:tcMar>
+            <w:vAlign w:val="top"/>
+          </w:tcPr>
+          <w:p>
+            <w:pPr>
+              <w:spacing w:after="0" w:before="0" w:line="264"/>
+            </w:pPr>
+            <w:r>
+              <w:rPr>
+                <w:rFonts w:ascii="Arial" w:cs="Arial" w:eastAsia="Arial" w:hAnsi="Arial"/>
+                <w:sz w:val="19"/>
+                <w:szCs w:val="19"/>
+              </w:rPr>
+              <w:t xml:space="preserve"> </w:t>
+            </w:r>
+          </w:p>
+        </w:tc>
+      </w:tr>
+      <w:tr>
+        <w:trPr>
+          <w:cantSplit/>
+        </w:trPr>
+        <w:tc>
+          <w:tcPr>
+            <w:tcW w:type="dxa" w:w="860"/>
+            <w:tcBorders>
+              <w:top w:val="single" w:color="C9D0DC" w:sz="4"/>
+              <w:left w:val="single" w:color="C9D0DC" w:sz="4"/>
+              <w:bottom w:val="single" w:color="C9D0DC" w:sz="4"/>
+              <w:right w:val="single" w:color="C9D0DC" w:sz="4"/>
+            </w:tcBorders>
+            <w:tcMar>
+              <w:top w:type="dxa" w:w="70"/>
+              <w:left w:type="dxa" w:w="100"/>
+              <w:bottom w:type="dxa" w:w="70"/>
+              <w:right w:type="dxa" w:w="100"/>
+            </w:tcMar>
+            <w:vAlign w:val="top"/>
+          </w:tcPr>
+          <w:p>
+            <w:pPr>
+              <w:spacing w:after="0" w:before="0" w:line="264"/>
+            </w:pPr>
+            <w:r>
+              <w:rPr>
+                <w:rFonts w:ascii="Arial" w:cs="Arial" w:eastAsia="Arial" w:hAnsi="Arial"/>
+                <w:b/>
+                <w:bCs/>
+                <w:color w:val="5B6477"/>
+                <w:sz w:val="16"/>
+                <w:szCs w:val="16"/>
+              </w:rPr>
+              <w:t xml:space="preserve">SA-ED</w:t>
+            </w:r>
+          </w:p>
+        </w:tc>
+        <w:tc>
+          <w:tcPr>
+            <w:tcW w:type="dxa" w:w="5480"/>
+            <w:tcBorders>
+              <w:top w:val="single" w:color="C9D0DC" w:sz="4"/>
+              <w:left w:val="single" w:color="C9D0DC" w:sz="4"/>
+              <w:bottom w:val="single" w:color="C9D0DC" w:sz="4"/>
+              <w:right w:val="single" w:color="C9D0DC" w:sz="4"/>
+            </w:tcBorders>
+            <w:tcMar>
+              <w:top w:type="dxa" w:w="70"/>
+              <w:left w:type="dxa" w:w="100"/>
+              <w:bottom w:type="dxa" w:w="70"/>
+              <w:right w:type="dxa" w:w="100"/>
+            </w:tcMar>
+            <w:vAlign w:val="top"/>
+          </w:tcPr>
+          <w:p>
+            <w:pPr>
+              <w:spacing w:after="40" w:before="0" w:line="264"/>
+            </w:pPr>
+            <w:r>
+              <w:rPr>
+                <w:rFonts w:ascii="Arial" w:cs="Arial" w:eastAsia="Arial" w:hAnsi="Arial"/>
+                <w:b/>
+                <w:bCs/>
+                <w:sz w:val="20"/>
+                <w:szCs w:val="20"/>
+              </w:rPr>
+              <w:t xml:space="preserve">Edit a DR before the day closes</w:t>
+            </w:r>
+          </w:p>
+          <w:p>
+            <w:pPr>
+              <w:spacing w:after="40" w:before="0" w:line="264"/>
+            </w:pPr>
+            <w:r>
+              <w:rPr>
+                <w:rFonts w:ascii="Arial" w:cs="Arial" w:eastAsia="Arial" w:hAnsi="Arial"/>
+                <w:i/>
+                <w:iCs/>
+                <w:color w:val="5B6477"/>
+                <w:sz w:val="15"/>
+                <w:szCs w:val="15"/>
+              </w:rPr>
+              <w:t xml:space="preserve">Flow F43 · Edit a DR, DR list and sales links</w:t>
+            </w:r>
+          </w:p>
+          <w:p>
+            <w:pPr>
+              <w:spacing w:after="20" w:before="0" w:line="264"/>
+            </w:pPr>
+            <w:r>
+              <w:rPr>
+                <w:rFonts w:ascii="Arial" w:cs="Arial" w:eastAsia="Arial" w:hAnsi="Arial"/>
+                <w:color w:val="5B6477"/>
+                <w:sz w:val="19"/>
+                <w:szCs w:val="19"/>
+              </w:rPr>
+              <w:t xml:space="preserve">1.  </w:t>
+            </w:r>
+            <w:r>
+              <w:rPr>
+                <w:rFonts w:ascii="Arial" w:cs="Arial" w:eastAsia="Arial" w:hAnsi="Arial"/>
+                <w:sz w:val="19"/>
+                <w:szCs w:val="19"/>
+              </w:rPr>
+              <w:t xml:space="preserve">Reports → Daily Sales Report: read the DRs entered list at the bottom and click a DR.</w:t>
+            </w:r>
+          </w:p>
+          <w:p>
+            <w:pPr>
+              <w:spacing w:after="20" w:before="0" w:line="264"/>
+            </w:pPr>
+            <w:r>
+              <w:rPr>
+                <w:rFonts w:ascii="Arial" w:cs="Arial" w:eastAsia="Arial" w:hAnsi="Arial"/>
+                <w:color w:val="5B6477"/>
+                <w:sz w:val="19"/>
+                <w:szCs w:val="19"/>
+              </w:rPr>
+              <w:t xml:space="preserve">2.  </w:t>
+            </w:r>
+            <w:r>
+              <w:rPr>
+                <w:rFonts w:ascii="Arial" w:cs="Arial" w:eastAsia="Arial" w:hAnsi="Arial"/>
+                <w:sz w:val="19"/>
+                <w:szCs w:val="19"/>
+              </w:rPr>
+              <w:t xml:space="preserve">Press Edit on a DR → change a quantity and the customer name → Save the corrected DR.</w:t>
+            </w:r>
+          </w:p>
+          <w:p>
+            <w:pPr>
+              <w:spacing w:after="20" w:before="0" w:line="264"/>
+            </w:pPr>
+            <w:r>
+              <w:rPr>
+                <w:rFonts w:ascii="Arial" w:cs="Arial" w:eastAsia="Arial" w:hAnsi="Arial"/>
+                <w:color w:val="5B6477"/>
+                <w:sz w:val="19"/>
+                <w:szCs w:val="19"/>
+              </w:rPr>
+              <w:t xml:space="preserve">3.  </w:t>
+            </w:r>
+            <w:r>
+              <w:rPr>
+                <w:rFonts w:ascii="Arial" w:cs="Arial" w:eastAsia="Arial" w:hAnsi="Arial"/>
+                <w:sz w:val="19"/>
+                <w:szCs w:val="19"/>
+              </w:rPr>
+              <w:t xml:space="preserve">Submit the report of the day, then open a DR.</w:t>
+            </w:r>
+          </w:p>
+          <w:p>
+            <w:pPr>
+              <w:spacing w:after="0" w:before="60" w:line="264"/>
+            </w:pPr>
+            <w:r>
+              <w:rPr>
+                <w:rFonts w:ascii="Arial" w:cs="Arial" w:eastAsia="Arial" w:hAnsi="Arial"/>
+                <w:b/>
+                <w:bCs/>
+                <w:color w:val="0B1F3A"/>
+                <w:sz w:val="19"/>
+                <w:szCs w:val="19"/>
+              </w:rPr>
+              <w:t xml:space="preserve">You should see: </w:t>
+            </w:r>
+            <w:r>
+              <w:rPr>
+                <w:rFonts w:ascii="Arial" w:cs="Arial" w:eastAsia="Arial" w:hAnsi="Arial"/>
+                <w:sz w:val="19"/>
+                <w:szCs w:val="19"/>
+              </w:rPr>
+              <w:t xml:space="preserve">The DR keeps its date and the totals follow. After the report is submitted the Edit button is gone and the card tells you to use a post-close edit request.</w:t>
+            </w:r>
+          </w:p>
+        </w:tc>
+        <w:tc>
+          <w:tcPr>
+            <w:tcW w:type="dxa" w:w="620"/>
+            <w:tcBorders>
+              <w:top w:val="single" w:color="C9D0DC" w:sz="4"/>
+              <w:left w:val="single" w:color="C9D0DC" w:sz="4"/>
+              <w:bottom w:val="single" w:color="C9D0DC" w:sz="4"/>
+              <w:right w:val="single" w:color="C9D0DC" w:sz="4"/>
+            </w:tcBorders>
+            <w:tcMar>
+              <w:top w:type="dxa" w:w="70"/>
+              <w:left w:type="dxa" w:w="100"/>
+              <w:bottom w:type="dxa" w:w="70"/>
+              <w:right w:type="dxa" w:w="100"/>
+            </w:tcMar>
+            <w:vAlign w:val="center"/>
+          </w:tcPr>
+          <w:p>
+            <w:pPr>
+              <w:spacing w:after="0" w:before="0" w:line="264"/>
+              <w:jc w:val="center"/>
+            </w:pPr>
+            <w:r>
+              <w:rPr>
+                <w:rFonts w:ascii="Arial" w:cs="Arial" w:eastAsia="Arial" w:hAnsi="Arial"/>
+                <w:sz w:val="30"/>
+                <w:szCs w:val="30"/>
+              </w:rPr>
+              <w:t xml:space="preserve">☐</w:t>
+            </w:r>
+          </w:p>
+        </w:tc>
+        <w:tc>
+          <w:tcPr>
+            <w:tcW w:type="dxa" w:w="620"/>
+            <w:tcBorders>
+              <w:top w:val="single" w:color="C9D0DC" w:sz="4"/>
+              <w:left w:val="single" w:color="C9D0DC" w:sz="4"/>
+              <w:bottom w:val="single" w:color="C9D0DC" w:sz="4"/>
+              <w:right w:val="single" w:color="C9D0DC" w:sz="4"/>
+            </w:tcBorders>
+            <w:tcMar>
+              <w:top w:type="dxa" w:w="70"/>
+              <w:left w:type="dxa" w:w="100"/>
+              <w:bottom w:type="dxa" w:w="70"/>
+              <w:right w:type="dxa" w:w="100"/>
+            </w:tcMar>
+            <w:vAlign w:val="center"/>
+          </w:tcPr>
+          <w:p>
+            <w:pPr>
+              <w:spacing w:after="0" w:before="0" w:line="264"/>
+              <w:jc w:val="center"/>
+            </w:pPr>
+            <w:r>
+              <w:rPr>
+                <w:rFonts w:ascii="Arial" w:cs="Arial" w:eastAsia="Arial" w:hAnsi="Arial"/>
+                <w:sz w:val="30"/>
+                <w:szCs w:val="30"/>
+              </w:rPr>
+              <w:t xml:space="preserve">☐</w:t>
+            </w:r>
+          </w:p>
+        </w:tc>
+        <w:tc>
+          <w:tcPr>
+            <w:tcW w:type="dxa" w:w="620"/>
+            <w:tcBorders>
+              <w:top w:val="single" w:color="C9D0DC" w:sz="4"/>
+              <w:left w:val="single" w:color="C9D0DC" w:sz="4"/>
+              <w:bottom w:val="single" w:color="C9D0DC" w:sz="4"/>
+              <w:right w:val="single" w:color="C9D0DC" w:sz="4"/>
+            </w:tcBorders>
+            <w:tcMar>
+              <w:top w:type="dxa" w:w="70"/>
+              <w:left w:type="dxa" w:w="100"/>
+              <w:bottom w:type="dxa" w:w="70"/>
+              <w:right w:type="dxa" w:w="100"/>
+            </w:tcMar>
+            <w:vAlign w:val="center"/>
+          </w:tcPr>
+          <w:p>
+            <w:pPr>
+              <w:spacing w:after="0" w:before="0" w:line="264"/>
+              <w:jc w:val="center"/>
+            </w:pPr>
+            <w:r>
+              <w:rPr>
+                <w:rFonts w:ascii="Arial" w:cs="Arial" w:eastAsia="Arial" w:hAnsi="Arial"/>
+                <w:sz w:val="30"/>
+                <w:szCs w:val="30"/>
+              </w:rPr>
+              <w:t xml:space="preserve">☐</w:t>
+            </w:r>
+          </w:p>
+        </w:tc>
+        <w:tc>
+          <w:tcPr>
+            <w:tcW w:type="dxa" w:w="2040"/>
+            <w:tcBorders>
+              <w:top w:val="single" w:color="C9D0DC" w:sz="4"/>
+              <w:left w:val="single" w:color="C9D0DC" w:sz="4"/>
+              <w:bottom w:val="single" w:color="C9D0DC" w:sz="4"/>
+              <w:right w:val="single" w:color="C9D0DC" w:sz="4"/>
+            </w:tcBorders>
+            <w:tcMar>
+              <w:top w:type="dxa" w:w="70"/>
+              <w:left w:type="dxa" w:w="100"/>
+              <w:bottom w:type="dxa" w:w="70"/>
+              <w:right w:type="dxa" w:w="100"/>
+            </w:tcMar>
+            <w:vAlign w:val="top"/>
+          </w:tcPr>
+          <w:p>
+            <w:pPr>
+              <w:spacing w:after="0" w:before="0" w:line="264"/>
+            </w:pPr>
+            <w:r>
+              <w:rPr>
+                <w:rFonts w:ascii="Arial" w:cs="Arial" w:eastAsia="Arial" w:hAnsi="Arial"/>
+                <w:sz w:val="19"/>
+                <w:szCs w:val="19"/>
+              </w:rPr>
+              <w:t xml:space="preserve"> </w:t>
+            </w:r>
+          </w:p>
+        </w:tc>
+      </w:tr>
+      <w:tr>
+        <w:trPr>
+          <w:cantSplit/>
+        </w:trPr>
+        <w:tc>
+          <w:tcPr>
+            <w:tcW w:type="dxa" w:w="860"/>
+            <w:tcBorders>
+              <w:top w:val="single" w:color="C9D0DC" w:sz="4"/>
+              <w:left w:val="single" w:color="C9D0DC" w:sz="4"/>
+              <w:bottom w:val="single" w:color="C9D0DC" w:sz="4"/>
+              <w:right w:val="single" w:color="C9D0DC" w:sz="4"/>
+            </w:tcBorders>
+            <w:tcMar>
+              <w:top w:type="dxa" w:w="70"/>
+              <w:left w:type="dxa" w:w="100"/>
+              <w:bottom w:type="dxa" w:w="70"/>
+              <w:right w:type="dxa" w:w="100"/>
+            </w:tcMar>
+            <w:vAlign w:val="top"/>
+          </w:tcPr>
+          <w:p>
+            <w:pPr>
+              <w:spacing w:after="0" w:before="0" w:line="264"/>
+            </w:pPr>
+            <w:r>
+              <w:rPr>
+                <w:rFonts w:ascii="Arial" w:cs="Arial" w:eastAsia="Arial" w:hAnsi="Arial"/>
+                <w:b/>
+                <w:bCs/>
+                <w:color w:val="5B6477"/>
+                <w:sz w:val="16"/>
+                <w:szCs w:val="16"/>
+              </w:rPr>
+              <w:t xml:space="preserve">SA-MB</w:t>
+            </w:r>
+          </w:p>
+        </w:tc>
+        <w:tc>
+          <w:tcPr>
+            <w:tcW w:type="dxa" w:w="5480"/>
+            <w:tcBorders>
+              <w:top w:val="single" w:color="C9D0DC" w:sz="4"/>
+              <w:left w:val="single" w:color="C9D0DC" w:sz="4"/>
+              <w:bottom w:val="single" w:color="C9D0DC" w:sz="4"/>
+              <w:right w:val="single" w:color="C9D0DC" w:sz="4"/>
+            </w:tcBorders>
+            <w:tcMar>
+              <w:top w:type="dxa" w:w="70"/>
+              <w:left w:type="dxa" w:w="100"/>
+              <w:bottom w:type="dxa" w:w="70"/>
+              <w:right w:type="dxa" w:w="100"/>
+            </w:tcMar>
+            <w:vAlign w:val="top"/>
+          </w:tcPr>
+          <w:p>
+            <w:pPr>
+              <w:spacing w:after="40" w:before="0" w:line="264"/>
+            </w:pPr>
+            <w:r>
+              <w:rPr>
+                <w:rFonts w:ascii="Arial" w:cs="Arial" w:eastAsia="Arial" w:hAnsi="Arial"/>
+                <w:b/>
+                <w:bCs/>
+                <w:sz w:val="20"/>
+                <w:szCs w:val="20"/>
+              </w:rPr>
+              <w:t xml:space="preserve">Member boxes only for retail sales</w:t>
+            </w:r>
+          </w:p>
+          <w:p>
+            <w:pPr>
+              <w:spacing w:after="40" w:before="0" w:line="264"/>
+            </w:pPr>
+            <w:r>
+              <w:rPr>
+                <w:rFonts w:ascii="Arial" w:cs="Arial" w:eastAsia="Arial" w:hAnsi="Arial"/>
+                <w:i/>
+                <w:iCs/>
+                <w:color w:val="5B6477"/>
+                <w:sz w:val="15"/>
+                <w:szCs w:val="15"/>
+              </w:rPr>
+              <w:t xml:space="preserve">Flow F43 · Edit a DR, DR list and sales links</w:t>
+            </w:r>
+          </w:p>
+          <w:p>
+            <w:pPr>
+              <w:spacing w:after="20" w:before="0" w:line="264"/>
+            </w:pPr>
+            <w:r>
+              <w:rPr>
+                <w:rFonts w:ascii="Arial" w:cs="Arial" w:eastAsia="Arial" w:hAnsi="Arial"/>
+                <w:color w:val="5B6477"/>
+                <w:sz w:val="19"/>
+                <w:szCs w:val="19"/>
+              </w:rPr>
+              <w:t xml:space="preserve">1.  </w:t>
+            </w:r>
+            <w:r>
+              <w:rPr>
+                <w:rFonts w:ascii="Arial" w:cs="Arial" w:eastAsia="Arial" w:hAnsi="Arial"/>
+                <w:sz w:val="19"/>
+                <w:szCs w:val="19"/>
+              </w:rPr>
+              <w:t xml:space="preserve">New Sale → channel Walk-in: see the Wheysted member, phone / email and 6-Pack boxes.</w:t>
+            </w:r>
+          </w:p>
+          <w:p>
+            <w:pPr>
+              <w:spacing w:after="20" w:before="0" w:line="264"/>
+            </w:pPr>
+            <w:r>
+              <w:rPr>
+                <w:rFonts w:ascii="Arial" w:cs="Arial" w:eastAsia="Arial" w:hAnsi="Arial"/>
+                <w:color w:val="5B6477"/>
+                <w:sz w:val="19"/>
+                <w:szCs w:val="19"/>
+              </w:rPr>
+              <w:t xml:space="preserve">2.  </w:t>
+            </w:r>
+            <w:r>
+              <w:rPr>
+                <w:rFonts w:ascii="Arial" w:cs="Arial" w:eastAsia="Arial" w:hAnsi="Arial"/>
+                <w:sz w:val="19"/>
+                <w:szCs w:val="19"/>
+              </w:rPr>
+              <w:t xml:space="preserve">Change the channel to Franchise, then Dealer.</w:t>
+            </w:r>
+          </w:p>
+          <w:p>
+            <w:pPr>
+              <w:spacing w:after="0" w:before="60" w:line="264"/>
+            </w:pPr>
+            <w:r>
+              <w:rPr>
+                <w:rFonts w:ascii="Arial" w:cs="Arial" w:eastAsia="Arial" w:hAnsi="Arial"/>
+                <w:b/>
+                <w:bCs/>
+                <w:color w:val="0B1F3A"/>
+                <w:sz w:val="19"/>
+                <w:szCs w:val="19"/>
+              </w:rPr>
+              <w:t xml:space="preserve">You should see: </w:t>
+            </w:r>
+            <w:r>
+              <w:rPr>
+                <w:rFonts w:ascii="Arial" w:cs="Arial" w:eastAsia="Arial" w:hAnsi="Arial"/>
+                <w:sz w:val="19"/>
+                <w:szCs w:val="19"/>
+              </w:rPr>
+              <w:t xml:space="preserve">The member, phone / email and 6-Pack boxes disappear for Franchise, Dealer, Agent and Marketplace.</w:t>
             </w:r>
           </w:p>
         </w:tc>
@@ -19750,7 +20338,7 @@
                 <w:sz w:val="17"/>
                 <w:szCs w:val="17"/>
               </w:rPr>
-              <w:t xml:space="preserve">Passed (of 69)</w:t>
+              <w:t xml:space="preserve">Passed (of 71)</w:t>
             </w:r>
           </w:p>
         </w:tc>

--- a/docs/acceptance-test/per-user/09-sales.westave.docx
+++ b/docs/acceptance-test/per-user/09-sales.westave.docx
@@ -117,7 +117,7 @@
           <w:sz w:val="18"/>
           <w:szCs w:val="18"/>
         </w:rPr>
-        <w:t xml:space="preserve">  ·  71 checks</w:t>
+        <w:t xml:space="preserve">  ·  72 checks</w:t>
       </w:r>
     </w:p>
     <w:tbl>
@@ -20135,6 +20135,289 @@
                 <w:szCs w:val="19"/>
               </w:rPr>
               <w:t xml:space="preserve">The member, phone / email and 6-Pack boxes disappear for Franchise, Dealer, Agent and Marketplace.</w:t>
+            </w:r>
+          </w:p>
+        </w:tc>
+        <w:tc>
+          <w:tcPr>
+            <w:tcW w:type="dxa" w:w="620"/>
+            <w:tcBorders>
+              <w:top w:val="single" w:color="C9D0DC" w:sz="4"/>
+              <w:left w:val="single" w:color="C9D0DC" w:sz="4"/>
+              <w:bottom w:val="single" w:color="C9D0DC" w:sz="4"/>
+              <w:right w:val="single" w:color="C9D0DC" w:sz="4"/>
+            </w:tcBorders>
+            <w:tcMar>
+              <w:top w:type="dxa" w:w="70"/>
+              <w:left w:type="dxa" w:w="100"/>
+              <w:bottom w:type="dxa" w:w="70"/>
+              <w:right w:type="dxa" w:w="100"/>
+            </w:tcMar>
+            <w:vAlign w:val="center"/>
+          </w:tcPr>
+          <w:p>
+            <w:pPr>
+              <w:spacing w:after="0" w:before="0" w:line="264"/>
+              <w:jc w:val="center"/>
+            </w:pPr>
+            <w:r>
+              <w:rPr>
+                <w:rFonts w:ascii="Arial" w:cs="Arial" w:eastAsia="Arial" w:hAnsi="Arial"/>
+                <w:sz w:val="30"/>
+                <w:szCs w:val="30"/>
+              </w:rPr>
+              <w:t xml:space="preserve">☐</w:t>
+            </w:r>
+          </w:p>
+        </w:tc>
+        <w:tc>
+          <w:tcPr>
+            <w:tcW w:type="dxa" w:w="620"/>
+            <w:tcBorders>
+              <w:top w:val="single" w:color="C9D0DC" w:sz="4"/>
+              <w:left w:val="single" w:color="C9D0DC" w:sz="4"/>
+              <w:bottom w:val="single" w:color="C9D0DC" w:sz="4"/>
+              <w:right w:val="single" w:color="C9D0DC" w:sz="4"/>
+            </w:tcBorders>
+            <w:tcMar>
+              <w:top w:type="dxa" w:w="70"/>
+              <w:left w:type="dxa" w:w="100"/>
+              <w:bottom w:type="dxa" w:w="70"/>
+              <w:right w:type="dxa" w:w="100"/>
+            </w:tcMar>
+            <w:vAlign w:val="center"/>
+          </w:tcPr>
+          <w:p>
+            <w:pPr>
+              <w:spacing w:after="0" w:before="0" w:line="264"/>
+              <w:jc w:val="center"/>
+            </w:pPr>
+            <w:r>
+              <w:rPr>
+                <w:rFonts w:ascii="Arial" w:cs="Arial" w:eastAsia="Arial" w:hAnsi="Arial"/>
+                <w:sz w:val="30"/>
+                <w:szCs w:val="30"/>
+              </w:rPr>
+              <w:t xml:space="preserve">☐</w:t>
+            </w:r>
+          </w:p>
+        </w:tc>
+        <w:tc>
+          <w:tcPr>
+            <w:tcW w:type="dxa" w:w="620"/>
+            <w:tcBorders>
+              <w:top w:val="single" w:color="C9D0DC" w:sz="4"/>
+              <w:left w:val="single" w:color="C9D0DC" w:sz="4"/>
+              <w:bottom w:val="single" w:color="C9D0DC" w:sz="4"/>
+              <w:right w:val="single" w:color="C9D0DC" w:sz="4"/>
+            </w:tcBorders>
+            <w:tcMar>
+              <w:top w:type="dxa" w:w="70"/>
+              <w:left w:type="dxa" w:w="100"/>
+              <w:bottom w:type="dxa" w:w="70"/>
+              <w:right w:type="dxa" w:w="100"/>
+            </w:tcMar>
+            <w:vAlign w:val="center"/>
+          </w:tcPr>
+          <w:p>
+            <w:pPr>
+              <w:spacing w:after="0" w:before="0" w:line="264"/>
+              <w:jc w:val="center"/>
+            </w:pPr>
+            <w:r>
+              <w:rPr>
+                <w:rFonts w:ascii="Arial" w:cs="Arial" w:eastAsia="Arial" w:hAnsi="Arial"/>
+                <w:sz w:val="30"/>
+                <w:szCs w:val="30"/>
+              </w:rPr>
+              <w:t xml:space="preserve">☐</w:t>
+            </w:r>
+          </w:p>
+        </w:tc>
+        <w:tc>
+          <w:tcPr>
+            <w:tcW w:type="dxa" w:w="2040"/>
+            <w:tcBorders>
+              <w:top w:val="single" w:color="C9D0DC" w:sz="4"/>
+              <w:left w:val="single" w:color="C9D0DC" w:sz="4"/>
+              <w:bottom w:val="single" w:color="C9D0DC" w:sz="4"/>
+              <w:right w:val="single" w:color="C9D0DC" w:sz="4"/>
+            </w:tcBorders>
+            <w:tcMar>
+              <w:top w:type="dxa" w:w="70"/>
+              <w:left w:type="dxa" w:w="100"/>
+              <w:bottom w:type="dxa" w:w="70"/>
+              <w:right w:type="dxa" w:w="100"/>
+            </w:tcMar>
+            <w:vAlign w:val="top"/>
+          </w:tcPr>
+          <w:p>
+            <w:pPr>
+              <w:spacing w:after="0" w:before="0" w:line="264"/>
+            </w:pPr>
+            <w:r>
+              <w:rPr>
+                <w:rFonts w:ascii="Arial" w:cs="Arial" w:eastAsia="Arial" w:hAnsi="Arial"/>
+                <w:sz w:val="19"/>
+                <w:szCs w:val="19"/>
+              </w:rPr>
+              <w:t xml:space="preserve"> </w:t>
+            </w:r>
+          </w:p>
+        </w:tc>
+      </w:tr>
+      <w:tr>
+        <w:trPr>
+          <w:cantSplit/>
+        </w:trPr>
+        <w:tc>
+          <w:tcPr>
+            <w:tcW w:type="dxa" w:w="860"/>
+            <w:tcBorders>
+              <w:top w:val="single" w:color="C9D0DC" w:sz="4"/>
+              <w:left w:val="single" w:color="C9D0DC" w:sz="4"/>
+              <w:bottom w:val="single" w:color="C9D0DC" w:sz="4"/>
+              <w:right w:val="single" w:color="C9D0DC" w:sz="4"/>
+            </w:tcBorders>
+            <w:tcMar>
+              <w:top w:type="dxa" w:w="70"/>
+              <w:left w:type="dxa" w:w="100"/>
+              <w:bottom w:type="dxa" w:w="70"/>
+              <w:right w:type="dxa" w:w="100"/>
+            </w:tcMar>
+            <w:vAlign w:val="top"/>
+          </w:tcPr>
+          <w:p>
+            <w:pPr>
+              <w:spacing w:after="0" w:before="0" w:line="264"/>
+            </w:pPr>
+            <w:r>
+              <w:rPr>
+                <w:rFonts w:ascii="Arial" w:cs="Arial" w:eastAsia="Arial" w:hAnsi="Arial"/>
+                <w:b/>
+                <w:bCs/>
+                <w:color w:val="5B6477"/>
+                <w:sz w:val="16"/>
+                <w:szCs w:val="16"/>
+              </w:rPr>
+              <w:t xml:space="preserve">SA-NTE</w:t>
+            </w:r>
+          </w:p>
+        </w:tc>
+        <w:tc>
+          <w:tcPr>
+            <w:tcW w:type="dxa" w:w="5480"/>
+            <w:tcBorders>
+              <w:top w:val="single" w:color="C9D0DC" w:sz="4"/>
+              <w:left w:val="single" w:color="C9D0DC" w:sz="4"/>
+              <w:bottom w:val="single" w:color="C9D0DC" w:sz="4"/>
+              <w:right w:val="single" w:color="C9D0DC" w:sz="4"/>
+            </w:tcBorders>
+            <w:tcMar>
+              <w:top w:type="dxa" w:w="70"/>
+              <w:left w:type="dxa" w:w="100"/>
+              <w:bottom w:type="dxa" w:w="70"/>
+              <w:right w:type="dxa" w:w="100"/>
+            </w:tcMar>
+            <w:vAlign w:val="top"/>
+          </w:tcPr>
+          <w:p>
+            <w:pPr>
+              <w:spacing w:after="40" w:before="0" w:line="264"/>
+            </w:pPr>
+            <w:r>
+              <w:rPr>
+                <w:rFonts w:ascii="Arial" w:cs="Arial" w:eastAsia="Arial" w:hAnsi="Arial"/>
+                <w:b/>
+                <w:bCs/>
+                <w:sz w:val="20"/>
+                <w:szCs w:val="20"/>
+              </w:rPr>
+              <w:t xml:space="preserve">Read and answer an NTE; charges at my branch</w:t>
+            </w:r>
+          </w:p>
+          <w:p>
+            <w:pPr>
+              <w:spacing w:after="40" w:before="0" w:line="264"/>
+            </w:pPr>
+            <w:r>
+              <w:rPr>
+                <w:rFonts w:ascii="Arial" w:cs="Arial" w:eastAsia="Arial" w:hAnsi="Arial"/>
+                <w:i/>
+                <w:iCs/>
+                <w:color w:val="5B6477"/>
+                <w:sz w:val="15"/>
+                <w:szCs w:val="15"/>
+              </w:rPr>
+              <w:t xml:space="preserve">Flow F44 · HR: NTE, memo to an employee, employee page, contributions</w:t>
+            </w:r>
+          </w:p>
+          <w:p>
+            <w:pPr>
+              <w:spacing w:after="20" w:before="0" w:line="264"/>
+            </w:pPr>
+            <w:r>
+              <w:rPr>
+                <w:rFonts w:ascii="Arial" w:cs="Arial" w:eastAsia="Arial" w:hAnsi="Arial"/>
+                <w:color w:val="5B6477"/>
+                <w:sz w:val="19"/>
+                <w:szCs w:val="19"/>
+              </w:rPr>
+              <w:t xml:space="preserve">1.  </w:t>
+            </w:r>
+            <w:r>
+              <w:rPr>
+                <w:rFonts w:ascii="Arial" w:cs="Arial" w:eastAsia="Arial" w:hAnsi="Arial"/>
+                <w:sz w:val="19"/>
+                <w:szCs w:val="19"/>
+              </w:rPr>
+              <w:t xml:space="preserve">My Pay &amp; Charges → Notice to Explain → type the explanation → Send the reply.</w:t>
+            </w:r>
+          </w:p>
+          <w:p>
+            <w:pPr>
+              <w:spacing w:after="20" w:before="0" w:line="264"/>
+            </w:pPr>
+            <w:r>
+              <w:rPr>
+                <w:rFonts w:ascii="Arial" w:cs="Arial" w:eastAsia="Arial" w:hAnsi="Arial"/>
+                <w:color w:val="5B6477"/>
+                <w:sz w:val="19"/>
+                <w:szCs w:val="19"/>
+              </w:rPr>
+              <w:t xml:space="preserve">2.  </w:t>
+            </w:r>
+            <w:r>
+              <w:rPr>
+                <w:rFonts w:ascii="Arial" w:cs="Arial" w:eastAsia="Arial" w:hAnsi="Arial"/>
+                <w:sz w:val="19"/>
+                <w:szCs w:val="19"/>
+              </w:rPr>
+              <w:t xml:space="preserve">Read Charges at my branch.</w:t>
+            </w:r>
+          </w:p>
+          <w:p>
+            <w:pPr>
+              <w:spacing w:after="0" w:before="60" w:line="264"/>
+            </w:pPr>
+            <w:r>
+              <w:rPr>
+                <w:rFonts w:ascii="Arial" w:cs="Arial" w:eastAsia="Arial" w:hAnsi="Arial"/>
+                <w:b/>
+                <w:bCs/>
+                <w:color w:val="0B1F3A"/>
+                <w:sz w:val="19"/>
+                <w:szCs w:val="19"/>
+              </w:rPr>
+              <w:t xml:space="preserve">You should see: </w:t>
+            </w:r>
+            <w:r>
+              <w:rPr>
+                <w:rFonts w:ascii="Arial" w:cs="Arial" w:eastAsia="Arial" w:hAnsi="Arial"/>
+                <w:sz w:val="19"/>
+                <w:szCs w:val="19"/>
+              </w:rPr>
+              <w:t xml:space="preserve">HR is told of the reply. The branch charges list shows who was charged, what for and how much.</w:t>
             </w:r>
           </w:p>
         </w:tc>
@@ -20338,7 +20621,7 @@
                 <w:sz w:val="17"/>
                 <w:szCs w:val="17"/>
               </w:rPr>
-              <w:t xml:space="preserve">Passed (of 71)</w:t>
+              <w:t xml:space="preserve">Passed (of 72)</w:t>
             </w:r>
           </w:p>
         </w:tc>

--- a/docs/acceptance-test/per-user/09-sales.westave.docx
+++ b/docs/acceptance-test/per-user/09-sales.westave.docx
@@ -117,7 +117,7 @@
           <w:sz w:val="18"/>
           <w:szCs w:val="18"/>
         </w:rPr>
-        <w:t xml:space="preserve">  ·  72 checks</w:t>
+        <w:t xml:space="preserve">  ·  73 checks</w:t>
       </w:r>
     </w:p>
     <w:tbl>
@@ -20418,6 +20418,311 @@
                 <w:szCs w:val="19"/>
               </w:rPr>
               <w:t xml:space="preserve">HR is told of the reply. The branch charges list shows who was charged, what for and how much.</w:t>
+            </w:r>
+          </w:p>
+        </w:tc>
+        <w:tc>
+          <w:tcPr>
+            <w:tcW w:type="dxa" w:w="620"/>
+            <w:tcBorders>
+              <w:top w:val="single" w:color="C9D0DC" w:sz="4"/>
+              <w:left w:val="single" w:color="C9D0DC" w:sz="4"/>
+              <w:bottom w:val="single" w:color="C9D0DC" w:sz="4"/>
+              <w:right w:val="single" w:color="C9D0DC" w:sz="4"/>
+            </w:tcBorders>
+            <w:tcMar>
+              <w:top w:type="dxa" w:w="70"/>
+              <w:left w:type="dxa" w:w="100"/>
+              <w:bottom w:type="dxa" w:w="70"/>
+              <w:right w:type="dxa" w:w="100"/>
+            </w:tcMar>
+            <w:vAlign w:val="center"/>
+          </w:tcPr>
+          <w:p>
+            <w:pPr>
+              <w:spacing w:after="0" w:before="0" w:line="264"/>
+              <w:jc w:val="center"/>
+            </w:pPr>
+            <w:r>
+              <w:rPr>
+                <w:rFonts w:ascii="Arial" w:cs="Arial" w:eastAsia="Arial" w:hAnsi="Arial"/>
+                <w:sz w:val="30"/>
+                <w:szCs w:val="30"/>
+              </w:rPr>
+              <w:t xml:space="preserve">☐</w:t>
+            </w:r>
+          </w:p>
+        </w:tc>
+        <w:tc>
+          <w:tcPr>
+            <w:tcW w:type="dxa" w:w="620"/>
+            <w:tcBorders>
+              <w:top w:val="single" w:color="C9D0DC" w:sz="4"/>
+              <w:left w:val="single" w:color="C9D0DC" w:sz="4"/>
+              <w:bottom w:val="single" w:color="C9D0DC" w:sz="4"/>
+              <w:right w:val="single" w:color="C9D0DC" w:sz="4"/>
+            </w:tcBorders>
+            <w:tcMar>
+              <w:top w:type="dxa" w:w="70"/>
+              <w:left w:type="dxa" w:w="100"/>
+              <w:bottom w:type="dxa" w:w="70"/>
+              <w:right w:type="dxa" w:w="100"/>
+            </w:tcMar>
+            <w:vAlign w:val="center"/>
+          </w:tcPr>
+          <w:p>
+            <w:pPr>
+              <w:spacing w:after="0" w:before="0" w:line="264"/>
+              <w:jc w:val="center"/>
+            </w:pPr>
+            <w:r>
+              <w:rPr>
+                <w:rFonts w:ascii="Arial" w:cs="Arial" w:eastAsia="Arial" w:hAnsi="Arial"/>
+                <w:sz w:val="30"/>
+                <w:szCs w:val="30"/>
+              </w:rPr>
+              <w:t xml:space="preserve">☐</w:t>
+            </w:r>
+          </w:p>
+        </w:tc>
+        <w:tc>
+          <w:tcPr>
+            <w:tcW w:type="dxa" w:w="620"/>
+            <w:tcBorders>
+              <w:top w:val="single" w:color="C9D0DC" w:sz="4"/>
+              <w:left w:val="single" w:color="C9D0DC" w:sz="4"/>
+              <w:bottom w:val="single" w:color="C9D0DC" w:sz="4"/>
+              <w:right w:val="single" w:color="C9D0DC" w:sz="4"/>
+            </w:tcBorders>
+            <w:tcMar>
+              <w:top w:type="dxa" w:w="70"/>
+              <w:left w:type="dxa" w:w="100"/>
+              <w:bottom w:type="dxa" w:w="70"/>
+              <w:right w:type="dxa" w:w="100"/>
+            </w:tcMar>
+            <w:vAlign w:val="center"/>
+          </w:tcPr>
+          <w:p>
+            <w:pPr>
+              <w:spacing w:after="0" w:before="0" w:line="264"/>
+              <w:jc w:val="center"/>
+            </w:pPr>
+            <w:r>
+              <w:rPr>
+                <w:rFonts w:ascii="Arial" w:cs="Arial" w:eastAsia="Arial" w:hAnsi="Arial"/>
+                <w:sz w:val="30"/>
+                <w:szCs w:val="30"/>
+              </w:rPr>
+              <w:t xml:space="preserve">☐</w:t>
+            </w:r>
+          </w:p>
+        </w:tc>
+        <w:tc>
+          <w:tcPr>
+            <w:tcW w:type="dxa" w:w="2040"/>
+            <w:tcBorders>
+              <w:top w:val="single" w:color="C9D0DC" w:sz="4"/>
+              <w:left w:val="single" w:color="C9D0DC" w:sz="4"/>
+              <w:bottom w:val="single" w:color="C9D0DC" w:sz="4"/>
+              <w:right w:val="single" w:color="C9D0DC" w:sz="4"/>
+            </w:tcBorders>
+            <w:tcMar>
+              <w:top w:type="dxa" w:w="70"/>
+              <w:left w:type="dxa" w:w="100"/>
+              <w:bottom w:type="dxa" w:w="70"/>
+              <w:right w:type="dxa" w:w="100"/>
+            </w:tcMar>
+            <w:vAlign w:val="top"/>
+          </w:tcPr>
+          <w:p>
+            <w:pPr>
+              <w:spacing w:after="0" w:before="0" w:line="264"/>
+            </w:pPr>
+            <w:r>
+              <w:rPr>
+                <w:rFonts w:ascii="Arial" w:cs="Arial" w:eastAsia="Arial" w:hAnsi="Arial"/>
+                <w:sz w:val="19"/>
+                <w:szCs w:val="19"/>
+              </w:rPr>
+              <w:t xml:space="preserve"> </w:t>
+            </w:r>
+          </w:p>
+        </w:tc>
+      </w:tr>
+      <w:tr>
+        <w:trPr>
+          <w:cantSplit/>
+        </w:trPr>
+        <w:tc>
+          <w:tcPr>
+            <w:tcW w:type="dxa" w:w="860"/>
+            <w:tcBorders>
+              <w:top w:val="single" w:color="C9D0DC" w:sz="4"/>
+              <w:left w:val="single" w:color="C9D0DC" w:sz="4"/>
+              <w:bottom w:val="single" w:color="C9D0DC" w:sz="4"/>
+              <w:right w:val="single" w:color="C9D0DC" w:sz="4"/>
+            </w:tcBorders>
+            <w:tcMar>
+              <w:top w:type="dxa" w:w="70"/>
+              <w:left w:type="dxa" w:w="100"/>
+              <w:bottom w:type="dxa" w:w="70"/>
+              <w:right w:type="dxa" w:w="100"/>
+            </w:tcMar>
+            <w:vAlign w:val="top"/>
+          </w:tcPr>
+          <w:p>
+            <w:pPr>
+              <w:spacing w:after="0" w:before="0" w:line="264"/>
+            </w:pPr>
+            <w:r>
+              <w:rPr>
+                <w:rFonts w:ascii="Arial" w:cs="Arial" w:eastAsia="Arial" w:hAnsi="Arial"/>
+                <w:b/>
+                <w:bCs/>
+                <w:color w:val="5B6477"/>
+                <w:sz w:val="16"/>
+                <w:szCs w:val="16"/>
+              </w:rPr>
+              <w:t xml:space="preserve">SA-CARD</w:t>
+            </w:r>
+          </w:p>
+        </w:tc>
+        <w:tc>
+          <w:tcPr>
+            <w:tcW w:type="dxa" w:w="5480"/>
+            <w:tcBorders>
+              <w:top w:val="single" w:color="C9D0DC" w:sz="4"/>
+              <w:left w:val="single" w:color="C9D0DC" w:sz="4"/>
+              <w:bottom w:val="single" w:color="C9D0DC" w:sz="4"/>
+              <w:right w:val="single" w:color="C9D0DC" w:sz="4"/>
+            </w:tcBorders>
+            <w:tcMar>
+              <w:top w:type="dxa" w:w="70"/>
+              <w:left w:type="dxa" w:w="100"/>
+              <w:bottom w:type="dxa" w:w="70"/>
+              <w:right w:type="dxa" w:w="100"/>
+            </w:tcMar>
+            <w:vAlign w:val="top"/>
+          </w:tcPr>
+          <w:p>
+            <w:pPr>
+              <w:spacing w:after="40" w:before="0" w:line="264"/>
+            </w:pPr>
+            <w:r>
+              <w:rPr>
+                <w:rFonts w:ascii="Arial" w:cs="Arial" w:eastAsia="Arial" w:hAnsi="Arial"/>
+                <w:b/>
+                <w:bCs/>
+                <w:sz w:val="20"/>
+                <w:szCs w:val="20"/>
+              </w:rPr>
+              <w:t xml:space="preserve">Card amount different from the total</w:t>
+            </w:r>
+          </w:p>
+          <w:p>
+            <w:pPr>
+              <w:spacing w:after="40" w:before="0" w:line="264"/>
+            </w:pPr>
+            <w:r>
+              <w:rPr>
+                <w:rFonts w:ascii="Arial" w:cs="Arial" w:eastAsia="Arial" w:hAnsi="Arial"/>
+                <w:i/>
+                <w:iCs/>
+                <w:color w:val="5B6477"/>
+                <w:sz w:val="15"/>
+                <w:szCs w:val="15"/>
+              </w:rPr>
+              <w:t xml:space="preserve">Flow F46 · Editable online income, card amount and card remittance</w:t>
+            </w:r>
+          </w:p>
+          <w:p>
+            <w:pPr>
+              <w:spacing w:after="20" w:before="0" w:line="264"/>
+            </w:pPr>
+            <w:r>
+              <w:rPr>
+                <w:rFonts w:ascii="Arial" w:cs="Arial" w:eastAsia="Arial" w:hAnsi="Arial"/>
+                <w:color w:val="5B6477"/>
+                <w:sz w:val="19"/>
+                <w:szCs w:val="19"/>
+              </w:rPr>
+              <w:t xml:space="preserve">1.  </w:t>
+            </w:r>
+            <w:r>
+              <w:rPr>
+                <w:rFonts w:ascii="Arial" w:cs="Arial" w:eastAsia="Arial" w:hAnsi="Arial"/>
+                <w:sz w:val="19"/>
+                <w:szCs w:val="19"/>
+              </w:rPr>
+              <w:t xml:space="preserve">New Sale → Credit card → fill MID, slip, approval, batch and upload the slip.</w:t>
+            </w:r>
+          </w:p>
+          <w:p>
+            <w:pPr>
+              <w:spacing w:after="20" w:before="0" w:line="264"/>
+            </w:pPr>
+            <w:r>
+              <w:rPr>
+                <w:rFonts w:ascii="Arial" w:cs="Arial" w:eastAsia="Arial" w:hAnsi="Arial"/>
+                <w:color w:val="5B6477"/>
+                <w:sz w:val="19"/>
+                <w:szCs w:val="19"/>
+              </w:rPr>
+              <w:t xml:space="preserve">2.  </w:t>
+            </w:r>
+            <w:r>
+              <w:rPr>
+                <w:rFonts w:ascii="Arial" w:cs="Arial" w:eastAsia="Arial" w:hAnsi="Arial"/>
+                <w:sz w:val="19"/>
+                <w:szCs w:val="19"/>
+              </w:rPr>
+              <w:t xml:space="preserve">Type an Amount charged on the card that differs from the total; the reason box appears.</w:t>
+            </w:r>
+          </w:p>
+          <w:p>
+            <w:pPr>
+              <w:spacing w:after="20" w:before="0" w:line="264"/>
+            </w:pPr>
+            <w:r>
+              <w:rPr>
+                <w:rFonts w:ascii="Arial" w:cs="Arial" w:eastAsia="Arial" w:hAnsi="Arial"/>
+                <w:color w:val="5B6477"/>
+                <w:sz w:val="19"/>
+                <w:szCs w:val="19"/>
+              </w:rPr>
+              <w:t xml:space="preserve">3.  </w:t>
+            </w:r>
+            <w:r>
+              <w:rPr>
+                <w:rFonts w:ascii="Arial" w:cs="Arial" w:eastAsia="Arial" w:hAnsi="Arial"/>
+                <w:sz w:val="19"/>
+                <w:szCs w:val="19"/>
+              </w:rPr>
+              <w:t xml:space="preserve">Review and save.</w:t>
+            </w:r>
+          </w:p>
+          <w:p>
+            <w:pPr>
+              <w:spacing w:after="0" w:before="60" w:line="264"/>
+            </w:pPr>
+            <w:r>
+              <w:rPr>
+                <w:rFonts w:ascii="Arial" w:cs="Arial" w:eastAsia="Arial" w:hAnsi="Arial"/>
+                <w:b/>
+                <w:bCs/>
+                <w:color w:val="0B1F3A"/>
+                <w:sz w:val="19"/>
+                <w:szCs w:val="19"/>
+              </w:rPr>
+              <w:t xml:space="preserve">You should see: </w:t>
+            </w:r>
+            <w:r>
+              <w:rPr>
+                <w:rFonts w:ascii="Arial" w:cs="Arial" w:eastAsia="Arial" w:hAnsi="Arial"/>
+                <w:sz w:val="19"/>
+                <w:szCs w:val="19"/>
+              </w:rPr>
+              <w:t xml:space="preserve">Saving without a reason is refused. The review shows what was charged on the card. The Daily Sales Report shows Card surcharge / rounding.</w:t>
             </w:r>
           </w:p>
         </w:tc>
@@ -20621,7 +20926,7 @@
                 <w:sz w:val="17"/>
                 <w:szCs w:val="17"/>
               </w:rPr>
-              <w:t xml:space="preserve">Passed (of 72)</w:t>
+              <w:t xml:space="preserve">Passed (of 73)</w:t>
             </w:r>
           </w:p>
         </w:tc>

--- a/docs/acceptance-test/per-user/09-sales.westave.docx
+++ b/docs/acceptance-test/per-user/09-sales.westave.docx
@@ -117,7 +117,7 @@
           <w:sz w:val="18"/>
           <w:szCs w:val="18"/>
         </w:rPr>
-        <w:t xml:space="preserve">  ·  73 checks</w:t>
+        <w:t xml:space="preserve">  ·  75 checks</w:t>
       </w:r>
     </w:p>
     <w:tbl>
@@ -1785,7 +1785,7 @@
                 <w:sz w:val="16"/>
                 <w:szCs w:val="16"/>
               </w:rPr>
-              <w:t xml:space="preserve">SA-01</w:t>
+              <w:t xml:space="preserve">CM-SRCH</w:t>
             </w:r>
           </w:p>
         </w:tc>
@@ -1818,7 +1818,7 @@
                 <w:sz w:val="20"/>
                 <w:szCs w:val="20"/>
               </w:rPr>
-              <w:t xml:space="preserve">Branch dashboard</w:t>
+              <w:t xml:space="preserve">Dashboard search and Stock on Hand layout</w:t>
             </w:r>
           </w:p>
           <w:p>
@@ -1840,7 +1840,29 @@
                 <w:sz w:val="19"/>
                 <w:szCs w:val="19"/>
               </w:rPr>
-              <w:t xml:space="preserve">Open the Dashboard.</w:t>
+              <w:t xml:space="preserve">Dashboard → type part of a screen name in the search box.</w:t>
+            </w:r>
+          </w:p>
+          <w:p>
+            <w:pPr>
+              <w:spacing w:after="20" w:before="0" w:line="264"/>
+            </w:pPr>
+            <w:r>
+              <w:rPr>
+                <w:rFonts w:ascii="Arial" w:cs="Arial" w:eastAsia="Arial" w:hAnsi="Arial"/>
+                <w:color w:val="5B6477"/>
+                <w:sz w:val="19"/>
+                <w:szCs w:val="19"/>
+              </w:rPr>
+              <w:t xml:space="preserve">2.  </w:t>
+            </w:r>
+            <w:r>
+              <w:rPr>
+                <w:rFonts w:ascii="Arial" w:cs="Arial" w:eastAsia="Arial" w:hAnsi="Arial"/>
+                <w:sz w:val="19"/>
+                <w:szCs w:val="19"/>
+              </w:rPr>
+              <w:t xml:space="preserve">Stock on Hand → look at an item with several flavors or expiry dates (if your account sees stock).</w:t>
             </w:r>
           </w:p>
           <w:p>
@@ -1864,7 +1886,7 @@
                 <w:sz w:val="19"/>
                 <w:szCs w:val="19"/>
               </w:rPr>
-              <w:t xml:space="preserve">Today's sales by payment type (cash, online, card, AR…), cash on hand, weekly count, discrepancies and charges. Only your branch.</w:t>
+              <w:t xml:space="preserve">The matching screens are listed. Flavors and expiry dates are shown as labelled rows with their quantity.</w:t>
             </w:r>
           </w:p>
         </w:tc>
@@ -2030,7 +2052,7 @@
                 <w:sz w:val="16"/>
                 <w:szCs w:val="16"/>
               </w:rPr>
-              <w:t xml:space="preserve">SA-02</w:t>
+              <w:t xml:space="preserve">SA-01</w:t>
             </w:r>
           </w:p>
         </w:tc>
@@ -2063,23 +2085,7 @@
                 <w:sz w:val="20"/>
                 <w:szCs w:val="20"/>
               </w:rPr>
-              <w:t xml:space="preserve">Walk-in cash sale</w:t>
-            </w:r>
-          </w:p>
-          <w:p>
-            <w:pPr>
-              <w:spacing w:after="40" w:before="0" w:line="264"/>
-            </w:pPr>
-            <w:r>
-              <w:rPr>
-                <w:rFonts w:ascii="Arial" w:cs="Arial" w:eastAsia="Arial" w:hAnsi="Arial"/>
-                <w:i/>
-                <w:iCs/>
-                <w:color w:val="5B6477"/>
-                <w:sz w:val="15"/>
-                <w:szCs w:val="15"/>
-              </w:rPr>
-              <w:t xml:space="preserve">Flow F4 · Selling and special prices</w:t>
+              <w:t xml:space="preserve">Branch dashboard</w:t>
             </w:r>
           </w:p>
           <w:p>
@@ -2101,7 +2107,7 @@
                 <w:sz w:val="19"/>
                 <w:szCs w:val="19"/>
               </w:rPr>
-              <w:t xml:space="preserve">New Sale → DR/SI no., Walk-in, Cash → add an item → Save sale.</w:t>
+              <w:t xml:space="preserve">Open the Dashboard.</w:t>
             </w:r>
           </w:p>
           <w:p>
@@ -2125,7 +2131,7 @@
                 <w:sz w:val="19"/>
                 <w:szCs w:val="19"/>
               </w:rPr>
-              <w:t xml:space="preserve">Stock drops at once. Today's cash on the dashboard goes up.</w:t>
+              <w:t xml:space="preserve">Today's sales by payment type (cash, online, card, AR…), cash on hand, weekly count, discrepancies and charges. Only your branch.</w:t>
             </w:r>
           </w:p>
         </w:tc>
@@ -2291,7 +2297,7 @@
                 <w:sz w:val="16"/>
                 <w:szCs w:val="16"/>
               </w:rPr>
-              <w:t xml:space="preserve">SA-03</w:t>
+              <w:t xml:space="preserve">SA-02</w:t>
             </w:r>
           </w:p>
         </w:tc>
@@ -2324,7 +2330,23 @@
                 <w:sz w:val="20"/>
                 <w:szCs w:val="20"/>
               </w:rPr>
-              <w:t xml:space="preserve">Delivery sale</w:t>
+              <w:t xml:space="preserve">Walk-in cash sale</w:t>
+            </w:r>
+          </w:p>
+          <w:p>
+            <w:pPr>
+              <w:spacing w:after="40" w:before="0" w:line="264"/>
+            </w:pPr>
+            <w:r>
+              <w:rPr>
+                <w:rFonts w:ascii="Arial" w:cs="Arial" w:eastAsia="Arial" w:hAnsi="Arial"/>
+                <w:i/>
+                <w:iCs/>
+                <w:color w:val="5B6477"/>
+                <w:sz w:val="15"/>
+                <w:szCs w:val="15"/>
+              </w:rPr>
+              <w:t xml:space="preserve">Flow F4 · Selling and special prices</w:t>
             </w:r>
           </w:p>
           <w:p>
@@ -2346,7 +2368,7 @@
                 <w:sz w:val="19"/>
                 <w:szCs w:val="19"/>
               </w:rPr>
-              <w:t xml:space="preserve">New Sale → Delivery, choose a rider, type the delivery fee → Save.</w:t>
+              <w:t xml:space="preserve">New Sale → DR/SI no., Walk-in, Cash → add an item → Save sale.</w:t>
             </w:r>
           </w:p>
           <w:p>
@@ -2370,7 +2392,7 @@
                 <w:sz w:val="19"/>
                 <w:szCs w:val="19"/>
               </w:rPr>
-              <w:t xml:space="preserve">Saved with rider and fee.</w:t>
+              <w:t xml:space="preserve">Stock drops at once. Today's cash on the dashboard goes up.</w:t>
             </w:r>
           </w:p>
         </w:tc>
@@ -2536,7 +2558,7 @@
                 <w:sz w:val="16"/>
                 <w:szCs w:val="16"/>
               </w:rPr>
-              <w:t xml:space="preserve">SA-04</w:t>
+              <w:t xml:space="preserve">SA-03</w:t>
             </w:r>
           </w:p>
         </w:tc>
@@ -2569,7 +2591,7 @@
                 <w:sz w:val="20"/>
                 <w:szCs w:val="20"/>
               </w:rPr>
-              <w:t xml:space="preserve">Online payment needs proof</w:t>
+              <w:t xml:space="preserve">Delivery sale</w:t>
             </w:r>
           </w:p>
           <w:p>
@@ -2591,29 +2613,7 @@
                 <w:sz w:val="19"/>
                 <w:szCs w:val="19"/>
               </w:rPr>
-              <w:t xml:space="preserve">New Sale → Online. Save without an account or screenshot.</w:t>
-            </w:r>
-          </w:p>
-          <w:p>
-            <w:pPr>
-              <w:spacing w:after="20" w:before="0" w:line="264"/>
-            </w:pPr>
-            <w:r>
-              <w:rPr>
-                <w:rFonts w:ascii="Arial" w:cs="Arial" w:eastAsia="Arial" w:hAnsi="Arial"/>
-                <w:color w:val="5B6477"/>
-                <w:sz w:val="19"/>
-                <w:szCs w:val="19"/>
-              </w:rPr>
-              <w:t xml:space="preserve">2.  </w:t>
-            </w:r>
-            <w:r>
-              <w:rPr>
-                <w:rFonts w:ascii="Arial" w:cs="Arial" w:eastAsia="Arial" w:hAnsi="Arial"/>
-                <w:sz w:val="19"/>
-                <w:szCs w:val="19"/>
-              </w:rPr>
-              <w:t xml:space="preserve">Choose Gcash (GWS), upload a screenshot → Save.</w:t>
+              <w:t xml:space="preserve">New Sale → Delivery, choose a rider, type the delivery fee → Save.</w:t>
             </w:r>
           </w:p>
           <w:p>
@@ -2637,7 +2637,7 @@
                 <w:sz w:val="19"/>
                 <w:szCs w:val="19"/>
               </w:rPr>
-              <w:t xml:space="preserve">Refused first; saved once the account and proof are given.</w:t>
+              <w:t xml:space="preserve">Saved with rider and fee.</w:t>
             </w:r>
           </w:p>
         </w:tc>
@@ -2803,7 +2803,7 @@
                 <w:sz w:val="16"/>
                 <w:szCs w:val="16"/>
               </w:rPr>
-              <w:t xml:space="preserve">SA-05</w:t>
+              <w:t xml:space="preserve">SA-04</w:t>
             </w:r>
           </w:p>
         </w:tc>
@@ -2836,23 +2836,7 @@
                 <w:sz w:val="20"/>
                 <w:szCs w:val="20"/>
               </w:rPr>
-              <w:t xml:space="preserve">Special price</w:t>
-            </w:r>
-          </w:p>
-          <w:p>
-            <w:pPr>
-              <w:spacing w:after="40" w:before="0" w:line="264"/>
-            </w:pPr>
-            <w:r>
-              <w:rPr>
-                <w:rFonts w:ascii="Arial" w:cs="Arial" w:eastAsia="Arial" w:hAnsi="Arial"/>
-                <w:i/>
-                <w:iCs/>
-                <w:color w:val="5B6477"/>
-                <w:sz w:val="15"/>
-                <w:szCs w:val="15"/>
-              </w:rPr>
-              <w:t xml:space="preserve">Flow F4 · Selling and special prices</w:t>
+              <w:t xml:space="preserve">Online payment needs proof</w:t>
             </w:r>
           </w:p>
           <w:p>
@@ -2874,7 +2858,29 @@
                 <w:sz w:val="19"/>
                 <w:szCs w:val="19"/>
               </w:rPr>
-              <w:t xml:space="preserve">New Sale → lower a price below the list price → Save.</w:t>
+              <w:t xml:space="preserve">New Sale → Online. Save without an account or screenshot.</w:t>
+            </w:r>
+          </w:p>
+          <w:p>
+            <w:pPr>
+              <w:spacing w:after="20" w:before="0" w:line="264"/>
+            </w:pPr>
+            <w:r>
+              <w:rPr>
+                <w:rFonts w:ascii="Arial" w:cs="Arial" w:eastAsia="Arial" w:hAnsi="Arial"/>
+                <w:color w:val="5B6477"/>
+                <w:sz w:val="19"/>
+                <w:szCs w:val="19"/>
+              </w:rPr>
+              <w:t xml:space="preserve">2.  </w:t>
+            </w:r>
+            <w:r>
+              <w:rPr>
+                <w:rFonts w:ascii="Arial" w:cs="Arial" w:eastAsia="Arial" w:hAnsi="Arial"/>
+                <w:sz w:val="19"/>
+                <w:szCs w:val="19"/>
+              </w:rPr>
+              <w:t xml:space="preserve">Choose Gcash (GWS), upload a screenshot → Save.</w:t>
             </w:r>
           </w:p>
           <w:p>
@@ -2898,7 +2904,7 @@
                 <w:sz w:val="19"/>
                 <w:szCs w:val="19"/>
               </w:rPr>
-              <w:t xml:space="preserve">Saved, and the Owner gets a Special price approval. You never see cost.</w:t>
+              <w:t xml:space="preserve">Refused first; saved once the account and proof are given.</w:t>
             </w:r>
           </w:p>
         </w:tc>
@@ -3064,7 +3070,7 @@
                 <w:sz w:val="16"/>
                 <w:szCs w:val="16"/>
               </w:rPr>
-              <w:t xml:space="preserve">SA-06</w:t>
+              <w:t xml:space="preserve">SA-05</w:t>
             </w:r>
           </w:p>
         </w:tc>
@@ -3097,7 +3103,7 @@
                 <w:sz w:val="20"/>
                 <w:szCs w:val="20"/>
               </w:rPr>
-              <w:t xml:space="preserve">Credit sale, with and without PDC</w:t>
+              <w:t xml:space="preserve">Special price</w:t>
             </w:r>
           </w:p>
           <w:p>
@@ -3113,7 +3119,7 @@
                 <w:sz w:val="15"/>
                 <w:szCs w:val="15"/>
               </w:rPr>
-              <w:t xml:space="preserve">Flow F5 · Credit sale and collection</w:t>
+              <w:t xml:space="preserve">Flow F4 · Selling and special prices</w:t>
             </w:r>
           </w:p>
           <w:p>
@@ -3135,51 +3141,7 @@
                 <w:sz w:val="19"/>
                 <w:szCs w:val="19"/>
               </w:rPr>
-              <w:t xml:space="preserve">New Sale → payment AR / PDC → press Dealer, then Franchisee.</w:t>
-            </w:r>
-          </w:p>
-          <w:p>
-            <w:pPr>
-              <w:spacing w:after="20" w:before="0" w:line="264"/>
-            </w:pPr>
-            <w:r>
-              <w:rPr>
-                <w:rFonts w:ascii="Arial" w:cs="Arial" w:eastAsia="Arial" w:hAnsi="Arial"/>
-                <w:color w:val="5B6477"/>
-                <w:sz w:val="19"/>
-                <w:szCs w:val="19"/>
-              </w:rPr>
-              <w:t xml:space="preserve">2.  </w:t>
-            </w:r>
-            <w:r>
-              <w:rPr>
-                <w:rFonts w:ascii="Arial" w:cs="Arial" w:eastAsia="Arial" w:hAnsi="Arial"/>
-                <w:sz w:val="19"/>
-                <w:szCs w:val="19"/>
-              </w:rPr>
-              <w:t xml:space="preserve">Pick a dealer, type the due date, leave 'There is a PDC' unticked → Save.</w:t>
-            </w:r>
-          </w:p>
-          <w:p>
-            <w:pPr>
-              <w:spacing w:after="20" w:before="0" w:line="264"/>
-            </w:pPr>
-            <w:r>
-              <w:rPr>
-                <w:rFonts w:ascii="Arial" w:cs="Arial" w:eastAsia="Arial" w:hAnsi="Arial"/>
-                <w:color w:val="5B6477"/>
-                <w:sz w:val="19"/>
-                <w:szCs w:val="19"/>
-              </w:rPr>
-              <w:t xml:space="preserve">3.  </w:t>
-            </w:r>
-            <w:r>
-              <w:rPr>
-                <w:rFonts w:ascii="Arial" w:cs="Arial" w:eastAsia="Arial" w:hAnsi="Arial"/>
-                <w:sz w:val="19"/>
-                <w:szCs w:val="19"/>
-              </w:rPr>
-              <w:t xml:space="preserve">Another credit sale: tick 'There is a PDC' and try to save without cheque no.</w:t>
+              <w:t xml:space="preserve">New Sale → lower a price below the list price → Save.</w:t>
             </w:r>
           </w:p>
           <w:p>
@@ -3203,7 +3165,7 @@
                 <w:sz w:val="19"/>
                 <w:szCs w:val="19"/>
               </w:rPr>
-              <w:t xml:space="preserve">Dealer lists only dealers; Franchisee only franchisees. Without the tick no cheque is asked. With the tick, bank, cheque no. and date are required.</w:t>
+              <w:t xml:space="preserve">Saved, and the Owner gets a Special price approval. You never see cost.</w:t>
             </w:r>
           </w:p>
         </w:tc>
@@ -3369,7 +3331,7 @@
                 <w:sz w:val="16"/>
                 <w:szCs w:val="16"/>
               </w:rPr>
-              <w:t xml:space="preserve">SA-07</w:t>
+              <w:t xml:space="preserve">SA-06</w:t>
             </w:r>
           </w:p>
         </w:tc>
@@ -3402,7 +3364,23 @@
                 <w:sz w:val="20"/>
                 <w:szCs w:val="20"/>
               </w:rPr>
-              <w:t xml:space="preserve">Incentive paid from the sale</w:t>
+              <w:t xml:space="preserve">Credit sale, with and without PDC</w:t>
+            </w:r>
+          </w:p>
+          <w:p>
+            <w:pPr>
+              <w:spacing w:after="40" w:before="0" w:line="264"/>
+            </w:pPr>
+            <w:r>
+              <w:rPr>
+                <w:rFonts w:ascii="Arial" w:cs="Arial" w:eastAsia="Arial" w:hAnsi="Arial"/>
+                <w:i/>
+                <w:iCs/>
+                <w:color w:val="5B6477"/>
+                <w:sz w:val="15"/>
+                <w:szCs w:val="15"/>
+              </w:rPr>
+              <w:t xml:space="preserve">Flow F5 · Credit sale and collection</w:t>
             </w:r>
           </w:p>
           <w:p>
@@ -3424,7 +3402,7 @@
                 <w:sz w:val="19"/>
                 <w:szCs w:val="19"/>
               </w:rPr>
-              <w:t xml:space="preserve">New Sale → + Add incentive expense (sales, ₱50) → Save.</w:t>
+              <w:t xml:space="preserve">New Sale → payment AR / PDC → press Dealer, then Franchisee.</w:t>
             </w:r>
           </w:p>
           <w:p>
@@ -3446,7 +3424,29 @@
                 <w:sz w:val="19"/>
                 <w:szCs w:val="19"/>
               </w:rPr>
-              <w:t xml:space="preserve">Open Daily Close &amp; Deposit.</w:t>
+              <w:t xml:space="preserve">Pick a dealer, type the due date, leave 'There is a PDC' unticked → Save.</w:t>
+            </w:r>
+          </w:p>
+          <w:p>
+            <w:pPr>
+              <w:spacing w:after="20" w:before="0" w:line="264"/>
+            </w:pPr>
+            <w:r>
+              <w:rPr>
+                <w:rFonts w:ascii="Arial" w:cs="Arial" w:eastAsia="Arial" w:hAnsi="Arial"/>
+                <w:color w:val="5B6477"/>
+                <w:sz w:val="19"/>
+                <w:szCs w:val="19"/>
+              </w:rPr>
+              <w:t xml:space="preserve">3.  </w:t>
+            </w:r>
+            <w:r>
+              <w:rPr>
+                <w:rFonts w:ascii="Arial" w:cs="Arial" w:eastAsia="Arial" w:hAnsi="Arial"/>
+                <w:sz w:val="19"/>
+                <w:szCs w:val="19"/>
+              </w:rPr>
+              <w:t xml:space="preserve">Another credit sale: tick 'There is a PDC' and try to save without cheque no.</w:t>
             </w:r>
           </w:p>
           <w:p>
@@ -3470,7 +3470,7 @@
                 <w:sz w:val="19"/>
                 <w:szCs w:val="19"/>
               </w:rPr>
-              <w:t xml:space="preserve">Expected cash is ₱50 lower and the incentive shows as a branch expense.</w:t>
+              <w:t xml:space="preserve">Dealer lists only dealers; Franchisee only franchisees. Without the tick no cheque is asked. With the tick, bank, cheque no. and date are required.</w:t>
             </w:r>
           </w:p>
         </w:tc>
@@ -3636,7 +3636,7 @@
                 <w:sz w:val="16"/>
                 <w:szCs w:val="16"/>
               </w:rPr>
-              <w:t xml:space="preserve">SA-08</w:t>
+              <w:t xml:space="preserve">SA-07</w:t>
             </w:r>
           </w:p>
         </w:tc>
@@ -3669,7 +3669,7 @@
                 <w:sz w:val="20"/>
                 <w:szCs w:val="20"/>
               </w:rPr>
-              <w:t xml:space="preserve">Void before the report</w:t>
+              <w:t xml:space="preserve">Incentive paid from the sale</w:t>
             </w:r>
           </w:p>
           <w:p>
@@ -3691,7 +3691,29 @@
                 <w:sz w:val="19"/>
                 <w:szCs w:val="19"/>
               </w:rPr>
-              <w:t xml:space="preserve">Sales List → open today's sale → Void with a reason.</w:t>
+              <w:t xml:space="preserve">New Sale → + Add incentive expense (sales, ₱50) → Save.</w:t>
+            </w:r>
+          </w:p>
+          <w:p>
+            <w:pPr>
+              <w:spacing w:after="20" w:before="0" w:line="264"/>
+            </w:pPr>
+            <w:r>
+              <w:rPr>
+                <w:rFonts w:ascii="Arial" w:cs="Arial" w:eastAsia="Arial" w:hAnsi="Arial"/>
+                <w:color w:val="5B6477"/>
+                <w:sz w:val="19"/>
+                <w:szCs w:val="19"/>
+              </w:rPr>
+              <w:t xml:space="preserve">2.  </w:t>
+            </w:r>
+            <w:r>
+              <w:rPr>
+                <w:rFonts w:ascii="Arial" w:cs="Arial" w:eastAsia="Arial" w:hAnsi="Arial"/>
+                <w:sz w:val="19"/>
+                <w:szCs w:val="19"/>
+              </w:rPr>
+              <w:t xml:space="preserve">Open Daily Close &amp; Deposit.</w:t>
             </w:r>
           </w:p>
           <w:p>
@@ -3715,7 +3737,7 @@
                 <w:sz w:val="19"/>
                 <w:szCs w:val="19"/>
               </w:rPr>
-              <w:t xml:space="preserve">The sale is voided and the stock returns.</w:t>
+              <w:t xml:space="preserve">Expected cash is ₱50 lower and the incentive shows as a branch expense.</w:t>
             </w:r>
           </w:p>
         </w:tc>
@@ -3881,7 +3903,7 @@
                 <w:sz w:val="16"/>
                 <w:szCs w:val="16"/>
               </w:rPr>
-              <w:t xml:space="preserve">SA-09</w:t>
+              <w:t xml:space="preserve">SA-08</w:t>
             </w:r>
           </w:p>
         </w:tc>
@@ -3914,23 +3936,7 @@
                 <w:sz w:val="20"/>
                 <w:szCs w:val="20"/>
               </w:rPr>
-              <w:t xml:space="preserve">Request stock</w:t>
-            </w:r>
-          </w:p>
-          <w:p>
-            <w:pPr>
-              <w:spacing w:after="40" w:before="0" w:line="264"/>
-            </w:pPr>
-            <w:r>
-              <w:rPr>
-                <w:rFonts w:ascii="Arial" w:cs="Arial" w:eastAsia="Arial" w:hAnsi="Arial"/>
-                <w:i/>
-                <w:iCs/>
-                <w:color w:val="5B6477"/>
-                <w:sz w:val="15"/>
-                <w:szCs w:val="15"/>
-              </w:rPr>
-              <w:t xml:space="preserve">Flow F2 · Branch asks for stock and receives it</w:t>
+              <w:t xml:space="preserve">Void before the report</w:t>
             </w:r>
           </w:p>
           <w:p>
@@ -3952,7 +3958,7 @@
                 <w:sz w:val="19"/>
                 <w:szCs w:val="19"/>
               </w:rPr>
-              <w:t xml:space="preserve">Transfers &amp; Pull-outs → Request stock from the warehouse → items → Send.</w:t>
+              <w:t xml:space="preserve">Sales List → open today's sale → Void with a reason.</w:t>
             </w:r>
           </w:p>
           <w:p>
@@ -3976,7 +3982,7 @@
                 <w:sz w:val="19"/>
                 <w:szCs w:val="19"/>
               </w:rPr>
-              <w:t xml:space="preserve">The warehouse is notified. 'From' is fixed to your branch on your own pull-outs.</w:t>
+              <w:t xml:space="preserve">The sale is voided and the stock returns.</w:t>
             </w:r>
           </w:p>
         </w:tc>
@@ -4142,7 +4148,7 @@
                 <w:sz w:val="16"/>
                 <w:szCs w:val="16"/>
               </w:rPr>
-              <w:t xml:space="preserve">SA-10</w:t>
+              <w:t xml:space="preserve">SA-09</w:t>
             </w:r>
           </w:p>
         </w:tc>
@@ -4175,7 +4181,7 @@
                 <w:sz w:val="20"/>
                 <w:szCs w:val="20"/>
               </w:rPr>
-              <w:t xml:space="preserve">Receive a complete delivery</w:t>
+              <w:t xml:space="preserve">Request stock</w:t>
             </w:r>
           </w:p>
           <w:p>
@@ -4213,7 +4219,7 @@
                 <w:sz w:val="19"/>
                 <w:szCs w:val="19"/>
               </w:rPr>
-              <w:t xml:space="preserve">Open the incoming transfer → Tick all → Confirm receipt.</w:t>
+              <w:t xml:space="preserve">Transfers &amp; Pull-outs → Request stock from the warehouse → items → Send.</w:t>
             </w:r>
           </w:p>
           <w:p>
@@ -4237,7 +4243,7 @@
                 <w:sz w:val="19"/>
                 <w:szCs w:val="19"/>
               </w:rPr>
-              <w:t xml:space="preserve">The items are added to your stock.</w:t>
+              <w:t xml:space="preserve">The warehouse is notified. 'From' is fixed to your branch on your own pull-outs.</w:t>
             </w:r>
           </w:p>
         </w:tc>
@@ -4403,7 +4409,7 @@
                 <w:sz w:val="16"/>
                 <w:szCs w:val="16"/>
               </w:rPr>
-              <w:t xml:space="preserve">SA-11</w:t>
+              <w:t xml:space="preserve">SA-10</w:t>
             </w:r>
           </w:p>
         </w:tc>
@@ -4436,7 +4442,7 @@
                 <w:sz w:val="20"/>
                 <w:szCs w:val="20"/>
               </w:rPr>
-              <w:t xml:space="preserve">Receive with a difference</w:t>
+              <w:t xml:space="preserve">Receive a complete delivery</w:t>
             </w:r>
           </w:p>
           <w:p>
@@ -4452,7 +4458,7 @@
                 <w:sz w:val="15"/>
                 <w:szCs w:val="15"/>
               </w:rPr>
-              <w:t xml:space="preserve">Flow F3 · Transfer received with a different quantity</w:t>
+              <w:t xml:space="preserve">Flow F2 · Branch asks for stock and receives it</w:t>
             </w:r>
           </w:p>
           <w:p>
@@ -4474,51 +4480,7 @@
                 <w:sz w:val="19"/>
                 <w:szCs w:val="19"/>
               </w:rPr>
-              <w:t xml:space="preserve">Open the 2-piece transfer from the warehouse. Leave the line unticked, type 1 and 'only 1 in the box'.</w:t>
-            </w:r>
-          </w:p>
-          <w:p>
-            <w:pPr>
-              <w:spacing w:after="20" w:before="0" w:line="264"/>
-            </w:pPr>
-            <w:r>
-              <w:rPr>
-                <w:rFonts w:ascii="Arial" w:cs="Arial" w:eastAsia="Arial" w:hAnsi="Arial"/>
-                <w:color w:val="5B6477"/>
-                <w:sz w:val="19"/>
-                <w:szCs w:val="19"/>
-              </w:rPr>
-              <w:t xml:space="preserve">2.  </w:t>
-            </w:r>
-            <w:r>
-              <w:rPr>
-                <w:rFonts w:ascii="Arial" w:cs="Arial" w:eastAsia="Arial" w:hAnsi="Arial"/>
-                <w:sz w:val="19"/>
-                <w:szCs w:val="19"/>
-              </w:rPr>
-              <w:t xml:space="preserve">+ An item arrived that is not on the form → pick it, qty 1.</w:t>
-            </w:r>
-          </w:p>
-          <w:p>
-            <w:pPr>
-              <w:spacing w:after="20" w:before="0" w:line="264"/>
-            </w:pPr>
-            <w:r>
-              <w:rPr>
-                <w:rFonts w:ascii="Arial" w:cs="Arial" w:eastAsia="Arial" w:hAnsi="Arial"/>
-                <w:color w:val="5B6477"/>
-                <w:sz w:val="19"/>
-                <w:szCs w:val="19"/>
-              </w:rPr>
-              <w:t xml:space="preserve">3.  </w:t>
-            </w:r>
-            <w:r>
-              <w:rPr>
-                <w:rFonts w:ascii="Arial" w:cs="Arial" w:eastAsia="Arial" w:hAnsi="Arial"/>
-                <w:sz w:val="19"/>
-                <w:szCs w:val="19"/>
-              </w:rPr>
-              <w:t xml:space="preserve">Confirm receipt.</w:t>
+              <w:t xml:space="preserve">Open the incoming transfer → Tick all → Confirm receipt.</w:t>
             </w:r>
           </w:p>
           <w:p>
@@ -4542,7 +4504,7 @@
                 <w:sz w:val="19"/>
                 <w:szCs w:val="19"/>
               </w:rPr>
-              <w:t xml:space="preserve">Only what you received goes into stock. You are told of each step. After the decision, the -002 (and -003) forms show on the transfer.</w:t>
+              <w:t xml:space="preserve">The items are added to your stock.</w:t>
             </w:r>
           </w:p>
         </w:tc>
@@ -4708,7 +4670,7 @@
                 <w:sz w:val="16"/>
                 <w:szCs w:val="16"/>
               </w:rPr>
-              <w:t xml:space="preserve">SA-12</w:t>
+              <w:t xml:space="preserve">SA-11</w:t>
             </w:r>
           </w:p>
         </w:tc>
@@ -4741,7 +4703,7 @@
                 <w:sz w:val="20"/>
                 <w:szCs w:val="20"/>
               </w:rPr>
-              <w:t xml:space="preserve">Record a customer payment</w:t>
+              <w:t xml:space="preserve">Receive with a difference</w:t>
             </w:r>
           </w:p>
           <w:p>
@@ -4757,7 +4719,7 @@
                 <w:sz w:val="15"/>
                 <w:szCs w:val="15"/>
               </w:rPr>
-              <w:t xml:space="preserve">Flow F5 · Credit sale and collection</w:t>
+              <w:t xml:space="preserve">Flow F3 · Transfer received with a different quantity</w:t>
             </w:r>
           </w:p>
           <w:p>
@@ -4779,7 +4741,51 @@
                 <w:sz w:val="19"/>
                 <w:szCs w:val="19"/>
               </w:rPr>
-              <w:t xml:space="preserve">AR &amp; Collections → tick the invoice → amount, online, account, screenshot → Send.</w:t>
+              <w:t xml:space="preserve">Open the 2-piece transfer from the warehouse. Leave the line unticked, type 1 and 'only 1 in the box'.</w:t>
+            </w:r>
+          </w:p>
+          <w:p>
+            <w:pPr>
+              <w:spacing w:after="20" w:before="0" w:line="264"/>
+            </w:pPr>
+            <w:r>
+              <w:rPr>
+                <w:rFonts w:ascii="Arial" w:cs="Arial" w:eastAsia="Arial" w:hAnsi="Arial"/>
+                <w:color w:val="5B6477"/>
+                <w:sz w:val="19"/>
+                <w:szCs w:val="19"/>
+              </w:rPr>
+              <w:t xml:space="preserve">2.  </w:t>
+            </w:r>
+            <w:r>
+              <w:rPr>
+                <w:rFonts w:ascii="Arial" w:cs="Arial" w:eastAsia="Arial" w:hAnsi="Arial"/>
+                <w:sz w:val="19"/>
+                <w:szCs w:val="19"/>
+              </w:rPr>
+              <w:t xml:space="preserve">+ An item arrived that is not on the form → pick it, qty 1.</w:t>
+            </w:r>
+          </w:p>
+          <w:p>
+            <w:pPr>
+              <w:spacing w:after="20" w:before="0" w:line="264"/>
+            </w:pPr>
+            <w:r>
+              <w:rPr>
+                <w:rFonts w:ascii="Arial" w:cs="Arial" w:eastAsia="Arial" w:hAnsi="Arial"/>
+                <w:color w:val="5B6477"/>
+                <w:sz w:val="19"/>
+                <w:szCs w:val="19"/>
+              </w:rPr>
+              <w:t xml:space="preserve">3.  </w:t>
+            </w:r>
+            <w:r>
+              <w:rPr>
+                <w:rFonts w:ascii="Arial" w:cs="Arial" w:eastAsia="Arial" w:hAnsi="Arial"/>
+                <w:sz w:val="19"/>
+                <w:szCs w:val="19"/>
+              </w:rPr>
+              <w:t xml:space="preserve">Confirm receipt.</w:t>
             </w:r>
           </w:p>
           <w:p>
@@ -4803,7 +4809,7 @@
                 <w:sz w:val="19"/>
                 <w:szCs w:val="19"/>
               </w:rPr>
-              <w:t xml:space="preserve">It shows 'Waiting for Accounting'. If rejected, the notification gives the reason; fix and send again.</w:t>
+              <w:t xml:space="preserve">Only what you received goes into stock. You are told of each step. After the decision, the -002 (and -003) forms show on the transfer.</w:t>
             </w:r>
           </w:p>
         </w:tc>
@@ -4969,7 +4975,7 @@
                 <w:sz w:val="16"/>
                 <w:szCs w:val="16"/>
               </w:rPr>
-              <w:t xml:space="preserve">SA-13</w:t>
+              <w:t xml:space="preserve">SA-12</w:t>
             </w:r>
           </w:p>
         </w:tc>
@@ -5002,7 +5008,23 @@
                 <w:sz w:val="20"/>
                 <w:szCs w:val="20"/>
               </w:rPr>
-              <w:t xml:space="preserve">Receivables list</w:t>
+              <w:t xml:space="preserve">Record a customer payment</w:t>
+            </w:r>
+          </w:p>
+          <w:p>
+            <w:pPr>
+              <w:spacing w:after="40" w:before="0" w:line="264"/>
+            </w:pPr>
+            <w:r>
+              <w:rPr>
+                <w:rFonts w:ascii="Arial" w:cs="Arial" w:eastAsia="Arial" w:hAnsi="Arial"/>
+                <w:i/>
+                <w:iCs/>
+                <w:color w:val="5B6477"/>
+                <w:sz w:val="15"/>
+                <w:szCs w:val="15"/>
+              </w:rPr>
+              <w:t xml:space="preserve">Flow F5 · Credit sale and collection</w:t>
             </w:r>
           </w:p>
           <w:p>
@@ -5024,7 +5046,7 @@
                 <w:sz w:val="19"/>
                 <w:szCs w:val="19"/>
               </w:rPr>
-              <w:t xml:space="preserve">Dashboard and AR &amp; Collections.</w:t>
+              <w:t xml:space="preserve">AR &amp; Collections → tick the invoice → amount, online, account, screenshot → Send.</w:t>
             </w:r>
           </w:p>
           <w:p>
@@ -5048,7 +5070,7 @@
                 <w:sz w:val="19"/>
                 <w:szCs w:val="19"/>
               </w:rPr>
-              <w:t xml:space="preserve">Receivables nearest due first; overdue in red.</w:t>
+              <w:t xml:space="preserve">It shows 'Waiting for Accounting'. If rejected, the notification gives the reason; fix and send again.</w:t>
             </w:r>
           </w:p>
         </w:tc>
@@ -5214,7 +5236,7 @@
                 <w:sz w:val="16"/>
                 <w:szCs w:val="16"/>
               </w:rPr>
-              <w:t xml:space="preserve">SA-14</w:t>
+              <w:t xml:space="preserve">SA-13</w:t>
             </w:r>
           </w:p>
         </w:tc>
@@ -5247,23 +5269,7 @@
                 <w:sz w:val="20"/>
                 <w:szCs w:val="20"/>
               </w:rPr>
-              <w:t xml:space="preserve">Expense bigger than the cash on hand</w:t>
-            </w:r>
-          </w:p>
-          <w:p>
-            <w:pPr>
-              <w:spacing w:after="40" w:before="0" w:line="264"/>
-            </w:pPr>
-            <w:r>
-              <w:rPr>
-                <w:rFonts w:ascii="Arial" w:cs="Arial" w:eastAsia="Arial" w:hAnsi="Arial"/>
-                <w:i/>
-                <w:iCs/>
-                <w:color w:val="5B6477"/>
-                <w:sz w:val="15"/>
-                <w:szCs w:val="15"/>
-              </w:rPr>
-              <w:t xml:space="preserve">Flow F6 · Cash, daily close and deposit</w:t>
+              <w:t xml:space="preserve">Receivables list</w:t>
             </w:r>
           </w:p>
           <w:p>
@@ -5285,29 +5291,7 @@
                 <w:sz w:val="19"/>
                 <w:szCs w:val="19"/>
               </w:rPr>
-              <w:t xml:space="preserve">Expenses → Paid from Cash on hand → amount bigger than the cash on hand shown → Save.</w:t>
-            </w:r>
-          </w:p>
-          <w:p>
-            <w:pPr>
-              <w:spacing w:after="20" w:before="0" w:line="264"/>
-            </w:pPr>
-            <w:r>
-              <w:rPr>
-                <w:rFonts w:ascii="Arial" w:cs="Arial" w:eastAsia="Arial" w:hAnsi="Arial"/>
-                <w:color w:val="5B6477"/>
-                <w:sz w:val="19"/>
-                <w:szCs w:val="19"/>
-              </w:rPr>
-              <w:t xml:space="preserve">2.  </w:t>
-            </w:r>
-            <w:r>
-              <w:rPr>
-                <w:rFonts w:ascii="Arial" w:cs="Arial" w:eastAsia="Arial" w:hAnsi="Arial"/>
-                <w:sz w:val="19"/>
-                <w:szCs w:val="19"/>
-              </w:rPr>
-              <w:t xml:space="preserve">Press Pay from the cash fund.</w:t>
+              <w:t xml:space="preserve">Dashboard and AR &amp; Collections.</w:t>
             </w:r>
           </w:p>
           <w:p>
@@ -5331,7 +5315,7 @@
                 <w:sz w:val="19"/>
                 <w:szCs w:val="19"/>
               </w:rPr>
-              <w:t xml:space="preserve">A notice pops up and nothing is saved from cash on hand. Paying from the cash fund works.</w:t>
+              <w:t xml:space="preserve">Receivables nearest due first; overdue in red.</w:t>
             </w:r>
           </w:p>
         </w:tc>
@@ -5497,7 +5481,7 @@
                 <w:sz w:val="16"/>
                 <w:szCs w:val="16"/>
               </w:rPr>
-              <w:t xml:space="preserve">SA-15</w:t>
+              <w:t xml:space="preserve">SA-14</w:t>
             </w:r>
           </w:p>
         </w:tc>
@@ -5530,7 +5514,23 @@
                 <w:sz w:val="20"/>
                 <w:szCs w:val="20"/>
               </w:rPr>
-              <w:t xml:space="preserve">Replenish the cash fund</w:t>
+              <w:t xml:space="preserve">Expense bigger than the cash on hand</w:t>
+            </w:r>
+          </w:p>
+          <w:p>
+            <w:pPr>
+              <w:spacing w:after="40" w:before="0" w:line="264"/>
+            </w:pPr>
+            <w:r>
+              <w:rPr>
+                <w:rFonts w:ascii="Arial" w:cs="Arial" w:eastAsia="Arial" w:hAnsi="Arial"/>
+                <w:i/>
+                <w:iCs/>
+                <w:color w:val="5B6477"/>
+                <w:sz w:val="15"/>
+                <w:szCs w:val="15"/>
+              </w:rPr>
+              <w:t xml:space="preserve">Flow F6 · Cash, daily close and deposit</w:t>
             </w:r>
           </w:p>
           <w:p>
@@ -5552,7 +5552,29 @@
                 <w:sz w:val="19"/>
                 <w:szCs w:val="19"/>
               </w:rPr>
-              <w:t xml:space="preserve">Petty Cash Fund → Replenish from today's cash sales.</w:t>
+              <w:t xml:space="preserve">Expenses → Paid from Cash on hand → amount bigger than the cash on hand shown → Save.</w:t>
+            </w:r>
+          </w:p>
+          <w:p>
+            <w:pPr>
+              <w:spacing w:after="20" w:before="0" w:line="264"/>
+            </w:pPr>
+            <w:r>
+              <w:rPr>
+                <w:rFonts w:ascii="Arial" w:cs="Arial" w:eastAsia="Arial" w:hAnsi="Arial"/>
+                <w:color w:val="5B6477"/>
+                <w:sz w:val="19"/>
+                <w:szCs w:val="19"/>
+              </w:rPr>
+              <w:t xml:space="preserve">2.  </w:t>
+            </w:r>
+            <w:r>
+              <w:rPr>
+                <w:rFonts w:ascii="Arial" w:cs="Arial" w:eastAsia="Arial" w:hAnsi="Arial"/>
+                <w:sz w:val="19"/>
+                <w:szCs w:val="19"/>
+              </w:rPr>
+              <w:t xml:space="preserve">Press Pay from the cash fund.</w:t>
             </w:r>
           </w:p>
           <w:p>
@@ -5576,7 +5598,7 @@
                 <w:sz w:val="19"/>
                 <w:szCs w:val="19"/>
               </w:rPr>
-              <w:t xml:space="preserve">The fund goes up and today's cash to deposit goes down.</w:t>
+              <w:t xml:space="preserve">A notice pops up and nothing is saved from cash on hand. Paying from the cash fund works.</w:t>
             </w:r>
           </w:p>
         </w:tc>
@@ -5742,7 +5764,7 @@
                 <w:sz w:val="16"/>
                 <w:szCs w:val="16"/>
               </w:rPr>
-              <w:t xml:space="preserve">SA-16</w:t>
+              <w:t xml:space="preserve">SA-15</w:t>
             </w:r>
           </w:p>
         </w:tc>
@@ -5775,23 +5797,7 @@
                 <w:sz w:val="20"/>
                 <w:szCs w:val="20"/>
               </w:rPr>
-              <w:t xml:space="preserve">Weekly count sheet with the day's movements</w:t>
-            </w:r>
-          </w:p>
-          <w:p>
-            <w:pPr>
-              <w:spacing w:after="40" w:before="0" w:line="264"/>
-            </w:pPr>
-            <w:r>
-              <w:rPr>
-                <w:rFonts w:ascii="Arial" w:cs="Arial" w:eastAsia="Arial" w:hAnsi="Arial"/>
-                <w:i/>
-                <w:iCs/>
-                <w:color w:val="5B6477"/>
-                <w:sz w:val="15"/>
-                <w:szCs w:val="15"/>
-              </w:rPr>
-              <w:t xml:space="preserve">Flow F7 · Weekly count and discrepancy</w:t>
+              <w:t xml:space="preserve">Replenish the cash fund</w:t>
             </w:r>
           </w:p>
           <w:p>
@@ -5813,29 +5819,7 @@
                 <w:sz w:val="19"/>
                 <w:szCs w:val="19"/>
               </w:rPr>
-              <w:t xml:space="preserve">Stock Counts → Start my weekly count sheet.</w:t>
-            </w:r>
-          </w:p>
-          <w:p>
-            <w:pPr>
-              <w:spacing w:after="20" w:before="0" w:line="264"/>
-            </w:pPr>
-            <w:r>
-              <w:rPr>
-                <w:rFonts w:ascii="Arial" w:cs="Arial" w:eastAsia="Arial" w:hAnsi="Arial"/>
-                <w:color w:val="5B6477"/>
-                <w:sz w:val="19"/>
-                <w:szCs w:val="19"/>
-              </w:rPr>
-              <w:t xml:space="preserve">2.  </w:t>
-            </w:r>
-            <w:r>
-              <w:rPr>
-                <w:rFonts w:ascii="Arial" w:cs="Arial" w:eastAsia="Arial" w:hAnsi="Arial"/>
-                <w:sz w:val="19"/>
-                <w:szCs w:val="19"/>
-              </w:rPr>
-              <w:t xml:space="preserve">Look at the columns, then type the actual counts (one item short) → Submit count.</w:t>
+              <w:t xml:space="preserve">Petty Cash Fund → Replenish from today's cash sales.</w:t>
             </w:r>
           </w:p>
           <w:p>
@@ -5859,7 +5843,7 @@
                 <w:sz w:val="19"/>
                 <w:szCs w:val="19"/>
               </w:rPr>
-              <w:t xml:space="preserve">Items in the system come first. Columns show Beginning, +Received, +Transfer in, +Returns, −Sales, −Transfer out, ±Other and Expected. A 7-day case opens.</w:t>
+              <w:t xml:space="preserve">The fund goes up and today's cash to deposit goes down.</w:t>
             </w:r>
           </w:p>
         </w:tc>
@@ -6025,7 +6009,7 @@
                 <w:sz w:val="16"/>
                 <w:szCs w:val="16"/>
               </w:rPr>
-              <w:t xml:space="preserve">SA-17</w:t>
+              <w:t xml:space="preserve">SA-16</w:t>
             </w:r>
           </w:p>
         </w:tc>
@@ -6058,7 +6042,7 @@
                 <w:sz w:val="20"/>
                 <w:szCs w:val="20"/>
               </w:rPr>
-              <w:t xml:space="preserve">Explain a discrepancy</w:t>
+              <w:t xml:space="preserve">Weekly count sheet with the day's movements</w:t>
             </w:r>
           </w:p>
           <w:p>
@@ -6096,7 +6080,29 @@
                 <w:sz w:val="19"/>
                 <w:szCs w:val="19"/>
               </w:rPr>
-              <w:t xml:space="preserve">Dashboard → the case in red → Explain → type why → Send.</w:t>
+              <w:t xml:space="preserve">Stock Counts → Start my weekly count sheet.</w:t>
+            </w:r>
+          </w:p>
+          <w:p>
+            <w:pPr>
+              <w:spacing w:after="20" w:before="0" w:line="264"/>
+            </w:pPr>
+            <w:r>
+              <w:rPr>
+                <w:rFonts w:ascii="Arial" w:cs="Arial" w:eastAsia="Arial" w:hAnsi="Arial"/>
+                <w:color w:val="5B6477"/>
+                <w:sz w:val="19"/>
+                <w:szCs w:val="19"/>
+              </w:rPr>
+              <w:t xml:space="preserve">2.  </w:t>
+            </w:r>
+            <w:r>
+              <w:rPr>
+                <w:rFonts w:ascii="Arial" w:cs="Arial" w:eastAsia="Arial" w:hAnsi="Arial"/>
+                <w:sz w:val="19"/>
+                <w:szCs w:val="19"/>
+              </w:rPr>
+              <w:t xml:space="preserve">Look at the columns, then type the actual counts (one item short) → Submit count.</w:t>
             </w:r>
           </w:p>
           <w:p>
@@ -6120,7 +6126,7 @@
                 <w:sz w:val="19"/>
                 <w:szCs w:val="19"/>
               </w:rPr>
-              <w:t xml:space="preserve">It goes to the Head Auditor. Days left are shown.</w:t>
+              <w:t xml:space="preserve">Items in the system come first. Columns show Beginning, +Received, +Transfer in, +Returns, −Sales, −Transfer out, ±Other and Expected. A 7-day case opens.</w:t>
             </w:r>
           </w:p>
         </w:tc>
@@ -6286,7 +6292,7 @@
                 <w:sz w:val="16"/>
                 <w:szCs w:val="16"/>
               </w:rPr>
-              <w:t xml:space="preserve">SA-18</w:t>
+              <w:t xml:space="preserve">SA-17</w:t>
             </w:r>
           </w:p>
         </w:tc>
@@ -6319,7 +6325,7 @@
                 <w:sz w:val="20"/>
                 <w:szCs w:val="20"/>
               </w:rPr>
-              <w:t xml:space="preserve">Close the day</w:t>
+              <w:t xml:space="preserve">Explain a discrepancy</w:t>
             </w:r>
           </w:p>
           <w:p>
@@ -6335,7 +6341,7 @@
                 <w:sz w:val="15"/>
                 <w:szCs w:val="15"/>
               </w:rPr>
-              <w:t xml:space="preserve">Flow F6 · Cash, daily close and deposit</w:t>
+              <w:t xml:space="preserve">Flow F7 · Weekly count and discrepancy</w:t>
             </w:r>
           </w:p>
           <w:p>
@@ -6357,51 +6363,7 @@
                 <w:sz w:val="19"/>
                 <w:szCs w:val="19"/>
               </w:rPr>
-              <w:t xml:space="preserve">Daily Close &amp; Deposit → count by denomination → Save cash count.</w:t>
-            </w:r>
-          </w:p>
-          <w:p>
-            <w:pPr>
-              <w:spacing w:after="20" w:before="0" w:line="264"/>
-            </w:pPr>
-            <w:r>
-              <w:rPr>
-                <w:rFonts w:ascii="Arial" w:cs="Arial" w:eastAsia="Arial" w:hAnsi="Arial"/>
-                <w:color w:val="5B6477"/>
-                <w:sz w:val="19"/>
-                <w:szCs w:val="19"/>
-              </w:rPr>
-              <w:t xml:space="preserve">2.  </w:t>
-            </w:r>
-            <w:r>
-              <w:rPr>
-                <w:rFonts w:ascii="Arial" w:cs="Arial" w:eastAsia="Arial" w:hAnsi="Arial"/>
-                <w:sz w:val="19"/>
-                <w:szCs w:val="19"/>
-              </w:rPr>
-              <w:t xml:space="preserve">Daily Sales Report → Submit today's report… → tick 'true and correct' → I agree — submit.</w:t>
-            </w:r>
-          </w:p>
-          <w:p>
-            <w:pPr>
-              <w:spacing w:after="20" w:before="0" w:line="264"/>
-            </w:pPr>
-            <w:r>
-              <w:rPr>
-                <w:rFonts w:ascii="Arial" w:cs="Arial" w:eastAsia="Arial" w:hAnsi="Arial"/>
-                <w:color w:val="5B6477"/>
-                <w:sz w:val="19"/>
-                <w:szCs w:val="19"/>
-              </w:rPr>
-              <w:t xml:space="preserve">3.  </w:t>
-            </w:r>
-            <w:r>
-              <w:rPr>
-                <w:rFonts w:ascii="Arial" w:cs="Arial" w:eastAsia="Arial" w:hAnsi="Arial"/>
-                <w:sz w:val="19"/>
-                <w:szCs w:val="19"/>
-              </w:rPr>
-              <w:t xml:space="preserve">Try a new sale.</w:t>
+              <w:t xml:space="preserve">Dashboard → the case in red → Explain → type why → Send.</w:t>
             </w:r>
           </w:p>
           <w:p>
@@ -6425,7 +6387,7 @@
                 <w:sz w:val="19"/>
                 <w:szCs w:val="19"/>
               </w:rPr>
-              <w:t xml:space="preserve">The report is submitted and the day is closed: the new sale is refused.</w:t>
+              <w:t xml:space="preserve">It goes to the Head Auditor. Days left are shown.</w:t>
             </w:r>
           </w:p>
         </w:tc>
@@ -6591,7 +6553,7 @@
                 <w:sz w:val="16"/>
                 <w:szCs w:val="16"/>
               </w:rPr>
-              <w:t xml:space="preserve">SA-19</w:t>
+              <w:t xml:space="preserve">SA-18</w:t>
             </w:r>
           </w:p>
         </w:tc>
@@ -6624,7 +6586,7 @@
                 <w:sz w:val="20"/>
                 <w:szCs w:val="20"/>
               </w:rPr>
-              <w:t xml:space="preserve">Change a closed day</w:t>
+              <w:t xml:space="preserve">Close the day</w:t>
             </w:r>
           </w:p>
           <w:p>
@@ -6640,7 +6602,7 @@
                 <w:sz w:val="15"/>
                 <w:szCs w:val="15"/>
               </w:rPr>
-              <w:t xml:space="preserve">Flow F16 · Changing a closed day</w:t>
+              <w:t xml:space="preserve">Flow F6 · Cash, daily close and deposit</w:t>
             </w:r>
           </w:p>
           <w:p>
@@ -6662,7 +6624,51 @@
                 <w:sz w:val="19"/>
                 <w:szCs w:val="19"/>
               </w:rPr>
-              <w:t xml:space="preserve">Open a sale from a closed day → Void → Request post-close void.</w:t>
+              <w:t xml:space="preserve">Daily Close &amp; Deposit → count by denomination → Save cash count.</w:t>
+            </w:r>
+          </w:p>
+          <w:p>
+            <w:pPr>
+              <w:spacing w:after="20" w:before="0" w:line="264"/>
+            </w:pPr>
+            <w:r>
+              <w:rPr>
+                <w:rFonts w:ascii="Arial" w:cs="Arial" w:eastAsia="Arial" w:hAnsi="Arial"/>
+                <w:color w:val="5B6477"/>
+                <w:sz w:val="19"/>
+                <w:szCs w:val="19"/>
+              </w:rPr>
+              <w:t xml:space="preserve">2.  </w:t>
+            </w:r>
+            <w:r>
+              <w:rPr>
+                <w:rFonts w:ascii="Arial" w:cs="Arial" w:eastAsia="Arial" w:hAnsi="Arial"/>
+                <w:sz w:val="19"/>
+                <w:szCs w:val="19"/>
+              </w:rPr>
+              <w:t xml:space="preserve">Daily Sales Report → Submit today's report… → tick 'true and correct' → I agree — submit.</w:t>
+            </w:r>
+          </w:p>
+          <w:p>
+            <w:pPr>
+              <w:spacing w:after="20" w:before="0" w:line="264"/>
+            </w:pPr>
+            <w:r>
+              <w:rPr>
+                <w:rFonts w:ascii="Arial" w:cs="Arial" w:eastAsia="Arial" w:hAnsi="Arial"/>
+                <w:color w:val="5B6477"/>
+                <w:sz w:val="19"/>
+                <w:szCs w:val="19"/>
+              </w:rPr>
+              <w:t xml:space="preserve">3.  </w:t>
+            </w:r>
+            <w:r>
+              <w:rPr>
+                <w:rFonts w:ascii="Arial" w:cs="Arial" w:eastAsia="Arial" w:hAnsi="Arial"/>
+                <w:sz w:val="19"/>
+                <w:szCs w:val="19"/>
+              </w:rPr>
+              <w:t xml:space="preserve">Try a new sale.</w:t>
             </w:r>
           </w:p>
           <w:p>
@@ -6686,7 +6692,7 @@
                 <w:sz w:val="19"/>
                 <w:szCs w:val="19"/>
               </w:rPr>
-              <w:t xml:space="preserve">It needs both the Head Auditor and the Asst Auditor.</w:t>
+              <w:t xml:space="preserve">The report is submitted and the day is closed: the new sale is refused.</w:t>
             </w:r>
           </w:p>
         </w:tc>
@@ -6852,7 +6858,7 @@
                 <w:sz w:val="16"/>
                 <w:szCs w:val="16"/>
               </w:rPr>
-              <w:t xml:space="preserve">SA-20</w:t>
+              <w:t xml:space="preserve">SA-19</w:t>
             </w:r>
           </w:p>
         </w:tc>
@@ -6885,7 +6891,7 @@
                 <w:sz w:val="20"/>
                 <w:szCs w:val="20"/>
               </w:rPr>
-              <w:t xml:space="preserve">Deposit and extension</w:t>
+              <w:t xml:space="preserve">Change a closed day</w:t>
             </w:r>
           </w:p>
           <w:p>
@@ -6901,7 +6907,7 @@
                 <w:sz w:val="15"/>
                 <w:szCs w:val="15"/>
               </w:rPr>
-              <w:t xml:space="preserve">Flow F6 · Cash, daily close and deposit</w:t>
+              <w:t xml:space="preserve">Flow F16 · Changing a closed day</w:t>
             </w:r>
           </w:p>
           <w:p>
@@ -6923,29 +6929,7 @@
                 <w:sz w:val="19"/>
                 <w:szCs w:val="19"/>
               </w:rPr>
-              <w:t xml:space="preserve">Daily Close → Bank deposit: amount, account, date.</w:t>
-            </w:r>
-          </w:p>
-          <w:p>
-            <w:pPr>
-              <w:spacing w:after="20" w:before="0" w:line="264"/>
-            </w:pPr>
-            <w:r>
-              <w:rPr>
-                <w:rFonts w:ascii="Arial" w:cs="Arial" w:eastAsia="Arial" w:hAnsi="Arial"/>
-                <w:color w:val="5B6477"/>
-                <w:sz w:val="19"/>
-                <w:szCs w:val="19"/>
-              </w:rPr>
-              <w:t xml:space="preserve">2.  </w:t>
-            </w:r>
-            <w:r>
-              <w:rPr>
-                <w:rFonts w:ascii="Arial" w:cs="Arial" w:eastAsia="Arial" w:hAnsi="Arial"/>
-                <w:sz w:val="19"/>
-                <w:szCs w:val="19"/>
-              </w:rPr>
-              <w:t xml:space="preserve">On another day, Cash on Hand → Request extension → date and reason.</w:t>
+              <w:t xml:space="preserve">Open a sale from a closed day → Void → Request post-close void.</w:t>
             </w:r>
           </w:p>
           <w:p>
@@ -6969,7 +6953,7 @@
                 <w:sz w:val="19"/>
                 <w:szCs w:val="19"/>
               </w:rPr>
-              <w:t xml:space="preserve">The deposit clears that day's cash. The extension needs the Head Auditor and the Owner.</w:t>
+              <w:t xml:space="preserve">It needs both the Head Auditor and the Asst Auditor.</w:t>
             </w:r>
           </w:p>
         </w:tc>
@@ -7135,7 +7119,7 @@
                 <w:sz w:val="16"/>
                 <w:szCs w:val="16"/>
               </w:rPr>
-              <w:t xml:space="preserve">SA-21</w:t>
+              <w:t xml:space="preserve">SA-20</w:t>
             </w:r>
           </w:p>
         </w:tc>
@@ -7168,7 +7152,23 @@
                 <w:sz w:val="20"/>
                 <w:szCs w:val="20"/>
               </w:rPr>
-              <w:t xml:space="preserve">Open a document from a stock movement</w:t>
+              <w:t xml:space="preserve">Deposit and extension</w:t>
+            </w:r>
+          </w:p>
+          <w:p>
+            <w:pPr>
+              <w:spacing w:after="40" w:before="0" w:line="264"/>
+            </w:pPr>
+            <w:r>
+              <w:rPr>
+                <w:rFonts w:ascii="Arial" w:cs="Arial" w:eastAsia="Arial" w:hAnsi="Arial"/>
+                <w:i/>
+                <w:iCs/>
+                <w:color w:val="5B6477"/>
+                <w:sz w:val="15"/>
+                <w:szCs w:val="15"/>
+              </w:rPr>
+              <w:t xml:space="preserve">Flow F6 · Cash, daily close and deposit</w:t>
             </w:r>
           </w:p>
           <w:p>
@@ -7190,7 +7190,29 @@
                 <w:sz w:val="19"/>
                 <w:szCs w:val="19"/>
               </w:rPr>
-              <w:t xml:space="preserve">Inventory Reports → a product's movements → click a movement.</w:t>
+              <w:t xml:space="preserve">Daily Close → Bank deposit: amount, account, date.</w:t>
+            </w:r>
+          </w:p>
+          <w:p>
+            <w:pPr>
+              <w:spacing w:after="20" w:before="0" w:line="264"/>
+            </w:pPr>
+            <w:r>
+              <w:rPr>
+                <w:rFonts w:ascii="Arial" w:cs="Arial" w:eastAsia="Arial" w:hAnsi="Arial"/>
+                <w:color w:val="5B6477"/>
+                <w:sz w:val="19"/>
+                <w:szCs w:val="19"/>
+              </w:rPr>
+              <w:t xml:space="preserve">2.  </w:t>
+            </w:r>
+            <w:r>
+              <w:rPr>
+                <w:rFonts w:ascii="Arial" w:cs="Arial" w:eastAsia="Arial" w:hAnsi="Arial"/>
+                <w:sz w:val="19"/>
+                <w:szCs w:val="19"/>
+              </w:rPr>
+              <w:t xml:space="preserve">On another day, Cash on Hand → Request extension → date and reason.</w:t>
             </w:r>
           </w:p>
           <w:p>
@@ -7214,7 +7236,7 @@
                 <w:sz w:val="19"/>
                 <w:szCs w:val="19"/>
               </w:rPr>
-              <w:t xml:space="preserve">The DR, pull-out, transfer or other document opens.</w:t>
+              <w:t xml:space="preserve">The deposit clears that day's cash. The extension needs the Head Auditor and the Owner.</w:t>
             </w:r>
           </w:p>
         </w:tc>
@@ -7380,7 +7402,7 @@
                 <w:sz w:val="16"/>
                 <w:szCs w:val="16"/>
               </w:rPr>
-              <w:t xml:space="preserve">SA-22</w:t>
+              <w:t xml:space="preserve">SA-21</w:t>
             </w:r>
           </w:p>
         </w:tc>
@@ -7413,7 +7435,7 @@
                 <w:sz w:val="20"/>
                 <w:szCs w:val="20"/>
               </w:rPr>
-              <w:t xml:space="preserve">Return stock to the warehouse</w:t>
+              <w:t xml:space="preserve">Open a document from a stock movement</w:t>
             </w:r>
           </w:p>
           <w:p>
@@ -7435,7 +7457,7 @@
                 <w:sz w:val="19"/>
                 <w:szCs w:val="19"/>
               </w:rPr>
-              <w:t xml:space="preserve">Transfers &amp; Pull-outs → pull-out to the Warehouse → Submit.</w:t>
+              <w:t xml:space="preserve">Inventory Reports → a product's movements → click a movement.</w:t>
             </w:r>
           </w:p>
           <w:p>
@@ -7459,7 +7481,7 @@
                 <w:sz w:val="19"/>
                 <w:szCs w:val="19"/>
               </w:rPr>
-              <w:t xml:space="preserve">'From' is your branch and cannot be changed.</w:t>
+              <w:t xml:space="preserve">The DR, pull-out, transfer or other document opens.</w:t>
             </w:r>
           </w:p>
         </w:tc>
@@ -7625,7 +7647,7 @@
                 <w:sz w:val="16"/>
                 <w:szCs w:val="16"/>
               </w:rPr>
-              <w:t xml:space="preserve">SA-23</w:t>
+              <w:t xml:space="preserve">SA-22</w:t>
             </w:r>
           </w:p>
         </w:tc>
@@ -7658,7 +7680,7 @@
                 <w:sz w:val="20"/>
                 <w:szCs w:val="20"/>
               </w:rPr>
-              <w:t xml:space="preserve">Customer follow-ups</w:t>
+              <w:t xml:space="preserve">Return stock to the warehouse</w:t>
             </w:r>
           </w:p>
           <w:p>
@@ -7680,7 +7702,7 @@
                 <w:sz w:val="19"/>
                 <w:szCs w:val="19"/>
               </w:rPr>
-              <w:t xml:space="preserve">Customers &amp; Follow-ups → Re-order follow-ups → SMS or Email → Contacted.</w:t>
+              <w:t xml:space="preserve">Transfers &amp; Pull-outs → pull-out to the Warehouse → Submit.</w:t>
             </w:r>
           </w:p>
           <w:p>
@@ -7704,7 +7726,7 @@
                 <w:sz w:val="19"/>
                 <w:szCs w:val="19"/>
               </w:rPr>
-              <w:t xml:space="preserve">The Owner's message is filled in and editable. The follow-up is marked contacted.</w:t>
+              <w:t xml:space="preserve">'From' is your branch and cannot be changed.</w:t>
             </w:r>
           </w:p>
         </w:tc>
@@ -7870,7 +7892,7 @@
                 <w:sz w:val="16"/>
                 <w:szCs w:val="16"/>
               </w:rPr>
-              <w:t xml:space="preserve">SA-24</w:t>
+              <w:t xml:space="preserve">SA-23</w:t>
             </w:r>
           </w:p>
         </w:tc>
@@ -7903,7 +7925,7 @@
                 <w:sz w:val="20"/>
                 <w:szCs w:val="20"/>
               </w:rPr>
-              <w:t xml:space="preserve">Sales Report and graphs</w:t>
+              <w:t xml:space="preserve">Customer follow-ups</w:t>
             </w:r>
           </w:p>
           <w:p>
@@ -7925,7 +7947,7 @@
                 <w:sz w:val="19"/>
                 <w:szCs w:val="19"/>
               </w:rPr>
-              <w:t xml:space="preserve">Reports → Sales Report → This month → Excel. Sales Graphs.</w:t>
+              <w:t xml:space="preserve">Customers &amp; Follow-ups → Re-order follow-ups → SMS or Email → Contacted.</w:t>
             </w:r>
           </w:p>
           <w:p>
@@ -7949,7 +7971,7 @@
                 <w:sz w:val="19"/>
                 <w:szCs w:val="19"/>
               </w:rPr>
-              <w:t xml:space="preserve">Only your branch appears.</w:t>
+              <w:t xml:space="preserve">The Owner's message is filled in and editable. The follow-up is marked contacted.</w:t>
             </w:r>
           </w:p>
         </w:tc>
@@ -8115,7 +8137,7 @@
                 <w:sz w:val="16"/>
                 <w:szCs w:val="16"/>
               </w:rPr>
-              <w:t xml:space="preserve">SA-25</w:t>
+              <w:t xml:space="preserve">SA-24</w:t>
             </w:r>
           </w:p>
         </w:tc>
@@ -8148,7 +8170,7 @@
                 <w:sz w:val="20"/>
                 <w:szCs w:val="20"/>
               </w:rPr>
-              <w:t xml:space="preserve">Acknowledge a charge</w:t>
+              <w:t xml:space="preserve">Sales Report and graphs</w:t>
             </w:r>
           </w:p>
           <w:p>
@@ -8170,7 +8192,7 @@
                 <w:sz w:val="19"/>
                 <w:szCs w:val="19"/>
               </w:rPr>
-              <w:t xml:space="preserve">My Pay &amp; Charges → Acknowledge the new charge.</w:t>
+              <w:t xml:space="preserve">Reports → Sales Report → This month → Excel. Sales Graphs.</w:t>
             </w:r>
           </w:p>
           <w:p>
@@ -8194,7 +8216,7 @@
                 <w:sz w:val="19"/>
                 <w:szCs w:val="19"/>
               </w:rPr>
-              <w:t xml:space="preserve">Only your own pay and charges are shown.</w:t>
+              <w:t xml:space="preserve">Only your branch appears.</w:t>
             </w:r>
           </w:p>
         </w:tc>
@@ -8360,7 +8382,7 @@
                 <w:sz w:val="16"/>
                 <w:szCs w:val="16"/>
               </w:rPr>
-              <w:t xml:space="preserve">SA-26</w:t>
+              <w:t xml:space="preserve">SA-25</w:t>
             </w:r>
           </w:p>
         </w:tc>
@@ -8393,7 +8415,7 @@
                 <w:sz w:val="20"/>
                 <w:szCs w:val="20"/>
               </w:rPr>
-              <w:t xml:space="preserve">What you cannot see or do</w:t>
+              <w:t xml:space="preserve">Acknowledge a charge</w:t>
             </w:r>
           </w:p>
           <w:p>
@@ -8415,29 +8437,7 @@
                 <w:sz w:val="19"/>
                 <w:szCs w:val="19"/>
               </w:rPr>
-              <w:t xml:space="preserve">Look for Write-offs in the menu.</w:t>
-            </w:r>
-          </w:p>
-          <w:p>
-            <w:pPr>
-              <w:spacing w:after="20" w:before="0" w:line="264"/>
-            </w:pPr>
-            <w:r>
-              <w:rPr>
-                <w:rFonts w:ascii="Arial" w:cs="Arial" w:eastAsia="Arial" w:hAnsi="Arial"/>
-                <w:color w:val="5B6477"/>
-                <w:sz w:val="19"/>
-                <w:szCs w:val="19"/>
-              </w:rPr>
-              <w:t xml:space="preserve">2.  </w:t>
-            </w:r>
-            <w:r>
-              <w:rPr>
-                <w:rFonts w:ascii="Arial" w:cs="Arial" w:eastAsia="Arial" w:hAnsi="Arial"/>
-                <w:sz w:val="19"/>
-                <w:szCs w:val="19"/>
-              </w:rPr>
-              <w:t xml:space="preserve">Look at any stock or sale page for cost.</w:t>
+              <w:t xml:space="preserve">My Pay &amp; Charges → Acknowledge the new charge.</w:t>
             </w:r>
           </w:p>
           <w:p>
@@ -8461,7 +8461,7 @@
                 <w:sz w:val="19"/>
                 <w:szCs w:val="19"/>
               </w:rPr>
-              <w:t xml:space="preserve">No Write-offs menu, no cost anywhere, no other branch.</w:t>
+              <w:t xml:space="preserve">Only your own pay and charges are shown.</w:t>
             </w:r>
           </w:p>
         </w:tc>
@@ -8627,7 +8627,7 @@
                 <w:sz w:val="16"/>
                 <w:szCs w:val="16"/>
               </w:rPr>
-              <w:t xml:space="preserve">SA-27</w:t>
+              <w:t xml:space="preserve">SA-26</w:t>
             </w:r>
           </w:p>
         </w:tc>
@@ -8660,23 +8660,7 @@
                 <w:sz w:val="20"/>
                 <w:szCs w:val="20"/>
               </w:rPr>
-              <w:t xml:space="preserve">Credit from before GWS-ERP appears</w:t>
-            </w:r>
-          </w:p>
-          <w:p>
-            <w:pPr>
-              <w:spacing w:after="40" w:before="0" w:line="264"/>
-            </w:pPr>
-            <w:r>
-              <w:rPr>
-                <w:rFonts w:ascii="Arial" w:cs="Arial" w:eastAsia="Arial" w:hAnsi="Arial"/>
-                <w:i/>
-                <w:iCs/>
-                <w:color w:val="5B6477"/>
-                <w:sz w:val="15"/>
-                <w:szCs w:val="15"/>
-              </w:rPr>
-              <w:t xml:space="preserve">Flow F17 · Opening AR from before GWS-ERP</w:t>
+              <w:t xml:space="preserve">What you cannot see or do</w:t>
             </w:r>
           </w:p>
           <w:p>
@@ -8698,7 +8682,29 @@
                 <w:sz w:val="19"/>
                 <w:szCs w:val="19"/>
               </w:rPr>
-              <w:t xml:space="preserve">After the Owner approves the opening AR for West Ave, open the bell, then AR &amp; Collections.</w:t>
+              <w:t xml:space="preserve">Look for Write-offs in the menu.</w:t>
+            </w:r>
+          </w:p>
+          <w:p>
+            <w:pPr>
+              <w:spacing w:after="20" w:before="0" w:line="264"/>
+            </w:pPr>
+            <w:r>
+              <w:rPr>
+                <w:rFonts w:ascii="Arial" w:cs="Arial" w:eastAsia="Arial" w:hAnsi="Arial"/>
+                <w:color w:val="5B6477"/>
+                <w:sz w:val="19"/>
+                <w:szCs w:val="19"/>
+              </w:rPr>
+              <w:t xml:space="preserve">2.  </w:t>
+            </w:r>
+            <w:r>
+              <w:rPr>
+                <w:rFonts w:ascii="Arial" w:cs="Arial" w:eastAsia="Arial" w:hAnsi="Arial"/>
+                <w:sz w:val="19"/>
+                <w:szCs w:val="19"/>
+              </w:rPr>
+              <w:t xml:space="preserve">Look at any stock or sale page for cost.</w:t>
             </w:r>
           </w:p>
           <w:p>
@@ -8722,7 +8728,7 @@
                 <w:sz w:val="19"/>
                 <w:szCs w:val="19"/>
               </w:rPr>
-              <w:t xml:space="preserve">A notification names the customer, DR/SI and amount. The invoice is listed with its due date (overdue in red) and can be collected like any credit sale.</w:t>
+              <w:t xml:space="preserve">No Write-offs menu, no cost anywhere, no other branch.</w:t>
             </w:r>
           </w:p>
         </w:tc>
@@ -8888,7 +8894,7 @@
                 <w:sz w:val="16"/>
                 <w:szCs w:val="16"/>
               </w:rPr>
-              <w:t xml:space="preserve">SA-28</w:t>
+              <w:t xml:space="preserve">SA-27</w:t>
             </w:r>
           </w:p>
         </w:tc>
@@ -8921,7 +8927,7 @@
                 <w:sz w:val="20"/>
                 <w:szCs w:val="20"/>
               </w:rPr>
-              <w:t xml:space="preserve">Choose the flavor / expiry and review the sale</w:t>
+              <w:t xml:space="preserve">Credit from before GWS-ERP appears</w:t>
             </w:r>
           </w:p>
           <w:p>
@@ -8937,7 +8943,7 @@
                 <w:sz w:val="15"/>
                 <w:szCs w:val="15"/>
               </w:rPr>
-              <w:t xml:space="preserve">Flow F18 · Flavors, expiry and the Owner's approval</w:t>
+              <w:t xml:space="preserve">Flow F17 · Opening AR from before GWS-ERP</w:t>
             </w:r>
           </w:p>
           <w:p>
@@ -8959,73 +8965,7 @@
                 <w:sz w:val="19"/>
                 <w:szCs w:val="19"/>
               </w:rPr>
-              <w:t xml:space="preserve">New Sale → search an item: only items with stock at your branch are listed, with the quantity.</w:t>
-            </w:r>
-          </w:p>
-          <w:p>
-            <w:pPr>
-              <w:spacing w:after="20" w:before="0" w:line="264"/>
-            </w:pPr>
-            <w:r>
-              <w:rPr>
-                <w:rFonts w:ascii="Arial" w:cs="Arial" w:eastAsia="Arial" w:hAnsi="Arial"/>
-                <w:color w:val="5B6477"/>
-                <w:sz w:val="19"/>
-                <w:szCs w:val="19"/>
-              </w:rPr>
-              <w:t xml:space="preserve">2.  </w:t>
-            </w:r>
-            <w:r>
-              <w:rPr>
-                <w:rFonts w:ascii="Arial" w:cs="Arial" w:eastAsia="Arial" w:hAnsi="Arial"/>
-                <w:sz w:val="19"/>
-                <w:szCs w:val="19"/>
-              </w:rPr>
-              <w:t xml:space="preserve">Pick an item with two flavors or expiry dates → choose one.</w:t>
-            </w:r>
-          </w:p>
-          <w:p>
-            <w:pPr>
-              <w:spacing w:after="20" w:before="0" w:line="264"/>
-            </w:pPr>
-            <w:r>
-              <w:rPr>
-                <w:rFonts w:ascii="Arial" w:cs="Arial" w:eastAsia="Arial" w:hAnsi="Arial"/>
-                <w:color w:val="5B6477"/>
-                <w:sz w:val="19"/>
-                <w:szCs w:val="19"/>
-              </w:rPr>
-              <w:t xml:space="preserve">3.  </w:t>
-            </w:r>
-            <w:r>
-              <w:rPr>
-                <w:rFonts w:ascii="Arial" w:cs="Arial" w:eastAsia="Arial" w:hAnsi="Arial"/>
-                <w:sz w:val="19"/>
-                <w:szCs w:val="19"/>
-              </w:rPr>
-              <w:t xml:space="preserve">Type more than what is left of it.</w:t>
-            </w:r>
-          </w:p>
-          <w:p>
-            <w:pPr>
-              <w:spacing w:after="20" w:before="0" w:line="264"/>
-            </w:pPr>
-            <w:r>
-              <w:rPr>
-                <w:rFonts w:ascii="Arial" w:cs="Arial" w:eastAsia="Arial" w:hAnsi="Arial"/>
-                <w:color w:val="5B6477"/>
-                <w:sz w:val="19"/>
-                <w:szCs w:val="19"/>
-              </w:rPr>
-              <w:t xml:space="preserve">4.  </w:t>
-            </w:r>
-            <w:r>
-              <w:rPr>
-                <w:rFonts w:ascii="Arial" w:cs="Arial" w:eastAsia="Arial" w:hAnsi="Arial"/>
-                <w:sz w:val="19"/>
-                <w:szCs w:val="19"/>
-              </w:rPr>
-              <w:t xml:space="preserve">Review sale → check every detail → Confirm and save sale.</w:t>
+              <w:t xml:space="preserve">After the Owner approves the opening AR for West Ave, open the bell, then AR &amp; Collections.</w:t>
             </w:r>
           </w:p>
           <w:p>
@@ -9049,7 +8989,7 @@
                 <w:sz w:val="19"/>
                 <w:szCs w:val="19"/>
               </w:rPr>
-              <w:t xml:space="preserve">Items at 0 are not listed. The line shows the flavor, expiry and quantity left; too many shows a red warning. The sale is saved only after Confirm.</w:t>
+              <w:t xml:space="preserve">A notification names the customer, DR/SI and amount. The invoice is listed with its due date (overdue in red) and can be collected like any credit sale.</w:t>
             </w:r>
           </w:p>
         </w:tc>
@@ -9215,7 +9155,7 @@
                 <w:sz w:val="16"/>
                 <w:szCs w:val="16"/>
               </w:rPr>
-              <w:t xml:space="preserve">SA-29</w:t>
+              <w:t xml:space="preserve">SA-28</w:t>
             </w:r>
           </w:p>
         </w:tc>
@@ -9248,7 +9188,23 @@
                 <w:sz w:val="20"/>
                 <w:szCs w:val="20"/>
               </w:rPr>
-              <w:t xml:space="preserve">Review the Daily Sales Report before submitting</w:t>
+              <w:t xml:space="preserve">Choose the flavor / expiry and review the sale</w:t>
+            </w:r>
+          </w:p>
+          <w:p>
+            <w:pPr>
+              <w:spacing w:after="40" w:before="0" w:line="264"/>
+            </w:pPr>
+            <w:r>
+              <w:rPr>
+                <w:rFonts w:ascii="Arial" w:cs="Arial" w:eastAsia="Arial" w:hAnsi="Arial"/>
+                <w:i/>
+                <w:iCs/>
+                <w:color w:val="5B6477"/>
+                <w:sz w:val="15"/>
+                <w:szCs w:val="15"/>
+              </w:rPr>
+              <w:t xml:space="preserve">Flow F18 · Flavors, expiry and the Owner's approval</w:t>
             </w:r>
           </w:p>
           <w:p>
@@ -9270,7 +9226,7 @@
                 <w:sz w:val="19"/>
                 <w:szCs w:val="19"/>
               </w:rPr>
-              <w:t xml:space="preserve">Daily Sales Report → Review report (Excel).</w:t>
+              <w:t xml:space="preserve">New Sale → search an item: only items with stock at your branch are listed, with the quantity.</w:t>
             </w:r>
           </w:p>
           <w:p>
@@ -9292,7 +9248,51 @@
                 <w:sz w:val="19"/>
                 <w:szCs w:val="19"/>
               </w:rPr>
-              <w:t xml:space="preserve">Submit today's report… → try I agree without ticking the review list.</w:t>
+              <w:t xml:space="preserve">Pick an item with two flavors or expiry dates → choose one.</w:t>
+            </w:r>
+          </w:p>
+          <w:p>
+            <w:pPr>
+              <w:spacing w:after="20" w:before="0" w:line="264"/>
+            </w:pPr>
+            <w:r>
+              <w:rPr>
+                <w:rFonts w:ascii="Arial" w:cs="Arial" w:eastAsia="Arial" w:hAnsi="Arial"/>
+                <w:color w:val="5B6477"/>
+                <w:sz w:val="19"/>
+                <w:szCs w:val="19"/>
+              </w:rPr>
+              <w:t xml:space="preserve">3.  </w:t>
+            </w:r>
+            <w:r>
+              <w:rPr>
+                <w:rFonts w:ascii="Arial" w:cs="Arial" w:eastAsia="Arial" w:hAnsi="Arial"/>
+                <w:sz w:val="19"/>
+                <w:szCs w:val="19"/>
+              </w:rPr>
+              <w:t xml:space="preserve">Type more than what is left of it.</w:t>
+            </w:r>
+          </w:p>
+          <w:p>
+            <w:pPr>
+              <w:spacing w:after="20" w:before="0" w:line="264"/>
+            </w:pPr>
+            <w:r>
+              <w:rPr>
+                <w:rFonts w:ascii="Arial" w:cs="Arial" w:eastAsia="Arial" w:hAnsi="Arial"/>
+                <w:color w:val="5B6477"/>
+                <w:sz w:val="19"/>
+                <w:szCs w:val="19"/>
+              </w:rPr>
+              <w:t xml:space="preserve">4.  </w:t>
+            </w:r>
+            <w:r>
+              <w:rPr>
+                <w:rFonts w:ascii="Arial" w:cs="Arial" w:eastAsia="Arial" w:hAnsi="Arial"/>
+                <w:sz w:val="19"/>
+                <w:szCs w:val="19"/>
+              </w:rPr>
+              <w:t xml:space="preserve">Review sale → check every detail → Confirm and save sale.</w:t>
             </w:r>
           </w:p>
           <w:p>
@@ -9316,7 +9316,7 @@
                 <w:sz w:val="19"/>
                 <w:szCs w:val="19"/>
               </w:rPr>
-              <w:t xml:space="preserve">The button stays off until the four review items and the acknowledgement are ticked.</w:t>
+              <w:t xml:space="preserve">Items at 0 are not listed. The line shows the flavor, expiry and quantity left; too many shows a red warning. The sale is saved only after Confirm.</w:t>
             </w:r>
           </w:p>
         </w:tc>
@@ -9482,7 +9482,7 @@
                 <w:sz w:val="16"/>
                 <w:szCs w:val="16"/>
               </w:rPr>
-              <w:t xml:space="preserve">SA-30</w:t>
+              <w:t xml:space="preserve">SA-29</w:t>
             </w:r>
           </w:p>
         </w:tc>
@@ -9515,23 +9515,7 @@
                 <w:sz w:val="20"/>
                 <w:szCs w:val="20"/>
               </w:rPr>
-              <w:t xml:space="preserve">Change a closed day</w:t>
-            </w:r>
-          </w:p>
-          <w:p>
-            <w:pPr>
-              <w:spacing w:after="40" w:before="0" w:line="264"/>
-            </w:pPr>
-            <w:r>
-              <w:rPr>
-                <w:rFonts w:ascii="Arial" w:cs="Arial" w:eastAsia="Arial" w:hAnsi="Arial"/>
-                <w:i/>
-                <w:iCs/>
-                <w:color w:val="5B6477"/>
-                <w:sz w:val="15"/>
-                <w:szCs w:val="15"/>
-              </w:rPr>
-              <w:t xml:space="preserve">Flow F20 · Everyone told of a post-close edit</w:t>
+              <w:t xml:space="preserve">Review the Daily Sales Report before submitting</w:t>
             </w:r>
           </w:p>
           <w:p>
@@ -9553,7 +9537,7 @@
                 <w:sz w:val="19"/>
                 <w:szCs w:val="19"/>
               </w:rPr>
-              <w:t xml:space="preserve">After submitting the Daily Sales Report: Daily Close &amp; Deposit → Change a closed day → choose a sale.</w:t>
+              <w:t xml:space="preserve">Daily Sales Report → Review report (Excel).</w:t>
             </w:r>
           </w:p>
           <w:p>
@@ -9575,7 +9559,7 @@
                 <w:sz w:val="19"/>
                 <w:szCs w:val="19"/>
               </w:rPr>
-              <w:t xml:space="preserve">Correct details (DR / SI no.), try to send without a reason, then choose a reason → Send.</w:t>
+              <w:t xml:space="preserve">Submit today's report… → try I agree without ticking the review list.</w:t>
             </w:r>
           </w:p>
           <w:p>
@@ -9599,7 +9583,7 @@
                 <w:sz w:val="19"/>
                 <w:szCs w:val="19"/>
               </w:rPr>
-              <w:t xml:space="preserve">The card shows the approvers (Head Auditor and Asst Auditor). A reason is required. Nothing changes until approved.</w:t>
+              <w:t xml:space="preserve">The button stays off until the four review items and the acknowledgement are ticked.</w:t>
             </w:r>
           </w:p>
         </w:tc>
@@ -9765,7 +9749,7 @@
                 <w:sz w:val="16"/>
                 <w:szCs w:val="16"/>
               </w:rPr>
-              <w:t xml:space="preserve">SA-31</w:t>
+              <w:t xml:space="preserve">SA-30</w:t>
             </w:r>
           </w:p>
         </w:tc>
@@ -9798,7 +9782,23 @@
                 <w:sz w:val="20"/>
                 <w:szCs w:val="20"/>
               </w:rPr>
-              <w:t xml:space="preserve">Credit-card price</w:t>
+              <w:t xml:space="preserve">Change a closed day</w:t>
+            </w:r>
+          </w:p>
+          <w:p>
+            <w:pPr>
+              <w:spacing w:after="40" w:before="0" w:line="264"/>
+            </w:pPr>
+            <w:r>
+              <w:rPr>
+                <w:rFonts w:ascii="Arial" w:cs="Arial" w:eastAsia="Arial" w:hAnsi="Arial"/>
+                <w:i/>
+                <w:iCs/>
+                <w:color w:val="5B6477"/>
+                <w:sz w:val="15"/>
+                <w:szCs w:val="15"/>
+              </w:rPr>
+              <w:t xml:space="preserve">Flow F20 · Everyone told of a post-close edit</w:t>
             </w:r>
           </w:p>
           <w:p>
@@ -9820,7 +9820,7 @@
                 <w:sz w:val="19"/>
                 <w:szCs w:val="19"/>
               </w:rPr>
-              <w:t xml:space="preserve">New Sale → choose a retail item → payment Card.</w:t>
+              <w:t xml:space="preserve">After submitting the Daily Sales Report: Daily Close &amp; Deposit → Change a closed day → choose a sale.</w:t>
             </w:r>
           </w:p>
           <w:p>
@@ -9842,7 +9842,7 @@
                 <w:sz w:val="19"/>
                 <w:szCs w:val="19"/>
               </w:rPr>
-              <w:t xml:space="preserve">Compare the price with the same item paid in Cash.</w:t>
+              <w:t xml:space="preserve">Correct details (DR / SI no.), try to send without a reason, then choose a reason → Send.</w:t>
             </w:r>
           </w:p>
           <w:p>
@@ -9866,7 +9866,7 @@
                 <w:sz w:val="19"/>
                 <w:szCs w:val="19"/>
               </w:rPr>
-              <w:t xml:space="preserve">The card price is the SRP ÷ 0.96 (about 4% more), with centavos. Cash stays at SRP.</w:t>
+              <w:t xml:space="preserve">The card shows the approvers (Head Auditor and Asst Auditor). A reason is required. Nothing changes until approved.</w:t>
             </w:r>
           </w:p>
         </w:tc>
@@ -10032,7 +10032,7 @@
                 <w:sz w:val="16"/>
                 <w:szCs w:val="16"/>
               </w:rPr>
-              <w:t xml:space="preserve">SA-32</w:t>
+              <w:t xml:space="preserve">SA-31</w:t>
             </w:r>
           </w:p>
         </w:tc>
@@ -10065,23 +10065,7 @@
                 <w:sz w:val="20"/>
                 <w:szCs w:val="20"/>
               </w:rPr>
-              <w:t xml:space="preserve">6-Pack sticker and redeeming a card</w:t>
-            </w:r>
-          </w:p>
-          <w:p>
-            <w:pPr>
-              <w:spacing w:after="40" w:before="0" w:line="264"/>
-            </w:pPr>
-            <w:r>
-              <w:rPr>
-                <w:rFonts w:ascii="Arial" w:cs="Arial" w:eastAsia="Arial" w:hAnsi="Arial"/>
-                <w:i/>
-                <w:iCs/>
-                <w:color w:val="5B6477"/>
-                <w:sz w:val="15"/>
-                <w:szCs w:val="15"/>
-              </w:rPr>
-              <w:t xml:space="preserve">Flow F23 · 6-Pack Card and the override</w:t>
+              <w:t xml:space="preserve">Credit-card price</w:t>
             </w:r>
           </w:p>
           <w:p>
@@ -10103,7 +10087,7 @@
                 <w:sz w:val="19"/>
                 <w:szCs w:val="19"/>
               </w:rPr>
-              <w:t xml:space="preserve">New Sale → tick 6-Pack sticker given → type the customer name and mobile number → Save.</w:t>
+              <w:t xml:space="preserve">New Sale → choose a retail item → payment Card.</w:t>
             </w:r>
           </w:p>
           <w:p>
@@ -10125,29 +10109,7 @@
                 <w:sz w:val="19"/>
                 <w:szCs w:val="19"/>
               </w:rPr>
-              <w:t xml:space="preserve">Open 6-Pack Card. Find the customer; when the stickers reach six, press Redeem a card, complete name, email and address → Redeem.</w:t>
-            </w:r>
-          </w:p>
-          <w:p>
-            <w:pPr>
-              <w:spacing w:after="20" w:before="0" w:line="264"/>
-            </w:pPr>
-            <w:r>
-              <w:rPr>
-                <w:rFonts w:ascii="Arial" w:cs="Arial" w:eastAsia="Arial" w:hAnsi="Arial"/>
-                <w:color w:val="5B6477"/>
-                <w:sz w:val="19"/>
-                <w:szCs w:val="19"/>
-              </w:rPr>
-              <w:t xml:space="preserve">3.  </w:t>
-            </w:r>
-            <w:r>
-              <w:rPr>
-                <w:rFonts w:ascii="Arial" w:cs="Arial" w:eastAsia="Arial" w:hAnsi="Arial"/>
-                <w:sz w:val="19"/>
-                <w:szCs w:val="19"/>
-              </w:rPr>
-              <w:t xml:space="preserve">Open Daily Close and look at the expenses.</w:t>
+              <w:t xml:space="preserve">Compare the price with the same item paid in Cash.</w:t>
             </w:r>
           </w:p>
           <w:p>
@@ -10171,7 +10133,7 @@
                 <w:sz w:val="19"/>
                 <w:szCs w:val="19"/>
               </w:rPr>
-              <w:t xml:space="preserve">A sticker is recorded for each supplement on the DR. The ₱300 card appears as a 6-Pack Card expense of your branch, tagged to the customer. Missing customer data stops you with a clear message.</w:t>
+              <w:t xml:space="preserve">The card price is the SRP ÷ 0.96 (about 4% more), with centavos. Cash stays at SRP.</w:t>
             </w:r>
           </w:p>
         </w:tc>
@@ -10337,7 +10299,7 @@
                 <w:sz w:val="16"/>
                 <w:szCs w:val="16"/>
               </w:rPr>
-              <w:t xml:space="preserve">SA-33</w:t>
+              <w:t xml:space="preserve">SA-32</w:t>
             </w:r>
           </w:p>
         </w:tc>
@@ -10370,7 +10332,7 @@
                 <w:sz w:val="20"/>
                 <w:szCs w:val="20"/>
               </w:rPr>
-              <w:t xml:space="preserve">Cash deposit with the slip</w:t>
+              <w:t xml:space="preserve">6-Pack sticker and redeeming a card</w:t>
             </w:r>
           </w:p>
           <w:p>
@@ -10386,7 +10348,7 @@
                 <w:sz w:val="15"/>
                 <w:szCs w:val="15"/>
               </w:rPr>
-              <w:t xml:space="preserve">Flow F22 · Cash deposit slip and its two checks</w:t>
+              <w:t xml:space="preserve">Flow F23 · 6-Pack Card and the override</w:t>
             </w:r>
           </w:p>
           <w:p>
@@ -10408,7 +10370,7 @@
                 <w:sz w:val="19"/>
                 <w:szCs w:val="19"/>
               </w:rPr>
-              <w:t xml:space="preserve">Open Daily Close &amp; Deposit. Look at the calendar: coloured days still have cash to deposit.</w:t>
+              <w:t xml:space="preserve">New Sale → tick 6-Pack sticker given → type the customer name and mobile number → Save.</w:t>
             </w:r>
           </w:p>
           <w:p>
@@ -10430,7 +10392,7 @@
                 <w:sz w:val="19"/>
                 <w:szCs w:val="19"/>
               </w:rPr>
-              <w:t xml:space="preserve">Press a coloured date (or the box beside the calendar). Choose the bank, type the amount, try Record deposit without a slip.</w:t>
+              <w:t xml:space="preserve">Open 6-Pack Card. Find the customer; when the stickers reach six, press Redeem a card, complete name, email and address → Redeem.</w:t>
             </w:r>
           </w:p>
           <w:p>
@@ -10452,7 +10414,7 @@
                 <w:sz w:val="19"/>
                 <w:szCs w:val="19"/>
               </w:rPr>
-              <w:t xml:space="preserve">Attach the deposit slip → Record deposit. Look at the list of deposits below.</w:t>
+              <w:t xml:space="preserve">Open Daily Close and look at the expenses.</w:t>
             </w:r>
           </w:p>
           <w:p>
@@ -10476,7 +10438,7 @@
                 <w:sz w:val="19"/>
                 <w:szCs w:val="19"/>
               </w:rPr>
-              <w:t xml:space="preserve">Without the slip: "Attach the slip first." With it, the deposit is listed with View slip and its checking status (Audit, then Accounting).</w:t>
+              <w:t xml:space="preserve">A sticker is recorded for each supplement on the DR. The ₱300 card appears as a 6-Pack Card expense of your branch, tagged to the customer. Missing customer data stops you with a clear message.</w:t>
             </w:r>
           </w:p>
         </w:tc>
@@ -10642,7 +10604,7 @@
                 <w:sz w:val="16"/>
                 <w:szCs w:val="16"/>
               </w:rPr>
-              <w:t xml:space="preserve">SA-34</w:t>
+              <w:t xml:space="preserve">SA-33</w:t>
             </w:r>
           </w:p>
         </w:tc>
@@ -10675,7 +10637,7 @@
                 <w:sz w:val="20"/>
                 <w:szCs w:val="20"/>
               </w:rPr>
-              <w:t xml:space="preserve">A slip that was not accepted</w:t>
+              <w:t xml:space="preserve">Cash deposit with the slip</w:t>
             </w:r>
           </w:p>
           <w:p>
@@ -10713,7 +10675,51 @@
                 <w:sz w:val="19"/>
                 <w:szCs w:val="19"/>
               </w:rPr>
-              <w:t xml:space="preserve">After the Audit or Accounting Associate rejects your slip, open Notifications and Daily Close &amp; Deposit.</w:t>
+              <w:t xml:space="preserve">Open Daily Close &amp; Deposit. Look at the calendar: coloured days still have cash to deposit.</w:t>
+            </w:r>
+          </w:p>
+          <w:p>
+            <w:pPr>
+              <w:spacing w:after="20" w:before="0" w:line="264"/>
+            </w:pPr>
+            <w:r>
+              <w:rPr>
+                <w:rFonts w:ascii="Arial" w:cs="Arial" w:eastAsia="Arial" w:hAnsi="Arial"/>
+                <w:color w:val="5B6477"/>
+                <w:sz w:val="19"/>
+                <w:szCs w:val="19"/>
+              </w:rPr>
+              <w:t xml:space="preserve">2.  </w:t>
+            </w:r>
+            <w:r>
+              <w:rPr>
+                <w:rFonts w:ascii="Arial" w:cs="Arial" w:eastAsia="Arial" w:hAnsi="Arial"/>
+                <w:sz w:val="19"/>
+                <w:szCs w:val="19"/>
+              </w:rPr>
+              <w:t xml:space="preserve">Press a coloured date (or the box beside the calendar). Choose the bank, type the amount, try Record deposit without a slip.</w:t>
+            </w:r>
+          </w:p>
+          <w:p>
+            <w:pPr>
+              <w:spacing w:after="20" w:before="0" w:line="264"/>
+            </w:pPr>
+            <w:r>
+              <w:rPr>
+                <w:rFonts w:ascii="Arial" w:cs="Arial" w:eastAsia="Arial" w:hAnsi="Arial"/>
+                <w:color w:val="5B6477"/>
+                <w:sz w:val="19"/>
+                <w:szCs w:val="19"/>
+              </w:rPr>
+              <w:t xml:space="preserve">3.  </w:t>
+            </w:r>
+            <w:r>
+              <w:rPr>
+                <w:rFonts w:ascii="Arial" w:cs="Arial" w:eastAsia="Arial" w:hAnsi="Arial"/>
+                <w:sz w:val="19"/>
+                <w:szCs w:val="19"/>
+              </w:rPr>
+              <w:t xml:space="preserve">Attach the deposit slip → Record deposit. Look at the list of deposits below.</w:t>
             </w:r>
           </w:p>
           <w:p>
@@ -10737,7 +10743,7 @@
                 <w:sz w:val="19"/>
                 <w:szCs w:val="19"/>
               </w:rPr>
-              <w:t xml:space="preserve">You see the reason. Attach the correct slip and record the deposit again.</w:t>
+              <w:t xml:space="preserve">Without the slip: "Attach the slip first." With it, the deposit is listed with View slip and its checking status (Audit, then Accounting).</w:t>
             </w:r>
           </w:p>
         </w:tc>
@@ -10903,7 +10909,7 @@
                 <w:sz w:val="16"/>
                 <w:szCs w:val="16"/>
               </w:rPr>
-              <w:t xml:space="preserve">SA-35</w:t>
+              <w:t xml:space="preserve">SA-34</w:t>
             </w:r>
           </w:p>
         </w:tc>
@@ -10936,7 +10942,23 @@
                 <w:sz w:val="20"/>
                 <w:szCs w:val="20"/>
               </w:rPr>
-              <w:t xml:space="preserve">Cash on Hand shows the pending days</w:t>
+              <w:t xml:space="preserve">A slip that was not accepted</w:t>
+            </w:r>
+          </w:p>
+          <w:p>
+            <w:pPr>
+              <w:spacing w:after="40" w:before="0" w:line="264"/>
+            </w:pPr>
+            <w:r>
+              <w:rPr>
+                <w:rFonts w:ascii="Arial" w:cs="Arial" w:eastAsia="Arial" w:hAnsi="Arial"/>
+                <w:i/>
+                <w:iCs/>
+                <w:color w:val="5B6477"/>
+                <w:sz w:val="15"/>
+                <w:szCs w:val="15"/>
+              </w:rPr>
+              <w:t xml:space="preserve">Flow F22 · Cash deposit slip and its two checks</w:t>
             </w:r>
           </w:p>
           <w:p>
@@ -10958,7 +10980,7 @@
                 <w:sz w:val="19"/>
                 <w:szCs w:val="19"/>
               </w:rPr>
-              <w:t xml:space="preserve">Open Cash on Hand.</w:t>
+              <w:t xml:space="preserve">After the Audit or Accounting Associate rejects your slip, open Notifications and Daily Close &amp; Deposit.</w:t>
             </w:r>
           </w:p>
           <w:p>
@@ -10982,7 +11004,7 @@
                 <w:sz w:val="19"/>
                 <w:szCs w:val="19"/>
               </w:rPr>
-              <w:t xml:space="preserve">Each day with undeposited cash is listed with its amount; you can go on to deposit it from Daily Close &amp; Deposit.</w:t>
+              <w:t xml:space="preserve">You see the reason. Attach the correct slip and record the deposit again.</w:t>
             </w:r>
           </w:p>
         </w:tc>
@@ -11148,7 +11170,7 @@
                 <w:sz w:val="16"/>
                 <w:szCs w:val="16"/>
               </w:rPr>
-              <w:t xml:space="preserve">SA-36</w:t>
+              <w:t xml:space="preserve">SA-35</w:t>
             </w:r>
           </w:p>
         </w:tc>
@@ -11181,7 +11203,7 @@
                 <w:sz w:val="20"/>
                 <w:szCs w:val="20"/>
               </w:rPr>
-              <w:t xml:space="preserve">Change your own password</w:t>
+              <w:t xml:space="preserve">Cash on Hand shows the pending days</w:t>
             </w:r>
           </w:p>
           <w:p>
@@ -11203,51 +11225,7 @@
                 <w:sz w:val="19"/>
                 <w:szCs w:val="19"/>
               </w:rPr>
-              <w:t xml:space="preserve">Press the key icon at the top right (Change my password).</w:t>
-            </w:r>
-          </w:p>
-          <w:p>
-            <w:pPr>
-              <w:spacing w:after="20" w:before="0" w:line="264"/>
-            </w:pPr>
-            <w:r>
-              <w:rPr>
-                <w:rFonts w:ascii="Arial" w:cs="Arial" w:eastAsia="Arial" w:hAnsi="Arial"/>
-                <w:color w:val="5B6477"/>
-                <w:sz w:val="19"/>
-                <w:szCs w:val="19"/>
-              </w:rPr>
-              <w:t xml:space="preserve">2.  </w:t>
-            </w:r>
-            <w:r>
-              <w:rPr>
-                <w:rFonts w:ascii="Arial" w:cs="Arial" w:eastAsia="Arial" w:hAnsi="Arial"/>
-                <w:sz w:val="19"/>
-                <w:szCs w:val="19"/>
-              </w:rPr>
-              <w:t xml:space="preserve">Type the current password and a new one of 10 or more characters, twice → Change password.</w:t>
-            </w:r>
-          </w:p>
-          <w:p>
-            <w:pPr>
-              <w:spacing w:after="20" w:before="0" w:line="264"/>
-            </w:pPr>
-            <w:r>
-              <w:rPr>
-                <w:rFonts w:ascii="Arial" w:cs="Arial" w:eastAsia="Arial" w:hAnsi="Arial"/>
-                <w:color w:val="5B6477"/>
-                <w:sz w:val="19"/>
-                <w:szCs w:val="19"/>
-              </w:rPr>
-              <w:t xml:space="preserve">3.  </w:t>
-            </w:r>
-            <w:r>
-              <w:rPr>
-                <w:rFonts w:ascii="Arial" w:cs="Arial" w:eastAsia="Arial" w:hAnsi="Arial"/>
-                <w:sz w:val="19"/>
-                <w:szCs w:val="19"/>
-              </w:rPr>
-              <w:t xml:space="preserve">Sign out and sign in again with the new password. Then change it back to ChangeMe!2026 for the next tester.</w:t>
+              <w:t xml:space="preserve">Open Cash on Hand.</w:t>
             </w:r>
           </w:p>
           <w:p>
@@ -11271,7 +11249,7 @@
                 <w:sz w:val="19"/>
                 <w:szCs w:val="19"/>
               </w:rPr>
-              <w:t xml:space="preserve">The new password works. Nobody else can see it. HR receives a notice that you changed it (not the password).</w:t>
+              <w:t xml:space="preserve">Each day with undeposited cash is listed with its amount; you can go on to deposit it from Daily Close &amp; Deposit.</w:t>
             </w:r>
           </w:p>
         </w:tc>
@@ -11437,7 +11415,7 @@
                 <w:sz w:val="16"/>
                 <w:szCs w:val="16"/>
               </w:rPr>
-              <w:t xml:space="preserve">SA-37</w:t>
+              <w:t xml:space="preserve">SA-36</w:t>
             </w:r>
           </w:p>
         </w:tc>
@@ -11470,23 +11448,7 @@
                 <w:sz w:val="20"/>
                 <w:szCs w:val="20"/>
               </w:rPr>
-              <w:t xml:space="preserve">Sell to a franchise (franchise price, plastic, shipping to follow)</w:t>
-            </w:r>
-          </w:p>
-          <w:p>
-            <w:pPr>
-              <w:spacing w:after="40" w:before="0" w:line="264"/>
-            </w:pPr>
-            <w:r>
-              <w:rPr>
-                <w:rFonts w:ascii="Arial" w:cs="Arial" w:eastAsia="Arial" w:hAnsi="Arial"/>
-                <w:i/>
-                <w:iCs/>
-                <w:color w:val="5B6477"/>
-                <w:sz w:val="15"/>
-                <w:szCs w:val="15"/>
-              </w:rPr>
-              <w:t xml:space="preserve">Flow F26 · Sale to a franchise with shipping to follow</w:t>
+              <w:t xml:space="preserve">Change your own password</w:t>
             </w:r>
           </w:p>
           <w:p>
@@ -11508,7 +11470,7 @@
                 <w:sz w:val="19"/>
                 <w:szCs w:val="19"/>
               </w:rPr>
-              <w:t xml:space="preserve">New Sale → channel FRANCHISE → choose the franchisee (for example Franchise Mayon).</w:t>
+              <w:t xml:space="preserve">Press the key icon at the top right (Change my password).</w:t>
             </w:r>
           </w:p>
           <w:p>
@@ -11530,7 +11492,7 @@
                 <w:sz w:val="19"/>
                 <w:szCs w:val="19"/>
               </w:rPr>
-              <w:t xml:space="preserve">Add a supplement and Plastic XL. Read the prices.</w:t>
+              <w:t xml:space="preserve">Type the current password and a new one of 10 or more characters, twice → Change password.</w:t>
             </w:r>
           </w:p>
           <w:p>
@@ -11552,7 +11514,7 @@
                 <w:sz w:val="19"/>
                 <w:szCs w:val="19"/>
               </w:rPr>
-              <w:t xml:space="preserve">Change one price a little, then set it back. Under "Shipping charged to the franchise" choose To follow → Review sale → Confirm and save.</w:t>
+              <w:t xml:space="preserve">Sign out and sign in again with the new password. Then change it back to ChangeMe!2026 for the next tester.</w:t>
             </w:r>
           </w:p>
           <w:p>
@@ -11576,7 +11538,7 @@
                 <w:sz w:val="19"/>
                 <w:szCs w:val="19"/>
               </w:rPr>
-              <w:t xml:space="preserve">No "may not sell at tier FRANCHISE" message. The franchise price fills in by itself; the plastic is charged (L ₱4, M ₱3, S ₱3, XL ₱5). The sale saves and the Franchise Coordinator is told the shipping is to follow.</w:t>
+              <w:t xml:space="preserve">The new password works. Nobody else can see it. HR receives a notice that you changed it (not the password).</w:t>
             </w:r>
           </w:p>
         </w:tc>
@@ -11742,7 +11704,7 @@
                 <w:sz w:val="16"/>
                 <w:szCs w:val="16"/>
               </w:rPr>
-              <w:t xml:space="preserve">SA-38</w:t>
+              <w:t xml:space="preserve">SA-37</w:t>
             </w:r>
           </w:p>
         </w:tc>
@@ -11775,7 +11737,7 @@
                 <w:sz w:val="20"/>
                 <w:szCs w:val="20"/>
               </w:rPr>
-              <w:t xml:space="preserve">Plastic for a store or walk-in customer</w:t>
+              <w:t xml:space="preserve">Sell to a franchise (franchise price, plastic, shipping to follow)</w:t>
             </w:r>
           </w:p>
           <w:p>
@@ -11813,7 +11775,7 @@
                 <w:sz w:val="19"/>
                 <w:szCs w:val="19"/>
               </w:rPr>
-              <w:t xml:space="preserve">New Sale → Walk-in → add an item and Plastic S.</w:t>
+              <w:t xml:space="preserve">New Sale → channel FRANCHISE → choose the franchisee (for example Franchise Mayon).</w:t>
             </w:r>
           </w:p>
           <w:p>
@@ -11835,7 +11797,29 @@
                 <w:sz w:val="19"/>
                 <w:szCs w:val="19"/>
               </w:rPr>
-              <w:t xml:space="preserve">Save. Then another sale: type a price of 2 on the plastic line → Save.</w:t>
+              <w:t xml:space="preserve">Add a supplement and Plastic XL. Read the prices.</w:t>
+            </w:r>
+          </w:p>
+          <w:p>
+            <w:pPr>
+              <w:spacing w:after="20" w:before="0" w:line="264"/>
+            </w:pPr>
+            <w:r>
+              <w:rPr>
+                <w:rFonts w:ascii="Arial" w:cs="Arial" w:eastAsia="Arial" w:hAnsi="Arial"/>
+                <w:color w:val="5B6477"/>
+                <w:sz w:val="19"/>
+                <w:szCs w:val="19"/>
+              </w:rPr>
+              <w:t xml:space="preserve">3.  </w:t>
+            </w:r>
+            <w:r>
+              <w:rPr>
+                <w:rFonts w:ascii="Arial" w:cs="Arial" w:eastAsia="Arial" w:hAnsi="Arial"/>
+                <w:sz w:val="19"/>
+                <w:szCs w:val="19"/>
+              </w:rPr>
+              <w:t xml:space="preserve">Change one price a little, then set it back. Under "Shipping charged to the franchise" choose To follow → Review sale → Confirm and save.</w:t>
             </w:r>
           </w:p>
           <w:p>
@@ -11859,7 +11843,7 @@
                 <w:sz w:val="19"/>
                 <w:szCs w:val="19"/>
               </w:rPr>
-              <w:t xml:space="preserve">The plastic is free (₱0) the first time; the second time it is a sold item at the typed price.</w:t>
+              <w:t xml:space="preserve">No "may not sell at tier FRANCHISE" message. The franchise price fills in by itself; the plastic is charged (L ₱4, M ₱3, S ₱3, XL ₱5). The sale saves and the Franchise Coordinator is told the shipping is to follow.</w:t>
             </w:r>
           </w:p>
         </w:tc>
@@ -12025,7 +12009,7 @@
                 <w:sz w:val="16"/>
                 <w:szCs w:val="16"/>
               </w:rPr>
-              <w:t xml:space="preserve">SA-39</w:t>
+              <w:t xml:space="preserve">SA-38</w:t>
             </w:r>
           </w:p>
         </w:tc>
@@ -12058,7 +12042,7 @@
                 <w:sz w:val="20"/>
                 <w:szCs w:val="20"/>
               </w:rPr>
-              <w:t xml:space="preserve">A customer returns an item: open a replacement ticket</w:t>
+              <w:t xml:space="preserve">Plastic for a store or walk-in customer</w:t>
             </w:r>
           </w:p>
           <w:p>
@@ -12074,7 +12058,7 @@
                 <w:sz w:val="15"/>
                 <w:szCs w:val="15"/>
               </w:rPr>
-              <w:t xml:space="preserve">Flow F27 · Customer return and replacement ticket</w:t>
+              <w:t xml:space="preserve">Flow F26 · Sale to a franchise with shipping to follow</w:t>
             </w:r>
           </w:p>
           <w:p>
@@ -12096,7 +12080,7 @@
                 <w:sz w:val="19"/>
                 <w:szCs w:val="19"/>
               </w:rPr>
-              <w:t xml:space="preserve">Replacement Tickets → Customer returned an item.</w:t>
+              <w:t xml:space="preserve">New Sale → Walk-in → add an item and Plastic S.</w:t>
             </w:r>
           </w:p>
           <w:p>
@@ -12118,29 +12102,7 @@
                 <w:sz w:val="19"/>
                 <w:szCs w:val="19"/>
               </w:rPr>
-              <w:t xml:space="preserve">Type the DR number (or the customer name) → press the item line → quantity, reason, notes → Open the ticket.</w:t>
-            </w:r>
-          </w:p>
-          <w:p>
-            <w:pPr>
-              <w:spacing w:after="20" w:before="0" w:line="264"/>
-            </w:pPr>
-            <w:r>
-              <w:rPr>
-                <w:rFonts w:ascii="Arial" w:cs="Arial" w:eastAsia="Arial" w:hAnsi="Arial"/>
-                <w:color w:val="5B6477"/>
-                <w:sz w:val="19"/>
-                <w:szCs w:val="19"/>
-              </w:rPr>
-              <w:t xml:space="preserve">3.  </w:t>
-            </w:r>
-            <w:r>
-              <w:rPr>
-                <w:rFonts w:ascii="Arial" w:cs="Arial" w:eastAsia="Arial" w:hAnsi="Arial"/>
-                <w:sz w:val="19"/>
-                <w:szCs w:val="19"/>
-              </w:rPr>
-              <w:t xml:space="preserve">Attach a photo of the item on the ticket page.</w:t>
+              <w:t xml:space="preserve">Save. Then another sale: type a price of 2 on the plastic line → Save.</w:t>
             </w:r>
           </w:p>
           <w:p>
@@ -12164,7 +12126,7 @@
                 <w:sz w:val="19"/>
                 <w:szCs w:val="19"/>
               </w:rPr>
-              <w:t xml:space="preserve">The ticket (RT number) names the DR, the customer and the branch that made the sale. You cannot return more than was sold. The auditors, Accounting, the Owner, the DR's sales associate and the other branches are told.</w:t>
+              <w:t xml:space="preserve">The plastic is free (₱0) the first time; the second time it is a sold item at the typed price.</w:t>
             </w:r>
           </w:p>
         </w:tc>
@@ -12330,7 +12292,7 @@
                 <w:sz w:val="16"/>
                 <w:szCs w:val="16"/>
               </w:rPr>
-              <w:t xml:space="preserve">SA-40</w:t>
+              <w:t xml:space="preserve">SA-39</w:t>
             </w:r>
           </w:p>
         </w:tc>
@@ -12363,7 +12325,7 @@
                 <w:sz w:val="20"/>
                 <w:szCs w:val="20"/>
               </w:rPr>
-              <w:t xml:space="preserve">Give the replacement for another branch's ticket</w:t>
+              <w:t xml:space="preserve">A customer returns an item: open a replacement ticket</w:t>
             </w:r>
           </w:p>
           <w:p>
@@ -12401,7 +12363,7 @@
                 <w:sz w:val="19"/>
                 <w:szCs w:val="19"/>
               </w:rPr>
-              <w:t xml:space="preserve">Replacement Tickets → open a customer ticket made at another branch.</w:t>
+              <w:t xml:space="preserve">Replacement Tickets → Customer returned an item.</w:t>
             </w:r>
           </w:p>
           <w:p>
@@ -12423,7 +12385,29 @@
                 <w:sz w:val="19"/>
                 <w:szCs w:val="19"/>
               </w:rPr>
-              <w:t xml:space="preserve">Press We gave the replacement → search another product (or keep the same) → Save.</w:t>
+              <w:t xml:space="preserve">Type the DR number (or the customer name) → press the item line → quantity, reason, notes → Open the ticket.</w:t>
+            </w:r>
+          </w:p>
+          <w:p>
+            <w:pPr>
+              <w:spacing w:after="20" w:before="0" w:line="264"/>
+            </w:pPr>
+            <w:r>
+              <w:rPr>
+                <w:rFonts w:ascii="Arial" w:cs="Arial" w:eastAsia="Arial" w:hAnsi="Arial"/>
+                <w:color w:val="5B6477"/>
+                <w:sz w:val="19"/>
+                <w:szCs w:val="19"/>
+              </w:rPr>
+              <w:t xml:space="preserve">3.  </w:t>
+            </w:r>
+            <w:r>
+              <w:rPr>
+                <w:rFonts w:ascii="Arial" w:cs="Arial" w:eastAsia="Arial" w:hAnsi="Arial"/>
+                <w:sz w:val="19"/>
+                <w:szCs w:val="19"/>
+              </w:rPr>
+              <w:t xml:space="preserve">Attach a photo of the item on the ticket page.</w:t>
             </w:r>
           </w:p>
           <w:p>
@@ -12447,7 +12431,7 @@
                 <w:sz w:val="19"/>
                 <w:szCs w:val="19"/>
               </w:rPr>
-              <w:t xml:space="preserve">The replacement leaves your stock. The price difference against the DR is shown (customer pays or refund). The Head Auditor approves; then the ticket closes. A second branch cannot tick it again.</w:t>
+              <w:t xml:space="preserve">The ticket (RT number) names the DR, the customer and the branch that made the sale. You cannot return more than was sold. The auditors, Accounting, the Owner, the DR's sales associate and the other branches are told.</w:t>
             </w:r>
           </w:p>
         </w:tc>
@@ -12613,7 +12597,7 @@
                 <w:sz w:val="16"/>
                 <w:szCs w:val="16"/>
               </w:rPr>
-              <w:t xml:space="preserve">SA-41</w:t>
+              <w:t xml:space="preserve">SA-40</w:t>
             </w:r>
           </w:p>
         </w:tc>
@@ -12646,7 +12630,7 @@
                 <w:sz w:val="20"/>
                 <w:szCs w:val="20"/>
               </w:rPr>
-              <w:t xml:space="preserve">Confirm the price difference</w:t>
+              <w:t xml:space="preserve">Give the replacement for another branch's ticket</w:t>
             </w:r>
           </w:p>
           <w:p>
@@ -12684,7 +12668,29 @@
                 <w:sz w:val="19"/>
                 <w:szCs w:val="19"/>
               </w:rPr>
-              <w:t xml:space="preserve">Open the closed ticket you replaced → press The customer paid the difference (or The refund was given).</w:t>
+              <w:t xml:space="preserve">Replacement Tickets → open a customer ticket made at another branch.</w:t>
+            </w:r>
+          </w:p>
+          <w:p>
+            <w:pPr>
+              <w:spacing w:after="20" w:before="0" w:line="264"/>
+            </w:pPr>
+            <w:r>
+              <w:rPr>
+                <w:rFonts w:ascii="Arial" w:cs="Arial" w:eastAsia="Arial" w:hAnsi="Arial"/>
+                <w:color w:val="5B6477"/>
+                <w:sz w:val="19"/>
+                <w:szCs w:val="19"/>
+              </w:rPr>
+              <w:t xml:space="preserve">2.  </w:t>
+            </w:r>
+            <w:r>
+              <w:rPr>
+                <w:rFonts w:ascii="Arial" w:cs="Arial" w:eastAsia="Arial" w:hAnsi="Arial"/>
+                <w:sz w:val="19"/>
+                <w:szCs w:val="19"/>
+              </w:rPr>
+              <w:t xml:space="preserve">Press We gave the replacement → search another product (or keep the same) → Save.</w:t>
             </w:r>
           </w:p>
           <w:p>
@@ -12708,7 +12714,7 @@
                 <w:sz w:val="19"/>
                 <w:szCs w:val="19"/>
               </w:rPr>
-              <w:t xml:space="preserve">Marked settled; Accounting is told.</w:t>
+              <w:t xml:space="preserve">The replacement leaves your stock. The price difference against the DR is shown (customer pays or refund). The Head Auditor approves; then the ticket closes. A second branch cannot tick it again.</w:t>
             </w:r>
           </w:p>
         </w:tc>
@@ -12874,7 +12880,7 @@
                 <w:sz w:val="16"/>
                 <w:szCs w:val="16"/>
               </w:rPr>
-              <w:t xml:space="preserve">SA-42</w:t>
+              <w:t xml:space="preserve">SA-41</w:t>
             </w:r>
           </w:p>
         </w:tc>
@@ -12907,7 +12913,7 @@
                 <w:sz w:val="20"/>
                 <w:szCs w:val="20"/>
               </w:rPr>
-              <w:t xml:space="preserve">Give stock to Prothin Marketing / GWS Marketing / BO</w:t>
+              <w:t xml:space="preserve">Confirm the price difference</w:t>
             </w:r>
           </w:p>
           <w:p>
@@ -12923,7 +12929,7 @@
                 <w:sz w:val="15"/>
                 <w:szCs w:val="15"/>
               </w:rPr>
-              <w:t xml:space="preserve">Flow F29 · Stock given to Prothin Marketing, GWS Marketing or BO</w:t>
+              <w:t xml:space="preserve">Flow F27 · Customer return and replacement ticket</w:t>
             </w:r>
           </w:p>
           <w:p>
@@ -12945,51 +12951,7 @@
                 <w:sz w:val="19"/>
                 <w:szCs w:val="19"/>
               </w:rPr>
-              <w:t xml:space="preserve">Transfers &amp; Pull-outs → To → Stock given out → Prothin Marketing.</w:t>
-            </w:r>
-          </w:p>
-          <w:p>
-            <w:pPr>
-              <w:spacing w:after="20" w:before="0" w:line="264"/>
-            </w:pPr>
-            <w:r>
-              <w:rPr>
-                <w:rFonts w:ascii="Arial" w:cs="Arial" w:eastAsia="Arial" w:hAnsi="Arial"/>
-                <w:color w:val="5B6477"/>
-                <w:sz w:val="19"/>
-                <w:szCs w:val="19"/>
-              </w:rPr>
-              <w:t xml:space="preserve">2.  </w:t>
-            </w:r>
-            <w:r>
-              <w:rPr>
-                <w:rFonts w:ascii="Arial" w:cs="Arial" w:eastAsia="Arial" w:hAnsi="Arial"/>
-                <w:sz w:val="19"/>
-                <w:szCs w:val="19"/>
-              </w:rPr>
-              <w:t xml:space="preserve">Tick Endorse to Accounting as an expense → add an item → Create draft → Submit.</w:t>
-            </w:r>
-          </w:p>
-          <w:p>
-            <w:pPr>
-              <w:spacing w:after="20" w:before="0" w:line="264"/>
-            </w:pPr>
-            <w:r>
-              <w:rPr>
-                <w:rFonts w:ascii="Arial" w:cs="Arial" w:eastAsia="Arial" w:hAnsi="Arial"/>
-                <w:color w:val="5B6477"/>
-                <w:sz w:val="19"/>
-                <w:szCs w:val="19"/>
-              </w:rPr>
-              <w:t xml:space="preserve">3.  </w:t>
-            </w:r>
-            <w:r>
-              <w:rPr>
-                <w:rFonts w:ascii="Arial" w:cs="Arial" w:eastAsia="Arial" w:hAnsi="Arial"/>
-                <w:sz w:val="19"/>
-                <w:szCs w:val="19"/>
-              </w:rPr>
-              <w:t xml:space="preserve">After the Head Auditor approves, check Stock on Hand.</w:t>
+              <w:t xml:space="preserve">Open the closed ticket you replaced → press The customer paid the difference (or The refund was given).</w:t>
             </w:r>
           </w:p>
           <w:p>
@@ -13013,7 +12975,7 @@
                 <w:sz w:val="19"/>
                 <w:szCs w:val="19"/>
               </w:rPr>
-              <w:t xml:space="preserve">The Head Auditor approves; the stock leaves your branch at once. Accounting is asked to book it at cost.</w:t>
+              <w:t xml:space="preserve">Marked settled; Accounting is told.</w:t>
             </w:r>
           </w:p>
         </w:tc>
@@ -13179,7 +13141,7 @@
                 <w:sz w:val="16"/>
                 <w:szCs w:val="16"/>
               </w:rPr>
-              <w:t xml:space="preserve">SA-43</w:t>
+              <w:t xml:space="preserve">SA-42</w:t>
             </w:r>
           </w:p>
         </w:tc>
@@ -13212,7 +13174,7 @@
                 <w:sz w:val="20"/>
                 <w:szCs w:val="20"/>
               </w:rPr>
-              <w:t xml:space="preserve">Delete an unfinished draft</w:t>
+              <w:t xml:space="preserve">Give stock to Prothin Marketing / GWS Marketing / BO</w:t>
             </w:r>
           </w:p>
           <w:p>
@@ -13228,7 +13190,7 @@
                 <w:sz w:val="15"/>
                 <w:szCs w:val="15"/>
               </w:rPr>
-              <w:t xml:space="preserve">Flow F30 · Deleting an unfinished draft</w:t>
+              <w:t xml:space="preserve">Flow F29 · Stock given to Prothin Marketing, GWS Marketing or BO</w:t>
             </w:r>
           </w:p>
           <w:p>
@@ -13250,7 +13212,7 @@
                 <w:sz w:val="19"/>
                 <w:szCs w:val="19"/>
               </w:rPr>
-              <w:t xml:space="preserve">Create two pull-out drafts, open the first → Delete draft.</w:t>
+              <w:t xml:space="preserve">Transfers &amp; Pull-outs → To → Stock given out → Prothin Marketing.</w:t>
             </w:r>
           </w:p>
           <w:p>
@@ -13272,7 +13234,29 @@
                 <w:sz w:val="19"/>
                 <w:szCs w:val="19"/>
               </w:rPr>
-              <w:t xml:space="preserve">Open the second draft.</w:t>
+              <w:t xml:space="preserve">Tick Endorse to Accounting as an expense → add an item → Create draft → Submit.</w:t>
+            </w:r>
+          </w:p>
+          <w:p>
+            <w:pPr>
+              <w:spacing w:after="20" w:before="0" w:line="264"/>
+            </w:pPr>
+            <w:r>
+              <w:rPr>
+                <w:rFonts w:ascii="Arial" w:cs="Arial" w:eastAsia="Arial" w:hAnsi="Arial"/>
+                <w:color w:val="5B6477"/>
+                <w:sz w:val="19"/>
+                <w:szCs w:val="19"/>
+              </w:rPr>
+              <w:t xml:space="preserve">3.  </w:t>
+            </w:r>
+            <w:r>
+              <w:rPr>
+                <w:rFonts w:ascii="Arial" w:cs="Arial" w:eastAsia="Arial" w:hAnsi="Arial"/>
+                <w:sz w:val="19"/>
+                <w:szCs w:val="19"/>
+              </w:rPr>
+              <w:t xml:space="preserve">After the Head Auditor approves, check Stock on Hand.</w:t>
             </w:r>
           </w:p>
           <w:p>
@@ -13296,7 +13280,7 @@
                 <w:sz w:val="19"/>
                 <w:szCs w:val="19"/>
               </w:rPr>
-              <w:t xml:space="preserve">The first is gone and the second now carries the first one's number. A submitted form cannot be deleted.</w:t>
+              <w:t xml:space="preserve">The Head Auditor approves; the stock leaves your branch at once. Accounting is asked to book it at cost.</w:t>
             </w:r>
           </w:p>
         </w:tc>
@@ -13462,7 +13446,7 @@
                 <w:sz w:val="16"/>
                 <w:szCs w:val="16"/>
               </w:rPr>
-              <w:t xml:space="preserve">SA-44</w:t>
+              <w:t xml:space="preserve">SA-43</w:t>
             </w:r>
           </w:p>
         </w:tc>
@@ -13495,7 +13479,23 @@
                 <w:sz w:val="20"/>
                 <w:szCs w:val="20"/>
               </w:rPr>
-              <w:t xml:space="preserve">Printed forms have a checker's column</w:t>
+              <w:t xml:space="preserve">Delete an unfinished draft</w:t>
+            </w:r>
+          </w:p>
+          <w:p>
+            <w:pPr>
+              <w:spacing w:after="40" w:before="0" w:line="264"/>
+            </w:pPr>
+            <w:r>
+              <w:rPr>
+                <w:rFonts w:ascii="Arial" w:cs="Arial" w:eastAsia="Arial" w:hAnsi="Arial"/>
+                <w:i/>
+                <w:iCs/>
+                <w:color w:val="5B6477"/>
+                <w:sz w:val="15"/>
+                <w:szCs w:val="15"/>
+              </w:rPr>
+              <w:t xml:space="preserve">Flow F30 · Deleting an unfinished draft</w:t>
             </w:r>
           </w:p>
           <w:p>
@@ -13517,7 +13517,29 @@
                 <w:sz w:val="19"/>
                 <w:szCs w:val="19"/>
               </w:rPr>
-              <w:t xml:space="preserve">Open a pull-out → Print Pull-Out (draft).</w:t>
+              <w:t xml:space="preserve">Create two pull-out drafts, open the first → Delete draft.</w:t>
+            </w:r>
+          </w:p>
+          <w:p>
+            <w:pPr>
+              <w:spacing w:after="20" w:before="0" w:line="264"/>
+            </w:pPr>
+            <w:r>
+              <w:rPr>
+                <w:rFonts w:ascii="Arial" w:cs="Arial" w:eastAsia="Arial" w:hAnsi="Arial"/>
+                <w:color w:val="5B6477"/>
+                <w:sz w:val="19"/>
+                <w:szCs w:val="19"/>
+              </w:rPr>
+              <w:t xml:space="preserve">2.  </w:t>
+            </w:r>
+            <w:r>
+              <w:rPr>
+                <w:rFonts w:ascii="Arial" w:cs="Arial" w:eastAsia="Arial" w:hAnsi="Arial"/>
+                <w:sz w:val="19"/>
+                <w:szCs w:val="19"/>
+              </w:rPr>
+              <w:t xml:space="preserve">Open the second draft.</w:t>
             </w:r>
           </w:p>
           <w:p>
@@ -13541,7 +13563,7 @@
                 <w:sz w:val="19"/>
                 <w:szCs w:val="19"/>
               </w:rPr>
-              <w:t xml:space="preserve">The last column at the far right is blank: "Checker's qty (write by hand)".</w:t>
+              <w:t xml:space="preserve">The first is gone and the second now carries the first one's number. A submitted form cannot be deleted.</w:t>
             </w:r>
           </w:p>
         </w:tc>
@@ -13707,7 +13729,7 @@
                 <w:sz w:val="16"/>
                 <w:szCs w:val="16"/>
               </w:rPr>
-              <w:t xml:space="preserve">SA-45</w:t>
+              <w:t xml:space="preserve">SA-44</w:t>
             </w:r>
           </w:p>
         </w:tc>
@@ -13740,23 +13762,7 @@
                 <w:sz w:val="20"/>
                 <w:szCs w:val="20"/>
               </w:rPr>
-              <w:t xml:space="preserve">Tag a sale to an agent's outlet</w:t>
-            </w:r>
-          </w:p>
-          <w:p>
-            <w:pPr>
-              <w:spacing w:after="40" w:before="0" w:line="264"/>
-            </w:pPr>
-            <w:r>
-              <w:rPr>
-                <w:rFonts w:ascii="Arial" w:cs="Arial" w:eastAsia="Arial" w:hAnsi="Arial"/>
-                <w:i/>
-                <w:iCs/>
-                <w:color w:val="5B6477"/>
-                <w:sz w:val="15"/>
-                <w:szCs w:val="15"/>
-              </w:rPr>
-              <w:t xml:space="preserve">Flow F31 · Agent field work: outlets, itineraries and consignment maximums</w:t>
+              <w:t xml:space="preserve">Printed forms have a checker's column</w:t>
             </w:r>
           </w:p>
           <w:p>
@@ -13778,7 +13784,7 @@
                 <w:sz w:val="19"/>
                 <w:szCs w:val="19"/>
               </w:rPr>
-              <w:t xml:space="preserve">New Sale → under Agent's outlet / gym choose the agent, then an approved outlet → Review → Save.</w:t>
+              <w:t xml:space="preserve">Open a pull-out → Print Pull-Out (draft).</w:t>
             </w:r>
           </w:p>
           <w:p>
@@ -13802,7 +13808,7 @@
                 <w:sz w:val="19"/>
                 <w:szCs w:val="19"/>
               </w:rPr>
-              <w:t xml:space="preserve">The sale shows the outlet in the Sales list. An outlet that is not yet approved is not offered; the agent uploads it and the Sales Manager approves first.</w:t>
+              <w:t xml:space="preserve">The last column at the far right is blank: "Checker's qty (write by hand)".</w:t>
             </w:r>
           </w:p>
         </w:tc>
@@ -13968,7 +13974,7 @@
                 <w:sz w:val="16"/>
                 <w:szCs w:val="16"/>
               </w:rPr>
-              <w:t xml:space="preserve">SA-46</w:t>
+              <w:t xml:space="preserve">SA-45</w:t>
             </w:r>
           </w:p>
         </w:tc>
@@ -14001,7 +14007,23 @@
                 <w:sz w:val="20"/>
                 <w:szCs w:val="20"/>
               </w:rPr>
-              <w:t xml:space="preserve">Search notifications</w:t>
+              <w:t xml:space="preserve">Tag a sale to an agent's outlet</w:t>
+            </w:r>
+          </w:p>
+          <w:p>
+            <w:pPr>
+              <w:spacing w:after="40" w:before="0" w:line="264"/>
+            </w:pPr>
+            <w:r>
+              <w:rPr>
+                <w:rFonts w:ascii="Arial" w:cs="Arial" w:eastAsia="Arial" w:hAnsi="Arial"/>
+                <w:i/>
+                <w:iCs/>
+                <w:color w:val="5B6477"/>
+                <w:sz w:val="15"/>
+                <w:szCs w:val="15"/>
+              </w:rPr>
+              <w:t xml:space="preserve">Flow F31 · Agent field work: outlets, itineraries and consignment maximums</w:t>
             </w:r>
           </w:p>
           <w:p>
@@ -14023,7 +14045,7 @@
                 <w:sz w:val="19"/>
                 <w:szCs w:val="19"/>
               </w:rPr>
-              <w:t xml:space="preserve">Notifications → type a product name or DR number in the search bar.</w:t>
+              <w:t xml:space="preserve">New Sale → under Agent's outlet / gym choose the agent, then an approved outlet → Review → Save.</w:t>
             </w:r>
           </w:p>
           <w:p>
@@ -14047,7 +14069,7 @@
                 <w:sz w:val="19"/>
                 <w:szCs w:val="19"/>
               </w:rPr>
-              <w:t xml:space="preserve">Only the notifications that contain every word you typed are shown.</w:t>
+              <w:t xml:space="preserve">The sale shows the outlet in the Sales list. An outlet that is not yet approved is not offered; the agent uploads it and the Sales Manager approves first.</w:t>
             </w:r>
           </w:p>
         </w:tc>
@@ -14213,7 +14235,7 @@
                 <w:sz w:val="16"/>
                 <w:szCs w:val="16"/>
               </w:rPr>
-              <w:t xml:space="preserve">SA-47</w:t>
+              <w:t xml:space="preserve">SA-46</w:t>
             </w:r>
           </w:p>
         </w:tc>
@@ -14246,7 +14268,7 @@
                 <w:sz w:val="20"/>
                 <w:szCs w:val="20"/>
               </w:rPr>
-              <w:t xml:space="preserve">Search the 6-Pack Card lists</w:t>
+              <w:t xml:space="preserve">Search notifications</w:t>
             </w:r>
           </w:p>
           <w:p>
@@ -14268,7 +14290,7 @@
                 <w:sz w:val="19"/>
                 <w:szCs w:val="19"/>
               </w:rPr>
-              <w:t xml:space="preserve">6-Pack Card → choose from / to → type a customer name, mobile number or DR number in the search box.</w:t>
+              <w:t xml:space="preserve">Notifications → type a product name or DR number in the search bar.</w:t>
             </w:r>
           </w:p>
           <w:p>
@@ -14292,7 +14314,7 @@
                 <w:sz w:val="19"/>
                 <w:szCs w:val="19"/>
               </w:rPr>
-              <w:t xml:space="preserve">Stickers given and Cards redeemed show only the matching rows; the totals above do not change.</w:t>
+              <w:t xml:space="preserve">Only the notifications that contain every word you typed are shown.</w:t>
             </w:r>
           </w:p>
         </w:tc>
@@ -14458,7 +14480,7 @@
                 <w:sz w:val="16"/>
                 <w:szCs w:val="16"/>
               </w:rPr>
-              <w:t xml:space="preserve">SA-48</w:t>
+              <w:t xml:space="preserve">SA-47</w:t>
             </w:r>
           </w:p>
         </w:tc>
@@ -14491,7 +14513,7 @@
                 <w:sz w:val="20"/>
                 <w:szCs w:val="20"/>
               </w:rPr>
-              <w:t xml:space="preserve">Tag a sale to a Wheysted member</w:t>
+              <w:t xml:space="preserve">Search the 6-Pack Card lists</w:t>
             </w:r>
           </w:p>
           <w:p>
@@ -14513,29 +14535,7 @@
                 <w:sz w:val="19"/>
                 <w:szCs w:val="19"/>
               </w:rPr>
-              <w:t xml:space="preserve">New Sale → Wheysted member: type a member number, name or phone (or scan the QR card) and pick the member; or press + New member (name and mobile).</w:t>
-            </w:r>
-          </w:p>
-          <w:p>
-            <w:pPr>
-              <w:spacing w:after="20" w:before="0" w:line="264"/>
-            </w:pPr>
-            <w:r>
-              <w:rPr>
-                <w:rFonts w:ascii="Arial" w:cs="Arial" w:eastAsia="Arial" w:hAnsi="Arial"/>
-                <w:color w:val="5B6477"/>
-                <w:sz w:val="19"/>
-                <w:szCs w:val="19"/>
-              </w:rPr>
-              <w:t xml:space="preserve">2.  </w:t>
-            </w:r>
-            <w:r>
-              <w:rPr>
-                <w:rFonts w:ascii="Arial" w:cs="Arial" w:eastAsia="Arial" w:hAnsi="Arial"/>
-                <w:sz w:val="19"/>
-                <w:szCs w:val="19"/>
-              </w:rPr>
-              <w:t xml:space="preserve">Add an item and save the sale.</w:t>
+              <w:t xml:space="preserve">6-Pack Card → choose from / to → type a customer name, mobile number or DR number in the search box.</w:t>
             </w:r>
           </w:p>
           <w:p>
@@ -14559,7 +14559,7 @@
                 <w:sz w:val="19"/>
                 <w:szCs w:val="19"/>
               </w:rPr>
-              <w:t xml:space="preserve">The member's name, mobile and email fill in. The sale shows the member in the Sales list; a blocked member cannot be tagged.</w:t>
+              <w:t xml:space="preserve">Stickers given and Cards redeemed show only the matching rows; the totals above do not change.</w:t>
             </w:r>
           </w:p>
         </w:tc>
@@ -14725,7 +14725,7 @@
                 <w:sz w:val="16"/>
                 <w:szCs w:val="16"/>
               </w:rPr>
-              <w:t xml:space="preserve">SA-49</w:t>
+              <w:t xml:space="preserve">SA-48</w:t>
             </w:r>
           </w:p>
         </w:tc>
@@ -14758,23 +14758,7 @@
                 <w:sz w:val="20"/>
                 <w:szCs w:val="20"/>
               </w:rPr>
-              <w:t xml:space="preserve">Use a member voucher and see the member</w:t>
-            </w:r>
-          </w:p>
-          <w:p>
-            <w:pPr>
-              <w:spacing w:after="40" w:before="0" w:line="264"/>
-            </w:pPr>
-            <w:r>
-              <w:rPr>
-                <w:rFonts w:ascii="Arial" w:cs="Arial" w:eastAsia="Arial" w:hAnsi="Arial"/>
-                <w:i/>
-                <w:iCs/>
-                <w:color w:val="5B6477"/>
-                <w:sz w:val="15"/>
-                <w:szCs w:val="15"/>
-              </w:rPr>
-              <w:t xml:space="preserve">Flow F33 · Member program: vouchers, member prices, lost sales, insights and chat campaigns</w:t>
+              <w:t xml:space="preserve">Tag a sale to a Wheysted member</w:t>
             </w:r>
           </w:p>
           <w:p>
@@ -14796,7 +14780,7 @@
                 <w:sz w:val="19"/>
                 <w:szCs w:val="19"/>
               </w:rPr>
-              <w:t xml:space="preserve">New Sale → Wheysted member: pick a member who has a voucher (the Sales Manager gives one under Wheysted Members).</w:t>
+              <w:t xml:space="preserve">New Sale → Wheysted member: type a member number, name or phone (or scan the QR card) and pick the member; or press + New member (name and mobile).</w:t>
             </w:r>
           </w:p>
           <w:p>
@@ -14818,29 +14802,7 @@
                 <w:sz w:val="19"/>
                 <w:szCs w:val="19"/>
               </w:rPr>
-              <w:t xml:space="preserve">Read the tier, points, vouchers and what they usually buy.</w:t>
-            </w:r>
-          </w:p>
-          <w:p>
-            <w:pPr>
-              <w:spacing w:after="20" w:before="0" w:line="264"/>
-            </w:pPr>
-            <w:r>
-              <w:rPr>
-                <w:rFonts w:ascii="Arial" w:cs="Arial" w:eastAsia="Arial" w:hAnsi="Arial"/>
-                <w:color w:val="5B6477"/>
-                <w:sz w:val="19"/>
-                <w:szCs w:val="19"/>
-              </w:rPr>
-              <w:t xml:space="preserve">3.  </w:t>
-            </w:r>
-            <w:r>
-              <w:rPr>
-                <w:rFonts w:ascii="Arial" w:cs="Arial" w:eastAsia="Arial" w:hAnsi="Arial"/>
-                <w:sz w:val="19"/>
-                <w:szCs w:val="19"/>
-              </w:rPr>
-              <w:t xml:space="preserve">Tap the voucher, add a supplement, Review sale → Save.</w:t>
+              <w:t xml:space="preserve">Add an item and save the sale.</w:t>
             </w:r>
           </w:p>
           <w:p>
@@ -14864,7 +14826,7 @@
                 <w:sz w:val="19"/>
                 <w:szCs w:val="19"/>
               </w:rPr>
-              <w:t xml:space="preserve">The voucher takes its value off the supplements only. The same voucher cannot be used again, and a voucher of another member is refused. A void gives the voucher back.</w:t>
+              <w:t xml:space="preserve">The member's name, mobile and email fill in. The sale shows the member in the Sales list; a blocked member cannot be tagged.</w:t>
             </w:r>
           </w:p>
         </w:tc>
@@ -15030,7 +14992,7 @@
                 <w:sz w:val="16"/>
                 <w:szCs w:val="16"/>
               </w:rPr>
-              <w:t xml:space="preserve">SA-50</w:t>
+              <w:t xml:space="preserve">SA-49</w:t>
             </w:r>
           </w:p>
         </w:tc>
@@ -15063,7 +15025,7 @@
                 <w:sz w:val="20"/>
                 <w:szCs w:val="20"/>
               </w:rPr>
-              <w:t xml:space="preserve">Member price</w:t>
+              <w:t xml:space="preserve">Use a member voucher and see the member</w:t>
             </w:r>
           </w:p>
           <w:p>
@@ -15101,7 +15063,7 @@
                 <w:sz w:val="19"/>
                 <w:szCs w:val="19"/>
               </w:rPr>
-              <w:t xml:space="preserve">With a member picked, add an item that has a member price (Wheysted Members → Member prices) without typing a price.</w:t>
+              <w:t xml:space="preserve">New Sale → Wheysted member: pick a member who has a voucher (the Sales Manager gives one under Wheysted Members).</w:t>
             </w:r>
           </w:p>
           <w:p>
@@ -15123,7 +15085,29 @@
                 <w:sz w:val="19"/>
                 <w:szCs w:val="19"/>
               </w:rPr>
-              <w:t xml:space="preserve">Sell the same item to a walk-in.</w:t>
+              <w:t xml:space="preserve">Read the tier, points, vouchers and what they usually buy.</w:t>
+            </w:r>
+          </w:p>
+          <w:p>
+            <w:pPr>
+              <w:spacing w:after="20" w:before="0" w:line="264"/>
+            </w:pPr>
+            <w:r>
+              <w:rPr>
+                <w:rFonts w:ascii="Arial" w:cs="Arial" w:eastAsia="Arial" w:hAnsi="Arial"/>
+                <w:color w:val="5B6477"/>
+                <w:sz w:val="19"/>
+                <w:szCs w:val="19"/>
+              </w:rPr>
+              <w:t xml:space="preserve">3.  </w:t>
+            </w:r>
+            <w:r>
+              <w:rPr>
+                <w:rFonts w:ascii="Arial" w:cs="Arial" w:eastAsia="Arial" w:hAnsi="Arial"/>
+                <w:sz w:val="19"/>
+                <w:szCs w:val="19"/>
+              </w:rPr>
+              <w:t xml:space="preserve">Tap the voucher, add a supplement, Review sale → Save.</w:t>
             </w:r>
           </w:p>
           <w:p>
@@ -15147,7 +15131,7 @@
                 <w:sz w:val="19"/>
                 <w:szCs w:val="19"/>
               </w:rPr>
-              <w:t xml:space="preserve">The member gets the member price at once (no special-price approval). The walk-in pays the normal price.</w:t>
+              <w:t xml:space="preserve">The voucher takes its value off the supplements only. The same voucher cannot be used again, and a voucher of another member is refused. A void gives the voucher back.</w:t>
             </w:r>
           </w:p>
         </w:tc>
@@ -15313,7 +15297,7 @@
                 <w:sz w:val="16"/>
                 <w:szCs w:val="16"/>
               </w:rPr>
-              <w:t xml:space="preserve">SA-51</w:t>
+              <w:t xml:space="preserve">SA-50</w:t>
             </w:r>
           </w:p>
         </w:tc>
@@ -15346,7 +15330,7 @@
                 <w:sz w:val="20"/>
                 <w:szCs w:val="20"/>
               </w:rPr>
-              <w:t xml:space="preserve">Log an item we did not have</w:t>
+              <w:t xml:space="preserve">Member price</w:t>
             </w:r>
           </w:p>
           <w:p>
@@ -15384,7 +15368,7 @@
                 <w:sz w:val="19"/>
                 <w:szCs w:val="19"/>
               </w:rPr>
-              <w:t xml:space="preserve">New Sale → Customer asked for an item we didn't have.</w:t>
+              <w:t xml:space="preserve">With a member picked, add an item that has a member price (Wheysted Members → Member prices) without typing a price.</w:t>
             </w:r>
           </w:p>
           <w:p>
@@ -15406,7 +15390,7 @@
                 <w:sz w:val="19"/>
                 <w:szCs w:val="19"/>
               </w:rPr>
-              <w:t xml:space="preserve">Pick or type the item, the quantity → Save.</w:t>
+              <w:t xml:space="preserve">Sell the same item to a walk-in.</w:t>
             </w:r>
           </w:p>
           <w:p>
@@ -15430,7 +15414,7 @@
                 <w:sz w:val="19"/>
                 <w:szCs w:val="19"/>
               </w:rPr>
-              <w:t xml:space="preserve">It is saved and counted under Wheysted Members → Lost sales and in the Customers asked column of Days of stock.</w:t>
+              <w:t xml:space="preserve">The member gets the member price at once (no special-price approval). The walk-in pays the normal price.</w:t>
             </w:r>
           </w:p>
         </w:tc>
@@ -15596,7 +15580,7 @@
                 <w:sz w:val="16"/>
                 <w:szCs w:val="16"/>
               </w:rPr>
-              <w:t xml:space="preserve">SA-52</w:t>
+              <w:t xml:space="preserve">SA-51</w:t>
             </w:r>
           </w:p>
         </w:tc>
@@ -15629,7 +15613,7 @@
                 <w:sz w:val="20"/>
                 <w:szCs w:val="20"/>
               </w:rPr>
-              <w:t xml:space="preserve">Member reservations</w:t>
+              <w:t xml:space="preserve">Log an item we did not have</w:t>
             </w:r>
           </w:p>
           <w:p>
@@ -15667,7 +15651,7 @@
                 <w:sz w:val="19"/>
                 <w:szCs w:val="19"/>
               </w:rPr>
-              <w:t xml:space="preserve">Open Member Reservations.</w:t>
+              <w:t xml:space="preserve">New Sale → Customer asked for an item we didn't have.</w:t>
             </w:r>
           </w:p>
           <w:p>
@@ -15689,7 +15673,7 @@
                 <w:sz w:val="19"/>
                 <w:szCs w:val="19"/>
               </w:rPr>
-              <w:t xml:space="preserve">Press Ready on a reservation, then Picked up.</w:t>
+              <w:t xml:space="preserve">Pick or type the item, the quantity → Save.</w:t>
             </w:r>
           </w:p>
           <w:p>
@@ -15713,7 +15697,7 @@
                 <w:sz w:val="19"/>
                 <w:szCs w:val="19"/>
               </w:rPr>
-              <w:t xml:space="preserve">The member is told when it is Ready (SMS or email if set up). Only your branch's reservations show.</w:t>
+              <w:t xml:space="preserve">It is saved and counted under Wheysted Members → Lost sales and in the Customers asked column of Days of stock.</w:t>
             </w:r>
           </w:p>
         </w:tc>
@@ -15879,7 +15863,7 @@
                 <w:sz w:val="16"/>
                 <w:szCs w:val="16"/>
               </w:rPr>
-              <w:t xml:space="preserve">SA-53</w:t>
+              <w:t xml:space="preserve">SA-52</w:t>
             </w:r>
           </w:p>
         </w:tc>
@@ -15912,7 +15896,7 @@
                 <w:sz w:val="20"/>
                 <w:szCs w:val="20"/>
               </w:rPr>
-              <w:t xml:space="preserve">Customer Service on the dashboard</w:t>
+              <w:t xml:space="preserve">Member reservations</w:t>
             </w:r>
           </w:p>
           <w:p>
@@ -15928,7 +15912,7 @@
                 <w:sz w:val="15"/>
                 <w:szCs w:val="15"/>
               </w:rPr>
-              <w:t xml:space="preserve">Flow F34 · Customer Service: birthdays, restock due, results with reasons, and promos</w:t>
+              <w:t xml:space="preserve">Flow F33 · Member program: vouchers, member prices, lost sales, insights and chat campaigns</w:t>
             </w:r>
           </w:p>
           <w:p>
@@ -15950,7 +15934,7 @@
                 <w:sz w:val="19"/>
                 <w:szCs w:val="19"/>
               </w:rPr>
-              <w:t xml:space="preserve">Open the Dashboard → Customer Service card.</w:t>
+              <w:t xml:space="preserve">Open Member Reservations.</w:t>
             </w:r>
           </w:p>
           <w:p>
@@ -15972,29 +15956,7 @@
                 <w:sz w:val="19"/>
                 <w:szCs w:val="19"/>
               </w:rPr>
-              <w:t xml:space="preserve">Read Restock due, Birthdays of our regulars and Regulars we have not seen for a while.</w:t>
-            </w:r>
-          </w:p>
-          <w:p>
-            <w:pPr>
-              <w:spacing w:after="20" w:before="0" w:line="264"/>
-            </w:pPr>
-            <w:r>
-              <w:rPr>
-                <w:rFonts w:ascii="Arial" w:cs="Arial" w:eastAsia="Arial" w:hAnsi="Arial"/>
-                <w:color w:val="5B6477"/>
-                <w:sz w:val="19"/>
-                <w:szCs w:val="19"/>
-              </w:rPr>
-              <w:t xml:space="preserve">3.  </w:t>
-            </w:r>
-            <w:r>
-              <w:rPr>
-                <w:rFonts w:ascii="Arial" w:cs="Arial" w:eastAsia="Arial" w:hAnsi="Arial"/>
-                <w:sz w:val="19"/>
-                <w:szCs w:val="19"/>
-              </w:rPr>
-              <w:t xml:space="preserve">Press Open the full list.</w:t>
+              <w:t xml:space="preserve">Press Ready on a reservation, then Picked up.</w:t>
             </w:r>
           </w:p>
           <w:p>
@@ -16018,7 +15980,7 @@
                 <w:sz w:val="19"/>
                 <w:szCs w:val="19"/>
               </w:rPr>
-              <w:t xml:space="preserve">Only your branch's customers are listed. A customer who already bought the item again is not under Restock due.</w:t>
+              <w:t xml:space="preserve">The member is told when it is Ready (SMS or email if set up). Only your branch's reservations show.</w:t>
             </w:r>
           </w:p>
         </w:tc>
@@ -16184,7 +16146,7 @@
                 <w:sz w:val="16"/>
                 <w:szCs w:val="16"/>
               </w:rPr>
-              <w:t xml:space="preserve">SA-54</w:t>
+              <w:t xml:space="preserve">SA-53</w:t>
             </w:r>
           </w:p>
         </w:tc>
@@ -16217,7 +16179,7 @@
                 <w:sz w:val="20"/>
                 <w:szCs w:val="20"/>
               </w:rPr>
-              <w:t xml:space="preserve">Record how you approached a customer</w:t>
+              <w:t xml:space="preserve">Customer Service on the dashboard</w:t>
             </w:r>
           </w:p>
           <w:p>
@@ -16255,7 +16217,7 @@
                 <w:sz w:val="19"/>
                 <w:szCs w:val="19"/>
               </w:rPr>
-              <w:t xml:space="preserve">Customer Service → Restock due → Record result.</w:t>
+              <w:t xml:space="preserve">Open the Dashboard → Customer Service card.</w:t>
             </w:r>
           </w:p>
           <w:p>
@@ -16277,7 +16239,7 @@
                 <w:sz w:val="19"/>
                 <w:szCs w:val="19"/>
               </w:rPr>
-              <w:t xml:space="preserve">Choose Phone call → Not buying again → reason Found it cheaper in another store → write where and at what price → Save result.</w:t>
+              <w:t xml:space="preserve">Read Restock due, Birthdays of our regulars and Regulars we have not seen for a while.</w:t>
             </w:r>
           </w:p>
           <w:p>
@@ -16299,7 +16261,7 @@
                 <w:sz w:val="19"/>
                 <w:szCs w:val="19"/>
               </w:rPr>
-              <w:t xml:space="preserve">Try to save Not buying again without a reason.</w:t>
+              <w:t xml:space="preserve">Press Open the full list.</w:t>
             </w:r>
           </w:p>
           <w:p>
@@ -16323,7 +16285,7 @@
                 <w:sz w:val="19"/>
                 <w:szCs w:val="19"/>
               </w:rPr>
-              <w:t xml:space="preserve">The result is saved and the customer leaves the list. Without a reason it is refused. It appears under Results recorded.</w:t>
+              <w:t xml:space="preserve">Only your branch's customers are listed. A customer who already bought the item again is not under Restock due.</w:t>
             </w:r>
           </w:p>
         </w:tc>
@@ -16489,7 +16451,7 @@
                 <w:sz w:val="16"/>
                 <w:szCs w:val="16"/>
               </w:rPr>
-              <w:t xml:space="preserve">SA-55</w:t>
+              <w:t xml:space="preserve">SA-54</w:t>
             </w:r>
           </w:p>
         </w:tc>
@@ -16522,7 +16484,7 @@
                 <w:sz w:val="20"/>
                 <w:szCs w:val="20"/>
               </w:rPr>
-              <w:t xml:space="preserve">No answer and birthdays</w:t>
+              <w:t xml:space="preserve">Record how you approached a customer</w:t>
             </w:r>
           </w:p>
           <w:p>
@@ -16560,7 +16522,7 @@
                 <w:sz w:val="19"/>
                 <w:szCs w:val="19"/>
               </w:rPr>
-              <w:t xml:space="preserve">Record result → No answer, try again → pick a date → Save.</w:t>
+              <w:t xml:space="preserve">Customer Service → Restock due → Record result.</w:t>
             </w:r>
           </w:p>
           <w:p>
@@ -16582,7 +16544,29 @@
                 <w:sz w:val="19"/>
                 <w:szCs w:val="19"/>
               </w:rPr>
-              <w:t xml:space="preserve">On a birthday press Greeted → Save result.</w:t>
+              <w:t xml:space="preserve">Choose Phone call → Not buying again → reason Found it cheaper in another store → write where and at what price → Save result.</w:t>
+            </w:r>
+          </w:p>
+          <w:p>
+            <w:pPr>
+              <w:spacing w:after="20" w:before="0" w:line="264"/>
+            </w:pPr>
+            <w:r>
+              <w:rPr>
+                <w:rFonts w:ascii="Arial" w:cs="Arial" w:eastAsia="Arial" w:hAnsi="Arial"/>
+                <w:color w:val="5B6477"/>
+                <w:sz w:val="19"/>
+                <w:szCs w:val="19"/>
+              </w:rPr>
+              <w:t xml:space="preserve">3.  </w:t>
+            </w:r>
+            <w:r>
+              <w:rPr>
+                <w:rFonts w:ascii="Arial" w:cs="Arial" w:eastAsia="Arial" w:hAnsi="Arial"/>
+                <w:sz w:val="19"/>
+                <w:szCs w:val="19"/>
+              </w:rPr>
+              <w:t xml:space="preserve">Try to save Not buying again without a reason.</w:t>
             </w:r>
           </w:p>
           <w:p>
@@ -16606,7 +16590,7 @@
                 <w:sz w:val="19"/>
                 <w:szCs w:val="19"/>
               </w:rPr>
-              <w:t xml:space="preserve">The customer stays on the list and comes back on that date. The birthday shows greeted.</w:t>
+              <w:t xml:space="preserve">The result is saved and the customer leaves the list. Without a reason it is refused. It appears under Results recorded.</w:t>
             </w:r>
           </w:p>
         </w:tc>
@@ -16772,7 +16756,7 @@
                 <w:sz w:val="16"/>
                 <w:szCs w:val="16"/>
               </w:rPr>
-              <w:t xml:space="preserve">SA-56</w:t>
+              <w:t xml:space="preserve">SA-55</w:t>
             </w:r>
           </w:p>
         </w:tc>
@@ -16805,7 +16789,7 @@
                 <w:sz w:val="20"/>
                 <w:szCs w:val="20"/>
               </w:rPr>
-              <w:t xml:space="preserve">See a promo</w:t>
+              <w:t xml:space="preserve">No answer and birthdays</w:t>
             </w:r>
           </w:p>
           <w:p>
@@ -16843,7 +16827,7 @@
                 <w:sz w:val="19"/>
                 <w:szCs w:val="19"/>
               </w:rPr>
-              <w:t xml:space="preserve">Open the Dashboard and New Sale.</w:t>
+              <w:t xml:space="preserve">Record result → No answer, try again → pick a date → Save.</w:t>
             </w:r>
           </w:p>
           <w:p>
@@ -16865,29 +16849,7 @@
                 <w:sz w:val="19"/>
                 <w:szCs w:val="19"/>
               </w:rPr>
-              <w:t xml:space="preserve">Open Promos.</w:t>
-            </w:r>
-          </w:p>
-          <w:p>
-            <w:pPr>
-              <w:spacing w:after="20" w:before="0" w:line="264"/>
-            </w:pPr>
-            <w:r>
-              <w:rPr>
-                <w:rFonts w:ascii="Arial" w:cs="Arial" w:eastAsia="Arial" w:hAnsi="Arial"/>
-                <w:color w:val="5B6477"/>
-                <w:sz w:val="19"/>
-                <w:szCs w:val="19"/>
-              </w:rPr>
-              <w:t xml:space="preserve">3.  </w:t>
-            </w:r>
-            <w:r>
-              <w:rPr>
-                <w:rFonts w:ascii="Arial" w:cs="Arial" w:eastAsia="Arial" w:hAnsi="Arial"/>
-                <w:sz w:val="19"/>
-                <w:szCs w:val="19"/>
-              </w:rPr>
-              <w:t xml:space="preserve">Sell an item that has a promo price without typing a price.</w:t>
+              <w:t xml:space="preserve">On a birthday press Greeted → Save result.</w:t>
             </w:r>
           </w:p>
           <w:p>
@@ -16911,7 +16873,7 @@
                 <w:sz w:val="19"/>
                 <w:szCs w:val="19"/>
               </w:rPr>
-              <w:t xml:space="preserve">The promo shows as a coloured strip. The item is sold at the promo price with no special-price approval. A franchise promo is not shown to you.</w:t>
+              <w:t xml:space="preserve">The customer stays on the list and comes back on that date. The birthday shows greeted.</w:t>
             </w:r>
           </w:p>
         </w:tc>
@@ -17077,7 +17039,7 @@
                 <w:sz w:val="16"/>
                 <w:szCs w:val="16"/>
               </w:rPr>
-              <w:t xml:space="preserve">SA-57</w:t>
+              <w:t xml:space="preserve">SA-56</w:t>
             </w:r>
           </w:p>
         </w:tc>
@@ -17110,7 +17072,7 @@
                 <w:sz w:val="20"/>
                 <w:szCs w:val="20"/>
               </w:rPr>
-              <w:t xml:space="preserve">Replacement: product, price and the day given</w:t>
+              <w:t xml:space="preserve">See a promo</w:t>
             </w:r>
           </w:p>
           <w:p>
@@ -17126,7 +17088,7 @@
                 <w:sz w:val="15"/>
                 <w:szCs w:val="15"/>
               </w:rPr>
-              <w:t xml:space="preserve">Flow F35 · Replacement payments: how and when the customer settled the difference</w:t>
+              <w:t xml:space="preserve">Flow F34 · Customer Service: birthdays, restock due, results with reasons, and promos</w:t>
             </w:r>
           </w:p>
           <w:p>
@@ -17148,7 +17110,7 @@
                 <w:sz w:val="19"/>
                 <w:szCs w:val="19"/>
               </w:rPr>
-              <w:t xml:space="preserve">Replacement Tickets → open a ticket → We gave the replacement.</w:t>
+              <w:t xml:space="preserve">Open the Dashboard and New Sale.</w:t>
             </w:r>
           </w:p>
           <w:p>
@@ -17170,7 +17132,7 @@
                 <w:sz w:val="19"/>
                 <w:szCs w:val="19"/>
               </w:rPr>
-              <w:t xml:space="preserve">Search another product and pick it: its name shows inside the box and the price fills in.</w:t>
+              <w:t xml:space="preserve">Open Promos.</w:t>
             </w:r>
           </w:p>
           <w:p>
@@ -17192,7 +17154,7 @@
                 <w:sz w:val="19"/>
                 <w:szCs w:val="19"/>
               </w:rPr>
-              <w:t xml:space="preserve">Change the price if needed, keep or change the day it was given → Save.</w:t>
+              <w:t xml:space="preserve">Sell an item that has a promo price without typing a price.</w:t>
             </w:r>
           </w:p>
           <w:p>
@@ -17216,7 +17178,7 @@
                 <w:sz w:val="19"/>
                 <w:szCs w:val="19"/>
               </w:rPr>
-              <w:t xml:space="preserve">The chosen product is shown in the box. The price is filled in and editable. The stock leaves on the day you gave.</w:t>
+              <w:t xml:space="preserve">The promo shows as a coloured strip. The item is sold at the promo price with no special-price approval. A franchise promo is not shown to you.</w:t>
             </w:r>
           </w:p>
         </w:tc>
@@ -17382,7 +17344,7 @@
                 <w:sz w:val="16"/>
                 <w:szCs w:val="16"/>
               </w:rPr>
-              <w:t xml:space="preserve">SA-58</w:t>
+              <w:t xml:space="preserve">SA-57</w:t>
             </w:r>
           </w:p>
         </w:tc>
@@ -17415,7 +17377,7 @@
                 <w:sz w:val="20"/>
                 <w:szCs w:val="20"/>
               </w:rPr>
-              <w:t xml:space="preserve">Record how the customer paid the difference</w:t>
+              <w:t xml:space="preserve">Replacement: product, price and the day given</w:t>
             </w:r>
           </w:p>
           <w:p>
@@ -17453,7 +17415,7 @@
                 <w:sz w:val="19"/>
                 <w:szCs w:val="19"/>
               </w:rPr>
-              <w:t xml:space="preserve">After the Head Auditor approves, open the ticket → Record the payment of the difference.</w:t>
+              <w:t xml:space="preserve">Replacement Tickets → open a ticket → We gave the replacement.</w:t>
             </w:r>
           </w:p>
           <w:p>
@@ -17475,7 +17437,7 @@
                 <w:sz w:val="19"/>
                 <w:szCs w:val="19"/>
               </w:rPr>
-              <w:t xml:space="preserve">Choose Online, the GCash account and the day → Save.</w:t>
+              <w:t xml:space="preserve">Search another product and pick it: its name shows inside the box and the price fills in.</w:t>
             </w:r>
           </w:p>
           <w:p>
@@ -17497,7 +17459,7 @@
                 <w:sz w:val="19"/>
                 <w:szCs w:val="19"/>
               </w:rPr>
-              <w:t xml:space="preserve">Open Reports → Daily Sales Report for that day.</w:t>
+              <w:t xml:space="preserve">Change the price if needed, keep or change the day it was given → Save.</w:t>
             </w:r>
           </w:p>
           <w:p>
@@ -17521,7 +17483,7 @@
                 <w:sz w:val="19"/>
                 <w:szCs w:val="19"/>
               </w:rPr>
-              <w:t xml:space="preserve">The Replacement payments box shows it with its account, apart from sales. Cash replacement payments join the cash deposit.</w:t>
+              <w:t xml:space="preserve">The chosen product is shown in the box. The price is filled in and editable. The stock leaves on the day you gave.</w:t>
             </w:r>
           </w:p>
         </w:tc>
@@ -17687,7 +17649,7 @@
                 <w:sz w:val="16"/>
                 <w:szCs w:val="16"/>
               </w:rPr>
-              <w:t xml:space="preserve">SA-59</w:t>
+              <w:t xml:space="preserve">SA-58</w:t>
             </w:r>
           </w:p>
         </w:tc>
@@ -17720,7 +17682,7 @@
                 <w:sz w:val="20"/>
                 <w:szCs w:val="20"/>
               </w:rPr>
-              <w:t xml:space="preserve">Payment on a closed day</w:t>
+              <w:t xml:space="preserve">Record how the customer paid the difference</w:t>
             </w:r>
           </w:p>
           <w:p>
@@ -17758,7 +17720,51 @@
                 <w:sz w:val="19"/>
                 <w:szCs w:val="19"/>
               </w:rPr>
-              <w:t xml:space="preserve">Record a payment dated on a past day.</w:t>
+              <w:t xml:space="preserve">After the Head Auditor approves, open the ticket → Record the payment of the difference.</w:t>
+            </w:r>
+          </w:p>
+          <w:p>
+            <w:pPr>
+              <w:spacing w:after="20" w:before="0" w:line="264"/>
+            </w:pPr>
+            <w:r>
+              <w:rPr>
+                <w:rFonts w:ascii="Arial" w:cs="Arial" w:eastAsia="Arial" w:hAnsi="Arial"/>
+                <w:color w:val="5B6477"/>
+                <w:sz w:val="19"/>
+                <w:szCs w:val="19"/>
+              </w:rPr>
+              <w:t xml:space="preserve">2.  </w:t>
+            </w:r>
+            <w:r>
+              <w:rPr>
+                <w:rFonts w:ascii="Arial" w:cs="Arial" w:eastAsia="Arial" w:hAnsi="Arial"/>
+                <w:sz w:val="19"/>
+                <w:szCs w:val="19"/>
+              </w:rPr>
+              <w:t xml:space="preserve">Choose Online, the GCash account and the day → Save.</w:t>
+            </w:r>
+          </w:p>
+          <w:p>
+            <w:pPr>
+              <w:spacing w:after="20" w:before="0" w:line="264"/>
+            </w:pPr>
+            <w:r>
+              <w:rPr>
+                <w:rFonts w:ascii="Arial" w:cs="Arial" w:eastAsia="Arial" w:hAnsi="Arial"/>
+                <w:color w:val="5B6477"/>
+                <w:sz w:val="19"/>
+                <w:szCs w:val="19"/>
+              </w:rPr>
+              <w:t xml:space="preserve">3.  </w:t>
+            </w:r>
+            <w:r>
+              <w:rPr>
+                <w:rFonts w:ascii="Arial" w:cs="Arial" w:eastAsia="Arial" w:hAnsi="Arial"/>
+                <w:sz w:val="19"/>
+                <w:szCs w:val="19"/>
+              </w:rPr>
+              <w:t xml:space="preserve">Open Reports → Daily Sales Report for that day.</w:t>
             </w:r>
           </w:p>
           <w:p>
@@ -17782,7 +17788,7 @@
                 <w:sz w:val="19"/>
                 <w:szCs w:val="19"/>
               </w:rPr>
-              <w:t xml:space="preserve">It says the Head Auditor must approve. It is not in that day's report until approved.</w:t>
+              <w:t xml:space="preserve">The Replacement payments box shows it with its account, apart from sales. Cash replacement payments join the cash deposit.</w:t>
             </w:r>
           </w:p>
         </w:tc>
@@ -17948,7 +17954,7 @@
                 <w:sz w:val="16"/>
                 <w:szCs w:val="16"/>
               </w:rPr>
-              <w:t xml:space="preserve">SA-PO</w:t>
+              <w:t xml:space="preserve">SA-59</w:t>
             </w:r>
           </w:p>
         </w:tc>
@@ -17981,7 +17987,7 @@
                 <w:sz w:val="20"/>
                 <w:szCs w:val="20"/>
               </w:rPr>
-              <w:t xml:space="preserve">My branch's part of a purchase order</w:t>
+              <w:t xml:space="preserve">Payment on a closed day</w:t>
             </w:r>
           </w:p>
           <w:p>
@@ -17997,7 +18003,7 @@
                 <w:sz w:val="15"/>
                 <w:szCs w:val="15"/>
               </w:rPr>
-              <w:t xml:space="preserve">Flow F36 · Restock request and purchase orders</w:t>
+              <w:t xml:space="preserve">Flow F35 · Replacement payments: how and when the customer settled the difference</w:t>
             </w:r>
           </w:p>
           <w:p>
@@ -18019,29 +18025,7 @@
                 <w:sz w:val="19"/>
                 <w:szCs w:val="19"/>
               </w:rPr>
-              <w:t xml:space="preserve">Open the notification about the purchase order, or Restock Plan.</w:t>
-            </w:r>
-          </w:p>
-          <w:p>
-            <w:pPr>
-              <w:spacing w:after="20" w:before="0" w:line="264"/>
-            </w:pPr>
-            <w:r>
-              <w:rPr>
-                <w:rFonts w:ascii="Arial" w:cs="Arial" w:eastAsia="Arial" w:hAnsi="Arial"/>
-                <w:color w:val="5B6477"/>
-                <w:sz w:val="19"/>
-                <w:szCs w:val="19"/>
-              </w:rPr>
-              <w:t xml:space="preserve">2.  </w:t>
-            </w:r>
-            <w:r>
-              <w:rPr>
-                <w:rFonts w:ascii="Arial" w:cs="Arial" w:eastAsia="Arial" w:hAnsi="Arial"/>
-                <w:sz w:val="19"/>
-                <w:szCs w:val="19"/>
-              </w:rPr>
-              <w:t xml:space="preserve">Create the pull-out form for the stock moved from existing stock.</w:t>
+              <w:t xml:space="preserve">Record a payment dated on a past day.</w:t>
             </w:r>
           </w:p>
           <w:p>
@@ -18065,7 +18049,7 @@
                 <w:sz w:val="19"/>
                 <w:szCs w:val="19"/>
               </w:rPr>
-              <w:t xml:space="preserve">Restock Plan shows only your branch: stock moved now and your share of the order, with the day it arrives once known.</w:t>
+              <w:t xml:space="preserve">It says the Head Auditor must approve. It is not in that day's report until approved.</w:t>
             </w:r>
           </w:p>
         </w:tc>
@@ -18231,7 +18215,7 @@
                 <w:sz w:val="16"/>
                 <w:szCs w:val="16"/>
               </w:rPr>
-              <w:t xml:space="preserve">SA-PF</w:t>
+              <w:t xml:space="preserve">SA-PO</w:t>
             </w:r>
           </w:p>
         </w:tc>
@@ -18264,7 +18248,7 @@
                 <w:sz w:val="20"/>
                 <w:szCs w:val="20"/>
               </w:rPr>
-              <w:t xml:space="preserve">Online or card sale needs its proof</w:t>
+              <w:t xml:space="preserve">My branch's part of a purchase order</w:t>
             </w:r>
           </w:p>
           <w:p>
@@ -18280,7 +18264,7 @@
                 <w:sz w:val="15"/>
                 <w:szCs w:val="15"/>
               </w:rPr>
-              <w:t xml:space="preserve">Flow F37 · Proof of payment: uploaded once, printed with the report</w:t>
+              <w:t xml:space="preserve">Flow F36 · Restock request and purchase orders</w:t>
             </w:r>
           </w:p>
           <w:p>
@@ -18302,7 +18286,7 @@
                 <w:sz w:val="19"/>
                 <w:szCs w:val="19"/>
               </w:rPr>
-              <w:t xml:space="preserve">New Sale → payment Online (or Credit card) → choose the account.</w:t>
+              <w:t xml:space="preserve">Open the notification about the purchase order, or Restock Plan.</w:t>
             </w:r>
           </w:p>
           <w:p>
@@ -18324,29 +18308,7 @@
                 <w:sz w:val="19"/>
                 <w:szCs w:val="19"/>
               </w:rPr>
-              <w:t xml:space="preserve">Try to review the sale without uploading the proof.</w:t>
-            </w:r>
-          </w:p>
-          <w:p>
-            <w:pPr>
-              <w:spacing w:after="20" w:before="0" w:line="264"/>
-            </w:pPr>
-            <w:r>
-              <w:rPr>
-                <w:rFonts w:ascii="Arial" w:cs="Arial" w:eastAsia="Arial" w:hAnsi="Arial"/>
-                <w:color w:val="5B6477"/>
-                <w:sz w:val="19"/>
-                <w:szCs w:val="19"/>
-              </w:rPr>
-              <w:t xml:space="preserve">3.  </w:t>
-            </w:r>
-            <w:r>
-              <w:rPr>
-                <w:rFonts w:ascii="Arial" w:cs="Arial" w:eastAsia="Arial" w:hAnsi="Arial"/>
-                <w:sz w:val="19"/>
-                <w:szCs w:val="19"/>
-              </w:rPr>
-              <w:t xml:space="preserve">Upload the screenshot or terminal slip: its small picture appears.</w:t>
+              <w:t xml:space="preserve">Create the pull-out form for the stock moved from existing stock.</w:t>
             </w:r>
           </w:p>
           <w:p>
@@ -18370,7 +18332,7 @@
                 <w:sz w:val="19"/>
                 <w:szCs w:val="19"/>
               </w:rPr>
-              <w:t xml:space="preserve">The box says Required until the proof is uploaded; the sale cannot be saved without it.</w:t>
+              <w:t xml:space="preserve">Restock Plan shows only your branch: stock moved now and your share of the order, with the day it arrives once known.</w:t>
             </w:r>
           </w:p>
         </w:tc>
@@ -18536,7 +18498,7 @@
                 <w:sz w:val="16"/>
                 <w:szCs w:val="16"/>
               </w:rPr>
-              <w:t xml:space="preserve">SA-PF2</w:t>
+              <w:t xml:space="preserve">SA-PF</w:t>
             </w:r>
           </w:p>
         </w:tc>
@@ -18569,7 +18531,7 @@
                 <w:sz w:val="20"/>
                 <w:szCs w:val="20"/>
               </w:rPr>
-              <w:t xml:space="preserve">Replacement paid in two ways, and a cheque</w:t>
+              <w:t xml:space="preserve">Online or card sale needs its proof</w:t>
             </w:r>
           </w:p>
           <w:p>
@@ -18607,7 +18569,7 @@
                 <w:sz w:val="19"/>
                 <w:szCs w:val="19"/>
               </w:rPr>
-              <w:t xml:space="preserve">Replacement Tickets → a replaced ticket → Record the payment of the difference.</w:t>
+              <w:t xml:space="preserve">New Sale → payment Online (or Credit card) → choose the account.</w:t>
             </w:r>
           </w:p>
           <w:p>
@@ -18629,7 +18591,7 @@
                 <w:sz w:val="19"/>
                 <w:szCs w:val="19"/>
               </w:rPr>
-              <w:t xml:space="preserve">Part 1 Cash with part of the amount; press Paid in another way too; Part 2 Online with the rest, the account, a reference and the screenshot.</w:t>
+              <w:t xml:space="preserve">Try to review the sale without uploading the proof.</w:t>
             </w:r>
           </w:p>
           <w:p>
@@ -18651,29 +18613,7 @@
                 <w:sz w:val="19"/>
                 <w:szCs w:val="19"/>
               </w:rPr>
-              <w:t xml:space="preserve">Check the line under the parts says the amounts add up; Save.</w:t>
-            </w:r>
-          </w:p>
-          <w:p>
-            <w:pPr>
-              <w:spacing w:after="20" w:before="0" w:line="264"/>
-            </w:pPr>
-            <w:r>
-              <w:rPr>
-                <w:rFonts w:ascii="Arial" w:cs="Arial" w:eastAsia="Arial" w:hAnsi="Arial"/>
-                <w:color w:val="5B6477"/>
-                <w:sz w:val="19"/>
-                <w:szCs w:val="19"/>
-              </w:rPr>
-              <w:t xml:space="preserve">4.  </w:t>
-            </w:r>
-            <w:r>
-              <w:rPr>
-                <w:rFonts w:ascii="Arial" w:cs="Arial" w:eastAsia="Arial" w:hAnsi="Arial"/>
-                <w:sz w:val="19"/>
-                <w:szCs w:val="19"/>
-              </w:rPr>
-              <w:t xml:space="preserve">New Sale to a dealer on credit with With PDC ticked: the Photo of the cheque box is required.</w:t>
+              <w:t xml:space="preserve">Upload the screenshot or terminal slip: its small picture appears.</w:t>
             </w:r>
           </w:p>
           <w:p>
@@ -18697,7 +18637,7 @@
                 <w:sz w:val="19"/>
                 <w:szCs w:val="19"/>
               </w:rPr>
-              <w:t xml:space="preserve">Saved with each part and its proof. The Daily Sales Report shows the cash and the online parts separately under Replacement payments, each with a proof reference.</w:t>
+              <w:t xml:space="preserve">The box says Required until the proof is uploaded; the sale cannot be saved without it.</w:t>
             </w:r>
           </w:p>
         </w:tc>
@@ -18863,7 +18803,7 @@
                 <w:sz w:val="16"/>
                 <w:szCs w:val="16"/>
               </w:rPr>
-              <w:t xml:space="preserve">SA-PR</w:t>
+              <w:t xml:space="preserve">SA-PF2</w:t>
             </w:r>
           </w:p>
         </w:tc>
@@ -18896,7 +18836,7 @@
                 <w:sz w:val="20"/>
                 <w:szCs w:val="20"/>
               </w:rPr>
-              <w:t xml:space="preserve">Promo tick on a sale</w:t>
+              <w:t xml:space="preserve">Replacement paid in two ways, and a cheque</w:t>
             </w:r>
           </w:p>
           <w:p>
@@ -18912,7 +18852,7 @@
                 <w:sz w:val="15"/>
                 <w:szCs w:val="15"/>
               </w:rPr>
-              <w:t xml:space="preserve">Flow F42 · Promo percentage, internal quantity and tick</w:t>
+              <w:t xml:space="preserve">Flow F37 · Proof of payment: uploaded once, printed with the report</w:t>
             </w:r>
           </w:p>
           <w:p>
@@ -18934,7 +18874,7 @@
                 <w:sz w:val="19"/>
                 <w:szCs w:val="19"/>
               </w:rPr>
-              <w:t xml:space="preserve">New Sale → add a product that is on promo.</w:t>
+              <w:t xml:space="preserve">Replacement Tickets → a replaced ticket → Record the payment of the difference.</w:t>
             </w:r>
           </w:p>
           <w:p>
@@ -18956,7 +18896,7 @@
                 <w:sz w:val="19"/>
                 <w:szCs w:val="19"/>
               </w:rPr>
-              <w:t xml:space="preserve">Leave the Promo price tick on, then untick it.</w:t>
+              <w:t xml:space="preserve">Part 1 Cash with part of the amount; press Paid in another way too; Part 2 Online with the rest, the account, a reference and the screenshot.</w:t>
             </w:r>
           </w:p>
           <w:p>
@@ -18978,7 +18918,29 @@
                 <w:sz w:val="19"/>
                 <w:szCs w:val="19"/>
               </w:rPr>
-              <w:t xml:space="preserve">Save.</w:t>
+              <w:t xml:space="preserve">Check the line under the parts says the amounts add up; Save.</w:t>
+            </w:r>
+          </w:p>
+          <w:p>
+            <w:pPr>
+              <w:spacing w:after="20" w:before="0" w:line="264"/>
+            </w:pPr>
+            <w:r>
+              <w:rPr>
+                <w:rFonts w:ascii="Arial" w:cs="Arial" w:eastAsia="Arial" w:hAnsi="Arial"/>
+                <w:color w:val="5B6477"/>
+                <w:sz w:val="19"/>
+                <w:szCs w:val="19"/>
+              </w:rPr>
+              <w:t xml:space="preserve">4.  </w:t>
+            </w:r>
+            <w:r>
+              <w:rPr>
+                <w:rFonts w:ascii="Arial" w:cs="Arial" w:eastAsia="Arial" w:hAnsi="Arial"/>
+                <w:sz w:val="19"/>
+                <w:szCs w:val="19"/>
+              </w:rPr>
+              <w:t xml:space="preserve">New Sale to a dealer on credit with With PDC ticked: the Photo of the cheque box is required.</w:t>
             </w:r>
           </w:p>
           <w:p>
@@ -19002,7 +18964,7 @@
                 <w:sz w:val="19"/>
                 <w:szCs w:val="19"/>
               </w:rPr>
-              <w:t xml:space="preserve">Ticked = promo price; unticked = normal price. The choice is saved for monitoring.</w:t>
+              <w:t xml:space="preserve">Saved with each part and its proof. The Daily Sales Report shows the cash and the online parts separately under Replacement payments, each with a proof reference.</w:t>
             </w:r>
           </w:p>
         </w:tc>
@@ -19168,7 +19130,7 @@
                 <w:sz w:val="16"/>
                 <w:szCs w:val="16"/>
               </w:rPr>
-              <w:t xml:space="preserve">SA-FD</w:t>
+              <w:t xml:space="preserve">SA-PR</w:t>
             </w:r>
           </w:p>
         </w:tc>
@@ -19201,7 +19163,7 @@
                 <w:sz w:val="20"/>
                 <w:szCs w:val="20"/>
               </w:rPr>
-              <w:t xml:space="preserve">A DR for a franchise</w:t>
+              <w:t xml:space="preserve">Promo tick on a sale</w:t>
             </w:r>
           </w:p>
           <w:p>
@@ -19217,7 +19179,7 @@
                 <w:sz w:val="15"/>
                 <w:szCs w:val="15"/>
               </w:rPr>
-              <w:t xml:space="preserve">Flow F40 · Franchise DRs: confirm, correct, unpaid goods</w:t>
+              <w:t xml:space="preserve">Flow F42 · Promo percentage, internal quantity and tick</w:t>
             </w:r>
           </w:p>
           <w:p>
@@ -19239,7 +19201,7 @@
                 <w:sz w:val="19"/>
                 <w:szCs w:val="19"/>
               </w:rPr>
-              <w:t xml:space="preserve">New Sale → customer: a franchise → pay on credit and choose a due date earlier than today → Save.</w:t>
+              <w:t xml:space="preserve">New Sale → add a product that is on promo.</w:t>
             </w:r>
           </w:p>
           <w:p>
@@ -19261,7 +19223,29 @@
                 <w:sz w:val="19"/>
                 <w:szCs w:val="19"/>
               </w:rPr>
-              <w:t xml:space="preserve">Choose a due date from today on → save the DR.</w:t>
+              <w:t xml:space="preserve">Leave the Promo price tick on, then untick it.</w:t>
+            </w:r>
+          </w:p>
+          <w:p>
+            <w:pPr>
+              <w:spacing w:after="20" w:before="0" w:line="264"/>
+            </w:pPr>
+            <w:r>
+              <w:rPr>
+                <w:rFonts w:ascii="Arial" w:cs="Arial" w:eastAsia="Arial" w:hAnsi="Arial"/>
+                <w:color w:val="5B6477"/>
+                <w:sz w:val="19"/>
+                <w:szCs w:val="19"/>
+              </w:rPr>
+              <w:t xml:space="preserve">3.  </w:t>
+            </w:r>
+            <w:r>
+              <w:rPr>
+                <w:rFonts w:ascii="Arial" w:cs="Arial" w:eastAsia="Arial" w:hAnsi="Arial"/>
+                <w:sz w:val="19"/>
+                <w:szCs w:val="19"/>
+              </w:rPr>
+              <w:t xml:space="preserve">Save.</w:t>
             </w:r>
           </w:p>
           <w:p>
@@ -19285,7 +19269,7 @@
                 <w:sz w:val="19"/>
                 <w:szCs w:val="19"/>
               </w:rPr>
-              <w:t xml:space="preserve">A due date before the sale date is refused. The DR is saved, the franchise is notified and confirms the DR; the DR follows the franchise DR steps.</w:t>
+              <w:t xml:space="preserve">Ticked = promo price; unticked = normal price. The choice is saved for monitoring.</w:t>
             </w:r>
           </w:p>
         </w:tc>
@@ -19451,7 +19435,7 @@
                 <w:sz w:val="16"/>
                 <w:szCs w:val="16"/>
               </w:rPr>
-              <w:t xml:space="preserve">SA-BR</w:t>
+              <w:t xml:space="preserve">SA-FD</w:t>
             </w:r>
           </w:p>
         </w:tc>
@@ -19484,7 +19468,7 @@
                 <w:sz w:val="20"/>
                 <w:szCs w:val="20"/>
               </w:rPr>
-              <w:t xml:space="preserve">Request stock from the warehouse</w:t>
+              <w:t xml:space="preserve">A DR for a franchise</w:t>
             </w:r>
           </w:p>
           <w:p>
@@ -19500,7 +19484,7 @@
                 <w:sz w:val="15"/>
                 <w:szCs w:val="15"/>
               </w:rPr>
-              <w:t xml:space="preserve">Flow F41 · Branch request to the warehouse</w:t>
+              <w:t xml:space="preserve">Flow F40 · Franchise DRs: confirm, correct, unpaid goods</w:t>
             </w:r>
           </w:p>
           <w:p>
@@ -19522,7 +19506,29 @@
                 <w:sz w:val="19"/>
                 <w:szCs w:val="19"/>
               </w:rPr>
-              <w:t xml:space="preserve">Transfers → Request stock → choose products and quantities → Send.</w:t>
+              <w:t xml:space="preserve">New Sale → customer: a franchise → pay on credit and choose a due date earlier than today → Save.</w:t>
+            </w:r>
+          </w:p>
+          <w:p>
+            <w:pPr>
+              <w:spacing w:after="20" w:before="0" w:line="264"/>
+            </w:pPr>
+            <w:r>
+              <w:rPr>
+                <w:rFonts w:ascii="Arial" w:cs="Arial" w:eastAsia="Arial" w:hAnsi="Arial"/>
+                <w:color w:val="5B6477"/>
+                <w:sz w:val="19"/>
+                <w:szCs w:val="19"/>
+              </w:rPr>
+              <w:t xml:space="preserve">2.  </w:t>
+            </w:r>
+            <w:r>
+              <w:rPr>
+                <w:rFonts w:ascii="Arial" w:cs="Arial" w:eastAsia="Arial" w:hAnsi="Arial"/>
+                <w:sz w:val="19"/>
+                <w:szCs w:val="19"/>
+              </w:rPr>
+              <w:t xml:space="preserve">Choose a due date from today on → save the DR.</w:t>
             </w:r>
           </w:p>
           <w:p>
@@ -19546,7 +19552,7 @@
                 <w:sz w:val="19"/>
                 <w:szCs w:val="19"/>
               </w:rPr>
-              <w:t xml:space="preserve">The Warehouse In-Charge sees it with the products filled in and prepares the pull-out.</w:t>
+              <w:t xml:space="preserve">A due date before the sale date is refused. The DR is saved, the franchise is notified and confirms the DR; the DR follows the franchise DR steps.</w:t>
             </w:r>
           </w:p>
         </w:tc>
@@ -19712,7 +19718,7 @@
                 <w:sz w:val="16"/>
                 <w:szCs w:val="16"/>
               </w:rPr>
-              <w:t xml:space="preserve">SA-ED</w:t>
+              <w:t xml:space="preserve">SA-BR</w:t>
             </w:r>
           </w:p>
         </w:tc>
@@ -19745,7 +19751,7 @@
                 <w:sz w:val="20"/>
                 <w:szCs w:val="20"/>
               </w:rPr>
-              <w:t xml:space="preserve">Edit a DR before the day closes</w:t>
+              <w:t xml:space="preserve">Request stock from the warehouse</w:t>
             </w:r>
           </w:p>
           <w:p>
@@ -19761,7 +19767,7 @@
                 <w:sz w:val="15"/>
                 <w:szCs w:val="15"/>
               </w:rPr>
-              <w:t xml:space="preserve">Flow F43 · Edit a DR, DR list and sales links</w:t>
+              <w:t xml:space="preserve">Flow F41 · Branch request to the warehouse</w:t>
             </w:r>
           </w:p>
           <w:p>
@@ -19783,51 +19789,7 @@
                 <w:sz w:val="19"/>
                 <w:szCs w:val="19"/>
               </w:rPr>
-              <w:t xml:space="preserve">Reports → Daily Sales Report: read the DRs entered list at the bottom and click a DR.</w:t>
-            </w:r>
-          </w:p>
-          <w:p>
-            <w:pPr>
-              <w:spacing w:after="20" w:before="0" w:line="264"/>
-            </w:pPr>
-            <w:r>
-              <w:rPr>
-                <w:rFonts w:ascii="Arial" w:cs="Arial" w:eastAsia="Arial" w:hAnsi="Arial"/>
-                <w:color w:val="5B6477"/>
-                <w:sz w:val="19"/>
-                <w:szCs w:val="19"/>
-              </w:rPr>
-              <w:t xml:space="preserve">2.  </w:t>
-            </w:r>
-            <w:r>
-              <w:rPr>
-                <w:rFonts w:ascii="Arial" w:cs="Arial" w:eastAsia="Arial" w:hAnsi="Arial"/>
-                <w:sz w:val="19"/>
-                <w:szCs w:val="19"/>
-              </w:rPr>
-              <w:t xml:space="preserve">Press Edit on a DR → change a quantity and the customer name → Save the corrected DR.</w:t>
-            </w:r>
-          </w:p>
-          <w:p>
-            <w:pPr>
-              <w:spacing w:after="20" w:before="0" w:line="264"/>
-            </w:pPr>
-            <w:r>
-              <w:rPr>
-                <w:rFonts w:ascii="Arial" w:cs="Arial" w:eastAsia="Arial" w:hAnsi="Arial"/>
-                <w:color w:val="5B6477"/>
-                <w:sz w:val="19"/>
-                <w:szCs w:val="19"/>
-              </w:rPr>
-              <w:t xml:space="preserve">3.  </w:t>
-            </w:r>
-            <w:r>
-              <w:rPr>
-                <w:rFonts w:ascii="Arial" w:cs="Arial" w:eastAsia="Arial" w:hAnsi="Arial"/>
-                <w:sz w:val="19"/>
-                <w:szCs w:val="19"/>
-              </w:rPr>
-              <w:t xml:space="preserve">Submit the report of the day, then open a DR.</w:t>
+              <w:t xml:space="preserve">Transfers → Request stock → choose products and quantities → Send.</w:t>
             </w:r>
           </w:p>
           <w:p>
@@ -19851,7 +19813,7 @@
                 <w:sz w:val="19"/>
                 <w:szCs w:val="19"/>
               </w:rPr>
-              <w:t xml:space="preserve">The DR keeps its date and the totals follow. After the report is submitted the Edit button is gone and the card tells you to use a post-close edit request.</w:t>
+              <w:t xml:space="preserve">The Warehouse In-Charge sees it with the products filled in and prepares the pull-out.</w:t>
             </w:r>
           </w:p>
         </w:tc>
@@ -20017,7 +19979,7 @@
                 <w:sz w:val="16"/>
                 <w:szCs w:val="16"/>
               </w:rPr>
-              <w:t xml:space="preserve">SA-MB</w:t>
+              <w:t xml:space="preserve">SA-ED</w:t>
             </w:r>
           </w:p>
         </w:tc>
@@ -20050,7 +20012,7 @@
                 <w:sz w:val="20"/>
                 <w:szCs w:val="20"/>
               </w:rPr>
-              <w:t xml:space="preserve">Member boxes only for retail sales</w:t>
+              <w:t xml:space="preserve">Edit a DR before the day closes</w:t>
             </w:r>
           </w:p>
           <w:p>
@@ -20088,7 +20050,7 @@
                 <w:sz w:val="19"/>
                 <w:szCs w:val="19"/>
               </w:rPr>
-              <w:t xml:space="preserve">New Sale → channel Walk-in: see the Wheysted member, phone / email and 6-Pack boxes.</w:t>
+              <w:t xml:space="preserve">Reports → Daily Sales Report: read the DRs entered list at the bottom and click a DR.</w:t>
             </w:r>
           </w:p>
           <w:p>
@@ -20110,7 +20072,29 @@
                 <w:sz w:val="19"/>
                 <w:szCs w:val="19"/>
               </w:rPr>
-              <w:t xml:space="preserve">Change the channel to Franchise, then Dealer.</w:t>
+              <w:t xml:space="preserve">Press Edit on a DR → change a quantity and the customer name → Save the corrected DR.</w:t>
+            </w:r>
+          </w:p>
+          <w:p>
+            <w:pPr>
+              <w:spacing w:after="20" w:before="0" w:line="264"/>
+            </w:pPr>
+            <w:r>
+              <w:rPr>
+                <w:rFonts w:ascii="Arial" w:cs="Arial" w:eastAsia="Arial" w:hAnsi="Arial"/>
+                <w:color w:val="5B6477"/>
+                <w:sz w:val="19"/>
+                <w:szCs w:val="19"/>
+              </w:rPr>
+              <w:t xml:space="preserve">3.  </w:t>
+            </w:r>
+            <w:r>
+              <w:rPr>
+                <w:rFonts w:ascii="Arial" w:cs="Arial" w:eastAsia="Arial" w:hAnsi="Arial"/>
+                <w:sz w:val="19"/>
+                <w:szCs w:val="19"/>
+              </w:rPr>
+              <w:t xml:space="preserve">Submit the report of the day, then open a DR.</w:t>
             </w:r>
           </w:p>
           <w:p>
@@ -20134,7 +20118,7 @@
                 <w:sz w:val="19"/>
                 <w:szCs w:val="19"/>
               </w:rPr>
-              <w:t xml:space="preserve">The member, phone / email and 6-Pack boxes disappear for Franchise, Dealer, Agent and Marketplace.</w:t>
+              <w:t xml:space="preserve">The DR keeps its date and the totals follow. After the report is submitted the Edit button is gone and the card tells you to use a post-close edit request.</w:t>
             </w:r>
           </w:p>
         </w:tc>
@@ -20300,7 +20284,7 @@
                 <w:sz w:val="16"/>
                 <w:szCs w:val="16"/>
               </w:rPr>
-              <w:t xml:space="preserve">SA-NTE</w:t>
+              <w:t xml:space="preserve">SA-MB</w:t>
             </w:r>
           </w:p>
         </w:tc>
@@ -20333,7 +20317,7 @@
                 <w:sz w:val="20"/>
                 <w:szCs w:val="20"/>
               </w:rPr>
-              <w:t xml:space="preserve">Read and answer an NTE; charges at my branch</w:t>
+              <w:t xml:space="preserve">Member boxes only for retail sales</w:t>
             </w:r>
           </w:p>
           <w:p>
@@ -20349,7 +20333,7 @@
                 <w:sz w:val="15"/>
                 <w:szCs w:val="15"/>
               </w:rPr>
-              <w:t xml:space="preserve">Flow F44 · HR: NTE, memo to an employee, employee page, contributions</w:t>
+              <w:t xml:space="preserve">Flow F43 · Edit a DR, DR list and sales links</w:t>
             </w:r>
           </w:p>
           <w:p>
@@ -20371,7 +20355,7 @@
                 <w:sz w:val="19"/>
                 <w:szCs w:val="19"/>
               </w:rPr>
-              <w:t xml:space="preserve">My Pay &amp; Charges → Notice to Explain → type the explanation → Send the reply.</w:t>
+              <w:t xml:space="preserve">New Sale → channel Walk-in: see the Wheysted member, phone / email and 6-Pack boxes.</w:t>
             </w:r>
           </w:p>
           <w:p>
@@ -20393,7 +20377,7 @@
                 <w:sz w:val="19"/>
                 <w:szCs w:val="19"/>
               </w:rPr>
-              <w:t xml:space="preserve">Read Charges at my branch.</w:t>
+              <w:t xml:space="preserve">Change the channel to Franchise, then Dealer.</w:t>
             </w:r>
           </w:p>
           <w:p>
@@ -20417,7 +20401,7 @@
                 <w:sz w:val="19"/>
                 <w:szCs w:val="19"/>
               </w:rPr>
-              <w:t xml:space="preserve">HR is told of the reply. The branch charges list shows who was charged, what for and how much.</w:t>
+              <w:t xml:space="preserve">The member, phone / email and 6-Pack boxes disappear for Franchise, Dealer, Agent and Marketplace.</w:t>
             </w:r>
           </w:p>
         </w:tc>
@@ -20583,7 +20567,7 @@
                 <w:sz w:val="16"/>
                 <w:szCs w:val="16"/>
               </w:rPr>
-              <w:t xml:space="preserve">SA-CARD</w:t>
+              <w:t xml:space="preserve">SA-NTE</w:t>
             </w:r>
           </w:p>
         </w:tc>
@@ -20616,7 +20600,7 @@
                 <w:sz w:val="20"/>
                 <w:szCs w:val="20"/>
               </w:rPr>
-              <w:t xml:space="preserve">Card amount different from the total</w:t>
+              <w:t xml:space="preserve">Read and answer an NTE; charges at my branch</w:t>
             </w:r>
           </w:p>
           <w:p>
@@ -20632,6 +20616,289 @@
                 <w:sz w:val="15"/>
                 <w:szCs w:val="15"/>
               </w:rPr>
+              <w:t xml:space="preserve">Flow F44 · HR: NTE, memo to an employee, employee page, contributions</w:t>
+            </w:r>
+          </w:p>
+          <w:p>
+            <w:pPr>
+              <w:spacing w:after="20" w:before="0" w:line="264"/>
+            </w:pPr>
+            <w:r>
+              <w:rPr>
+                <w:rFonts w:ascii="Arial" w:cs="Arial" w:eastAsia="Arial" w:hAnsi="Arial"/>
+                <w:color w:val="5B6477"/>
+                <w:sz w:val="19"/>
+                <w:szCs w:val="19"/>
+              </w:rPr>
+              <w:t xml:space="preserve">1.  </w:t>
+            </w:r>
+            <w:r>
+              <w:rPr>
+                <w:rFonts w:ascii="Arial" w:cs="Arial" w:eastAsia="Arial" w:hAnsi="Arial"/>
+                <w:sz w:val="19"/>
+                <w:szCs w:val="19"/>
+              </w:rPr>
+              <w:t xml:space="preserve">My Pay &amp; Charges → Notice to Explain → type the explanation → Send the reply.</w:t>
+            </w:r>
+          </w:p>
+          <w:p>
+            <w:pPr>
+              <w:spacing w:after="20" w:before="0" w:line="264"/>
+            </w:pPr>
+            <w:r>
+              <w:rPr>
+                <w:rFonts w:ascii="Arial" w:cs="Arial" w:eastAsia="Arial" w:hAnsi="Arial"/>
+                <w:color w:val="5B6477"/>
+                <w:sz w:val="19"/>
+                <w:szCs w:val="19"/>
+              </w:rPr>
+              <w:t xml:space="preserve">2.  </w:t>
+            </w:r>
+            <w:r>
+              <w:rPr>
+                <w:rFonts w:ascii="Arial" w:cs="Arial" w:eastAsia="Arial" w:hAnsi="Arial"/>
+                <w:sz w:val="19"/>
+                <w:szCs w:val="19"/>
+              </w:rPr>
+              <w:t xml:space="preserve">Read Charges at my branch.</w:t>
+            </w:r>
+          </w:p>
+          <w:p>
+            <w:pPr>
+              <w:spacing w:after="0" w:before="60" w:line="264"/>
+            </w:pPr>
+            <w:r>
+              <w:rPr>
+                <w:rFonts w:ascii="Arial" w:cs="Arial" w:eastAsia="Arial" w:hAnsi="Arial"/>
+                <w:b/>
+                <w:bCs/>
+                <w:color w:val="0B1F3A"/>
+                <w:sz w:val="19"/>
+                <w:szCs w:val="19"/>
+              </w:rPr>
+              <w:t xml:space="preserve">You should see: </w:t>
+            </w:r>
+            <w:r>
+              <w:rPr>
+                <w:rFonts w:ascii="Arial" w:cs="Arial" w:eastAsia="Arial" w:hAnsi="Arial"/>
+                <w:sz w:val="19"/>
+                <w:szCs w:val="19"/>
+              </w:rPr>
+              <w:t xml:space="preserve">HR is told of the reply. The branch charges list shows who was charged, what for and how much.</w:t>
+            </w:r>
+          </w:p>
+        </w:tc>
+        <w:tc>
+          <w:tcPr>
+            <w:tcW w:type="dxa" w:w="620"/>
+            <w:tcBorders>
+              <w:top w:val="single" w:color="C9D0DC" w:sz="4"/>
+              <w:left w:val="single" w:color="C9D0DC" w:sz="4"/>
+              <w:bottom w:val="single" w:color="C9D0DC" w:sz="4"/>
+              <w:right w:val="single" w:color="C9D0DC" w:sz="4"/>
+            </w:tcBorders>
+            <w:tcMar>
+              <w:top w:type="dxa" w:w="70"/>
+              <w:left w:type="dxa" w:w="100"/>
+              <w:bottom w:type="dxa" w:w="70"/>
+              <w:right w:type="dxa" w:w="100"/>
+            </w:tcMar>
+            <w:vAlign w:val="center"/>
+          </w:tcPr>
+          <w:p>
+            <w:pPr>
+              <w:spacing w:after="0" w:before="0" w:line="264"/>
+              <w:jc w:val="center"/>
+            </w:pPr>
+            <w:r>
+              <w:rPr>
+                <w:rFonts w:ascii="Arial" w:cs="Arial" w:eastAsia="Arial" w:hAnsi="Arial"/>
+                <w:sz w:val="30"/>
+                <w:szCs w:val="30"/>
+              </w:rPr>
+              <w:t xml:space="preserve">☐</w:t>
+            </w:r>
+          </w:p>
+        </w:tc>
+        <w:tc>
+          <w:tcPr>
+            <w:tcW w:type="dxa" w:w="620"/>
+            <w:tcBorders>
+              <w:top w:val="single" w:color="C9D0DC" w:sz="4"/>
+              <w:left w:val="single" w:color="C9D0DC" w:sz="4"/>
+              <w:bottom w:val="single" w:color="C9D0DC" w:sz="4"/>
+              <w:right w:val="single" w:color="C9D0DC" w:sz="4"/>
+            </w:tcBorders>
+            <w:tcMar>
+              <w:top w:type="dxa" w:w="70"/>
+              <w:left w:type="dxa" w:w="100"/>
+              <w:bottom w:type="dxa" w:w="70"/>
+              <w:right w:type="dxa" w:w="100"/>
+            </w:tcMar>
+            <w:vAlign w:val="center"/>
+          </w:tcPr>
+          <w:p>
+            <w:pPr>
+              <w:spacing w:after="0" w:before="0" w:line="264"/>
+              <w:jc w:val="center"/>
+            </w:pPr>
+            <w:r>
+              <w:rPr>
+                <w:rFonts w:ascii="Arial" w:cs="Arial" w:eastAsia="Arial" w:hAnsi="Arial"/>
+                <w:sz w:val="30"/>
+                <w:szCs w:val="30"/>
+              </w:rPr>
+              <w:t xml:space="preserve">☐</w:t>
+            </w:r>
+          </w:p>
+        </w:tc>
+        <w:tc>
+          <w:tcPr>
+            <w:tcW w:type="dxa" w:w="620"/>
+            <w:tcBorders>
+              <w:top w:val="single" w:color="C9D0DC" w:sz="4"/>
+              <w:left w:val="single" w:color="C9D0DC" w:sz="4"/>
+              <w:bottom w:val="single" w:color="C9D0DC" w:sz="4"/>
+              <w:right w:val="single" w:color="C9D0DC" w:sz="4"/>
+            </w:tcBorders>
+            <w:tcMar>
+              <w:top w:type="dxa" w:w="70"/>
+              <w:left w:type="dxa" w:w="100"/>
+              <w:bottom w:type="dxa" w:w="70"/>
+              <w:right w:type="dxa" w:w="100"/>
+            </w:tcMar>
+            <w:vAlign w:val="center"/>
+          </w:tcPr>
+          <w:p>
+            <w:pPr>
+              <w:spacing w:after="0" w:before="0" w:line="264"/>
+              <w:jc w:val="center"/>
+            </w:pPr>
+            <w:r>
+              <w:rPr>
+                <w:rFonts w:ascii="Arial" w:cs="Arial" w:eastAsia="Arial" w:hAnsi="Arial"/>
+                <w:sz w:val="30"/>
+                <w:szCs w:val="30"/>
+              </w:rPr>
+              <w:t xml:space="preserve">☐</w:t>
+            </w:r>
+          </w:p>
+        </w:tc>
+        <w:tc>
+          <w:tcPr>
+            <w:tcW w:type="dxa" w:w="2040"/>
+            <w:tcBorders>
+              <w:top w:val="single" w:color="C9D0DC" w:sz="4"/>
+              <w:left w:val="single" w:color="C9D0DC" w:sz="4"/>
+              <w:bottom w:val="single" w:color="C9D0DC" w:sz="4"/>
+              <w:right w:val="single" w:color="C9D0DC" w:sz="4"/>
+            </w:tcBorders>
+            <w:tcMar>
+              <w:top w:type="dxa" w:w="70"/>
+              <w:left w:type="dxa" w:w="100"/>
+              <w:bottom w:type="dxa" w:w="70"/>
+              <w:right w:type="dxa" w:w="100"/>
+            </w:tcMar>
+            <w:vAlign w:val="top"/>
+          </w:tcPr>
+          <w:p>
+            <w:pPr>
+              <w:spacing w:after="0" w:before="0" w:line="264"/>
+            </w:pPr>
+            <w:r>
+              <w:rPr>
+                <w:rFonts w:ascii="Arial" w:cs="Arial" w:eastAsia="Arial" w:hAnsi="Arial"/>
+                <w:sz w:val="19"/>
+                <w:szCs w:val="19"/>
+              </w:rPr>
+              <w:t xml:space="preserve"> </w:t>
+            </w:r>
+          </w:p>
+        </w:tc>
+      </w:tr>
+      <w:tr>
+        <w:trPr>
+          <w:cantSplit/>
+        </w:trPr>
+        <w:tc>
+          <w:tcPr>
+            <w:tcW w:type="dxa" w:w="860"/>
+            <w:tcBorders>
+              <w:top w:val="single" w:color="C9D0DC" w:sz="4"/>
+              <w:left w:val="single" w:color="C9D0DC" w:sz="4"/>
+              <w:bottom w:val="single" w:color="C9D0DC" w:sz="4"/>
+              <w:right w:val="single" w:color="C9D0DC" w:sz="4"/>
+            </w:tcBorders>
+            <w:tcMar>
+              <w:top w:type="dxa" w:w="70"/>
+              <w:left w:type="dxa" w:w="100"/>
+              <w:bottom w:type="dxa" w:w="70"/>
+              <w:right w:type="dxa" w:w="100"/>
+            </w:tcMar>
+            <w:vAlign w:val="top"/>
+          </w:tcPr>
+          <w:p>
+            <w:pPr>
+              <w:spacing w:after="0" w:before="0" w:line="264"/>
+            </w:pPr>
+            <w:r>
+              <w:rPr>
+                <w:rFonts w:ascii="Arial" w:cs="Arial" w:eastAsia="Arial" w:hAnsi="Arial"/>
+                <w:b/>
+                <w:bCs/>
+                <w:color w:val="5B6477"/>
+                <w:sz w:val="16"/>
+                <w:szCs w:val="16"/>
+              </w:rPr>
+              <w:t xml:space="preserve">SA-CARD</w:t>
+            </w:r>
+          </w:p>
+        </w:tc>
+        <w:tc>
+          <w:tcPr>
+            <w:tcW w:type="dxa" w:w="5480"/>
+            <w:tcBorders>
+              <w:top w:val="single" w:color="C9D0DC" w:sz="4"/>
+              <w:left w:val="single" w:color="C9D0DC" w:sz="4"/>
+              <w:bottom w:val="single" w:color="C9D0DC" w:sz="4"/>
+              <w:right w:val="single" w:color="C9D0DC" w:sz="4"/>
+            </w:tcBorders>
+            <w:tcMar>
+              <w:top w:type="dxa" w:w="70"/>
+              <w:left w:type="dxa" w:w="100"/>
+              <w:bottom w:type="dxa" w:w="70"/>
+              <w:right w:type="dxa" w:w="100"/>
+            </w:tcMar>
+            <w:vAlign w:val="top"/>
+          </w:tcPr>
+          <w:p>
+            <w:pPr>
+              <w:spacing w:after="40" w:before="0" w:line="264"/>
+            </w:pPr>
+            <w:r>
+              <w:rPr>
+                <w:rFonts w:ascii="Arial" w:cs="Arial" w:eastAsia="Arial" w:hAnsi="Arial"/>
+                <w:b/>
+                <w:bCs/>
+                <w:sz w:val="20"/>
+                <w:szCs w:val="20"/>
+              </w:rPr>
+              <w:t xml:space="preserve">Card amount different from the total</w:t>
+            </w:r>
+          </w:p>
+          <w:p>
+            <w:pPr>
+              <w:spacing w:after="40" w:before="0" w:line="264"/>
+            </w:pPr>
+            <w:r>
+              <w:rPr>
+                <w:rFonts w:ascii="Arial" w:cs="Arial" w:eastAsia="Arial" w:hAnsi="Arial"/>
+                <w:i/>
+                <w:iCs/>
+                <w:color w:val="5B6477"/>
+                <w:sz w:val="15"/>
+                <w:szCs w:val="15"/>
+              </w:rPr>
               <w:t xml:space="preserve">Flow F46 · Editable online income, card amount and card remittance</w:t>
             </w:r>
           </w:p>
@@ -20723,6 +20990,289 @@
                 <w:szCs w:val="19"/>
               </w:rPr>
               <w:t xml:space="preserve">Saving without a reason is refused. The review shows what was charged on the card. The Daily Sales Report shows Card surcharge / rounding.</w:t>
+            </w:r>
+          </w:p>
+        </w:tc>
+        <w:tc>
+          <w:tcPr>
+            <w:tcW w:type="dxa" w:w="620"/>
+            <w:tcBorders>
+              <w:top w:val="single" w:color="C9D0DC" w:sz="4"/>
+              <w:left w:val="single" w:color="C9D0DC" w:sz="4"/>
+              <w:bottom w:val="single" w:color="C9D0DC" w:sz="4"/>
+              <w:right w:val="single" w:color="C9D0DC" w:sz="4"/>
+            </w:tcBorders>
+            <w:tcMar>
+              <w:top w:type="dxa" w:w="70"/>
+              <w:left w:type="dxa" w:w="100"/>
+              <w:bottom w:type="dxa" w:w="70"/>
+              <w:right w:type="dxa" w:w="100"/>
+            </w:tcMar>
+            <w:vAlign w:val="center"/>
+          </w:tcPr>
+          <w:p>
+            <w:pPr>
+              <w:spacing w:after="0" w:before="0" w:line="264"/>
+              <w:jc w:val="center"/>
+            </w:pPr>
+            <w:r>
+              <w:rPr>
+                <w:rFonts w:ascii="Arial" w:cs="Arial" w:eastAsia="Arial" w:hAnsi="Arial"/>
+                <w:sz w:val="30"/>
+                <w:szCs w:val="30"/>
+              </w:rPr>
+              <w:t xml:space="preserve">☐</w:t>
+            </w:r>
+          </w:p>
+        </w:tc>
+        <w:tc>
+          <w:tcPr>
+            <w:tcW w:type="dxa" w:w="620"/>
+            <w:tcBorders>
+              <w:top w:val="single" w:color="C9D0DC" w:sz="4"/>
+              <w:left w:val="single" w:color="C9D0DC" w:sz="4"/>
+              <w:bottom w:val="single" w:color="C9D0DC" w:sz="4"/>
+              <w:right w:val="single" w:color="C9D0DC" w:sz="4"/>
+            </w:tcBorders>
+            <w:tcMar>
+              <w:top w:type="dxa" w:w="70"/>
+              <w:left w:type="dxa" w:w="100"/>
+              <w:bottom w:type="dxa" w:w="70"/>
+              <w:right w:type="dxa" w:w="100"/>
+            </w:tcMar>
+            <w:vAlign w:val="center"/>
+          </w:tcPr>
+          <w:p>
+            <w:pPr>
+              <w:spacing w:after="0" w:before="0" w:line="264"/>
+              <w:jc w:val="center"/>
+            </w:pPr>
+            <w:r>
+              <w:rPr>
+                <w:rFonts w:ascii="Arial" w:cs="Arial" w:eastAsia="Arial" w:hAnsi="Arial"/>
+                <w:sz w:val="30"/>
+                <w:szCs w:val="30"/>
+              </w:rPr>
+              <w:t xml:space="preserve">☐</w:t>
+            </w:r>
+          </w:p>
+        </w:tc>
+        <w:tc>
+          <w:tcPr>
+            <w:tcW w:type="dxa" w:w="620"/>
+            <w:tcBorders>
+              <w:top w:val="single" w:color="C9D0DC" w:sz="4"/>
+              <w:left w:val="single" w:color="C9D0DC" w:sz="4"/>
+              <w:bottom w:val="single" w:color="C9D0DC" w:sz="4"/>
+              <w:right w:val="single" w:color="C9D0DC" w:sz="4"/>
+            </w:tcBorders>
+            <w:tcMar>
+              <w:top w:type="dxa" w:w="70"/>
+              <w:left w:type="dxa" w:w="100"/>
+              <w:bottom w:type="dxa" w:w="70"/>
+              <w:right w:type="dxa" w:w="100"/>
+            </w:tcMar>
+            <w:vAlign w:val="center"/>
+          </w:tcPr>
+          <w:p>
+            <w:pPr>
+              <w:spacing w:after="0" w:before="0" w:line="264"/>
+              <w:jc w:val="center"/>
+            </w:pPr>
+            <w:r>
+              <w:rPr>
+                <w:rFonts w:ascii="Arial" w:cs="Arial" w:eastAsia="Arial" w:hAnsi="Arial"/>
+                <w:sz w:val="30"/>
+                <w:szCs w:val="30"/>
+              </w:rPr>
+              <w:t xml:space="preserve">☐</w:t>
+            </w:r>
+          </w:p>
+        </w:tc>
+        <w:tc>
+          <w:tcPr>
+            <w:tcW w:type="dxa" w:w="2040"/>
+            <w:tcBorders>
+              <w:top w:val="single" w:color="C9D0DC" w:sz="4"/>
+              <w:left w:val="single" w:color="C9D0DC" w:sz="4"/>
+              <w:bottom w:val="single" w:color="C9D0DC" w:sz="4"/>
+              <w:right w:val="single" w:color="C9D0DC" w:sz="4"/>
+            </w:tcBorders>
+            <w:tcMar>
+              <w:top w:type="dxa" w:w="70"/>
+              <w:left w:type="dxa" w:w="100"/>
+              <w:bottom w:type="dxa" w:w="70"/>
+              <w:right w:type="dxa" w:w="100"/>
+            </w:tcMar>
+            <w:vAlign w:val="top"/>
+          </w:tcPr>
+          <w:p>
+            <w:pPr>
+              <w:spacing w:after="0" w:before="0" w:line="264"/>
+            </w:pPr>
+            <w:r>
+              <w:rPr>
+                <w:rFonts w:ascii="Arial" w:cs="Arial" w:eastAsia="Arial" w:hAnsi="Arial"/>
+                <w:sz w:val="19"/>
+                <w:szCs w:val="19"/>
+              </w:rPr>
+              <w:t xml:space="preserve"> </w:t>
+            </w:r>
+          </w:p>
+        </w:tc>
+      </w:tr>
+      <w:tr>
+        <w:trPr>
+          <w:cantSplit/>
+        </w:trPr>
+        <w:tc>
+          <w:tcPr>
+            <w:tcW w:type="dxa" w:w="860"/>
+            <w:tcBorders>
+              <w:top w:val="single" w:color="C9D0DC" w:sz="4"/>
+              <w:left w:val="single" w:color="C9D0DC" w:sz="4"/>
+              <w:bottom w:val="single" w:color="C9D0DC" w:sz="4"/>
+              <w:right w:val="single" w:color="C9D0DC" w:sz="4"/>
+            </w:tcBorders>
+            <w:tcMar>
+              <w:top w:type="dxa" w:w="70"/>
+              <w:left w:type="dxa" w:w="100"/>
+              <w:bottom w:type="dxa" w:w="70"/>
+              <w:right w:type="dxa" w:w="100"/>
+            </w:tcMar>
+            <w:vAlign w:val="top"/>
+          </w:tcPr>
+          <w:p>
+            <w:pPr>
+              <w:spacing w:after="0" w:before="0" w:line="264"/>
+            </w:pPr>
+            <w:r>
+              <w:rPr>
+                <w:rFonts w:ascii="Arial" w:cs="Arial" w:eastAsia="Arial" w:hAnsi="Arial"/>
+                <w:b/>
+                <w:bCs/>
+                <w:color w:val="5B6477"/>
+                <w:sz w:val="16"/>
+                <w:szCs w:val="16"/>
+              </w:rPr>
+              <w:t xml:space="preserve">SA-WHF</w:t>
+            </w:r>
+          </w:p>
+        </w:tc>
+        <w:tc>
+          <w:tcPr>
+            <w:tcW w:type="dxa" w:w="5480"/>
+            <w:tcBorders>
+              <w:top w:val="single" w:color="C9D0DC" w:sz="4"/>
+              <w:left w:val="single" w:color="C9D0DC" w:sz="4"/>
+              <w:bottom w:val="single" w:color="C9D0DC" w:sz="4"/>
+              <w:right w:val="single" w:color="C9D0DC" w:sz="4"/>
+            </w:tcBorders>
+            <w:tcMar>
+              <w:top w:type="dxa" w:w="70"/>
+              <w:left w:type="dxa" w:w="100"/>
+              <w:bottom w:type="dxa" w:w="70"/>
+              <w:right w:type="dxa" w:w="100"/>
+            </w:tcMar>
+            <w:vAlign w:val="top"/>
+          </w:tcPr>
+          <w:p>
+            <w:pPr>
+              <w:spacing w:after="40" w:before="0" w:line="264"/>
+            </w:pPr>
+            <w:r>
+              <w:rPr>
+                <w:rFonts w:ascii="Arial" w:cs="Arial" w:eastAsia="Arial" w:hAnsi="Arial"/>
+                <w:b/>
+                <w:bCs/>
+                <w:sz w:val="20"/>
+                <w:szCs w:val="20"/>
+              </w:rPr>
+              <w:t xml:space="preserve">The sales associate at the warehouse store has no cash fund</w:t>
+            </w:r>
+          </w:p>
+          <w:p>
+            <w:pPr>
+              <w:spacing w:after="40" w:before="0" w:line="264"/>
+            </w:pPr>
+            <w:r>
+              <w:rPr>
+                <w:rFonts w:ascii="Arial" w:cs="Arial" w:eastAsia="Arial" w:hAnsi="Arial"/>
+                <w:i/>
+                <w:iCs/>
+                <w:color w:val="5B6477"/>
+                <w:sz w:val="15"/>
+                <w:szCs w:val="15"/>
+              </w:rPr>
+              <w:t xml:space="preserve">Flow F47 · Warehouse cash funds tied to franchise DRs</w:t>
+            </w:r>
+          </w:p>
+          <w:p>
+            <w:pPr>
+              <w:spacing w:after="20" w:before="0" w:line="264"/>
+            </w:pPr>
+            <w:r>
+              <w:rPr>
+                <w:rFonts w:ascii="Arial" w:cs="Arial" w:eastAsia="Arial" w:hAnsi="Arial"/>
+                <w:color w:val="5B6477"/>
+                <w:sz w:val="19"/>
+                <w:szCs w:val="19"/>
+              </w:rPr>
+              <w:t xml:space="preserve">1.  </w:t>
+            </w:r>
+            <w:r>
+              <w:rPr>
+                <w:rFonts w:ascii="Arial" w:cs="Arial" w:eastAsia="Arial" w:hAnsi="Arial"/>
+                <w:sz w:val="19"/>
+                <w:szCs w:val="19"/>
+              </w:rPr>
+              <w:t xml:space="preserve">Sign in as the warehouse store's sales associate → Petty Cash Fund.</w:t>
+            </w:r>
+          </w:p>
+          <w:p>
+            <w:pPr>
+              <w:spacing w:after="20" w:before="0" w:line="264"/>
+            </w:pPr>
+            <w:r>
+              <w:rPr>
+                <w:rFonts w:ascii="Arial" w:cs="Arial" w:eastAsia="Arial" w:hAnsi="Arial"/>
+                <w:color w:val="5B6477"/>
+                <w:sz w:val="19"/>
+                <w:szCs w:val="19"/>
+              </w:rPr>
+              <w:t xml:space="preserve">2.  </w:t>
+            </w:r>
+            <w:r>
+              <w:rPr>
+                <w:rFonts w:ascii="Arial" w:cs="Arial" w:eastAsia="Arial" w:hAnsi="Arial"/>
+                <w:sz w:val="19"/>
+                <w:szCs w:val="19"/>
+              </w:rPr>
+              <w:t xml:space="preserve">Try Expenses → Paid from Cash fund.</w:t>
+            </w:r>
+          </w:p>
+          <w:p>
+            <w:pPr>
+              <w:spacing w:after="0" w:before="60" w:line="264"/>
+            </w:pPr>
+            <w:r>
+              <w:rPr>
+                <w:rFonts w:ascii="Arial" w:cs="Arial" w:eastAsia="Arial" w:hAnsi="Arial"/>
+                <w:b/>
+                <w:bCs/>
+                <w:color w:val="0B1F3A"/>
+                <w:sz w:val="19"/>
+                <w:szCs w:val="19"/>
+              </w:rPr>
+              <w:t xml:space="preserve">You should see: </w:t>
+            </w:r>
+            <w:r>
+              <w:rPr>
+                <w:rFonts w:ascii="Arial" w:cs="Arial" w:eastAsia="Arial" w:hAnsi="Arial"/>
+                <w:sz w:val="19"/>
+                <w:szCs w:val="19"/>
+              </w:rPr>
+              <w:t xml:space="preserve">No warehouse fund is listed and paying from it is refused: the funds are kept by the warehouse custodians.</w:t>
             </w:r>
           </w:p>
         </w:tc>
@@ -20926,7 +21476,7 @@
                 <w:sz w:val="17"/>
                 <w:szCs w:val="17"/>
               </w:rPr>
-              <w:t xml:space="preserve">Passed (of 73)</w:t>
+              <w:t xml:space="preserve">Passed (of 75)</w:t>
             </w:r>
           </w:p>
         </w:tc>

--- a/docs/acceptance-test/per-user/09-sales.westave.docx
+++ b/docs/acceptance-test/per-user/09-sales.westave.docx
@@ -117,7 +117,7 @@
           <w:sz w:val="18"/>
           <w:szCs w:val="18"/>
         </w:rPr>
-        <w:t xml:space="preserve">  ·  75 checks</w:t>
+        <w:t xml:space="preserve">  ·  76 checks</w:t>
       </w:r>
     </w:p>
     <w:tbl>
@@ -21273,6 +21273,267 @@
                 <w:szCs w:val="19"/>
               </w:rPr>
               <w:t xml:space="preserve">No warehouse fund is listed and paying from it is refused: the funds are kept by the warehouse custodians.</w:t>
+            </w:r>
+          </w:p>
+        </w:tc>
+        <w:tc>
+          <w:tcPr>
+            <w:tcW w:type="dxa" w:w="620"/>
+            <w:tcBorders>
+              <w:top w:val="single" w:color="C9D0DC" w:sz="4"/>
+              <w:left w:val="single" w:color="C9D0DC" w:sz="4"/>
+              <w:bottom w:val="single" w:color="C9D0DC" w:sz="4"/>
+              <w:right w:val="single" w:color="C9D0DC" w:sz="4"/>
+            </w:tcBorders>
+            <w:tcMar>
+              <w:top w:type="dxa" w:w="70"/>
+              <w:left w:type="dxa" w:w="100"/>
+              <w:bottom w:type="dxa" w:w="70"/>
+              <w:right w:type="dxa" w:w="100"/>
+            </w:tcMar>
+            <w:vAlign w:val="center"/>
+          </w:tcPr>
+          <w:p>
+            <w:pPr>
+              <w:spacing w:after="0" w:before="0" w:line="264"/>
+              <w:jc w:val="center"/>
+            </w:pPr>
+            <w:r>
+              <w:rPr>
+                <w:rFonts w:ascii="Arial" w:cs="Arial" w:eastAsia="Arial" w:hAnsi="Arial"/>
+                <w:sz w:val="30"/>
+                <w:szCs w:val="30"/>
+              </w:rPr>
+              <w:t xml:space="preserve">☐</w:t>
+            </w:r>
+          </w:p>
+        </w:tc>
+        <w:tc>
+          <w:tcPr>
+            <w:tcW w:type="dxa" w:w="620"/>
+            <w:tcBorders>
+              <w:top w:val="single" w:color="C9D0DC" w:sz="4"/>
+              <w:left w:val="single" w:color="C9D0DC" w:sz="4"/>
+              <w:bottom w:val="single" w:color="C9D0DC" w:sz="4"/>
+              <w:right w:val="single" w:color="C9D0DC" w:sz="4"/>
+            </w:tcBorders>
+            <w:tcMar>
+              <w:top w:type="dxa" w:w="70"/>
+              <w:left w:type="dxa" w:w="100"/>
+              <w:bottom w:type="dxa" w:w="70"/>
+              <w:right w:type="dxa" w:w="100"/>
+            </w:tcMar>
+            <w:vAlign w:val="center"/>
+          </w:tcPr>
+          <w:p>
+            <w:pPr>
+              <w:spacing w:after="0" w:before="0" w:line="264"/>
+              <w:jc w:val="center"/>
+            </w:pPr>
+            <w:r>
+              <w:rPr>
+                <w:rFonts w:ascii="Arial" w:cs="Arial" w:eastAsia="Arial" w:hAnsi="Arial"/>
+                <w:sz w:val="30"/>
+                <w:szCs w:val="30"/>
+              </w:rPr>
+              <w:t xml:space="preserve">☐</w:t>
+            </w:r>
+          </w:p>
+        </w:tc>
+        <w:tc>
+          <w:tcPr>
+            <w:tcW w:type="dxa" w:w="620"/>
+            <w:tcBorders>
+              <w:top w:val="single" w:color="C9D0DC" w:sz="4"/>
+              <w:left w:val="single" w:color="C9D0DC" w:sz="4"/>
+              <w:bottom w:val="single" w:color="C9D0DC" w:sz="4"/>
+              <w:right w:val="single" w:color="C9D0DC" w:sz="4"/>
+            </w:tcBorders>
+            <w:tcMar>
+              <w:top w:type="dxa" w:w="70"/>
+              <w:left w:type="dxa" w:w="100"/>
+              <w:bottom w:type="dxa" w:w="70"/>
+              <w:right w:type="dxa" w:w="100"/>
+            </w:tcMar>
+            <w:vAlign w:val="center"/>
+          </w:tcPr>
+          <w:p>
+            <w:pPr>
+              <w:spacing w:after="0" w:before="0" w:line="264"/>
+              <w:jc w:val="center"/>
+            </w:pPr>
+            <w:r>
+              <w:rPr>
+                <w:rFonts w:ascii="Arial" w:cs="Arial" w:eastAsia="Arial" w:hAnsi="Arial"/>
+                <w:sz w:val="30"/>
+                <w:szCs w:val="30"/>
+              </w:rPr>
+              <w:t xml:space="preserve">☐</w:t>
+            </w:r>
+          </w:p>
+        </w:tc>
+        <w:tc>
+          <w:tcPr>
+            <w:tcW w:type="dxa" w:w="2040"/>
+            <w:tcBorders>
+              <w:top w:val="single" w:color="C9D0DC" w:sz="4"/>
+              <w:left w:val="single" w:color="C9D0DC" w:sz="4"/>
+              <w:bottom w:val="single" w:color="C9D0DC" w:sz="4"/>
+              <w:right w:val="single" w:color="C9D0DC" w:sz="4"/>
+            </w:tcBorders>
+            <w:tcMar>
+              <w:top w:type="dxa" w:w="70"/>
+              <w:left w:type="dxa" w:w="100"/>
+              <w:bottom w:type="dxa" w:w="70"/>
+              <w:right w:type="dxa" w:w="100"/>
+            </w:tcMar>
+            <w:vAlign w:val="top"/>
+          </w:tcPr>
+          <w:p>
+            <w:pPr>
+              <w:spacing w:after="0" w:before="0" w:line="264"/>
+            </w:pPr>
+            <w:r>
+              <w:rPr>
+                <w:rFonts w:ascii="Arial" w:cs="Arial" w:eastAsia="Arial" w:hAnsi="Arial"/>
+                <w:sz w:val="19"/>
+                <w:szCs w:val="19"/>
+              </w:rPr>
+              <w:t xml:space="preserve"> </w:t>
+            </w:r>
+          </w:p>
+        </w:tc>
+      </w:tr>
+      <w:tr>
+        <w:trPr>
+          <w:cantSplit/>
+        </w:trPr>
+        <w:tc>
+          <w:tcPr>
+            <w:tcW w:type="dxa" w:w="860"/>
+            <w:tcBorders>
+              <w:top w:val="single" w:color="C9D0DC" w:sz="4"/>
+              <w:left w:val="single" w:color="C9D0DC" w:sz="4"/>
+              <w:bottom w:val="single" w:color="C9D0DC" w:sz="4"/>
+              <w:right w:val="single" w:color="C9D0DC" w:sz="4"/>
+            </w:tcBorders>
+            <w:tcMar>
+              <w:top w:type="dxa" w:w="70"/>
+              <w:left w:type="dxa" w:w="100"/>
+              <w:bottom w:type="dxa" w:w="70"/>
+              <w:right w:type="dxa" w:w="100"/>
+            </w:tcMar>
+            <w:vAlign w:val="top"/>
+          </w:tcPr>
+          <w:p>
+            <w:pPr>
+              <w:spacing w:after="0" w:before="0" w:line="264"/>
+            </w:pPr>
+            <w:r>
+              <w:rPr>
+                <w:rFonts w:ascii="Arial" w:cs="Arial" w:eastAsia="Arial" w:hAnsi="Arial"/>
+                <w:b/>
+                <w:bCs/>
+                <w:color w:val="5B6477"/>
+                <w:sz w:val="16"/>
+                <w:szCs w:val="16"/>
+              </w:rPr>
+              <w:t xml:space="preserve">SA-DRF</w:t>
+            </w:r>
+          </w:p>
+        </w:tc>
+        <w:tc>
+          <w:tcPr>
+            <w:tcW w:type="dxa" w:w="5480"/>
+            <w:tcBorders>
+              <w:top w:val="single" w:color="C9D0DC" w:sz="4"/>
+              <w:left w:val="single" w:color="C9D0DC" w:sz="4"/>
+              <w:bottom w:val="single" w:color="C9D0DC" w:sz="4"/>
+              <w:right w:val="single" w:color="C9D0DC" w:sz="4"/>
+            </w:tcBorders>
+            <w:tcMar>
+              <w:top w:type="dxa" w:w="70"/>
+              <w:left w:type="dxa" w:w="100"/>
+              <w:bottom w:type="dxa" w:w="70"/>
+              <w:right w:type="dxa" w:w="100"/>
+            </w:tcMar>
+            <w:vAlign w:val="top"/>
+          </w:tcPr>
+          <w:p>
+            <w:pPr>
+              <w:spacing w:after="40" w:before="0" w:line="264"/>
+            </w:pPr>
+            <w:r>
+              <w:rPr>
+                <w:rFonts w:ascii="Arial" w:cs="Arial" w:eastAsia="Arial" w:hAnsi="Arial"/>
+                <w:b/>
+                <w:bCs/>
+                <w:sz w:val="20"/>
+                <w:szCs w:val="20"/>
+              </w:rPr>
+              <w:t xml:space="preserve">Make a DR for a franchisee</w:t>
+            </w:r>
+          </w:p>
+          <w:p>
+            <w:pPr>
+              <w:spacing w:after="40" w:before="0" w:line="264"/>
+            </w:pPr>
+            <w:r>
+              <w:rPr>
+                <w:rFonts w:ascii="Arial" w:cs="Arial" w:eastAsia="Arial" w:hAnsi="Arial"/>
+                <w:i/>
+                <w:iCs/>
+                <w:color w:val="5B6477"/>
+                <w:sz w:val="15"/>
+                <w:szCs w:val="15"/>
+              </w:rPr>
+              <w:t xml:space="preserve">Flow F48 · DR to a franchise reaches its owner and associates</w:t>
+            </w:r>
+          </w:p>
+          <w:p>
+            <w:pPr>
+              <w:spacing w:after="20" w:before="0" w:line="264"/>
+            </w:pPr>
+            <w:r>
+              <w:rPr>
+                <w:rFonts w:ascii="Arial" w:cs="Arial" w:eastAsia="Arial" w:hAnsi="Arial"/>
+                <w:color w:val="5B6477"/>
+                <w:sz w:val="19"/>
+                <w:szCs w:val="19"/>
+              </w:rPr>
+              <w:t xml:space="preserve">1.  </w:t>
+            </w:r>
+            <w:r>
+              <w:rPr>
+                <w:rFonts w:ascii="Arial" w:cs="Arial" w:eastAsia="Arial" w:hAnsi="Arial"/>
+                <w:sz w:val="19"/>
+                <w:szCs w:val="19"/>
+              </w:rPr>
+              <w:t xml:space="preserve">New Sale → choose the franchisee (e.g. Franchise Mayon) and add items → Save.</w:t>
+            </w:r>
+          </w:p>
+          <w:p>
+            <w:pPr>
+              <w:spacing w:after="0" w:before="60" w:line="264"/>
+            </w:pPr>
+            <w:r>
+              <w:rPr>
+                <w:rFonts w:ascii="Arial" w:cs="Arial" w:eastAsia="Arial" w:hAnsi="Arial"/>
+                <w:b/>
+                <w:bCs/>
+                <w:color w:val="0B1F3A"/>
+                <w:sz w:val="19"/>
+                <w:szCs w:val="19"/>
+              </w:rPr>
+              <w:t xml:space="preserve">You should see: </w:t>
+            </w:r>
+            <w:r>
+              <w:rPr>
+                <w:rFonts w:ascii="Arial" w:cs="Arial" w:eastAsia="Arial" w:hAnsi="Arial"/>
+                <w:sz w:val="19"/>
+                <w:szCs w:val="19"/>
+              </w:rPr>
+              <w:t xml:space="preserve">The DR is saved and the franchise owner and associates are told at once; it shows under the franchise's Franchise DRs, whichever channel you ticked.</w:t>
             </w:r>
           </w:p>
         </w:tc>
@@ -21476,7 +21737,7 @@
                 <w:sz w:val="17"/>
                 <w:szCs w:val="17"/>
               </w:rPr>
-              <w:t xml:space="preserve">Passed (of 75)</w:t>
+              <w:t xml:space="preserve">Passed (of 76)</w:t>
             </w:r>
           </w:p>
         </w:tc>
